--- a/WordPress-Performance-Incident-Runbook.docx
+++ b/WordPress-Performance-Incident-Runbook.docx
@@ -1711,6 +1711,39 @@
         </w:rPr>
         <w:t xml:space="preserve">"[CUSTOMIZE: YYYYMMDD-short-name]"</w:t>
       </w:r>
+      <w:r>
+        <w:br/>
+      </w:r>
+      <w:r>
+        <w:rPr>
+          <w:rStyle w:val="BuiltInTok"/>
+        </w:rPr>
+        <w:t xml:space="preserve">export</w:t>
+      </w:r>
+      <w:r>
+        <w:rPr>
+          <w:rStyle w:val="NormalTok"/>
+        </w:rPr>
+        <w:t xml:space="preserve"> </w:t>
+      </w:r>
+      <w:r>
+        <w:rPr>
+          <w:rStyle w:val="VariableTok"/>
+        </w:rPr>
+        <w:t xml:space="preserve">OPTIONS_TABLE</w:t>
+      </w:r>
+      <w:r>
+        <w:rPr>
+          <w:rStyle w:val="OperatorTok"/>
+        </w:rPr>
+        <w:t xml:space="preserve">=</w:t>
+      </w:r>
+      <w:r>
+        <w:rPr>
+          <w:rStyle w:val="StringTok"/>
+        </w:rPr>
+        <w:t xml:space="preserve">"[CUSTOMIZE: wp_options or wp_2_options]"</w:t>
+      </w:r>
     </w:p>
     <w:p>
       <w:pPr>
@@ -1793,6 +1826,51 @@
       </w:r>
       <w:r>
         <w:t xml:space="preserve">to site-specific WP-CLI commands.</w:t>
+      </w:r>
+    </w:p>
+    <w:p>
+      <w:pPr>
+        <w:pStyle w:val="Compact"/>
+        <w:numPr>
+          <w:ilvl w:val="0"/>
+          <w:numId w:val="1011"/>
+        </w:numPr>
+      </w:pPr>
+      <w:r>
+        <w:rPr>
+          <w:rStyle w:val="VerbatimChar"/>
+        </w:rPr>
+        <w:t xml:space="preserve">OPTIONS_TABLE</w:t>
+      </w:r>
+      <w:r>
+        <w:t xml:space="preserve"> </w:t>
+      </w:r>
+      <w:r>
+        <w:t xml:space="preserve">must match the affected site table prefix. For multisite, use the affected blog options table such as</w:t>
+      </w:r>
+      <w:r>
+        <w:t xml:space="preserve"> </w:t>
+      </w:r>
+      <w:r>
+        <w:rPr>
+          <w:rStyle w:val="VerbatimChar"/>
+        </w:rPr>
+        <w:t xml:space="preserve">wp_2_options</w:t>
+      </w:r>
+      <w:r>
+        <w:t xml:space="preserve">, not always</w:t>
+      </w:r>
+      <w:r>
+        <w:t xml:space="preserve"> </w:t>
+      </w:r>
+      <w:r>
+        <w:rPr>
+          <w:rStyle w:val="VerbatimChar"/>
+        </w:rPr>
+        <w:t xml:space="preserve">wp_options</w:t>
+      </w:r>
+      <w:r>
+        <w:t xml:space="preserve">.</w:t>
       </w:r>
     </w:p>
     <w:bookmarkEnd w:id="45"/>
@@ -3633,70 +3711,43 @@
         <w:rPr>
           <w:rStyle w:val="NormalTok"/>
         </w:rPr>
-        <w:t xml:space="preserve"> transient delete </w:t>
+        <w:t xml:space="preserve"> cron event list </w:t>
       </w:r>
       <w:r>
         <w:rPr>
           <w:rStyle w:val="AttributeTok"/>
         </w:rPr>
-        <w:t xml:space="preserve">--expired</w:t>
+        <w:t xml:space="preserve">--due-now</w:t>
       </w:r>
       <w:r>
         <w:br/>
       </w:r>
       <w:r>
-        <w:rPr>
-          <w:rStyle w:val="ExtensionTok"/>
-        </w:rPr>
-        <w:t xml:space="preserve">wp</w:t>
-      </w:r>
-      <w:r>
-        <w:rPr>
-          <w:rStyle w:val="NormalTok"/>
-        </w:rPr>
-        <w:t xml:space="preserve"> </w:t>
-      </w:r>
-      <w:r>
-        <w:rPr>
-          <w:rStyle w:val="AttributeTok"/>
-        </w:rPr>
-        <w:t xml:space="preserve">--path</w:t>
-      </w:r>
-      <w:r>
-        <w:rPr>
-          <w:rStyle w:val="OperatorTok"/>
-        </w:rPr>
-        <w:t xml:space="preserve">=</w:t>
-      </w:r>
-      <w:r>
-        <w:rPr>
-          <w:rStyle w:val="StringTok"/>
-        </w:rPr>
-        <w:t xml:space="preserve">"</w:t>
-      </w:r>
-      <w:r>
-        <w:rPr>
-          <w:rStyle w:val="VariableTok"/>
-        </w:rPr>
-        <w:t xml:space="preserve">$WP_PATH</w:t>
-      </w:r>
-      <w:r>
-        <w:rPr>
-          <w:rStyle w:val="StringTok"/>
-        </w:rPr>
-        <w:t xml:space="preserve">"</w:t>
-      </w:r>
-      <w:r>
-        <w:rPr>
-          <w:rStyle w:val="NormalTok"/>
-        </w:rPr>
-        <w:t xml:space="preserve"> cron event list </w:t>
-      </w:r>
-      <w:r>
-        <w:rPr>
-          <w:rStyle w:val="AttributeTok"/>
-        </w:rPr>
-        <w:t xml:space="preserve">--due-now</w:t>
+        <w:br/>
+      </w:r>
+      <w:r>
+        <w:rPr>
+          <w:rStyle w:val="CommentTok"/>
+        </w:rPr>
+        <w:t xml:space="preserve"># Optional write operation - run only after incident lead approval.</w:t>
+      </w:r>
+      <w:r>
+        <w:br/>
+      </w:r>
+      <w:r>
+        <w:rPr>
+          <w:rStyle w:val="CommentTok"/>
+        </w:rPr>
+        <w:t xml:space="preserve"># This can add database load and remove evidence of transient churn.</w:t>
+      </w:r>
+      <w:r>
+        <w:br/>
+      </w:r>
+      <w:r>
+        <w:rPr>
+          <w:rStyle w:val="CommentTok"/>
+        </w:rPr>
+        <w:t xml:space="preserve"># wp --path="$WP_PATH" transient delete --expired</w:t>
       </w:r>
     </w:p>
     <w:bookmarkEnd w:id="61"/>
@@ -3817,7 +3868,7 @@
         <w:pStyle w:val="FirstParagraph"/>
       </w:pPr>
       <w:r>
-        <w:t xml:space="preserve">No rollback is required for the read-only checks. If an approved cache-rule change is made outside this procedure, restore the previous cache rule from the CDN/host change history.</w:t>
+        <w:t xml:space="preserve">No rollback is required for the default read-only checks. If the optional expired-transient cleanup is approved and run, there is no practical rollback for deleted expired transient rows; rely on application regeneration and continue monitoring. If an approved cache-rule change is made outside this procedure, restore the previous cache rule from the CDN/host change history.</w:t>
       </w:r>
     </w:p>
     <w:bookmarkEnd w:id="63"/>
@@ -5512,7 +5563,19 @@
         <w:rPr>
           <w:rStyle w:val="StringTok"/>
         </w:rPr>
-        <w:t xml:space="preserve">"SELECT option_name, LENGTH(option_value) AS size, autoload FROM wp_options WHERE autoload IN ('yes', 'on', 'auto', 'auto-on') ORDER BY size DESC LIMIT 20;"</w:t>
+        <w:t xml:space="preserve">"SELECT option_name, LENGTH(option_value) AS size, autoload FROM </w:t>
+      </w:r>
+      <w:r>
+        <w:rPr>
+          <w:rStyle w:val="VariableTok"/>
+        </w:rPr>
+        <w:t xml:space="preserve">${OPTIONS_TABLE}</w:t>
+      </w:r>
+      <w:r>
+        <w:rPr>
+          <w:rStyle w:val="StringTok"/>
+        </w:rPr>
+        <w:t xml:space="preserve"> WHERE autoload IN ('yes', 'on', 'auto', 'auto-on') ORDER BY size DESC LIMIT 20;"</w:t>
       </w:r>
       <w:r>
         <w:br/>
@@ -5572,7 +5635,19 @@
         <w:rPr>
           <w:rStyle w:val="StringTok"/>
         </w:rPr>
-        <w:t xml:space="preserve">"SELECT SUM(LENGTH(option_value)) AS autoload_bytes FROM wp_options WHERE autoload IN ('yes', 'on', 'auto', 'auto-on');"</w:t>
+        <w:t xml:space="preserve">"SELECT SUM(LENGTH(option_value)) AS autoload_bytes FROM </w:t>
+      </w:r>
+      <w:r>
+        <w:rPr>
+          <w:rStyle w:val="VariableTok"/>
+        </w:rPr>
+        <w:t xml:space="preserve">${OPTIONS_TABLE}</w:t>
+      </w:r>
+      <w:r>
+        <w:rPr>
+          <w:rStyle w:val="StringTok"/>
+        </w:rPr>
+        <w:t xml:space="preserve"> WHERE autoload IN ('yes', 'on', 'auto', 'auto-on');"</w:t>
       </w:r>
       <w:r>
         <w:br/>
@@ -5815,7 +5890,19 @@
         <w:rPr>
           <w:rStyle w:val="StringTok"/>
         </w:rPr>
-        <w:t xml:space="preserve">"SELECT option_name, autoload FROM wp_options WHERE option_name='[CUSTOMIZE: option_name]';"</w:t>
+        <w:t xml:space="preserve">"SELECT option_name, autoload FROM </w:t>
+      </w:r>
+      <w:r>
+        <w:rPr>
+          <w:rStyle w:val="VariableTok"/>
+        </w:rPr>
+        <w:t xml:space="preserve">${OPTIONS_TABLE}</w:t>
+      </w:r>
+      <w:r>
+        <w:rPr>
+          <w:rStyle w:val="StringTok"/>
+        </w:rPr>
+        <w:t xml:space="preserve"> WHERE option_name='[CUSTOMIZE: option_name]';"</w:t>
       </w:r>
       <w:r>
         <w:br/>
@@ -5959,7 +6046,19 @@
         <w:rPr>
           <w:rStyle w:val="StringTok"/>
         </w:rPr>
-        <w:t xml:space="preserve">"SELECT SUM(LENGTH(option_value)) AS autoload_bytes FROM wp_options WHERE autoload IN ('yes', 'on', 'auto', 'auto-on');"</w:t>
+        <w:t xml:space="preserve">"SELECT SUM(LENGTH(option_value)) AS autoload_bytes FROM </w:t>
+      </w:r>
+      <w:r>
+        <w:rPr>
+          <w:rStyle w:val="VariableTok"/>
+        </w:rPr>
+        <w:t xml:space="preserve">${OPTIONS_TABLE}</w:t>
+      </w:r>
+      <w:r>
+        <w:rPr>
+          <w:rStyle w:val="StringTok"/>
+        </w:rPr>
+        <w:t xml:space="preserve"> WHERE autoload IN ('yes', 'on', 'auto', 'auto-on');"</w:t>
       </w:r>
       <w:r>
         <w:br/>
@@ -6606,57 +6705,27 @@
       </w:r>
       <w:r>
         <w:rPr>
-          <w:rStyle w:val="ExtensionTok"/>
-        </w:rPr>
-        <w:t xml:space="preserve">wp</w:t>
-      </w:r>
-      <w:r>
-        <w:rPr>
-          <w:rStyle w:val="NormalTok"/>
-        </w:rPr>
-        <w:t xml:space="preserve"> </w:t>
-      </w:r>
-      <w:r>
-        <w:rPr>
-          <w:rStyle w:val="AttributeTok"/>
-        </w:rPr>
-        <w:t xml:space="preserve">--path</w:t>
-      </w:r>
-      <w:r>
-        <w:rPr>
-          <w:rStyle w:val="OperatorTok"/>
-        </w:rPr>
-        <w:t xml:space="preserve">=</w:t>
-      </w:r>
-      <w:r>
-        <w:rPr>
-          <w:rStyle w:val="StringTok"/>
-        </w:rPr>
-        <w:t xml:space="preserve">"</w:t>
-      </w:r>
-      <w:r>
-        <w:rPr>
-          <w:rStyle w:val="VariableTok"/>
-        </w:rPr>
-        <w:t xml:space="preserve">$WP_PATH</w:t>
-      </w:r>
-      <w:r>
-        <w:rPr>
-          <w:rStyle w:val="StringTok"/>
-        </w:rPr>
-        <w:t xml:space="preserve">"</w:t>
-      </w:r>
-      <w:r>
-        <w:rPr>
-          <w:rStyle w:val="NormalTok"/>
-        </w:rPr>
-        <w:t xml:space="preserve"> transient delete </w:t>
-      </w:r>
-      <w:r>
-        <w:rPr>
-          <w:rStyle w:val="AttributeTok"/>
-        </w:rPr>
-        <w:t xml:space="preserve">--expired</w:t>
+          <w:rStyle w:val="CommentTok"/>
+        </w:rPr>
+        <w:t xml:space="preserve"># Optional write operation - run only after incident lead approval.</w:t>
+      </w:r>
+      <w:r>
+        <w:br/>
+      </w:r>
+      <w:r>
+        <w:rPr>
+          <w:rStyle w:val="CommentTok"/>
+        </w:rPr>
+        <w:t xml:space="preserve"># This can add database load and remove evidence of transient churn.</w:t>
+      </w:r>
+      <w:r>
+        <w:br/>
+      </w:r>
+      <w:r>
+        <w:rPr>
+          <w:rStyle w:val="CommentTok"/>
+        </w:rPr>
+        <w:t xml:space="preserve"># wp --path="$WP_PATH" transient delete --expired</w:t>
       </w:r>
     </w:p>
     <w:bookmarkEnd w:id="88"/>
@@ -6711,7 +6780,7 @@
         </w:numPr>
       </w:pPr>
       <w:r>
-        <w:t xml:space="preserve">Expired transient cleanup is safe but should not be treated as a primary incident fix.</w:t>
+        <w:t xml:space="preserve">Expired transient cleanup is intentionally not part of the default read-only evidence gathering. If approved, it is only a cleanup action and should not be treated as a primary incident fix.</w:t>
       </w:r>
     </w:p>
     <w:bookmarkEnd w:id="89"/>
@@ -6729,7 +6798,7 @@
         <w:pStyle w:val="FirstParagraph"/>
       </w:pPr>
       <w:r>
-        <w:t xml:space="preserve">Do not flush object cache as rollback. If an approved cache-service restart or configuration change worsens the incident, restore the previous service/configuration state through the hosting/platform control plane.</w:t>
+        <w:t xml:space="preserve">Do not flush object cache as rollback. If optional expired-transient cleanup is approved and run, there is no practical rollback for deleted expired transient rows; rely on application regeneration and continue monitoring. If an approved cache-service restart or configuration change worsens the incident, restore the previous service/configuration state through the hosting/platform control plane.</w:t>
       </w:r>
     </w:p>
     <w:p>

--- a/WordPress-Performance-Incident-Runbook.docx
+++ b/WordPress-Performance-Incident-Runbook.docx
@@ -26,7 +26,7 @@
         <w:t xml:space="preserve">Dan Knauss, General Editor</w:t>
       </w:r>
     </w:p>
-    <w:bookmarkStart w:id="44" w:name="wordpress-performance-incident-runbook"/>
+    <w:bookmarkStart w:id="24" w:name="wordpress-performance-incident-runbook"/>
     <w:p>
       <w:pPr>
         <w:pStyle w:val="Heading1"/>
@@ -141,7 +141,7 @@
           <w:numId w:val="1001"/>
         </w:numPr>
       </w:pPr>
-      <w:hyperlink r:id="rId40">
+      <w:hyperlink r:id="rId20">
         <w:r>
           <w:rPr>
             <w:rStyle w:val="VerbatimChar"/>
@@ -164,7 +164,7 @@
           <w:numId w:val="1001"/>
         </w:numPr>
       </w:pPr>
-      <w:hyperlink r:id="rId41">
+      <w:hyperlink r:id="rId21">
         <w:r>
           <w:rPr>
             <w:rStyle w:val="VerbatimChar"/>
@@ -187,7 +187,7 @@
           <w:numId w:val="1001"/>
         </w:numPr>
       </w:pPr>
-      <w:hyperlink r:id="rId42">
+      <w:hyperlink r:id="rId22">
         <w:r>
           <w:rPr>
             <w:rStyle w:val="VerbatimChar"/>
@@ -210,7 +210,7 @@
           <w:numId w:val="1001"/>
         </w:numPr>
       </w:pPr>
-      <w:hyperlink r:id="rId43">
+      <w:hyperlink r:id="rId23">
         <w:r>
           <w:rPr>
             <w:rStyle w:val="VerbatimChar"/>
@@ -225,8 +225,8 @@
         <w:t xml:space="preserve">explains transients, persistent object cache behavior, and cache-stampede risk.</w:t>
       </w:r>
     </w:p>
-    <w:bookmarkEnd w:id="44"/>
-    <w:bookmarkStart w:id="123" w:name="table-of-contents"/>
+    <w:bookmarkEnd w:id="24"/>
+    <w:bookmarkStart w:id="103" w:name="table-of-contents"/>
     <w:p>
       <w:pPr>
         <w:pStyle w:val="Heading1"/>
@@ -1561,7 +1561,7 @@
         </w:r>
       </w:hyperlink>
     </w:p>
-    <w:bookmarkStart w:id="45" w:name="environment-placeholders"/>
+    <w:bookmarkStart w:id="25" w:name="environment-placeholders"/>
     <w:p>
       <w:pPr>
         <w:pStyle w:val="Heading2"/>
@@ -1873,8 +1873,8 @@
         <w:t xml:space="preserve">.</w:t>
       </w:r>
     </w:p>
-    <w:bookmarkEnd w:id="45"/>
-    <w:bookmarkStart w:id="46" w:name="severity-triggers"/>
+    <w:bookmarkEnd w:id="25"/>
+    <w:bookmarkStart w:id="26" w:name="severity-triggers"/>
     <w:p>
       <w:pPr>
         <w:pStyle w:val="Heading2"/>
@@ -2039,8 +2039,8 @@
         </w:tc>
       </w:tr>
     </w:tbl>
-    <w:bookmarkEnd w:id="46"/>
-    <w:bookmarkStart w:id="47" w:name="safety-rules"/>
+    <w:bookmarkEnd w:id="26"/>
+    <w:bookmarkStart w:id="27" w:name="safety-rules"/>
     <w:p>
       <w:pPr>
         <w:pStyle w:val="Heading2"/>
@@ -2121,8 +2121,8 @@
         <w:t xml:space="preserve">Preserve evidence: save command output, timestamps, and before/after measurements.</w:t>
       </w:r>
     </w:p>
-    <w:bookmarkEnd w:id="47"/>
-    <w:bookmarkStart w:id="48" w:name="first-10-minutes"/>
+    <w:bookmarkEnd w:id="27"/>
+    <w:bookmarkStart w:id="28" w:name="first-10-minutes"/>
     <w:p>
       <w:pPr>
         <w:pStyle w:val="Heading2"/>
@@ -2210,8 +2210,8 @@
         </w:pict>
       </w:r>
     </w:p>
-    <w:bookmarkEnd w:id="48"/>
-    <w:bookmarkStart w:id="57" w:name="X2972ce79a225ec9e67bb45a8282f22384452f4e"/>
+    <w:bookmarkEnd w:id="28"/>
+    <w:bookmarkStart w:id="37" w:name="X2972ce79a225ec9e67bb45a8282f22384452f4e"/>
     <w:p>
       <w:pPr>
         <w:pStyle w:val="Heading2"/>
@@ -2220,7 +2220,7 @@
         <w:t xml:space="preserve">Procedure 1: Initial performance incident triage</w:t>
       </w:r>
     </w:p>
-    <w:bookmarkStart w:id="49" w:name="procedure-metadata"/>
+    <w:bookmarkStart w:id="29" w:name="procedure-metadata"/>
     <w:p>
       <w:pPr>
         <w:pStyle w:val="Heading3"/>
@@ -2277,8 +2277,8 @@
         <w:t xml:space="preserve">Last Drill Date: [CUSTOMIZE: YYYY-MM-DD / N/A]</w:t>
       </w:r>
     </w:p>
-    <w:bookmarkEnd w:id="49"/>
-    <w:bookmarkStart w:id="50" w:name="purpose"/>
+    <w:bookmarkEnd w:id="29"/>
+    <w:bookmarkStart w:id="30" w:name="purpose"/>
     <w:p>
       <w:pPr>
         <w:pStyle w:val="Heading3"/>
@@ -2295,8 +2295,8 @@
         <w:t xml:space="preserve">Establish the incident scope, preserve evidence, and decide which deeper procedure to run next.</w:t>
       </w:r>
     </w:p>
-    <w:bookmarkEnd w:id="50"/>
-    <w:bookmarkStart w:id="51" w:name="prerequisites"/>
+    <w:bookmarkEnd w:id="30"/>
+    <w:bookmarkStart w:id="31" w:name="prerequisites"/>
     <w:p>
       <w:pPr>
         <w:pStyle w:val="Heading3"/>
@@ -2353,8 +2353,8 @@
         <w:t xml:space="preserve">Known affected URL and expected user state: anonymous, logged-in, admin, REST, AJAX, cron, or checkout/account.</w:t>
       </w:r>
     </w:p>
-    <w:bookmarkEnd w:id="51"/>
-    <w:bookmarkStart w:id="52" w:name="commands"/>
+    <w:bookmarkEnd w:id="31"/>
+    <w:bookmarkStart w:id="32" w:name="commands"/>
     <w:p>
       <w:pPr>
         <w:pStyle w:val="Heading3"/>
@@ -2845,8 +2845,8 @@
         <w:t xml:space="preserve"> option get home</w:t>
       </w:r>
     </w:p>
-    <w:bookmarkEnd w:id="52"/>
-    <w:bookmarkStart w:id="53" w:name="expected-output"/>
+    <w:bookmarkEnd w:id="32"/>
+    <w:bookmarkStart w:id="33" w:name="expected-output"/>
     <w:p>
       <w:pPr>
         <w:pStyle w:val="Heading3"/>
@@ -2948,8 +2948,8 @@
         <w:t xml:space="preserve">WP-CLI returns the WordPress version and expected site URLs.</w:t>
       </w:r>
     </w:p>
-    <w:bookmarkEnd w:id="53"/>
-    <w:bookmarkStart w:id="54" w:name="rollback"/>
+    <w:bookmarkEnd w:id="33"/>
+    <w:bookmarkStart w:id="34" w:name="rollback"/>
     <w:p>
       <w:pPr>
         <w:pStyle w:val="Heading3"/>
@@ -2966,8 +2966,8 @@
         <w:t xml:space="preserve">No rollback is required. This procedure is read-only.</w:t>
       </w:r>
     </w:p>
-    <w:bookmarkEnd w:id="54"/>
-    <w:bookmarkStart w:id="55" w:name="verification"/>
+    <w:bookmarkEnd w:id="34"/>
+    <w:bookmarkStart w:id="35" w:name="verification"/>
     <w:p>
       <w:pPr>
         <w:pStyle w:val="Heading3"/>
@@ -3148,8 +3148,8 @@
         <w:t xml:space="preserve">Expected: both checks print success messages.</w:t>
       </w:r>
     </w:p>
-    <w:bookmarkEnd w:id="55"/>
-    <w:bookmarkStart w:id="56" w:name="escalate-if"/>
+    <w:bookmarkEnd w:id="35"/>
+    <w:bookmarkStart w:id="36" w:name="escalate-if"/>
     <w:p>
       <w:pPr>
         <w:pStyle w:val="Heading3"/>
@@ -3201,9 +3201,9 @@
         </w:pict>
       </w:r>
     </w:p>
-    <w:bookmarkEnd w:id="56"/>
-    <w:bookmarkEnd w:id="57"/>
-    <w:bookmarkStart w:id="66" w:name="X83746c02efcb7355199d36e3bbf2b98118bf50d"/>
+    <w:bookmarkEnd w:id="36"/>
+    <w:bookmarkEnd w:id="37"/>
+    <w:bookmarkStart w:id="46" w:name="X83746c02efcb7355199d36e3bbf2b98118bf50d"/>
     <w:p>
       <w:pPr>
         <w:pStyle w:val="Heading2"/>
@@ -3212,7 +3212,7 @@
         <w:t xml:space="preserve">Procedure 2: High TTFB on anonymous public pages</w:t>
       </w:r>
     </w:p>
-    <w:bookmarkStart w:id="58" w:name="procedure-metadata-1"/>
+    <w:bookmarkStart w:id="38" w:name="procedure-metadata-1"/>
     <w:p>
       <w:pPr>
         <w:pStyle w:val="Heading3"/>
@@ -3269,8 +3269,8 @@
         <w:t xml:space="preserve">Last Drill Date: [CUSTOMIZE: YYYY-MM-DD / N/A]</w:t>
       </w:r>
     </w:p>
-    <w:bookmarkEnd w:id="58"/>
-    <w:bookmarkStart w:id="59" w:name="purpose-1"/>
+    <w:bookmarkEnd w:id="38"/>
+    <w:bookmarkStart w:id="39" w:name="purpose-1"/>
     <w:p>
       <w:pPr>
         <w:pStyle w:val="Heading3"/>
@@ -3287,8 +3287,8 @@
         <w:t xml:space="preserve">Determine whether high anonymous-page TTFB is caused by cache miss/bypass, transport/edge delay, origin/PHP execution, database work, object-cache misses, or external dependencies.</w:t>
       </w:r>
     </w:p>
-    <w:bookmarkEnd w:id="59"/>
-    <w:bookmarkStart w:id="60" w:name="prerequisites-1"/>
+    <w:bookmarkEnd w:id="39"/>
+    <w:bookmarkStart w:id="40" w:name="prerequisites-1"/>
     <w:p>
       <w:pPr>
         <w:pStyle w:val="Heading3"/>
@@ -3333,8 +3333,8 @@
         <w:t xml:space="preserve">Permission to inspect cache rules and origin metrics.</w:t>
       </w:r>
     </w:p>
-    <w:bookmarkEnd w:id="60"/>
-    <w:bookmarkStart w:id="61" w:name="commands-1"/>
+    <w:bookmarkEnd w:id="40"/>
+    <w:bookmarkStart w:id="41" w:name="commands-1"/>
     <w:p>
       <w:pPr>
         <w:pStyle w:val="Heading3"/>
@@ -3750,8 +3750,8 @@
         <w:t xml:space="preserve"># wp --path="$WP_PATH" transient delete --expired</w:t>
       </w:r>
     </w:p>
-    <w:bookmarkEnd w:id="61"/>
-    <w:bookmarkStart w:id="62" w:name="expected-output-1"/>
+    <w:bookmarkEnd w:id="41"/>
+    <w:bookmarkStart w:id="42" w:name="expected-output-1"/>
     <w:p>
       <w:pPr>
         <w:pStyle w:val="Heading3"/>
@@ -3853,8 +3853,8 @@
         <w:t xml:space="preserve">on anonymous cacheable pages is a red flag because it can fragment or bypass HTML cache.</w:t>
       </w:r>
     </w:p>
-    <w:bookmarkEnd w:id="62"/>
-    <w:bookmarkStart w:id="63" w:name="rollback-1"/>
+    <w:bookmarkEnd w:id="42"/>
+    <w:bookmarkStart w:id="43" w:name="rollback-1"/>
     <w:p>
       <w:pPr>
         <w:pStyle w:val="Heading3"/>
@@ -3871,8 +3871,8 @@
         <w:t xml:space="preserve">No rollback is required for the default read-only checks. If the optional expired-transient cleanup is approved and run, there is no practical rollback for deleted expired transient rows; rely on application regeneration and continue monitoring. If an approved cache-rule change is made outside this procedure, restore the previous cache rule from the CDN/host change history.</w:t>
       </w:r>
     </w:p>
-    <w:bookmarkEnd w:id="63"/>
-    <w:bookmarkStart w:id="64" w:name="verification-1"/>
+    <w:bookmarkEnd w:id="43"/>
+    <w:bookmarkStart w:id="44" w:name="verification-1"/>
     <w:p>
       <w:pPr>
         <w:pStyle w:val="Heading3"/>
@@ -4122,8 +4122,8 @@
         <w:t xml:space="preserve">Expected: cacheable anonymous pages show an intentional cache status and improved TTFB after warming.</w:t>
       </w:r>
     </w:p>
-    <w:bookmarkEnd w:id="64"/>
-    <w:bookmarkStart w:id="65" w:name="escalate-if-1"/>
+    <w:bookmarkEnd w:id="44"/>
+    <w:bookmarkStart w:id="45" w:name="escalate-if-1"/>
     <w:p>
       <w:pPr>
         <w:pStyle w:val="Heading3"/>
@@ -4187,9 +4187,9 @@
         </w:pict>
       </w:r>
     </w:p>
-    <w:bookmarkEnd w:id="65"/>
-    <w:bookmarkEnd w:id="66"/>
-    <w:bookmarkStart w:id="75" w:name="Xc78eb344ec27429bb25e7513b2e40832aa38ddf"/>
+    <w:bookmarkEnd w:id="45"/>
+    <w:bookmarkEnd w:id="46"/>
+    <w:bookmarkStart w:id="55" w:name="Xc78eb344ec27429bb25e7513b2e40832aa38ddf"/>
     <w:p>
       <w:pPr>
         <w:pStyle w:val="Heading2"/>
@@ -4198,7 +4198,7 @@
         <w:t xml:space="preserve">Procedure 3: High TTFB on logged-in, admin, REST, or AJAX requests</w:t>
       </w:r>
     </w:p>
-    <w:bookmarkStart w:id="67" w:name="procedure-metadata-2"/>
+    <w:bookmarkStart w:id="47" w:name="procedure-metadata-2"/>
     <w:p>
       <w:pPr>
         <w:pStyle w:val="Heading3"/>
@@ -4255,8 +4255,8 @@
         <w:t xml:space="preserve">Last Drill Date: [CUSTOMIZE: YYYY-MM-DD / N/A]</w:t>
       </w:r>
     </w:p>
-    <w:bookmarkEnd w:id="67"/>
-    <w:bookmarkStart w:id="68" w:name="purpose-2"/>
+    <w:bookmarkEnd w:id="47"/>
+    <w:bookmarkStart w:id="48" w:name="purpose-2"/>
     <w:p>
       <w:pPr>
         <w:pStyle w:val="Heading3"/>
@@ -4273,8 +4273,8 @@
         <w:t xml:space="preserve">Diagnose slow dynamic requests that cannot be solved by public full-page caching.</w:t>
       </w:r>
     </w:p>
-    <w:bookmarkEnd w:id="68"/>
-    <w:bookmarkStart w:id="69" w:name="prerequisites-2"/>
+    <w:bookmarkEnd w:id="48"/>
+    <w:bookmarkStart w:id="49" w:name="prerequisites-2"/>
     <w:p>
       <w:pPr>
         <w:pStyle w:val="Heading3"/>
@@ -4319,8 +4319,8 @@
         <w:t xml:space="preserve">WP-CLI profile and doctor packages may not be installed; check availability before relying on them.</w:t>
       </w:r>
     </w:p>
-    <w:bookmarkEnd w:id="69"/>
-    <w:bookmarkStart w:id="70" w:name="commands-2"/>
+    <w:bookmarkEnd w:id="49"/>
+    <w:bookmarkStart w:id="50" w:name="commands-2"/>
     <w:p>
       <w:pPr>
         <w:pStyle w:val="Heading3"/>
@@ -5030,8 +5030,8 @@
         <w:t xml:space="preserve">active</w:t>
       </w:r>
     </w:p>
-    <w:bookmarkEnd w:id="70"/>
-    <w:bookmarkStart w:id="71" w:name="expected-output-2"/>
+    <w:bookmarkEnd w:id="50"/>
+    <w:bookmarkStart w:id="51" w:name="expected-output-2"/>
     <w:p>
       <w:pPr>
         <w:pStyle w:val="Heading3"/>
@@ -5115,8 +5115,8 @@
         <w:t xml:space="preserve">Active plugin/theme inventory supports rollback and ownership decisions.</w:t>
       </w:r>
     </w:p>
-    <w:bookmarkEnd w:id="71"/>
-    <w:bookmarkStart w:id="72" w:name="rollback-2"/>
+    <w:bookmarkEnd w:id="51"/>
+    <w:bookmarkStart w:id="52" w:name="rollback-2"/>
     <w:p>
       <w:pPr>
         <w:pStyle w:val="Heading3"/>
@@ -5133,8 +5133,8 @@
         <w:t xml:space="preserve">No rollback is required for profiling. If an approved mitigation disables a plugin/module or changes configuration, restore the previous plugin/configuration state from the incident log or deployment system.</w:t>
       </w:r>
     </w:p>
-    <w:bookmarkEnd w:id="72"/>
-    <w:bookmarkStart w:id="73" w:name="verification-2"/>
+    <w:bookmarkEnd w:id="52"/>
+    <w:bookmarkStart w:id="53" w:name="verification-2"/>
     <w:p>
       <w:pPr>
         <w:pStyle w:val="Heading3"/>
@@ -5300,8 +5300,8 @@
         <w:t xml:space="preserve">Expected: TTFB and total time improve for the same authenticated/dynamic path, or the dominant bottleneck is identified for escalation.</w:t>
       </w:r>
     </w:p>
-    <w:bookmarkEnd w:id="73"/>
-    <w:bookmarkStart w:id="74" w:name="escalate-if-2"/>
+    <w:bookmarkEnd w:id="53"/>
+    <w:bookmarkStart w:id="54" w:name="escalate-if-2"/>
     <w:p>
       <w:pPr>
         <w:pStyle w:val="Heading3"/>
@@ -5365,9 +5365,9 @@
         </w:pict>
       </w:r>
     </w:p>
-    <w:bookmarkEnd w:id="74"/>
-    <w:bookmarkEnd w:id="75"/>
-    <w:bookmarkStart w:id="84" w:name="X78d9c4b3fea6ba66ffeacb2d31c1711612d8c1b"/>
+    <w:bookmarkEnd w:id="54"/>
+    <w:bookmarkEnd w:id="55"/>
+    <w:bookmarkStart w:id="64" w:name="X78d9c4b3fea6ba66ffeacb2d31c1711612d8c1b"/>
     <w:p>
       <w:pPr>
         <w:pStyle w:val="Heading2"/>
@@ -5376,7 +5376,7 @@
         <w:t xml:space="preserve">Procedure 4: Database slowdown, autoload bloat, or expensive queries</w:t>
       </w:r>
     </w:p>
-    <w:bookmarkStart w:id="76" w:name="procedure-metadata-3"/>
+    <w:bookmarkStart w:id="56" w:name="procedure-metadata-3"/>
     <w:p>
       <w:pPr>
         <w:pStyle w:val="Heading3"/>
@@ -5433,8 +5433,8 @@
         <w:t xml:space="preserve">Last Drill Date: [CUSTOMIZE: YYYY-MM-DD / N/A]</w:t>
       </w:r>
     </w:p>
-    <w:bookmarkEnd w:id="76"/>
-    <w:bookmarkStart w:id="77" w:name="purpose-3"/>
+    <w:bookmarkEnd w:id="56"/>
+    <w:bookmarkStart w:id="57" w:name="purpose-3"/>
     <w:p>
       <w:pPr>
         <w:pStyle w:val="Heading3"/>
@@ -5451,8 +5451,8 @@
         <w:t xml:space="preserve">Identify whether database time is dominated by slow queries, too many queries, inefficient query shape, or autoloaded option bloat.</w:t>
       </w:r>
     </w:p>
-    <w:bookmarkEnd w:id="77"/>
-    <w:bookmarkStart w:id="78" w:name="prerequisites-3"/>
+    <w:bookmarkEnd w:id="57"/>
+    <w:bookmarkStart w:id="58" w:name="prerequisites-3"/>
     <w:p>
       <w:pPr>
         <w:pStyle w:val="Heading3"/>
@@ -5497,8 +5497,8 @@
         <w:t xml:space="preserve">Current backup/snapshot before any write operation.</w:t>
       </w:r>
     </w:p>
-    <w:bookmarkEnd w:id="78"/>
-    <w:bookmarkStart w:id="79" w:name="commands-3"/>
+    <w:bookmarkEnd w:id="58"/>
+    <w:bookmarkStart w:id="59" w:name="commands-3"/>
     <w:p>
       <w:pPr>
         <w:pStyle w:val="Heading3"/>
@@ -5710,8 +5710,8 @@
         <w:t xml:space="preserve">--tables</w:t>
       </w:r>
     </w:p>
-    <w:bookmarkEnd w:id="79"/>
-    <w:bookmarkStart w:id="80" w:name="expected-output-3"/>
+    <w:bookmarkEnd w:id="59"/>
+    <w:bookmarkStart w:id="60" w:name="expected-output-3"/>
     <w:p>
       <w:pPr>
         <w:pStyle w:val="Heading3"/>
@@ -5807,8 +5807,8 @@
         <w:t xml:space="preserve">Large tables are identified for deeper query review.</w:t>
       </w:r>
     </w:p>
-    <w:bookmarkEnd w:id="80"/>
-    <w:bookmarkStart w:id="81" w:name="rollback-3"/>
+    <w:bookmarkEnd w:id="60"/>
+    <w:bookmarkStart w:id="61" w:name="rollback-3"/>
     <w:p>
       <w:pPr>
         <w:pStyle w:val="Heading3"/>
@@ -5980,8 +5980,8 @@
         <w:t xml:space="preserve"> on</w:t>
       </w:r>
     </w:p>
-    <w:bookmarkEnd w:id="81"/>
-    <w:bookmarkStart w:id="82" w:name="verification-3"/>
+    <w:bookmarkEnd w:id="61"/>
+    <w:bookmarkStart w:id="62" w:name="verification-3"/>
     <w:p>
       <w:pPr>
         <w:pStyle w:val="Heading3"/>
@@ -6219,8 +6219,8 @@
         <w:t xml:space="preserve">Expected: autoload footprint decreases if that was the target, and the affected request improves without functional regression.</w:t>
       </w:r>
     </w:p>
-    <w:bookmarkEnd w:id="82"/>
-    <w:bookmarkStart w:id="83" w:name="escalate-if-3"/>
+    <w:bookmarkEnd w:id="62"/>
+    <w:bookmarkStart w:id="63" w:name="escalate-if-3"/>
     <w:p>
       <w:pPr>
         <w:pStyle w:val="Heading3"/>
@@ -6296,9 +6296,9 @@
         </w:pict>
       </w:r>
     </w:p>
-    <w:bookmarkEnd w:id="83"/>
-    <w:bookmarkEnd w:id="84"/>
-    <w:bookmarkStart w:id="93" w:name="Xf57d3723339981668969bd6c50405868f5f0541"/>
+    <w:bookmarkEnd w:id="63"/>
+    <w:bookmarkEnd w:id="64"/>
+    <w:bookmarkStart w:id="73" w:name="Xf57d3723339981668969bd6c50405868f5f0541"/>
     <w:p>
       <w:pPr>
         <w:pStyle w:val="Heading2"/>
@@ -6307,7 +6307,7 @@
         <w:t xml:space="preserve">Procedure 5: Object cache failure or cache stampede</w:t>
       </w:r>
     </w:p>
-    <w:bookmarkStart w:id="85" w:name="procedure-metadata-4"/>
+    <w:bookmarkStart w:id="65" w:name="procedure-metadata-4"/>
     <w:p>
       <w:pPr>
         <w:pStyle w:val="Heading3"/>
@@ -6364,8 +6364,8 @@
         <w:t xml:space="preserve">Last Drill Date: [CUSTOMIZE: YYYY-MM-DD / N/A]</w:t>
       </w:r>
     </w:p>
-    <w:bookmarkEnd w:id="85"/>
-    <w:bookmarkStart w:id="86" w:name="purpose-4"/>
+    <w:bookmarkEnd w:id="65"/>
+    <w:bookmarkStart w:id="66" w:name="purpose-4"/>
     <w:p>
       <w:pPr>
         <w:pStyle w:val="Heading3"/>
@@ -6382,8 +6382,8 @@
         <w:t xml:space="preserve">Determine whether a persistent object cache failure, poor hit rate, key misuse, or cache stampede is causing origin/database overload.</w:t>
       </w:r>
     </w:p>
-    <w:bookmarkEnd w:id="86"/>
-    <w:bookmarkStart w:id="87" w:name="prerequisites-4"/>
+    <w:bookmarkEnd w:id="66"/>
+    <w:bookmarkStart w:id="67" w:name="prerequisites-4"/>
     <w:p>
       <w:pPr>
         <w:pStyle w:val="Heading3"/>
@@ -6428,8 +6428,8 @@
         <w:t xml:space="preserve">Approval before restarting cache services or flushing object cache.</w:t>
       </w:r>
     </w:p>
-    <w:bookmarkEnd w:id="87"/>
-    <w:bookmarkStart w:id="88" w:name="commands-4"/>
+    <w:bookmarkEnd w:id="67"/>
+    <w:bookmarkStart w:id="68" w:name="commands-4"/>
     <w:p>
       <w:pPr>
         <w:pStyle w:val="Heading3"/>
@@ -6728,8 +6728,8 @@
         <w:t xml:space="preserve"># wp --path="$WP_PATH" transient delete --expired</w:t>
       </w:r>
     </w:p>
-    <w:bookmarkEnd w:id="88"/>
-    <w:bookmarkStart w:id="89" w:name="expected-output-4"/>
+    <w:bookmarkEnd w:id="68"/>
+    <w:bookmarkStart w:id="69" w:name="expected-output-4"/>
     <w:p>
       <w:pPr>
         <w:pStyle w:val="Heading3"/>
@@ -6783,8 +6783,8 @@
         <w:t xml:space="preserve">Expired transient cleanup is intentionally not part of the default read-only evidence gathering. If approved, it is only a cleanup action and should not be treated as a primary incident fix.</w:t>
       </w:r>
     </w:p>
-    <w:bookmarkEnd w:id="89"/>
-    <w:bookmarkStart w:id="90" w:name="rollback-4"/>
+    <w:bookmarkEnd w:id="69"/>
+    <w:bookmarkStart w:id="70" w:name="rollback-4"/>
     <w:p>
       <w:pPr>
         <w:pStyle w:val="Heading3"/>
@@ -6839,8 +6839,8 @@
         <w:t xml:space="preserve"># wp --path="$WP_PATH" redis disable</w:t>
       </w:r>
     </w:p>
-    <w:bookmarkEnd w:id="90"/>
-    <w:bookmarkStart w:id="91" w:name="verification-4"/>
+    <w:bookmarkEnd w:id="70"/>
+    <w:bookmarkStart w:id="71" w:name="verification-4"/>
     <w:p>
       <w:pPr>
         <w:pStyle w:val="Heading3"/>
@@ -7006,8 +7006,8 @@
         <w:t xml:space="preserve">Expected: database load, cache errors, or TTFB improve after the approved mitigation.</w:t>
       </w:r>
     </w:p>
-    <w:bookmarkEnd w:id="91"/>
-    <w:bookmarkStart w:id="92" w:name="escalate-if-4"/>
+    <w:bookmarkEnd w:id="71"/>
+    <w:bookmarkStart w:id="72" w:name="escalate-if-4"/>
     <w:p>
       <w:pPr>
         <w:pStyle w:val="Heading3"/>
@@ -7095,9 +7095,9 @@
         </w:pict>
       </w:r>
     </w:p>
-    <w:bookmarkEnd w:id="92"/>
-    <w:bookmarkEnd w:id="93"/>
-    <w:bookmarkStart w:id="102" w:name="Xadcb7e5d04c1ad327e3c6b4ab2c3a924786c591"/>
+    <w:bookmarkEnd w:id="72"/>
+    <w:bookmarkEnd w:id="73"/>
+    <w:bookmarkStart w:id="82" w:name="Xadcb7e5d04c1ad327e3c6b4ab2c3a924786c591"/>
     <w:p>
       <w:pPr>
         <w:pStyle w:val="Heading2"/>
@@ -7106,7 +7106,7 @@
         <w:t xml:space="preserve">Procedure 6: WP-Cron or Action Scheduler backlog</w:t>
       </w:r>
     </w:p>
-    <w:bookmarkStart w:id="94" w:name="procedure-metadata-5"/>
+    <w:bookmarkStart w:id="74" w:name="procedure-metadata-5"/>
     <w:p>
       <w:pPr>
         <w:pStyle w:val="Heading3"/>
@@ -7163,8 +7163,8 @@
         <w:t xml:space="preserve">Last Drill Date: [CUSTOMIZE: YYYY-MM-DD / N/A]</w:t>
       </w:r>
     </w:p>
-    <w:bookmarkEnd w:id="94"/>
-    <w:bookmarkStart w:id="95" w:name="purpose-5"/>
+    <w:bookmarkEnd w:id="74"/>
+    <w:bookmarkStart w:id="75" w:name="purpose-5"/>
     <w:p>
       <w:pPr>
         <w:pStyle w:val="Heading3"/>
@@ -7181,8 +7181,8 @@
         <w:t xml:space="preserve">Identify whether due cron events, failed scheduled actions, or overlapping background jobs are causing request-time latency or delayed business workflows.</w:t>
       </w:r>
     </w:p>
-    <w:bookmarkEnd w:id="95"/>
-    <w:bookmarkStart w:id="96" w:name="prerequisites-5"/>
+    <w:bookmarkEnd w:id="75"/>
+    <w:bookmarkStart w:id="76" w:name="prerequisites-5"/>
     <w:p>
       <w:pPr>
         <w:pStyle w:val="Heading3"/>
@@ -7227,8 +7227,8 @@
         <w:t xml:space="preserve">Knowledge of whether WooCommerce or Action Scheduler is active.</w:t>
       </w:r>
     </w:p>
-    <w:bookmarkEnd w:id="96"/>
-    <w:bookmarkStart w:id="97" w:name="commands-5"/>
+    <w:bookmarkEnd w:id="76"/>
+    <w:bookmarkStart w:id="77" w:name="commands-5"/>
     <w:p>
       <w:pPr>
         <w:pStyle w:val="Heading3"/>
@@ -7395,8 +7395,8 @@
         <w:t xml:space="preserve"># wp --path="$WP_PATH" action-scheduler list --status=failed --per-page=20</w:t>
       </w:r>
     </w:p>
-    <w:bookmarkEnd w:id="97"/>
-    <w:bookmarkStart w:id="98" w:name="expected-output-5"/>
+    <w:bookmarkEnd w:id="77"/>
+    <w:bookmarkStart w:id="78" w:name="expected-output-5"/>
     <w:p>
       <w:pPr>
         <w:pStyle w:val="Heading3"/>
@@ -7441,8 +7441,8 @@
         <w:t xml:space="preserve">Failed Action Scheduler jobs identify plugin/business workflow ownership.</w:t>
       </w:r>
     </w:p>
-    <w:bookmarkEnd w:id="98"/>
-    <w:bookmarkStart w:id="99" w:name="rollback-5"/>
+    <w:bookmarkEnd w:id="78"/>
+    <w:bookmarkStart w:id="79" w:name="rollback-5"/>
     <w:p>
       <w:pPr>
         <w:pStyle w:val="Heading3"/>
@@ -7494,8 +7494,8 @@
         <w:t xml:space="preserve">// define( 'DISABLE_WP_CRON', true );</w:t>
       </w:r>
     </w:p>
-    <w:bookmarkEnd w:id="99"/>
-    <w:bookmarkStart w:id="100" w:name="verification-5"/>
+    <w:bookmarkEnd w:id="79"/>
+    <w:bookmarkStart w:id="80" w:name="verification-5"/>
     <w:p>
       <w:pPr>
         <w:pStyle w:val="Heading3"/>
@@ -7709,8 +7709,8 @@
         <w:t xml:space="preserve">Expected: due events decrease or clear; business workflows such as scheduled posts, cleanup jobs, and ecommerce queues resume.</w:t>
       </w:r>
     </w:p>
-    <w:bookmarkEnd w:id="100"/>
-    <w:bookmarkStart w:id="101" w:name="escalate-if-5"/>
+    <w:bookmarkEnd w:id="80"/>
+    <w:bookmarkStart w:id="81" w:name="escalate-if-5"/>
     <w:p>
       <w:pPr>
         <w:pStyle w:val="Heading3"/>
@@ -7774,9 +7774,9 @@
         </w:pict>
       </w:r>
     </w:p>
-    <w:bookmarkEnd w:id="101"/>
-    <w:bookmarkEnd w:id="102"/>
-    <w:bookmarkStart w:id="111" w:name="X2b923f659648e52476e7d8f6178e9bedd6d19bc"/>
+    <w:bookmarkEnd w:id="81"/>
+    <w:bookmarkEnd w:id="82"/>
+    <w:bookmarkStart w:id="91" w:name="X2b923f659648e52476e7d8f6178e9bedd6d19bc"/>
     <w:p>
       <w:pPr>
         <w:pStyle w:val="Heading2"/>
@@ -7785,7 +7785,7 @@
         <w:t xml:space="preserve">Procedure 7: External API, AI connector, or third-party latency</w:t>
       </w:r>
     </w:p>
-    <w:bookmarkStart w:id="103" w:name="procedure-metadata-6"/>
+    <w:bookmarkStart w:id="83" w:name="procedure-metadata-6"/>
     <w:p>
       <w:pPr>
         <w:pStyle w:val="Heading3"/>
@@ -7842,8 +7842,8 @@
         <w:t xml:space="preserve">Last Drill Date: [CUSTOMIZE: YYYY-MM-DD / N/A]</w:t>
       </w:r>
     </w:p>
-    <w:bookmarkEnd w:id="103"/>
-    <w:bookmarkStart w:id="104" w:name="purpose-6"/>
+    <w:bookmarkEnd w:id="83"/>
+    <w:bookmarkStart w:id="84" w:name="purpose-6"/>
     <w:p>
       <w:pPr>
         <w:pStyle w:val="Heading3"/>
@@ -7860,8 +7860,8 @@
         <w:t xml:space="preserve">Identify whether external HTTP calls, WordPress 7.0 AI/connectors integrations, payment/search/CRM APIs, analytics, or embed providers are slowing critical requests.</w:t>
       </w:r>
     </w:p>
-    <w:bookmarkEnd w:id="104"/>
-    <w:bookmarkStart w:id="105" w:name="prerequisites-6"/>
+    <w:bookmarkEnd w:id="84"/>
+    <w:bookmarkStart w:id="85" w:name="prerequisites-6"/>
     <w:p>
       <w:pPr>
         <w:pStyle w:val="Heading3"/>
@@ -7906,8 +7906,8 @@
         <w:t xml:space="preserve">A safe fallback or feature flag is identified before disabling integrations.</w:t>
       </w:r>
     </w:p>
-    <w:bookmarkEnd w:id="105"/>
-    <w:bookmarkStart w:id="106" w:name="commands-6"/>
+    <w:bookmarkEnd w:id="85"/>
+    <w:bookmarkStart w:id="86" w:name="commands-6"/>
     <w:p>
       <w:pPr>
         <w:pStyle w:val="Heading3"/>
@@ -8155,8 +8155,8 @@
         <w:t xml:space="preserve">"</w:t>
       </w:r>
     </w:p>
-    <w:bookmarkEnd w:id="106"/>
-    <w:bookmarkStart w:id="107" w:name="expected-output-6"/>
+    <w:bookmarkEnd w:id="86"/>
+    <w:bookmarkStart w:id="87" w:name="expected-output-6"/>
     <w:p>
       <w:pPr>
         <w:pStyle w:val="Heading3"/>
@@ -8201,8 +8201,8 @@
         <w:t xml:space="preserve">APM traces, if available, should separate HTTP API time from PHP, database, and cache time.</w:t>
       </w:r>
     </w:p>
-    <w:bookmarkEnd w:id="107"/>
-    <w:bookmarkStart w:id="108" w:name="rollback-6"/>
+    <w:bookmarkEnd w:id="87"/>
+    <w:bookmarkStart w:id="88" w:name="rollback-6"/>
     <w:p>
       <w:pPr>
         <w:pStyle w:val="Heading3"/>
@@ -8248,8 +8248,8 @@
         <w:t xml:space="preserve"># wp --path="$WP_PATH" option update "[CUSTOMIZE: option_name]" "[CUSTOMIZE: previous_value]"</w:t>
       </w:r>
     </w:p>
-    <w:bookmarkEnd w:id="108"/>
-    <w:bookmarkStart w:id="109" w:name="verification-6"/>
+    <w:bookmarkEnd w:id="88"/>
+    <w:bookmarkStart w:id="89" w:name="verification-6"/>
     <w:p>
       <w:pPr>
         <w:pStyle w:val="Heading3"/>
@@ -8415,8 +8415,8 @@
         <w:t xml:space="preserve">Expected: request time improves or APM confirms the external dependency is no longer in the critical path.</w:t>
       </w:r>
     </w:p>
-    <w:bookmarkEnd w:id="109"/>
-    <w:bookmarkStart w:id="110" w:name="escalate-if-6"/>
+    <w:bookmarkEnd w:id="89"/>
+    <w:bookmarkStart w:id="90" w:name="escalate-if-6"/>
     <w:p>
       <w:pPr>
         <w:pStyle w:val="Heading3"/>
@@ -8480,9 +8480,9 @@
         </w:pict>
       </w:r>
     </w:p>
-    <w:bookmarkEnd w:id="110"/>
-    <w:bookmarkEnd w:id="111"/>
-    <w:bookmarkStart w:id="120" w:name="procedure-8-core-web-vitals-regression"/>
+    <w:bookmarkEnd w:id="90"/>
+    <w:bookmarkEnd w:id="91"/>
+    <w:bookmarkStart w:id="100" w:name="procedure-8-core-web-vitals-regression"/>
     <w:p>
       <w:pPr>
         <w:pStyle w:val="Heading2"/>
@@ -8491,7 +8491,7 @@
         <w:t xml:space="preserve">Procedure 8: Core Web Vitals regression</w:t>
       </w:r>
     </w:p>
-    <w:bookmarkStart w:id="112" w:name="procedure-metadata-7"/>
+    <w:bookmarkStart w:id="92" w:name="procedure-metadata-7"/>
     <w:p>
       <w:pPr>
         <w:pStyle w:val="Heading3"/>
@@ -8548,8 +8548,8 @@
         <w:t xml:space="preserve">Last Drill Date: [CUSTOMIZE: YYYY-MM-DD / N/A]</w:t>
       </w:r>
     </w:p>
-    <w:bookmarkEnd w:id="112"/>
-    <w:bookmarkStart w:id="113" w:name="purpose-7"/>
+    <w:bookmarkEnd w:id="92"/>
+    <w:bookmarkStart w:id="93" w:name="purpose-7"/>
     <w:p>
       <w:pPr>
         <w:pStyle w:val="Heading3"/>
@@ -8566,8 +8566,8 @@
         <w:t xml:space="preserve">Triage a user-facing LCP, INP, or CLS regression without confusing frontend symptoms with backend, cache, or transport causes.</w:t>
       </w:r>
     </w:p>
-    <w:bookmarkEnd w:id="113"/>
-    <w:bookmarkStart w:id="114" w:name="prerequisites-7"/>
+    <w:bookmarkEnd w:id="93"/>
+    <w:bookmarkStart w:id="94" w:name="prerequisites-7"/>
     <w:p>
       <w:pPr>
         <w:pStyle w:val="Heading3"/>
@@ -8612,8 +8612,8 @@
         <w:t xml:space="preserve">Browser tooling may be required for final diagnosis; if unavailable, capture backend/transport evidence first and escalate for browser inspection.</w:t>
       </w:r>
     </w:p>
-    <w:bookmarkEnd w:id="114"/>
-    <w:bookmarkStart w:id="115" w:name="commands-7"/>
+    <w:bookmarkEnd w:id="94"/>
+    <w:bookmarkStart w:id="95" w:name="commands-7"/>
     <w:p>
       <w:pPr>
         <w:pStyle w:val="Heading3"/>
@@ -8855,8 +8855,8 @@
         <w:t xml:space="preserve">true</w:t>
       </w:r>
     </w:p>
-    <w:bookmarkEnd w:id="115"/>
-    <w:bookmarkStart w:id="116" w:name="expected-output-7"/>
+    <w:bookmarkEnd w:id="95"/>
+    <w:bookmarkStart w:id="96" w:name="expected-output-7"/>
     <w:p>
       <w:pPr>
         <w:pStyle w:val="Heading3"/>
@@ -8901,8 +8901,8 @@
         <w:t xml:space="preserve">Further LCP/INP/CLS diagnosis usually requires browser traces, RUM, or lab tooling.</w:t>
       </w:r>
     </w:p>
-    <w:bookmarkEnd w:id="116"/>
-    <w:bookmarkStart w:id="117" w:name="rollback-7"/>
+    <w:bookmarkEnd w:id="96"/>
+    <w:bookmarkStart w:id="97" w:name="rollback-7"/>
     <w:p>
       <w:pPr>
         <w:pStyle w:val="Heading3"/>
@@ -8919,8 +8919,8 @@
         <w:t xml:space="preserve">If the regression follows a deploy, rollback through the normal release system after incident lead approval. If it follows a CDN/cache/optimization plugin change, restore the previous configuration.</w:t>
       </w:r>
     </w:p>
-    <w:bookmarkEnd w:id="117"/>
-    <w:bookmarkStart w:id="118" w:name="verification-7"/>
+    <w:bookmarkEnd w:id="97"/>
+    <w:bookmarkStart w:id="98" w:name="verification-7"/>
     <w:p>
       <w:pPr>
         <w:pStyle w:val="Heading3"/>
@@ -9086,8 +9086,8 @@
         <w:t xml:space="preserve">Expected: backend/transport signals are healthy before handing off to browser-level investigation; after frontend mitigation, field or lab metrics improve for the same template/device class.</w:t>
       </w:r>
     </w:p>
-    <w:bookmarkEnd w:id="118"/>
-    <w:bookmarkStart w:id="119" w:name="escalate-if-7"/>
+    <w:bookmarkEnd w:id="98"/>
+    <w:bookmarkStart w:id="99" w:name="escalate-if-7"/>
     <w:p>
       <w:pPr>
         <w:pStyle w:val="Heading3"/>
@@ -9151,9 +9151,9 @@
         </w:pict>
       </w:r>
     </w:p>
-    <w:bookmarkEnd w:id="119"/>
-    <w:bookmarkEnd w:id="120"/>
-    <w:bookmarkStart w:id="121" w:name="recovery-verification-checklist"/>
+    <w:bookmarkEnd w:id="99"/>
+    <w:bookmarkEnd w:id="100"/>
+    <w:bookmarkStart w:id="101" w:name="recovery-verification-checklist"/>
     <w:p>
       <w:pPr>
         <w:pStyle w:val="Heading2"/>
@@ -9246,8 +9246,8 @@
         <w:t xml:space="preserve">[ ] Stakeholders know what changed and what remains under watch.</w:t>
       </w:r>
     </w:p>
-    <w:bookmarkEnd w:id="121"/>
-    <w:bookmarkStart w:id="122" w:name="post-incident-follow-up"/>
+    <w:bookmarkEnd w:id="101"/>
+    <w:bookmarkStart w:id="102" w:name="post-incident-follow-up"/>
     <w:p>
       <w:pPr>
         <w:pStyle w:val="Heading2"/>
@@ -9316,10 +9316,10 @@
         <w:t xml:space="preserve">[ ] Update this runbook if responders had to improvise.</w:t>
       </w:r>
     </w:p>
-    <w:bookmarkEnd w:id="122"/>
-    <w:bookmarkEnd w:id="123"/>
+    <w:bookmarkEnd w:id="102"/>
+    <w:bookmarkEnd w:id="103"/>
     <w:sectPr>
-      <w:footerReference r:id="rId31" w:type="default"/>
+      <w:footerReference r:id="rId9" w:type="default"/>
       <w:footnotePr>
         <w:numRestart w:val="eachSect"/>
       </w:footnotePr>

--- a/WordPress-Performance-Incident-Runbook.docx
+++ b/WordPress-Performance-Incident-Runbook.docx
@@ -26,7 +26,7 @@
         <w:t xml:space="preserve">Dan Knauss, General Editor</w:t>
       </w:r>
     </w:p>
-    <w:bookmarkStart w:id="24" w:name="wordpress-performance-incident-runbook"/>
+    <w:bookmarkStart w:id="44" w:name="wordpress-performance-incident-runbook"/>
     <w:p>
       <w:pPr>
         <w:pStyle w:val="Heading1"/>
@@ -141,7 +141,7 @@
           <w:numId w:val="1001"/>
         </w:numPr>
       </w:pPr>
-      <w:hyperlink r:id="rId20">
+      <w:hyperlink r:id="rId40">
         <w:r>
           <w:rPr>
             <w:rStyle w:val="VerbatimChar"/>
@@ -164,7 +164,7 @@
           <w:numId w:val="1001"/>
         </w:numPr>
       </w:pPr>
-      <w:hyperlink r:id="rId21">
+      <w:hyperlink r:id="rId41">
         <w:r>
           <w:rPr>
             <w:rStyle w:val="VerbatimChar"/>
@@ -187,7 +187,7 @@
           <w:numId w:val="1001"/>
         </w:numPr>
       </w:pPr>
-      <w:hyperlink r:id="rId22">
+      <w:hyperlink r:id="rId42">
         <w:r>
           <w:rPr>
             <w:rStyle w:val="VerbatimChar"/>
@@ -210,7 +210,7 @@
           <w:numId w:val="1001"/>
         </w:numPr>
       </w:pPr>
-      <w:hyperlink r:id="rId23">
+      <w:hyperlink r:id="rId43">
         <w:r>
           <w:rPr>
             <w:rStyle w:val="VerbatimChar"/>
@@ -225,8 +225,8 @@
         <w:t xml:space="preserve">explains transients, persistent object cache behavior, and cache-stampede risk.</w:t>
       </w:r>
     </w:p>
-    <w:bookmarkEnd w:id="24"/>
-    <w:bookmarkStart w:id="103" w:name="table-of-contents"/>
+    <w:bookmarkEnd w:id="44"/>
+    <w:bookmarkStart w:id="123" w:name="table-of-contents"/>
     <w:p>
       <w:pPr>
         <w:pStyle w:val="Heading1"/>
@@ -1561,7 +1561,7 @@
         </w:r>
       </w:hyperlink>
     </w:p>
-    <w:bookmarkStart w:id="25" w:name="environment-placeholders"/>
+    <w:bookmarkStart w:id="45" w:name="environment-placeholders"/>
     <w:p>
       <w:pPr>
         <w:pStyle w:val="Heading2"/>
@@ -1697,6 +1697,39 @@
         <w:rPr>
           <w:rStyle w:val="VariableTok"/>
         </w:rPr>
+        <w:t xml:space="preserve">GOOD_URL</w:t>
+      </w:r>
+      <w:r>
+        <w:rPr>
+          <w:rStyle w:val="OperatorTok"/>
+        </w:rPr>
+        <w:t xml:space="preserve">=</w:t>
+      </w:r>
+      <w:r>
+        <w:rPr>
+          <w:rStyle w:val="StringTok"/>
+        </w:rPr>
+        <w:t xml:space="preserve">"[CUSTOMIZE: https://example.com/known-good-url/]"</w:t>
+      </w:r>
+      <w:r>
+        <w:br/>
+      </w:r>
+      <w:r>
+        <w:rPr>
+          <w:rStyle w:val="BuiltInTok"/>
+        </w:rPr>
+        <w:t xml:space="preserve">export</w:t>
+      </w:r>
+      <w:r>
+        <w:rPr>
+          <w:rStyle w:val="NormalTok"/>
+        </w:rPr>
+        <w:t xml:space="preserve"> </w:t>
+      </w:r>
+      <w:r>
+        <w:rPr>
+          <w:rStyle w:val="VariableTok"/>
+        </w:rPr>
         <w:t xml:space="preserve">INCIDENT_ID</w:t>
       </w:r>
       <w:r>
@@ -1730,6 +1763,183 @@
         <w:rPr>
           <w:rStyle w:val="VariableTok"/>
         </w:rPr>
+        <w:t xml:space="preserve">EVIDENCE_DIR</w:t>
+      </w:r>
+      <w:r>
+        <w:rPr>
+          <w:rStyle w:val="OperatorTok"/>
+        </w:rPr>
+        <w:t xml:space="preserve">=</w:t>
+      </w:r>
+      <w:r>
+        <w:rPr>
+          <w:rStyle w:val="StringTok"/>
+        </w:rPr>
+        <w:t xml:space="preserve">"./incident-</w:t>
+      </w:r>
+      <w:r>
+        <w:rPr>
+          <w:rStyle w:val="VariableTok"/>
+        </w:rPr>
+        <w:t xml:space="preserve">${INCIDENT_ID}</w:t>
+      </w:r>
+      <w:r>
+        <w:rPr>
+          <w:rStyle w:val="StringTok"/>
+        </w:rPr>
+        <w:t xml:space="preserve">"</w:t>
+      </w:r>
+      <w:r>
+        <w:br/>
+      </w:r>
+      <w:r>
+        <w:rPr>
+          <w:rStyle w:val="FunctionTok"/>
+        </w:rPr>
+        <w:t xml:space="preserve">mkdir</w:t>
+      </w:r>
+      <w:r>
+        <w:rPr>
+          <w:rStyle w:val="NormalTok"/>
+        </w:rPr>
+        <w:t xml:space="preserve"> </w:t>
+      </w:r>
+      <w:r>
+        <w:rPr>
+          <w:rStyle w:val="AttributeTok"/>
+        </w:rPr>
+        <w:t xml:space="preserve">-p</w:t>
+      </w:r>
+      <w:r>
+        <w:rPr>
+          <w:rStyle w:val="NormalTok"/>
+        </w:rPr>
+        <w:t xml:space="preserve"> </w:t>
+      </w:r>
+      <w:r>
+        <w:rPr>
+          <w:rStyle w:val="StringTok"/>
+        </w:rPr>
+        <w:t xml:space="preserve">"</w:t>
+      </w:r>
+      <w:r>
+        <w:rPr>
+          <w:rStyle w:val="VariableTok"/>
+        </w:rPr>
+        <w:t xml:space="preserve">$EVIDENCE_DIR</w:t>
+      </w:r>
+      <w:r>
+        <w:rPr>
+          <w:rStyle w:val="StringTok"/>
+        </w:rPr>
+        <w:t xml:space="preserve">"</w:t>
+      </w:r>
+      <w:r>
+        <w:br/>
+      </w:r>
+      <w:r>
+        <w:br/>
+      </w:r>
+      <w:r>
+        <w:rPr>
+          <w:rStyle w:val="CommentTok"/>
+        </w:rPr>
+        <w:t xml:space="preserve"># Site-specific WP-CLI arguments. Keep --url for multisite and harmless single-site parity.</w:t>
+      </w:r>
+      <w:r>
+        <w:br/>
+      </w:r>
+      <w:r>
+        <w:rPr>
+          <w:rStyle w:val="VariableTok"/>
+        </w:rPr>
+        <w:t xml:space="preserve">WP_CLI_SITE_ARGS</w:t>
+      </w:r>
+      <w:r>
+        <w:rPr>
+          <w:rStyle w:val="OperatorTok"/>
+        </w:rPr>
+        <w:t xml:space="preserve">=</w:t>
+      </w:r>
+      <w:r>
+        <w:rPr>
+          <w:rStyle w:val="VariableTok"/>
+        </w:rPr>
+        <w:t xml:space="preserve">(</w:t>
+      </w:r>
+      <w:r>
+        <w:rPr>
+          <w:rStyle w:val="NormalTok"/>
+        </w:rPr>
+        <w:t xml:space="preserve">--path=</w:t>
+      </w:r>
+      <w:r>
+        <w:rPr>
+          <w:rStyle w:val="StringTok"/>
+        </w:rPr>
+        <w:t xml:space="preserve">"</w:t>
+      </w:r>
+      <w:r>
+        <w:rPr>
+          <w:rStyle w:val="VariableTok"/>
+        </w:rPr>
+        <w:t xml:space="preserve">$WP_PATH</w:t>
+      </w:r>
+      <w:r>
+        <w:rPr>
+          <w:rStyle w:val="StringTok"/>
+        </w:rPr>
+        <w:t xml:space="preserve">"</w:t>
+      </w:r>
+      <w:r>
+        <w:rPr>
+          <w:rStyle w:val="NormalTok"/>
+        </w:rPr>
+        <w:t xml:space="preserve"> --url=</w:t>
+      </w:r>
+      <w:r>
+        <w:rPr>
+          <w:rStyle w:val="StringTok"/>
+        </w:rPr>
+        <w:t xml:space="preserve">"</w:t>
+      </w:r>
+      <w:r>
+        <w:rPr>
+          <w:rStyle w:val="VariableTok"/>
+        </w:rPr>
+        <w:t xml:space="preserve">$SITE_URL</w:t>
+      </w:r>
+      <w:r>
+        <w:rPr>
+          <w:rStyle w:val="StringTok"/>
+        </w:rPr>
+        <w:t xml:space="preserve">"</w:t>
+      </w:r>
+      <w:r>
+        <w:rPr>
+          <w:rStyle w:val="VariableTok"/>
+        </w:rPr>
+        <w:t xml:space="preserve">)</w:t>
+      </w:r>
+      <w:r>
+        <w:br/>
+      </w:r>
+      <w:r>
+        <w:br/>
+      </w:r>
+      <w:r>
+        <w:rPr>
+          <w:rStyle w:val="CommentTok"/>
+        </w:rPr>
+        <w:t xml:space="preserve"># Derive the affected site's options table instead of hand-typing wp_options/wp_2_options.</w:t>
+      </w:r>
+      <w:r>
+        <w:br/>
+      </w:r>
+      <w:r>
+        <w:rPr>
+          <w:rStyle w:val="VariableTok"/>
+        </w:rPr>
         <w:t xml:space="preserve">OPTIONS_TABLE</w:t>
       </w:r>
       <w:r>
@@ -1742,7 +1952,256 @@
         <w:rPr>
           <w:rStyle w:val="StringTok"/>
         </w:rPr>
-        <w:t xml:space="preserve">"[CUSTOMIZE: wp_options or wp_2_options]"</w:t>
+        <w:t xml:space="preserve">"</w:t>
+      </w:r>
+      <w:r>
+        <w:rPr>
+          <w:rStyle w:val="VariableTok"/>
+        </w:rPr>
+        <w:t xml:space="preserve">$(</w:t>
+      </w:r>
+      <w:r>
+        <w:rPr>
+          <w:rStyle w:val="ExtensionTok"/>
+        </w:rPr>
+        <w:t xml:space="preserve">wp</w:t>
+      </w:r>
+      <w:r>
+        <w:rPr>
+          <w:rStyle w:val="NormalTok"/>
+        </w:rPr>
+        <w:t xml:space="preserve"> </w:t>
+      </w:r>
+      <w:r>
+        <w:rPr>
+          <w:rStyle w:val="StringTok"/>
+        </w:rPr>
+        <w:t xml:space="preserve">"</w:t>
+      </w:r>
+      <w:r>
+        <w:rPr>
+          <w:rStyle w:val="VariableTok"/>
+        </w:rPr>
+        <w:t xml:space="preserve">${WP_CLI_SITE_ARGS</w:t>
+      </w:r>
+      <w:r>
+        <w:rPr>
+          <w:rStyle w:val="OperatorTok"/>
+        </w:rPr>
+        <w:t xml:space="preserve">[@]</w:t>
+      </w:r>
+      <w:r>
+        <w:rPr>
+          <w:rStyle w:val="VariableTok"/>
+        </w:rPr>
+        <w:t xml:space="preserve">}</w:t>
+      </w:r>
+      <w:r>
+        <w:rPr>
+          <w:rStyle w:val="StringTok"/>
+        </w:rPr>
+        <w:t xml:space="preserve">"</w:t>
+      </w:r>
+      <w:r>
+        <w:rPr>
+          <w:rStyle w:val="NormalTok"/>
+        </w:rPr>
+        <w:t xml:space="preserve"> db prefix</w:t>
+      </w:r>
+      <w:r>
+        <w:rPr>
+          <w:rStyle w:val="VariableTok"/>
+        </w:rPr>
+        <w:t xml:space="preserve">)</w:t>
+      </w:r>
+      <w:r>
+        <w:rPr>
+          <w:rStyle w:val="StringTok"/>
+        </w:rPr>
+        <w:t xml:space="preserve">options"</w:t>
+      </w:r>
+      <w:r>
+        <w:br/>
+      </w:r>
+      <w:r>
+        <w:rPr>
+          <w:rStyle w:val="ExtensionTok"/>
+        </w:rPr>
+        <w:t xml:space="preserve">wp</w:t>
+      </w:r>
+      <w:r>
+        <w:rPr>
+          <w:rStyle w:val="NormalTok"/>
+        </w:rPr>
+        <w:t xml:space="preserve"> </w:t>
+      </w:r>
+      <w:r>
+        <w:rPr>
+          <w:rStyle w:val="StringTok"/>
+        </w:rPr>
+        <w:t xml:space="preserve">"</w:t>
+      </w:r>
+      <w:r>
+        <w:rPr>
+          <w:rStyle w:val="VariableTok"/>
+        </w:rPr>
+        <w:t xml:space="preserve">${WP_CLI_SITE_ARGS</w:t>
+      </w:r>
+      <w:r>
+        <w:rPr>
+          <w:rStyle w:val="OperatorTok"/>
+        </w:rPr>
+        <w:t xml:space="preserve">[@]</w:t>
+      </w:r>
+      <w:r>
+        <w:rPr>
+          <w:rStyle w:val="VariableTok"/>
+        </w:rPr>
+        <w:t xml:space="preserve">}</w:t>
+      </w:r>
+      <w:r>
+        <w:rPr>
+          <w:rStyle w:val="StringTok"/>
+        </w:rPr>
+        <w:t xml:space="preserve">"</w:t>
+      </w:r>
+      <w:r>
+        <w:rPr>
+          <w:rStyle w:val="NormalTok"/>
+        </w:rPr>
+        <w:t xml:space="preserve"> db query </w:t>
+      </w:r>
+      <w:r>
+        <w:rPr>
+          <w:rStyle w:val="StringTok"/>
+        </w:rPr>
+        <w:t xml:space="preserve">"SHOW TABLES LIKE '</w:t>
+      </w:r>
+      <w:r>
+        <w:rPr>
+          <w:rStyle w:val="VariableTok"/>
+        </w:rPr>
+        <w:t xml:space="preserve">${OPTIONS_TABLE}</w:t>
+      </w:r>
+      <w:r>
+        <w:rPr>
+          <w:rStyle w:val="StringTok"/>
+        </w:rPr>
+        <w:t xml:space="preserve">';"</w:t>
+      </w:r>
+      <w:r>
+        <w:br/>
+      </w:r>
+      <w:r>
+        <w:br/>
+      </w:r>
+      <w:r>
+        <w:rPr>
+          <w:rStyle w:val="CommentTok"/>
+        </w:rPr>
+        <w:t xml:space="preserve"># Authenticated/dynamic request placeholders. Leave empty for anonymous checks.</w:t>
+      </w:r>
+      <w:r>
+        <w:br/>
+      </w:r>
+      <w:r>
+        <w:rPr>
+          <w:rStyle w:val="VariableTok"/>
+        </w:rPr>
+        <w:t xml:space="preserve">COOKIE_JAR</w:t>
+      </w:r>
+      <w:r>
+        <w:rPr>
+          <w:rStyle w:val="OperatorTok"/>
+        </w:rPr>
+        <w:t xml:space="preserve">=</w:t>
+      </w:r>
+      <w:r>
+        <w:rPr>
+          <w:rStyle w:val="StringTok"/>
+        </w:rPr>
+        <w:t xml:space="preserve">"[CUSTOMIZE: /path/to/auth-cookies.txt or empty]"</w:t>
+      </w:r>
+      <w:r>
+        <w:br/>
+      </w:r>
+      <w:r>
+        <w:rPr>
+          <w:rStyle w:val="VariableTok"/>
+        </w:rPr>
+        <w:t xml:space="preserve">AUTH_HEADER</w:t>
+      </w:r>
+      <w:r>
+        <w:rPr>
+          <w:rStyle w:val="OperatorTok"/>
+        </w:rPr>
+        <w:t xml:space="preserve">=</w:t>
+      </w:r>
+      <w:r>
+        <w:rPr>
+          <w:rStyle w:val="StringTok"/>
+        </w:rPr>
+        <w:t xml:space="preserve">"[CUSTOMIZE: Authorization: Bearer token or empty]"</w:t>
+      </w:r>
+      <w:r>
+        <w:br/>
+      </w:r>
+      <w:r>
+        <w:rPr>
+          <w:rStyle w:val="VariableTok"/>
+        </w:rPr>
+        <w:t xml:space="preserve">EXPECTED_STATUS</w:t>
+      </w:r>
+      <w:r>
+        <w:rPr>
+          <w:rStyle w:val="OperatorTok"/>
+        </w:rPr>
+        <w:t xml:space="preserve">=</w:t>
+      </w:r>
+      <w:r>
+        <w:rPr>
+          <w:rStyle w:val="StringTok"/>
+        </w:rPr>
+        <w:t xml:space="preserve">"[CUSTOMIZE: expected HTTP status, e.g. 200]"</w:t>
+      </w:r>
+      <w:r>
+        <w:br/>
+      </w:r>
+      <w:r>
+        <w:rPr>
+          <w:rStyle w:val="VariableTok"/>
+        </w:rPr>
+        <w:t xml:space="preserve">CURL_AUTH_ARGS</w:t>
+      </w:r>
+      <w:r>
+        <w:rPr>
+          <w:rStyle w:val="OperatorTok"/>
+        </w:rPr>
+        <w:t xml:space="preserve">=</w:t>
+      </w:r>
+      <w:r>
+        <w:rPr>
+          <w:rStyle w:val="VariableTok"/>
+        </w:rPr>
+        <w:t xml:space="preserve">()</w:t>
+      </w:r>
+      <w:r>
+        <w:br/>
+      </w:r>
+      <w:r>
+        <w:rPr>
+          <w:rStyle w:val="CommentTok"/>
+        </w:rPr>
+        <w:t xml:space="preserve"># CURL_AUTH_ARGS=(-b "$COOKIE_JAR")</w:t>
+      </w:r>
+      <w:r>
+        <w:br/>
+      </w:r>
+      <w:r>
+        <w:rPr>
+          <w:rStyle w:val="CommentTok"/>
+        </w:rPr>
+        <w:t xml:space="preserve"># CURL_AUTH_ARGS=(-H "$AUTH_HEADER")</w:t>
       </w:r>
     </w:p>
     <w:p>
@@ -1810,7 +2269,7 @@
         </w:numPr>
       </w:pPr>
       <w:r>
-        <w:t xml:space="preserve">Multisite incidents must add</w:t>
+        <w:t xml:space="preserve">Site-specific WP-CLI commands use</w:t>
       </w:r>
       <w:r>
         <w:t xml:space="preserve"> </w:t>
@@ -1819,13 +2278,22 @@
         <w:rPr>
           <w:rStyle w:val="VerbatimChar"/>
         </w:rPr>
+        <w:t xml:space="preserve">WP_CLI_SITE_ARGS</w:t>
+      </w:r>
+      <w:r>
+        <w:t xml:space="preserve">; for multisite this targets the affected blog with</w:t>
+      </w:r>
+      <w:r>
+        <w:t xml:space="preserve"> </w:t>
+      </w:r>
+      <w:r>
+        <w:rPr>
+          <w:rStyle w:val="VerbatimChar"/>
+        </w:rPr>
         <w:t xml:space="preserve">--url="$SITE_URL"</w:t>
       </w:r>
       <w:r>
-        <w:t xml:space="preserve"> </w:t>
-      </w:r>
-      <w:r>
-        <w:t xml:space="preserve">to site-specific WP-CLI commands.</w:t>
+        <w:t xml:space="preserve">.</w:t>
       </w:r>
     </w:p>
     <w:p>
@@ -1846,7 +2314,7 @@
         <w:t xml:space="preserve"> </w:t>
       </w:r>
       <w:r>
-        <w:t xml:space="preserve">must match the affected site table prefix. For multisite, use the affected blog options table such as</w:t>
+        <w:t xml:space="preserve">is derived from</w:t>
       </w:r>
       <w:r>
         <w:t xml:space="preserve"> </w:t>
@@ -1855,26 +2323,17 @@
         <w:rPr>
           <w:rStyle w:val="VerbatimChar"/>
         </w:rPr>
-        <w:t xml:space="preserve">wp_2_options</w:t>
-      </w:r>
-      <w:r>
-        <w:t xml:space="preserve">, not always</w:t>
-      </w:r>
-      <w:r>
-        <w:t xml:space="preserve"> </w:t>
-      </w:r>
-      <w:r>
-        <w:rPr>
-          <w:rStyle w:val="VerbatimChar"/>
-        </w:rPr>
-        <w:t xml:space="preserve">wp_options</w:t>
-      </w:r>
-      <w:r>
-        <w:t xml:space="preserve">.</w:t>
-      </w:r>
-    </w:p>
-    <w:bookmarkEnd w:id="25"/>
-    <w:bookmarkStart w:id="26" w:name="severity-triggers"/>
+        <w:t xml:space="preserve">wp db prefix</w:t>
+      </w:r>
+      <w:r>
+        <w:t xml:space="preserve"> </w:t>
+      </w:r>
+      <w:r>
+        <w:t xml:space="preserve">for the selected site and verified before raw SQL is used. For network-wide checks, label the command as network-wide before running it.</w:t>
+      </w:r>
+    </w:p>
+    <w:bookmarkEnd w:id="45"/>
+    <w:bookmarkStart w:id="46" w:name="severity-triggers"/>
     <w:p>
       <w:pPr>
         <w:pStyle w:val="Heading2"/>
@@ -2039,8 +2498,8 @@
         </w:tc>
       </w:tr>
     </w:tbl>
-    <w:bookmarkEnd w:id="26"/>
-    <w:bookmarkStart w:id="27" w:name="safety-rules"/>
+    <w:bookmarkEnd w:id="46"/>
+    <w:bookmarkStart w:id="47" w:name="safety-rules"/>
     <w:p>
       <w:pPr>
         <w:pStyle w:val="Heading2"/>
@@ -2121,8 +2580,8 @@
         <w:t xml:space="preserve">Preserve evidence: save command output, timestamps, and before/after measurements.</w:t>
       </w:r>
     </w:p>
-    <w:bookmarkEnd w:id="27"/>
-    <w:bookmarkStart w:id="28" w:name="first-10-minutes"/>
+    <w:bookmarkEnd w:id="47"/>
+    <w:bookmarkStart w:id="48" w:name="first-10-minutes"/>
     <w:p>
       <w:pPr>
         <w:pStyle w:val="Heading2"/>
@@ -2176,7 +2635,19 @@
         </w:numPr>
       </w:pPr>
       <w:r>
-        <w:t xml:space="preserve">Capture response headers and timings for one affected URL and one known-good URL.</w:t>
+        <w:t xml:space="preserve">Capture response headers and timings for one affected URL and one known-good URL into</w:t>
+      </w:r>
+      <w:r>
+        <w:t xml:space="preserve"> </w:t>
+      </w:r>
+      <w:r>
+        <w:rPr>
+          <w:rStyle w:val="VerbatimChar"/>
+        </w:rPr>
+        <w:t xml:space="preserve">EVIDENCE_DIR</w:t>
+      </w:r>
+      <w:r>
+        <w:t xml:space="preserve">.</w:t>
       </w:r>
     </w:p>
     <w:p>
@@ -2210,8 +2681,8 @@
         </w:pict>
       </w:r>
     </w:p>
-    <w:bookmarkEnd w:id="28"/>
-    <w:bookmarkStart w:id="37" w:name="X2972ce79a225ec9e67bb45a8282f22384452f4e"/>
+    <w:bookmarkEnd w:id="48"/>
+    <w:bookmarkStart w:id="57" w:name="X2972ce79a225ec9e67bb45a8282f22384452f4e"/>
     <w:p>
       <w:pPr>
         <w:pStyle w:val="Heading2"/>
@@ -2220,7 +2691,7 @@
         <w:t xml:space="preserve">Procedure 1: Initial performance incident triage</w:t>
       </w:r>
     </w:p>
-    <w:bookmarkStart w:id="29" w:name="procedure-metadata"/>
+    <w:bookmarkStart w:id="49" w:name="procedure-metadata"/>
     <w:p>
       <w:pPr>
         <w:pStyle w:val="Heading3"/>
@@ -2277,8 +2748,8 @@
         <w:t xml:space="preserve">Last Drill Date: [CUSTOMIZE: YYYY-MM-DD / N/A]</w:t>
       </w:r>
     </w:p>
-    <w:bookmarkEnd w:id="29"/>
-    <w:bookmarkStart w:id="30" w:name="purpose"/>
+    <w:bookmarkEnd w:id="49"/>
+    <w:bookmarkStart w:id="50" w:name="purpose"/>
     <w:p>
       <w:pPr>
         <w:pStyle w:val="Heading3"/>
@@ -2295,8 +2766,8 @@
         <w:t xml:space="preserve">Establish the incident scope, preserve evidence, and decide which deeper procedure to run next.</w:t>
       </w:r>
     </w:p>
-    <w:bookmarkEnd w:id="30"/>
-    <w:bookmarkStart w:id="31" w:name="prerequisites"/>
+    <w:bookmarkEnd w:id="50"/>
+    <w:bookmarkStart w:id="51" w:name="prerequisites"/>
     <w:p>
       <w:pPr>
         <w:pStyle w:val="Heading3"/>
@@ -2350,11 +2821,11 @@
         </w:numPr>
       </w:pPr>
       <w:r>
-        <w:t xml:space="preserve">Known affected URL and expected user state: anonymous, logged-in, admin, REST, AJAX, cron, or checkout/account.</w:t>
-      </w:r>
-    </w:p>
-    <w:bookmarkEnd w:id="31"/>
-    <w:bookmarkStart w:id="32" w:name="commands"/>
+        <w:t xml:space="preserve">Known affected URL, known-good URL, and expected user state: anonymous, logged-in, admin, REST, AJAX, cron, or checkout/account.</w:t>
+      </w:r>
+    </w:p>
+    <w:bookmarkEnd w:id="51"/>
+    <w:bookmarkStart w:id="52" w:name="commands"/>
     <w:p>
       <w:pPr>
         <w:pStyle w:val="Heading3"/>
@@ -2536,7 +3007,19 @@
         <w:rPr>
           <w:rStyle w:val="StringTok"/>
         </w:rPr>
-        <w:t xml:space="preserve">"headers-</w:t>
+        <w:t xml:space="preserve">"</w:t>
+      </w:r>
+      <w:r>
+        <w:rPr>
+          <w:rStyle w:val="VariableTok"/>
+        </w:rPr>
+        <w:t xml:space="preserve">$EVIDENCE_DIR</w:t>
+      </w:r>
+      <w:r>
+        <w:rPr>
+          <w:rStyle w:val="StringTok"/>
+        </w:rPr>
+        <w:t xml:space="preserve">/headers-</w:t>
       </w:r>
       <w:r>
         <w:rPr>
@@ -2548,7 +3031,7 @@
         <w:rPr>
           <w:rStyle w:val="StringTok"/>
         </w:rPr>
-        <w:t xml:space="preserve">.txt"</w:t>
+        <w:t xml:space="preserve">-target.txt"</w:t>
       </w:r>
       <w:r>
         <w:rPr>
@@ -2587,7 +3070,7 @@
         <w:rPr>
           <w:rStyle w:val="StringTok"/>
         </w:rPr>
-        <w:t xml:space="preserve">'dns:%{time_namelookup} connect:%{time_connect} tls:%{time_appconnect} ttfb:%{time_starttransfer} total:%{time_total} code:%{http_code}\n'</w:t>
+        <w:t xml:space="preserve">'target dns:%{time_namelookup} connect:%{time_connect} tls:%{time_appconnect} ttfb:%{time_starttransfer} total:%{time_total} code:%{http_code}\n'</w:t>
       </w:r>
       <w:r>
         <w:rPr>
@@ -2636,6 +3119,168 @@
       </w:r>
       <w:r>
         <w:rPr>
+          <w:rStyle w:val="ExtensionTok"/>
+        </w:rPr>
+        <w:t xml:space="preserve">curl</w:t>
+      </w:r>
+      <w:r>
+        <w:rPr>
+          <w:rStyle w:val="NormalTok"/>
+        </w:rPr>
+        <w:t xml:space="preserve"> </w:t>
+      </w:r>
+      <w:r>
+        <w:rPr>
+          <w:rStyle w:val="AttributeTok"/>
+        </w:rPr>
+        <w:t xml:space="preserve">-sS</w:t>
+      </w:r>
+      <w:r>
+        <w:rPr>
+          <w:rStyle w:val="NormalTok"/>
+        </w:rPr>
+        <w:t xml:space="preserve"> </w:t>
+      </w:r>
+      <w:r>
+        <w:rPr>
+          <w:rStyle w:val="AttributeTok"/>
+        </w:rPr>
+        <w:t xml:space="preserve">-o</w:t>
+      </w:r>
+      <w:r>
+        <w:rPr>
+          <w:rStyle w:val="NormalTok"/>
+        </w:rPr>
+        <w:t xml:space="preserve"> /dev/null </w:t>
+      </w:r>
+      <w:r>
+        <w:rPr>
+          <w:rStyle w:val="AttributeTok"/>
+        </w:rPr>
+        <w:t xml:space="preserve">-D</w:t>
+      </w:r>
+      <w:r>
+        <w:rPr>
+          <w:rStyle w:val="NormalTok"/>
+        </w:rPr>
+        <w:t xml:space="preserve"> </w:t>
+      </w:r>
+      <w:r>
+        <w:rPr>
+          <w:rStyle w:val="StringTok"/>
+        </w:rPr>
+        <w:t xml:space="preserve">"</w:t>
+      </w:r>
+      <w:r>
+        <w:rPr>
+          <w:rStyle w:val="VariableTok"/>
+        </w:rPr>
+        <w:t xml:space="preserve">$EVIDENCE_DIR</w:t>
+      </w:r>
+      <w:r>
+        <w:rPr>
+          <w:rStyle w:val="StringTok"/>
+        </w:rPr>
+        <w:t xml:space="preserve">/headers-</w:t>
+      </w:r>
+      <w:r>
+        <w:rPr>
+          <w:rStyle w:val="VariableTok"/>
+        </w:rPr>
+        <w:t xml:space="preserve">${INCIDENT_ID}</w:t>
+      </w:r>
+      <w:r>
+        <w:rPr>
+          <w:rStyle w:val="StringTok"/>
+        </w:rPr>
+        <w:t xml:space="preserve">-known-good.txt"</w:t>
+      </w:r>
+      <w:r>
+        <w:rPr>
+          <w:rStyle w:val="NormalTok"/>
+        </w:rPr>
+        <w:t xml:space="preserve"> </w:t>
+      </w:r>
+      <w:r>
+        <w:rPr>
+          <w:rStyle w:val="DataTypeTok"/>
+        </w:rPr>
+        <w:t xml:space="preserve">\</w:t>
+      </w:r>
+      <w:r>
+        <w:br/>
+      </w:r>
+      <w:r>
+        <w:rPr>
+          <w:rStyle w:val="NormalTok"/>
+        </w:rPr>
+        <w:t xml:space="preserve">  </w:t>
+      </w:r>
+      <w:r>
+        <w:rPr>
+          <w:rStyle w:val="AttributeTok"/>
+        </w:rPr>
+        <w:t xml:space="preserve">-w</w:t>
+      </w:r>
+      <w:r>
+        <w:rPr>
+          <w:rStyle w:val="NormalTok"/>
+        </w:rPr>
+        <w:t xml:space="preserve"> </w:t>
+      </w:r>
+      <w:r>
+        <w:rPr>
+          <w:rStyle w:val="StringTok"/>
+        </w:rPr>
+        <w:t xml:space="preserve">'known_good dns:%{time_namelookup} connect:%{time_connect} tls:%{time_appconnect} ttfb:%{time_starttransfer} total:%{time_total} code:%{http_code}\n'</w:t>
+      </w:r>
+      <w:r>
+        <w:rPr>
+          <w:rStyle w:val="NormalTok"/>
+        </w:rPr>
+        <w:t xml:space="preserve"> </w:t>
+      </w:r>
+      <w:r>
+        <w:rPr>
+          <w:rStyle w:val="DataTypeTok"/>
+        </w:rPr>
+        <w:t xml:space="preserve">\</w:t>
+      </w:r>
+      <w:r>
+        <w:br/>
+      </w:r>
+      <w:r>
+        <w:rPr>
+          <w:rStyle w:val="NormalTok"/>
+        </w:rPr>
+        <w:t xml:space="preserve">  </w:t>
+      </w:r>
+      <w:r>
+        <w:rPr>
+          <w:rStyle w:val="StringTok"/>
+        </w:rPr>
+        <w:t xml:space="preserve">"</w:t>
+      </w:r>
+      <w:r>
+        <w:rPr>
+          <w:rStyle w:val="VariableTok"/>
+        </w:rPr>
+        <w:t xml:space="preserve">$GOOD_URL</w:t>
+      </w:r>
+      <w:r>
+        <w:rPr>
+          <w:rStyle w:val="StringTok"/>
+        </w:rPr>
+        <w:t xml:space="preserve">"</w:t>
+      </w:r>
+      <w:r>
+        <w:br/>
+      </w:r>
+      <w:r>
+        <w:br/>
+      </w:r>
+      <w:r>
+        <w:rPr>
           <w:rStyle w:val="FunctionTok"/>
         </w:rPr>
         <w:t xml:space="preserve">sed</w:t>
@@ -2674,7 +3319,19 @@
         <w:rPr>
           <w:rStyle w:val="StringTok"/>
         </w:rPr>
-        <w:t xml:space="preserve">"headers-</w:t>
+        <w:t xml:space="preserve">"</w:t>
+      </w:r>
+      <w:r>
+        <w:rPr>
+          <w:rStyle w:val="VariableTok"/>
+        </w:rPr>
+        <w:t xml:space="preserve">$EVIDENCE_DIR</w:t>
+      </w:r>
+      <w:r>
+        <w:rPr>
+          <w:rStyle w:val="StringTok"/>
+        </w:rPr>
+        <w:t xml:space="preserve">/headers-</w:t>
       </w:r>
       <w:r>
         <w:rPr>
@@ -2686,7 +3343,76 @@
         <w:rPr>
           <w:rStyle w:val="StringTok"/>
         </w:rPr>
-        <w:t xml:space="preserve">.txt"</w:t>
+        <w:t xml:space="preserve">-target.txt"</w:t>
+      </w:r>
+      <w:r>
+        <w:br/>
+      </w:r>
+      <w:r>
+        <w:rPr>
+          <w:rStyle w:val="FunctionTok"/>
+        </w:rPr>
+        <w:t xml:space="preserve">sed</w:t>
+      </w:r>
+      <w:r>
+        <w:rPr>
+          <w:rStyle w:val="NormalTok"/>
+        </w:rPr>
+        <w:t xml:space="preserve"> </w:t>
+      </w:r>
+      <w:r>
+        <w:rPr>
+          <w:rStyle w:val="AttributeTok"/>
+        </w:rPr>
+        <w:t xml:space="preserve">-n</w:t>
+      </w:r>
+      <w:r>
+        <w:rPr>
+          <w:rStyle w:val="NormalTok"/>
+        </w:rPr>
+        <w:t xml:space="preserve"> </w:t>
+      </w:r>
+      <w:r>
+        <w:rPr>
+          <w:rStyle w:val="StringTok"/>
+        </w:rPr>
+        <w:t xml:space="preserve">'1,80p'</w:t>
+      </w:r>
+      <w:r>
+        <w:rPr>
+          <w:rStyle w:val="NormalTok"/>
+        </w:rPr>
+        <w:t xml:space="preserve"> </w:t>
+      </w:r>
+      <w:r>
+        <w:rPr>
+          <w:rStyle w:val="StringTok"/>
+        </w:rPr>
+        <w:t xml:space="preserve">"</w:t>
+      </w:r>
+      <w:r>
+        <w:rPr>
+          <w:rStyle w:val="VariableTok"/>
+        </w:rPr>
+        <w:t xml:space="preserve">$EVIDENCE_DIR</w:t>
+      </w:r>
+      <w:r>
+        <w:rPr>
+          <w:rStyle w:val="StringTok"/>
+        </w:rPr>
+        <w:t xml:space="preserve">/headers-</w:t>
+      </w:r>
+      <w:r>
+        <w:rPr>
+          <w:rStyle w:val="VariableTok"/>
+        </w:rPr>
+        <w:t xml:space="preserve">${INCIDENT_ID}</w:t>
+      </w:r>
+      <w:r>
+        <w:rPr>
+          <w:rStyle w:val="StringTok"/>
+        </w:rPr>
+        <w:t xml:space="preserve">-known-good.txt"</w:t>
       </w:r>
       <w:r>
         <w:br/>
@@ -2708,15 +3434,478 @@
       </w:r>
       <w:r>
         <w:rPr>
+          <w:rStyle w:val="StringTok"/>
+        </w:rPr>
+        <w:t xml:space="preserve">"</w:t>
+      </w:r>
+      <w:r>
+        <w:rPr>
+          <w:rStyle w:val="VariableTok"/>
+        </w:rPr>
+        <w:t xml:space="preserve">${WP_CLI_SITE_ARGS</w:t>
+      </w:r>
+      <w:r>
+        <w:rPr>
+          <w:rStyle w:val="OperatorTok"/>
+        </w:rPr>
+        <w:t xml:space="preserve">[@]</w:t>
+      </w:r>
+      <w:r>
+        <w:rPr>
+          <w:rStyle w:val="VariableTok"/>
+        </w:rPr>
+        <w:t xml:space="preserve">}</w:t>
+      </w:r>
+      <w:r>
+        <w:rPr>
+          <w:rStyle w:val="StringTok"/>
+        </w:rPr>
+        <w:t xml:space="preserve">"</w:t>
+      </w:r>
+      <w:r>
+        <w:rPr>
+          <w:rStyle w:val="NormalTok"/>
+        </w:rPr>
+        <w:t xml:space="preserve"> core version</w:t>
+      </w:r>
+      <w:r>
+        <w:br/>
+      </w:r>
+      <w:r>
+        <w:rPr>
+          <w:rStyle w:val="ExtensionTok"/>
+        </w:rPr>
+        <w:t xml:space="preserve">wp</w:t>
+      </w:r>
+      <w:r>
+        <w:rPr>
+          <w:rStyle w:val="NormalTok"/>
+        </w:rPr>
+        <w:t xml:space="preserve"> </w:t>
+      </w:r>
+      <w:r>
+        <w:rPr>
+          <w:rStyle w:val="StringTok"/>
+        </w:rPr>
+        <w:t xml:space="preserve">"</w:t>
+      </w:r>
+      <w:r>
+        <w:rPr>
+          <w:rStyle w:val="VariableTok"/>
+        </w:rPr>
+        <w:t xml:space="preserve">${WP_CLI_SITE_ARGS</w:t>
+      </w:r>
+      <w:r>
+        <w:rPr>
+          <w:rStyle w:val="OperatorTok"/>
+        </w:rPr>
+        <w:t xml:space="preserve">[@]</w:t>
+      </w:r>
+      <w:r>
+        <w:rPr>
+          <w:rStyle w:val="VariableTok"/>
+        </w:rPr>
+        <w:t xml:space="preserve">}</w:t>
+      </w:r>
+      <w:r>
+        <w:rPr>
+          <w:rStyle w:val="StringTok"/>
+        </w:rPr>
+        <w:t xml:space="preserve">"</w:t>
+      </w:r>
+      <w:r>
+        <w:rPr>
+          <w:rStyle w:val="NormalTok"/>
+        </w:rPr>
+        <w:t xml:space="preserve"> option get siteurl</w:t>
+      </w:r>
+      <w:r>
+        <w:br/>
+      </w:r>
+      <w:r>
+        <w:rPr>
+          <w:rStyle w:val="ExtensionTok"/>
+        </w:rPr>
+        <w:t xml:space="preserve">wp</w:t>
+      </w:r>
+      <w:r>
+        <w:rPr>
+          <w:rStyle w:val="NormalTok"/>
+        </w:rPr>
+        <w:t xml:space="preserve"> </w:t>
+      </w:r>
+      <w:r>
+        <w:rPr>
+          <w:rStyle w:val="StringTok"/>
+        </w:rPr>
+        <w:t xml:space="preserve">"</w:t>
+      </w:r>
+      <w:r>
+        <w:rPr>
+          <w:rStyle w:val="VariableTok"/>
+        </w:rPr>
+        <w:t xml:space="preserve">${WP_CLI_SITE_ARGS</w:t>
+      </w:r>
+      <w:r>
+        <w:rPr>
+          <w:rStyle w:val="OperatorTok"/>
+        </w:rPr>
+        <w:t xml:space="preserve">[@]</w:t>
+      </w:r>
+      <w:r>
+        <w:rPr>
+          <w:rStyle w:val="VariableTok"/>
+        </w:rPr>
+        <w:t xml:space="preserve">}</w:t>
+      </w:r>
+      <w:r>
+        <w:rPr>
+          <w:rStyle w:val="StringTok"/>
+        </w:rPr>
+        <w:t xml:space="preserve">"</w:t>
+      </w:r>
+      <w:r>
+        <w:rPr>
+          <w:rStyle w:val="NormalTok"/>
+        </w:rPr>
+        <w:t xml:space="preserve"> option get home</w:t>
+      </w:r>
+    </w:p>
+    <w:bookmarkEnd w:id="52"/>
+    <w:bookmarkStart w:id="53" w:name="expected-output"/>
+    <w:p>
+      <w:pPr>
+        <w:pStyle w:val="Heading3"/>
+      </w:pPr>
+      <w:r>
+        <w:t xml:space="preserve">Expected Output</w:t>
+      </w:r>
+    </w:p>
+    <w:p>
+      <w:pPr>
+        <w:pStyle w:val="Compact"/>
+        <w:numPr>
+          <w:ilvl w:val="0"/>
+          <w:numId w:val="1016"/>
+        </w:numPr>
+      </w:pPr>
+      <w:r>
+        <w:rPr>
+          <w:rStyle w:val="VerbatimChar"/>
+        </w:rPr>
+        <w:t xml:space="preserve">curl</w:t>
+      </w:r>
+      <w:r>
+        <w:t xml:space="preserve"> </w:t>
+      </w:r>
+      <w:r>
+        <w:t xml:space="preserve">reports HTTP status, TTFB, and total time for both affected and known-good URLs.</w:t>
+      </w:r>
+    </w:p>
+    <w:p>
+      <w:pPr>
+        <w:pStyle w:val="Compact"/>
+        <w:numPr>
+          <w:ilvl w:val="0"/>
+          <w:numId w:val="1016"/>
+        </w:numPr>
+      </w:pPr>
+      <w:r>
+        <w:t xml:space="preserve">Response headers show whether the response was a cache</w:t>
+      </w:r>
+      <w:r>
+        <w:t xml:space="preserve"> </w:t>
+      </w:r>
+      <w:r>
+        <w:rPr>
+          <w:rStyle w:val="VerbatimChar"/>
+        </w:rPr>
+        <w:t xml:space="preserve">HIT</w:t>
+      </w:r>
+      <w:r>
+        <w:t xml:space="preserve">,</w:t>
+      </w:r>
+      <w:r>
+        <w:t xml:space="preserve"> </w:t>
+      </w:r>
+      <w:r>
+        <w:rPr>
+          <w:rStyle w:val="VerbatimChar"/>
+        </w:rPr>
+        <w:t xml:space="preserve">MISS</w:t>
+      </w:r>
+      <w:r>
+        <w:t xml:space="preserve">,</w:t>
+      </w:r>
+      <w:r>
+        <w:t xml:space="preserve"> </w:t>
+      </w:r>
+      <w:r>
+        <w:rPr>
+          <w:rStyle w:val="VerbatimChar"/>
+        </w:rPr>
+        <w:t xml:space="preserve">BYPASS</w:t>
+      </w:r>
+      <w:r>
+        <w:t xml:space="preserve">,</w:t>
+      </w:r>
+      <w:r>
+        <w:t xml:space="preserve"> </w:t>
+      </w:r>
+      <w:r>
+        <w:rPr>
+          <w:rStyle w:val="VerbatimChar"/>
+        </w:rPr>
+        <w:t xml:space="preserve">DYNAMIC</w:t>
+      </w:r>
+      <w:r>
+        <w:t xml:space="preserve">, or origin response according to the site/CDN conventions.</w:t>
+      </w:r>
+    </w:p>
+    <w:p>
+      <w:pPr>
+        <w:pStyle w:val="Compact"/>
+        <w:numPr>
+          <w:ilvl w:val="0"/>
+          <w:numId w:val="1016"/>
+        </w:numPr>
+      </w:pPr>
+      <w:r>
+        <w:t xml:space="preserve">WP-CLI returns the WordPress version and expected site URLs.</w:t>
+      </w:r>
+    </w:p>
+    <w:bookmarkEnd w:id="53"/>
+    <w:bookmarkStart w:id="54" w:name="rollback"/>
+    <w:p>
+      <w:pPr>
+        <w:pStyle w:val="Heading3"/>
+      </w:pPr>
+      <w:r>
+        <w:t xml:space="preserve">Rollback</w:t>
+      </w:r>
+    </w:p>
+    <w:p>
+      <w:pPr>
+        <w:pStyle w:val="FirstParagraph"/>
+      </w:pPr>
+      <w:r>
+        <w:t xml:space="preserve">No rollback is required. This procedure is read-only.</w:t>
+      </w:r>
+    </w:p>
+    <w:bookmarkEnd w:id="54"/>
+    <w:bookmarkStart w:id="55" w:name="verification"/>
+    <w:p>
+      <w:pPr>
+        <w:pStyle w:val="Heading3"/>
+      </w:pPr>
+      <w:r>
+        <w:t xml:space="preserve">Verification</w:t>
+      </w:r>
+    </w:p>
+    <w:p>
+      <w:pPr>
+        <w:pStyle w:val="SourceCode"/>
+      </w:pPr>
+      <w:r>
+        <w:rPr>
+          <w:rStyle w:val="BuiltInTok"/>
+        </w:rPr>
+        <w:t xml:space="preserve">test</w:t>
+      </w:r>
+      <w:r>
+        <w:rPr>
+          <w:rStyle w:val="NormalTok"/>
+        </w:rPr>
+        <w:t xml:space="preserve"> </w:t>
+      </w:r>
+      <w:r>
+        <w:rPr>
           <w:rStyle w:val="AttributeTok"/>
         </w:rPr>
-        <w:t xml:space="preserve">--path</w:t>
+        <w:t xml:space="preserve">-s</w:t>
+      </w:r>
+      <w:r>
+        <w:rPr>
+          <w:rStyle w:val="NormalTok"/>
+        </w:rPr>
+        <w:t xml:space="preserve"> </w:t>
+      </w:r>
+      <w:r>
+        <w:rPr>
+          <w:rStyle w:val="StringTok"/>
+        </w:rPr>
+        <w:t xml:space="preserve">"</w:t>
+      </w:r>
+      <w:r>
+        <w:rPr>
+          <w:rStyle w:val="VariableTok"/>
+        </w:rPr>
+        <w:t xml:space="preserve">$EVIDENCE_DIR</w:t>
+      </w:r>
+      <w:r>
+        <w:rPr>
+          <w:rStyle w:val="StringTok"/>
+        </w:rPr>
+        <w:t xml:space="preserve">/headers-</w:t>
+      </w:r>
+      <w:r>
+        <w:rPr>
+          <w:rStyle w:val="VariableTok"/>
+        </w:rPr>
+        <w:t xml:space="preserve">${INCIDENT_ID}</w:t>
+      </w:r>
+      <w:r>
+        <w:rPr>
+          <w:rStyle w:val="StringTok"/>
+        </w:rPr>
+        <w:t xml:space="preserve">-target.txt"</w:t>
+      </w:r>
+      <w:r>
+        <w:rPr>
+          <w:rStyle w:val="NormalTok"/>
+        </w:rPr>
+        <w:t xml:space="preserve"> </w:t>
+      </w:r>
+      <w:r>
+        <w:rPr>
+          <w:rStyle w:val="KeywordTok"/>
+        </w:rPr>
+        <w:t xml:space="preserve">&amp;&amp;</w:t>
+      </w:r>
+      <w:r>
+        <w:rPr>
+          <w:rStyle w:val="NormalTok"/>
+        </w:rPr>
+        <w:t xml:space="preserve"> </w:t>
+      </w:r>
+      <w:r>
+        <w:rPr>
+          <w:rStyle w:val="BuiltInTok"/>
+        </w:rPr>
+        <w:t xml:space="preserve">test</w:t>
+      </w:r>
+      <w:r>
+        <w:rPr>
+          <w:rStyle w:val="NormalTok"/>
+        </w:rPr>
+        <w:t xml:space="preserve"> </w:t>
+      </w:r>
+      <w:r>
+        <w:rPr>
+          <w:rStyle w:val="AttributeTok"/>
+        </w:rPr>
+        <w:t xml:space="preserve">-s</w:t>
+      </w:r>
+      <w:r>
+        <w:rPr>
+          <w:rStyle w:val="NormalTok"/>
+        </w:rPr>
+        <w:t xml:space="preserve"> </w:t>
+      </w:r>
+      <w:r>
+        <w:rPr>
+          <w:rStyle w:val="StringTok"/>
+        </w:rPr>
+        <w:t xml:space="preserve">"</w:t>
+      </w:r>
+      <w:r>
+        <w:rPr>
+          <w:rStyle w:val="VariableTok"/>
+        </w:rPr>
+        <w:t xml:space="preserve">$EVIDENCE_DIR</w:t>
+      </w:r>
+      <w:r>
+        <w:rPr>
+          <w:rStyle w:val="StringTok"/>
+        </w:rPr>
+        <w:t xml:space="preserve">/headers-</w:t>
+      </w:r>
+      <w:r>
+        <w:rPr>
+          <w:rStyle w:val="VariableTok"/>
+        </w:rPr>
+        <w:t xml:space="preserve">${INCIDENT_ID}</w:t>
+      </w:r>
+      <w:r>
+        <w:rPr>
+          <w:rStyle w:val="StringTok"/>
+        </w:rPr>
+        <w:t xml:space="preserve">-known-good.txt"</w:t>
+      </w:r>
+      <w:r>
+        <w:rPr>
+          <w:rStyle w:val="NormalTok"/>
+        </w:rPr>
+        <w:t xml:space="preserve"> </w:t>
+      </w:r>
+      <w:r>
+        <w:rPr>
+          <w:rStyle w:val="KeywordTok"/>
+        </w:rPr>
+        <w:t xml:space="preserve">&amp;&amp;</w:t>
+      </w:r>
+      <w:r>
+        <w:rPr>
+          <w:rStyle w:val="NormalTok"/>
+        </w:rPr>
+        <w:t xml:space="preserve"> </w:t>
+      </w:r>
+      <w:r>
+        <w:rPr>
+          <w:rStyle w:val="BuiltInTok"/>
+        </w:rPr>
+        <w:t xml:space="preserve">echo</w:t>
+      </w:r>
+      <w:r>
+        <w:rPr>
+          <w:rStyle w:val="NormalTok"/>
+        </w:rPr>
+        <w:t xml:space="preserve"> </w:t>
+      </w:r>
+      <w:r>
+        <w:rPr>
+          <w:rStyle w:val="StringTok"/>
+        </w:rPr>
+        <w:t xml:space="preserve">"headers captured"</w:t>
+      </w:r>
+      <w:r>
+        <w:br/>
+      </w:r>
+      <w:r>
+        <w:rPr>
+          <w:rStyle w:val="ExtensionTok"/>
+        </w:rPr>
+        <w:t xml:space="preserve">wp</w:t>
+      </w:r>
+      <w:r>
+        <w:rPr>
+          <w:rStyle w:val="NormalTok"/>
+        </w:rPr>
+        <w:t xml:space="preserve"> </w:t>
+      </w:r>
+      <w:r>
+        <w:rPr>
+          <w:rStyle w:val="StringTok"/>
+        </w:rPr>
+        <w:t xml:space="preserve">"</w:t>
+      </w:r>
+      <w:r>
+        <w:rPr>
+          <w:rStyle w:val="VariableTok"/>
+        </w:rPr>
+        <w:t xml:space="preserve">${WP_CLI_SITE_ARGS</w:t>
       </w:r>
       <w:r>
         <w:rPr>
           <w:rStyle w:val="OperatorTok"/>
         </w:rPr>
-        <w:t xml:space="preserve">=</w:t>
+        <w:t xml:space="preserve">[@]</w:t>
+      </w:r>
+      <w:r>
+        <w:rPr>
+          <w:rStyle w:val="VariableTok"/>
+        </w:rPr>
+        <w:t xml:space="preserve">}</w:t>
       </w:r>
       <w:r>
         <w:rPr>
@@ -2726,236 +3915,39 @@
       </w:r>
       <w:r>
         <w:rPr>
-          <w:rStyle w:val="VariableTok"/>
-        </w:rPr>
-        <w:t xml:space="preserve">$WP_PATH</w:t>
-      </w:r>
-      <w:r>
-        <w:rPr>
-          <w:rStyle w:val="StringTok"/>
-        </w:rPr>
-        <w:t xml:space="preserve">"</w:t>
-      </w:r>
-      <w:r>
-        <w:rPr>
-          <w:rStyle w:val="NormalTok"/>
-        </w:rPr>
-        <w:t xml:space="preserve"> core version</w:t>
-      </w:r>
-      <w:r>
-        <w:br/>
-      </w:r>
-      <w:r>
-        <w:rPr>
-          <w:rStyle w:val="ExtensionTok"/>
-        </w:rPr>
-        <w:t xml:space="preserve">wp</w:t>
-      </w:r>
-      <w:r>
-        <w:rPr>
-          <w:rStyle w:val="NormalTok"/>
-        </w:rPr>
-        <w:t xml:space="preserve"> </w:t>
-      </w:r>
-      <w:r>
-        <w:rPr>
-          <w:rStyle w:val="AttributeTok"/>
-        </w:rPr>
-        <w:t xml:space="preserve">--path</w:t>
-      </w:r>
-      <w:r>
-        <w:rPr>
-          <w:rStyle w:val="OperatorTok"/>
-        </w:rPr>
-        <w:t xml:space="preserve">=</w:t>
-      </w:r>
-      <w:r>
-        <w:rPr>
-          <w:rStyle w:val="StringTok"/>
-        </w:rPr>
-        <w:t xml:space="preserve">"</w:t>
-      </w:r>
-      <w:r>
-        <w:rPr>
-          <w:rStyle w:val="VariableTok"/>
-        </w:rPr>
-        <w:t xml:space="preserve">$WP_PATH</w:t>
-      </w:r>
-      <w:r>
-        <w:rPr>
-          <w:rStyle w:val="StringTok"/>
-        </w:rPr>
-        <w:t xml:space="preserve">"</w:t>
-      </w:r>
-      <w:r>
-        <w:rPr>
-          <w:rStyle w:val="NormalTok"/>
-        </w:rPr>
-        <w:t xml:space="preserve"> option get siteurl</w:t>
-      </w:r>
-      <w:r>
-        <w:br/>
-      </w:r>
-      <w:r>
-        <w:rPr>
-          <w:rStyle w:val="ExtensionTok"/>
-        </w:rPr>
-        <w:t xml:space="preserve">wp</w:t>
-      </w:r>
-      <w:r>
-        <w:rPr>
-          <w:rStyle w:val="NormalTok"/>
-        </w:rPr>
-        <w:t xml:space="preserve"> </w:t>
-      </w:r>
-      <w:r>
-        <w:rPr>
-          <w:rStyle w:val="AttributeTok"/>
-        </w:rPr>
-        <w:t xml:space="preserve">--path</w:t>
-      </w:r>
-      <w:r>
-        <w:rPr>
-          <w:rStyle w:val="OperatorTok"/>
-        </w:rPr>
-        <w:t xml:space="preserve">=</w:t>
-      </w:r>
-      <w:r>
-        <w:rPr>
-          <w:rStyle w:val="StringTok"/>
-        </w:rPr>
-        <w:t xml:space="preserve">"</w:t>
-      </w:r>
-      <w:r>
-        <w:rPr>
-          <w:rStyle w:val="VariableTok"/>
-        </w:rPr>
-        <w:t xml:space="preserve">$WP_PATH</w:t>
-      </w:r>
-      <w:r>
-        <w:rPr>
-          <w:rStyle w:val="StringTok"/>
-        </w:rPr>
-        <w:t xml:space="preserve">"</w:t>
-      </w:r>
-      <w:r>
-        <w:rPr>
-          <w:rStyle w:val="NormalTok"/>
-        </w:rPr>
-        <w:t xml:space="preserve"> option get home</w:t>
-      </w:r>
-    </w:p>
-    <w:bookmarkEnd w:id="32"/>
-    <w:bookmarkStart w:id="33" w:name="expected-output"/>
-    <w:p>
-      <w:pPr>
-        <w:pStyle w:val="Heading3"/>
-      </w:pPr>
-      <w:r>
-        <w:t xml:space="preserve">Expected Output</w:t>
-      </w:r>
-    </w:p>
-    <w:p>
-      <w:pPr>
-        <w:pStyle w:val="Compact"/>
-        <w:numPr>
-          <w:ilvl w:val="0"/>
-          <w:numId w:val="1016"/>
-        </w:numPr>
-      </w:pPr>
-      <w:r>
-        <w:rPr>
-          <w:rStyle w:val="VerbatimChar"/>
-        </w:rPr>
-        <w:t xml:space="preserve">curl</w:t>
-      </w:r>
-      <w:r>
-        <w:t xml:space="preserve"> </w:t>
-      </w:r>
-      <w:r>
-        <w:t xml:space="preserve">reports HTTP status, TTFB, and total time.</w:t>
-      </w:r>
-    </w:p>
-    <w:p>
-      <w:pPr>
-        <w:pStyle w:val="Compact"/>
-        <w:numPr>
-          <w:ilvl w:val="0"/>
-          <w:numId w:val="1016"/>
-        </w:numPr>
-      </w:pPr>
-      <w:r>
-        <w:t xml:space="preserve">Response headers show whether the response was a cache</w:t>
-      </w:r>
-      <w:r>
-        <w:t xml:space="preserve"> </w:t>
-      </w:r>
-      <w:r>
-        <w:rPr>
-          <w:rStyle w:val="VerbatimChar"/>
-        </w:rPr>
-        <w:t xml:space="preserve">HIT</w:t>
-      </w:r>
-      <w:r>
-        <w:t xml:space="preserve">,</w:t>
-      </w:r>
-      <w:r>
-        <w:t xml:space="preserve"> </w:t>
-      </w:r>
-      <w:r>
-        <w:rPr>
-          <w:rStyle w:val="VerbatimChar"/>
-        </w:rPr>
-        <w:t xml:space="preserve">MISS</w:t>
-      </w:r>
-      <w:r>
-        <w:t xml:space="preserve">,</w:t>
-      </w:r>
-      <w:r>
-        <w:t xml:space="preserve"> </w:t>
-      </w:r>
-      <w:r>
-        <w:rPr>
-          <w:rStyle w:val="VerbatimChar"/>
-        </w:rPr>
-        <w:t xml:space="preserve">BYPASS</w:t>
-      </w:r>
-      <w:r>
-        <w:t xml:space="preserve">,</w:t>
-      </w:r>
-      <w:r>
-        <w:t xml:space="preserve"> </w:t>
-      </w:r>
-      <w:r>
-        <w:rPr>
-          <w:rStyle w:val="VerbatimChar"/>
-        </w:rPr>
-        <w:t xml:space="preserve">DYNAMIC</w:t>
-      </w:r>
-      <w:r>
-        <w:t xml:space="preserve">, or origin response according to the site/CDN conventions.</w:t>
-      </w:r>
-    </w:p>
-    <w:p>
-      <w:pPr>
-        <w:pStyle w:val="Compact"/>
-        <w:numPr>
-          <w:ilvl w:val="0"/>
-          <w:numId w:val="1016"/>
-        </w:numPr>
-      </w:pPr>
-      <w:r>
-        <w:t xml:space="preserve">WP-CLI returns the WordPress version and expected site URLs.</w:t>
-      </w:r>
-    </w:p>
-    <w:bookmarkEnd w:id="33"/>
-    <w:bookmarkStart w:id="34" w:name="rollback"/>
-    <w:p>
-      <w:pPr>
-        <w:pStyle w:val="Heading3"/>
-      </w:pPr>
-      <w:r>
-        <w:t xml:space="preserve">Rollback</w:t>
+          <w:rStyle w:val="NormalTok"/>
+        </w:rPr>
+        <w:t xml:space="preserve"> core is-installed </w:t>
+      </w:r>
+      <w:r>
+        <w:rPr>
+          <w:rStyle w:val="KeywordTok"/>
+        </w:rPr>
+        <w:t xml:space="preserve">&amp;&amp;</w:t>
+      </w:r>
+      <w:r>
+        <w:rPr>
+          <w:rStyle w:val="NormalTok"/>
+        </w:rPr>
+        <w:t xml:space="preserve"> </w:t>
+      </w:r>
+      <w:r>
+        <w:rPr>
+          <w:rStyle w:val="BuiltInTok"/>
+        </w:rPr>
+        <w:t xml:space="preserve">echo</w:t>
+      </w:r>
+      <w:r>
+        <w:rPr>
+          <w:rStyle w:val="NormalTok"/>
+        </w:rPr>
+        <w:t xml:space="preserve"> </w:t>
+      </w:r>
+      <w:r>
+        <w:rPr>
+          <w:rStyle w:val="StringTok"/>
+        </w:rPr>
+        <w:t xml:space="preserve">"wp-cli can inspect the install"</w:t>
       </w:r>
     </w:p>
     <w:p>
@@ -2963,193 +3955,11 @@
         <w:pStyle w:val="FirstParagraph"/>
       </w:pPr>
       <w:r>
-        <w:t xml:space="preserve">No rollback is required. This procedure is read-only.</w:t>
-      </w:r>
-    </w:p>
-    <w:bookmarkEnd w:id="34"/>
-    <w:bookmarkStart w:id="35" w:name="verification"/>
-    <w:p>
-      <w:pPr>
-        <w:pStyle w:val="Heading3"/>
-      </w:pPr>
-      <w:r>
-        <w:t xml:space="preserve">Verification</w:t>
-      </w:r>
-    </w:p>
-    <w:p>
-      <w:pPr>
-        <w:pStyle w:val="SourceCode"/>
-      </w:pPr>
-      <w:r>
-        <w:rPr>
-          <w:rStyle w:val="BuiltInTok"/>
-        </w:rPr>
-        <w:t xml:space="preserve">test</w:t>
-      </w:r>
-      <w:r>
-        <w:rPr>
-          <w:rStyle w:val="NormalTok"/>
-        </w:rPr>
-        <w:t xml:space="preserve"> </w:t>
-      </w:r>
-      <w:r>
-        <w:rPr>
-          <w:rStyle w:val="AttributeTok"/>
-        </w:rPr>
-        <w:t xml:space="preserve">-s</w:t>
-      </w:r>
-      <w:r>
-        <w:rPr>
-          <w:rStyle w:val="NormalTok"/>
-        </w:rPr>
-        <w:t xml:space="preserve"> </w:t>
-      </w:r>
-      <w:r>
-        <w:rPr>
-          <w:rStyle w:val="StringTok"/>
-        </w:rPr>
-        <w:t xml:space="preserve">"headers-</w:t>
-      </w:r>
-      <w:r>
-        <w:rPr>
-          <w:rStyle w:val="VariableTok"/>
-        </w:rPr>
-        <w:t xml:space="preserve">${INCIDENT_ID}</w:t>
-      </w:r>
-      <w:r>
-        <w:rPr>
-          <w:rStyle w:val="StringTok"/>
-        </w:rPr>
-        <w:t xml:space="preserve">.txt"</w:t>
-      </w:r>
-      <w:r>
-        <w:rPr>
-          <w:rStyle w:val="NormalTok"/>
-        </w:rPr>
-        <w:t xml:space="preserve"> </w:t>
-      </w:r>
-      <w:r>
-        <w:rPr>
-          <w:rStyle w:val="KeywordTok"/>
-        </w:rPr>
-        <w:t xml:space="preserve">&amp;&amp;</w:t>
-      </w:r>
-      <w:r>
-        <w:rPr>
-          <w:rStyle w:val="NormalTok"/>
-        </w:rPr>
-        <w:t xml:space="preserve"> </w:t>
-      </w:r>
-      <w:r>
-        <w:rPr>
-          <w:rStyle w:val="BuiltInTok"/>
-        </w:rPr>
-        <w:t xml:space="preserve">echo</w:t>
-      </w:r>
-      <w:r>
-        <w:rPr>
-          <w:rStyle w:val="NormalTok"/>
-        </w:rPr>
-        <w:t xml:space="preserve"> </w:t>
-      </w:r>
-      <w:r>
-        <w:rPr>
-          <w:rStyle w:val="StringTok"/>
-        </w:rPr>
-        <w:t xml:space="preserve">"headers captured"</w:t>
-      </w:r>
-      <w:r>
-        <w:br/>
-      </w:r>
-      <w:r>
-        <w:rPr>
-          <w:rStyle w:val="ExtensionTok"/>
-        </w:rPr>
-        <w:t xml:space="preserve">wp</w:t>
-      </w:r>
-      <w:r>
-        <w:rPr>
-          <w:rStyle w:val="NormalTok"/>
-        </w:rPr>
-        <w:t xml:space="preserve"> </w:t>
-      </w:r>
-      <w:r>
-        <w:rPr>
-          <w:rStyle w:val="AttributeTok"/>
-        </w:rPr>
-        <w:t xml:space="preserve">--path</w:t>
-      </w:r>
-      <w:r>
-        <w:rPr>
-          <w:rStyle w:val="OperatorTok"/>
-        </w:rPr>
-        <w:t xml:space="preserve">=</w:t>
-      </w:r>
-      <w:r>
-        <w:rPr>
-          <w:rStyle w:val="StringTok"/>
-        </w:rPr>
-        <w:t xml:space="preserve">"</w:t>
-      </w:r>
-      <w:r>
-        <w:rPr>
-          <w:rStyle w:val="VariableTok"/>
-        </w:rPr>
-        <w:t xml:space="preserve">$WP_PATH</w:t>
-      </w:r>
-      <w:r>
-        <w:rPr>
-          <w:rStyle w:val="StringTok"/>
-        </w:rPr>
-        <w:t xml:space="preserve">"</w:t>
-      </w:r>
-      <w:r>
-        <w:rPr>
-          <w:rStyle w:val="NormalTok"/>
-        </w:rPr>
-        <w:t xml:space="preserve"> core is-installed </w:t>
-      </w:r>
-      <w:r>
-        <w:rPr>
-          <w:rStyle w:val="KeywordTok"/>
-        </w:rPr>
-        <w:t xml:space="preserve">&amp;&amp;</w:t>
-      </w:r>
-      <w:r>
-        <w:rPr>
-          <w:rStyle w:val="NormalTok"/>
-        </w:rPr>
-        <w:t xml:space="preserve"> </w:t>
-      </w:r>
-      <w:r>
-        <w:rPr>
-          <w:rStyle w:val="BuiltInTok"/>
-        </w:rPr>
-        <w:t xml:space="preserve">echo</w:t>
-      </w:r>
-      <w:r>
-        <w:rPr>
-          <w:rStyle w:val="NormalTok"/>
-        </w:rPr>
-        <w:t xml:space="preserve"> </w:t>
-      </w:r>
-      <w:r>
-        <w:rPr>
-          <w:rStyle w:val="StringTok"/>
-        </w:rPr>
-        <w:t xml:space="preserve">"wp-cli can inspect the install"</w:t>
-      </w:r>
-    </w:p>
-    <w:p>
-      <w:pPr>
-        <w:pStyle w:val="FirstParagraph"/>
-      </w:pPr>
-      <w:r>
         <w:t xml:space="preserve">Expected: both checks print success messages.</w:t>
       </w:r>
     </w:p>
-    <w:bookmarkEnd w:id="35"/>
-    <w:bookmarkStart w:id="36" w:name="escalate-if"/>
+    <w:bookmarkEnd w:id="55"/>
+    <w:bookmarkStart w:id="56" w:name="escalate-if"/>
     <w:p>
       <w:pPr>
         <w:pStyle w:val="Heading3"/>
@@ -3201,9 +4011,9 @@
         </w:pict>
       </w:r>
     </w:p>
-    <w:bookmarkEnd w:id="36"/>
-    <w:bookmarkEnd w:id="37"/>
-    <w:bookmarkStart w:id="46" w:name="X83746c02efcb7355199d36e3bbf2b98118bf50d"/>
+    <w:bookmarkEnd w:id="56"/>
+    <w:bookmarkEnd w:id="57"/>
+    <w:bookmarkStart w:id="66" w:name="X83746c02efcb7355199d36e3bbf2b98118bf50d"/>
     <w:p>
       <w:pPr>
         <w:pStyle w:val="Heading2"/>
@@ -3212,7 +4022,7 @@
         <w:t xml:space="preserve">Procedure 2: High TTFB on anonymous public pages</w:t>
       </w:r>
     </w:p>
-    <w:bookmarkStart w:id="38" w:name="procedure-metadata-1"/>
+    <w:bookmarkStart w:id="58" w:name="procedure-metadata-1"/>
     <w:p>
       <w:pPr>
         <w:pStyle w:val="Heading3"/>
@@ -3269,8 +4079,8 @@
         <w:t xml:space="preserve">Last Drill Date: [CUSTOMIZE: YYYY-MM-DD / N/A]</w:t>
       </w:r>
     </w:p>
-    <w:bookmarkEnd w:id="38"/>
-    <w:bookmarkStart w:id="39" w:name="purpose-1"/>
+    <w:bookmarkEnd w:id="58"/>
+    <w:bookmarkStart w:id="59" w:name="purpose-1"/>
     <w:p>
       <w:pPr>
         <w:pStyle w:val="Heading3"/>
@@ -3287,8 +4097,8 @@
         <w:t xml:space="preserve">Determine whether high anonymous-page TTFB is caused by cache miss/bypass, transport/edge delay, origin/PHP execution, database work, object-cache misses, or external dependencies.</w:t>
       </w:r>
     </w:p>
-    <w:bookmarkEnd w:id="39"/>
-    <w:bookmarkStart w:id="40" w:name="prerequisites-1"/>
+    <w:bookmarkEnd w:id="59"/>
+    <w:bookmarkStart w:id="60" w:name="prerequisites-1"/>
     <w:p>
       <w:pPr>
         <w:pStyle w:val="Heading3"/>
@@ -3333,8 +4143,8 @@
         <w:t xml:space="preserve">Permission to inspect cache rules and origin metrics.</w:t>
       </w:r>
     </w:p>
-    <w:bookmarkEnd w:id="40"/>
-    <w:bookmarkStart w:id="41" w:name="commands-1"/>
+    <w:bookmarkEnd w:id="60"/>
+    <w:bookmarkStart w:id="61" w:name="commands-1"/>
     <w:p>
       <w:pPr>
         <w:pStyle w:val="Heading3"/>
@@ -3450,7 +4260,19 @@
         <w:rPr>
           <w:rStyle w:val="StringTok"/>
         </w:rPr>
-        <w:t xml:space="preserve">"headers-</w:t>
+        <w:t xml:space="preserve">"</w:t>
+      </w:r>
+      <w:r>
+        <w:rPr>
+          <w:rStyle w:val="VariableTok"/>
+        </w:rPr>
+        <w:t xml:space="preserve">$EVIDENCE_DIR</w:t>
+      </w:r>
+      <w:r>
+        <w:rPr>
+          <w:rStyle w:val="StringTok"/>
+        </w:rPr>
+        <w:t xml:space="preserve">/headers-</w:t>
       </w:r>
       <w:r>
         <w:rPr>
@@ -3615,7 +4437,31 @@
         <w:rPr>
           <w:rStyle w:val="NormalTok"/>
         </w:rPr>
-        <w:t xml:space="preserve"> headers-</w:t>
+        <w:t xml:space="preserve"> </w:t>
+      </w:r>
+      <w:r>
+        <w:rPr>
+          <w:rStyle w:val="StringTok"/>
+        </w:rPr>
+        <w:t xml:space="preserve">"</w:t>
+      </w:r>
+      <w:r>
+        <w:rPr>
+          <w:rStyle w:val="VariableTok"/>
+        </w:rPr>
+        <w:t xml:space="preserve">$EVIDENCE_DIR</w:t>
+      </w:r>
+      <w:r>
+        <w:rPr>
+          <w:rStyle w:val="StringTok"/>
+        </w:rPr>
+        <w:t xml:space="preserve">"</w:t>
+      </w:r>
+      <w:r>
+        <w:rPr>
+          <w:rStyle w:val="NormalTok"/>
+        </w:rPr>
+        <w:t xml:space="preserve">/headers-</w:t>
       </w:r>
       <w:r>
         <w:rPr>
@@ -3679,15 +4525,259 @@
       </w:r>
       <w:r>
         <w:rPr>
+          <w:rStyle w:val="StringTok"/>
+        </w:rPr>
+        <w:t xml:space="preserve">"</w:t>
+      </w:r>
+      <w:r>
+        <w:rPr>
+          <w:rStyle w:val="VariableTok"/>
+        </w:rPr>
+        <w:t xml:space="preserve">${WP_CLI_SITE_ARGS</w:t>
+      </w:r>
+      <w:r>
+        <w:rPr>
+          <w:rStyle w:val="OperatorTok"/>
+        </w:rPr>
+        <w:t xml:space="preserve">[@]</w:t>
+      </w:r>
+      <w:r>
+        <w:rPr>
+          <w:rStyle w:val="VariableTok"/>
+        </w:rPr>
+        <w:t xml:space="preserve">}</w:t>
+      </w:r>
+      <w:r>
+        <w:rPr>
+          <w:rStyle w:val="StringTok"/>
+        </w:rPr>
+        <w:t xml:space="preserve">"</w:t>
+      </w:r>
+      <w:r>
+        <w:rPr>
+          <w:rStyle w:val="NormalTok"/>
+        </w:rPr>
+        <w:t xml:space="preserve"> cron event list </w:t>
+      </w:r>
+      <w:r>
+        <w:rPr>
           <w:rStyle w:val="AttributeTok"/>
         </w:rPr>
-        <w:t xml:space="preserve">--path</w:t>
-      </w:r>
-      <w:r>
-        <w:rPr>
-          <w:rStyle w:val="OperatorTok"/>
-        </w:rPr>
-        <w:t xml:space="preserve">=</w:t>
+        <w:t xml:space="preserve">--due-now</w:t>
+      </w:r>
+      <w:r>
+        <w:br/>
+      </w:r>
+      <w:r>
+        <w:br/>
+      </w:r>
+      <w:r>
+        <w:rPr>
+          <w:rStyle w:val="CommentTok"/>
+        </w:rPr>
+        <w:t xml:space="preserve"># WRITE — approval required. Optional cleanup; run only after incident lead approval.</w:t>
+      </w:r>
+      <w:r>
+        <w:br/>
+      </w:r>
+      <w:r>
+        <w:rPr>
+          <w:rStyle w:val="CommentTok"/>
+        </w:rPr>
+        <w:t xml:space="preserve"># This can add database load and remove evidence of transient churn.</w:t>
+      </w:r>
+      <w:r>
+        <w:br/>
+      </w:r>
+      <w:r>
+        <w:rPr>
+          <w:rStyle w:val="CommentTok"/>
+        </w:rPr>
+        <w:t xml:space="preserve"># wp "${WP_CLI_SITE_ARGS[@]}" transient delete --expired</w:t>
+      </w:r>
+    </w:p>
+    <w:bookmarkEnd w:id="61"/>
+    <w:bookmarkStart w:id="62" w:name="expected-output-1"/>
+    <w:p>
+      <w:pPr>
+        <w:pStyle w:val="Heading3"/>
+      </w:pPr>
+      <w:r>
+        <w:t xml:space="preserve">Expected Output</w:t>
+      </w:r>
+    </w:p>
+    <w:p>
+      <w:pPr>
+        <w:pStyle w:val="Compact"/>
+        <w:numPr>
+          <w:ilvl w:val="0"/>
+          <w:numId w:val="1020"/>
+        </w:numPr>
+      </w:pPr>
+      <w:r>
+        <w:t xml:space="preserve">Repeated anonymous requests should show whether TTFB improves after warming.</w:t>
+      </w:r>
+    </w:p>
+    <w:p>
+      <w:pPr>
+        <w:pStyle w:val="Compact"/>
+        <w:numPr>
+          <w:ilvl w:val="0"/>
+          <w:numId w:val="1020"/>
+        </w:numPr>
+      </w:pPr>
+      <w:r>
+        <w:t xml:space="preserve">Cache headers should explain</w:t>
+      </w:r>
+      <w:r>
+        <w:t xml:space="preserve"> </w:t>
+      </w:r>
+      <w:r>
+        <w:rPr>
+          <w:rStyle w:val="VerbatimChar"/>
+        </w:rPr>
+        <w:t xml:space="preserve">HIT</w:t>
+      </w:r>
+      <w:r>
+        <w:t xml:space="preserve">,</w:t>
+      </w:r>
+      <w:r>
+        <w:t xml:space="preserve"> </w:t>
+      </w:r>
+      <w:r>
+        <w:rPr>
+          <w:rStyle w:val="VerbatimChar"/>
+        </w:rPr>
+        <w:t xml:space="preserve">MISS</w:t>
+      </w:r>
+      <w:r>
+        <w:t xml:space="preserve">,</w:t>
+      </w:r>
+      <w:r>
+        <w:t xml:space="preserve"> </w:t>
+      </w:r>
+      <w:r>
+        <w:rPr>
+          <w:rStyle w:val="VerbatimChar"/>
+        </w:rPr>
+        <w:t xml:space="preserve">BYPASS</w:t>
+      </w:r>
+      <w:r>
+        <w:t xml:space="preserve">,</w:t>
+      </w:r>
+      <w:r>
+        <w:t xml:space="preserve"> </w:t>
+      </w:r>
+      <w:r>
+        <w:rPr>
+          <w:rStyle w:val="VerbatimChar"/>
+        </w:rPr>
+        <w:t xml:space="preserve">DYNAMIC</w:t>
+      </w:r>
+      <w:r>
+        <w:t xml:space="preserve">, or equivalent behavior.</w:t>
+      </w:r>
+    </w:p>
+    <w:p>
+      <w:pPr>
+        <w:pStyle w:val="Compact"/>
+        <w:numPr>
+          <w:ilvl w:val="0"/>
+          <w:numId w:val="1020"/>
+        </w:numPr>
+      </w:pPr>
+      <w:r>
+        <w:rPr>
+          <w:rStyle w:val="VerbatimChar"/>
+        </w:rPr>
+        <w:t xml:space="preserve">Set-Cookie</w:t>
+      </w:r>
+      <w:r>
+        <w:t xml:space="preserve"> </w:t>
+      </w:r>
+      <w:r>
+        <w:t xml:space="preserve">on anonymous cacheable pages is a red flag because it can fragment or bypass HTML cache.</w:t>
+      </w:r>
+    </w:p>
+    <w:bookmarkEnd w:id="62"/>
+    <w:bookmarkStart w:id="63" w:name="rollback-1"/>
+    <w:p>
+      <w:pPr>
+        <w:pStyle w:val="Heading3"/>
+      </w:pPr>
+      <w:r>
+        <w:t xml:space="preserve">Rollback</w:t>
+      </w:r>
+    </w:p>
+    <w:p>
+      <w:pPr>
+        <w:pStyle w:val="FirstParagraph"/>
+      </w:pPr>
+      <w:r>
+        <w:t xml:space="preserve">No rollback is required for the default read-only checks. If the optional expired-transient cleanup is approved and run, there is no practical rollback for deleted expired transient rows; rely on application regeneration and continue monitoring. If an approved cache-rule change is made outside this procedure, restore the previous cache rule from the CDN/host change history.</w:t>
+      </w:r>
+    </w:p>
+    <w:bookmarkEnd w:id="63"/>
+    <w:bookmarkStart w:id="64" w:name="verification-1"/>
+    <w:p>
+      <w:pPr>
+        <w:pStyle w:val="Heading3"/>
+      </w:pPr>
+      <w:r>
+        <w:t xml:space="preserve">Verification</w:t>
+      </w:r>
+    </w:p>
+    <w:p>
+      <w:pPr>
+        <w:pStyle w:val="SourceCode"/>
+      </w:pPr>
+      <w:r>
+        <w:rPr>
+          <w:rStyle w:val="ExtensionTok"/>
+        </w:rPr>
+        <w:t xml:space="preserve">curl</w:t>
+      </w:r>
+      <w:r>
+        <w:rPr>
+          <w:rStyle w:val="NormalTok"/>
+        </w:rPr>
+        <w:t xml:space="preserve"> </w:t>
+      </w:r>
+      <w:r>
+        <w:rPr>
+          <w:rStyle w:val="AttributeTok"/>
+        </w:rPr>
+        <w:t xml:space="preserve">-sS</w:t>
+      </w:r>
+      <w:r>
+        <w:rPr>
+          <w:rStyle w:val="NormalTok"/>
+        </w:rPr>
+        <w:t xml:space="preserve"> </w:t>
+      </w:r>
+      <w:r>
+        <w:rPr>
+          <w:rStyle w:val="AttributeTok"/>
+        </w:rPr>
+        <w:t xml:space="preserve">-o</w:t>
+      </w:r>
+      <w:r>
+        <w:rPr>
+          <w:rStyle w:val="NormalTok"/>
+        </w:rPr>
+        <w:t xml:space="preserve"> /dev/null </w:t>
+      </w:r>
+      <w:r>
+        <w:rPr>
+          <w:rStyle w:val="AttributeTok"/>
+        </w:rPr>
+        <w:t xml:space="preserve">-D</w:t>
+      </w:r>
+      <w:r>
+        <w:rPr>
+          <w:rStyle w:val="NormalTok"/>
+        </w:rPr>
+        <w:t xml:space="preserve"> </w:t>
       </w:r>
       <w:r>
         <w:rPr>
@@ -3699,7 +4789,85 @@
         <w:rPr>
           <w:rStyle w:val="VariableTok"/>
         </w:rPr>
-        <w:t xml:space="preserve">$WP_PATH</w:t>
+        <w:t xml:space="preserve">$EVIDENCE_DIR</w:t>
+      </w:r>
+      <w:r>
+        <w:rPr>
+          <w:rStyle w:val="StringTok"/>
+        </w:rPr>
+        <w:t xml:space="preserve">/headers-</w:t>
+      </w:r>
+      <w:r>
+        <w:rPr>
+          <w:rStyle w:val="VariableTok"/>
+        </w:rPr>
+        <w:t xml:space="preserve">${INCIDENT_ID}</w:t>
+      </w:r>
+      <w:r>
+        <w:rPr>
+          <w:rStyle w:val="StringTok"/>
+        </w:rPr>
+        <w:t xml:space="preserve">-verify.txt"</w:t>
+      </w:r>
+      <w:r>
+        <w:rPr>
+          <w:rStyle w:val="NormalTok"/>
+        </w:rPr>
+        <w:t xml:space="preserve"> </w:t>
+      </w:r>
+      <w:r>
+        <w:rPr>
+          <w:rStyle w:val="DataTypeTok"/>
+        </w:rPr>
+        <w:t xml:space="preserve">\</w:t>
+      </w:r>
+      <w:r>
+        <w:br/>
+      </w:r>
+      <w:r>
+        <w:rPr>
+          <w:rStyle w:val="NormalTok"/>
+        </w:rPr>
+        <w:t xml:space="preserve">  </w:t>
+      </w:r>
+      <w:r>
+        <w:rPr>
+          <w:rStyle w:val="AttributeTok"/>
+        </w:rPr>
+        <w:t xml:space="preserve">-w</w:t>
+      </w:r>
+      <w:r>
+        <w:rPr>
+          <w:rStyle w:val="NormalTok"/>
+        </w:rPr>
+        <w:t xml:space="preserve"> </w:t>
+      </w:r>
+      <w:r>
+        <w:rPr>
+          <w:rStyle w:val="StringTok"/>
+        </w:rPr>
+        <w:t xml:space="preserve">'ttfb:%{time_starttransfer} total:%{time_total} code:%{http_code}\n'</w:t>
+      </w:r>
+      <w:r>
+        <w:rPr>
+          <w:rStyle w:val="NormalTok"/>
+        </w:rPr>
+        <w:t xml:space="preserve"> </w:t>
+      </w:r>
+      <w:r>
+        <w:rPr>
+          <w:rStyle w:val="DataTypeTok"/>
+        </w:rPr>
+        <w:t xml:space="preserve">\</w:t>
+      </w:r>
+      <w:r>
+        <w:br/>
+      </w:r>
+      <w:r>
+        <w:rPr>
+          <w:rStyle w:val="NormalTok"/>
+        </w:rPr>
+        <w:t xml:space="preserve">  </w:t>
       </w:r>
       <w:r>
         <w:rPr>
@@ -3709,158 +4877,111 @@
       </w:r>
       <w:r>
         <w:rPr>
-          <w:rStyle w:val="NormalTok"/>
-        </w:rPr>
-        <w:t xml:space="preserve"> cron event list </w:t>
+          <w:rStyle w:val="VariableTok"/>
+        </w:rPr>
+        <w:t xml:space="preserve">$TARGET_URL</w:t>
+      </w:r>
+      <w:r>
+        <w:rPr>
+          <w:rStyle w:val="StringTok"/>
+        </w:rPr>
+        <w:t xml:space="preserve">"</w:t>
+      </w:r>
+      <w:r>
+        <w:br/>
+      </w:r>
+      <w:r>
+        <w:br/>
+      </w:r>
+      <w:r>
+        <w:rPr>
+          <w:rStyle w:val="FunctionTok"/>
+        </w:rPr>
+        <w:t xml:space="preserve">grep</w:t>
+      </w:r>
+      <w:r>
+        <w:rPr>
+          <w:rStyle w:val="NormalTok"/>
+        </w:rPr>
+        <w:t xml:space="preserve"> </w:t>
       </w:r>
       <w:r>
         <w:rPr>
           <w:rStyle w:val="AttributeTok"/>
         </w:rPr>
-        <w:t xml:space="preserve">--due-now</w:t>
-      </w:r>
-      <w:r>
-        <w:br/>
-      </w:r>
-      <w:r>
-        <w:br/>
-      </w:r>
-      <w:r>
-        <w:rPr>
-          <w:rStyle w:val="CommentTok"/>
-        </w:rPr>
-        <w:t xml:space="preserve"># Optional write operation - run only after incident lead approval.</w:t>
-      </w:r>
-      <w:r>
-        <w:br/>
-      </w:r>
-      <w:r>
-        <w:rPr>
-          <w:rStyle w:val="CommentTok"/>
-        </w:rPr>
-        <w:t xml:space="preserve"># This can add database load and remove evidence of transient churn.</w:t>
-      </w:r>
-      <w:r>
-        <w:br/>
-      </w:r>
-      <w:r>
-        <w:rPr>
-          <w:rStyle w:val="CommentTok"/>
-        </w:rPr>
-        <w:t xml:space="preserve"># wp --path="$WP_PATH" transient delete --expired</w:t>
-      </w:r>
-    </w:p>
-    <w:bookmarkEnd w:id="41"/>
-    <w:bookmarkStart w:id="42" w:name="expected-output-1"/>
-    <w:p>
-      <w:pPr>
-        <w:pStyle w:val="Heading3"/>
-      </w:pPr>
-      <w:r>
-        <w:t xml:space="preserve">Expected Output</w:t>
-      </w:r>
-    </w:p>
-    <w:p>
-      <w:pPr>
-        <w:pStyle w:val="Compact"/>
-        <w:numPr>
-          <w:ilvl w:val="0"/>
-          <w:numId w:val="1020"/>
-        </w:numPr>
-      </w:pPr>
-      <w:r>
-        <w:t xml:space="preserve">Repeated anonymous requests should show whether TTFB improves after warming.</w:t>
-      </w:r>
-    </w:p>
-    <w:p>
-      <w:pPr>
-        <w:pStyle w:val="Compact"/>
-        <w:numPr>
-          <w:ilvl w:val="0"/>
-          <w:numId w:val="1020"/>
-        </w:numPr>
-      </w:pPr>
-      <w:r>
-        <w:t xml:space="preserve">Cache headers should explain</w:t>
-      </w:r>
-      <w:r>
-        <w:t xml:space="preserve"> </w:t>
-      </w:r>
-      <w:r>
-        <w:rPr>
-          <w:rStyle w:val="VerbatimChar"/>
-        </w:rPr>
-        <w:t xml:space="preserve">HIT</w:t>
-      </w:r>
-      <w:r>
-        <w:t xml:space="preserve">,</w:t>
-      </w:r>
-      <w:r>
-        <w:t xml:space="preserve"> </w:t>
-      </w:r>
-      <w:r>
-        <w:rPr>
-          <w:rStyle w:val="VerbatimChar"/>
-        </w:rPr>
-        <w:t xml:space="preserve">MISS</w:t>
-      </w:r>
-      <w:r>
-        <w:t xml:space="preserve">,</w:t>
-      </w:r>
-      <w:r>
-        <w:t xml:space="preserve"> </w:t>
-      </w:r>
-      <w:r>
-        <w:rPr>
-          <w:rStyle w:val="VerbatimChar"/>
-        </w:rPr>
-        <w:t xml:space="preserve">BYPASS</w:t>
-      </w:r>
-      <w:r>
-        <w:t xml:space="preserve">,</w:t>
-      </w:r>
-      <w:r>
-        <w:t xml:space="preserve"> </w:t>
-      </w:r>
-      <w:r>
-        <w:rPr>
-          <w:rStyle w:val="VerbatimChar"/>
-        </w:rPr>
-        <w:t xml:space="preserve">DYNAMIC</w:t>
-      </w:r>
-      <w:r>
-        <w:t xml:space="preserve">, or equivalent behavior.</w:t>
-      </w:r>
-    </w:p>
-    <w:p>
-      <w:pPr>
-        <w:pStyle w:val="Compact"/>
-        <w:numPr>
-          <w:ilvl w:val="0"/>
-          <w:numId w:val="1020"/>
-        </w:numPr>
-      </w:pPr>
-      <w:r>
-        <w:rPr>
-          <w:rStyle w:val="VerbatimChar"/>
-        </w:rPr>
-        <w:t xml:space="preserve">Set-Cookie</w:t>
-      </w:r>
-      <w:r>
-        <w:t xml:space="preserve"> </w:t>
-      </w:r>
-      <w:r>
-        <w:t xml:space="preserve">on anonymous cacheable pages is a red flag because it can fragment or bypass HTML cache.</w:t>
-      </w:r>
-    </w:p>
-    <w:bookmarkEnd w:id="42"/>
-    <w:bookmarkStart w:id="43" w:name="rollback-1"/>
-    <w:p>
-      <w:pPr>
-        <w:pStyle w:val="Heading3"/>
-      </w:pPr>
-      <w:r>
-        <w:t xml:space="preserve">Rollback</w:t>
+        <w:t xml:space="preserve">-E</w:t>
+      </w:r>
+      <w:r>
+        <w:rPr>
+          <w:rStyle w:val="NormalTok"/>
+        </w:rPr>
+        <w:t xml:space="preserve"> </w:t>
+      </w:r>
+      <w:r>
+        <w:rPr>
+          <w:rStyle w:val="StringTok"/>
+        </w:rPr>
+        <w:t xml:space="preserve">'^(HTTP/|age:|Age:|x-cache|X-Cache|cf-cache-status|CF-Cache-Status|cache-control:|Cache-Control:)'</w:t>
+      </w:r>
+      <w:r>
+        <w:rPr>
+          <w:rStyle w:val="NormalTok"/>
+        </w:rPr>
+        <w:t xml:space="preserve"> </w:t>
+      </w:r>
+      <w:r>
+        <w:rPr>
+          <w:rStyle w:val="StringTok"/>
+        </w:rPr>
+        <w:t xml:space="preserve">"</w:t>
+      </w:r>
+      <w:r>
+        <w:rPr>
+          <w:rStyle w:val="VariableTok"/>
+        </w:rPr>
+        <w:t xml:space="preserve">$EVIDENCE_DIR</w:t>
+      </w:r>
+      <w:r>
+        <w:rPr>
+          <w:rStyle w:val="StringTok"/>
+        </w:rPr>
+        <w:t xml:space="preserve">/headers-</w:t>
+      </w:r>
+      <w:r>
+        <w:rPr>
+          <w:rStyle w:val="VariableTok"/>
+        </w:rPr>
+        <w:t xml:space="preserve">${INCIDENT_ID}</w:t>
+      </w:r>
+      <w:r>
+        <w:rPr>
+          <w:rStyle w:val="StringTok"/>
+        </w:rPr>
+        <w:t xml:space="preserve">-verify.txt"</w:t>
+      </w:r>
+      <w:r>
+        <w:rPr>
+          <w:rStyle w:val="NormalTok"/>
+        </w:rPr>
+        <w:t xml:space="preserve"> </w:t>
+      </w:r>
+      <w:r>
+        <w:rPr>
+          <w:rStyle w:val="KeywordTok"/>
+        </w:rPr>
+        <w:t xml:space="preserve">||</w:t>
+      </w:r>
+      <w:r>
+        <w:rPr>
+          <w:rStyle w:val="NormalTok"/>
+        </w:rPr>
+        <w:t xml:space="preserve"> </w:t>
+      </w:r>
+      <w:r>
+        <w:rPr>
+          <w:rStyle w:val="FunctionTok"/>
+        </w:rPr>
+        <w:t xml:space="preserve">true</w:t>
       </w:r>
     </w:p>
     <w:p>
@@ -3868,262 +4989,11 @@
         <w:pStyle w:val="FirstParagraph"/>
       </w:pPr>
       <w:r>
-        <w:t xml:space="preserve">No rollback is required for the default read-only checks. If the optional expired-transient cleanup is approved and run, there is no practical rollback for deleted expired transient rows; rely on application regeneration and continue monitoring. If an approved cache-rule change is made outside this procedure, restore the previous cache rule from the CDN/host change history.</w:t>
-      </w:r>
-    </w:p>
-    <w:bookmarkEnd w:id="43"/>
-    <w:bookmarkStart w:id="44" w:name="verification-1"/>
-    <w:p>
-      <w:pPr>
-        <w:pStyle w:val="Heading3"/>
-      </w:pPr>
-      <w:r>
-        <w:t xml:space="preserve">Verification</w:t>
-      </w:r>
-    </w:p>
-    <w:p>
-      <w:pPr>
-        <w:pStyle w:val="SourceCode"/>
-      </w:pPr>
-      <w:r>
-        <w:rPr>
-          <w:rStyle w:val="ExtensionTok"/>
-        </w:rPr>
-        <w:t xml:space="preserve">curl</w:t>
-      </w:r>
-      <w:r>
-        <w:rPr>
-          <w:rStyle w:val="NormalTok"/>
-        </w:rPr>
-        <w:t xml:space="preserve"> </w:t>
-      </w:r>
-      <w:r>
-        <w:rPr>
-          <w:rStyle w:val="AttributeTok"/>
-        </w:rPr>
-        <w:t xml:space="preserve">-sS</w:t>
-      </w:r>
-      <w:r>
-        <w:rPr>
-          <w:rStyle w:val="NormalTok"/>
-        </w:rPr>
-        <w:t xml:space="preserve"> </w:t>
-      </w:r>
-      <w:r>
-        <w:rPr>
-          <w:rStyle w:val="AttributeTok"/>
-        </w:rPr>
-        <w:t xml:space="preserve">-o</w:t>
-      </w:r>
-      <w:r>
-        <w:rPr>
-          <w:rStyle w:val="NormalTok"/>
-        </w:rPr>
-        <w:t xml:space="preserve"> /dev/null </w:t>
-      </w:r>
-      <w:r>
-        <w:rPr>
-          <w:rStyle w:val="AttributeTok"/>
-        </w:rPr>
-        <w:t xml:space="preserve">-D</w:t>
-      </w:r>
-      <w:r>
-        <w:rPr>
-          <w:rStyle w:val="NormalTok"/>
-        </w:rPr>
-        <w:t xml:space="preserve"> </w:t>
-      </w:r>
-      <w:r>
-        <w:rPr>
-          <w:rStyle w:val="StringTok"/>
-        </w:rPr>
-        <w:t xml:space="preserve">"headers-</w:t>
-      </w:r>
-      <w:r>
-        <w:rPr>
-          <w:rStyle w:val="VariableTok"/>
-        </w:rPr>
-        <w:t xml:space="preserve">${INCIDENT_ID}</w:t>
-      </w:r>
-      <w:r>
-        <w:rPr>
-          <w:rStyle w:val="StringTok"/>
-        </w:rPr>
-        <w:t xml:space="preserve">-verify.txt"</w:t>
-      </w:r>
-      <w:r>
-        <w:rPr>
-          <w:rStyle w:val="NormalTok"/>
-        </w:rPr>
-        <w:t xml:space="preserve"> </w:t>
-      </w:r>
-      <w:r>
-        <w:rPr>
-          <w:rStyle w:val="DataTypeTok"/>
-        </w:rPr>
-        <w:t xml:space="preserve">\</w:t>
-      </w:r>
-      <w:r>
-        <w:br/>
-      </w:r>
-      <w:r>
-        <w:rPr>
-          <w:rStyle w:val="NormalTok"/>
-        </w:rPr>
-        <w:t xml:space="preserve">  </w:t>
-      </w:r>
-      <w:r>
-        <w:rPr>
-          <w:rStyle w:val="AttributeTok"/>
-        </w:rPr>
-        <w:t xml:space="preserve">-w</w:t>
-      </w:r>
-      <w:r>
-        <w:rPr>
-          <w:rStyle w:val="NormalTok"/>
-        </w:rPr>
-        <w:t xml:space="preserve"> </w:t>
-      </w:r>
-      <w:r>
-        <w:rPr>
-          <w:rStyle w:val="StringTok"/>
-        </w:rPr>
-        <w:t xml:space="preserve">'ttfb:%{time_starttransfer} total:%{time_total} code:%{http_code}\n'</w:t>
-      </w:r>
-      <w:r>
-        <w:rPr>
-          <w:rStyle w:val="NormalTok"/>
-        </w:rPr>
-        <w:t xml:space="preserve"> </w:t>
-      </w:r>
-      <w:r>
-        <w:rPr>
-          <w:rStyle w:val="DataTypeTok"/>
-        </w:rPr>
-        <w:t xml:space="preserve">\</w:t>
-      </w:r>
-      <w:r>
-        <w:br/>
-      </w:r>
-      <w:r>
-        <w:rPr>
-          <w:rStyle w:val="NormalTok"/>
-        </w:rPr>
-        <w:t xml:space="preserve">  </w:t>
-      </w:r>
-      <w:r>
-        <w:rPr>
-          <w:rStyle w:val="StringTok"/>
-        </w:rPr>
-        <w:t xml:space="preserve">"</w:t>
-      </w:r>
-      <w:r>
-        <w:rPr>
-          <w:rStyle w:val="VariableTok"/>
-        </w:rPr>
-        <w:t xml:space="preserve">$TARGET_URL</w:t>
-      </w:r>
-      <w:r>
-        <w:rPr>
-          <w:rStyle w:val="StringTok"/>
-        </w:rPr>
-        <w:t xml:space="preserve">"</w:t>
-      </w:r>
-      <w:r>
-        <w:br/>
-      </w:r>
-      <w:r>
-        <w:br/>
-      </w:r>
-      <w:r>
-        <w:rPr>
-          <w:rStyle w:val="FunctionTok"/>
-        </w:rPr>
-        <w:t xml:space="preserve">grep</w:t>
-      </w:r>
-      <w:r>
-        <w:rPr>
-          <w:rStyle w:val="NormalTok"/>
-        </w:rPr>
-        <w:t xml:space="preserve"> </w:t>
-      </w:r>
-      <w:r>
-        <w:rPr>
-          <w:rStyle w:val="AttributeTok"/>
-        </w:rPr>
-        <w:t xml:space="preserve">-E</w:t>
-      </w:r>
-      <w:r>
-        <w:rPr>
-          <w:rStyle w:val="NormalTok"/>
-        </w:rPr>
-        <w:t xml:space="preserve"> </w:t>
-      </w:r>
-      <w:r>
-        <w:rPr>
-          <w:rStyle w:val="StringTok"/>
-        </w:rPr>
-        <w:t xml:space="preserve">'^(HTTP/|age:|Age:|x-cache|X-Cache|cf-cache-status|CF-Cache-Status|cache-control:|Cache-Control:)'</w:t>
-      </w:r>
-      <w:r>
-        <w:rPr>
-          <w:rStyle w:val="NormalTok"/>
-        </w:rPr>
-        <w:t xml:space="preserve"> </w:t>
-      </w:r>
-      <w:r>
-        <w:rPr>
-          <w:rStyle w:val="StringTok"/>
-        </w:rPr>
-        <w:t xml:space="preserve">"headers-</w:t>
-      </w:r>
-      <w:r>
-        <w:rPr>
-          <w:rStyle w:val="VariableTok"/>
-        </w:rPr>
-        <w:t xml:space="preserve">${INCIDENT_ID}</w:t>
-      </w:r>
-      <w:r>
-        <w:rPr>
-          <w:rStyle w:val="StringTok"/>
-        </w:rPr>
-        <w:t xml:space="preserve">-verify.txt"</w:t>
-      </w:r>
-      <w:r>
-        <w:rPr>
-          <w:rStyle w:val="NormalTok"/>
-        </w:rPr>
-        <w:t xml:space="preserve"> </w:t>
-      </w:r>
-      <w:r>
-        <w:rPr>
-          <w:rStyle w:val="KeywordTok"/>
-        </w:rPr>
-        <w:t xml:space="preserve">||</w:t>
-      </w:r>
-      <w:r>
-        <w:rPr>
-          <w:rStyle w:val="NormalTok"/>
-        </w:rPr>
-        <w:t xml:space="preserve"> </w:t>
-      </w:r>
-      <w:r>
-        <w:rPr>
-          <w:rStyle w:val="FunctionTok"/>
-        </w:rPr>
-        <w:t xml:space="preserve">true</w:t>
-      </w:r>
-    </w:p>
-    <w:p>
-      <w:pPr>
-        <w:pStyle w:val="FirstParagraph"/>
-      </w:pPr>
-      <w:r>
         <w:t xml:space="preserve">Expected: cacheable anonymous pages show an intentional cache status and improved TTFB after warming.</w:t>
       </w:r>
     </w:p>
-    <w:bookmarkEnd w:id="44"/>
-    <w:bookmarkStart w:id="45" w:name="escalate-if-1"/>
+    <w:bookmarkEnd w:id="64"/>
+    <w:bookmarkStart w:id="65" w:name="escalate-if-1"/>
     <w:p>
       <w:pPr>
         <w:pStyle w:val="Heading3"/>
@@ -4187,9 +5057,9 @@
         </w:pict>
       </w:r>
     </w:p>
-    <w:bookmarkEnd w:id="45"/>
-    <w:bookmarkEnd w:id="46"/>
-    <w:bookmarkStart w:id="55" w:name="Xc78eb344ec27429bb25e7513b2e40832aa38ddf"/>
+    <w:bookmarkEnd w:id="65"/>
+    <w:bookmarkEnd w:id="66"/>
+    <w:bookmarkStart w:id="75" w:name="Xc78eb344ec27429bb25e7513b2e40832aa38ddf"/>
     <w:p>
       <w:pPr>
         <w:pStyle w:val="Heading2"/>
@@ -4198,7 +5068,7 @@
         <w:t xml:space="preserve">Procedure 3: High TTFB on logged-in, admin, REST, or AJAX requests</w:t>
       </w:r>
     </w:p>
-    <w:bookmarkStart w:id="47" w:name="procedure-metadata-2"/>
+    <w:bookmarkStart w:id="67" w:name="procedure-metadata-2"/>
     <w:p>
       <w:pPr>
         <w:pStyle w:val="Heading3"/>
@@ -4255,8 +5125,8 @@
         <w:t xml:space="preserve">Last Drill Date: [CUSTOMIZE: YYYY-MM-DD / N/A]</w:t>
       </w:r>
     </w:p>
-    <w:bookmarkEnd w:id="47"/>
-    <w:bookmarkStart w:id="48" w:name="purpose-2"/>
+    <w:bookmarkEnd w:id="67"/>
+    <w:bookmarkStart w:id="68" w:name="purpose-2"/>
     <w:p>
       <w:pPr>
         <w:pStyle w:val="Heading3"/>
@@ -4273,8 +5143,8 @@
         <w:t xml:space="preserve">Diagnose slow dynamic requests that cannot be solved by public full-page caching.</w:t>
       </w:r>
     </w:p>
-    <w:bookmarkEnd w:id="48"/>
-    <w:bookmarkStart w:id="49" w:name="prerequisites-2"/>
+    <w:bookmarkEnd w:id="68"/>
+    <w:bookmarkStart w:id="69" w:name="prerequisites-2"/>
     <w:p>
       <w:pPr>
         <w:pStyle w:val="Heading3"/>
@@ -4304,7 +5174,22 @@
         </w:numPr>
       </w:pPr>
       <w:r>
-        <w:t xml:space="preserve">Authentication method is available for deeper tooling if needed.</w:t>
+        <w:t xml:space="preserve">Authentication method is available for deeper tooling if needed, and</w:t>
+      </w:r>
+      <w:r>
+        <w:t xml:space="preserve"> </w:t>
+      </w:r>
+      <w:r>
+        <w:rPr>
+          <w:rStyle w:val="VerbatimChar"/>
+        </w:rPr>
+        <w:t xml:space="preserve">CURL_AUTH_ARGS</w:t>
+      </w:r>
+      <w:r>
+        <w:t xml:space="preserve"> </w:t>
+      </w:r>
+      <w:r>
+        <w:t xml:space="preserve">is set when verifying logged-in/admin/REST/AJAX behavior.</w:t>
       </w:r>
     </w:p>
     <w:p>
@@ -4319,8 +5204,8 @@
         <w:t xml:space="preserve">WP-CLI profile and doctor packages may not be installed; check availability before relying on them.</w:t>
       </w:r>
     </w:p>
-    <w:bookmarkEnd w:id="49"/>
-    <w:bookmarkStart w:id="50" w:name="commands-2"/>
+    <w:bookmarkEnd w:id="69"/>
+    <w:bookmarkStart w:id="70" w:name="commands-2"/>
     <w:p>
       <w:pPr>
         <w:pStyle w:val="Heading3"/>
@@ -4335,6 +5220,18 @@
       </w:pPr>
       <w:r>
         <w:rPr>
+          <w:rStyle w:val="ControlFlowTok"/>
+        </w:rPr>
+        <w:t xml:space="preserve">if</w:t>
+      </w:r>
+      <w:r>
+        <w:rPr>
+          <w:rStyle w:val="NormalTok"/>
+        </w:rPr>
+        <w:t xml:space="preserve"> </w:t>
+      </w:r>
+      <w:r>
+        <w:rPr>
           <w:rStyle w:val="ExtensionTok"/>
         </w:rPr>
         <w:t xml:space="preserve">wp</w:t>
@@ -4347,9 +5244,147 @@
       </w:r>
       <w:r>
         <w:rPr>
+          <w:rStyle w:val="StringTok"/>
+        </w:rPr>
+        <w:t xml:space="preserve">"</w:t>
+      </w:r>
+      <w:r>
+        <w:rPr>
+          <w:rStyle w:val="VariableTok"/>
+        </w:rPr>
+        <w:t xml:space="preserve">${WP_CLI_SITE_ARGS</w:t>
+      </w:r>
+      <w:r>
+        <w:rPr>
+          <w:rStyle w:val="OperatorTok"/>
+        </w:rPr>
+        <w:t xml:space="preserve">[@]</w:t>
+      </w:r>
+      <w:r>
+        <w:rPr>
+          <w:rStyle w:val="VariableTok"/>
+        </w:rPr>
+        <w:t xml:space="preserve">}</w:t>
+      </w:r>
+      <w:r>
+        <w:rPr>
+          <w:rStyle w:val="StringTok"/>
+        </w:rPr>
+        <w:t xml:space="preserve">"</w:t>
+      </w:r>
+      <w:r>
+        <w:rPr>
+          <w:rStyle w:val="NormalTok"/>
+        </w:rPr>
+        <w:t xml:space="preserve"> cli has-command profile</w:t>
+      </w:r>
+      <w:r>
+        <w:rPr>
+          <w:rStyle w:val="KeywordTok"/>
+        </w:rPr>
+        <w:t xml:space="preserve">;</w:t>
+      </w:r>
+      <w:r>
+        <w:rPr>
+          <w:rStyle w:val="NormalTok"/>
+        </w:rPr>
+        <w:t xml:space="preserve"> </w:t>
+      </w:r>
+      <w:r>
+        <w:rPr>
+          <w:rStyle w:val="ControlFlowTok"/>
+        </w:rPr>
+        <w:t xml:space="preserve">then</w:t>
+      </w:r>
+      <w:r>
+        <w:br/>
+      </w:r>
+      <w:r>
+        <w:rPr>
+          <w:rStyle w:val="NormalTok"/>
+        </w:rPr>
+        <w:t xml:space="preserve">  </w:t>
+      </w:r>
+      <w:r>
+        <w:rPr>
+          <w:rStyle w:val="BuiltInTok"/>
+        </w:rPr>
+        <w:t xml:space="preserve">echo</w:t>
+      </w:r>
+      <w:r>
+        <w:rPr>
+          <w:rStyle w:val="NormalTok"/>
+        </w:rPr>
+        <w:t xml:space="preserve"> </w:t>
+      </w:r>
+      <w:r>
+        <w:rPr>
+          <w:rStyle w:val="StringTok"/>
+        </w:rPr>
+        <w:t xml:space="preserve">"profile available"</w:t>
+      </w:r>
+      <w:r>
+        <w:br/>
+      </w:r>
+      <w:r>
+        <w:rPr>
+          <w:rStyle w:val="NormalTok"/>
+        </w:rPr>
+        <w:t xml:space="preserve">  </w:t>
+      </w:r>
+      <w:r>
+        <w:rPr>
+          <w:rStyle w:val="ExtensionTok"/>
+        </w:rPr>
+        <w:t xml:space="preserve">wp</w:t>
+      </w:r>
+      <w:r>
+        <w:rPr>
+          <w:rStyle w:val="NormalTok"/>
+        </w:rPr>
+        <w:t xml:space="preserve"> </w:t>
+      </w:r>
+      <w:r>
+        <w:rPr>
+          <w:rStyle w:val="StringTok"/>
+        </w:rPr>
+        <w:t xml:space="preserve">"</w:t>
+      </w:r>
+      <w:r>
+        <w:rPr>
+          <w:rStyle w:val="VariableTok"/>
+        </w:rPr>
+        <w:t xml:space="preserve">${WP_CLI_SITE_ARGS</w:t>
+      </w:r>
+      <w:r>
+        <w:rPr>
+          <w:rStyle w:val="OperatorTok"/>
+        </w:rPr>
+        <w:t xml:space="preserve">[@]</w:t>
+      </w:r>
+      <w:r>
+        <w:rPr>
+          <w:rStyle w:val="VariableTok"/>
+        </w:rPr>
+        <w:t xml:space="preserve">}</w:t>
+      </w:r>
+      <w:r>
+        <w:rPr>
+          <w:rStyle w:val="StringTok"/>
+        </w:rPr>
+        <w:t xml:space="preserve">"</w:t>
+      </w:r>
+      <w:r>
+        <w:rPr>
+          <w:rStyle w:val="NormalTok"/>
+        </w:rPr>
+        <w:t xml:space="preserve"> profile stage </w:t>
+      </w:r>
+      <w:r>
+        <w:rPr>
           <w:rStyle w:val="AttributeTok"/>
         </w:rPr>
-        <w:t xml:space="preserve">--path</w:t>
+        <w:t xml:space="preserve">--url</w:t>
       </w:r>
       <w:r>
         <w:rPr>
@@ -4367,7 +5402,7 @@
         <w:rPr>
           <w:rStyle w:val="VariableTok"/>
         </w:rPr>
-        <w:t xml:space="preserve">$WP_PATH</w:t>
+        <w:t xml:space="preserve">$TARGET_URL</w:t>
       </w:r>
       <w:r>
         <w:rPr>
@@ -4376,22 +5411,241 @@
         <w:t xml:space="preserve">"</w:t>
       </w:r>
       <w:r>
-        <w:rPr>
-          <w:rStyle w:val="NormalTok"/>
-        </w:rPr>
-        <w:t xml:space="preserve"> cli has-command profile </w:t>
+        <w:br/>
+      </w:r>
+      <w:r>
+        <w:rPr>
+          <w:rStyle w:val="NormalTok"/>
+        </w:rPr>
+        <w:t xml:space="preserve">  </w:t>
+      </w:r>
+      <w:r>
+        <w:rPr>
+          <w:rStyle w:val="ExtensionTok"/>
+        </w:rPr>
+        <w:t xml:space="preserve">wp</w:t>
+      </w:r>
+      <w:r>
+        <w:rPr>
+          <w:rStyle w:val="NormalTok"/>
+        </w:rPr>
+        <w:t xml:space="preserve"> </w:t>
+      </w:r>
+      <w:r>
+        <w:rPr>
+          <w:rStyle w:val="StringTok"/>
+        </w:rPr>
+        <w:t xml:space="preserve">"</w:t>
+      </w:r>
+      <w:r>
+        <w:rPr>
+          <w:rStyle w:val="VariableTok"/>
+        </w:rPr>
+        <w:t xml:space="preserve">${WP_CLI_SITE_ARGS</w:t>
+      </w:r>
+      <w:r>
+        <w:rPr>
+          <w:rStyle w:val="OperatorTok"/>
+        </w:rPr>
+        <w:t xml:space="preserve">[@]</w:t>
+      </w:r>
+      <w:r>
+        <w:rPr>
+          <w:rStyle w:val="VariableTok"/>
+        </w:rPr>
+        <w:t xml:space="preserve">}</w:t>
+      </w:r>
+      <w:r>
+        <w:rPr>
+          <w:rStyle w:val="StringTok"/>
+        </w:rPr>
+        <w:t xml:space="preserve">"</w:t>
+      </w:r>
+      <w:r>
+        <w:rPr>
+          <w:rStyle w:val="NormalTok"/>
+        </w:rPr>
+        <w:t xml:space="preserve"> profile hook </w:t>
+      </w:r>
+      <w:r>
+        <w:rPr>
+          <w:rStyle w:val="AttributeTok"/>
+        </w:rPr>
+        <w:t xml:space="preserve">--url</w:t>
+      </w:r>
+      <w:r>
+        <w:rPr>
+          <w:rStyle w:val="OperatorTok"/>
+        </w:rPr>
+        <w:t xml:space="preserve">=</w:t>
+      </w:r>
+      <w:r>
+        <w:rPr>
+          <w:rStyle w:val="StringTok"/>
+        </w:rPr>
+        <w:t xml:space="preserve">"</w:t>
+      </w:r>
+      <w:r>
+        <w:rPr>
+          <w:rStyle w:val="VariableTok"/>
+        </w:rPr>
+        <w:t xml:space="preserve">$TARGET_URL</w:t>
+      </w:r>
+      <w:r>
+        <w:rPr>
+          <w:rStyle w:val="StringTok"/>
+        </w:rPr>
+        <w:t xml:space="preserve">"</w:t>
+      </w:r>
+      <w:r>
+        <w:rPr>
+          <w:rStyle w:val="NormalTok"/>
+        </w:rPr>
+        <w:t xml:space="preserve"> </w:t>
+      </w:r>
+      <w:r>
+        <w:rPr>
+          <w:rStyle w:val="AttributeTok"/>
+        </w:rPr>
+        <w:t xml:space="preserve">--all</w:t>
+      </w:r>
+      <w:r>
+        <w:br/>
+      </w:r>
+      <w:r>
+        <w:rPr>
+          <w:rStyle w:val="ControlFlowTok"/>
+        </w:rPr>
+        <w:t xml:space="preserve">else</w:t>
+      </w:r>
+      <w:r>
+        <w:br/>
+      </w:r>
+      <w:r>
+        <w:rPr>
+          <w:rStyle w:val="NormalTok"/>
+        </w:rPr>
+        <w:t xml:space="preserve">  </w:t>
+      </w:r>
+      <w:r>
+        <w:rPr>
+          <w:rStyle w:val="BuiltInTok"/>
+        </w:rPr>
+        <w:t xml:space="preserve">echo</w:t>
+      </w:r>
+      <w:r>
+        <w:rPr>
+          <w:rStyle w:val="NormalTok"/>
+        </w:rPr>
+        <w:t xml:space="preserve"> </w:t>
+      </w:r>
+      <w:r>
+        <w:rPr>
+          <w:rStyle w:val="StringTok"/>
+        </w:rPr>
+        <w:t xml:space="preserve">"profile not installed"</w:t>
+      </w:r>
+      <w:r>
+        <w:br/>
+      </w:r>
+      <w:r>
+        <w:rPr>
+          <w:rStyle w:val="ControlFlowTok"/>
+        </w:rPr>
+        <w:t xml:space="preserve">fi</w:t>
+      </w:r>
+      <w:r>
+        <w:br/>
+      </w:r>
+      <w:r>
+        <w:br/>
+      </w:r>
+      <w:r>
+        <w:rPr>
+          <w:rStyle w:val="ControlFlowTok"/>
+        </w:rPr>
+        <w:t xml:space="preserve">if</w:t>
+      </w:r>
+      <w:r>
+        <w:rPr>
+          <w:rStyle w:val="NormalTok"/>
+        </w:rPr>
+        <w:t xml:space="preserve"> </w:t>
+      </w:r>
+      <w:r>
+        <w:rPr>
+          <w:rStyle w:val="ExtensionTok"/>
+        </w:rPr>
+        <w:t xml:space="preserve">wp</w:t>
+      </w:r>
+      <w:r>
+        <w:rPr>
+          <w:rStyle w:val="NormalTok"/>
+        </w:rPr>
+        <w:t xml:space="preserve"> </w:t>
+      </w:r>
+      <w:r>
+        <w:rPr>
+          <w:rStyle w:val="StringTok"/>
+        </w:rPr>
+        <w:t xml:space="preserve">"</w:t>
+      </w:r>
+      <w:r>
+        <w:rPr>
+          <w:rStyle w:val="VariableTok"/>
+        </w:rPr>
+        <w:t xml:space="preserve">${WP_CLI_SITE_ARGS</w:t>
+      </w:r>
+      <w:r>
+        <w:rPr>
+          <w:rStyle w:val="OperatorTok"/>
+        </w:rPr>
+        <w:t xml:space="preserve">[@]</w:t>
+      </w:r>
+      <w:r>
+        <w:rPr>
+          <w:rStyle w:val="VariableTok"/>
+        </w:rPr>
+        <w:t xml:space="preserve">}</w:t>
+      </w:r>
+      <w:r>
+        <w:rPr>
+          <w:rStyle w:val="StringTok"/>
+        </w:rPr>
+        <w:t xml:space="preserve">"</w:t>
+      </w:r>
+      <w:r>
+        <w:rPr>
+          <w:rStyle w:val="NormalTok"/>
+        </w:rPr>
+        <w:t xml:space="preserve"> cli has-command doctor</w:t>
       </w:r>
       <w:r>
         <w:rPr>
           <w:rStyle w:val="KeywordTok"/>
         </w:rPr>
-        <w:t xml:space="preserve">&amp;&amp;</w:t>
-      </w:r>
-      <w:r>
-        <w:rPr>
-          <w:rStyle w:val="NormalTok"/>
-        </w:rPr>
-        <w:t xml:space="preserve"> </w:t>
+        <w:t xml:space="preserve">;</w:t>
+      </w:r>
+      <w:r>
+        <w:rPr>
+          <w:rStyle w:val="NormalTok"/>
+        </w:rPr>
+        <w:t xml:space="preserve"> </w:t>
+      </w:r>
+      <w:r>
+        <w:rPr>
+          <w:rStyle w:val="ControlFlowTok"/>
+        </w:rPr>
+        <w:t xml:space="preserve">then</w:t>
+      </w:r>
+      <w:r>
+        <w:br/>
+      </w:r>
+      <w:r>
+        <w:rPr>
+          <w:rStyle w:val="NormalTok"/>
+        </w:rPr>
+        <w:t xml:space="preserve">  </w:t>
       </w:r>
       <w:r>
         <w:rPr>
@@ -4409,7 +5663,689 @@
         <w:rPr>
           <w:rStyle w:val="StringTok"/>
         </w:rPr>
-        <w:t xml:space="preserve">"profile available"</w:t>
+        <w:t xml:space="preserve">"doctor available"</w:t>
+      </w:r>
+      <w:r>
+        <w:br/>
+      </w:r>
+      <w:r>
+        <w:rPr>
+          <w:rStyle w:val="NormalTok"/>
+        </w:rPr>
+        <w:t xml:space="preserve">  </w:t>
+      </w:r>
+      <w:r>
+        <w:rPr>
+          <w:rStyle w:val="ExtensionTok"/>
+        </w:rPr>
+        <w:t xml:space="preserve">wp</w:t>
+      </w:r>
+      <w:r>
+        <w:rPr>
+          <w:rStyle w:val="NormalTok"/>
+        </w:rPr>
+        <w:t xml:space="preserve"> </w:t>
+      </w:r>
+      <w:r>
+        <w:rPr>
+          <w:rStyle w:val="StringTok"/>
+        </w:rPr>
+        <w:t xml:space="preserve">"</w:t>
+      </w:r>
+      <w:r>
+        <w:rPr>
+          <w:rStyle w:val="VariableTok"/>
+        </w:rPr>
+        <w:t xml:space="preserve">${WP_CLI_SITE_ARGS</w:t>
+      </w:r>
+      <w:r>
+        <w:rPr>
+          <w:rStyle w:val="OperatorTok"/>
+        </w:rPr>
+        <w:t xml:space="preserve">[@]</w:t>
+      </w:r>
+      <w:r>
+        <w:rPr>
+          <w:rStyle w:val="VariableTok"/>
+        </w:rPr>
+        <w:t xml:space="preserve">}</w:t>
+      </w:r>
+      <w:r>
+        <w:rPr>
+          <w:rStyle w:val="StringTok"/>
+        </w:rPr>
+        <w:t xml:space="preserve">"</w:t>
+      </w:r>
+      <w:r>
+        <w:rPr>
+          <w:rStyle w:val="NormalTok"/>
+        </w:rPr>
+        <w:t xml:space="preserve"> doctor check</w:t>
+      </w:r>
+      <w:r>
+        <w:br/>
+      </w:r>
+      <w:r>
+        <w:rPr>
+          <w:rStyle w:val="ControlFlowTok"/>
+        </w:rPr>
+        <w:t xml:space="preserve">else</w:t>
+      </w:r>
+      <w:r>
+        <w:br/>
+      </w:r>
+      <w:r>
+        <w:rPr>
+          <w:rStyle w:val="NormalTok"/>
+        </w:rPr>
+        <w:t xml:space="preserve">  </w:t>
+      </w:r>
+      <w:r>
+        <w:rPr>
+          <w:rStyle w:val="BuiltInTok"/>
+        </w:rPr>
+        <w:t xml:space="preserve">echo</w:t>
+      </w:r>
+      <w:r>
+        <w:rPr>
+          <w:rStyle w:val="NormalTok"/>
+        </w:rPr>
+        <w:t xml:space="preserve"> </w:t>
+      </w:r>
+      <w:r>
+        <w:rPr>
+          <w:rStyle w:val="StringTok"/>
+        </w:rPr>
+        <w:t xml:space="preserve">"doctor not installed"</w:t>
+      </w:r>
+      <w:r>
+        <w:br/>
+      </w:r>
+      <w:r>
+        <w:rPr>
+          <w:rStyle w:val="ControlFlowTok"/>
+        </w:rPr>
+        <w:t xml:space="preserve">fi</w:t>
+      </w:r>
+      <w:r>
+        <w:br/>
+      </w:r>
+      <w:r>
+        <w:br/>
+      </w:r>
+      <w:r>
+        <w:rPr>
+          <w:rStyle w:val="CommentTok"/>
+        </w:rPr>
+        <w:t xml:space="preserve"># Always safe baseline checks:</w:t>
+      </w:r>
+      <w:r>
+        <w:br/>
+      </w:r>
+      <w:r>
+        <w:rPr>
+          <w:rStyle w:val="ExtensionTok"/>
+        </w:rPr>
+        <w:t xml:space="preserve">wp</w:t>
+      </w:r>
+      <w:r>
+        <w:rPr>
+          <w:rStyle w:val="NormalTok"/>
+        </w:rPr>
+        <w:t xml:space="preserve"> </w:t>
+      </w:r>
+      <w:r>
+        <w:rPr>
+          <w:rStyle w:val="StringTok"/>
+        </w:rPr>
+        <w:t xml:space="preserve">"</w:t>
+      </w:r>
+      <w:r>
+        <w:rPr>
+          <w:rStyle w:val="VariableTok"/>
+        </w:rPr>
+        <w:t xml:space="preserve">${WP_CLI_SITE_ARGS</w:t>
+      </w:r>
+      <w:r>
+        <w:rPr>
+          <w:rStyle w:val="OperatorTok"/>
+        </w:rPr>
+        <w:t xml:space="preserve">[@]</w:t>
+      </w:r>
+      <w:r>
+        <w:rPr>
+          <w:rStyle w:val="VariableTok"/>
+        </w:rPr>
+        <w:t xml:space="preserve">}</w:t>
+      </w:r>
+      <w:r>
+        <w:rPr>
+          <w:rStyle w:val="StringTok"/>
+        </w:rPr>
+        <w:t xml:space="preserve">"</w:t>
+      </w:r>
+      <w:r>
+        <w:rPr>
+          <w:rStyle w:val="NormalTok"/>
+        </w:rPr>
+        <w:t xml:space="preserve"> plugin list </w:t>
+      </w:r>
+      <w:r>
+        <w:rPr>
+          <w:rStyle w:val="AttributeTok"/>
+        </w:rPr>
+        <w:t xml:space="preserve">--status</w:t>
+      </w:r>
+      <w:r>
+        <w:rPr>
+          <w:rStyle w:val="OperatorTok"/>
+        </w:rPr>
+        <w:t xml:space="preserve">=</w:t>
+      </w:r>
+      <w:r>
+        <w:rPr>
+          <w:rStyle w:val="NormalTok"/>
+        </w:rPr>
+        <w:t xml:space="preserve">active</w:t>
+      </w:r>
+      <w:r>
+        <w:br/>
+      </w:r>
+      <w:r>
+        <w:rPr>
+          <w:rStyle w:val="ExtensionTok"/>
+        </w:rPr>
+        <w:t xml:space="preserve">wp</w:t>
+      </w:r>
+      <w:r>
+        <w:rPr>
+          <w:rStyle w:val="NormalTok"/>
+        </w:rPr>
+        <w:t xml:space="preserve"> </w:t>
+      </w:r>
+      <w:r>
+        <w:rPr>
+          <w:rStyle w:val="StringTok"/>
+        </w:rPr>
+        <w:t xml:space="preserve">"</w:t>
+      </w:r>
+      <w:r>
+        <w:rPr>
+          <w:rStyle w:val="VariableTok"/>
+        </w:rPr>
+        <w:t xml:space="preserve">${WP_CLI_SITE_ARGS</w:t>
+      </w:r>
+      <w:r>
+        <w:rPr>
+          <w:rStyle w:val="OperatorTok"/>
+        </w:rPr>
+        <w:t xml:space="preserve">[@]</w:t>
+      </w:r>
+      <w:r>
+        <w:rPr>
+          <w:rStyle w:val="VariableTok"/>
+        </w:rPr>
+        <w:t xml:space="preserve">}</w:t>
+      </w:r>
+      <w:r>
+        <w:rPr>
+          <w:rStyle w:val="StringTok"/>
+        </w:rPr>
+        <w:t xml:space="preserve">"</w:t>
+      </w:r>
+      <w:r>
+        <w:rPr>
+          <w:rStyle w:val="NormalTok"/>
+        </w:rPr>
+        <w:t xml:space="preserve"> theme list </w:t>
+      </w:r>
+      <w:r>
+        <w:rPr>
+          <w:rStyle w:val="AttributeTok"/>
+        </w:rPr>
+        <w:t xml:space="preserve">--status</w:t>
+      </w:r>
+      <w:r>
+        <w:rPr>
+          <w:rStyle w:val="OperatorTok"/>
+        </w:rPr>
+        <w:t xml:space="preserve">=</w:t>
+      </w:r>
+      <w:r>
+        <w:rPr>
+          <w:rStyle w:val="NormalTok"/>
+        </w:rPr>
+        <w:t xml:space="preserve">active</w:t>
+      </w:r>
+    </w:p>
+    <w:bookmarkEnd w:id="70"/>
+    <w:bookmarkStart w:id="71" w:name="expected-output-2"/>
+    <w:p>
+      <w:pPr>
+        <w:pStyle w:val="Heading3"/>
+      </w:pPr>
+      <w:r>
+        <w:t xml:space="preserve">Expected Output</w:t>
+      </w:r>
+    </w:p>
+    <w:p>
+      <w:pPr>
+        <w:pStyle w:val="Compact"/>
+        <w:numPr>
+          <w:ilvl w:val="0"/>
+          <w:numId w:val="1024"/>
+        </w:numPr>
+      </w:pPr>
+      <w:r>
+        <w:rPr>
+          <w:rStyle w:val="VerbatimChar"/>
+        </w:rPr>
+        <w:t xml:space="preserve">wp profile stage</w:t>
+      </w:r>
+      <w:r>
+        <w:t xml:space="preserve"> </w:t>
+      </w:r>
+      <w:r>
+        <w:t xml:space="preserve">identifies whether bootstrap, main query, template, or shutdown dominates.</w:t>
+      </w:r>
+    </w:p>
+    <w:p>
+      <w:pPr>
+        <w:pStyle w:val="Compact"/>
+        <w:numPr>
+          <w:ilvl w:val="0"/>
+          <w:numId w:val="1024"/>
+        </w:numPr>
+      </w:pPr>
+      <w:r>
+        <w:rPr>
+          <w:rStyle w:val="VerbatimChar"/>
+        </w:rPr>
+        <w:t xml:space="preserve">wp profile hook</w:t>
+      </w:r>
+      <w:r>
+        <w:t xml:space="preserve"> </w:t>
+      </w:r>
+      <w:r>
+        <w:t xml:space="preserve">identifies slow hooks/callbacks.</w:t>
+      </w:r>
+    </w:p>
+    <w:p>
+      <w:pPr>
+        <w:pStyle w:val="Compact"/>
+        <w:numPr>
+          <w:ilvl w:val="0"/>
+          <w:numId w:val="1024"/>
+        </w:numPr>
+      </w:pPr>
+      <w:r>
+        <w:rPr>
+          <w:rStyle w:val="VerbatimChar"/>
+        </w:rPr>
+        <w:t xml:space="preserve">wp doctor check</w:t>
+      </w:r>
+      <w:r>
+        <w:t xml:space="preserve"> </w:t>
+      </w:r>
+      <w:r>
+        <w:t xml:space="preserve">flags common foot-guns where available.</w:t>
+      </w:r>
+    </w:p>
+    <w:p>
+      <w:pPr>
+        <w:pStyle w:val="Compact"/>
+        <w:numPr>
+          <w:ilvl w:val="0"/>
+          <w:numId w:val="1024"/>
+        </w:numPr>
+      </w:pPr>
+      <w:r>
+        <w:t xml:space="preserve">Active plugin/theme inventory supports rollback and ownership decisions.</w:t>
+      </w:r>
+    </w:p>
+    <w:bookmarkEnd w:id="71"/>
+    <w:bookmarkStart w:id="72" w:name="rollback-2"/>
+    <w:p>
+      <w:pPr>
+        <w:pStyle w:val="Heading3"/>
+      </w:pPr>
+      <w:r>
+        <w:t xml:space="preserve">Rollback</w:t>
+      </w:r>
+    </w:p>
+    <w:p>
+      <w:pPr>
+        <w:pStyle w:val="FirstParagraph"/>
+      </w:pPr>
+      <w:r>
+        <w:t xml:space="preserve">No rollback is required for profiling. If an approved mitigation disables a plugin/module or changes configuration, restore the previous plugin/configuration state from the incident log or deployment system.</w:t>
+      </w:r>
+    </w:p>
+    <w:bookmarkEnd w:id="72"/>
+    <w:bookmarkStart w:id="73" w:name="verification-2"/>
+    <w:p>
+      <w:pPr>
+        <w:pStyle w:val="Heading3"/>
+      </w:pPr>
+      <w:r>
+        <w:t xml:space="preserve">Verification</w:t>
+      </w:r>
+    </w:p>
+    <w:p>
+      <w:pPr>
+        <w:pStyle w:val="SourceCode"/>
+      </w:pPr>
+      <w:r>
+        <w:rPr>
+          <w:rStyle w:val="ExtensionTok"/>
+        </w:rPr>
+        <w:t xml:space="preserve">curl</w:t>
+      </w:r>
+      <w:r>
+        <w:rPr>
+          <w:rStyle w:val="NormalTok"/>
+        </w:rPr>
+        <w:t xml:space="preserve"> </w:t>
+      </w:r>
+      <w:r>
+        <w:rPr>
+          <w:rStyle w:val="AttributeTok"/>
+        </w:rPr>
+        <w:t xml:space="preserve">-sS</w:t>
+      </w:r>
+      <w:r>
+        <w:rPr>
+          <w:rStyle w:val="NormalTok"/>
+        </w:rPr>
+        <w:t xml:space="preserve"> </w:t>
+      </w:r>
+      <w:r>
+        <w:rPr>
+          <w:rStyle w:val="StringTok"/>
+        </w:rPr>
+        <w:t xml:space="preserve">"</w:t>
+      </w:r>
+      <w:r>
+        <w:rPr>
+          <w:rStyle w:val="VariableTok"/>
+        </w:rPr>
+        <w:t xml:space="preserve">${CURL_AUTH_ARGS</w:t>
+      </w:r>
+      <w:r>
+        <w:rPr>
+          <w:rStyle w:val="OperatorTok"/>
+        </w:rPr>
+        <w:t xml:space="preserve">[@]</w:t>
+      </w:r>
+      <w:r>
+        <w:rPr>
+          <w:rStyle w:val="VariableTok"/>
+        </w:rPr>
+        <w:t xml:space="preserve">}</w:t>
+      </w:r>
+      <w:r>
+        <w:rPr>
+          <w:rStyle w:val="StringTok"/>
+        </w:rPr>
+        <w:t xml:space="preserve">"</w:t>
+      </w:r>
+      <w:r>
+        <w:rPr>
+          <w:rStyle w:val="NormalTok"/>
+        </w:rPr>
+        <w:t xml:space="preserve"> </w:t>
+      </w:r>
+      <w:r>
+        <w:rPr>
+          <w:rStyle w:val="AttributeTok"/>
+        </w:rPr>
+        <w:t xml:space="preserve">-o</w:t>
+      </w:r>
+      <w:r>
+        <w:rPr>
+          <w:rStyle w:val="NormalTok"/>
+        </w:rPr>
+        <w:t xml:space="preserve"> </w:t>
+      </w:r>
+      <w:r>
+        <w:rPr>
+          <w:rStyle w:val="StringTok"/>
+        </w:rPr>
+        <w:t xml:space="preserve">"</w:t>
+      </w:r>
+      <w:r>
+        <w:rPr>
+          <w:rStyle w:val="VariableTok"/>
+        </w:rPr>
+        <w:t xml:space="preserve">$EVIDENCE_DIR</w:t>
+      </w:r>
+      <w:r>
+        <w:rPr>
+          <w:rStyle w:val="StringTok"/>
+        </w:rPr>
+        <w:t xml:space="preserve">/body-</w:t>
+      </w:r>
+      <w:r>
+        <w:rPr>
+          <w:rStyle w:val="VariableTok"/>
+        </w:rPr>
+        <w:t xml:space="preserve">${INCIDENT_ID}</w:t>
+      </w:r>
+      <w:r>
+        <w:rPr>
+          <w:rStyle w:val="StringTok"/>
+        </w:rPr>
+        <w:t xml:space="preserve">-dynamic-verify.txt"</w:t>
+      </w:r>
+      <w:r>
+        <w:rPr>
+          <w:rStyle w:val="NormalTok"/>
+        </w:rPr>
+        <w:t xml:space="preserve"> </w:t>
+      </w:r>
+      <w:r>
+        <w:rPr>
+          <w:rStyle w:val="AttributeTok"/>
+        </w:rPr>
+        <w:t xml:space="preserve">-D</w:t>
+      </w:r>
+      <w:r>
+        <w:rPr>
+          <w:rStyle w:val="NormalTok"/>
+        </w:rPr>
+        <w:t xml:space="preserve"> </w:t>
+      </w:r>
+      <w:r>
+        <w:rPr>
+          <w:rStyle w:val="StringTok"/>
+        </w:rPr>
+        <w:t xml:space="preserve">"</w:t>
+      </w:r>
+      <w:r>
+        <w:rPr>
+          <w:rStyle w:val="VariableTok"/>
+        </w:rPr>
+        <w:t xml:space="preserve">$EVIDENCE_DIR</w:t>
+      </w:r>
+      <w:r>
+        <w:rPr>
+          <w:rStyle w:val="StringTok"/>
+        </w:rPr>
+        <w:t xml:space="preserve">/headers-</w:t>
+      </w:r>
+      <w:r>
+        <w:rPr>
+          <w:rStyle w:val="VariableTok"/>
+        </w:rPr>
+        <w:t xml:space="preserve">${INCIDENT_ID}</w:t>
+      </w:r>
+      <w:r>
+        <w:rPr>
+          <w:rStyle w:val="StringTok"/>
+        </w:rPr>
+        <w:t xml:space="preserve">-dynamic-verify.txt"</w:t>
+      </w:r>
+      <w:r>
+        <w:rPr>
+          <w:rStyle w:val="NormalTok"/>
+        </w:rPr>
+        <w:t xml:space="preserve"> </w:t>
+      </w:r>
+      <w:r>
+        <w:rPr>
+          <w:rStyle w:val="DataTypeTok"/>
+        </w:rPr>
+        <w:t xml:space="preserve">\</w:t>
+      </w:r>
+      <w:r>
+        <w:br/>
+      </w:r>
+      <w:r>
+        <w:rPr>
+          <w:rStyle w:val="NormalTok"/>
+        </w:rPr>
+        <w:t xml:space="preserve">  </w:t>
+      </w:r>
+      <w:r>
+        <w:rPr>
+          <w:rStyle w:val="AttributeTok"/>
+        </w:rPr>
+        <w:t xml:space="preserve">-w</w:t>
+      </w:r>
+      <w:r>
+        <w:rPr>
+          <w:rStyle w:val="NormalTok"/>
+        </w:rPr>
+        <w:t xml:space="preserve"> </w:t>
+      </w:r>
+      <w:r>
+        <w:rPr>
+          <w:rStyle w:val="StringTok"/>
+        </w:rPr>
+        <w:t xml:space="preserve">'ttfb:%{time_starttransfer} total:%{time_total} code:%{http_code}\n'</w:t>
+      </w:r>
+      <w:r>
+        <w:rPr>
+          <w:rStyle w:val="NormalTok"/>
+        </w:rPr>
+        <w:t xml:space="preserve"> </w:t>
+      </w:r>
+      <w:r>
+        <w:rPr>
+          <w:rStyle w:val="DataTypeTok"/>
+        </w:rPr>
+        <w:t xml:space="preserve">\</w:t>
+      </w:r>
+      <w:r>
+        <w:br/>
+      </w:r>
+      <w:r>
+        <w:rPr>
+          <w:rStyle w:val="NormalTok"/>
+        </w:rPr>
+        <w:t xml:space="preserve">  </w:t>
+      </w:r>
+      <w:r>
+        <w:rPr>
+          <w:rStyle w:val="StringTok"/>
+        </w:rPr>
+        <w:t xml:space="preserve">"</w:t>
+      </w:r>
+      <w:r>
+        <w:rPr>
+          <w:rStyle w:val="VariableTok"/>
+        </w:rPr>
+        <w:t xml:space="preserve">$TARGET_URL</w:t>
+      </w:r>
+      <w:r>
+        <w:rPr>
+          <w:rStyle w:val="StringTok"/>
+        </w:rPr>
+        <w:t xml:space="preserve">"</w:t>
+      </w:r>
+      <w:r>
+        <w:br/>
+      </w:r>
+      <w:r>
+        <w:br/>
+      </w:r>
+      <w:r>
+        <w:rPr>
+          <w:rStyle w:val="FunctionTok"/>
+        </w:rPr>
+        <w:t xml:space="preserve">grep</w:t>
+      </w:r>
+      <w:r>
+        <w:rPr>
+          <w:rStyle w:val="NormalTok"/>
+        </w:rPr>
+        <w:t xml:space="preserve"> </w:t>
+      </w:r>
+      <w:r>
+        <w:rPr>
+          <w:rStyle w:val="AttributeTok"/>
+        </w:rPr>
+        <w:t xml:space="preserve">-E</w:t>
+      </w:r>
+      <w:r>
+        <w:rPr>
+          <w:rStyle w:val="NormalTok"/>
+        </w:rPr>
+        <w:t xml:space="preserve"> </w:t>
+      </w:r>
+      <w:r>
+        <w:rPr>
+          <w:rStyle w:val="StringTok"/>
+        </w:rPr>
+        <w:t xml:space="preserve">"^HTTP/.* </w:t>
+      </w:r>
+      <w:r>
+        <w:rPr>
+          <w:rStyle w:val="VariableTok"/>
+        </w:rPr>
+        <w:t xml:space="preserve">${EXPECTED_STATUS}</w:t>
+      </w:r>
+      <w:r>
+        <w:rPr>
+          <w:rStyle w:val="StringTok"/>
+        </w:rPr>
+        <w:t xml:space="preserve">"</w:t>
+      </w:r>
+      <w:r>
+        <w:rPr>
+          <w:rStyle w:val="NormalTok"/>
+        </w:rPr>
+        <w:t xml:space="preserve"> </w:t>
+      </w:r>
+      <w:r>
+        <w:rPr>
+          <w:rStyle w:val="StringTok"/>
+        </w:rPr>
+        <w:t xml:space="preserve">"</w:t>
+      </w:r>
+      <w:r>
+        <w:rPr>
+          <w:rStyle w:val="VariableTok"/>
+        </w:rPr>
+        <w:t xml:space="preserve">$EVIDENCE_DIR</w:t>
+      </w:r>
+      <w:r>
+        <w:rPr>
+          <w:rStyle w:val="StringTok"/>
+        </w:rPr>
+        <w:t xml:space="preserve">/headers-</w:t>
+      </w:r>
+      <w:r>
+        <w:rPr>
+          <w:rStyle w:val="VariableTok"/>
+        </w:rPr>
+        <w:t xml:space="preserve">${INCIDENT_ID}</w:t>
+      </w:r>
+      <w:r>
+        <w:rPr>
+          <w:rStyle w:val="StringTok"/>
+        </w:rPr>
+        <w:t xml:space="preserve">-dynamic-verify.txt"</w:t>
       </w:r>
       <w:r>
         <w:rPr>
@@ -4431,141 +6367,9 @@
       </w:r>
       <w:r>
         <w:rPr>
-          <w:rStyle w:val="BuiltInTok"/>
-        </w:rPr>
-        <w:t xml:space="preserve">echo</w:t>
-      </w:r>
-      <w:r>
-        <w:rPr>
-          <w:rStyle w:val="NormalTok"/>
-        </w:rPr>
-        <w:t xml:space="preserve"> </w:t>
-      </w:r>
-      <w:r>
-        <w:rPr>
-          <w:rStyle w:val="StringTok"/>
-        </w:rPr>
-        <w:t xml:space="preserve">"profile not installed"</w:t>
-      </w:r>
-      <w:r>
-        <w:br/>
-      </w:r>
-      <w:r>
-        <w:rPr>
-          <w:rStyle w:val="ExtensionTok"/>
-        </w:rPr>
-        <w:t xml:space="preserve">wp</w:t>
-      </w:r>
-      <w:r>
-        <w:rPr>
-          <w:rStyle w:val="NormalTok"/>
-        </w:rPr>
-        <w:t xml:space="preserve"> </w:t>
-      </w:r>
-      <w:r>
-        <w:rPr>
-          <w:rStyle w:val="AttributeTok"/>
-        </w:rPr>
-        <w:t xml:space="preserve">--path</w:t>
-      </w:r>
-      <w:r>
-        <w:rPr>
-          <w:rStyle w:val="OperatorTok"/>
-        </w:rPr>
-        <w:t xml:space="preserve">=</w:t>
-      </w:r>
-      <w:r>
-        <w:rPr>
-          <w:rStyle w:val="StringTok"/>
-        </w:rPr>
-        <w:t xml:space="preserve">"</w:t>
-      </w:r>
-      <w:r>
-        <w:rPr>
-          <w:rStyle w:val="VariableTok"/>
-        </w:rPr>
-        <w:t xml:space="preserve">$WP_PATH</w:t>
-      </w:r>
-      <w:r>
-        <w:rPr>
-          <w:rStyle w:val="StringTok"/>
-        </w:rPr>
-        <w:t xml:space="preserve">"</w:t>
-      </w:r>
-      <w:r>
-        <w:rPr>
-          <w:rStyle w:val="NormalTok"/>
-        </w:rPr>
-        <w:t xml:space="preserve"> cli has-command doctor </w:t>
-      </w:r>
-      <w:r>
-        <w:rPr>
-          <w:rStyle w:val="KeywordTok"/>
-        </w:rPr>
-        <w:t xml:space="preserve">&amp;&amp;</w:t>
-      </w:r>
-      <w:r>
-        <w:rPr>
-          <w:rStyle w:val="NormalTok"/>
-        </w:rPr>
-        <w:t xml:space="preserve"> </w:t>
-      </w:r>
-      <w:r>
-        <w:rPr>
-          <w:rStyle w:val="BuiltInTok"/>
-        </w:rPr>
-        <w:t xml:space="preserve">echo</w:t>
-      </w:r>
-      <w:r>
-        <w:rPr>
-          <w:rStyle w:val="NormalTok"/>
-        </w:rPr>
-        <w:t xml:space="preserve"> </w:t>
-      </w:r>
-      <w:r>
-        <w:rPr>
-          <w:rStyle w:val="StringTok"/>
-        </w:rPr>
-        <w:t xml:space="preserve">"doctor available"</w:t>
-      </w:r>
-      <w:r>
-        <w:rPr>
-          <w:rStyle w:val="NormalTok"/>
-        </w:rPr>
-        <w:t xml:space="preserve"> </w:t>
-      </w:r>
-      <w:r>
-        <w:rPr>
-          <w:rStyle w:val="KeywordTok"/>
-        </w:rPr>
-        <w:t xml:space="preserve">||</w:t>
-      </w:r>
-      <w:r>
-        <w:rPr>
-          <w:rStyle w:val="NormalTok"/>
-        </w:rPr>
-        <w:t xml:space="preserve"> </w:t>
-      </w:r>
-      <w:r>
-        <w:rPr>
-          <w:rStyle w:val="BuiltInTok"/>
-        </w:rPr>
-        <w:t xml:space="preserve">echo</w:t>
-      </w:r>
-      <w:r>
-        <w:rPr>
-          <w:rStyle w:val="NormalTok"/>
-        </w:rPr>
-        <w:t xml:space="preserve"> </w:t>
-      </w:r>
-      <w:r>
-        <w:rPr>
-          <w:rStyle w:val="StringTok"/>
-        </w:rPr>
-        <w:t xml:space="preserve">"doctor not installed"</w:t>
-      </w:r>
-      <w:r>
-        <w:br/>
+          <w:rStyle w:val="FunctionTok"/>
+        </w:rPr>
+        <w:t xml:space="preserve">true</w:t>
       </w:r>
       <w:r>
         <w:br/>
@@ -4574,232 +6378,7 @@
         <w:rPr>
           <w:rStyle w:val="CommentTok"/>
         </w:rPr>
-        <w:t xml:space="preserve"># If profile is available:</w:t>
-      </w:r>
-      <w:r>
-        <w:br/>
-      </w:r>
-      <w:r>
-        <w:rPr>
-          <w:rStyle w:val="ExtensionTok"/>
-        </w:rPr>
-        <w:t xml:space="preserve">wp</w:t>
-      </w:r>
-      <w:r>
-        <w:rPr>
-          <w:rStyle w:val="NormalTok"/>
-        </w:rPr>
-        <w:t xml:space="preserve"> </w:t>
-      </w:r>
-      <w:r>
-        <w:rPr>
-          <w:rStyle w:val="AttributeTok"/>
-        </w:rPr>
-        <w:t xml:space="preserve">--path</w:t>
-      </w:r>
-      <w:r>
-        <w:rPr>
-          <w:rStyle w:val="OperatorTok"/>
-        </w:rPr>
-        <w:t xml:space="preserve">=</w:t>
-      </w:r>
-      <w:r>
-        <w:rPr>
-          <w:rStyle w:val="StringTok"/>
-        </w:rPr>
-        <w:t xml:space="preserve">"</w:t>
-      </w:r>
-      <w:r>
-        <w:rPr>
-          <w:rStyle w:val="VariableTok"/>
-        </w:rPr>
-        <w:t xml:space="preserve">$WP_PATH</w:t>
-      </w:r>
-      <w:r>
-        <w:rPr>
-          <w:rStyle w:val="StringTok"/>
-        </w:rPr>
-        <w:t xml:space="preserve">"</w:t>
-      </w:r>
-      <w:r>
-        <w:rPr>
-          <w:rStyle w:val="NormalTok"/>
-        </w:rPr>
-        <w:t xml:space="preserve"> profile stage </w:t>
-      </w:r>
-      <w:r>
-        <w:rPr>
-          <w:rStyle w:val="AttributeTok"/>
-        </w:rPr>
-        <w:t xml:space="preserve">--url</w:t>
-      </w:r>
-      <w:r>
-        <w:rPr>
-          <w:rStyle w:val="OperatorTok"/>
-        </w:rPr>
-        <w:t xml:space="preserve">=</w:t>
-      </w:r>
-      <w:r>
-        <w:rPr>
-          <w:rStyle w:val="StringTok"/>
-        </w:rPr>
-        <w:t xml:space="preserve">"</w:t>
-      </w:r>
-      <w:r>
-        <w:rPr>
-          <w:rStyle w:val="VariableTok"/>
-        </w:rPr>
-        <w:t xml:space="preserve">$TARGET_URL</w:t>
-      </w:r>
-      <w:r>
-        <w:rPr>
-          <w:rStyle w:val="StringTok"/>
-        </w:rPr>
-        <w:t xml:space="preserve">"</w:t>
-      </w:r>
-      <w:r>
-        <w:rPr>
-          <w:rStyle w:val="NormalTok"/>
-        </w:rPr>
-        <w:t xml:space="preserve"> </w:t>
-      </w:r>
-      <w:r>
-        <w:rPr>
-          <w:rStyle w:val="KeywordTok"/>
-        </w:rPr>
-        <w:t xml:space="preserve">||</w:t>
-      </w:r>
-      <w:r>
-        <w:rPr>
-          <w:rStyle w:val="NormalTok"/>
-        </w:rPr>
-        <w:t xml:space="preserve"> </w:t>
-      </w:r>
-      <w:r>
-        <w:rPr>
-          <w:rStyle w:val="FunctionTok"/>
-        </w:rPr>
-        <w:t xml:space="preserve">true</w:t>
-      </w:r>
-      <w:r>
-        <w:br/>
-      </w:r>
-      <w:r>
-        <w:rPr>
-          <w:rStyle w:val="ExtensionTok"/>
-        </w:rPr>
-        <w:t xml:space="preserve">wp</w:t>
-      </w:r>
-      <w:r>
-        <w:rPr>
-          <w:rStyle w:val="NormalTok"/>
-        </w:rPr>
-        <w:t xml:space="preserve"> </w:t>
-      </w:r>
-      <w:r>
-        <w:rPr>
-          <w:rStyle w:val="AttributeTok"/>
-        </w:rPr>
-        <w:t xml:space="preserve">--path</w:t>
-      </w:r>
-      <w:r>
-        <w:rPr>
-          <w:rStyle w:val="OperatorTok"/>
-        </w:rPr>
-        <w:t xml:space="preserve">=</w:t>
-      </w:r>
-      <w:r>
-        <w:rPr>
-          <w:rStyle w:val="StringTok"/>
-        </w:rPr>
-        <w:t xml:space="preserve">"</w:t>
-      </w:r>
-      <w:r>
-        <w:rPr>
-          <w:rStyle w:val="VariableTok"/>
-        </w:rPr>
-        <w:t xml:space="preserve">$WP_PATH</w:t>
-      </w:r>
-      <w:r>
-        <w:rPr>
-          <w:rStyle w:val="StringTok"/>
-        </w:rPr>
-        <w:t xml:space="preserve">"</w:t>
-      </w:r>
-      <w:r>
-        <w:rPr>
-          <w:rStyle w:val="NormalTok"/>
-        </w:rPr>
-        <w:t xml:space="preserve"> profile hook </w:t>
-      </w:r>
-      <w:r>
-        <w:rPr>
-          <w:rStyle w:val="AttributeTok"/>
-        </w:rPr>
-        <w:t xml:space="preserve">--url</w:t>
-      </w:r>
-      <w:r>
-        <w:rPr>
-          <w:rStyle w:val="OperatorTok"/>
-        </w:rPr>
-        <w:t xml:space="preserve">=</w:t>
-      </w:r>
-      <w:r>
-        <w:rPr>
-          <w:rStyle w:val="StringTok"/>
-        </w:rPr>
-        <w:t xml:space="preserve">"</w:t>
-      </w:r>
-      <w:r>
-        <w:rPr>
-          <w:rStyle w:val="VariableTok"/>
-        </w:rPr>
-        <w:t xml:space="preserve">$TARGET_URL</w:t>
-      </w:r>
-      <w:r>
-        <w:rPr>
-          <w:rStyle w:val="StringTok"/>
-        </w:rPr>
-        <w:t xml:space="preserve">"</w:t>
-      </w:r>
-      <w:r>
-        <w:rPr>
-          <w:rStyle w:val="NormalTok"/>
-        </w:rPr>
-        <w:t xml:space="preserve"> </w:t>
-      </w:r>
-      <w:r>
-        <w:rPr>
-          <w:rStyle w:val="AttributeTok"/>
-        </w:rPr>
-        <w:t xml:space="preserve">--all</w:t>
-      </w:r>
-      <w:r>
-        <w:rPr>
-          <w:rStyle w:val="NormalTok"/>
-        </w:rPr>
-        <w:t xml:space="preserve"> </w:t>
-      </w:r>
-      <w:r>
-        <w:rPr>
-          <w:rStyle w:val="KeywordTok"/>
-        </w:rPr>
-        <w:t xml:space="preserve">||</w:t>
-      </w:r>
-      <w:r>
-        <w:rPr>
-          <w:rStyle w:val="NormalTok"/>
-        </w:rPr>
-        <w:t xml:space="preserve"> </w:t>
-      </w:r>
-      <w:r>
-        <w:rPr>
-          <w:rStyle w:val="FunctionTok"/>
-        </w:rPr>
-        <w:t xml:space="preserve">true</w:t>
-      </w:r>
-      <w:r>
-        <w:br/>
+        <w:t xml:space="preserve"># Optional body marker check for authenticated/admin/REST/AJAX responses:</w:t>
       </w:r>
       <w:r>
         <w:br/>
@@ -4808,321 +6387,7 @@
         <w:rPr>
           <w:rStyle w:val="CommentTok"/>
         </w:rPr>
-        <w:t xml:space="preserve"># If doctor is available:</w:t>
-      </w:r>
-      <w:r>
-        <w:br/>
-      </w:r>
-      <w:r>
-        <w:rPr>
-          <w:rStyle w:val="ExtensionTok"/>
-        </w:rPr>
-        <w:t xml:space="preserve">wp</w:t>
-      </w:r>
-      <w:r>
-        <w:rPr>
-          <w:rStyle w:val="NormalTok"/>
-        </w:rPr>
-        <w:t xml:space="preserve"> </w:t>
-      </w:r>
-      <w:r>
-        <w:rPr>
-          <w:rStyle w:val="AttributeTok"/>
-        </w:rPr>
-        <w:t xml:space="preserve">--path</w:t>
-      </w:r>
-      <w:r>
-        <w:rPr>
-          <w:rStyle w:val="OperatorTok"/>
-        </w:rPr>
-        <w:t xml:space="preserve">=</w:t>
-      </w:r>
-      <w:r>
-        <w:rPr>
-          <w:rStyle w:val="StringTok"/>
-        </w:rPr>
-        <w:t xml:space="preserve">"</w:t>
-      </w:r>
-      <w:r>
-        <w:rPr>
-          <w:rStyle w:val="VariableTok"/>
-        </w:rPr>
-        <w:t xml:space="preserve">$WP_PATH</w:t>
-      </w:r>
-      <w:r>
-        <w:rPr>
-          <w:rStyle w:val="StringTok"/>
-        </w:rPr>
-        <w:t xml:space="preserve">"</w:t>
-      </w:r>
-      <w:r>
-        <w:rPr>
-          <w:rStyle w:val="NormalTok"/>
-        </w:rPr>
-        <w:t xml:space="preserve"> doctor check </w:t>
-      </w:r>
-      <w:r>
-        <w:rPr>
-          <w:rStyle w:val="KeywordTok"/>
-        </w:rPr>
-        <w:t xml:space="preserve">||</w:t>
-      </w:r>
-      <w:r>
-        <w:rPr>
-          <w:rStyle w:val="NormalTok"/>
-        </w:rPr>
-        <w:t xml:space="preserve"> </w:t>
-      </w:r>
-      <w:r>
-        <w:rPr>
-          <w:rStyle w:val="FunctionTok"/>
-        </w:rPr>
-        <w:t xml:space="preserve">true</w:t>
-      </w:r>
-      <w:r>
-        <w:br/>
-      </w:r>
-      <w:r>
-        <w:br/>
-      </w:r>
-      <w:r>
-        <w:rPr>
-          <w:rStyle w:val="CommentTok"/>
-        </w:rPr>
-        <w:t xml:space="preserve"># Always safe baseline checks:</w:t>
-      </w:r>
-      <w:r>
-        <w:br/>
-      </w:r>
-      <w:r>
-        <w:rPr>
-          <w:rStyle w:val="ExtensionTok"/>
-        </w:rPr>
-        <w:t xml:space="preserve">wp</w:t>
-      </w:r>
-      <w:r>
-        <w:rPr>
-          <w:rStyle w:val="NormalTok"/>
-        </w:rPr>
-        <w:t xml:space="preserve"> </w:t>
-      </w:r>
-      <w:r>
-        <w:rPr>
-          <w:rStyle w:val="AttributeTok"/>
-        </w:rPr>
-        <w:t xml:space="preserve">--path</w:t>
-      </w:r>
-      <w:r>
-        <w:rPr>
-          <w:rStyle w:val="OperatorTok"/>
-        </w:rPr>
-        <w:t xml:space="preserve">=</w:t>
-      </w:r>
-      <w:r>
-        <w:rPr>
-          <w:rStyle w:val="StringTok"/>
-        </w:rPr>
-        <w:t xml:space="preserve">"</w:t>
-      </w:r>
-      <w:r>
-        <w:rPr>
-          <w:rStyle w:val="VariableTok"/>
-        </w:rPr>
-        <w:t xml:space="preserve">$WP_PATH</w:t>
-      </w:r>
-      <w:r>
-        <w:rPr>
-          <w:rStyle w:val="StringTok"/>
-        </w:rPr>
-        <w:t xml:space="preserve">"</w:t>
-      </w:r>
-      <w:r>
-        <w:rPr>
-          <w:rStyle w:val="NormalTok"/>
-        </w:rPr>
-        <w:t xml:space="preserve"> plugin list </w:t>
-      </w:r>
-      <w:r>
-        <w:rPr>
-          <w:rStyle w:val="AttributeTok"/>
-        </w:rPr>
-        <w:t xml:space="preserve">--status</w:t>
-      </w:r>
-      <w:r>
-        <w:rPr>
-          <w:rStyle w:val="OperatorTok"/>
-        </w:rPr>
-        <w:t xml:space="preserve">=</w:t>
-      </w:r>
-      <w:r>
-        <w:rPr>
-          <w:rStyle w:val="NormalTok"/>
-        </w:rPr>
-        <w:t xml:space="preserve">active</w:t>
-      </w:r>
-      <w:r>
-        <w:br/>
-      </w:r>
-      <w:r>
-        <w:rPr>
-          <w:rStyle w:val="ExtensionTok"/>
-        </w:rPr>
-        <w:t xml:space="preserve">wp</w:t>
-      </w:r>
-      <w:r>
-        <w:rPr>
-          <w:rStyle w:val="NormalTok"/>
-        </w:rPr>
-        <w:t xml:space="preserve"> </w:t>
-      </w:r>
-      <w:r>
-        <w:rPr>
-          <w:rStyle w:val="AttributeTok"/>
-        </w:rPr>
-        <w:t xml:space="preserve">--path</w:t>
-      </w:r>
-      <w:r>
-        <w:rPr>
-          <w:rStyle w:val="OperatorTok"/>
-        </w:rPr>
-        <w:t xml:space="preserve">=</w:t>
-      </w:r>
-      <w:r>
-        <w:rPr>
-          <w:rStyle w:val="StringTok"/>
-        </w:rPr>
-        <w:t xml:space="preserve">"</w:t>
-      </w:r>
-      <w:r>
-        <w:rPr>
-          <w:rStyle w:val="VariableTok"/>
-        </w:rPr>
-        <w:t xml:space="preserve">$WP_PATH</w:t>
-      </w:r>
-      <w:r>
-        <w:rPr>
-          <w:rStyle w:val="StringTok"/>
-        </w:rPr>
-        <w:t xml:space="preserve">"</w:t>
-      </w:r>
-      <w:r>
-        <w:rPr>
-          <w:rStyle w:val="NormalTok"/>
-        </w:rPr>
-        <w:t xml:space="preserve"> theme list </w:t>
-      </w:r>
-      <w:r>
-        <w:rPr>
-          <w:rStyle w:val="AttributeTok"/>
-        </w:rPr>
-        <w:t xml:space="preserve">--status</w:t>
-      </w:r>
-      <w:r>
-        <w:rPr>
-          <w:rStyle w:val="OperatorTok"/>
-        </w:rPr>
-        <w:t xml:space="preserve">=</w:t>
-      </w:r>
-      <w:r>
-        <w:rPr>
-          <w:rStyle w:val="NormalTok"/>
-        </w:rPr>
-        <w:t xml:space="preserve">active</w:t>
-      </w:r>
-    </w:p>
-    <w:bookmarkEnd w:id="50"/>
-    <w:bookmarkStart w:id="51" w:name="expected-output-2"/>
-    <w:p>
-      <w:pPr>
-        <w:pStyle w:val="Heading3"/>
-      </w:pPr>
-      <w:r>
-        <w:t xml:space="preserve">Expected Output</w:t>
-      </w:r>
-    </w:p>
-    <w:p>
-      <w:pPr>
-        <w:pStyle w:val="Compact"/>
-        <w:numPr>
-          <w:ilvl w:val="0"/>
-          <w:numId w:val="1024"/>
-        </w:numPr>
-      </w:pPr>
-      <w:r>
-        <w:rPr>
-          <w:rStyle w:val="VerbatimChar"/>
-        </w:rPr>
-        <w:t xml:space="preserve">wp profile stage</w:t>
-      </w:r>
-      <w:r>
-        <w:t xml:space="preserve"> </w:t>
-      </w:r>
-      <w:r>
-        <w:t xml:space="preserve">identifies whether bootstrap, main query, template, or shutdown dominates.</w:t>
-      </w:r>
-    </w:p>
-    <w:p>
-      <w:pPr>
-        <w:pStyle w:val="Compact"/>
-        <w:numPr>
-          <w:ilvl w:val="0"/>
-          <w:numId w:val="1024"/>
-        </w:numPr>
-      </w:pPr>
-      <w:r>
-        <w:rPr>
-          <w:rStyle w:val="VerbatimChar"/>
-        </w:rPr>
-        <w:t xml:space="preserve">wp profile hook</w:t>
-      </w:r>
-      <w:r>
-        <w:t xml:space="preserve"> </w:t>
-      </w:r>
-      <w:r>
-        <w:t xml:space="preserve">identifies slow hooks/callbacks.</w:t>
-      </w:r>
-    </w:p>
-    <w:p>
-      <w:pPr>
-        <w:pStyle w:val="Compact"/>
-        <w:numPr>
-          <w:ilvl w:val="0"/>
-          <w:numId w:val="1024"/>
-        </w:numPr>
-      </w:pPr>
-      <w:r>
-        <w:rPr>
-          <w:rStyle w:val="VerbatimChar"/>
-        </w:rPr>
-        <w:t xml:space="preserve">wp doctor check</w:t>
-      </w:r>
-      <w:r>
-        <w:t xml:space="preserve"> </w:t>
-      </w:r>
-      <w:r>
-        <w:t xml:space="preserve">flags common foot-guns where available.</w:t>
-      </w:r>
-    </w:p>
-    <w:p>
-      <w:pPr>
-        <w:pStyle w:val="Compact"/>
-        <w:numPr>
-          <w:ilvl w:val="0"/>
-          <w:numId w:val="1024"/>
-        </w:numPr>
-      </w:pPr>
-      <w:r>
-        <w:t xml:space="preserve">Active plugin/theme inventory supports rollback and ownership decisions.</w:t>
-      </w:r>
-    </w:p>
-    <w:bookmarkEnd w:id="51"/>
-    <w:bookmarkStart w:id="52" w:name="rollback-2"/>
-    <w:p>
-      <w:pPr>
-        <w:pStyle w:val="Heading3"/>
-      </w:pPr>
-      <w:r>
-        <w:t xml:space="preserve">Rollback</w:t>
+        <w:t xml:space="preserve"># grep -F "[CUSTOMIZE: expected body marker]" "$EVIDENCE_DIR/body-${INCIDENT_ID}-dynamic-verify.txt"</w:t>
       </w:r>
     </w:p>
     <w:p>
@@ -5130,178 +6395,11 @@
         <w:pStyle w:val="FirstParagraph"/>
       </w:pPr>
       <w:r>
-        <w:t xml:space="preserve">No rollback is required for profiling. If an approved mitigation disables a plugin/module or changes configuration, restore the previous plugin/configuration state from the incident log or deployment system.</w:t>
-      </w:r>
-    </w:p>
-    <w:bookmarkEnd w:id="52"/>
-    <w:bookmarkStart w:id="53" w:name="verification-2"/>
-    <w:p>
-      <w:pPr>
-        <w:pStyle w:val="Heading3"/>
-      </w:pPr>
-      <w:r>
-        <w:t xml:space="preserve">Verification</w:t>
-      </w:r>
-    </w:p>
-    <w:p>
-      <w:pPr>
-        <w:pStyle w:val="SourceCode"/>
-      </w:pPr>
-      <w:r>
-        <w:rPr>
-          <w:rStyle w:val="ExtensionTok"/>
-        </w:rPr>
-        <w:t xml:space="preserve">curl</w:t>
-      </w:r>
-      <w:r>
-        <w:rPr>
-          <w:rStyle w:val="NormalTok"/>
-        </w:rPr>
-        <w:t xml:space="preserve"> </w:t>
-      </w:r>
-      <w:r>
-        <w:rPr>
-          <w:rStyle w:val="AttributeTok"/>
-        </w:rPr>
-        <w:t xml:space="preserve">-sS</w:t>
-      </w:r>
-      <w:r>
-        <w:rPr>
-          <w:rStyle w:val="NormalTok"/>
-        </w:rPr>
-        <w:t xml:space="preserve"> </w:t>
-      </w:r>
-      <w:r>
-        <w:rPr>
-          <w:rStyle w:val="AttributeTok"/>
-        </w:rPr>
-        <w:t xml:space="preserve">-o</w:t>
-      </w:r>
-      <w:r>
-        <w:rPr>
-          <w:rStyle w:val="NormalTok"/>
-        </w:rPr>
-        <w:t xml:space="preserve"> /dev/null </w:t>
-      </w:r>
-      <w:r>
-        <w:rPr>
-          <w:rStyle w:val="AttributeTok"/>
-        </w:rPr>
-        <w:t xml:space="preserve">-D</w:t>
-      </w:r>
-      <w:r>
-        <w:rPr>
-          <w:rStyle w:val="NormalTok"/>
-        </w:rPr>
-        <w:t xml:space="preserve"> </w:t>
-      </w:r>
-      <w:r>
-        <w:rPr>
-          <w:rStyle w:val="StringTok"/>
-        </w:rPr>
-        <w:t xml:space="preserve">"headers-</w:t>
-      </w:r>
-      <w:r>
-        <w:rPr>
-          <w:rStyle w:val="VariableTok"/>
-        </w:rPr>
-        <w:t xml:space="preserve">${INCIDENT_ID}</w:t>
-      </w:r>
-      <w:r>
-        <w:rPr>
-          <w:rStyle w:val="StringTok"/>
-        </w:rPr>
-        <w:t xml:space="preserve">-dynamic-verify.txt"</w:t>
-      </w:r>
-      <w:r>
-        <w:rPr>
-          <w:rStyle w:val="NormalTok"/>
-        </w:rPr>
-        <w:t xml:space="preserve"> </w:t>
-      </w:r>
-      <w:r>
-        <w:rPr>
-          <w:rStyle w:val="DataTypeTok"/>
-        </w:rPr>
-        <w:t xml:space="preserve">\</w:t>
-      </w:r>
-      <w:r>
-        <w:br/>
-      </w:r>
-      <w:r>
-        <w:rPr>
-          <w:rStyle w:val="NormalTok"/>
-        </w:rPr>
-        <w:t xml:space="preserve">  </w:t>
-      </w:r>
-      <w:r>
-        <w:rPr>
-          <w:rStyle w:val="AttributeTok"/>
-        </w:rPr>
-        <w:t xml:space="preserve">-w</w:t>
-      </w:r>
-      <w:r>
-        <w:rPr>
-          <w:rStyle w:val="NormalTok"/>
-        </w:rPr>
-        <w:t xml:space="preserve"> </w:t>
-      </w:r>
-      <w:r>
-        <w:rPr>
-          <w:rStyle w:val="StringTok"/>
-        </w:rPr>
-        <w:t xml:space="preserve">'ttfb:%{time_starttransfer} total:%{time_total} code:%{http_code}\n'</w:t>
-      </w:r>
-      <w:r>
-        <w:rPr>
-          <w:rStyle w:val="NormalTok"/>
-        </w:rPr>
-        <w:t xml:space="preserve"> </w:t>
-      </w:r>
-      <w:r>
-        <w:rPr>
-          <w:rStyle w:val="DataTypeTok"/>
-        </w:rPr>
-        <w:t xml:space="preserve">\</w:t>
-      </w:r>
-      <w:r>
-        <w:br/>
-      </w:r>
-      <w:r>
-        <w:rPr>
-          <w:rStyle w:val="NormalTok"/>
-        </w:rPr>
-        <w:t xml:space="preserve">  </w:t>
-      </w:r>
-      <w:r>
-        <w:rPr>
-          <w:rStyle w:val="StringTok"/>
-        </w:rPr>
-        <w:t xml:space="preserve">"</w:t>
-      </w:r>
-      <w:r>
-        <w:rPr>
-          <w:rStyle w:val="VariableTok"/>
-        </w:rPr>
-        <w:t xml:space="preserve">$TARGET_URL</w:t>
-      </w:r>
-      <w:r>
-        <w:rPr>
-          <w:rStyle w:val="StringTok"/>
-        </w:rPr>
-        <w:t xml:space="preserve">"</w:t>
-      </w:r>
-    </w:p>
-    <w:p>
-      <w:pPr>
-        <w:pStyle w:val="FirstParagraph"/>
-      </w:pPr>
-      <w:r>
-        <w:t xml:space="preserve">Expected: TTFB and total time improve for the same authenticated/dynamic path, or the dominant bottleneck is identified for escalation.</w:t>
-      </w:r>
-    </w:p>
-    <w:bookmarkEnd w:id="53"/>
-    <w:bookmarkStart w:id="54" w:name="escalate-if-2"/>
+        <w:t xml:space="preserve">Expected: TTFB and total time improve for the same URL, user state, authentication method, and expected HTTP status/body marker, or the dominant bottleneck is identified for escalation.</w:t>
+      </w:r>
+    </w:p>
+    <w:bookmarkEnd w:id="73"/>
+    <w:bookmarkStart w:id="74" w:name="escalate-if-2"/>
     <w:p>
       <w:pPr>
         <w:pStyle w:val="Heading3"/>
@@ -5365,9 +6463,9 @@
         </w:pict>
       </w:r>
     </w:p>
-    <w:bookmarkEnd w:id="54"/>
-    <w:bookmarkEnd w:id="55"/>
-    <w:bookmarkStart w:id="64" w:name="X78d9c4b3fea6ba66ffeacb2d31c1711612d8c1b"/>
+    <w:bookmarkEnd w:id="74"/>
+    <w:bookmarkEnd w:id="75"/>
+    <w:bookmarkStart w:id="84" w:name="X78d9c4b3fea6ba66ffeacb2d31c1711612d8c1b"/>
     <w:p>
       <w:pPr>
         <w:pStyle w:val="Heading2"/>
@@ -5376,7 +6474,7 @@
         <w:t xml:space="preserve">Procedure 4: Database slowdown, autoload bloat, or expensive queries</w:t>
       </w:r>
     </w:p>
-    <w:bookmarkStart w:id="56" w:name="procedure-metadata-3"/>
+    <w:bookmarkStart w:id="76" w:name="procedure-metadata-3"/>
     <w:p>
       <w:pPr>
         <w:pStyle w:val="Heading3"/>
@@ -5433,8 +6531,8 @@
         <w:t xml:space="preserve">Last Drill Date: [CUSTOMIZE: YYYY-MM-DD / N/A]</w:t>
       </w:r>
     </w:p>
-    <w:bookmarkEnd w:id="56"/>
-    <w:bookmarkStart w:id="57" w:name="purpose-3"/>
+    <w:bookmarkEnd w:id="76"/>
+    <w:bookmarkStart w:id="77" w:name="purpose-3"/>
     <w:p>
       <w:pPr>
         <w:pStyle w:val="Heading3"/>
@@ -5451,8 +6549,8 @@
         <w:t xml:space="preserve">Identify whether database time is dominated by slow queries, too many queries, inefficient query shape, or autoloaded option bloat.</w:t>
       </w:r>
     </w:p>
-    <w:bookmarkEnd w:id="57"/>
-    <w:bookmarkStart w:id="58" w:name="prerequisites-3"/>
+    <w:bookmarkEnd w:id="77"/>
+    <w:bookmarkStart w:id="78" w:name="prerequisites-3"/>
     <w:p>
       <w:pPr>
         <w:pStyle w:val="Heading3"/>
@@ -5497,8 +6595,8 @@
         <w:t xml:space="preserve">Current backup/snapshot before any write operation.</w:t>
       </w:r>
     </w:p>
-    <w:bookmarkEnd w:id="58"/>
-    <w:bookmarkStart w:id="59" w:name="commands-3"/>
+    <w:bookmarkEnd w:id="78"/>
+    <w:bookmarkStart w:id="79" w:name="commands-3"/>
     <w:p>
       <w:pPr>
         <w:pStyle w:val="Heading3"/>
@@ -5525,15 +6623,354 @@
       </w:r>
       <w:r>
         <w:rPr>
+          <w:rStyle w:val="StringTok"/>
+        </w:rPr>
+        <w:t xml:space="preserve">"</w:t>
+      </w:r>
+      <w:r>
+        <w:rPr>
+          <w:rStyle w:val="VariableTok"/>
+        </w:rPr>
+        <w:t xml:space="preserve">${WP_CLI_SITE_ARGS</w:t>
+      </w:r>
+      <w:r>
+        <w:rPr>
+          <w:rStyle w:val="OperatorTok"/>
+        </w:rPr>
+        <w:t xml:space="preserve">[@]</w:t>
+      </w:r>
+      <w:r>
+        <w:rPr>
+          <w:rStyle w:val="VariableTok"/>
+        </w:rPr>
+        <w:t xml:space="preserve">}</w:t>
+      </w:r>
+      <w:r>
+        <w:rPr>
+          <w:rStyle w:val="StringTok"/>
+        </w:rPr>
+        <w:t xml:space="preserve">"</w:t>
+      </w:r>
+      <w:r>
+        <w:rPr>
+          <w:rStyle w:val="NormalTok"/>
+        </w:rPr>
+        <w:t xml:space="preserve"> db query </w:t>
+      </w:r>
+      <w:r>
+        <w:rPr>
+          <w:rStyle w:val="StringTok"/>
+        </w:rPr>
+        <w:t xml:space="preserve">"SELECT option_name, LENGTH(option_value) AS size, autoload FROM </w:t>
+      </w:r>
+      <w:r>
+        <w:rPr>
+          <w:rStyle w:val="VariableTok"/>
+        </w:rPr>
+        <w:t xml:space="preserve">${OPTIONS_TABLE}</w:t>
+      </w:r>
+      <w:r>
+        <w:rPr>
+          <w:rStyle w:val="StringTok"/>
+        </w:rPr>
+        <w:t xml:space="preserve"> WHERE autoload IN ('yes', 'on', 'auto', 'auto-on') ORDER BY size DESC LIMIT 20;"</w:t>
+      </w:r>
+      <w:r>
+        <w:br/>
+      </w:r>
+      <w:r>
+        <w:br/>
+      </w:r>
+      <w:r>
+        <w:rPr>
+          <w:rStyle w:val="ExtensionTok"/>
+        </w:rPr>
+        <w:t xml:space="preserve">wp</w:t>
+      </w:r>
+      <w:r>
+        <w:rPr>
+          <w:rStyle w:val="NormalTok"/>
+        </w:rPr>
+        <w:t xml:space="preserve"> </w:t>
+      </w:r>
+      <w:r>
+        <w:rPr>
+          <w:rStyle w:val="StringTok"/>
+        </w:rPr>
+        <w:t xml:space="preserve">"</w:t>
+      </w:r>
+      <w:r>
+        <w:rPr>
+          <w:rStyle w:val="VariableTok"/>
+        </w:rPr>
+        <w:t xml:space="preserve">${WP_CLI_SITE_ARGS</w:t>
+      </w:r>
+      <w:r>
+        <w:rPr>
+          <w:rStyle w:val="OperatorTok"/>
+        </w:rPr>
+        <w:t xml:space="preserve">[@]</w:t>
+      </w:r>
+      <w:r>
+        <w:rPr>
+          <w:rStyle w:val="VariableTok"/>
+        </w:rPr>
+        <w:t xml:space="preserve">}</w:t>
+      </w:r>
+      <w:r>
+        <w:rPr>
+          <w:rStyle w:val="StringTok"/>
+        </w:rPr>
+        <w:t xml:space="preserve">"</w:t>
+      </w:r>
+      <w:r>
+        <w:rPr>
+          <w:rStyle w:val="NormalTok"/>
+        </w:rPr>
+        <w:t xml:space="preserve"> db query </w:t>
+      </w:r>
+      <w:r>
+        <w:rPr>
+          <w:rStyle w:val="StringTok"/>
+        </w:rPr>
+        <w:t xml:space="preserve">"SELECT SUM(LENGTH(option_value)) AS autoload_bytes FROM </w:t>
+      </w:r>
+      <w:r>
+        <w:rPr>
+          <w:rStyle w:val="VariableTok"/>
+        </w:rPr>
+        <w:t xml:space="preserve">${OPTIONS_TABLE}</w:t>
+      </w:r>
+      <w:r>
+        <w:rPr>
+          <w:rStyle w:val="StringTok"/>
+        </w:rPr>
+        <w:t xml:space="preserve"> WHERE autoload IN ('yes', 'on', 'auto', 'auto-on');"</w:t>
+      </w:r>
+      <w:r>
+        <w:br/>
+      </w:r>
+      <w:r>
+        <w:br/>
+      </w:r>
+      <w:r>
+        <w:rPr>
+          <w:rStyle w:val="ExtensionTok"/>
+        </w:rPr>
+        <w:t xml:space="preserve">wp</w:t>
+      </w:r>
+      <w:r>
+        <w:rPr>
+          <w:rStyle w:val="NormalTok"/>
+        </w:rPr>
+        <w:t xml:space="preserve"> </w:t>
+      </w:r>
+      <w:r>
+        <w:rPr>
+          <w:rStyle w:val="StringTok"/>
+        </w:rPr>
+        <w:t xml:space="preserve">"</w:t>
+      </w:r>
+      <w:r>
+        <w:rPr>
+          <w:rStyle w:val="VariableTok"/>
+        </w:rPr>
+        <w:t xml:space="preserve">${WP_CLI_SITE_ARGS</w:t>
+      </w:r>
+      <w:r>
+        <w:rPr>
+          <w:rStyle w:val="OperatorTok"/>
+        </w:rPr>
+        <w:t xml:space="preserve">[@]</w:t>
+      </w:r>
+      <w:r>
+        <w:rPr>
+          <w:rStyle w:val="VariableTok"/>
+        </w:rPr>
+        <w:t xml:space="preserve">}</w:t>
+      </w:r>
+      <w:r>
+        <w:rPr>
+          <w:rStyle w:val="StringTok"/>
+        </w:rPr>
+        <w:t xml:space="preserve">"</w:t>
+      </w:r>
+      <w:r>
+        <w:rPr>
+          <w:rStyle w:val="NormalTok"/>
+        </w:rPr>
+        <w:t xml:space="preserve"> db size </w:t>
+      </w:r>
+      <w:r>
+        <w:rPr>
           <w:rStyle w:val="AttributeTok"/>
         </w:rPr>
-        <w:t xml:space="preserve">--path</w:t>
+        <w:t xml:space="preserve">--tables</w:t>
+      </w:r>
+    </w:p>
+    <w:bookmarkEnd w:id="79"/>
+    <w:bookmarkStart w:id="80" w:name="expected-output-3"/>
+    <w:p>
+      <w:pPr>
+        <w:pStyle w:val="Heading3"/>
+      </w:pPr>
+      <w:r>
+        <w:t xml:space="preserve">Expected Output</w:t>
+      </w:r>
+    </w:p>
+    <w:p>
+      <w:pPr>
+        <w:pStyle w:val="Compact"/>
+        <w:numPr>
+          <w:ilvl w:val="0"/>
+          <w:numId w:val="1028"/>
+        </w:numPr>
+      </w:pPr>
+      <w:r>
+        <w:t xml:space="preserve">Autoload queries include both legacy</w:t>
+      </w:r>
+      <w:r>
+        <w:t xml:space="preserve"> </w:t>
+      </w:r>
+      <w:r>
+        <w:rPr>
+          <w:rStyle w:val="VerbatimChar"/>
+        </w:rPr>
+        <w:t xml:space="preserve">yes</w:t>
+      </w:r>
+      <w:r>
+        <w:t xml:space="preserve"> </w:t>
+      </w:r>
+      <w:r>
+        <w:t xml:space="preserve">and modern WordPress 6.6+ values:</w:t>
+      </w:r>
+      <w:r>
+        <w:t xml:space="preserve"> </w:t>
+      </w:r>
+      <w:r>
+        <w:rPr>
+          <w:rStyle w:val="VerbatimChar"/>
+        </w:rPr>
+        <w:t xml:space="preserve">on</w:t>
+      </w:r>
+      <w:r>
+        <w:t xml:space="preserve">,</w:t>
+      </w:r>
+      <w:r>
+        <w:t xml:space="preserve"> </w:t>
+      </w:r>
+      <w:r>
+        <w:rPr>
+          <w:rStyle w:val="VerbatimChar"/>
+        </w:rPr>
+        <w:t xml:space="preserve">auto</w:t>
+      </w:r>
+      <w:r>
+        <w:t xml:space="preserve">, and</w:t>
+      </w:r>
+      <w:r>
+        <w:t xml:space="preserve"> </w:t>
+      </w:r>
+      <w:r>
+        <w:rPr>
+          <w:rStyle w:val="VerbatimChar"/>
+        </w:rPr>
+        <w:t xml:space="preserve">auto-on</w:t>
+      </w:r>
+      <w:r>
+        <w:t xml:space="preserve">.</w:t>
+      </w:r>
+    </w:p>
+    <w:p>
+      <w:pPr>
+        <w:pStyle w:val="Compact"/>
+        <w:numPr>
+          <w:ilvl w:val="0"/>
+          <w:numId w:val="1028"/>
+        </w:numPr>
+      </w:pPr>
+      <w:r>
+        <w:t xml:space="preserve">Large autoloaded options are identified by name and size.</w:t>
+      </w:r>
+    </w:p>
+    <w:p>
+      <w:pPr>
+        <w:pStyle w:val="Compact"/>
+        <w:numPr>
+          <w:ilvl w:val="0"/>
+          <w:numId w:val="1028"/>
+        </w:numPr>
+      </w:pPr>
+      <w:r>
+        <w:t xml:space="preserve">Large tables are identified for deeper query review.</w:t>
+      </w:r>
+    </w:p>
+    <w:bookmarkEnd w:id="80"/>
+    <w:bookmarkStart w:id="81" w:name="rollback-3"/>
+    <w:p>
+      <w:pPr>
+        <w:pStyle w:val="Heading3"/>
+      </w:pPr>
+      <w:r>
+        <w:t xml:space="preserve">Rollback</w:t>
+      </w:r>
+    </w:p>
+    <w:p>
+      <w:pPr>
+        <w:pStyle w:val="FirstParagraph"/>
+      </w:pPr>
+      <w:r>
+        <w:t xml:space="preserve">If an approved autoload change is made, record the previous autoload value first and restore it if behavior regresses.</w:t>
+      </w:r>
+    </w:p>
+    <w:p>
+      <w:pPr>
+        <w:pStyle w:val="SourceCode"/>
+      </w:pPr>
+      <w:r>
+        <w:rPr>
+          <w:rStyle w:val="CommentTok"/>
+        </w:rPr>
+        <w:t xml:space="preserve"># Read before changing.</w:t>
+      </w:r>
+      <w:r>
+        <w:br/>
+      </w:r>
+      <w:r>
+        <w:rPr>
+          <w:rStyle w:val="ExtensionTok"/>
+        </w:rPr>
+        <w:t xml:space="preserve">wp</w:t>
+      </w:r>
+      <w:r>
+        <w:rPr>
+          <w:rStyle w:val="NormalTok"/>
+        </w:rPr>
+        <w:t xml:space="preserve"> </w:t>
+      </w:r>
+      <w:r>
+        <w:rPr>
+          <w:rStyle w:val="StringTok"/>
+        </w:rPr>
+        <w:t xml:space="preserve">"</w:t>
+      </w:r>
+      <w:r>
+        <w:rPr>
+          <w:rStyle w:val="VariableTok"/>
+        </w:rPr>
+        <w:t xml:space="preserve">${WP_CLI_SITE_ARGS</w:t>
       </w:r>
       <w:r>
         <w:rPr>
           <w:rStyle w:val="OperatorTok"/>
         </w:rPr>
-        <w:t xml:space="preserve">=</w:t>
+        <w:t xml:space="preserve">[@]</w:t>
+      </w:r>
+      <w:r>
+        <w:rPr>
+          <w:rStyle w:val="VariableTok"/>
+        </w:rPr>
+        <w:t xml:space="preserve">}</w:t>
       </w:r>
       <w:r>
         <w:rPr>
@@ -5543,9 +6980,54 @@
       </w:r>
       <w:r>
         <w:rPr>
-          <w:rStyle w:val="VariableTok"/>
-        </w:rPr>
-        <w:t xml:space="preserve">$WP_PATH</w:t>
+          <w:rStyle w:val="NormalTok"/>
+        </w:rPr>
+        <w:t xml:space="preserve"> db query </w:t>
+      </w:r>
+      <w:r>
+        <w:rPr>
+          <w:rStyle w:val="StringTok"/>
+        </w:rPr>
+        <w:t xml:space="preserve">"SELECT option_name, autoload FROM </w:t>
+      </w:r>
+      <w:r>
+        <w:rPr>
+          <w:rStyle w:val="VariableTok"/>
+        </w:rPr>
+        <w:t xml:space="preserve">${OPTIONS_TABLE}</w:t>
+      </w:r>
+      <w:r>
+        <w:rPr>
+          <w:rStyle w:val="StringTok"/>
+        </w:rPr>
+        <w:t xml:space="preserve"> WHERE option_name='[CUSTOMIZE: option_name]';"</w:t>
+      </w:r>
+      <w:r>
+        <w:br/>
+      </w:r>
+      <w:r>
+        <w:br/>
+      </w:r>
+      <w:r>
+        <w:rPr>
+          <w:rStyle w:val="CommentTok"/>
+        </w:rPr>
+        <w:t xml:space="preserve"># Rollback example - choose the previous value captured above.</w:t>
+      </w:r>
+      <w:r>
+        <w:br/>
+      </w:r>
+      <w:r>
+        <w:rPr>
+          <w:rStyle w:val="ExtensionTok"/>
+        </w:rPr>
+        <w:t xml:space="preserve">wp</w:t>
+      </w:r>
+      <w:r>
+        <w:rPr>
+          <w:rStyle w:val="NormalTok"/>
+        </w:rPr>
+        <w:t xml:space="preserve"> </w:t>
       </w:r>
       <w:r>
         <w:rPr>
@@ -5555,6 +7037,105 @@
       </w:r>
       <w:r>
         <w:rPr>
+          <w:rStyle w:val="VariableTok"/>
+        </w:rPr>
+        <w:t xml:space="preserve">${WP_CLI_SITE_ARGS</w:t>
+      </w:r>
+      <w:r>
+        <w:rPr>
+          <w:rStyle w:val="OperatorTok"/>
+        </w:rPr>
+        <w:t xml:space="preserve">[@]</w:t>
+      </w:r>
+      <w:r>
+        <w:rPr>
+          <w:rStyle w:val="VariableTok"/>
+        </w:rPr>
+        <w:t xml:space="preserve">}</w:t>
+      </w:r>
+      <w:r>
+        <w:rPr>
+          <w:rStyle w:val="StringTok"/>
+        </w:rPr>
+        <w:t xml:space="preserve">"</w:t>
+      </w:r>
+      <w:r>
+        <w:rPr>
+          <w:rStyle w:val="NormalTok"/>
+        </w:rPr>
+        <w:t xml:space="preserve"> option set-autoload </w:t>
+      </w:r>
+      <w:r>
+        <w:rPr>
+          <w:rStyle w:val="StringTok"/>
+        </w:rPr>
+        <w:t xml:space="preserve">"[CUSTOMIZE: option_name]"</w:t>
+      </w:r>
+      <w:r>
+        <w:rPr>
+          <w:rStyle w:val="NormalTok"/>
+        </w:rPr>
+        <w:t xml:space="preserve"> on</w:t>
+      </w:r>
+    </w:p>
+    <w:bookmarkEnd w:id="81"/>
+    <w:bookmarkStart w:id="82" w:name="verification-3"/>
+    <w:p>
+      <w:pPr>
+        <w:pStyle w:val="Heading3"/>
+      </w:pPr>
+      <w:r>
+        <w:t xml:space="preserve">Verification</w:t>
+      </w:r>
+    </w:p>
+    <w:p>
+      <w:pPr>
+        <w:pStyle w:val="SourceCode"/>
+      </w:pPr>
+      <w:r>
+        <w:rPr>
+          <w:rStyle w:val="ExtensionTok"/>
+        </w:rPr>
+        <w:t xml:space="preserve">wp</w:t>
+      </w:r>
+      <w:r>
+        <w:rPr>
+          <w:rStyle w:val="NormalTok"/>
+        </w:rPr>
+        <w:t xml:space="preserve"> </w:t>
+      </w:r>
+      <w:r>
+        <w:rPr>
+          <w:rStyle w:val="StringTok"/>
+        </w:rPr>
+        <w:t xml:space="preserve">"</w:t>
+      </w:r>
+      <w:r>
+        <w:rPr>
+          <w:rStyle w:val="VariableTok"/>
+        </w:rPr>
+        <w:t xml:space="preserve">${WP_CLI_SITE_ARGS</w:t>
+      </w:r>
+      <w:r>
+        <w:rPr>
+          <w:rStyle w:val="OperatorTok"/>
+        </w:rPr>
+        <w:t xml:space="preserve">[@]</w:t>
+      </w:r>
+      <w:r>
+        <w:rPr>
+          <w:rStyle w:val="VariableTok"/>
+        </w:rPr>
+        <w:t xml:space="preserve">}</w:t>
+      </w:r>
+      <w:r>
+        <w:rPr>
+          <w:rStyle w:val="StringTok"/>
+        </w:rPr>
+        <w:t xml:space="preserve">"</w:t>
+      </w:r>
+      <w:r>
+        <w:rPr>
           <w:rStyle w:val="NormalTok"/>
         </w:rPr>
         <w:t xml:space="preserve"> db query </w:t>
@@ -5563,7 +7144,7 @@
         <w:rPr>
           <w:rStyle w:val="StringTok"/>
         </w:rPr>
-        <w:t xml:space="preserve">"SELECT option_name, LENGTH(option_value) AS size, autoload FROM </w:t>
+        <w:t xml:space="preserve">"SELECT SUM(LENGTH(option_value)) AS autoload_bytes FROM </w:t>
       </w:r>
       <w:r>
         <w:rPr>
@@ -5575,7 +7156,7 @@
         <w:rPr>
           <w:rStyle w:val="StringTok"/>
         </w:rPr>
-        <w:t xml:space="preserve"> WHERE autoload IN ('yes', 'on', 'auto', 'auto-on') ORDER BY size DESC LIMIT 20;"</w:t>
+        <w:t xml:space="preserve"> WHERE autoload IN ('yes', 'on', 'auto', 'auto-on');"</w:t>
       </w:r>
       <w:r>
         <w:br/>
@@ -5587,7 +7168,7 @@
         <w:rPr>
           <w:rStyle w:val="ExtensionTok"/>
         </w:rPr>
-        <w:t xml:space="preserve">wp</w:t>
+        <w:t xml:space="preserve">curl</w:t>
       </w:r>
       <w:r>
         <w:rPr>
@@ -5599,13 +7180,37 @@
         <w:rPr>
           <w:rStyle w:val="AttributeTok"/>
         </w:rPr>
-        <w:t xml:space="preserve">--path</w:t>
-      </w:r>
-      <w:r>
-        <w:rPr>
-          <w:rStyle w:val="OperatorTok"/>
-        </w:rPr>
-        <w:t xml:space="preserve">=</w:t>
+        <w:t xml:space="preserve">-sS</w:t>
+      </w:r>
+      <w:r>
+        <w:rPr>
+          <w:rStyle w:val="NormalTok"/>
+        </w:rPr>
+        <w:t xml:space="preserve"> </w:t>
+      </w:r>
+      <w:r>
+        <w:rPr>
+          <w:rStyle w:val="AttributeTok"/>
+        </w:rPr>
+        <w:t xml:space="preserve">-o</w:t>
+      </w:r>
+      <w:r>
+        <w:rPr>
+          <w:rStyle w:val="NormalTok"/>
+        </w:rPr>
+        <w:t xml:space="preserve"> /dev/null </w:t>
+      </w:r>
+      <w:r>
+        <w:rPr>
+          <w:rStyle w:val="AttributeTok"/>
+        </w:rPr>
+        <w:t xml:space="preserve">-D</w:t>
+      </w:r>
+      <w:r>
+        <w:rPr>
+          <w:rStyle w:val="NormalTok"/>
+        </w:rPr>
+        <w:t xml:space="preserve"> </w:t>
       </w:r>
       <w:r>
         <w:rPr>
@@ -5617,7 +7222,85 @@
         <w:rPr>
           <w:rStyle w:val="VariableTok"/>
         </w:rPr>
-        <w:t xml:space="preserve">$WP_PATH</w:t>
+        <w:t xml:space="preserve">$EVIDENCE_DIR</w:t>
+      </w:r>
+      <w:r>
+        <w:rPr>
+          <w:rStyle w:val="StringTok"/>
+        </w:rPr>
+        <w:t xml:space="preserve">/headers-</w:t>
+      </w:r>
+      <w:r>
+        <w:rPr>
+          <w:rStyle w:val="VariableTok"/>
+        </w:rPr>
+        <w:t xml:space="preserve">${INCIDENT_ID}</w:t>
+      </w:r>
+      <w:r>
+        <w:rPr>
+          <w:rStyle w:val="StringTok"/>
+        </w:rPr>
+        <w:t xml:space="preserve">-db-verify.txt"</w:t>
+      </w:r>
+      <w:r>
+        <w:rPr>
+          <w:rStyle w:val="NormalTok"/>
+        </w:rPr>
+        <w:t xml:space="preserve"> </w:t>
+      </w:r>
+      <w:r>
+        <w:rPr>
+          <w:rStyle w:val="DataTypeTok"/>
+        </w:rPr>
+        <w:t xml:space="preserve">\</w:t>
+      </w:r>
+      <w:r>
+        <w:br/>
+      </w:r>
+      <w:r>
+        <w:rPr>
+          <w:rStyle w:val="NormalTok"/>
+        </w:rPr>
+        <w:t xml:space="preserve">  </w:t>
+      </w:r>
+      <w:r>
+        <w:rPr>
+          <w:rStyle w:val="AttributeTok"/>
+        </w:rPr>
+        <w:t xml:space="preserve">-w</w:t>
+      </w:r>
+      <w:r>
+        <w:rPr>
+          <w:rStyle w:val="NormalTok"/>
+        </w:rPr>
+        <w:t xml:space="preserve"> </w:t>
+      </w:r>
+      <w:r>
+        <w:rPr>
+          <w:rStyle w:val="StringTok"/>
+        </w:rPr>
+        <w:t xml:space="preserve">'ttfb:%{time_starttransfer} total:%{time_total} code:%{http_code}\n'</w:t>
+      </w:r>
+      <w:r>
+        <w:rPr>
+          <w:rStyle w:val="NormalTok"/>
+        </w:rPr>
+        <w:t xml:space="preserve"> </w:t>
+      </w:r>
+      <w:r>
+        <w:rPr>
+          <w:rStyle w:val="DataTypeTok"/>
+        </w:rPr>
+        <w:t xml:space="preserve">\</w:t>
+      </w:r>
+      <w:r>
+        <w:br/>
+      </w:r>
+      <w:r>
+        <w:rPr>
+          <w:rStyle w:val="NormalTok"/>
+        </w:rPr>
+        <w:t xml:space="preserve">  </w:t>
       </w:r>
       <w:r>
         <w:rPr>
@@ -5627,57 +7310,9 @@
       </w:r>
       <w:r>
         <w:rPr>
-          <w:rStyle w:val="NormalTok"/>
-        </w:rPr>
-        <w:t xml:space="preserve"> db query </w:t>
-      </w:r>
-      <w:r>
-        <w:rPr>
-          <w:rStyle w:val="StringTok"/>
-        </w:rPr>
-        <w:t xml:space="preserve">"SELECT SUM(LENGTH(option_value)) AS autoload_bytes FROM </w:t>
-      </w:r>
-      <w:r>
-        <w:rPr>
-          <w:rStyle w:val="VariableTok"/>
-        </w:rPr>
-        <w:t xml:space="preserve">${OPTIONS_TABLE}</w:t>
-      </w:r>
-      <w:r>
-        <w:rPr>
-          <w:rStyle w:val="StringTok"/>
-        </w:rPr>
-        <w:t xml:space="preserve"> WHERE autoload IN ('yes', 'on', 'auto', 'auto-on');"</w:t>
-      </w:r>
-      <w:r>
-        <w:br/>
-      </w:r>
-      <w:r>
-        <w:br/>
-      </w:r>
-      <w:r>
-        <w:rPr>
-          <w:rStyle w:val="ExtensionTok"/>
-        </w:rPr>
-        <w:t xml:space="preserve">wp</w:t>
-      </w:r>
-      <w:r>
-        <w:rPr>
-          <w:rStyle w:val="NormalTok"/>
-        </w:rPr>
-        <w:t xml:space="preserve"> </w:t>
-      </w:r>
-      <w:r>
-        <w:rPr>
-          <w:rStyle w:val="AttributeTok"/>
-        </w:rPr>
-        <w:t xml:space="preserve">--path</w:t>
-      </w:r>
-      <w:r>
-        <w:rPr>
-          <w:rStyle w:val="OperatorTok"/>
-        </w:rPr>
-        <w:t xml:space="preserve">=</w:t>
+          <w:rStyle w:val="VariableTok"/>
+        </w:rPr>
+        <w:t xml:space="preserve">$TARGET_URL</w:t>
       </w:r>
       <w:r>
         <w:rPr>
@@ -5685,542 +7320,17 @@
         </w:rPr>
         <w:t xml:space="preserve">"</w:t>
       </w:r>
-      <w:r>
-        <w:rPr>
-          <w:rStyle w:val="VariableTok"/>
-        </w:rPr>
-        <w:t xml:space="preserve">$WP_PATH</w:t>
-      </w:r>
-      <w:r>
-        <w:rPr>
-          <w:rStyle w:val="StringTok"/>
-        </w:rPr>
-        <w:t xml:space="preserve">"</w:t>
-      </w:r>
-      <w:r>
-        <w:rPr>
-          <w:rStyle w:val="NormalTok"/>
-        </w:rPr>
-        <w:t xml:space="preserve"> db size </w:t>
-      </w:r>
-      <w:r>
-        <w:rPr>
-          <w:rStyle w:val="AttributeTok"/>
-        </w:rPr>
-        <w:t xml:space="preserve">--tables</w:t>
-      </w:r>
-    </w:p>
-    <w:bookmarkEnd w:id="59"/>
-    <w:bookmarkStart w:id="60" w:name="expected-output-3"/>
-    <w:p>
-      <w:pPr>
-        <w:pStyle w:val="Heading3"/>
-      </w:pPr>
-      <w:r>
-        <w:t xml:space="preserve">Expected Output</w:t>
-      </w:r>
-    </w:p>
-    <w:p>
-      <w:pPr>
-        <w:pStyle w:val="Compact"/>
-        <w:numPr>
-          <w:ilvl w:val="0"/>
-          <w:numId w:val="1028"/>
-        </w:numPr>
-      </w:pPr>
-      <w:r>
-        <w:t xml:space="preserve">Autoload queries include both legacy</w:t>
-      </w:r>
-      <w:r>
-        <w:t xml:space="preserve"> </w:t>
-      </w:r>
-      <w:r>
-        <w:rPr>
-          <w:rStyle w:val="VerbatimChar"/>
-        </w:rPr>
-        <w:t xml:space="preserve">yes</w:t>
-      </w:r>
-      <w:r>
-        <w:t xml:space="preserve"> </w:t>
-      </w:r>
-      <w:r>
-        <w:t xml:space="preserve">and modern WordPress 6.6+ values:</w:t>
-      </w:r>
-      <w:r>
-        <w:t xml:space="preserve"> </w:t>
-      </w:r>
-      <w:r>
-        <w:rPr>
-          <w:rStyle w:val="VerbatimChar"/>
-        </w:rPr>
-        <w:t xml:space="preserve">on</w:t>
-      </w:r>
-      <w:r>
-        <w:t xml:space="preserve">,</w:t>
-      </w:r>
-      <w:r>
-        <w:t xml:space="preserve"> </w:t>
-      </w:r>
-      <w:r>
-        <w:rPr>
-          <w:rStyle w:val="VerbatimChar"/>
-        </w:rPr>
-        <w:t xml:space="preserve">auto</w:t>
-      </w:r>
-      <w:r>
-        <w:t xml:space="preserve">, and</w:t>
-      </w:r>
-      <w:r>
-        <w:t xml:space="preserve"> </w:t>
-      </w:r>
-      <w:r>
-        <w:rPr>
-          <w:rStyle w:val="VerbatimChar"/>
-        </w:rPr>
-        <w:t xml:space="preserve">auto-on</w:t>
-      </w:r>
-      <w:r>
-        <w:t xml:space="preserve">.</w:t>
-      </w:r>
-    </w:p>
-    <w:p>
-      <w:pPr>
-        <w:pStyle w:val="Compact"/>
-        <w:numPr>
-          <w:ilvl w:val="0"/>
-          <w:numId w:val="1028"/>
-        </w:numPr>
-      </w:pPr>
-      <w:r>
-        <w:t xml:space="preserve">Large autoloaded options are identified by name and size.</w:t>
-      </w:r>
-    </w:p>
-    <w:p>
-      <w:pPr>
-        <w:pStyle w:val="Compact"/>
-        <w:numPr>
-          <w:ilvl w:val="0"/>
-          <w:numId w:val="1028"/>
-        </w:numPr>
-      </w:pPr>
-      <w:r>
-        <w:t xml:space="preserve">Large tables are identified for deeper query review.</w:t>
-      </w:r>
-    </w:p>
-    <w:bookmarkEnd w:id="60"/>
-    <w:bookmarkStart w:id="61" w:name="rollback-3"/>
-    <w:p>
-      <w:pPr>
-        <w:pStyle w:val="Heading3"/>
-      </w:pPr>
-      <w:r>
-        <w:t xml:space="preserve">Rollback</w:t>
-      </w:r>
     </w:p>
     <w:p>
       <w:pPr>
         <w:pStyle w:val="FirstParagraph"/>
       </w:pPr>
       <w:r>
-        <w:t xml:space="preserve">If an approved autoload change is made, record the previous autoload value first and restore it if behavior regresses.</w:t>
-      </w:r>
-    </w:p>
-    <w:p>
-      <w:pPr>
-        <w:pStyle w:val="SourceCode"/>
-      </w:pPr>
-      <w:r>
-        <w:rPr>
-          <w:rStyle w:val="CommentTok"/>
-        </w:rPr>
-        <w:t xml:space="preserve"># Read before changing.</w:t>
-      </w:r>
-      <w:r>
-        <w:br/>
-      </w:r>
-      <w:r>
-        <w:rPr>
-          <w:rStyle w:val="ExtensionTok"/>
-        </w:rPr>
-        <w:t xml:space="preserve">wp</w:t>
-      </w:r>
-      <w:r>
-        <w:rPr>
-          <w:rStyle w:val="NormalTok"/>
-        </w:rPr>
-        <w:t xml:space="preserve"> </w:t>
-      </w:r>
-      <w:r>
-        <w:rPr>
-          <w:rStyle w:val="AttributeTok"/>
-        </w:rPr>
-        <w:t xml:space="preserve">--path</w:t>
-      </w:r>
-      <w:r>
-        <w:rPr>
-          <w:rStyle w:val="OperatorTok"/>
-        </w:rPr>
-        <w:t xml:space="preserve">=</w:t>
-      </w:r>
-      <w:r>
-        <w:rPr>
-          <w:rStyle w:val="StringTok"/>
-        </w:rPr>
-        <w:t xml:space="preserve">"</w:t>
-      </w:r>
-      <w:r>
-        <w:rPr>
-          <w:rStyle w:val="VariableTok"/>
-        </w:rPr>
-        <w:t xml:space="preserve">$WP_PATH</w:t>
-      </w:r>
-      <w:r>
-        <w:rPr>
-          <w:rStyle w:val="StringTok"/>
-        </w:rPr>
-        <w:t xml:space="preserve">"</w:t>
-      </w:r>
-      <w:r>
-        <w:rPr>
-          <w:rStyle w:val="NormalTok"/>
-        </w:rPr>
-        <w:t xml:space="preserve"> db query </w:t>
-      </w:r>
-      <w:r>
-        <w:rPr>
-          <w:rStyle w:val="StringTok"/>
-        </w:rPr>
-        <w:t xml:space="preserve">"SELECT option_name, autoload FROM </w:t>
-      </w:r>
-      <w:r>
-        <w:rPr>
-          <w:rStyle w:val="VariableTok"/>
-        </w:rPr>
-        <w:t xml:space="preserve">${OPTIONS_TABLE}</w:t>
-      </w:r>
-      <w:r>
-        <w:rPr>
-          <w:rStyle w:val="StringTok"/>
-        </w:rPr>
-        <w:t xml:space="preserve"> WHERE option_name='[CUSTOMIZE: option_name]';"</w:t>
-      </w:r>
-      <w:r>
-        <w:br/>
-      </w:r>
-      <w:r>
-        <w:br/>
-      </w:r>
-      <w:r>
-        <w:rPr>
-          <w:rStyle w:val="CommentTok"/>
-        </w:rPr>
-        <w:t xml:space="preserve"># Rollback example - choose the previous value captured above.</w:t>
-      </w:r>
-      <w:r>
-        <w:br/>
-      </w:r>
-      <w:r>
-        <w:rPr>
-          <w:rStyle w:val="ExtensionTok"/>
-        </w:rPr>
-        <w:t xml:space="preserve">wp</w:t>
-      </w:r>
-      <w:r>
-        <w:rPr>
-          <w:rStyle w:val="NormalTok"/>
-        </w:rPr>
-        <w:t xml:space="preserve"> </w:t>
-      </w:r>
-      <w:r>
-        <w:rPr>
-          <w:rStyle w:val="AttributeTok"/>
-        </w:rPr>
-        <w:t xml:space="preserve">--path</w:t>
-      </w:r>
-      <w:r>
-        <w:rPr>
-          <w:rStyle w:val="OperatorTok"/>
-        </w:rPr>
-        <w:t xml:space="preserve">=</w:t>
-      </w:r>
-      <w:r>
-        <w:rPr>
-          <w:rStyle w:val="StringTok"/>
-        </w:rPr>
-        <w:t xml:space="preserve">"</w:t>
-      </w:r>
-      <w:r>
-        <w:rPr>
-          <w:rStyle w:val="VariableTok"/>
-        </w:rPr>
-        <w:t xml:space="preserve">$WP_PATH</w:t>
-      </w:r>
-      <w:r>
-        <w:rPr>
-          <w:rStyle w:val="StringTok"/>
-        </w:rPr>
-        <w:t xml:space="preserve">"</w:t>
-      </w:r>
-      <w:r>
-        <w:rPr>
-          <w:rStyle w:val="NormalTok"/>
-        </w:rPr>
-        <w:t xml:space="preserve"> option set-autoload </w:t>
-      </w:r>
-      <w:r>
-        <w:rPr>
-          <w:rStyle w:val="StringTok"/>
-        </w:rPr>
-        <w:t xml:space="preserve">"[CUSTOMIZE: option_name]"</w:t>
-      </w:r>
-      <w:r>
-        <w:rPr>
-          <w:rStyle w:val="NormalTok"/>
-        </w:rPr>
-        <w:t xml:space="preserve"> on</w:t>
-      </w:r>
-    </w:p>
-    <w:bookmarkEnd w:id="61"/>
-    <w:bookmarkStart w:id="62" w:name="verification-3"/>
-    <w:p>
-      <w:pPr>
-        <w:pStyle w:val="Heading3"/>
-      </w:pPr>
-      <w:r>
-        <w:t xml:space="preserve">Verification</w:t>
-      </w:r>
-    </w:p>
-    <w:p>
-      <w:pPr>
-        <w:pStyle w:val="SourceCode"/>
-      </w:pPr>
-      <w:r>
-        <w:rPr>
-          <w:rStyle w:val="ExtensionTok"/>
-        </w:rPr>
-        <w:t xml:space="preserve">wp</w:t>
-      </w:r>
-      <w:r>
-        <w:rPr>
-          <w:rStyle w:val="NormalTok"/>
-        </w:rPr>
-        <w:t xml:space="preserve"> </w:t>
-      </w:r>
-      <w:r>
-        <w:rPr>
-          <w:rStyle w:val="AttributeTok"/>
-        </w:rPr>
-        <w:t xml:space="preserve">--path</w:t>
-      </w:r>
-      <w:r>
-        <w:rPr>
-          <w:rStyle w:val="OperatorTok"/>
-        </w:rPr>
-        <w:t xml:space="preserve">=</w:t>
-      </w:r>
-      <w:r>
-        <w:rPr>
-          <w:rStyle w:val="StringTok"/>
-        </w:rPr>
-        <w:t xml:space="preserve">"</w:t>
-      </w:r>
-      <w:r>
-        <w:rPr>
-          <w:rStyle w:val="VariableTok"/>
-        </w:rPr>
-        <w:t xml:space="preserve">$WP_PATH</w:t>
-      </w:r>
-      <w:r>
-        <w:rPr>
-          <w:rStyle w:val="StringTok"/>
-        </w:rPr>
-        <w:t xml:space="preserve">"</w:t>
-      </w:r>
-      <w:r>
-        <w:rPr>
-          <w:rStyle w:val="NormalTok"/>
-        </w:rPr>
-        <w:t xml:space="preserve"> db query </w:t>
-      </w:r>
-      <w:r>
-        <w:rPr>
-          <w:rStyle w:val="StringTok"/>
-        </w:rPr>
-        <w:t xml:space="preserve">"SELECT SUM(LENGTH(option_value)) AS autoload_bytes FROM </w:t>
-      </w:r>
-      <w:r>
-        <w:rPr>
-          <w:rStyle w:val="VariableTok"/>
-        </w:rPr>
-        <w:t xml:space="preserve">${OPTIONS_TABLE}</w:t>
-      </w:r>
-      <w:r>
-        <w:rPr>
-          <w:rStyle w:val="StringTok"/>
-        </w:rPr>
-        <w:t xml:space="preserve"> WHERE autoload IN ('yes', 'on', 'auto', 'auto-on');"</w:t>
-      </w:r>
-      <w:r>
-        <w:br/>
-      </w:r>
-      <w:r>
-        <w:br/>
-      </w:r>
-      <w:r>
-        <w:rPr>
-          <w:rStyle w:val="ExtensionTok"/>
-        </w:rPr>
-        <w:t xml:space="preserve">curl</w:t>
-      </w:r>
-      <w:r>
-        <w:rPr>
-          <w:rStyle w:val="NormalTok"/>
-        </w:rPr>
-        <w:t xml:space="preserve"> </w:t>
-      </w:r>
-      <w:r>
-        <w:rPr>
-          <w:rStyle w:val="AttributeTok"/>
-        </w:rPr>
-        <w:t xml:space="preserve">-sS</w:t>
-      </w:r>
-      <w:r>
-        <w:rPr>
-          <w:rStyle w:val="NormalTok"/>
-        </w:rPr>
-        <w:t xml:space="preserve"> </w:t>
-      </w:r>
-      <w:r>
-        <w:rPr>
-          <w:rStyle w:val="AttributeTok"/>
-        </w:rPr>
-        <w:t xml:space="preserve">-o</w:t>
-      </w:r>
-      <w:r>
-        <w:rPr>
-          <w:rStyle w:val="NormalTok"/>
-        </w:rPr>
-        <w:t xml:space="preserve"> /dev/null </w:t>
-      </w:r>
-      <w:r>
-        <w:rPr>
-          <w:rStyle w:val="AttributeTok"/>
-        </w:rPr>
-        <w:t xml:space="preserve">-D</w:t>
-      </w:r>
-      <w:r>
-        <w:rPr>
-          <w:rStyle w:val="NormalTok"/>
-        </w:rPr>
-        <w:t xml:space="preserve"> </w:t>
-      </w:r>
-      <w:r>
-        <w:rPr>
-          <w:rStyle w:val="StringTok"/>
-        </w:rPr>
-        <w:t xml:space="preserve">"headers-</w:t>
-      </w:r>
-      <w:r>
-        <w:rPr>
-          <w:rStyle w:val="VariableTok"/>
-        </w:rPr>
-        <w:t xml:space="preserve">${INCIDENT_ID}</w:t>
-      </w:r>
-      <w:r>
-        <w:rPr>
-          <w:rStyle w:val="StringTok"/>
-        </w:rPr>
-        <w:t xml:space="preserve">-db-verify.txt"</w:t>
-      </w:r>
-      <w:r>
-        <w:rPr>
-          <w:rStyle w:val="NormalTok"/>
-        </w:rPr>
-        <w:t xml:space="preserve"> </w:t>
-      </w:r>
-      <w:r>
-        <w:rPr>
-          <w:rStyle w:val="DataTypeTok"/>
-        </w:rPr>
-        <w:t xml:space="preserve">\</w:t>
-      </w:r>
-      <w:r>
-        <w:br/>
-      </w:r>
-      <w:r>
-        <w:rPr>
-          <w:rStyle w:val="NormalTok"/>
-        </w:rPr>
-        <w:t xml:space="preserve">  </w:t>
-      </w:r>
-      <w:r>
-        <w:rPr>
-          <w:rStyle w:val="AttributeTok"/>
-        </w:rPr>
-        <w:t xml:space="preserve">-w</w:t>
-      </w:r>
-      <w:r>
-        <w:rPr>
-          <w:rStyle w:val="NormalTok"/>
-        </w:rPr>
-        <w:t xml:space="preserve"> </w:t>
-      </w:r>
-      <w:r>
-        <w:rPr>
-          <w:rStyle w:val="StringTok"/>
-        </w:rPr>
-        <w:t xml:space="preserve">'ttfb:%{time_starttransfer} total:%{time_total} code:%{http_code}\n'</w:t>
-      </w:r>
-      <w:r>
-        <w:rPr>
-          <w:rStyle w:val="NormalTok"/>
-        </w:rPr>
-        <w:t xml:space="preserve"> </w:t>
-      </w:r>
-      <w:r>
-        <w:rPr>
-          <w:rStyle w:val="DataTypeTok"/>
-        </w:rPr>
-        <w:t xml:space="preserve">\</w:t>
-      </w:r>
-      <w:r>
-        <w:br/>
-      </w:r>
-      <w:r>
-        <w:rPr>
-          <w:rStyle w:val="NormalTok"/>
-        </w:rPr>
-        <w:t xml:space="preserve">  </w:t>
-      </w:r>
-      <w:r>
-        <w:rPr>
-          <w:rStyle w:val="StringTok"/>
-        </w:rPr>
-        <w:t xml:space="preserve">"</w:t>
-      </w:r>
-      <w:r>
-        <w:rPr>
-          <w:rStyle w:val="VariableTok"/>
-        </w:rPr>
-        <w:t xml:space="preserve">$TARGET_URL</w:t>
-      </w:r>
-      <w:r>
-        <w:rPr>
-          <w:rStyle w:val="StringTok"/>
-        </w:rPr>
-        <w:t xml:space="preserve">"</w:t>
-      </w:r>
-    </w:p>
-    <w:p>
-      <w:pPr>
-        <w:pStyle w:val="FirstParagraph"/>
-      </w:pPr>
-      <w:r>
         <w:t xml:space="preserve">Expected: autoload footprint decreases if that was the target, and the affected request improves without functional regression.</w:t>
       </w:r>
     </w:p>
-    <w:bookmarkEnd w:id="62"/>
-    <w:bookmarkStart w:id="63" w:name="escalate-if-3"/>
+    <w:bookmarkEnd w:id="82"/>
+    <w:bookmarkStart w:id="83" w:name="escalate-if-3"/>
     <w:p>
       <w:pPr>
         <w:pStyle w:val="Heading3"/>
@@ -6296,9 +7406,9 @@
         </w:pict>
       </w:r>
     </w:p>
-    <w:bookmarkEnd w:id="63"/>
-    <w:bookmarkEnd w:id="64"/>
-    <w:bookmarkStart w:id="73" w:name="Xf57d3723339981668969bd6c50405868f5f0541"/>
+    <w:bookmarkEnd w:id="83"/>
+    <w:bookmarkEnd w:id="84"/>
+    <w:bookmarkStart w:id="93" w:name="Xf57d3723339981668969bd6c50405868f5f0541"/>
     <w:p>
       <w:pPr>
         <w:pStyle w:val="Heading2"/>
@@ -6307,7 +7417,7 @@
         <w:t xml:space="preserve">Procedure 5: Object cache failure or cache stampede</w:t>
       </w:r>
     </w:p>
-    <w:bookmarkStart w:id="65" w:name="procedure-metadata-4"/>
+    <w:bookmarkStart w:id="85" w:name="procedure-metadata-4"/>
     <w:p>
       <w:pPr>
         <w:pStyle w:val="Heading3"/>
@@ -6364,8 +7474,8 @@
         <w:t xml:space="preserve">Last Drill Date: [CUSTOMIZE: YYYY-MM-DD / N/A]</w:t>
       </w:r>
     </w:p>
-    <w:bookmarkEnd w:id="65"/>
-    <w:bookmarkStart w:id="66" w:name="purpose-4"/>
+    <w:bookmarkEnd w:id="85"/>
+    <w:bookmarkStart w:id="86" w:name="purpose-4"/>
     <w:p>
       <w:pPr>
         <w:pStyle w:val="Heading3"/>
@@ -6382,8 +7492,8 @@
         <w:t xml:space="preserve">Determine whether a persistent object cache failure, poor hit rate, key misuse, or cache stampede is causing origin/database overload.</w:t>
       </w:r>
     </w:p>
-    <w:bookmarkEnd w:id="66"/>
-    <w:bookmarkStart w:id="67" w:name="prerequisites-4"/>
+    <w:bookmarkEnd w:id="86"/>
+    <w:bookmarkStart w:id="87" w:name="prerequisites-4"/>
     <w:p>
       <w:pPr>
         <w:pStyle w:val="Heading3"/>
@@ -6428,8 +7538,8 @@
         <w:t xml:space="preserve">Approval before restarting cache services or flushing object cache.</w:t>
       </w:r>
     </w:p>
-    <w:bookmarkEnd w:id="67"/>
-    <w:bookmarkStart w:id="68" w:name="commands-4"/>
+    <w:bookmarkEnd w:id="87"/>
+    <w:bookmarkStart w:id="88" w:name="commands-4"/>
     <w:p>
       <w:pPr>
         <w:pStyle w:val="Heading3"/>
@@ -6576,15 +7686,330 @@
       </w:r>
       <w:r>
         <w:rPr>
+          <w:rStyle w:val="StringTok"/>
+        </w:rPr>
+        <w:t xml:space="preserve">"</w:t>
+      </w:r>
+      <w:r>
+        <w:rPr>
+          <w:rStyle w:val="VariableTok"/>
+        </w:rPr>
+        <w:t xml:space="preserve">${WP_CLI_SITE_ARGS</w:t>
+      </w:r>
+      <w:r>
+        <w:rPr>
+          <w:rStyle w:val="OperatorTok"/>
+        </w:rPr>
+        <w:t xml:space="preserve">[@]</w:t>
+      </w:r>
+      <w:r>
+        <w:rPr>
+          <w:rStyle w:val="VariableTok"/>
+        </w:rPr>
+        <w:t xml:space="preserve">}</w:t>
+      </w:r>
+      <w:r>
+        <w:rPr>
+          <w:rStyle w:val="StringTok"/>
+        </w:rPr>
+        <w:t xml:space="preserve">"</w:t>
+      </w:r>
+      <w:r>
+        <w:rPr>
+          <w:rStyle w:val="NormalTok"/>
+        </w:rPr>
+        <w:t xml:space="preserve"> cache type </w:t>
+      </w:r>
+      <w:r>
+        <w:rPr>
+          <w:rStyle w:val="KeywordTok"/>
+        </w:rPr>
+        <w:t xml:space="preserve">||</w:t>
+      </w:r>
+      <w:r>
+        <w:rPr>
+          <w:rStyle w:val="NormalTok"/>
+        </w:rPr>
+        <w:t xml:space="preserve"> </w:t>
+      </w:r>
+      <w:r>
+        <w:rPr>
+          <w:rStyle w:val="FunctionTok"/>
+        </w:rPr>
+        <w:t xml:space="preserve">true</w:t>
+      </w:r>
+      <w:r>
+        <w:br/>
+      </w:r>
+      <w:r>
+        <w:rPr>
+          <w:rStyle w:val="ExtensionTok"/>
+        </w:rPr>
+        <w:t xml:space="preserve">wp</w:t>
+      </w:r>
+      <w:r>
+        <w:rPr>
+          <w:rStyle w:val="NormalTok"/>
+        </w:rPr>
+        <w:t xml:space="preserve"> </w:t>
+      </w:r>
+      <w:r>
+        <w:rPr>
+          <w:rStyle w:val="StringTok"/>
+        </w:rPr>
+        <w:t xml:space="preserve">"</w:t>
+      </w:r>
+      <w:r>
+        <w:rPr>
+          <w:rStyle w:val="VariableTok"/>
+        </w:rPr>
+        <w:t xml:space="preserve">${WP_CLI_SITE_ARGS</w:t>
+      </w:r>
+      <w:r>
+        <w:rPr>
+          <w:rStyle w:val="OperatorTok"/>
+        </w:rPr>
+        <w:t xml:space="preserve">[@]</w:t>
+      </w:r>
+      <w:r>
+        <w:rPr>
+          <w:rStyle w:val="VariableTok"/>
+        </w:rPr>
+        <w:t xml:space="preserve">}</w:t>
+      </w:r>
+      <w:r>
+        <w:rPr>
+          <w:rStyle w:val="StringTok"/>
+        </w:rPr>
+        <w:t xml:space="preserve">"</w:t>
+      </w:r>
+      <w:r>
+        <w:rPr>
+          <w:rStyle w:val="NormalTok"/>
+        </w:rPr>
+        <w:t xml:space="preserve"> cache get non_existing_key incident_probe </w:t>
+      </w:r>
+      <w:r>
+        <w:rPr>
+          <w:rStyle w:val="KeywordTok"/>
+        </w:rPr>
+        <w:t xml:space="preserve">||</w:t>
+      </w:r>
+      <w:r>
+        <w:rPr>
+          <w:rStyle w:val="NormalTok"/>
+        </w:rPr>
+        <w:t xml:space="preserve"> </w:t>
+      </w:r>
+      <w:r>
+        <w:rPr>
+          <w:rStyle w:val="FunctionTok"/>
+        </w:rPr>
+        <w:t xml:space="preserve">true</w:t>
+      </w:r>
+      <w:r>
+        <w:br/>
+      </w:r>
+      <w:r>
+        <w:br/>
+      </w:r>
+      <w:r>
+        <w:rPr>
+          <w:rStyle w:val="CommentTok"/>
+        </w:rPr>
+        <w:t xml:space="preserve"># WRITE — approval required. Optional cleanup; run only after incident lead approval.</w:t>
+      </w:r>
+      <w:r>
+        <w:br/>
+      </w:r>
+      <w:r>
+        <w:rPr>
+          <w:rStyle w:val="CommentTok"/>
+        </w:rPr>
+        <w:t xml:space="preserve"># This can add database load and remove evidence of transient churn.</w:t>
+      </w:r>
+      <w:r>
+        <w:br/>
+      </w:r>
+      <w:r>
+        <w:rPr>
+          <w:rStyle w:val="CommentTok"/>
+        </w:rPr>
+        <w:t xml:space="preserve"># wp "${WP_CLI_SITE_ARGS[@]}" transient delete --expired</w:t>
+      </w:r>
+    </w:p>
+    <w:bookmarkEnd w:id="88"/>
+    <w:bookmarkStart w:id="89" w:name="expected-output-4"/>
+    <w:p>
+      <w:pPr>
+        <w:pStyle w:val="Heading3"/>
+      </w:pPr>
+      <w:r>
+        <w:t xml:space="preserve">Expected Output</w:t>
+      </w:r>
+    </w:p>
+    <w:p>
+      <w:pPr>
+        <w:pStyle w:val="Compact"/>
+        <w:numPr>
+          <w:ilvl w:val="0"/>
+          <w:numId w:val="1032"/>
+        </w:numPr>
+      </w:pPr>
+      <w:r>
+        <w:rPr>
+          <w:rStyle w:val="VerbatimChar"/>
+        </w:rPr>
+        <w:t xml:space="preserve">object-cache.php</w:t>
+      </w:r>
+      <w:r>
+        <w:t xml:space="preserve"> </w:t>
+      </w:r>
+      <w:r>
+        <w:t xml:space="preserve">presence confirms a persistent object-cache drop-in is installed, but service metrics must confirm health.</w:t>
+      </w:r>
+    </w:p>
+    <w:p>
+      <w:pPr>
+        <w:pStyle w:val="Compact"/>
+        <w:numPr>
+          <w:ilvl w:val="0"/>
+          <w:numId w:val="1032"/>
+        </w:numPr>
+      </w:pPr>
+      <w:r>
+        <w:t xml:space="preserve">Cache command behavior identifies whether WP-CLI can interact with the configured object cache.</w:t>
+      </w:r>
+    </w:p>
+    <w:p>
+      <w:pPr>
+        <w:pStyle w:val="Compact"/>
+        <w:numPr>
+          <w:ilvl w:val="0"/>
+          <w:numId w:val="1032"/>
+        </w:numPr>
+      </w:pPr>
+      <w:r>
+        <w:t xml:space="preserve">Expired transient cleanup is intentionally not part of the default read-only evidence gathering. If approved, it is only a cleanup action and should not be treated as a primary incident fix.</w:t>
+      </w:r>
+    </w:p>
+    <w:bookmarkEnd w:id="89"/>
+    <w:bookmarkStart w:id="90" w:name="rollback-4"/>
+    <w:p>
+      <w:pPr>
+        <w:pStyle w:val="Heading3"/>
+      </w:pPr>
+      <w:r>
+        <w:t xml:space="preserve">Rollback</w:t>
+      </w:r>
+    </w:p>
+    <w:p>
+      <w:pPr>
+        <w:pStyle w:val="FirstParagraph"/>
+      </w:pPr>
+      <w:r>
+        <w:t xml:space="preserve">Do not flush object cache as rollback. If optional expired-transient cleanup is approved and run, there is no practical rollback for deleted expired transient rows; rely on application regeneration and continue monitoring. If an approved cache-service restart or configuration change worsens the incident, restore the previous service/configuration state through the hosting/platform control plane.</w:t>
+      </w:r>
+    </w:p>
+    <w:p>
+      <w:pPr>
+        <w:pStyle w:val="SourceCode"/>
+      </w:pPr>
+      <w:r>
+        <w:rPr>
+          <w:rStyle w:val="CommentTok"/>
+        </w:rPr>
+        <w:t xml:space="preserve"># PLUGIN-DEPENDENT / ROLLBACK — approval required. Uncomment only for the cache plugin in use:</w:t>
+      </w:r>
+      <w:r>
+        <w:br/>
+      </w:r>
+      <w:r>
+        <w:rPr>
+          <w:rStyle w:val="CommentTok"/>
+        </w:rPr>
+        <w:t xml:space="preserve"># wp "${WP_CLI_SITE_ARGS[@]}" redis status</w:t>
+      </w:r>
+      <w:r>
+        <w:br/>
+      </w:r>
+      <w:r>
+        <w:rPr>
+          <w:rStyle w:val="CommentTok"/>
+        </w:rPr>
+        <w:t xml:space="preserve"># wp "${WP_CLI_SITE_ARGS[@]}" redis enable</w:t>
+      </w:r>
+      <w:r>
+        <w:br/>
+      </w:r>
+      <w:r>
+        <w:rPr>
+          <w:rStyle w:val="CommentTok"/>
+        </w:rPr>
+        <w:t xml:space="preserve"># wp "${WP_CLI_SITE_ARGS[@]}" redis disable</w:t>
+      </w:r>
+    </w:p>
+    <w:bookmarkEnd w:id="90"/>
+    <w:bookmarkStart w:id="91" w:name="verification-4"/>
+    <w:p>
+      <w:pPr>
+        <w:pStyle w:val="Heading3"/>
+      </w:pPr>
+      <w:r>
+        <w:t xml:space="preserve">Verification</w:t>
+      </w:r>
+    </w:p>
+    <w:p>
+      <w:pPr>
+        <w:pStyle w:val="SourceCode"/>
+      </w:pPr>
+      <w:r>
+        <w:rPr>
+          <w:rStyle w:val="ExtensionTok"/>
+        </w:rPr>
+        <w:t xml:space="preserve">curl</w:t>
+      </w:r>
+      <w:r>
+        <w:rPr>
+          <w:rStyle w:val="NormalTok"/>
+        </w:rPr>
+        <w:t xml:space="preserve"> </w:t>
+      </w:r>
+      <w:r>
+        <w:rPr>
           <w:rStyle w:val="AttributeTok"/>
         </w:rPr>
-        <w:t xml:space="preserve">--path</w:t>
-      </w:r>
-      <w:r>
-        <w:rPr>
-          <w:rStyle w:val="OperatorTok"/>
-        </w:rPr>
-        <w:t xml:space="preserve">=</w:t>
+        <w:t xml:space="preserve">-sS</w:t>
+      </w:r>
+      <w:r>
+        <w:rPr>
+          <w:rStyle w:val="NormalTok"/>
+        </w:rPr>
+        <w:t xml:space="preserve"> </w:t>
+      </w:r>
+      <w:r>
+        <w:rPr>
+          <w:rStyle w:val="AttributeTok"/>
+        </w:rPr>
+        <w:t xml:space="preserve">-o</w:t>
+      </w:r>
+      <w:r>
+        <w:rPr>
+          <w:rStyle w:val="NormalTok"/>
+        </w:rPr>
+        <w:t xml:space="preserve"> /dev/null </w:t>
+      </w:r>
+      <w:r>
+        <w:rPr>
+          <w:rStyle w:val="AttributeTok"/>
+        </w:rPr>
+        <w:t xml:space="preserve">-D</w:t>
+      </w:r>
+      <w:r>
+        <w:rPr>
+          <w:rStyle w:val="NormalTok"/>
+        </w:rPr>
+        <w:t xml:space="preserve"> </w:t>
       </w:r>
       <w:r>
         <w:rPr>
@@ -6596,7 +8021,85 @@
         <w:rPr>
           <w:rStyle w:val="VariableTok"/>
         </w:rPr>
-        <w:t xml:space="preserve">$WP_PATH</w:t>
+        <w:t xml:space="preserve">$EVIDENCE_DIR</w:t>
+      </w:r>
+      <w:r>
+        <w:rPr>
+          <w:rStyle w:val="StringTok"/>
+        </w:rPr>
+        <w:t xml:space="preserve">/headers-</w:t>
+      </w:r>
+      <w:r>
+        <w:rPr>
+          <w:rStyle w:val="VariableTok"/>
+        </w:rPr>
+        <w:t xml:space="preserve">${INCIDENT_ID}</w:t>
+      </w:r>
+      <w:r>
+        <w:rPr>
+          <w:rStyle w:val="StringTok"/>
+        </w:rPr>
+        <w:t xml:space="preserve">-cache-verify.txt"</w:t>
+      </w:r>
+      <w:r>
+        <w:rPr>
+          <w:rStyle w:val="NormalTok"/>
+        </w:rPr>
+        <w:t xml:space="preserve"> </w:t>
+      </w:r>
+      <w:r>
+        <w:rPr>
+          <w:rStyle w:val="DataTypeTok"/>
+        </w:rPr>
+        <w:t xml:space="preserve">\</w:t>
+      </w:r>
+      <w:r>
+        <w:br/>
+      </w:r>
+      <w:r>
+        <w:rPr>
+          <w:rStyle w:val="NormalTok"/>
+        </w:rPr>
+        <w:t xml:space="preserve">  </w:t>
+      </w:r>
+      <w:r>
+        <w:rPr>
+          <w:rStyle w:val="AttributeTok"/>
+        </w:rPr>
+        <w:t xml:space="preserve">-w</w:t>
+      </w:r>
+      <w:r>
+        <w:rPr>
+          <w:rStyle w:val="NormalTok"/>
+        </w:rPr>
+        <w:t xml:space="preserve"> </w:t>
+      </w:r>
+      <w:r>
+        <w:rPr>
+          <w:rStyle w:val="StringTok"/>
+        </w:rPr>
+        <w:t xml:space="preserve">'ttfb:%{time_starttransfer} total:%{time_total} code:%{http_code}\n'</w:t>
+      </w:r>
+      <w:r>
+        <w:rPr>
+          <w:rStyle w:val="NormalTok"/>
+        </w:rPr>
+        <w:t xml:space="preserve"> </w:t>
+      </w:r>
+      <w:r>
+        <w:rPr>
+          <w:rStyle w:val="DataTypeTok"/>
+        </w:rPr>
+        <w:t xml:space="preserve">\</w:t>
+      </w:r>
+      <w:r>
+        <w:br/>
+      </w:r>
+      <w:r>
+        <w:rPr>
+          <w:rStyle w:val="NormalTok"/>
+        </w:rPr>
+        <w:t xml:space="preserve">  </w:t>
       </w:r>
       <w:r>
         <w:rPr>
@@ -6606,54 +8109,9 @@
       </w:r>
       <w:r>
         <w:rPr>
-          <w:rStyle w:val="NormalTok"/>
-        </w:rPr>
-        <w:t xml:space="preserve"> cache type </w:t>
-      </w:r>
-      <w:r>
-        <w:rPr>
-          <w:rStyle w:val="KeywordTok"/>
-        </w:rPr>
-        <w:t xml:space="preserve">||</w:t>
-      </w:r>
-      <w:r>
-        <w:rPr>
-          <w:rStyle w:val="NormalTok"/>
-        </w:rPr>
-        <w:t xml:space="preserve"> </w:t>
-      </w:r>
-      <w:r>
-        <w:rPr>
-          <w:rStyle w:val="FunctionTok"/>
-        </w:rPr>
-        <w:t xml:space="preserve">true</w:t>
-      </w:r>
-      <w:r>
-        <w:br/>
-      </w:r>
-      <w:r>
-        <w:rPr>
-          <w:rStyle w:val="ExtensionTok"/>
-        </w:rPr>
-        <w:t xml:space="preserve">wp</w:t>
-      </w:r>
-      <w:r>
-        <w:rPr>
-          <w:rStyle w:val="NormalTok"/>
-        </w:rPr>
-        <w:t xml:space="preserve"> </w:t>
-      </w:r>
-      <w:r>
-        <w:rPr>
-          <w:rStyle w:val="AttributeTok"/>
-        </w:rPr>
-        <w:t xml:space="preserve">--path</w:t>
-      </w:r>
-      <w:r>
-        <w:rPr>
-          <w:rStyle w:val="OperatorTok"/>
-        </w:rPr>
-        <w:t xml:space="preserve">=</w:t>
+          <w:rStyle w:val="VariableTok"/>
+        </w:rPr>
+        <w:t xml:space="preserve">$TARGET_URL</w:t>
       </w:r>
       <w:r>
         <w:rPr>
@@ -6661,353 +8119,17 @@
         </w:rPr>
         <w:t xml:space="preserve">"</w:t>
       </w:r>
-      <w:r>
-        <w:rPr>
-          <w:rStyle w:val="VariableTok"/>
-        </w:rPr>
-        <w:t xml:space="preserve">$WP_PATH</w:t>
-      </w:r>
-      <w:r>
-        <w:rPr>
-          <w:rStyle w:val="StringTok"/>
-        </w:rPr>
-        <w:t xml:space="preserve">"</w:t>
-      </w:r>
-      <w:r>
-        <w:rPr>
-          <w:rStyle w:val="NormalTok"/>
-        </w:rPr>
-        <w:t xml:space="preserve"> cache get non_existing_key incident_probe </w:t>
-      </w:r>
-      <w:r>
-        <w:rPr>
-          <w:rStyle w:val="KeywordTok"/>
-        </w:rPr>
-        <w:t xml:space="preserve">||</w:t>
-      </w:r>
-      <w:r>
-        <w:rPr>
-          <w:rStyle w:val="NormalTok"/>
-        </w:rPr>
-        <w:t xml:space="preserve"> </w:t>
-      </w:r>
-      <w:r>
-        <w:rPr>
-          <w:rStyle w:val="FunctionTok"/>
-        </w:rPr>
-        <w:t xml:space="preserve">true</w:t>
-      </w:r>
-      <w:r>
-        <w:br/>
-      </w:r>
-      <w:r>
-        <w:br/>
-      </w:r>
-      <w:r>
-        <w:rPr>
-          <w:rStyle w:val="CommentTok"/>
-        </w:rPr>
-        <w:t xml:space="preserve"># Optional write operation - run only after incident lead approval.</w:t>
-      </w:r>
-      <w:r>
-        <w:br/>
-      </w:r>
-      <w:r>
-        <w:rPr>
-          <w:rStyle w:val="CommentTok"/>
-        </w:rPr>
-        <w:t xml:space="preserve"># This can add database load and remove evidence of transient churn.</w:t>
-      </w:r>
-      <w:r>
-        <w:br/>
-      </w:r>
-      <w:r>
-        <w:rPr>
-          <w:rStyle w:val="CommentTok"/>
-        </w:rPr>
-        <w:t xml:space="preserve"># wp --path="$WP_PATH" transient delete --expired</w:t>
-      </w:r>
-    </w:p>
-    <w:bookmarkEnd w:id="68"/>
-    <w:bookmarkStart w:id="69" w:name="expected-output-4"/>
-    <w:p>
-      <w:pPr>
-        <w:pStyle w:val="Heading3"/>
-      </w:pPr>
-      <w:r>
-        <w:t xml:space="preserve">Expected Output</w:t>
-      </w:r>
-    </w:p>
-    <w:p>
-      <w:pPr>
-        <w:pStyle w:val="Compact"/>
-        <w:numPr>
-          <w:ilvl w:val="0"/>
-          <w:numId w:val="1032"/>
-        </w:numPr>
-      </w:pPr>
-      <w:r>
-        <w:rPr>
-          <w:rStyle w:val="VerbatimChar"/>
-        </w:rPr>
-        <w:t xml:space="preserve">object-cache.php</w:t>
-      </w:r>
-      <w:r>
-        <w:t xml:space="preserve"> </w:t>
-      </w:r>
-      <w:r>
-        <w:t xml:space="preserve">presence confirms a persistent object-cache drop-in is installed, but service metrics must confirm health.</w:t>
-      </w:r>
-    </w:p>
-    <w:p>
-      <w:pPr>
-        <w:pStyle w:val="Compact"/>
-        <w:numPr>
-          <w:ilvl w:val="0"/>
-          <w:numId w:val="1032"/>
-        </w:numPr>
-      </w:pPr>
-      <w:r>
-        <w:t xml:space="preserve">Cache command behavior identifies whether WP-CLI can interact with the configured object cache.</w:t>
-      </w:r>
-    </w:p>
-    <w:p>
-      <w:pPr>
-        <w:pStyle w:val="Compact"/>
-        <w:numPr>
-          <w:ilvl w:val="0"/>
-          <w:numId w:val="1032"/>
-        </w:numPr>
-      </w:pPr>
-      <w:r>
-        <w:t xml:space="preserve">Expired transient cleanup is intentionally not part of the default read-only evidence gathering. If approved, it is only a cleanup action and should not be treated as a primary incident fix.</w:t>
-      </w:r>
-    </w:p>
-    <w:bookmarkEnd w:id="69"/>
-    <w:bookmarkStart w:id="70" w:name="rollback-4"/>
-    <w:p>
-      <w:pPr>
-        <w:pStyle w:val="Heading3"/>
-      </w:pPr>
-      <w:r>
-        <w:t xml:space="preserve">Rollback</w:t>
-      </w:r>
     </w:p>
     <w:p>
       <w:pPr>
         <w:pStyle w:val="FirstParagraph"/>
       </w:pPr>
       <w:r>
-        <w:t xml:space="preserve">Do not flush object cache as rollback. If optional expired-transient cleanup is approved and run, there is no practical rollback for deleted expired transient rows; rely on application regeneration and continue monitoring. If an approved cache-service restart or configuration change worsens the incident, restore the previous service/configuration state through the hosting/platform control plane.</w:t>
-      </w:r>
-    </w:p>
-    <w:p>
-      <w:pPr>
-        <w:pStyle w:val="SourceCode"/>
-      </w:pPr>
-      <w:r>
-        <w:rPr>
-          <w:rStyle w:val="CommentTok"/>
-        </w:rPr>
-        <w:t xml:space="preserve"># Plugin-dependent - uncomment the cache plugin(s) in use only after approval:</w:t>
-      </w:r>
-      <w:r>
-        <w:br/>
-      </w:r>
-      <w:r>
-        <w:rPr>
-          <w:rStyle w:val="CommentTok"/>
-        </w:rPr>
-        <w:t xml:space="preserve"># wp --path="$WP_PATH" redis status</w:t>
-      </w:r>
-      <w:r>
-        <w:br/>
-      </w:r>
-      <w:r>
-        <w:rPr>
-          <w:rStyle w:val="CommentTok"/>
-        </w:rPr>
-        <w:t xml:space="preserve"># wp --path="$WP_PATH" redis enable</w:t>
-      </w:r>
-      <w:r>
-        <w:br/>
-      </w:r>
-      <w:r>
-        <w:rPr>
-          <w:rStyle w:val="CommentTok"/>
-        </w:rPr>
-        <w:t xml:space="preserve"># wp --path="$WP_PATH" redis disable</w:t>
-      </w:r>
-    </w:p>
-    <w:bookmarkEnd w:id="70"/>
-    <w:bookmarkStart w:id="71" w:name="verification-4"/>
-    <w:p>
-      <w:pPr>
-        <w:pStyle w:val="Heading3"/>
-      </w:pPr>
-      <w:r>
-        <w:t xml:space="preserve">Verification</w:t>
-      </w:r>
-    </w:p>
-    <w:p>
-      <w:pPr>
-        <w:pStyle w:val="SourceCode"/>
-      </w:pPr>
-      <w:r>
-        <w:rPr>
-          <w:rStyle w:val="ExtensionTok"/>
-        </w:rPr>
-        <w:t xml:space="preserve">curl</w:t>
-      </w:r>
-      <w:r>
-        <w:rPr>
-          <w:rStyle w:val="NormalTok"/>
-        </w:rPr>
-        <w:t xml:space="preserve"> </w:t>
-      </w:r>
-      <w:r>
-        <w:rPr>
-          <w:rStyle w:val="AttributeTok"/>
-        </w:rPr>
-        <w:t xml:space="preserve">-sS</w:t>
-      </w:r>
-      <w:r>
-        <w:rPr>
-          <w:rStyle w:val="NormalTok"/>
-        </w:rPr>
-        <w:t xml:space="preserve"> </w:t>
-      </w:r>
-      <w:r>
-        <w:rPr>
-          <w:rStyle w:val="AttributeTok"/>
-        </w:rPr>
-        <w:t xml:space="preserve">-o</w:t>
-      </w:r>
-      <w:r>
-        <w:rPr>
-          <w:rStyle w:val="NormalTok"/>
-        </w:rPr>
-        <w:t xml:space="preserve"> /dev/null </w:t>
-      </w:r>
-      <w:r>
-        <w:rPr>
-          <w:rStyle w:val="AttributeTok"/>
-        </w:rPr>
-        <w:t xml:space="preserve">-D</w:t>
-      </w:r>
-      <w:r>
-        <w:rPr>
-          <w:rStyle w:val="NormalTok"/>
-        </w:rPr>
-        <w:t xml:space="preserve"> </w:t>
-      </w:r>
-      <w:r>
-        <w:rPr>
-          <w:rStyle w:val="StringTok"/>
-        </w:rPr>
-        <w:t xml:space="preserve">"headers-</w:t>
-      </w:r>
-      <w:r>
-        <w:rPr>
-          <w:rStyle w:val="VariableTok"/>
-        </w:rPr>
-        <w:t xml:space="preserve">${INCIDENT_ID}</w:t>
-      </w:r>
-      <w:r>
-        <w:rPr>
-          <w:rStyle w:val="StringTok"/>
-        </w:rPr>
-        <w:t xml:space="preserve">-cache-verify.txt"</w:t>
-      </w:r>
-      <w:r>
-        <w:rPr>
-          <w:rStyle w:val="NormalTok"/>
-        </w:rPr>
-        <w:t xml:space="preserve"> </w:t>
-      </w:r>
-      <w:r>
-        <w:rPr>
-          <w:rStyle w:val="DataTypeTok"/>
-        </w:rPr>
-        <w:t xml:space="preserve">\</w:t>
-      </w:r>
-      <w:r>
-        <w:br/>
-      </w:r>
-      <w:r>
-        <w:rPr>
-          <w:rStyle w:val="NormalTok"/>
-        </w:rPr>
-        <w:t xml:space="preserve">  </w:t>
-      </w:r>
-      <w:r>
-        <w:rPr>
-          <w:rStyle w:val="AttributeTok"/>
-        </w:rPr>
-        <w:t xml:space="preserve">-w</w:t>
-      </w:r>
-      <w:r>
-        <w:rPr>
-          <w:rStyle w:val="NormalTok"/>
-        </w:rPr>
-        <w:t xml:space="preserve"> </w:t>
-      </w:r>
-      <w:r>
-        <w:rPr>
-          <w:rStyle w:val="StringTok"/>
-        </w:rPr>
-        <w:t xml:space="preserve">'ttfb:%{time_starttransfer} total:%{time_total} code:%{http_code}\n'</w:t>
-      </w:r>
-      <w:r>
-        <w:rPr>
-          <w:rStyle w:val="NormalTok"/>
-        </w:rPr>
-        <w:t xml:space="preserve"> </w:t>
-      </w:r>
-      <w:r>
-        <w:rPr>
-          <w:rStyle w:val="DataTypeTok"/>
-        </w:rPr>
-        <w:t xml:space="preserve">\</w:t>
-      </w:r>
-      <w:r>
-        <w:br/>
-      </w:r>
-      <w:r>
-        <w:rPr>
-          <w:rStyle w:val="NormalTok"/>
-        </w:rPr>
-        <w:t xml:space="preserve">  </w:t>
-      </w:r>
-      <w:r>
-        <w:rPr>
-          <w:rStyle w:val="StringTok"/>
-        </w:rPr>
-        <w:t xml:space="preserve">"</w:t>
-      </w:r>
-      <w:r>
-        <w:rPr>
-          <w:rStyle w:val="VariableTok"/>
-        </w:rPr>
-        <w:t xml:space="preserve">$TARGET_URL</w:t>
-      </w:r>
-      <w:r>
-        <w:rPr>
-          <w:rStyle w:val="StringTok"/>
-        </w:rPr>
-        <w:t xml:space="preserve">"</w:t>
-      </w:r>
-    </w:p>
-    <w:p>
-      <w:pPr>
-        <w:pStyle w:val="FirstParagraph"/>
-      </w:pPr>
-      <w:r>
         <w:t xml:space="preserve">Expected: database load, cache errors, or TTFB improve after the approved mitigation.</w:t>
       </w:r>
     </w:p>
-    <w:bookmarkEnd w:id="71"/>
-    <w:bookmarkStart w:id="72" w:name="escalate-if-4"/>
+    <w:bookmarkEnd w:id="91"/>
+    <w:bookmarkStart w:id="92" w:name="escalate-if-4"/>
     <w:p>
       <w:pPr>
         <w:pStyle w:val="Heading3"/>
@@ -7095,9 +8217,9 @@
         </w:pict>
       </w:r>
     </w:p>
-    <w:bookmarkEnd w:id="72"/>
-    <w:bookmarkEnd w:id="73"/>
-    <w:bookmarkStart w:id="82" w:name="Xadcb7e5d04c1ad327e3c6b4ab2c3a924786c591"/>
+    <w:bookmarkEnd w:id="92"/>
+    <w:bookmarkEnd w:id="93"/>
+    <w:bookmarkStart w:id="102" w:name="Xadcb7e5d04c1ad327e3c6b4ab2c3a924786c591"/>
     <w:p>
       <w:pPr>
         <w:pStyle w:val="Heading2"/>
@@ -7106,7 +8228,7 @@
         <w:t xml:space="preserve">Procedure 6: WP-Cron or Action Scheduler backlog</w:t>
       </w:r>
     </w:p>
-    <w:bookmarkStart w:id="74" w:name="procedure-metadata-5"/>
+    <w:bookmarkStart w:id="94" w:name="procedure-metadata-5"/>
     <w:p>
       <w:pPr>
         <w:pStyle w:val="Heading3"/>
@@ -7163,8 +8285,8 @@
         <w:t xml:space="preserve">Last Drill Date: [CUSTOMIZE: YYYY-MM-DD / N/A]</w:t>
       </w:r>
     </w:p>
-    <w:bookmarkEnd w:id="74"/>
-    <w:bookmarkStart w:id="75" w:name="purpose-5"/>
+    <w:bookmarkEnd w:id="94"/>
+    <w:bookmarkStart w:id="95" w:name="purpose-5"/>
     <w:p>
       <w:pPr>
         <w:pStyle w:val="Heading3"/>
@@ -7181,8 +8303,8 @@
         <w:t xml:space="preserve">Identify whether due cron events, failed scheduled actions, or overlapping background jobs are causing request-time latency or delayed business workflows.</w:t>
       </w:r>
     </w:p>
-    <w:bookmarkEnd w:id="75"/>
-    <w:bookmarkStart w:id="76" w:name="prerequisites-5"/>
+    <w:bookmarkEnd w:id="95"/>
+    <w:bookmarkStart w:id="96" w:name="prerequisites-5"/>
     <w:p>
       <w:pPr>
         <w:pStyle w:val="Heading3"/>
@@ -7227,8 +8349,8 @@
         <w:t xml:space="preserve">Knowledge of whether WooCommerce or Action Scheduler is active.</w:t>
       </w:r>
     </w:p>
-    <w:bookmarkEnd w:id="76"/>
-    <w:bookmarkStart w:id="77" w:name="commands-5"/>
+    <w:bookmarkEnd w:id="96"/>
+    <w:bookmarkStart w:id="97" w:name="commands-5"/>
     <w:p>
       <w:pPr>
         <w:pStyle w:val="Heading3"/>
@@ -7255,18 +8377,273 @@
       </w:r>
       <w:r>
         <w:rPr>
+          <w:rStyle w:val="StringTok"/>
+        </w:rPr>
+        <w:t xml:space="preserve">"</w:t>
+      </w:r>
+      <w:r>
+        <w:rPr>
+          <w:rStyle w:val="VariableTok"/>
+        </w:rPr>
+        <w:t xml:space="preserve">${WP_CLI_SITE_ARGS</w:t>
+      </w:r>
+      <w:r>
+        <w:rPr>
+          <w:rStyle w:val="OperatorTok"/>
+        </w:rPr>
+        <w:t xml:space="preserve">[@]</w:t>
+      </w:r>
+      <w:r>
+        <w:rPr>
+          <w:rStyle w:val="VariableTok"/>
+        </w:rPr>
+        <w:t xml:space="preserve">}</w:t>
+      </w:r>
+      <w:r>
+        <w:rPr>
+          <w:rStyle w:val="StringTok"/>
+        </w:rPr>
+        <w:t xml:space="preserve">"</w:t>
+      </w:r>
+      <w:r>
+        <w:rPr>
+          <w:rStyle w:val="NormalTok"/>
+        </w:rPr>
+        <w:t xml:space="preserve"> cron event list </w:t>
+      </w:r>
+      <w:r>
+        <w:rPr>
           <w:rStyle w:val="AttributeTok"/>
         </w:rPr>
-        <w:t xml:space="preserve">--path</w:t>
+        <w:t xml:space="preserve">--due-now</w:t>
+      </w:r>
+      <w:r>
+        <w:br/>
+      </w:r>
+      <w:r>
+        <w:rPr>
+          <w:rStyle w:val="ExtensionTok"/>
+        </w:rPr>
+        <w:t xml:space="preserve">wp</w:t>
+      </w:r>
+      <w:r>
+        <w:rPr>
+          <w:rStyle w:val="NormalTok"/>
+        </w:rPr>
+        <w:t xml:space="preserve"> </w:t>
+      </w:r>
+      <w:r>
+        <w:rPr>
+          <w:rStyle w:val="StringTok"/>
+        </w:rPr>
+        <w:t xml:space="preserve">"</w:t>
+      </w:r>
+      <w:r>
+        <w:rPr>
+          <w:rStyle w:val="VariableTok"/>
+        </w:rPr>
+        <w:t xml:space="preserve">${WP_CLI_SITE_ARGS</w:t>
       </w:r>
       <w:r>
         <w:rPr>
           <w:rStyle w:val="OperatorTok"/>
         </w:rPr>
+        <w:t xml:space="preserve">[@]</w:t>
+      </w:r>
+      <w:r>
+        <w:rPr>
+          <w:rStyle w:val="VariableTok"/>
+        </w:rPr>
+        <w:t xml:space="preserve">}</w:t>
+      </w:r>
+      <w:r>
+        <w:rPr>
+          <w:rStyle w:val="StringTok"/>
+        </w:rPr>
+        <w:t xml:space="preserve">"</w:t>
+      </w:r>
+      <w:r>
+        <w:rPr>
+          <w:rStyle w:val="NormalTok"/>
+        </w:rPr>
+        <w:t xml:space="preserve"> cron event list </w:t>
+      </w:r>
+      <w:r>
+        <w:rPr>
+          <w:rStyle w:val="AttributeTok"/>
+        </w:rPr>
+        <w:t xml:space="preserve">--fields</w:t>
+      </w:r>
+      <w:r>
+        <w:rPr>
+          <w:rStyle w:val="OperatorTok"/>
+        </w:rPr>
         <w:t xml:space="preserve">=</w:t>
       </w:r>
       <w:r>
         <w:rPr>
+          <w:rStyle w:val="NormalTok"/>
+        </w:rPr>
+        <w:t xml:space="preserve">hook,next_run_relative,recurrence</w:t>
+      </w:r>
+      <w:r>
+        <w:br/>
+      </w:r>
+      <w:r>
+        <w:br/>
+      </w:r>
+      <w:r>
+        <w:rPr>
+          <w:rStyle w:val="CommentTok"/>
+        </w:rPr>
+        <w:t xml:space="preserve"># PLUGIN-DEPENDENT / READ-ONLY - uncomment if Action Scheduler WP-CLI commands are available:</w:t>
+      </w:r>
+      <w:r>
+        <w:br/>
+      </w:r>
+      <w:r>
+        <w:rPr>
+          <w:rStyle w:val="CommentTok"/>
+        </w:rPr>
+        <w:t xml:space="preserve"># wp "${WP_CLI_SITE_ARGS[@]}" action-scheduler list --status=pending --per-page=20</w:t>
+      </w:r>
+      <w:r>
+        <w:br/>
+      </w:r>
+      <w:r>
+        <w:rPr>
+          <w:rStyle w:val="CommentTok"/>
+        </w:rPr>
+        <w:t xml:space="preserve"># wp "${WP_CLI_SITE_ARGS[@]}" action-scheduler list --status=failed --per-page=20</w:t>
+      </w:r>
+    </w:p>
+    <w:bookmarkEnd w:id="97"/>
+    <w:bookmarkStart w:id="98" w:name="expected-output-5"/>
+    <w:p>
+      <w:pPr>
+        <w:pStyle w:val="Heading3"/>
+      </w:pPr>
+      <w:r>
+        <w:t xml:space="preserve">Expected Output</w:t>
+      </w:r>
+    </w:p>
+    <w:p>
+      <w:pPr>
+        <w:pStyle w:val="Compact"/>
+        <w:numPr>
+          <w:ilvl w:val="0"/>
+          <w:numId w:val="1036"/>
+        </w:numPr>
+      </w:pPr>
+      <w:r>
+        <w:t xml:space="preserve">Due cron events should clear when the runner works.</w:t>
+      </w:r>
+    </w:p>
+    <w:p>
+      <w:pPr>
+        <w:pStyle w:val="Compact"/>
+        <w:numPr>
+          <w:ilvl w:val="0"/>
+          <w:numId w:val="1036"/>
+        </w:numPr>
+      </w:pPr>
+      <w:r>
+        <w:t xml:space="preserve">Repeated due events, long-running hooks, or growing queues indicate a backlog.</w:t>
+      </w:r>
+    </w:p>
+    <w:p>
+      <w:pPr>
+        <w:pStyle w:val="Compact"/>
+        <w:numPr>
+          <w:ilvl w:val="0"/>
+          <w:numId w:val="1036"/>
+        </w:numPr>
+      </w:pPr>
+      <w:r>
+        <w:t xml:space="preserve">Failed Action Scheduler jobs identify plugin/business workflow ownership.</w:t>
+      </w:r>
+    </w:p>
+    <w:bookmarkEnd w:id="98"/>
+    <w:bookmarkStart w:id="99" w:name="rollback-5"/>
+    <w:p>
+      <w:pPr>
+        <w:pStyle w:val="Heading3"/>
+      </w:pPr>
+      <w:r>
+        <w:t xml:space="preserve">Rollback</w:t>
+      </w:r>
+    </w:p>
+    <w:p>
+      <w:pPr>
+        <w:pStyle w:val="FirstParagraph"/>
+      </w:pPr>
+      <w:r>
+        <w:t xml:space="preserve">If</w:t>
+      </w:r>
+      <w:r>
+        <w:t xml:space="preserve"> </w:t>
+      </w:r>
+      <w:r>
+        <w:rPr>
+          <w:rStyle w:val="VerbatimChar"/>
+        </w:rPr>
+        <w:t xml:space="preserve">DISABLE_WP_CRON</w:t>
+      </w:r>
+      <w:r>
+        <w:t xml:space="preserve"> </w:t>
+      </w:r>
+      <w:r>
+        <w:t xml:space="preserve">was added and the external runner is not working, remove or comment out the constant and clear OPcache if required by the host.</w:t>
+      </w:r>
+    </w:p>
+    <w:p>
+      <w:pPr>
+        <w:pStyle w:val="SourceCode"/>
+      </w:pPr>
+      <w:r>
+        <w:rPr>
+          <w:rStyle w:val="CommentTok"/>
+        </w:rPr>
+        <w:t xml:space="preserve">// Rollback in wp-config.php if the external runner fails:</w:t>
+      </w:r>
+      <w:r>
+        <w:br/>
+      </w:r>
+      <w:r>
+        <w:rPr>
+          <w:rStyle w:val="CommentTok"/>
+        </w:rPr>
+        <w:t xml:space="preserve">// define( 'DISABLE_WP_CRON', true );</w:t>
+      </w:r>
+    </w:p>
+    <w:bookmarkEnd w:id="99"/>
+    <w:bookmarkStart w:id="100" w:name="verification-5"/>
+    <w:p>
+      <w:pPr>
+        <w:pStyle w:val="Heading3"/>
+      </w:pPr>
+      <w:r>
+        <w:t xml:space="preserve">Verification</w:t>
+      </w:r>
+    </w:p>
+    <w:p>
+      <w:pPr>
+        <w:pStyle w:val="SourceCode"/>
+      </w:pPr>
+      <w:r>
+        <w:rPr>
+          <w:rStyle w:val="ExtensionTok"/>
+        </w:rPr>
+        <w:t xml:space="preserve">wp</w:t>
+      </w:r>
+      <w:r>
+        <w:rPr>
+          <w:rStyle w:val="NormalTok"/>
+        </w:rPr>
+        <w:t xml:space="preserve"> </w:t>
+      </w:r>
+      <w:r>
+        <w:rPr>
           <w:rStyle w:val="StringTok"/>
         </w:rPr>
         <w:t xml:space="preserve">"</w:t>
@@ -7275,7 +8652,19 @@
         <w:rPr>
           <w:rStyle w:val="VariableTok"/>
         </w:rPr>
-        <w:t xml:space="preserve">$WP_PATH</w:t>
+        <w:t xml:space="preserve">${WP_CLI_SITE_ARGS</w:t>
+      </w:r>
+      <w:r>
+        <w:rPr>
+          <w:rStyle w:val="OperatorTok"/>
+        </w:rPr>
+        <w:t xml:space="preserve">[@]</w:t>
+      </w:r>
+      <w:r>
+        <w:rPr>
+          <w:rStyle w:val="VariableTok"/>
+        </w:rPr>
+        <w:t xml:space="preserve">}</w:t>
       </w:r>
       <w:r>
         <w:rPr>
@@ -7299,82 +8688,13 @@
         <w:br/>
       </w:r>
       <w:r>
-        <w:rPr>
-          <w:rStyle w:val="ExtensionTok"/>
-        </w:rPr>
-        <w:t xml:space="preserve">wp</w:t>
-      </w:r>
-      <w:r>
-        <w:rPr>
-          <w:rStyle w:val="NormalTok"/>
-        </w:rPr>
-        <w:t xml:space="preserve"> </w:t>
-      </w:r>
-      <w:r>
-        <w:rPr>
-          <w:rStyle w:val="AttributeTok"/>
-        </w:rPr>
-        <w:t xml:space="preserve">--path</w:t>
-      </w:r>
-      <w:r>
-        <w:rPr>
-          <w:rStyle w:val="OperatorTok"/>
-        </w:rPr>
-        <w:t xml:space="preserve">=</w:t>
-      </w:r>
-      <w:r>
-        <w:rPr>
-          <w:rStyle w:val="StringTok"/>
-        </w:rPr>
-        <w:t xml:space="preserve">"</w:t>
-      </w:r>
-      <w:r>
-        <w:rPr>
-          <w:rStyle w:val="VariableTok"/>
-        </w:rPr>
-        <w:t xml:space="preserve">$WP_PATH</w:t>
-      </w:r>
-      <w:r>
-        <w:rPr>
-          <w:rStyle w:val="StringTok"/>
-        </w:rPr>
-        <w:t xml:space="preserve">"</w:t>
-      </w:r>
-      <w:r>
-        <w:rPr>
-          <w:rStyle w:val="NormalTok"/>
-        </w:rPr>
-        <w:t xml:space="preserve"> cron event list </w:t>
-      </w:r>
-      <w:r>
-        <w:rPr>
-          <w:rStyle w:val="AttributeTok"/>
-        </w:rPr>
-        <w:t xml:space="preserve">--fields</w:t>
-      </w:r>
-      <w:r>
-        <w:rPr>
-          <w:rStyle w:val="OperatorTok"/>
-        </w:rPr>
-        <w:t xml:space="preserve">=</w:t>
-      </w:r>
-      <w:r>
-        <w:rPr>
-          <w:rStyle w:val="NormalTok"/>
-        </w:rPr>
-        <w:t xml:space="preserve">hook,next_run_relative,recurrence</w:t>
-      </w:r>
-      <w:r>
-        <w:br/>
-      </w:r>
-      <w:r>
         <w:br/>
       </w:r>
       <w:r>
         <w:rPr>
           <w:rStyle w:val="CommentTok"/>
         </w:rPr>
-        <w:t xml:space="preserve"># Plugin-dependent - uncomment if Action Scheduler WP-CLI commands are available:</w:t>
+        <w:t xml:space="preserve"># WRITE — approval required. Running due events can send email, process queues,</w:t>
       </w:r>
       <w:r>
         <w:br/>
@@ -7383,7 +8703,7 @@
         <w:rPr>
           <w:rStyle w:val="CommentTok"/>
         </w:rPr>
-        <w:t xml:space="preserve"># wp --path="$WP_PATH" action-scheduler list --status=pending --per-page=20</w:t>
+        <w:t xml:space="preserve"># call external services, and add PHP/database load. Prefer a specific known-safe</w:t>
       </w:r>
       <w:r>
         <w:br/>
@@ -7392,63 +8712,34 @@
         <w:rPr>
           <w:rStyle w:val="CommentTok"/>
         </w:rPr>
-        <w:t xml:space="preserve"># wp --path="$WP_PATH" action-scheduler list --status=failed --per-page=20</w:t>
-      </w:r>
-    </w:p>
-    <w:bookmarkEnd w:id="77"/>
-    <w:bookmarkStart w:id="78" w:name="expected-output-5"/>
-    <w:p>
-      <w:pPr>
-        <w:pStyle w:val="Heading3"/>
-      </w:pPr>
-      <w:r>
-        <w:t xml:space="preserve">Expected Output</w:t>
-      </w:r>
-    </w:p>
-    <w:p>
-      <w:pPr>
-        <w:pStyle w:val="Compact"/>
-        <w:numPr>
-          <w:ilvl w:val="0"/>
-          <w:numId w:val="1036"/>
-        </w:numPr>
-      </w:pPr>
-      <w:r>
-        <w:t xml:space="preserve">Due cron events should clear when the runner works.</w:t>
-      </w:r>
-    </w:p>
-    <w:p>
-      <w:pPr>
-        <w:pStyle w:val="Compact"/>
-        <w:numPr>
-          <w:ilvl w:val="0"/>
-          <w:numId w:val="1036"/>
-        </w:numPr>
-      </w:pPr>
-      <w:r>
-        <w:t xml:space="preserve">Repeated due events, long-running hooks, or growing queues indicate a backlog.</w:t>
-      </w:r>
-    </w:p>
-    <w:p>
-      <w:pPr>
-        <w:pStyle w:val="Compact"/>
-        <w:numPr>
-          <w:ilvl w:val="0"/>
-          <w:numId w:val="1036"/>
-        </w:numPr>
-      </w:pPr>
-      <w:r>
-        <w:t xml:space="preserve">Failed Action Scheduler jobs identify plugin/business workflow ownership.</w:t>
-      </w:r>
-    </w:p>
-    <w:bookmarkEnd w:id="78"/>
-    <w:bookmarkStart w:id="79" w:name="rollback-5"/>
-    <w:p>
-      <w:pPr>
-        <w:pStyle w:val="Heading3"/>
-      </w:pPr>
-      <w:r>
-        <w:t xml:space="preserve">Rollback</w:t>
+        <w:t xml:space="preserve"># hook over all due events when possible.</w:t>
+      </w:r>
+      <w:r>
+        <w:br/>
+      </w:r>
+      <w:r>
+        <w:rPr>
+          <w:rStyle w:val="CommentTok"/>
+        </w:rPr>
+        <w:t xml:space="preserve"># wp "${WP_CLI_SITE_ARGS[@]}" cron event run "[CUSTOMIZE: hook_name]" --due-now</w:t>
+      </w:r>
+      <w:r>
+        <w:br/>
+      </w:r>
+      <w:r>
+        <w:rPr>
+          <w:rStyle w:val="CommentTok"/>
+        </w:rPr>
+        <w:t xml:space="preserve"># wp "${WP_CLI_SITE_ARGS[@]}" cron event run --due-now --quiet</w:t>
+      </w:r>
+      <w:r>
+        <w:br/>
+      </w:r>
+      <w:r>
+        <w:rPr>
+          <w:rStyle w:val="CommentTok"/>
+        </w:rPr>
+        <w:t xml:space="preserve"># wp "${WP_CLI_SITE_ARGS[@]}" cron event list --due-now</w:t>
       </w:r>
     </w:p>
     <w:p>
@@ -7456,261 +8747,11 @@
         <w:pStyle w:val="FirstParagraph"/>
       </w:pPr>
       <w:r>
-        <w:t xml:space="preserve">If</w:t>
-      </w:r>
-      <w:r>
-        <w:t xml:space="preserve"> </w:t>
-      </w:r>
-      <w:r>
-        <w:rPr>
-          <w:rStyle w:val="VerbatimChar"/>
-        </w:rPr>
-        <w:t xml:space="preserve">DISABLE_WP_CRON</w:t>
-      </w:r>
-      <w:r>
-        <w:t xml:space="preserve"> </w:t>
-      </w:r>
-      <w:r>
-        <w:t xml:space="preserve">was added and the external runner is not working, remove or comment out the constant and clear OPcache if required by the host.</w:t>
-      </w:r>
-    </w:p>
-    <w:p>
-      <w:pPr>
-        <w:pStyle w:val="SourceCode"/>
-      </w:pPr>
-      <w:r>
-        <w:rPr>
-          <w:rStyle w:val="CommentTok"/>
-        </w:rPr>
-        <w:t xml:space="preserve">// Rollback in wp-config.php if the external runner fails:</w:t>
-      </w:r>
-      <w:r>
-        <w:br/>
-      </w:r>
-      <w:r>
-        <w:rPr>
-          <w:rStyle w:val="CommentTok"/>
-        </w:rPr>
-        <w:t xml:space="preserve">// define( 'DISABLE_WP_CRON', true );</w:t>
-      </w:r>
-    </w:p>
-    <w:bookmarkEnd w:id="79"/>
-    <w:bookmarkStart w:id="80" w:name="verification-5"/>
-    <w:p>
-      <w:pPr>
-        <w:pStyle w:val="Heading3"/>
-      </w:pPr>
-      <w:r>
-        <w:t xml:space="preserve">Verification</w:t>
-      </w:r>
-    </w:p>
-    <w:p>
-      <w:pPr>
-        <w:pStyle w:val="SourceCode"/>
-      </w:pPr>
-      <w:r>
-        <w:rPr>
-          <w:rStyle w:val="ExtensionTok"/>
-        </w:rPr>
-        <w:t xml:space="preserve">wp</w:t>
-      </w:r>
-      <w:r>
-        <w:rPr>
-          <w:rStyle w:val="NormalTok"/>
-        </w:rPr>
-        <w:t xml:space="preserve"> </w:t>
-      </w:r>
-      <w:r>
-        <w:rPr>
-          <w:rStyle w:val="AttributeTok"/>
-        </w:rPr>
-        <w:t xml:space="preserve">--path</w:t>
-      </w:r>
-      <w:r>
-        <w:rPr>
-          <w:rStyle w:val="OperatorTok"/>
-        </w:rPr>
-        <w:t xml:space="preserve">=</w:t>
-      </w:r>
-      <w:r>
-        <w:rPr>
-          <w:rStyle w:val="StringTok"/>
-        </w:rPr>
-        <w:t xml:space="preserve">"</w:t>
-      </w:r>
-      <w:r>
-        <w:rPr>
-          <w:rStyle w:val="VariableTok"/>
-        </w:rPr>
-        <w:t xml:space="preserve">$WP_PATH</w:t>
-      </w:r>
-      <w:r>
-        <w:rPr>
-          <w:rStyle w:val="StringTok"/>
-        </w:rPr>
-        <w:t xml:space="preserve">"</w:t>
-      </w:r>
-      <w:r>
-        <w:rPr>
-          <w:rStyle w:val="NormalTok"/>
-        </w:rPr>
-        <w:t xml:space="preserve"> cron event list </w:t>
-      </w:r>
-      <w:r>
-        <w:rPr>
-          <w:rStyle w:val="AttributeTok"/>
-        </w:rPr>
-        <w:t xml:space="preserve">--due-now</w:t>
-      </w:r>
-      <w:r>
-        <w:br/>
-      </w:r>
-      <w:r>
-        <w:br/>
-      </w:r>
-      <w:r>
-        <w:rPr>
-          <w:rStyle w:val="CommentTok"/>
-        </w:rPr>
-        <w:t xml:space="preserve"># If using a system runner, verify it can run due events:</w:t>
-      </w:r>
-      <w:r>
-        <w:br/>
-      </w:r>
-      <w:r>
-        <w:rPr>
-          <w:rStyle w:val="ExtensionTok"/>
-        </w:rPr>
-        <w:t xml:space="preserve">wp</w:t>
-      </w:r>
-      <w:r>
-        <w:rPr>
-          <w:rStyle w:val="NormalTok"/>
-        </w:rPr>
-        <w:t xml:space="preserve"> </w:t>
-      </w:r>
-      <w:r>
-        <w:rPr>
-          <w:rStyle w:val="AttributeTok"/>
-        </w:rPr>
-        <w:t xml:space="preserve">--path</w:t>
-      </w:r>
-      <w:r>
-        <w:rPr>
-          <w:rStyle w:val="OperatorTok"/>
-        </w:rPr>
-        <w:t xml:space="preserve">=</w:t>
-      </w:r>
-      <w:r>
-        <w:rPr>
-          <w:rStyle w:val="StringTok"/>
-        </w:rPr>
-        <w:t xml:space="preserve">"</w:t>
-      </w:r>
-      <w:r>
-        <w:rPr>
-          <w:rStyle w:val="VariableTok"/>
-        </w:rPr>
-        <w:t xml:space="preserve">$WP_PATH</w:t>
-      </w:r>
-      <w:r>
-        <w:rPr>
-          <w:rStyle w:val="StringTok"/>
-        </w:rPr>
-        <w:t xml:space="preserve">"</w:t>
-      </w:r>
-      <w:r>
-        <w:rPr>
-          <w:rStyle w:val="NormalTok"/>
-        </w:rPr>
-        <w:t xml:space="preserve"> cron event run </w:t>
-      </w:r>
-      <w:r>
-        <w:rPr>
-          <w:rStyle w:val="AttributeTok"/>
-        </w:rPr>
-        <w:t xml:space="preserve">--due-now</w:t>
-      </w:r>
-      <w:r>
-        <w:rPr>
-          <w:rStyle w:val="NormalTok"/>
-        </w:rPr>
-        <w:t xml:space="preserve"> </w:t>
-      </w:r>
-      <w:r>
-        <w:rPr>
-          <w:rStyle w:val="AttributeTok"/>
-        </w:rPr>
-        <w:t xml:space="preserve">--quiet</w:t>
-      </w:r>
-      <w:r>
-        <w:br/>
-      </w:r>
-      <w:r>
-        <w:rPr>
-          <w:rStyle w:val="ExtensionTok"/>
-        </w:rPr>
-        <w:t xml:space="preserve">wp</w:t>
-      </w:r>
-      <w:r>
-        <w:rPr>
-          <w:rStyle w:val="NormalTok"/>
-        </w:rPr>
-        <w:t xml:space="preserve"> </w:t>
-      </w:r>
-      <w:r>
-        <w:rPr>
-          <w:rStyle w:val="AttributeTok"/>
-        </w:rPr>
-        <w:t xml:space="preserve">--path</w:t>
-      </w:r>
-      <w:r>
-        <w:rPr>
-          <w:rStyle w:val="OperatorTok"/>
-        </w:rPr>
-        <w:t xml:space="preserve">=</w:t>
-      </w:r>
-      <w:r>
-        <w:rPr>
-          <w:rStyle w:val="StringTok"/>
-        </w:rPr>
-        <w:t xml:space="preserve">"</w:t>
-      </w:r>
-      <w:r>
-        <w:rPr>
-          <w:rStyle w:val="VariableTok"/>
-        </w:rPr>
-        <w:t xml:space="preserve">$WP_PATH</w:t>
-      </w:r>
-      <w:r>
-        <w:rPr>
-          <w:rStyle w:val="StringTok"/>
-        </w:rPr>
-        <w:t xml:space="preserve">"</w:t>
-      </w:r>
-      <w:r>
-        <w:rPr>
-          <w:rStyle w:val="NormalTok"/>
-        </w:rPr>
-        <w:t xml:space="preserve"> cron event list </w:t>
-      </w:r>
-      <w:r>
-        <w:rPr>
-          <w:rStyle w:val="AttributeTok"/>
-        </w:rPr>
-        <w:t xml:space="preserve">--due-now</w:t>
-      </w:r>
-    </w:p>
-    <w:p>
-      <w:pPr>
-        <w:pStyle w:val="FirstParagraph"/>
-      </w:pPr>
-      <w:r>
-        <w:t xml:space="preserve">Expected: due events decrease or clear; business workflows such as scheduled posts, cleanup jobs, and ecommerce queues resume.</w:t>
-      </w:r>
-    </w:p>
-    <w:bookmarkEnd w:id="80"/>
-    <w:bookmarkStart w:id="81" w:name="escalate-if-5"/>
+        <w:t xml:space="preserve">Expected: read-only verification shows whether due events are decreasing under the normal runner. If approved cron execution is run, due events decrease or clear and business workflows such as scheduled posts, cleanup jobs, and ecommerce queues resume.</w:t>
+      </w:r>
+    </w:p>
+    <w:bookmarkEnd w:id="100"/>
+    <w:bookmarkStart w:id="101" w:name="escalate-if-5"/>
     <w:p>
       <w:pPr>
         <w:pStyle w:val="Heading3"/>
@@ -7774,9 +8815,9 @@
         </w:pict>
       </w:r>
     </w:p>
-    <w:bookmarkEnd w:id="81"/>
-    <w:bookmarkEnd w:id="82"/>
-    <w:bookmarkStart w:id="91" w:name="X2b923f659648e52476e7d8f6178e9bedd6d19bc"/>
+    <w:bookmarkEnd w:id="101"/>
+    <w:bookmarkEnd w:id="102"/>
+    <w:bookmarkStart w:id="111" w:name="X2b923f659648e52476e7d8f6178e9bedd6d19bc"/>
     <w:p>
       <w:pPr>
         <w:pStyle w:val="Heading2"/>
@@ -7785,7 +8826,7 @@
         <w:t xml:space="preserve">Procedure 7: External API, AI connector, or third-party latency</w:t>
       </w:r>
     </w:p>
-    <w:bookmarkStart w:id="83" w:name="procedure-metadata-6"/>
+    <w:bookmarkStart w:id="103" w:name="procedure-metadata-6"/>
     <w:p>
       <w:pPr>
         <w:pStyle w:val="Heading3"/>
@@ -7842,8 +8883,8 @@
         <w:t xml:space="preserve">Last Drill Date: [CUSTOMIZE: YYYY-MM-DD / N/A]</w:t>
       </w:r>
     </w:p>
-    <w:bookmarkEnd w:id="83"/>
-    <w:bookmarkStart w:id="84" w:name="purpose-6"/>
+    <w:bookmarkEnd w:id="103"/>
+    <w:bookmarkStart w:id="104" w:name="purpose-6"/>
     <w:p>
       <w:pPr>
         <w:pStyle w:val="Heading3"/>
@@ -7860,8 +8901,8 @@
         <w:t xml:space="preserve">Identify whether external HTTP calls, WordPress 7.0 AI/connectors integrations, payment/search/CRM APIs, analytics, or embed providers are slowing critical requests.</w:t>
       </w:r>
     </w:p>
-    <w:bookmarkEnd w:id="84"/>
-    <w:bookmarkStart w:id="85" w:name="prerequisites-6"/>
+    <w:bookmarkEnd w:id="104"/>
+    <w:bookmarkStart w:id="105" w:name="prerequisites-6"/>
     <w:p>
       <w:pPr>
         <w:pStyle w:val="Heading3"/>
@@ -7906,8 +8947,8 @@
         <w:t xml:space="preserve">A safe fallback or feature flag is identified before disabling integrations.</w:t>
       </w:r>
     </w:p>
-    <w:bookmarkEnd w:id="85"/>
-    <w:bookmarkStart w:id="86" w:name="commands-6"/>
+    <w:bookmarkEnd w:id="105"/>
+    <w:bookmarkStart w:id="106" w:name="commands-6"/>
     <w:p>
       <w:pPr>
         <w:pStyle w:val="Heading3"/>
@@ -7934,9 +8975,45 @@
       </w:r>
       <w:r>
         <w:rPr>
+          <w:rStyle w:val="StringTok"/>
+        </w:rPr>
+        <w:t xml:space="preserve">"</w:t>
+      </w:r>
+      <w:r>
+        <w:rPr>
+          <w:rStyle w:val="VariableTok"/>
+        </w:rPr>
+        <w:t xml:space="preserve">${WP_CLI_SITE_ARGS</w:t>
+      </w:r>
+      <w:r>
+        <w:rPr>
+          <w:rStyle w:val="OperatorTok"/>
+        </w:rPr>
+        <w:t xml:space="preserve">[@]</w:t>
+      </w:r>
+      <w:r>
+        <w:rPr>
+          <w:rStyle w:val="VariableTok"/>
+        </w:rPr>
+        <w:t xml:space="preserve">}</w:t>
+      </w:r>
+      <w:r>
+        <w:rPr>
+          <w:rStyle w:val="StringTok"/>
+        </w:rPr>
+        <w:t xml:space="preserve">"</w:t>
+      </w:r>
+      <w:r>
+        <w:rPr>
+          <w:rStyle w:val="NormalTok"/>
+        </w:rPr>
+        <w:t xml:space="preserve"> plugin list </w:t>
+      </w:r>
+      <w:r>
+        <w:rPr>
           <w:rStyle w:val="AttributeTok"/>
         </w:rPr>
-        <w:t xml:space="preserve">--path</w:t>
+        <w:t xml:space="preserve">--status</w:t>
       </w:r>
       <w:r>
         <w:rPr>
@@ -7946,6 +9023,84 @@
       </w:r>
       <w:r>
         <w:rPr>
+          <w:rStyle w:val="NormalTok"/>
+        </w:rPr>
+        <w:t xml:space="preserve">active </w:t>
+      </w:r>
+      <w:r>
+        <w:rPr>
+          <w:rStyle w:val="AttributeTok"/>
+        </w:rPr>
+        <w:t xml:space="preserve">--fields</w:t>
+      </w:r>
+      <w:r>
+        <w:rPr>
+          <w:rStyle w:val="OperatorTok"/>
+        </w:rPr>
+        <w:t xml:space="preserve">=</w:t>
+      </w:r>
+      <w:r>
+        <w:rPr>
+          <w:rStyle w:val="NormalTok"/>
+        </w:rPr>
+        <w:t xml:space="preserve">name,status,version,update</w:t>
+      </w:r>
+      <w:r>
+        <w:br/>
+      </w:r>
+      <w:r>
+        <w:br/>
+      </w:r>
+      <w:r>
+        <w:rPr>
+          <w:rStyle w:val="ExtensionTok"/>
+        </w:rPr>
+        <w:t xml:space="preserve">curl</w:t>
+      </w:r>
+      <w:r>
+        <w:rPr>
+          <w:rStyle w:val="NormalTok"/>
+        </w:rPr>
+        <w:t xml:space="preserve"> </w:t>
+      </w:r>
+      <w:r>
+        <w:rPr>
+          <w:rStyle w:val="AttributeTok"/>
+        </w:rPr>
+        <w:t xml:space="preserve">-sS</w:t>
+      </w:r>
+      <w:r>
+        <w:rPr>
+          <w:rStyle w:val="NormalTok"/>
+        </w:rPr>
+        <w:t xml:space="preserve"> </w:t>
+      </w:r>
+      <w:r>
+        <w:rPr>
+          <w:rStyle w:val="AttributeTok"/>
+        </w:rPr>
+        <w:t xml:space="preserve">-o</w:t>
+      </w:r>
+      <w:r>
+        <w:rPr>
+          <w:rStyle w:val="NormalTok"/>
+        </w:rPr>
+        <w:t xml:space="preserve"> /dev/null </w:t>
+      </w:r>
+      <w:r>
+        <w:rPr>
+          <w:rStyle w:val="AttributeTok"/>
+        </w:rPr>
+        <w:t xml:space="preserve">-D</w:t>
+      </w:r>
+      <w:r>
+        <w:rPr>
+          <w:rStyle w:val="NormalTok"/>
+        </w:rPr>
+        <w:t xml:space="preserve"> </w:t>
+      </w:r>
+      <w:r>
+        <w:rPr>
           <w:rStyle w:val="StringTok"/>
         </w:rPr>
         <w:t xml:space="preserve">"</w:t>
@@ -7954,7 +9109,85 @@
         <w:rPr>
           <w:rStyle w:val="VariableTok"/>
         </w:rPr>
-        <w:t xml:space="preserve">$WP_PATH</w:t>
+        <w:t xml:space="preserve">$EVIDENCE_DIR</w:t>
+      </w:r>
+      <w:r>
+        <w:rPr>
+          <w:rStyle w:val="StringTok"/>
+        </w:rPr>
+        <w:t xml:space="preserve">/headers-</w:t>
+      </w:r>
+      <w:r>
+        <w:rPr>
+          <w:rStyle w:val="VariableTok"/>
+        </w:rPr>
+        <w:t xml:space="preserve">${INCIDENT_ID}</w:t>
+      </w:r>
+      <w:r>
+        <w:rPr>
+          <w:rStyle w:val="StringTok"/>
+        </w:rPr>
+        <w:t xml:space="preserve">-external.txt"</w:t>
+      </w:r>
+      <w:r>
+        <w:rPr>
+          <w:rStyle w:val="NormalTok"/>
+        </w:rPr>
+        <w:t xml:space="preserve"> </w:t>
+      </w:r>
+      <w:r>
+        <w:rPr>
+          <w:rStyle w:val="DataTypeTok"/>
+        </w:rPr>
+        <w:t xml:space="preserve">\</w:t>
+      </w:r>
+      <w:r>
+        <w:br/>
+      </w:r>
+      <w:r>
+        <w:rPr>
+          <w:rStyle w:val="NormalTok"/>
+        </w:rPr>
+        <w:t xml:space="preserve">  </w:t>
+      </w:r>
+      <w:r>
+        <w:rPr>
+          <w:rStyle w:val="AttributeTok"/>
+        </w:rPr>
+        <w:t xml:space="preserve">-w</w:t>
+      </w:r>
+      <w:r>
+        <w:rPr>
+          <w:rStyle w:val="NormalTok"/>
+        </w:rPr>
+        <w:t xml:space="preserve"> </w:t>
+      </w:r>
+      <w:r>
+        <w:rPr>
+          <w:rStyle w:val="StringTok"/>
+        </w:rPr>
+        <w:t xml:space="preserve">'ttfb:%{time_starttransfer} total:%{time_total} code:%{http_code}\n'</w:t>
+      </w:r>
+      <w:r>
+        <w:rPr>
+          <w:rStyle w:val="NormalTok"/>
+        </w:rPr>
+        <w:t xml:space="preserve"> </w:t>
+      </w:r>
+      <w:r>
+        <w:rPr>
+          <w:rStyle w:val="DataTypeTok"/>
+        </w:rPr>
+        <w:t xml:space="preserve">\</w:t>
+      </w:r>
+      <w:r>
+        <w:br/>
+      </w:r>
+      <w:r>
+        <w:rPr>
+          <w:rStyle w:val="NormalTok"/>
+        </w:rPr>
+        <w:t xml:space="preserve">  </w:t>
       </w:r>
       <w:r>
         <w:rPr>
@@ -7964,117 +9197,240 @@
       </w:r>
       <w:r>
         <w:rPr>
-          <w:rStyle w:val="NormalTok"/>
-        </w:rPr>
-        <w:t xml:space="preserve"> plugin list </w:t>
+          <w:rStyle w:val="VariableTok"/>
+        </w:rPr>
+        <w:t xml:space="preserve">$TARGET_URL</w:t>
+      </w:r>
+      <w:r>
+        <w:rPr>
+          <w:rStyle w:val="StringTok"/>
+        </w:rPr>
+        <w:t xml:space="preserve">"</w:t>
+      </w:r>
+    </w:p>
+    <w:bookmarkEnd w:id="106"/>
+    <w:bookmarkStart w:id="107" w:name="expected-output-6"/>
+    <w:p>
+      <w:pPr>
+        <w:pStyle w:val="Heading3"/>
+      </w:pPr>
+      <w:r>
+        <w:t xml:space="preserve">Expected Output</w:t>
+      </w:r>
+    </w:p>
+    <w:p>
+      <w:pPr>
+        <w:pStyle w:val="Compact"/>
+        <w:numPr>
+          <w:ilvl w:val="0"/>
+          <w:numId w:val="1040"/>
+        </w:numPr>
+      </w:pPr>
+      <w:r>
+        <w:t xml:space="preserve">Active plugin inventory identifies likely integration owners.</w:t>
+      </w:r>
+    </w:p>
+    <w:p>
+      <w:pPr>
+        <w:pStyle w:val="Compact"/>
+        <w:numPr>
+          <w:ilvl w:val="0"/>
+          <w:numId w:val="1040"/>
+        </w:numPr>
+      </w:pPr>
+      <w:r>
+        <w:t xml:space="preserve">Timings show whether the request is slow enough to justify deeper APM/Query Monitor inspection.</w:t>
+      </w:r>
+    </w:p>
+    <w:p>
+      <w:pPr>
+        <w:pStyle w:val="Compact"/>
+        <w:numPr>
+          <w:ilvl w:val="0"/>
+          <w:numId w:val="1040"/>
+        </w:numPr>
+      </w:pPr>
+      <w:r>
+        <w:t xml:space="preserve">APM traces, if available, should separate HTTP API time from PHP, database, and cache time.</w:t>
+      </w:r>
+    </w:p>
+    <w:bookmarkEnd w:id="107"/>
+    <w:bookmarkStart w:id="108" w:name="rollback-6"/>
+    <w:p>
+      <w:pPr>
+        <w:pStyle w:val="Heading3"/>
+      </w:pPr>
+      <w:r>
+        <w:t xml:space="preserve">Rollback</w:t>
+      </w:r>
+    </w:p>
+    <w:p>
+      <w:pPr>
+        <w:pStyle w:val="FirstParagraph"/>
+      </w:pPr>
+      <w:r>
+        <w:t xml:space="preserve">If an approved feature flag, connector setting, or plugin configuration change is made, restore the prior setting from the incident log or configuration management system.</w:t>
+      </w:r>
+    </w:p>
+    <w:p>
+      <w:pPr>
+        <w:pStyle w:val="SourceCode"/>
+      </w:pPr>
+      <w:r>
+        <w:rPr>
+          <w:rStyle w:val="CommentTok"/>
+        </w:rPr>
+        <w:t xml:space="preserve"># PLUGIN-DEPENDENT / ROLLBACK — approval required. Uncomment only for the specific plugin/feature flag in use:</w:t>
+      </w:r>
+      <w:r>
+        <w:br/>
+      </w:r>
+      <w:r>
+        <w:rPr>
+          <w:rStyle w:val="CommentTok"/>
+        </w:rPr>
+        <w:t xml:space="preserve"># wp "${WP_CLI_SITE_ARGS[@]}" option get "[CUSTOMIZE: option_name]"</w:t>
+      </w:r>
+      <w:r>
+        <w:br/>
+      </w:r>
+      <w:r>
+        <w:rPr>
+          <w:rStyle w:val="CommentTok"/>
+        </w:rPr>
+        <w:t xml:space="preserve"># wp "${WP_CLI_SITE_ARGS[@]}" option update "[CUSTOMIZE: option_name]" "[CUSTOMIZE: previous_value]"</w:t>
+      </w:r>
+    </w:p>
+    <w:bookmarkEnd w:id="108"/>
+    <w:bookmarkStart w:id="109" w:name="verification-6"/>
+    <w:p>
+      <w:pPr>
+        <w:pStyle w:val="Heading3"/>
+      </w:pPr>
+      <w:r>
+        <w:t xml:space="preserve">Verification</w:t>
+      </w:r>
+    </w:p>
+    <w:p>
+      <w:pPr>
+        <w:pStyle w:val="SourceCode"/>
+      </w:pPr>
+      <w:r>
+        <w:rPr>
+          <w:rStyle w:val="ExtensionTok"/>
+        </w:rPr>
+        <w:t xml:space="preserve">curl</w:t>
+      </w:r>
+      <w:r>
+        <w:rPr>
+          <w:rStyle w:val="NormalTok"/>
+        </w:rPr>
+        <w:t xml:space="preserve"> </w:t>
       </w:r>
       <w:r>
         <w:rPr>
           <w:rStyle w:val="AttributeTok"/>
         </w:rPr>
-        <w:t xml:space="preserve">--status</w:t>
-      </w:r>
-      <w:r>
-        <w:rPr>
-          <w:rStyle w:val="OperatorTok"/>
-        </w:rPr>
-        <w:t xml:space="preserve">=</w:t>
-      </w:r>
-      <w:r>
-        <w:rPr>
-          <w:rStyle w:val="NormalTok"/>
-        </w:rPr>
-        <w:t xml:space="preserve">active </w:t>
+        <w:t xml:space="preserve">-sS</w:t>
+      </w:r>
+      <w:r>
+        <w:rPr>
+          <w:rStyle w:val="NormalTok"/>
+        </w:rPr>
+        <w:t xml:space="preserve"> </w:t>
       </w:r>
       <w:r>
         <w:rPr>
           <w:rStyle w:val="AttributeTok"/>
         </w:rPr>
-        <w:t xml:space="preserve">--fields</w:t>
-      </w:r>
-      <w:r>
-        <w:rPr>
-          <w:rStyle w:val="OperatorTok"/>
-        </w:rPr>
-        <w:t xml:space="preserve">=</w:t>
-      </w:r>
-      <w:r>
-        <w:rPr>
-          <w:rStyle w:val="NormalTok"/>
-        </w:rPr>
-        <w:t xml:space="preserve">name,status,version,update</w:t>
-      </w:r>
-      <w:r>
-        <w:br/>
-      </w:r>
-      <w:r>
-        <w:br/>
-      </w:r>
-      <w:r>
-        <w:rPr>
-          <w:rStyle w:val="ExtensionTok"/>
-        </w:rPr>
-        <w:t xml:space="preserve">curl</w:t>
-      </w:r>
-      <w:r>
-        <w:rPr>
-          <w:rStyle w:val="NormalTok"/>
-        </w:rPr>
-        <w:t xml:space="preserve"> </w:t>
+        <w:t xml:space="preserve">-o</w:t>
+      </w:r>
+      <w:r>
+        <w:rPr>
+          <w:rStyle w:val="NormalTok"/>
+        </w:rPr>
+        <w:t xml:space="preserve"> /dev/null </w:t>
       </w:r>
       <w:r>
         <w:rPr>
           <w:rStyle w:val="AttributeTok"/>
         </w:rPr>
-        <w:t xml:space="preserve">-sS</w:t>
-      </w:r>
-      <w:r>
-        <w:rPr>
-          <w:rStyle w:val="NormalTok"/>
-        </w:rPr>
-        <w:t xml:space="preserve"> </w:t>
+        <w:t xml:space="preserve">-D</w:t>
+      </w:r>
+      <w:r>
+        <w:rPr>
+          <w:rStyle w:val="NormalTok"/>
+        </w:rPr>
+        <w:t xml:space="preserve"> </w:t>
+      </w:r>
+      <w:r>
+        <w:rPr>
+          <w:rStyle w:val="StringTok"/>
+        </w:rPr>
+        <w:t xml:space="preserve">"</w:t>
+      </w:r>
+      <w:r>
+        <w:rPr>
+          <w:rStyle w:val="VariableTok"/>
+        </w:rPr>
+        <w:t xml:space="preserve">$EVIDENCE_DIR</w:t>
+      </w:r>
+      <w:r>
+        <w:rPr>
+          <w:rStyle w:val="StringTok"/>
+        </w:rPr>
+        <w:t xml:space="preserve">/headers-</w:t>
+      </w:r>
+      <w:r>
+        <w:rPr>
+          <w:rStyle w:val="VariableTok"/>
+        </w:rPr>
+        <w:t xml:space="preserve">${INCIDENT_ID}</w:t>
+      </w:r>
+      <w:r>
+        <w:rPr>
+          <w:rStyle w:val="StringTok"/>
+        </w:rPr>
+        <w:t xml:space="preserve">-external-verify.txt"</w:t>
+      </w:r>
+      <w:r>
+        <w:rPr>
+          <w:rStyle w:val="NormalTok"/>
+        </w:rPr>
+        <w:t xml:space="preserve"> </w:t>
+      </w:r>
+      <w:r>
+        <w:rPr>
+          <w:rStyle w:val="DataTypeTok"/>
+        </w:rPr>
+        <w:t xml:space="preserve">\</w:t>
+      </w:r>
+      <w:r>
+        <w:br/>
+      </w:r>
+      <w:r>
+        <w:rPr>
+          <w:rStyle w:val="NormalTok"/>
+        </w:rPr>
+        <w:t xml:space="preserve">  </w:t>
       </w:r>
       <w:r>
         <w:rPr>
           <w:rStyle w:val="AttributeTok"/>
         </w:rPr>
-        <w:t xml:space="preserve">-o</w:t>
-      </w:r>
-      <w:r>
-        <w:rPr>
-          <w:rStyle w:val="NormalTok"/>
-        </w:rPr>
-        <w:t xml:space="preserve"> /dev/null </w:t>
-      </w:r>
-      <w:r>
-        <w:rPr>
-          <w:rStyle w:val="AttributeTok"/>
-        </w:rPr>
-        <w:t xml:space="preserve">-D</w:t>
-      </w:r>
-      <w:r>
-        <w:rPr>
-          <w:rStyle w:val="NormalTok"/>
-        </w:rPr>
-        <w:t xml:space="preserve"> </w:t>
-      </w:r>
-      <w:r>
-        <w:rPr>
-          <w:rStyle w:val="StringTok"/>
-        </w:rPr>
-        <w:t xml:space="preserve">"headers-</w:t>
-      </w:r>
-      <w:r>
-        <w:rPr>
-          <w:rStyle w:val="VariableTok"/>
-        </w:rPr>
-        <w:t xml:space="preserve">${INCIDENT_ID}</w:t>
-      </w:r>
-      <w:r>
-        <w:rPr>
-          <w:rStyle w:val="StringTok"/>
-        </w:rPr>
-        <w:t xml:space="preserve">-external.txt"</w:t>
+        <w:t xml:space="preserve">-w</w:t>
+      </w:r>
+      <w:r>
+        <w:rPr>
+          <w:rStyle w:val="NormalTok"/>
+        </w:rPr>
+        <w:t xml:space="preserve"> </w:t>
+      </w:r>
+      <w:r>
+        <w:rPr>
+          <w:rStyle w:val="StringTok"/>
+        </w:rPr>
+        <w:t xml:space="preserve">'ttfb:%{time_starttransfer} total:%{time_total} code:%{http_code}\n'</w:t>
       </w:r>
       <w:r>
         <w:rPr>
@@ -8099,45 +9455,6 @@
       </w:r>
       <w:r>
         <w:rPr>
-          <w:rStyle w:val="AttributeTok"/>
-        </w:rPr>
-        <w:t xml:space="preserve">-w</w:t>
-      </w:r>
-      <w:r>
-        <w:rPr>
-          <w:rStyle w:val="NormalTok"/>
-        </w:rPr>
-        <w:t xml:space="preserve"> </w:t>
-      </w:r>
-      <w:r>
-        <w:rPr>
-          <w:rStyle w:val="StringTok"/>
-        </w:rPr>
-        <w:t xml:space="preserve">'ttfb:%{time_starttransfer} total:%{time_total} code:%{http_code}\n'</w:t>
-      </w:r>
-      <w:r>
-        <w:rPr>
-          <w:rStyle w:val="NormalTok"/>
-        </w:rPr>
-        <w:t xml:space="preserve"> </w:t>
-      </w:r>
-      <w:r>
-        <w:rPr>
-          <w:rStyle w:val="DataTypeTok"/>
-        </w:rPr>
-        <w:t xml:space="preserve">\</w:t>
-      </w:r>
-      <w:r>
-        <w:br/>
-      </w:r>
-      <w:r>
-        <w:rPr>
-          <w:rStyle w:val="NormalTok"/>
-        </w:rPr>
-        <w:t xml:space="preserve">  </w:t>
-      </w:r>
-      <w:r>
-        <w:rPr>
           <w:rStyle w:val="StringTok"/>
         </w:rPr>
         <w:t xml:space="preserve">"</w:t>
@@ -8155,268 +9472,16 @@
         <w:t xml:space="preserve">"</w:t>
       </w:r>
     </w:p>
-    <w:bookmarkEnd w:id="86"/>
-    <w:bookmarkStart w:id="87" w:name="expected-output-6"/>
-    <w:p>
-      <w:pPr>
-        <w:pStyle w:val="Heading3"/>
-      </w:pPr>
-      <w:r>
-        <w:t xml:space="preserve">Expected Output</w:t>
-      </w:r>
-    </w:p>
-    <w:p>
-      <w:pPr>
-        <w:pStyle w:val="Compact"/>
-        <w:numPr>
-          <w:ilvl w:val="0"/>
-          <w:numId w:val="1040"/>
-        </w:numPr>
-      </w:pPr>
-      <w:r>
-        <w:t xml:space="preserve">Active plugin inventory identifies likely integration owners.</w:t>
-      </w:r>
-    </w:p>
-    <w:p>
-      <w:pPr>
-        <w:pStyle w:val="Compact"/>
-        <w:numPr>
-          <w:ilvl w:val="0"/>
-          <w:numId w:val="1040"/>
-        </w:numPr>
-      </w:pPr>
-      <w:r>
-        <w:t xml:space="preserve">Timings show whether the request is slow enough to justify deeper APM/Query Monitor inspection.</w:t>
-      </w:r>
-    </w:p>
-    <w:p>
-      <w:pPr>
-        <w:pStyle w:val="Compact"/>
-        <w:numPr>
-          <w:ilvl w:val="0"/>
-          <w:numId w:val="1040"/>
-        </w:numPr>
-      </w:pPr>
-      <w:r>
-        <w:t xml:space="preserve">APM traces, if available, should separate HTTP API time from PHP, database, and cache time.</w:t>
-      </w:r>
-    </w:p>
-    <w:bookmarkEnd w:id="87"/>
-    <w:bookmarkStart w:id="88" w:name="rollback-6"/>
-    <w:p>
-      <w:pPr>
-        <w:pStyle w:val="Heading3"/>
-      </w:pPr>
-      <w:r>
-        <w:t xml:space="preserve">Rollback</w:t>
-      </w:r>
-    </w:p>
     <w:p>
       <w:pPr>
         <w:pStyle w:val="FirstParagraph"/>
       </w:pPr>
       <w:r>
-        <w:t xml:space="preserve">If an approved feature flag, connector setting, or plugin configuration change is made, restore the prior setting from the incident log or configuration management system.</w:t>
-      </w:r>
-    </w:p>
-    <w:p>
-      <w:pPr>
-        <w:pStyle w:val="SourceCode"/>
-      </w:pPr>
-      <w:r>
-        <w:rPr>
-          <w:rStyle w:val="CommentTok"/>
-        </w:rPr>
-        <w:t xml:space="preserve"># Plugin-dependent - uncomment only for the specific plugin/feature flag in use:</w:t>
-      </w:r>
-      <w:r>
-        <w:br/>
-      </w:r>
-      <w:r>
-        <w:rPr>
-          <w:rStyle w:val="CommentTok"/>
-        </w:rPr>
-        <w:t xml:space="preserve"># wp --path="$WP_PATH" option get "[CUSTOMIZE: option_name]"</w:t>
-      </w:r>
-      <w:r>
-        <w:br/>
-      </w:r>
-      <w:r>
-        <w:rPr>
-          <w:rStyle w:val="CommentTok"/>
-        </w:rPr>
-        <w:t xml:space="preserve"># wp --path="$WP_PATH" option update "[CUSTOMIZE: option_name]" "[CUSTOMIZE: previous_value]"</w:t>
-      </w:r>
-    </w:p>
-    <w:bookmarkEnd w:id="88"/>
-    <w:bookmarkStart w:id="89" w:name="verification-6"/>
-    <w:p>
-      <w:pPr>
-        <w:pStyle w:val="Heading3"/>
-      </w:pPr>
-      <w:r>
-        <w:t xml:space="preserve">Verification</w:t>
-      </w:r>
-    </w:p>
-    <w:p>
-      <w:pPr>
-        <w:pStyle w:val="SourceCode"/>
-      </w:pPr>
-      <w:r>
-        <w:rPr>
-          <w:rStyle w:val="ExtensionTok"/>
-        </w:rPr>
-        <w:t xml:space="preserve">curl</w:t>
-      </w:r>
-      <w:r>
-        <w:rPr>
-          <w:rStyle w:val="NormalTok"/>
-        </w:rPr>
-        <w:t xml:space="preserve"> </w:t>
-      </w:r>
-      <w:r>
-        <w:rPr>
-          <w:rStyle w:val="AttributeTok"/>
-        </w:rPr>
-        <w:t xml:space="preserve">-sS</w:t>
-      </w:r>
-      <w:r>
-        <w:rPr>
-          <w:rStyle w:val="NormalTok"/>
-        </w:rPr>
-        <w:t xml:space="preserve"> </w:t>
-      </w:r>
-      <w:r>
-        <w:rPr>
-          <w:rStyle w:val="AttributeTok"/>
-        </w:rPr>
-        <w:t xml:space="preserve">-o</w:t>
-      </w:r>
-      <w:r>
-        <w:rPr>
-          <w:rStyle w:val="NormalTok"/>
-        </w:rPr>
-        <w:t xml:space="preserve"> /dev/null </w:t>
-      </w:r>
-      <w:r>
-        <w:rPr>
-          <w:rStyle w:val="AttributeTok"/>
-        </w:rPr>
-        <w:t xml:space="preserve">-D</w:t>
-      </w:r>
-      <w:r>
-        <w:rPr>
-          <w:rStyle w:val="NormalTok"/>
-        </w:rPr>
-        <w:t xml:space="preserve"> </w:t>
-      </w:r>
-      <w:r>
-        <w:rPr>
-          <w:rStyle w:val="StringTok"/>
-        </w:rPr>
-        <w:t xml:space="preserve">"headers-</w:t>
-      </w:r>
-      <w:r>
-        <w:rPr>
-          <w:rStyle w:val="VariableTok"/>
-        </w:rPr>
-        <w:t xml:space="preserve">${INCIDENT_ID}</w:t>
-      </w:r>
-      <w:r>
-        <w:rPr>
-          <w:rStyle w:val="StringTok"/>
-        </w:rPr>
-        <w:t xml:space="preserve">-external-verify.txt"</w:t>
-      </w:r>
-      <w:r>
-        <w:rPr>
-          <w:rStyle w:val="NormalTok"/>
-        </w:rPr>
-        <w:t xml:space="preserve"> </w:t>
-      </w:r>
-      <w:r>
-        <w:rPr>
-          <w:rStyle w:val="DataTypeTok"/>
-        </w:rPr>
-        <w:t xml:space="preserve">\</w:t>
-      </w:r>
-      <w:r>
-        <w:br/>
-      </w:r>
-      <w:r>
-        <w:rPr>
-          <w:rStyle w:val="NormalTok"/>
-        </w:rPr>
-        <w:t xml:space="preserve">  </w:t>
-      </w:r>
-      <w:r>
-        <w:rPr>
-          <w:rStyle w:val="AttributeTok"/>
-        </w:rPr>
-        <w:t xml:space="preserve">-w</w:t>
-      </w:r>
-      <w:r>
-        <w:rPr>
-          <w:rStyle w:val="NormalTok"/>
-        </w:rPr>
-        <w:t xml:space="preserve"> </w:t>
-      </w:r>
-      <w:r>
-        <w:rPr>
-          <w:rStyle w:val="StringTok"/>
-        </w:rPr>
-        <w:t xml:space="preserve">'ttfb:%{time_starttransfer} total:%{time_total} code:%{http_code}\n'</w:t>
-      </w:r>
-      <w:r>
-        <w:rPr>
-          <w:rStyle w:val="NormalTok"/>
-        </w:rPr>
-        <w:t xml:space="preserve"> </w:t>
-      </w:r>
-      <w:r>
-        <w:rPr>
-          <w:rStyle w:val="DataTypeTok"/>
-        </w:rPr>
-        <w:t xml:space="preserve">\</w:t>
-      </w:r>
-      <w:r>
-        <w:br/>
-      </w:r>
-      <w:r>
-        <w:rPr>
-          <w:rStyle w:val="NormalTok"/>
-        </w:rPr>
-        <w:t xml:space="preserve">  </w:t>
-      </w:r>
-      <w:r>
-        <w:rPr>
-          <w:rStyle w:val="StringTok"/>
-        </w:rPr>
-        <w:t xml:space="preserve">"</w:t>
-      </w:r>
-      <w:r>
-        <w:rPr>
-          <w:rStyle w:val="VariableTok"/>
-        </w:rPr>
-        <w:t xml:space="preserve">$TARGET_URL</w:t>
-      </w:r>
-      <w:r>
-        <w:rPr>
-          <w:rStyle w:val="StringTok"/>
-        </w:rPr>
-        <w:t xml:space="preserve">"</w:t>
-      </w:r>
-    </w:p>
-    <w:p>
-      <w:pPr>
-        <w:pStyle w:val="FirstParagraph"/>
-      </w:pPr>
-      <w:r>
         <w:t xml:space="preserve">Expected: request time improves or APM confirms the external dependency is no longer in the critical path.</w:t>
       </w:r>
     </w:p>
-    <w:bookmarkEnd w:id="89"/>
-    <w:bookmarkStart w:id="90" w:name="escalate-if-6"/>
+    <w:bookmarkEnd w:id="109"/>
+    <w:bookmarkStart w:id="110" w:name="escalate-if-6"/>
     <w:p>
       <w:pPr>
         <w:pStyle w:val="Heading3"/>
@@ -8480,9 +9545,9 @@
         </w:pict>
       </w:r>
     </w:p>
-    <w:bookmarkEnd w:id="90"/>
-    <w:bookmarkEnd w:id="91"/>
-    <w:bookmarkStart w:id="100" w:name="procedure-8-core-web-vitals-regression"/>
+    <w:bookmarkEnd w:id="110"/>
+    <w:bookmarkEnd w:id="111"/>
+    <w:bookmarkStart w:id="120" w:name="procedure-8-core-web-vitals-regression"/>
     <w:p>
       <w:pPr>
         <w:pStyle w:val="Heading2"/>
@@ -8491,7 +9556,7 @@
         <w:t xml:space="preserve">Procedure 8: Core Web Vitals regression</w:t>
       </w:r>
     </w:p>
-    <w:bookmarkStart w:id="92" w:name="procedure-metadata-7"/>
+    <w:bookmarkStart w:id="112" w:name="procedure-metadata-7"/>
     <w:p>
       <w:pPr>
         <w:pStyle w:val="Heading3"/>
@@ -8548,8 +9613,8 @@
         <w:t xml:space="preserve">Last Drill Date: [CUSTOMIZE: YYYY-MM-DD / N/A]</w:t>
       </w:r>
     </w:p>
-    <w:bookmarkEnd w:id="92"/>
-    <w:bookmarkStart w:id="93" w:name="purpose-7"/>
+    <w:bookmarkEnd w:id="112"/>
+    <w:bookmarkStart w:id="113" w:name="purpose-7"/>
     <w:p>
       <w:pPr>
         <w:pStyle w:val="Heading3"/>
@@ -8566,8 +9631,8 @@
         <w:t xml:space="preserve">Triage a user-facing LCP, INP, or CLS regression without confusing frontend symptoms with backend, cache, or transport causes.</w:t>
       </w:r>
     </w:p>
-    <w:bookmarkEnd w:id="93"/>
-    <w:bookmarkStart w:id="94" w:name="prerequisites-7"/>
+    <w:bookmarkEnd w:id="113"/>
+    <w:bookmarkStart w:id="114" w:name="prerequisites-7"/>
     <w:p>
       <w:pPr>
         <w:pStyle w:val="Heading3"/>
@@ -8612,8 +9677,8 @@
         <w:t xml:space="preserve">Browser tooling may be required for final diagnosis; if unavailable, capture backend/transport evidence first and escalate for browser inspection.</w:t>
       </w:r>
     </w:p>
-    <w:bookmarkEnd w:id="94"/>
-    <w:bookmarkStart w:id="95" w:name="commands-7"/>
+    <w:bookmarkEnd w:id="114"/>
+    <w:bookmarkStart w:id="115" w:name="commands-7"/>
     <w:p>
       <w:pPr>
         <w:pStyle w:val="Heading3"/>
@@ -8678,7 +9743,19 @@
         <w:rPr>
           <w:rStyle w:val="StringTok"/>
         </w:rPr>
-        <w:t xml:space="preserve">"headers-</w:t>
+        <w:t xml:space="preserve">"</w:t>
+      </w:r>
+      <w:r>
+        <w:rPr>
+          <w:rStyle w:val="VariableTok"/>
+        </w:rPr>
+        <w:t xml:space="preserve">$EVIDENCE_DIR</w:t>
+      </w:r>
+      <w:r>
+        <w:rPr>
+          <w:rStyle w:val="StringTok"/>
+        </w:rPr>
+        <w:t xml:space="preserve">/headers-</w:t>
       </w:r>
       <w:r>
         <w:rPr>
@@ -8816,7 +9893,19 @@
         <w:rPr>
           <w:rStyle w:val="StringTok"/>
         </w:rPr>
-        <w:t xml:space="preserve">"headers-</w:t>
+        <w:t xml:space="preserve">"</w:t>
+      </w:r>
+      <w:r>
+        <w:rPr>
+          <w:rStyle w:val="VariableTok"/>
+        </w:rPr>
+        <w:t xml:space="preserve">$EVIDENCE_DIR</w:t>
+      </w:r>
+      <w:r>
+        <w:rPr>
+          <w:rStyle w:val="StringTok"/>
+        </w:rPr>
+        <w:t xml:space="preserve">/headers-</w:t>
       </w:r>
       <w:r>
         <w:rPr>
@@ -8855,8 +9944,8 @@
         <w:t xml:space="preserve">true</w:t>
       </w:r>
     </w:p>
-    <w:bookmarkEnd w:id="95"/>
-    <w:bookmarkStart w:id="96" w:name="expected-output-7"/>
+    <w:bookmarkEnd w:id="115"/>
+    <w:bookmarkStart w:id="116" w:name="expected-output-7"/>
     <w:p>
       <w:pPr>
         <w:pStyle w:val="Heading3"/>
@@ -8901,8 +9990,8 @@
         <w:t xml:space="preserve">Further LCP/INP/CLS diagnosis usually requires browser traces, RUM, or lab tooling.</w:t>
       </w:r>
     </w:p>
-    <w:bookmarkEnd w:id="96"/>
-    <w:bookmarkStart w:id="97" w:name="rollback-7"/>
+    <w:bookmarkEnd w:id="116"/>
+    <w:bookmarkStart w:id="117" w:name="rollback-7"/>
     <w:p>
       <w:pPr>
         <w:pStyle w:val="Heading3"/>
@@ -8919,8 +10008,8 @@
         <w:t xml:space="preserve">If the regression follows a deploy, rollback through the normal release system after incident lead approval. If it follows a CDN/cache/optimization plugin change, restore the previous configuration.</w:t>
       </w:r>
     </w:p>
-    <w:bookmarkEnd w:id="97"/>
-    <w:bookmarkStart w:id="98" w:name="verification-7"/>
+    <w:bookmarkEnd w:id="117"/>
+    <w:bookmarkStart w:id="118" w:name="verification-7"/>
     <w:p>
       <w:pPr>
         <w:pStyle w:val="Heading3"/>
@@ -8985,7 +10074,19 @@
         <w:rPr>
           <w:rStyle w:val="StringTok"/>
         </w:rPr>
-        <w:t xml:space="preserve">"headers-</w:t>
+        <w:t xml:space="preserve">"</w:t>
+      </w:r>
+      <w:r>
+        <w:rPr>
+          <w:rStyle w:val="VariableTok"/>
+        </w:rPr>
+        <w:t xml:space="preserve">$EVIDENCE_DIR</w:t>
+      </w:r>
+      <w:r>
+        <w:rPr>
+          <w:rStyle w:val="StringTok"/>
+        </w:rPr>
+        <w:t xml:space="preserve">/headers-</w:t>
       </w:r>
       <w:r>
         <w:rPr>
@@ -9086,8 +10187,8 @@
         <w:t xml:space="preserve">Expected: backend/transport signals are healthy before handing off to browser-level investigation; after frontend mitigation, field or lab metrics improve for the same template/device class.</w:t>
       </w:r>
     </w:p>
-    <w:bookmarkEnd w:id="98"/>
-    <w:bookmarkStart w:id="99" w:name="escalate-if-7"/>
+    <w:bookmarkEnd w:id="118"/>
+    <w:bookmarkStart w:id="119" w:name="escalate-if-7"/>
     <w:p>
       <w:pPr>
         <w:pStyle w:val="Heading3"/>
@@ -9151,9 +10252,9 @@
         </w:pict>
       </w:r>
     </w:p>
-    <w:bookmarkEnd w:id="99"/>
-    <w:bookmarkEnd w:id="100"/>
-    <w:bookmarkStart w:id="101" w:name="recovery-verification-checklist"/>
+    <w:bookmarkEnd w:id="119"/>
+    <w:bookmarkEnd w:id="120"/>
+    <w:bookmarkStart w:id="121" w:name="recovery-verification-checklist"/>
     <w:p>
       <w:pPr>
         <w:pStyle w:val="Heading2"/>
@@ -9246,8 +10347,8 @@
         <w:t xml:space="preserve">[ ] Stakeholders know what changed and what remains under watch.</w:t>
       </w:r>
     </w:p>
-    <w:bookmarkEnd w:id="101"/>
-    <w:bookmarkStart w:id="102" w:name="post-incident-follow-up"/>
+    <w:bookmarkEnd w:id="121"/>
+    <w:bookmarkStart w:id="122" w:name="post-incident-follow-up"/>
     <w:p>
       <w:pPr>
         <w:pStyle w:val="Heading2"/>
@@ -9316,10 +10417,10 @@
         <w:t xml:space="preserve">[ ] Update this runbook if responders had to improvise.</w:t>
       </w:r>
     </w:p>
-    <w:bookmarkEnd w:id="102"/>
-    <w:bookmarkEnd w:id="103"/>
+    <w:bookmarkEnd w:id="122"/>
+    <w:bookmarkEnd w:id="123"/>
     <w:sectPr>
-      <w:footerReference r:id="rId9" w:type="default"/>
+      <w:footerReference r:id="rId31" w:type="default"/>
       <w:footnotePr>
         <w:numRestart w:val="eachSect"/>
       </w:footnotePr>

--- a/WordPress-Performance-Incident-Runbook.docx
+++ b/WordPress-Performance-Incident-Runbook.docx
@@ -26,7 +26,7 @@
         <w:t xml:space="preserve">Dan Knauss, General Editor</w:t>
       </w:r>
     </w:p>
-    <w:bookmarkStart w:id="44" w:name="wordpress-performance-incident-runbook"/>
+    <w:bookmarkStart w:id="24" w:name="wordpress-performance-incident-runbook"/>
     <w:p>
       <w:pPr>
         <w:pStyle w:val="Heading1"/>
@@ -141,7 +141,7 @@
           <w:numId w:val="1001"/>
         </w:numPr>
       </w:pPr>
-      <w:hyperlink r:id="rId40">
+      <w:hyperlink r:id="rId20">
         <w:r>
           <w:rPr>
             <w:rStyle w:val="VerbatimChar"/>
@@ -164,7 +164,7 @@
           <w:numId w:val="1001"/>
         </w:numPr>
       </w:pPr>
-      <w:hyperlink r:id="rId41">
+      <w:hyperlink r:id="rId21">
         <w:r>
           <w:rPr>
             <w:rStyle w:val="VerbatimChar"/>
@@ -187,7 +187,7 @@
           <w:numId w:val="1001"/>
         </w:numPr>
       </w:pPr>
-      <w:hyperlink r:id="rId42">
+      <w:hyperlink r:id="rId22">
         <w:r>
           <w:rPr>
             <w:rStyle w:val="VerbatimChar"/>
@@ -210,7 +210,7 @@
           <w:numId w:val="1001"/>
         </w:numPr>
       </w:pPr>
-      <w:hyperlink r:id="rId43">
+      <w:hyperlink r:id="rId23">
         <w:r>
           <w:rPr>
             <w:rStyle w:val="VerbatimChar"/>
@@ -225,8 +225,8 @@
         <w:t xml:space="preserve">explains transients, persistent object cache behavior, and cache-stampede risk.</w:t>
       </w:r>
     </w:p>
-    <w:bookmarkEnd w:id="44"/>
-    <w:bookmarkStart w:id="123" w:name="table-of-contents"/>
+    <w:bookmarkEnd w:id="24"/>
+    <w:bookmarkStart w:id="103" w:name="table-of-contents"/>
     <w:p>
       <w:pPr>
         <w:pStyle w:val="Heading1"/>
@@ -1561,7 +1561,7 @@
         </w:r>
       </w:hyperlink>
     </w:p>
-    <w:bookmarkStart w:id="45" w:name="environment-placeholders"/>
+    <w:bookmarkStart w:id="25" w:name="environment-placeholders"/>
     <w:p>
       <w:pPr>
         <w:pStyle w:val="Heading2"/>
@@ -2332,8 +2332,8 @@
         <w:t xml:space="preserve">for the selected site and verified before raw SQL is used. For network-wide checks, label the command as network-wide before running it.</w:t>
       </w:r>
     </w:p>
-    <w:bookmarkEnd w:id="45"/>
-    <w:bookmarkStart w:id="46" w:name="severity-triggers"/>
+    <w:bookmarkEnd w:id="25"/>
+    <w:bookmarkStart w:id="26" w:name="severity-triggers"/>
     <w:p>
       <w:pPr>
         <w:pStyle w:val="Heading2"/>
@@ -2498,8 +2498,8 @@
         </w:tc>
       </w:tr>
     </w:tbl>
-    <w:bookmarkEnd w:id="46"/>
-    <w:bookmarkStart w:id="47" w:name="safety-rules"/>
+    <w:bookmarkEnd w:id="26"/>
+    <w:bookmarkStart w:id="27" w:name="safety-rules"/>
     <w:p>
       <w:pPr>
         <w:pStyle w:val="Heading2"/>
@@ -2580,8 +2580,8 @@
         <w:t xml:space="preserve">Preserve evidence: save command output, timestamps, and before/after measurements.</w:t>
       </w:r>
     </w:p>
-    <w:bookmarkEnd w:id="47"/>
-    <w:bookmarkStart w:id="48" w:name="first-10-minutes"/>
+    <w:bookmarkEnd w:id="27"/>
+    <w:bookmarkStart w:id="28" w:name="first-10-minutes"/>
     <w:p>
       <w:pPr>
         <w:pStyle w:val="Heading2"/>
@@ -2681,8 +2681,8 @@
         </w:pict>
       </w:r>
     </w:p>
-    <w:bookmarkEnd w:id="48"/>
-    <w:bookmarkStart w:id="57" w:name="X2972ce79a225ec9e67bb45a8282f22384452f4e"/>
+    <w:bookmarkEnd w:id="28"/>
+    <w:bookmarkStart w:id="37" w:name="X2972ce79a225ec9e67bb45a8282f22384452f4e"/>
     <w:p>
       <w:pPr>
         <w:pStyle w:val="Heading2"/>
@@ -2691,7 +2691,7 @@
         <w:t xml:space="preserve">Procedure 1: Initial performance incident triage</w:t>
       </w:r>
     </w:p>
-    <w:bookmarkStart w:id="49" w:name="procedure-metadata"/>
+    <w:bookmarkStart w:id="29" w:name="procedure-metadata"/>
     <w:p>
       <w:pPr>
         <w:pStyle w:val="Heading3"/>
@@ -2748,8 +2748,8 @@
         <w:t xml:space="preserve">Last Drill Date: [CUSTOMIZE: YYYY-MM-DD / N/A]</w:t>
       </w:r>
     </w:p>
-    <w:bookmarkEnd w:id="49"/>
-    <w:bookmarkStart w:id="50" w:name="purpose"/>
+    <w:bookmarkEnd w:id="29"/>
+    <w:bookmarkStart w:id="30" w:name="purpose"/>
     <w:p>
       <w:pPr>
         <w:pStyle w:val="Heading3"/>
@@ -2766,8 +2766,8 @@
         <w:t xml:space="preserve">Establish the incident scope, preserve evidence, and decide which deeper procedure to run next.</w:t>
       </w:r>
     </w:p>
-    <w:bookmarkEnd w:id="50"/>
-    <w:bookmarkStart w:id="51" w:name="prerequisites"/>
+    <w:bookmarkEnd w:id="30"/>
+    <w:bookmarkStart w:id="31" w:name="prerequisites"/>
     <w:p>
       <w:pPr>
         <w:pStyle w:val="Heading3"/>
@@ -2824,8 +2824,8 @@
         <w:t xml:space="preserve">Known affected URL, known-good URL, and expected user state: anonymous, logged-in, admin, REST, AJAX, cron, or checkout/account.</w:t>
       </w:r>
     </w:p>
-    <w:bookmarkEnd w:id="51"/>
-    <w:bookmarkStart w:id="52" w:name="commands"/>
+    <w:bookmarkEnd w:id="31"/>
+    <w:bookmarkStart w:id="32" w:name="commands"/>
     <w:p>
       <w:pPr>
         <w:pStyle w:val="Heading3"/>
@@ -3571,8 +3571,8 @@
         <w:t xml:space="preserve"> option get home</w:t>
       </w:r>
     </w:p>
-    <w:bookmarkEnd w:id="52"/>
-    <w:bookmarkStart w:id="53" w:name="expected-output"/>
+    <w:bookmarkEnd w:id="32"/>
+    <w:bookmarkStart w:id="33" w:name="expected-output"/>
     <w:p>
       <w:pPr>
         <w:pStyle w:val="Heading3"/>
@@ -3674,8 +3674,8 @@
         <w:t xml:space="preserve">WP-CLI returns the WordPress version and expected site URLs.</w:t>
       </w:r>
     </w:p>
-    <w:bookmarkEnd w:id="53"/>
-    <w:bookmarkStart w:id="54" w:name="rollback"/>
+    <w:bookmarkEnd w:id="33"/>
+    <w:bookmarkStart w:id="34" w:name="rollback"/>
     <w:p>
       <w:pPr>
         <w:pStyle w:val="Heading3"/>
@@ -3692,8 +3692,8 @@
         <w:t xml:space="preserve">No rollback is required. This procedure is read-only.</w:t>
       </w:r>
     </w:p>
-    <w:bookmarkEnd w:id="54"/>
-    <w:bookmarkStart w:id="55" w:name="verification"/>
+    <w:bookmarkEnd w:id="34"/>
+    <w:bookmarkStart w:id="35" w:name="verification"/>
     <w:p>
       <w:pPr>
         <w:pStyle w:val="Heading3"/>
@@ -3958,8 +3958,8 @@
         <w:t xml:space="preserve">Expected: both checks print success messages.</w:t>
       </w:r>
     </w:p>
-    <w:bookmarkEnd w:id="55"/>
-    <w:bookmarkStart w:id="56" w:name="escalate-if"/>
+    <w:bookmarkEnd w:id="35"/>
+    <w:bookmarkStart w:id="36" w:name="escalate-if"/>
     <w:p>
       <w:pPr>
         <w:pStyle w:val="Heading3"/>
@@ -4011,9 +4011,9 @@
         </w:pict>
       </w:r>
     </w:p>
-    <w:bookmarkEnd w:id="56"/>
-    <w:bookmarkEnd w:id="57"/>
-    <w:bookmarkStart w:id="66" w:name="X83746c02efcb7355199d36e3bbf2b98118bf50d"/>
+    <w:bookmarkEnd w:id="36"/>
+    <w:bookmarkEnd w:id="37"/>
+    <w:bookmarkStart w:id="46" w:name="X83746c02efcb7355199d36e3bbf2b98118bf50d"/>
     <w:p>
       <w:pPr>
         <w:pStyle w:val="Heading2"/>
@@ -4022,7 +4022,7 @@
         <w:t xml:space="preserve">Procedure 2: High TTFB on anonymous public pages</w:t>
       </w:r>
     </w:p>
-    <w:bookmarkStart w:id="58" w:name="procedure-metadata-1"/>
+    <w:bookmarkStart w:id="38" w:name="procedure-metadata-1"/>
     <w:p>
       <w:pPr>
         <w:pStyle w:val="Heading3"/>
@@ -4079,8 +4079,8 @@
         <w:t xml:space="preserve">Last Drill Date: [CUSTOMIZE: YYYY-MM-DD / N/A]</w:t>
       </w:r>
     </w:p>
-    <w:bookmarkEnd w:id="58"/>
-    <w:bookmarkStart w:id="59" w:name="purpose-1"/>
+    <w:bookmarkEnd w:id="38"/>
+    <w:bookmarkStart w:id="39" w:name="purpose-1"/>
     <w:p>
       <w:pPr>
         <w:pStyle w:val="Heading3"/>
@@ -4097,8 +4097,8 @@
         <w:t xml:space="preserve">Determine whether high anonymous-page TTFB is caused by cache miss/bypass, transport/edge delay, origin/PHP execution, database work, object-cache misses, or external dependencies.</w:t>
       </w:r>
     </w:p>
-    <w:bookmarkEnd w:id="59"/>
-    <w:bookmarkStart w:id="60" w:name="prerequisites-1"/>
+    <w:bookmarkEnd w:id="39"/>
+    <w:bookmarkStart w:id="40" w:name="prerequisites-1"/>
     <w:p>
       <w:pPr>
         <w:pStyle w:val="Heading3"/>
@@ -4143,8 +4143,8 @@
         <w:t xml:space="preserve">Permission to inspect cache rules and origin metrics.</w:t>
       </w:r>
     </w:p>
-    <w:bookmarkEnd w:id="60"/>
-    <w:bookmarkStart w:id="61" w:name="commands-1"/>
+    <w:bookmarkEnd w:id="40"/>
+    <w:bookmarkStart w:id="41" w:name="commands-1"/>
     <w:p>
       <w:pPr>
         <w:pStyle w:val="Heading3"/>
@@ -4596,8 +4596,8 @@
         <w:t xml:space="preserve"># wp "${WP_CLI_SITE_ARGS[@]}" transient delete --expired</w:t>
       </w:r>
     </w:p>
-    <w:bookmarkEnd w:id="61"/>
-    <w:bookmarkStart w:id="62" w:name="expected-output-1"/>
+    <w:bookmarkEnd w:id="41"/>
+    <w:bookmarkStart w:id="42" w:name="expected-output-1"/>
     <w:p>
       <w:pPr>
         <w:pStyle w:val="Heading3"/>
@@ -4699,8 +4699,8 @@
         <w:t xml:space="preserve">on anonymous cacheable pages is a red flag because it can fragment or bypass HTML cache.</w:t>
       </w:r>
     </w:p>
-    <w:bookmarkEnd w:id="62"/>
-    <w:bookmarkStart w:id="63" w:name="rollback-1"/>
+    <w:bookmarkEnd w:id="42"/>
+    <w:bookmarkStart w:id="43" w:name="rollback-1"/>
     <w:p>
       <w:pPr>
         <w:pStyle w:val="Heading3"/>
@@ -4717,8 +4717,8 @@
         <w:t xml:space="preserve">No rollback is required for the default read-only checks. If the optional expired-transient cleanup is approved and run, there is no practical rollback for deleted expired transient rows; rely on application regeneration and continue monitoring. If an approved cache-rule change is made outside this procedure, restore the previous cache rule from the CDN/host change history.</w:t>
       </w:r>
     </w:p>
-    <w:bookmarkEnd w:id="63"/>
-    <w:bookmarkStart w:id="64" w:name="verification-1"/>
+    <w:bookmarkEnd w:id="43"/>
+    <w:bookmarkStart w:id="44" w:name="verification-1"/>
     <w:p>
       <w:pPr>
         <w:pStyle w:val="Heading3"/>
@@ -4992,8 +4992,8 @@
         <w:t xml:space="preserve">Expected: cacheable anonymous pages show an intentional cache status and improved TTFB after warming.</w:t>
       </w:r>
     </w:p>
-    <w:bookmarkEnd w:id="64"/>
-    <w:bookmarkStart w:id="65" w:name="escalate-if-1"/>
+    <w:bookmarkEnd w:id="44"/>
+    <w:bookmarkStart w:id="45" w:name="escalate-if-1"/>
     <w:p>
       <w:pPr>
         <w:pStyle w:val="Heading3"/>
@@ -5057,9 +5057,9 @@
         </w:pict>
       </w:r>
     </w:p>
-    <w:bookmarkEnd w:id="65"/>
-    <w:bookmarkEnd w:id="66"/>
-    <w:bookmarkStart w:id="75" w:name="Xc78eb344ec27429bb25e7513b2e40832aa38ddf"/>
+    <w:bookmarkEnd w:id="45"/>
+    <w:bookmarkEnd w:id="46"/>
+    <w:bookmarkStart w:id="55" w:name="Xc78eb344ec27429bb25e7513b2e40832aa38ddf"/>
     <w:p>
       <w:pPr>
         <w:pStyle w:val="Heading2"/>
@@ -5068,7 +5068,7 @@
         <w:t xml:space="preserve">Procedure 3: High TTFB on logged-in, admin, REST, or AJAX requests</w:t>
       </w:r>
     </w:p>
-    <w:bookmarkStart w:id="67" w:name="procedure-metadata-2"/>
+    <w:bookmarkStart w:id="47" w:name="procedure-metadata-2"/>
     <w:p>
       <w:pPr>
         <w:pStyle w:val="Heading3"/>
@@ -5125,8 +5125,8 @@
         <w:t xml:space="preserve">Last Drill Date: [CUSTOMIZE: YYYY-MM-DD / N/A]</w:t>
       </w:r>
     </w:p>
-    <w:bookmarkEnd w:id="67"/>
-    <w:bookmarkStart w:id="68" w:name="purpose-2"/>
+    <w:bookmarkEnd w:id="47"/>
+    <w:bookmarkStart w:id="48" w:name="purpose-2"/>
     <w:p>
       <w:pPr>
         <w:pStyle w:val="Heading3"/>
@@ -5143,8 +5143,8 @@
         <w:t xml:space="preserve">Diagnose slow dynamic requests that cannot be solved by public full-page caching.</w:t>
       </w:r>
     </w:p>
-    <w:bookmarkEnd w:id="68"/>
-    <w:bookmarkStart w:id="69" w:name="prerequisites-2"/>
+    <w:bookmarkEnd w:id="48"/>
+    <w:bookmarkStart w:id="49" w:name="prerequisites-2"/>
     <w:p>
       <w:pPr>
         <w:pStyle w:val="Heading3"/>
@@ -5204,8 +5204,8 @@
         <w:t xml:space="preserve">WP-CLI profile and doctor packages may not be installed; check availability before relying on them.</w:t>
       </w:r>
     </w:p>
-    <w:bookmarkEnd w:id="69"/>
-    <w:bookmarkStart w:id="70" w:name="commands-2"/>
+    <w:bookmarkEnd w:id="49"/>
+    <w:bookmarkStart w:id="50" w:name="commands-2"/>
     <w:p>
       <w:pPr>
         <w:pStyle w:val="Heading3"/>
@@ -5918,8 +5918,8 @@
         <w:t xml:space="preserve">active</w:t>
       </w:r>
     </w:p>
-    <w:bookmarkEnd w:id="70"/>
-    <w:bookmarkStart w:id="71" w:name="expected-output-2"/>
+    <w:bookmarkEnd w:id="50"/>
+    <w:bookmarkStart w:id="51" w:name="expected-output-2"/>
     <w:p>
       <w:pPr>
         <w:pStyle w:val="Heading3"/>
@@ -6003,8 +6003,8 @@
         <w:t xml:space="preserve">Active plugin/theme inventory supports rollback and ownership decisions.</w:t>
       </w:r>
     </w:p>
-    <w:bookmarkEnd w:id="71"/>
-    <w:bookmarkStart w:id="72" w:name="rollback-2"/>
+    <w:bookmarkEnd w:id="51"/>
+    <w:bookmarkStart w:id="52" w:name="rollback-2"/>
     <w:p>
       <w:pPr>
         <w:pStyle w:val="Heading3"/>
@@ -6021,8 +6021,8 @@
         <w:t xml:space="preserve">No rollback is required for profiling. If an approved mitigation disables a plugin/module or changes configuration, restore the previous plugin/configuration state from the incident log or deployment system.</w:t>
       </w:r>
     </w:p>
-    <w:bookmarkEnd w:id="72"/>
-    <w:bookmarkStart w:id="73" w:name="verification-2"/>
+    <w:bookmarkEnd w:id="52"/>
+    <w:bookmarkStart w:id="53" w:name="verification-2"/>
     <w:p>
       <w:pPr>
         <w:pStyle w:val="Heading3"/>
@@ -6398,8 +6398,8 @@
         <w:t xml:space="preserve">Expected: TTFB and total time improve for the same URL, user state, authentication method, and expected HTTP status/body marker, or the dominant bottleneck is identified for escalation.</w:t>
       </w:r>
     </w:p>
-    <w:bookmarkEnd w:id="73"/>
-    <w:bookmarkStart w:id="74" w:name="escalate-if-2"/>
+    <w:bookmarkEnd w:id="53"/>
+    <w:bookmarkStart w:id="54" w:name="escalate-if-2"/>
     <w:p>
       <w:pPr>
         <w:pStyle w:val="Heading3"/>
@@ -6463,9 +6463,9 @@
         </w:pict>
       </w:r>
     </w:p>
-    <w:bookmarkEnd w:id="74"/>
-    <w:bookmarkEnd w:id="75"/>
-    <w:bookmarkStart w:id="84" w:name="X78d9c4b3fea6ba66ffeacb2d31c1711612d8c1b"/>
+    <w:bookmarkEnd w:id="54"/>
+    <w:bookmarkEnd w:id="55"/>
+    <w:bookmarkStart w:id="64" w:name="X78d9c4b3fea6ba66ffeacb2d31c1711612d8c1b"/>
     <w:p>
       <w:pPr>
         <w:pStyle w:val="Heading2"/>
@@ -6474,7 +6474,7 @@
         <w:t xml:space="preserve">Procedure 4: Database slowdown, autoload bloat, or expensive queries</w:t>
       </w:r>
     </w:p>
-    <w:bookmarkStart w:id="76" w:name="procedure-metadata-3"/>
+    <w:bookmarkStart w:id="56" w:name="procedure-metadata-3"/>
     <w:p>
       <w:pPr>
         <w:pStyle w:val="Heading3"/>
@@ -6531,8 +6531,8 @@
         <w:t xml:space="preserve">Last Drill Date: [CUSTOMIZE: YYYY-MM-DD / N/A]</w:t>
       </w:r>
     </w:p>
-    <w:bookmarkEnd w:id="76"/>
-    <w:bookmarkStart w:id="77" w:name="purpose-3"/>
+    <w:bookmarkEnd w:id="56"/>
+    <w:bookmarkStart w:id="57" w:name="purpose-3"/>
     <w:p>
       <w:pPr>
         <w:pStyle w:val="Heading3"/>
@@ -6549,8 +6549,8 @@
         <w:t xml:space="preserve">Identify whether database time is dominated by slow queries, too many queries, inefficient query shape, or autoloaded option bloat.</w:t>
       </w:r>
     </w:p>
-    <w:bookmarkEnd w:id="77"/>
-    <w:bookmarkStart w:id="78" w:name="prerequisites-3"/>
+    <w:bookmarkEnd w:id="57"/>
+    <w:bookmarkStart w:id="58" w:name="prerequisites-3"/>
     <w:p>
       <w:pPr>
         <w:pStyle w:val="Heading3"/>
@@ -6595,8 +6595,8 @@
         <w:t xml:space="preserve">Current backup/snapshot before any write operation.</w:t>
       </w:r>
     </w:p>
-    <w:bookmarkEnd w:id="78"/>
-    <w:bookmarkStart w:id="79" w:name="commands-3"/>
+    <w:bookmarkEnd w:id="58"/>
+    <w:bookmarkStart w:id="59" w:name="commands-3"/>
     <w:p>
       <w:pPr>
         <w:pStyle w:val="Heading3"/>
@@ -6808,8 +6808,8 @@
         <w:t xml:space="preserve">--tables</w:t>
       </w:r>
     </w:p>
-    <w:bookmarkEnd w:id="79"/>
-    <w:bookmarkStart w:id="80" w:name="expected-output-3"/>
+    <w:bookmarkEnd w:id="59"/>
+    <w:bookmarkStart w:id="60" w:name="expected-output-3"/>
     <w:p>
       <w:pPr>
         <w:pStyle w:val="Heading3"/>
@@ -6905,8 +6905,8 @@
         <w:t xml:space="preserve">Large tables are identified for deeper query review.</w:t>
       </w:r>
     </w:p>
-    <w:bookmarkEnd w:id="80"/>
-    <w:bookmarkStart w:id="81" w:name="rollback-3"/>
+    <w:bookmarkEnd w:id="60"/>
+    <w:bookmarkStart w:id="61" w:name="rollback-3"/>
     <w:p>
       <w:pPr>
         <w:pStyle w:val="Heading3"/>
@@ -7078,8 +7078,8 @@
         <w:t xml:space="preserve"> on</w:t>
       </w:r>
     </w:p>
-    <w:bookmarkEnd w:id="81"/>
-    <w:bookmarkStart w:id="82" w:name="verification-3"/>
+    <w:bookmarkEnd w:id="61"/>
+    <w:bookmarkStart w:id="62" w:name="verification-3"/>
     <w:p>
       <w:pPr>
         <w:pStyle w:val="Heading3"/>
@@ -7329,8 +7329,8 @@
         <w:t xml:space="preserve">Expected: autoload footprint decreases if that was the target, and the affected request improves without functional regression.</w:t>
       </w:r>
     </w:p>
-    <w:bookmarkEnd w:id="82"/>
-    <w:bookmarkStart w:id="83" w:name="escalate-if-3"/>
+    <w:bookmarkEnd w:id="62"/>
+    <w:bookmarkStart w:id="63" w:name="escalate-if-3"/>
     <w:p>
       <w:pPr>
         <w:pStyle w:val="Heading3"/>
@@ -7406,9 +7406,9 @@
         </w:pict>
       </w:r>
     </w:p>
-    <w:bookmarkEnd w:id="83"/>
-    <w:bookmarkEnd w:id="84"/>
-    <w:bookmarkStart w:id="93" w:name="Xf57d3723339981668969bd6c50405868f5f0541"/>
+    <w:bookmarkEnd w:id="63"/>
+    <w:bookmarkEnd w:id="64"/>
+    <w:bookmarkStart w:id="73" w:name="Xf57d3723339981668969bd6c50405868f5f0541"/>
     <w:p>
       <w:pPr>
         <w:pStyle w:val="Heading2"/>
@@ -7417,7 +7417,7 @@
         <w:t xml:space="preserve">Procedure 5: Object cache failure or cache stampede</w:t>
       </w:r>
     </w:p>
-    <w:bookmarkStart w:id="85" w:name="procedure-metadata-4"/>
+    <w:bookmarkStart w:id="65" w:name="procedure-metadata-4"/>
     <w:p>
       <w:pPr>
         <w:pStyle w:val="Heading3"/>
@@ -7474,8 +7474,8 @@
         <w:t xml:space="preserve">Last Drill Date: [CUSTOMIZE: YYYY-MM-DD / N/A]</w:t>
       </w:r>
     </w:p>
-    <w:bookmarkEnd w:id="85"/>
-    <w:bookmarkStart w:id="86" w:name="purpose-4"/>
+    <w:bookmarkEnd w:id="65"/>
+    <w:bookmarkStart w:id="66" w:name="purpose-4"/>
     <w:p>
       <w:pPr>
         <w:pStyle w:val="Heading3"/>
@@ -7492,8 +7492,8 @@
         <w:t xml:space="preserve">Determine whether a persistent object cache failure, poor hit rate, key misuse, or cache stampede is causing origin/database overload.</w:t>
       </w:r>
     </w:p>
-    <w:bookmarkEnd w:id="86"/>
-    <w:bookmarkStart w:id="87" w:name="prerequisites-4"/>
+    <w:bookmarkEnd w:id="66"/>
+    <w:bookmarkStart w:id="67" w:name="prerequisites-4"/>
     <w:p>
       <w:pPr>
         <w:pStyle w:val="Heading3"/>
@@ -7538,8 +7538,8 @@
         <w:t xml:space="preserve">Approval before restarting cache services or flushing object cache.</w:t>
       </w:r>
     </w:p>
-    <w:bookmarkEnd w:id="87"/>
-    <w:bookmarkStart w:id="88" w:name="commands-4"/>
+    <w:bookmarkEnd w:id="67"/>
+    <w:bookmarkStart w:id="68" w:name="commands-4"/>
     <w:p>
       <w:pPr>
         <w:pStyle w:val="Heading3"/>
@@ -7838,8 +7838,8 @@
         <w:t xml:space="preserve"># wp "${WP_CLI_SITE_ARGS[@]}" transient delete --expired</w:t>
       </w:r>
     </w:p>
-    <w:bookmarkEnd w:id="88"/>
-    <w:bookmarkStart w:id="89" w:name="expected-output-4"/>
+    <w:bookmarkEnd w:id="68"/>
+    <w:bookmarkStart w:id="69" w:name="expected-output-4"/>
     <w:p>
       <w:pPr>
         <w:pStyle w:val="Heading3"/>
@@ -7893,8 +7893,8 @@
         <w:t xml:space="preserve">Expired transient cleanup is intentionally not part of the default read-only evidence gathering. If approved, it is only a cleanup action and should not be treated as a primary incident fix.</w:t>
       </w:r>
     </w:p>
-    <w:bookmarkEnd w:id="89"/>
-    <w:bookmarkStart w:id="90" w:name="rollback-4"/>
+    <w:bookmarkEnd w:id="69"/>
+    <w:bookmarkStart w:id="70" w:name="rollback-4"/>
     <w:p>
       <w:pPr>
         <w:pStyle w:val="Heading3"/>
@@ -7949,8 +7949,8 @@
         <w:t xml:space="preserve"># wp "${WP_CLI_SITE_ARGS[@]}" redis disable</w:t>
       </w:r>
     </w:p>
-    <w:bookmarkEnd w:id="90"/>
-    <w:bookmarkStart w:id="91" w:name="verification-4"/>
+    <w:bookmarkEnd w:id="70"/>
+    <w:bookmarkStart w:id="71" w:name="verification-4"/>
     <w:p>
       <w:pPr>
         <w:pStyle w:val="Heading3"/>
@@ -8128,8 +8128,8 @@
         <w:t xml:space="preserve">Expected: database load, cache errors, or TTFB improve after the approved mitigation.</w:t>
       </w:r>
     </w:p>
-    <w:bookmarkEnd w:id="91"/>
-    <w:bookmarkStart w:id="92" w:name="escalate-if-4"/>
+    <w:bookmarkEnd w:id="71"/>
+    <w:bookmarkStart w:id="72" w:name="escalate-if-4"/>
     <w:p>
       <w:pPr>
         <w:pStyle w:val="Heading3"/>
@@ -8217,9 +8217,9 @@
         </w:pict>
       </w:r>
     </w:p>
-    <w:bookmarkEnd w:id="92"/>
-    <w:bookmarkEnd w:id="93"/>
-    <w:bookmarkStart w:id="102" w:name="Xadcb7e5d04c1ad327e3c6b4ab2c3a924786c591"/>
+    <w:bookmarkEnd w:id="72"/>
+    <w:bookmarkEnd w:id="73"/>
+    <w:bookmarkStart w:id="82" w:name="Xadcb7e5d04c1ad327e3c6b4ab2c3a924786c591"/>
     <w:p>
       <w:pPr>
         <w:pStyle w:val="Heading2"/>
@@ -8228,7 +8228,7 @@
         <w:t xml:space="preserve">Procedure 6: WP-Cron or Action Scheduler backlog</w:t>
       </w:r>
     </w:p>
-    <w:bookmarkStart w:id="94" w:name="procedure-metadata-5"/>
+    <w:bookmarkStart w:id="74" w:name="procedure-metadata-5"/>
     <w:p>
       <w:pPr>
         <w:pStyle w:val="Heading3"/>
@@ -8285,8 +8285,8 @@
         <w:t xml:space="preserve">Last Drill Date: [CUSTOMIZE: YYYY-MM-DD / N/A]</w:t>
       </w:r>
     </w:p>
-    <w:bookmarkEnd w:id="94"/>
-    <w:bookmarkStart w:id="95" w:name="purpose-5"/>
+    <w:bookmarkEnd w:id="74"/>
+    <w:bookmarkStart w:id="75" w:name="purpose-5"/>
     <w:p>
       <w:pPr>
         <w:pStyle w:val="Heading3"/>
@@ -8303,8 +8303,8 @@
         <w:t xml:space="preserve">Identify whether due cron events, failed scheduled actions, or overlapping background jobs are causing request-time latency or delayed business workflows.</w:t>
       </w:r>
     </w:p>
-    <w:bookmarkEnd w:id="95"/>
-    <w:bookmarkStart w:id="96" w:name="prerequisites-5"/>
+    <w:bookmarkEnd w:id="75"/>
+    <w:bookmarkStart w:id="76" w:name="prerequisites-5"/>
     <w:p>
       <w:pPr>
         <w:pStyle w:val="Heading3"/>
@@ -8349,8 +8349,8 @@
         <w:t xml:space="preserve">Knowledge of whether WooCommerce or Action Scheduler is active.</w:t>
       </w:r>
     </w:p>
-    <w:bookmarkEnd w:id="96"/>
-    <w:bookmarkStart w:id="97" w:name="commands-5"/>
+    <w:bookmarkEnd w:id="76"/>
+    <w:bookmarkStart w:id="77" w:name="commands-5"/>
     <w:p>
       <w:pPr>
         <w:pStyle w:val="Heading3"/>
@@ -8517,8 +8517,8 @@
         <w:t xml:space="preserve"># wp "${WP_CLI_SITE_ARGS[@]}" action-scheduler list --status=failed --per-page=20</w:t>
       </w:r>
     </w:p>
-    <w:bookmarkEnd w:id="97"/>
-    <w:bookmarkStart w:id="98" w:name="expected-output-5"/>
+    <w:bookmarkEnd w:id="77"/>
+    <w:bookmarkStart w:id="78" w:name="expected-output-5"/>
     <w:p>
       <w:pPr>
         <w:pStyle w:val="Heading3"/>
@@ -8563,8 +8563,8 @@
         <w:t xml:space="preserve">Failed Action Scheduler jobs identify plugin/business workflow ownership.</w:t>
       </w:r>
     </w:p>
-    <w:bookmarkEnd w:id="98"/>
-    <w:bookmarkStart w:id="99" w:name="rollback-5"/>
+    <w:bookmarkEnd w:id="78"/>
+    <w:bookmarkStart w:id="79" w:name="rollback-5"/>
     <w:p>
       <w:pPr>
         <w:pStyle w:val="Heading3"/>
@@ -8616,8 +8616,8 @@
         <w:t xml:space="preserve">// define( 'DISABLE_WP_CRON', true );</w:t>
       </w:r>
     </w:p>
-    <w:bookmarkEnd w:id="99"/>
-    <w:bookmarkStart w:id="100" w:name="verification-5"/>
+    <w:bookmarkEnd w:id="79"/>
+    <w:bookmarkStart w:id="80" w:name="verification-5"/>
     <w:p>
       <w:pPr>
         <w:pStyle w:val="Heading3"/>
@@ -8750,8 +8750,8 @@
         <w:t xml:space="preserve">Expected: read-only verification shows whether due events are decreasing under the normal runner. If approved cron execution is run, due events decrease or clear and business workflows such as scheduled posts, cleanup jobs, and ecommerce queues resume.</w:t>
       </w:r>
     </w:p>
-    <w:bookmarkEnd w:id="100"/>
-    <w:bookmarkStart w:id="101" w:name="escalate-if-5"/>
+    <w:bookmarkEnd w:id="80"/>
+    <w:bookmarkStart w:id="81" w:name="escalate-if-5"/>
     <w:p>
       <w:pPr>
         <w:pStyle w:val="Heading3"/>
@@ -8815,9 +8815,9 @@
         </w:pict>
       </w:r>
     </w:p>
-    <w:bookmarkEnd w:id="101"/>
-    <w:bookmarkEnd w:id="102"/>
-    <w:bookmarkStart w:id="111" w:name="X2b923f659648e52476e7d8f6178e9bedd6d19bc"/>
+    <w:bookmarkEnd w:id="81"/>
+    <w:bookmarkEnd w:id="82"/>
+    <w:bookmarkStart w:id="91" w:name="X2b923f659648e52476e7d8f6178e9bedd6d19bc"/>
     <w:p>
       <w:pPr>
         <w:pStyle w:val="Heading2"/>
@@ -8826,7 +8826,7 @@
         <w:t xml:space="preserve">Procedure 7: External API, AI connector, or third-party latency</w:t>
       </w:r>
     </w:p>
-    <w:bookmarkStart w:id="103" w:name="procedure-metadata-6"/>
+    <w:bookmarkStart w:id="83" w:name="procedure-metadata-6"/>
     <w:p>
       <w:pPr>
         <w:pStyle w:val="Heading3"/>
@@ -8883,8 +8883,8 @@
         <w:t xml:space="preserve">Last Drill Date: [CUSTOMIZE: YYYY-MM-DD / N/A]</w:t>
       </w:r>
     </w:p>
-    <w:bookmarkEnd w:id="103"/>
-    <w:bookmarkStart w:id="104" w:name="purpose-6"/>
+    <w:bookmarkEnd w:id="83"/>
+    <w:bookmarkStart w:id="84" w:name="purpose-6"/>
     <w:p>
       <w:pPr>
         <w:pStyle w:val="Heading3"/>
@@ -8901,8 +8901,8 @@
         <w:t xml:space="preserve">Identify whether external HTTP calls, WordPress 7.0 AI/connectors integrations, payment/search/CRM APIs, analytics, or embed providers are slowing critical requests.</w:t>
       </w:r>
     </w:p>
-    <w:bookmarkEnd w:id="104"/>
-    <w:bookmarkStart w:id="105" w:name="prerequisites-6"/>
+    <w:bookmarkEnd w:id="84"/>
+    <w:bookmarkStart w:id="85" w:name="prerequisites-6"/>
     <w:p>
       <w:pPr>
         <w:pStyle w:val="Heading3"/>
@@ -8947,8 +8947,8 @@
         <w:t xml:space="preserve">A safe fallback or feature flag is identified before disabling integrations.</w:t>
       </w:r>
     </w:p>
-    <w:bookmarkEnd w:id="105"/>
-    <w:bookmarkStart w:id="106" w:name="commands-6"/>
+    <w:bookmarkEnd w:id="85"/>
+    <w:bookmarkStart w:id="86" w:name="commands-6"/>
     <w:p>
       <w:pPr>
         <w:pStyle w:val="Heading3"/>
@@ -9208,8 +9208,8 @@
         <w:t xml:space="preserve">"</w:t>
       </w:r>
     </w:p>
-    <w:bookmarkEnd w:id="106"/>
-    <w:bookmarkStart w:id="107" w:name="expected-output-6"/>
+    <w:bookmarkEnd w:id="86"/>
+    <w:bookmarkStart w:id="87" w:name="expected-output-6"/>
     <w:p>
       <w:pPr>
         <w:pStyle w:val="Heading3"/>
@@ -9254,8 +9254,8 @@
         <w:t xml:space="preserve">APM traces, if available, should separate HTTP API time from PHP, database, and cache time.</w:t>
       </w:r>
     </w:p>
-    <w:bookmarkEnd w:id="107"/>
-    <w:bookmarkStart w:id="108" w:name="rollback-6"/>
+    <w:bookmarkEnd w:id="87"/>
+    <w:bookmarkStart w:id="88" w:name="rollback-6"/>
     <w:p>
       <w:pPr>
         <w:pStyle w:val="Heading3"/>
@@ -9301,8 +9301,8 @@
         <w:t xml:space="preserve"># wp "${WP_CLI_SITE_ARGS[@]}" option update "[CUSTOMIZE: option_name]" "[CUSTOMIZE: previous_value]"</w:t>
       </w:r>
     </w:p>
-    <w:bookmarkEnd w:id="108"/>
-    <w:bookmarkStart w:id="109" w:name="verification-6"/>
+    <w:bookmarkEnd w:id="88"/>
+    <w:bookmarkStart w:id="89" w:name="verification-6"/>
     <w:p>
       <w:pPr>
         <w:pStyle w:val="Heading3"/>
@@ -9480,8 +9480,8 @@
         <w:t xml:space="preserve">Expected: request time improves or APM confirms the external dependency is no longer in the critical path.</w:t>
       </w:r>
     </w:p>
-    <w:bookmarkEnd w:id="109"/>
-    <w:bookmarkStart w:id="110" w:name="escalate-if-6"/>
+    <w:bookmarkEnd w:id="89"/>
+    <w:bookmarkStart w:id="90" w:name="escalate-if-6"/>
     <w:p>
       <w:pPr>
         <w:pStyle w:val="Heading3"/>
@@ -9545,9 +9545,9 @@
         </w:pict>
       </w:r>
     </w:p>
-    <w:bookmarkEnd w:id="110"/>
-    <w:bookmarkEnd w:id="111"/>
-    <w:bookmarkStart w:id="120" w:name="procedure-8-core-web-vitals-regression"/>
+    <w:bookmarkEnd w:id="90"/>
+    <w:bookmarkEnd w:id="91"/>
+    <w:bookmarkStart w:id="100" w:name="procedure-8-core-web-vitals-regression"/>
     <w:p>
       <w:pPr>
         <w:pStyle w:val="Heading2"/>
@@ -9556,7 +9556,7 @@
         <w:t xml:space="preserve">Procedure 8: Core Web Vitals regression</w:t>
       </w:r>
     </w:p>
-    <w:bookmarkStart w:id="112" w:name="procedure-metadata-7"/>
+    <w:bookmarkStart w:id="92" w:name="procedure-metadata-7"/>
     <w:p>
       <w:pPr>
         <w:pStyle w:val="Heading3"/>
@@ -9613,8 +9613,8 @@
         <w:t xml:space="preserve">Last Drill Date: [CUSTOMIZE: YYYY-MM-DD / N/A]</w:t>
       </w:r>
     </w:p>
-    <w:bookmarkEnd w:id="112"/>
-    <w:bookmarkStart w:id="113" w:name="purpose-7"/>
+    <w:bookmarkEnd w:id="92"/>
+    <w:bookmarkStart w:id="93" w:name="purpose-7"/>
     <w:p>
       <w:pPr>
         <w:pStyle w:val="Heading3"/>
@@ -9631,8 +9631,8 @@
         <w:t xml:space="preserve">Triage a user-facing LCP, INP, or CLS regression without confusing frontend symptoms with backend, cache, or transport causes.</w:t>
       </w:r>
     </w:p>
-    <w:bookmarkEnd w:id="113"/>
-    <w:bookmarkStart w:id="114" w:name="prerequisites-7"/>
+    <w:bookmarkEnd w:id="93"/>
+    <w:bookmarkStart w:id="94" w:name="prerequisites-7"/>
     <w:p>
       <w:pPr>
         <w:pStyle w:val="Heading3"/>
@@ -9677,8 +9677,8 @@
         <w:t xml:space="preserve">Browser tooling may be required for final diagnosis; if unavailable, capture backend/transport evidence first and escalate for browser inspection.</w:t>
       </w:r>
     </w:p>
-    <w:bookmarkEnd w:id="114"/>
-    <w:bookmarkStart w:id="115" w:name="commands-7"/>
+    <w:bookmarkEnd w:id="94"/>
+    <w:bookmarkStart w:id="95" w:name="commands-7"/>
     <w:p>
       <w:pPr>
         <w:pStyle w:val="Heading3"/>
@@ -9944,8 +9944,8 @@
         <w:t xml:space="preserve">true</w:t>
       </w:r>
     </w:p>
-    <w:bookmarkEnd w:id="115"/>
-    <w:bookmarkStart w:id="116" w:name="expected-output-7"/>
+    <w:bookmarkEnd w:id="95"/>
+    <w:bookmarkStart w:id="96" w:name="expected-output-7"/>
     <w:p>
       <w:pPr>
         <w:pStyle w:val="Heading3"/>
@@ -9990,8 +9990,8 @@
         <w:t xml:space="preserve">Further LCP/INP/CLS diagnosis usually requires browser traces, RUM, or lab tooling.</w:t>
       </w:r>
     </w:p>
-    <w:bookmarkEnd w:id="116"/>
-    <w:bookmarkStart w:id="117" w:name="rollback-7"/>
+    <w:bookmarkEnd w:id="96"/>
+    <w:bookmarkStart w:id="97" w:name="rollback-7"/>
     <w:p>
       <w:pPr>
         <w:pStyle w:val="Heading3"/>
@@ -10008,8 +10008,8 @@
         <w:t xml:space="preserve">If the regression follows a deploy, rollback through the normal release system after incident lead approval. If it follows a CDN/cache/optimization plugin change, restore the previous configuration.</w:t>
       </w:r>
     </w:p>
-    <w:bookmarkEnd w:id="117"/>
-    <w:bookmarkStart w:id="118" w:name="verification-7"/>
+    <w:bookmarkEnd w:id="97"/>
+    <w:bookmarkStart w:id="98" w:name="verification-7"/>
     <w:p>
       <w:pPr>
         <w:pStyle w:val="Heading3"/>
@@ -10187,8 +10187,8 @@
         <w:t xml:space="preserve">Expected: backend/transport signals are healthy before handing off to browser-level investigation; after frontend mitigation, field or lab metrics improve for the same template/device class.</w:t>
       </w:r>
     </w:p>
-    <w:bookmarkEnd w:id="118"/>
-    <w:bookmarkStart w:id="119" w:name="escalate-if-7"/>
+    <w:bookmarkEnd w:id="98"/>
+    <w:bookmarkStart w:id="99" w:name="escalate-if-7"/>
     <w:p>
       <w:pPr>
         <w:pStyle w:val="Heading3"/>
@@ -10252,9 +10252,9 @@
         </w:pict>
       </w:r>
     </w:p>
-    <w:bookmarkEnd w:id="119"/>
-    <w:bookmarkEnd w:id="120"/>
-    <w:bookmarkStart w:id="121" w:name="recovery-verification-checklist"/>
+    <w:bookmarkEnd w:id="99"/>
+    <w:bookmarkEnd w:id="100"/>
+    <w:bookmarkStart w:id="101" w:name="recovery-verification-checklist"/>
     <w:p>
       <w:pPr>
         <w:pStyle w:val="Heading2"/>
@@ -10347,8 +10347,8 @@
         <w:t xml:space="preserve">[ ] Stakeholders know what changed and what remains under watch.</w:t>
       </w:r>
     </w:p>
-    <w:bookmarkEnd w:id="121"/>
-    <w:bookmarkStart w:id="122" w:name="post-incident-follow-up"/>
+    <w:bookmarkEnd w:id="101"/>
+    <w:bookmarkStart w:id="102" w:name="post-incident-follow-up"/>
     <w:p>
       <w:pPr>
         <w:pStyle w:val="Heading2"/>
@@ -10417,10 +10417,10 @@
         <w:t xml:space="preserve">[ ] Update this runbook if responders had to improvise.</w:t>
       </w:r>
     </w:p>
-    <w:bookmarkEnd w:id="122"/>
-    <w:bookmarkEnd w:id="123"/>
+    <w:bookmarkEnd w:id="102"/>
+    <w:bookmarkEnd w:id="103"/>
     <w:sectPr>
-      <w:footerReference r:id="rId31" w:type="default"/>
+      <w:footerReference r:id="rId9" w:type="default"/>
       <w:footnotePr>
         <w:numRestart w:val="eachSect"/>
       </w:footnotePr>

--- a/WordPress-Performance-Incident-Runbook.docx
+++ b/WordPress-Performance-Incident-Runbook.docx
@@ -15,7 +15,7 @@
         <w:pStyle w:val="Subtitle"/>
       </w:pPr>
       <w:r>
-        <w:t xml:space="preserve">Version 0.1 — DRAFT</w:t>
+        <w:t xml:space="preserve">Version 1.0 — Released</w:t>
       </w:r>
     </w:p>
     <w:p>
@@ -26,7 +26,7 @@
         <w:t xml:space="preserve">Dan Knauss, General Editor</w:t>
       </w:r>
     </w:p>
-    <w:bookmarkStart w:id="24" w:name="wordpress-performance-incident-runbook"/>
+    <w:bookmarkStart w:id="44" w:name="wordpress-performance-incident-runbook"/>
     <w:p>
       <w:pPr>
         <w:pStyle w:val="Heading1"/>
@@ -50,7 +50,7 @@
         <w:t xml:space="preserve"> </w:t>
       </w:r>
       <w:r>
-        <w:t xml:space="preserve">DRAFT</w:t>
+        <w:t xml:space="preserve">Released</w:t>
       </w:r>
       <w:r>
         <w:t xml:space="preserve"> </w:t>
@@ -66,7 +66,7 @@
         <w:t xml:space="preserve"> </w:t>
       </w:r>
       <w:r>
-        <w:t xml:space="preserve">0.1</w:t>
+        <w:t xml:space="preserve">1.0</w:t>
       </w:r>
       <w:r>
         <w:t xml:space="preserve"> </w:t>
@@ -141,7 +141,7 @@
           <w:numId w:val="1001"/>
         </w:numPr>
       </w:pPr>
-      <w:hyperlink r:id="rId20">
+      <w:hyperlink r:id="rId40">
         <w:r>
           <w:rPr>
             <w:rStyle w:val="VerbatimChar"/>
@@ -164,7 +164,7 @@
           <w:numId w:val="1001"/>
         </w:numPr>
       </w:pPr>
-      <w:hyperlink r:id="rId21">
+      <w:hyperlink r:id="rId41">
         <w:r>
           <w:rPr>
             <w:rStyle w:val="VerbatimChar"/>
@@ -187,7 +187,7 @@
           <w:numId w:val="1001"/>
         </w:numPr>
       </w:pPr>
-      <w:hyperlink r:id="rId22">
+      <w:hyperlink r:id="rId42">
         <w:r>
           <w:rPr>
             <w:rStyle w:val="VerbatimChar"/>
@@ -210,7 +210,7 @@
           <w:numId w:val="1001"/>
         </w:numPr>
       </w:pPr>
-      <w:hyperlink r:id="rId23">
+      <w:hyperlink r:id="rId43">
         <w:r>
           <w:rPr>
             <w:rStyle w:val="VerbatimChar"/>
@@ -225,8 +225,8 @@
         <w:t xml:space="preserve">explains transients, persistent object cache behavior, and cache-stampede risk.</w:t>
       </w:r>
     </w:p>
-    <w:bookmarkEnd w:id="24"/>
-    <w:bookmarkStart w:id="103" w:name="table-of-contents"/>
+    <w:bookmarkEnd w:id="44"/>
+    <w:bookmarkStart w:id="124" w:name="table-of-contents"/>
     <w:p>
       <w:pPr>
         <w:pStyle w:val="Heading1"/>
@@ -277,6 +277,23 @@
           <w:numId w:val="1002"/>
         </w:numPr>
       </w:pPr>
+      <w:hyperlink w:anchor="communications-cadence">
+        <w:r>
+          <w:rPr>
+            <w:rStyle w:val="Hyperlink"/>
+          </w:rPr>
+          <w:t xml:space="preserve">Communications cadence</w:t>
+        </w:r>
+      </w:hyperlink>
+    </w:p>
+    <w:p>
+      <w:pPr>
+        <w:pStyle w:val="Compact"/>
+        <w:numPr>
+          <w:ilvl w:val="0"/>
+          <w:numId w:val="1002"/>
+        </w:numPr>
+      </w:pPr>
       <w:hyperlink w:anchor="safety-rules">
         <w:r>
           <w:rPr>
@@ -1561,7 +1578,7 @@
         </w:r>
       </w:hyperlink>
     </w:p>
-    <w:bookmarkStart w:id="25" w:name="environment-placeholders"/>
+    <w:bookmarkStart w:id="45" w:name="environment-placeholders"/>
     <w:p>
       <w:pPr>
         <w:pStyle w:val="Heading2"/>
@@ -1844,6 +1861,60 @@
         <w:rPr>
           <w:rStyle w:val="CommentTok"/>
         </w:rPr>
+        <w:t xml:space="preserve"># SETUP / LOCAL WRITE: creates only the local evidence directory.</w:t>
+      </w:r>
+      <w:r>
+        <w:br/>
+      </w:r>
+      <w:r>
+        <w:rPr>
+          <w:rStyle w:val="CommentTok"/>
+        </w:rPr>
+        <w:t xml:space="preserve"># READ-ONLY: remaining setup commands inspect the selected WordPress site.</w:t>
+      </w:r>
+      <w:r>
+        <w:br/>
+      </w:r>
+      <w:r>
+        <w:rPr>
+          <w:rStyle w:val="VariableTok"/>
+        </w:rPr>
+        <w:t xml:space="preserve">CURL_TIMEOUT_ARGS</w:t>
+      </w:r>
+      <w:r>
+        <w:rPr>
+          <w:rStyle w:val="OperatorTok"/>
+        </w:rPr>
+        <w:t xml:space="preserve">=</w:t>
+      </w:r>
+      <w:r>
+        <w:rPr>
+          <w:rStyle w:val="VariableTok"/>
+        </w:rPr>
+        <w:t xml:space="preserve">(</w:t>
+      </w:r>
+      <w:r>
+        <w:rPr>
+          <w:rStyle w:val="NormalTok"/>
+        </w:rPr>
+        <w:t xml:space="preserve">--connect-timeout 5 --max-time 30</w:t>
+      </w:r>
+      <w:r>
+        <w:rPr>
+          <w:rStyle w:val="VariableTok"/>
+        </w:rPr>
+        <w:t xml:space="preserve">)</w:t>
+      </w:r>
+      <w:r>
+        <w:br/>
+      </w:r>
+      <w:r>
+        <w:br/>
+      </w:r>
+      <w:r>
+        <w:rPr>
+          <w:rStyle w:val="CommentTok"/>
+        </w:rPr>
         <w:t xml:space="preserve"># Site-specific WP-CLI arguments. Keep --url for multisite and harmless single-site parity.</w:t>
       </w:r>
       <w:r>
@@ -1853,6 +1924,57 @@
         <w:rPr>
           <w:rStyle w:val="VariableTok"/>
         </w:rPr>
+        <w:t xml:space="preserve">WP_CLI_BASE_ARGS</w:t>
+      </w:r>
+      <w:r>
+        <w:rPr>
+          <w:rStyle w:val="OperatorTok"/>
+        </w:rPr>
+        <w:t xml:space="preserve">=</w:t>
+      </w:r>
+      <w:r>
+        <w:rPr>
+          <w:rStyle w:val="VariableTok"/>
+        </w:rPr>
+        <w:t xml:space="preserve">(</w:t>
+      </w:r>
+      <w:r>
+        <w:rPr>
+          <w:rStyle w:val="NormalTok"/>
+        </w:rPr>
+        <w:t xml:space="preserve">--path=</w:t>
+      </w:r>
+      <w:r>
+        <w:rPr>
+          <w:rStyle w:val="StringTok"/>
+        </w:rPr>
+        <w:t xml:space="preserve">"</w:t>
+      </w:r>
+      <w:r>
+        <w:rPr>
+          <w:rStyle w:val="VariableTok"/>
+        </w:rPr>
+        <w:t xml:space="preserve">$WP_PATH</w:t>
+      </w:r>
+      <w:r>
+        <w:rPr>
+          <w:rStyle w:val="StringTok"/>
+        </w:rPr>
+        <w:t xml:space="preserve">"</w:t>
+      </w:r>
+      <w:r>
+        <w:rPr>
+          <w:rStyle w:val="VariableTok"/>
+        </w:rPr>
+        <w:t xml:space="preserve">)</w:t>
+      </w:r>
+      <w:r>
+        <w:br/>
+      </w:r>
+      <w:r>
+        <w:rPr>
+          <w:rStyle w:val="VariableTok"/>
+        </w:rPr>
         <w:t xml:space="preserve">WP_CLI_SITE_ARGS</w:t>
       </w:r>
       <w:r>
@@ -2293,7 +2415,67 @@
         <w:t xml:space="preserve">--url="$SITE_URL"</w:t>
       </w:r>
       <w:r>
-        <w:t xml:space="preserve">.</w:t>
+        <w:t xml:space="preserve">. Profiling commands that intentionally request</w:t>
+      </w:r>
+      <w:r>
+        <w:t xml:space="preserve"> </w:t>
+      </w:r>
+      <w:r>
+        <w:rPr>
+          <w:rStyle w:val="VerbatimChar"/>
+        </w:rPr>
+        <w:t xml:space="preserve">TARGET_URL</w:t>
+      </w:r>
+      <w:r>
+        <w:t xml:space="preserve"> </w:t>
+      </w:r>
+      <w:r>
+        <w:t xml:space="preserve">use</w:t>
+      </w:r>
+      <w:r>
+        <w:t xml:space="preserve"> </w:t>
+      </w:r>
+      <w:r>
+        <w:rPr>
+          <w:rStyle w:val="VerbatimChar"/>
+        </w:rPr>
+        <w:t xml:space="preserve">WP_CLI_BASE_ARGS</w:t>
+      </w:r>
+      <w:r>
+        <w:t xml:space="preserve"> </w:t>
+      </w:r>
+      <w:r>
+        <w:t xml:space="preserve">plus the command-specific</w:t>
+      </w:r>
+      <w:r>
+        <w:t xml:space="preserve"> </w:t>
+      </w:r>
+      <w:r>
+        <w:rPr>
+          <w:rStyle w:val="VerbatimChar"/>
+        </w:rPr>
+        <w:t xml:space="preserve">--url="$TARGET_URL"</w:t>
+      </w:r>
+      <w:r>
+        <w:t xml:space="preserve"> </w:t>
+      </w:r>
+      <w:r>
+        <w:t xml:space="preserve">to avoid passing two</w:t>
+      </w:r>
+      <w:r>
+        <w:t xml:space="preserve"> </w:t>
+      </w:r>
+      <w:r>
+        <w:rPr>
+          <w:rStyle w:val="VerbatimChar"/>
+        </w:rPr>
+        <w:t xml:space="preserve">--url</w:t>
+      </w:r>
+      <w:r>
+        <w:t xml:space="preserve"> </w:t>
+      </w:r>
+      <w:r>
+        <w:t xml:space="preserve">values.</w:t>
       </w:r>
     </w:p>
     <w:p>
@@ -2332,8 +2514,8 @@
         <w:t xml:space="preserve">for the selected site and verified before raw SQL is used. For network-wide checks, label the command as network-wide before running it.</w:t>
       </w:r>
     </w:p>
-    <w:bookmarkEnd w:id="25"/>
-    <w:bookmarkStart w:id="26" w:name="severity-triggers"/>
+    <w:bookmarkEnd w:id="45"/>
+    <w:bookmarkStart w:id="46" w:name="severity-triggers"/>
     <w:p>
       <w:pPr>
         <w:pStyle w:val="Heading2"/>
@@ -2498,13 +2680,95 @@
         </w:tc>
       </w:tr>
     </w:tbl>
-    <w:bookmarkEnd w:id="26"/>
-    <w:bookmarkStart w:id="27" w:name="safety-rules"/>
+    <w:bookmarkEnd w:id="46"/>
+    <w:bookmarkStart w:id="47" w:name="communications-cadence"/>
     <w:p>
       <w:pPr>
         <w:pStyle w:val="Heading2"/>
       </w:pPr>
       <w:r>
+        <w:t xml:space="preserve">Communications cadence</w:t>
+      </w:r>
+    </w:p>
+    <w:p>
+      <w:pPr>
+        <w:pStyle w:val="Compact"/>
+        <w:numPr>
+          <w:ilvl w:val="0"/>
+          <w:numId w:val="1012"/>
+        </w:numPr>
+      </w:pPr>
+      <w:r>
+        <w:t xml:space="preserve">Communications owner: [CUSTOMIZE: role/name assigned in the incident channel].</w:t>
+      </w:r>
+    </w:p>
+    <w:p>
+      <w:pPr>
+        <w:pStyle w:val="Compact"/>
+        <w:numPr>
+          <w:ilvl w:val="0"/>
+          <w:numId w:val="1012"/>
+        </w:numPr>
+      </w:pPr>
+      <w:r>
+        <w:t xml:space="preserve">SEV1: update stakeholders every 15 minutes until mitigated, then every 30 minutes until resolved.</w:t>
+      </w:r>
+    </w:p>
+    <w:p>
+      <w:pPr>
+        <w:pStyle w:val="Compact"/>
+        <w:numPr>
+          <w:ilvl w:val="0"/>
+          <w:numId w:val="1012"/>
+        </w:numPr>
+      </w:pPr>
+      <w:r>
+        <w:t xml:space="preserve">SEV2: update stakeholders every 30 minutes until mitigated, then hourly until resolved.</w:t>
+      </w:r>
+    </w:p>
+    <w:p>
+      <w:pPr>
+        <w:pStyle w:val="Compact"/>
+        <w:numPr>
+          <w:ilvl w:val="0"/>
+          <w:numId w:val="1012"/>
+        </w:numPr>
+      </w:pPr>
+      <w:r>
+        <w:t xml:space="preserve">SEV3: update at start, material state changes, mitigation, and closeout.</w:t>
+      </w:r>
+    </w:p>
+    <w:p>
+      <w:pPr>
+        <w:pStyle w:val="Compact"/>
+        <w:numPr>
+          <w:ilvl w:val="0"/>
+          <w:numId w:val="1012"/>
+        </w:numPr>
+      </w:pPr>
+      <w:r>
+        <w:t xml:space="preserve">Minimum update contents: severity, user impact, affected paths, current hypothesis, mitigation in progress, next decision time, and risks or help needed.</w:t>
+      </w:r>
+    </w:p>
+    <w:p>
+      <w:pPr>
+        <w:pStyle w:val="Compact"/>
+        <w:numPr>
+          <w:ilvl w:val="0"/>
+          <w:numId w:val="1012"/>
+        </w:numPr>
+      </w:pPr>
+      <w:r>
+        <w:t xml:space="preserve">Channels: [CUSTOMIZE: incident channel, status page, customer-support channel, executive/internal update path].</w:t>
+      </w:r>
+    </w:p>
+    <w:bookmarkEnd w:id="47"/>
+    <w:bookmarkStart w:id="48" w:name="safety-rules"/>
+    <w:p>
+      <w:pPr>
+        <w:pStyle w:val="Heading2"/>
+      </w:pPr>
+      <w:r>
         <w:t xml:space="preserve">Safety rules</w:t>
       </w:r>
     </w:p>
@@ -2513,7 +2777,7 @@
         <w:pStyle w:val="Compact"/>
         <w:numPr>
           <w:ilvl w:val="0"/>
-          <w:numId w:val="1012"/>
+          <w:numId w:val="1013"/>
         </w:numPr>
       </w:pPr>
       <w:r>
@@ -2525,7 +2789,7 @@
         <w:pStyle w:val="Compact"/>
         <w:numPr>
           <w:ilvl w:val="0"/>
-          <w:numId w:val="1012"/>
+          <w:numId w:val="1013"/>
         </w:numPr>
       </w:pPr>
       <w:r>
@@ -2537,7 +2801,7 @@
         <w:pStyle w:val="Compact"/>
         <w:numPr>
           <w:ilvl w:val="0"/>
-          <w:numId w:val="1012"/>
+          <w:numId w:val="1013"/>
         </w:numPr>
       </w:pPr>
       <w:r>
@@ -2549,7 +2813,7 @@
         <w:pStyle w:val="Compact"/>
         <w:numPr>
           <w:ilvl w:val="0"/>
-          <w:numId w:val="1012"/>
+          <w:numId w:val="1013"/>
         </w:numPr>
       </w:pPr>
       <w:r>
@@ -2561,7 +2825,7 @@
         <w:pStyle w:val="Compact"/>
         <w:numPr>
           <w:ilvl w:val="0"/>
-          <w:numId w:val="1012"/>
+          <w:numId w:val="1013"/>
         </w:numPr>
       </w:pPr>
       <w:r>
@@ -2573,15 +2837,15 @@
         <w:pStyle w:val="Compact"/>
         <w:numPr>
           <w:ilvl w:val="0"/>
-          <w:numId w:val="1012"/>
+          <w:numId w:val="1013"/>
         </w:numPr>
       </w:pPr>
       <w:r>
         <w:t xml:space="preserve">Preserve evidence: save command output, timestamps, and before/after measurements.</w:t>
       </w:r>
     </w:p>
-    <w:bookmarkEnd w:id="27"/>
-    <w:bookmarkStart w:id="28" w:name="first-10-minutes"/>
+    <w:bookmarkEnd w:id="48"/>
+    <w:bookmarkStart w:id="49" w:name="first-10-minutes"/>
     <w:p>
       <w:pPr>
         <w:pStyle w:val="Heading2"/>
@@ -2595,19 +2859,19 @@
         <w:pStyle w:val="Compact"/>
         <w:numPr>
           <w:ilvl w:val="0"/>
-          <w:numId w:val="1013"/>
-        </w:numPr>
-      </w:pPr>
-      <w:r>
-        <w:t xml:space="preserve">Assign roles: incident lead, WordPress engineer, platform/hosting engineer, communications owner.</w:t>
-      </w:r>
-    </w:p>
-    <w:p>
-      <w:pPr>
-        <w:pStyle w:val="Compact"/>
-        <w:numPr>
-          <w:ilvl w:val="0"/>
-          <w:numId w:val="1013"/>
+          <w:numId w:val="1014"/>
+        </w:numPr>
+      </w:pPr>
+      <w:r>
+        <w:t xml:space="preserve">Assign roles: incident lead, WordPress engineer, platform/hosting engineer, communications owner, and stakeholder update cadence.</w:t>
+      </w:r>
+    </w:p>
+    <w:p>
+      <w:pPr>
+        <w:pStyle w:val="Compact"/>
+        <w:numPr>
+          <w:ilvl w:val="0"/>
+          <w:numId w:val="1014"/>
         </w:numPr>
       </w:pPr>
       <w:r>
@@ -2619,7 +2883,7 @@
         <w:pStyle w:val="Compact"/>
         <w:numPr>
           <w:ilvl w:val="0"/>
-          <w:numId w:val="1013"/>
+          <w:numId w:val="1014"/>
         </w:numPr>
       </w:pPr>
       <w:r>
@@ -2631,7 +2895,7 @@
         <w:pStyle w:val="Compact"/>
         <w:numPr>
           <w:ilvl w:val="0"/>
-          <w:numId w:val="1013"/>
+          <w:numId w:val="1014"/>
         </w:numPr>
       </w:pPr>
       <w:r>
@@ -2655,7 +2919,7 @@
         <w:pStyle w:val="Compact"/>
         <w:numPr>
           <w:ilvl w:val="0"/>
-          <w:numId w:val="1013"/>
+          <w:numId w:val="1014"/>
         </w:numPr>
       </w:pPr>
       <w:r>
@@ -2667,7 +2931,7 @@
         <w:pStyle w:val="Compact"/>
         <w:numPr>
           <w:ilvl w:val="0"/>
-          <w:numId w:val="1013"/>
+          <w:numId w:val="1014"/>
         </w:numPr>
       </w:pPr>
       <w:r>
@@ -2681,8 +2945,8 @@
         </w:pict>
       </w:r>
     </w:p>
-    <w:bookmarkEnd w:id="28"/>
-    <w:bookmarkStart w:id="37" w:name="X2972ce79a225ec9e67bb45a8282f22384452f4e"/>
+    <w:bookmarkEnd w:id="49"/>
+    <w:bookmarkStart w:id="58" w:name="X2972ce79a225ec9e67bb45a8282f22384452f4e"/>
     <w:p>
       <w:pPr>
         <w:pStyle w:val="Heading2"/>
@@ -2691,7 +2955,7 @@
         <w:t xml:space="preserve">Procedure 1: Initial performance incident triage</w:t>
       </w:r>
     </w:p>
-    <w:bookmarkStart w:id="29" w:name="procedure-metadata"/>
+    <w:bookmarkStart w:id="50" w:name="procedure-metadata"/>
     <w:p>
       <w:pPr>
         <w:pStyle w:val="Heading3"/>
@@ -2705,7 +2969,7 @@
         <w:pStyle w:val="Compact"/>
         <w:numPr>
           <w:ilvl w:val="0"/>
-          <w:numId w:val="1014"/>
+          <w:numId w:val="1015"/>
         </w:numPr>
       </w:pPr>
       <w:r>
@@ -2717,7 +2981,7 @@
         <w:pStyle w:val="Compact"/>
         <w:numPr>
           <w:ilvl w:val="0"/>
-          <w:numId w:val="1014"/>
+          <w:numId w:val="1015"/>
         </w:numPr>
       </w:pPr>
       <w:r>
@@ -2729,7 +2993,7 @@
         <w:pStyle w:val="Compact"/>
         <w:numPr>
           <w:ilvl w:val="0"/>
-          <w:numId w:val="1014"/>
+          <w:numId w:val="1015"/>
         </w:numPr>
       </w:pPr>
       <w:r>
@@ -2741,15 +3005,27 @@
         <w:pStyle w:val="Compact"/>
         <w:numPr>
           <w:ilvl w:val="0"/>
-          <w:numId w:val="1014"/>
+          <w:numId w:val="1015"/>
+        </w:numPr>
+      </w:pPr>
+      <w:r>
+        <w:t xml:space="preserve">Estimated Time: 10 minutes</w:t>
+      </w:r>
+    </w:p>
+    <w:p>
+      <w:pPr>
+        <w:pStyle w:val="Compact"/>
+        <w:numPr>
+          <w:ilvl w:val="0"/>
+          <w:numId w:val="1015"/>
         </w:numPr>
       </w:pPr>
       <w:r>
         <w:t xml:space="preserve">Last Drill Date: [CUSTOMIZE: YYYY-MM-DD / N/A]</w:t>
       </w:r>
     </w:p>
-    <w:bookmarkEnd w:id="29"/>
-    <w:bookmarkStart w:id="30" w:name="purpose"/>
+    <w:bookmarkEnd w:id="50"/>
+    <w:bookmarkStart w:id="51" w:name="purpose"/>
     <w:p>
       <w:pPr>
         <w:pStyle w:val="Heading3"/>
@@ -2766,8 +3042,8 @@
         <w:t xml:space="preserve">Establish the incident scope, preserve evidence, and decide which deeper procedure to run next.</w:t>
       </w:r>
     </w:p>
-    <w:bookmarkEnd w:id="30"/>
-    <w:bookmarkStart w:id="31" w:name="prerequisites"/>
+    <w:bookmarkEnd w:id="51"/>
+    <w:bookmarkStart w:id="52" w:name="prerequisites"/>
     <w:p>
       <w:pPr>
         <w:pStyle w:val="Heading3"/>
@@ -2781,7 +3057,7 @@
         <w:pStyle w:val="Compact"/>
         <w:numPr>
           <w:ilvl w:val="0"/>
-          <w:numId w:val="1015"/>
+          <w:numId w:val="1016"/>
         </w:numPr>
       </w:pPr>
       <w:r>
@@ -2805,7 +3081,7 @@
         <w:pStyle w:val="Compact"/>
         <w:numPr>
           <w:ilvl w:val="0"/>
-          <w:numId w:val="1015"/>
+          <w:numId w:val="1016"/>
         </w:numPr>
       </w:pPr>
       <w:r>
@@ -2817,15 +3093,15 @@
         <w:pStyle w:val="Compact"/>
         <w:numPr>
           <w:ilvl w:val="0"/>
-          <w:numId w:val="1015"/>
+          <w:numId w:val="1016"/>
         </w:numPr>
       </w:pPr>
       <w:r>
         <w:t xml:space="preserve">Known affected URL, known-good URL, and expected user state: anonymous, logged-in, admin, REST, AJAX, cron, or checkout/account.</w:t>
       </w:r>
     </w:p>
-    <w:bookmarkEnd w:id="31"/>
-    <w:bookmarkStart w:id="32" w:name="commands"/>
+    <w:bookmarkEnd w:id="52"/>
+    <w:bookmarkStart w:id="53" w:name="commands"/>
     <w:p>
       <w:pPr>
         <w:pStyle w:val="Heading3"/>
@@ -2981,6 +3257,42 @@
       </w:r>
       <w:r>
         <w:rPr>
+          <w:rStyle w:val="StringTok"/>
+        </w:rPr>
+        <w:t xml:space="preserve">"</w:t>
+      </w:r>
+      <w:r>
+        <w:rPr>
+          <w:rStyle w:val="VariableTok"/>
+        </w:rPr>
+        <w:t xml:space="preserve">${CURL_TIMEOUT_ARGS</w:t>
+      </w:r>
+      <w:r>
+        <w:rPr>
+          <w:rStyle w:val="OperatorTok"/>
+        </w:rPr>
+        <w:t xml:space="preserve">[@]</w:t>
+      </w:r>
+      <w:r>
+        <w:rPr>
+          <w:rStyle w:val="VariableTok"/>
+        </w:rPr>
+        <w:t xml:space="preserve">}</w:t>
+      </w:r>
+      <w:r>
+        <w:rPr>
+          <w:rStyle w:val="StringTok"/>
+        </w:rPr>
+        <w:t xml:space="preserve">"</w:t>
+      </w:r>
+      <w:r>
+        <w:rPr>
+          <w:rStyle w:val="NormalTok"/>
+        </w:rPr>
+        <w:t xml:space="preserve"> </w:t>
+      </w:r>
+      <w:r>
+        <w:rPr>
           <w:rStyle w:val="AttributeTok"/>
         </w:rPr>
         <w:t xml:space="preserve">-o</w:t>
@@ -3143,6 +3455,42 @@
       </w:r>
       <w:r>
         <w:rPr>
+          <w:rStyle w:val="StringTok"/>
+        </w:rPr>
+        <w:t xml:space="preserve">"</w:t>
+      </w:r>
+      <w:r>
+        <w:rPr>
+          <w:rStyle w:val="VariableTok"/>
+        </w:rPr>
+        <w:t xml:space="preserve">${CURL_TIMEOUT_ARGS</w:t>
+      </w:r>
+      <w:r>
+        <w:rPr>
+          <w:rStyle w:val="OperatorTok"/>
+        </w:rPr>
+        <w:t xml:space="preserve">[@]</w:t>
+      </w:r>
+      <w:r>
+        <w:rPr>
+          <w:rStyle w:val="VariableTok"/>
+        </w:rPr>
+        <w:t xml:space="preserve">}</w:t>
+      </w:r>
+      <w:r>
+        <w:rPr>
+          <w:rStyle w:val="StringTok"/>
+        </w:rPr>
+        <w:t xml:space="preserve">"</w:t>
+      </w:r>
+      <w:r>
+        <w:rPr>
+          <w:rStyle w:val="NormalTok"/>
+        </w:rPr>
+        <w:t xml:space="preserve"> </w:t>
+      </w:r>
+      <w:r>
+        <w:rPr>
           <w:rStyle w:val="AttributeTok"/>
         </w:rPr>
         <w:t xml:space="preserve">-o</w:t>
@@ -3571,8 +3919,8 @@
         <w:t xml:space="preserve"> option get home</w:t>
       </w:r>
     </w:p>
-    <w:bookmarkEnd w:id="32"/>
-    <w:bookmarkStart w:id="33" w:name="expected-output"/>
+    <w:bookmarkEnd w:id="53"/>
+    <w:bookmarkStart w:id="54" w:name="expected-output"/>
     <w:p>
       <w:pPr>
         <w:pStyle w:val="Heading3"/>
@@ -3586,7 +3934,7 @@
         <w:pStyle w:val="Compact"/>
         <w:numPr>
           <w:ilvl w:val="0"/>
-          <w:numId w:val="1016"/>
+          <w:numId w:val="1017"/>
         </w:numPr>
       </w:pPr>
       <w:r>
@@ -3607,7 +3955,7 @@
         <w:pStyle w:val="Compact"/>
         <w:numPr>
           <w:ilvl w:val="0"/>
-          <w:numId w:val="1016"/>
+          <w:numId w:val="1017"/>
         </w:numPr>
       </w:pPr>
       <w:r>
@@ -3667,15 +4015,15 @@
         <w:pStyle w:val="Compact"/>
         <w:numPr>
           <w:ilvl w:val="0"/>
-          <w:numId w:val="1016"/>
+          <w:numId w:val="1017"/>
         </w:numPr>
       </w:pPr>
       <w:r>
         <w:t xml:space="preserve">WP-CLI returns the WordPress version and expected site URLs.</w:t>
       </w:r>
     </w:p>
-    <w:bookmarkEnd w:id="33"/>
-    <w:bookmarkStart w:id="34" w:name="rollback"/>
+    <w:bookmarkEnd w:id="54"/>
+    <w:bookmarkStart w:id="55" w:name="rollback"/>
     <w:p>
       <w:pPr>
         <w:pStyle w:val="Heading3"/>
@@ -3692,8 +4040,8 @@
         <w:t xml:space="preserve">No rollback is required. This procedure is read-only.</w:t>
       </w:r>
     </w:p>
-    <w:bookmarkEnd w:id="34"/>
-    <w:bookmarkStart w:id="35" w:name="verification"/>
+    <w:bookmarkEnd w:id="55"/>
+    <w:bookmarkStart w:id="56" w:name="verification"/>
     <w:p>
       <w:pPr>
         <w:pStyle w:val="Heading3"/>
@@ -3958,8 +4306,8 @@
         <w:t xml:space="preserve">Expected: both checks print success messages.</w:t>
       </w:r>
     </w:p>
-    <w:bookmarkEnd w:id="35"/>
-    <w:bookmarkStart w:id="36" w:name="escalate-if"/>
+    <w:bookmarkEnd w:id="56"/>
+    <w:bookmarkStart w:id="57" w:name="escalate-if"/>
     <w:p>
       <w:pPr>
         <w:pStyle w:val="Heading3"/>
@@ -3973,7 +4321,7 @@
         <w:pStyle w:val="Compact"/>
         <w:numPr>
           <w:ilvl w:val="0"/>
-          <w:numId w:val="1017"/>
+          <w:numId w:val="1018"/>
         </w:numPr>
       </w:pPr>
       <w:r>
@@ -3985,7 +4333,7 @@
         <w:pStyle w:val="Compact"/>
         <w:numPr>
           <w:ilvl w:val="0"/>
-          <w:numId w:val="1017"/>
+          <w:numId w:val="1018"/>
         </w:numPr>
       </w:pPr>
       <w:r>
@@ -3997,7 +4345,7 @@
         <w:pStyle w:val="Compact"/>
         <w:numPr>
           <w:ilvl w:val="0"/>
-          <w:numId w:val="1017"/>
+          <w:numId w:val="1018"/>
         </w:numPr>
       </w:pPr>
       <w:r>
@@ -4011,9 +4359,9 @@
         </w:pict>
       </w:r>
     </w:p>
-    <w:bookmarkEnd w:id="36"/>
-    <w:bookmarkEnd w:id="37"/>
-    <w:bookmarkStart w:id="46" w:name="X83746c02efcb7355199d36e3bbf2b98118bf50d"/>
+    <w:bookmarkEnd w:id="57"/>
+    <w:bookmarkEnd w:id="58"/>
+    <w:bookmarkStart w:id="67" w:name="X83746c02efcb7355199d36e3bbf2b98118bf50d"/>
     <w:p>
       <w:pPr>
         <w:pStyle w:val="Heading2"/>
@@ -4022,7 +4370,7 @@
         <w:t xml:space="preserve">Procedure 2: High TTFB on anonymous public pages</w:t>
       </w:r>
     </w:p>
-    <w:bookmarkStart w:id="38" w:name="procedure-metadata-1"/>
+    <w:bookmarkStart w:id="59" w:name="procedure-metadata-1"/>
     <w:p>
       <w:pPr>
         <w:pStyle w:val="Heading3"/>
@@ -4036,7 +4384,7 @@
         <w:pStyle w:val="Compact"/>
         <w:numPr>
           <w:ilvl w:val="0"/>
-          <w:numId w:val="1018"/>
+          <w:numId w:val="1019"/>
         </w:numPr>
       </w:pPr>
       <w:r>
@@ -4048,7 +4396,7 @@
         <w:pStyle w:val="Compact"/>
         <w:numPr>
           <w:ilvl w:val="0"/>
-          <w:numId w:val="1018"/>
+          <w:numId w:val="1019"/>
         </w:numPr>
       </w:pPr>
       <w:r>
@@ -4060,7 +4408,7 @@
         <w:pStyle w:val="Compact"/>
         <w:numPr>
           <w:ilvl w:val="0"/>
-          <w:numId w:val="1018"/>
+          <w:numId w:val="1019"/>
         </w:numPr>
       </w:pPr>
       <w:r>
@@ -4072,15 +4420,27 @@
         <w:pStyle w:val="Compact"/>
         <w:numPr>
           <w:ilvl w:val="0"/>
-          <w:numId w:val="1018"/>
+          <w:numId w:val="1019"/>
+        </w:numPr>
+      </w:pPr>
+      <w:r>
+        <w:t xml:space="preserve">Estimated Time: 20 minutes</w:t>
+      </w:r>
+    </w:p>
+    <w:p>
+      <w:pPr>
+        <w:pStyle w:val="Compact"/>
+        <w:numPr>
+          <w:ilvl w:val="0"/>
+          <w:numId w:val="1019"/>
         </w:numPr>
       </w:pPr>
       <w:r>
         <w:t xml:space="preserve">Last Drill Date: [CUSTOMIZE: YYYY-MM-DD / N/A]</w:t>
       </w:r>
     </w:p>
-    <w:bookmarkEnd w:id="38"/>
-    <w:bookmarkStart w:id="39" w:name="purpose-1"/>
+    <w:bookmarkEnd w:id="59"/>
+    <w:bookmarkStart w:id="60" w:name="purpose-1"/>
     <w:p>
       <w:pPr>
         <w:pStyle w:val="Heading3"/>
@@ -4097,8 +4457,8 @@
         <w:t xml:space="preserve">Determine whether high anonymous-page TTFB is caused by cache miss/bypass, transport/edge delay, origin/PHP execution, database work, object-cache misses, or external dependencies.</w:t>
       </w:r>
     </w:p>
-    <w:bookmarkEnd w:id="39"/>
-    <w:bookmarkStart w:id="40" w:name="prerequisites-1"/>
+    <w:bookmarkEnd w:id="60"/>
+    <w:bookmarkStart w:id="61" w:name="prerequisites-1"/>
     <w:p>
       <w:pPr>
         <w:pStyle w:val="Heading3"/>
@@ -4112,7 +4472,7 @@
         <w:pStyle w:val="Compact"/>
         <w:numPr>
           <w:ilvl w:val="0"/>
-          <w:numId w:val="1019"/>
+          <w:numId w:val="1020"/>
         </w:numPr>
       </w:pPr>
       <w:r>
@@ -4124,7 +4484,7 @@
         <w:pStyle w:val="Compact"/>
         <w:numPr>
           <w:ilvl w:val="0"/>
-          <w:numId w:val="1019"/>
+          <w:numId w:val="1020"/>
         </w:numPr>
       </w:pPr>
       <w:r>
@@ -4136,15 +4496,15 @@
         <w:pStyle w:val="Compact"/>
         <w:numPr>
           <w:ilvl w:val="0"/>
-          <w:numId w:val="1019"/>
+          <w:numId w:val="1020"/>
         </w:numPr>
       </w:pPr>
       <w:r>
         <w:t xml:space="preserve">Permission to inspect cache rules and origin metrics.</w:t>
       </w:r>
     </w:p>
-    <w:bookmarkEnd w:id="40"/>
-    <w:bookmarkStart w:id="41" w:name="commands-1"/>
+    <w:bookmarkEnd w:id="61"/>
+    <w:bookmarkStart w:id="62" w:name="commands-1"/>
     <w:p>
       <w:pPr>
         <w:pStyle w:val="Heading3"/>
@@ -4234,6 +4594,42 @@
       </w:r>
       <w:r>
         <w:rPr>
+          <w:rStyle w:val="StringTok"/>
+        </w:rPr>
+        <w:t xml:space="preserve">"</w:t>
+      </w:r>
+      <w:r>
+        <w:rPr>
+          <w:rStyle w:val="VariableTok"/>
+        </w:rPr>
+        <w:t xml:space="preserve">${CURL_TIMEOUT_ARGS</w:t>
+      </w:r>
+      <w:r>
+        <w:rPr>
+          <w:rStyle w:val="OperatorTok"/>
+        </w:rPr>
+        <w:t xml:space="preserve">[@]</w:t>
+      </w:r>
+      <w:r>
+        <w:rPr>
+          <w:rStyle w:val="VariableTok"/>
+        </w:rPr>
+        <w:t xml:space="preserve">}</w:t>
+      </w:r>
+      <w:r>
+        <w:rPr>
+          <w:rStyle w:val="StringTok"/>
+        </w:rPr>
+        <w:t xml:space="preserve">"</w:t>
+      </w:r>
+      <w:r>
+        <w:rPr>
+          <w:rStyle w:val="NormalTok"/>
+        </w:rPr>
+        <w:t xml:space="preserve"> </w:t>
+      </w:r>
+      <w:r>
+        <w:rPr>
           <w:rStyle w:val="AttributeTok"/>
         </w:rPr>
         <w:t xml:space="preserve">-o</w:t>
@@ -4596,8 +4992,8 @@
         <w:t xml:space="preserve"># wp "${WP_CLI_SITE_ARGS[@]}" transient delete --expired</w:t>
       </w:r>
     </w:p>
-    <w:bookmarkEnd w:id="41"/>
-    <w:bookmarkStart w:id="42" w:name="expected-output-1"/>
+    <w:bookmarkEnd w:id="62"/>
+    <w:bookmarkStart w:id="63" w:name="expected-output-1"/>
     <w:p>
       <w:pPr>
         <w:pStyle w:val="Heading3"/>
@@ -4611,7 +5007,7 @@
         <w:pStyle w:val="Compact"/>
         <w:numPr>
           <w:ilvl w:val="0"/>
-          <w:numId w:val="1020"/>
+          <w:numId w:val="1021"/>
         </w:numPr>
       </w:pPr>
       <w:r>
@@ -4623,7 +5019,7 @@
         <w:pStyle w:val="Compact"/>
         <w:numPr>
           <w:ilvl w:val="0"/>
-          <w:numId w:val="1020"/>
+          <w:numId w:val="1021"/>
         </w:numPr>
       </w:pPr>
       <w:r>
@@ -4683,7 +5079,7 @@
         <w:pStyle w:val="Compact"/>
         <w:numPr>
           <w:ilvl w:val="0"/>
-          <w:numId w:val="1020"/>
+          <w:numId w:val="1021"/>
         </w:numPr>
       </w:pPr>
       <w:r>
@@ -4699,8 +5095,8 @@
         <w:t xml:space="preserve">on anonymous cacheable pages is a red flag because it can fragment or bypass HTML cache.</w:t>
       </w:r>
     </w:p>
-    <w:bookmarkEnd w:id="42"/>
-    <w:bookmarkStart w:id="43" w:name="rollback-1"/>
+    <w:bookmarkEnd w:id="63"/>
+    <w:bookmarkStart w:id="64" w:name="rollback-1"/>
     <w:p>
       <w:pPr>
         <w:pStyle w:val="Heading3"/>
@@ -4717,8 +5113,8 @@
         <w:t xml:space="preserve">No rollback is required for the default read-only checks. If the optional expired-transient cleanup is approved and run, there is no practical rollback for deleted expired transient rows; rely on application regeneration and continue monitoring. If an approved cache-rule change is made outside this procedure, restore the previous cache rule from the CDN/host change history.</w:t>
       </w:r>
     </w:p>
-    <w:bookmarkEnd w:id="43"/>
-    <w:bookmarkStart w:id="44" w:name="verification-1"/>
+    <w:bookmarkEnd w:id="64"/>
+    <w:bookmarkStart w:id="65" w:name="verification-1"/>
     <w:p>
       <w:pPr>
         <w:pStyle w:val="Heading3"/>
@@ -4757,6 +5153,42 @@
       </w:r>
       <w:r>
         <w:rPr>
+          <w:rStyle w:val="StringTok"/>
+        </w:rPr>
+        <w:t xml:space="preserve">"</w:t>
+      </w:r>
+      <w:r>
+        <w:rPr>
+          <w:rStyle w:val="VariableTok"/>
+        </w:rPr>
+        <w:t xml:space="preserve">${CURL_TIMEOUT_ARGS</w:t>
+      </w:r>
+      <w:r>
+        <w:rPr>
+          <w:rStyle w:val="OperatorTok"/>
+        </w:rPr>
+        <w:t xml:space="preserve">[@]</w:t>
+      </w:r>
+      <w:r>
+        <w:rPr>
+          <w:rStyle w:val="VariableTok"/>
+        </w:rPr>
+        <w:t xml:space="preserve">}</w:t>
+      </w:r>
+      <w:r>
+        <w:rPr>
+          <w:rStyle w:val="StringTok"/>
+        </w:rPr>
+        <w:t xml:space="preserve">"</w:t>
+      </w:r>
+      <w:r>
+        <w:rPr>
+          <w:rStyle w:val="NormalTok"/>
+        </w:rPr>
+        <w:t xml:space="preserve"> </w:t>
+      </w:r>
+      <w:r>
+        <w:rPr>
           <w:rStyle w:val="AttributeTok"/>
         </w:rPr>
         <w:t xml:space="preserve">-o</w:t>
@@ -4992,8 +5424,8 @@
         <w:t xml:space="preserve">Expected: cacheable anonymous pages show an intentional cache status and improved TTFB after warming.</w:t>
       </w:r>
     </w:p>
-    <w:bookmarkEnd w:id="44"/>
-    <w:bookmarkStart w:id="45" w:name="escalate-if-1"/>
+    <w:bookmarkEnd w:id="65"/>
+    <w:bookmarkStart w:id="66" w:name="escalate-if-1"/>
     <w:p>
       <w:pPr>
         <w:pStyle w:val="Heading3"/>
@@ -5007,7 +5439,7 @@
         <w:pStyle w:val="Compact"/>
         <w:numPr>
           <w:ilvl w:val="0"/>
-          <w:numId w:val="1021"/>
+          <w:numId w:val="1022"/>
         </w:numPr>
       </w:pPr>
       <w:r>
@@ -5019,7 +5451,7 @@
         <w:pStyle w:val="Compact"/>
         <w:numPr>
           <w:ilvl w:val="0"/>
-          <w:numId w:val="1021"/>
+          <w:numId w:val="1022"/>
         </w:numPr>
       </w:pPr>
       <w:r>
@@ -5031,7 +5463,7 @@
         <w:pStyle w:val="Compact"/>
         <w:numPr>
           <w:ilvl w:val="0"/>
-          <w:numId w:val="1021"/>
+          <w:numId w:val="1022"/>
         </w:numPr>
       </w:pPr>
       <w:r>
@@ -5043,7 +5475,7 @@
         <w:pStyle w:val="Compact"/>
         <w:numPr>
           <w:ilvl w:val="0"/>
-          <w:numId w:val="1021"/>
+          <w:numId w:val="1022"/>
         </w:numPr>
       </w:pPr>
       <w:r>
@@ -5057,9 +5489,9 @@
         </w:pict>
       </w:r>
     </w:p>
-    <w:bookmarkEnd w:id="45"/>
-    <w:bookmarkEnd w:id="46"/>
-    <w:bookmarkStart w:id="55" w:name="Xc78eb344ec27429bb25e7513b2e40832aa38ddf"/>
+    <w:bookmarkEnd w:id="66"/>
+    <w:bookmarkEnd w:id="67"/>
+    <w:bookmarkStart w:id="76" w:name="Xc78eb344ec27429bb25e7513b2e40832aa38ddf"/>
     <w:p>
       <w:pPr>
         <w:pStyle w:val="Heading2"/>
@@ -5068,7 +5500,7 @@
         <w:t xml:space="preserve">Procedure 3: High TTFB on logged-in, admin, REST, or AJAX requests</w:t>
       </w:r>
     </w:p>
-    <w:bookmarkStart w:id="47" w:name="procedure-metadata-2"/>
+    <w:bookmarkStart w:id="68" w:name="procedure-metadata-2"/>
     <w:p>
       <w:pPr>
         <w:pStyle w:val="Heading3"/>
@@ -5082,7 +5514,7 @@
         <w:pStyle w:val="Compact"/>
         <w:numPr>
           <w:ilvl w:val="0"/>
-          <w:numId w:val="1022"/>
+          <w:numId w:val="1023"/>
         </w:numPr>
       </w:pPr>
       <w:r>
@@ -5094,7 +5526,7 @@
         <w:pStyle w:val="Compact"/>
         <w:numPr>
           <w:ilvl w:val="0"/>
-          <w:numId w:val="1022"/>
+          <w:numId w:val="1023"/>
         </w:numPr>
       </w:pPr>
       <w:r>
@@ -5106,7 +5538,7 @@
         <w:pStyle w:val="Compact"/>
         <w:numPr>
           <w:ilvl w:val="0"/>
-          <w:numId w:val="1022"/>
+          <w:numId w:val="1023"/>
         </w:numPr>
       </w:pPr>
       <w:r>
@@ -5118,15 +5550,27 @@
         <w:pStyle w:val="Compact"/>
         <w:numPr>
           <w:ilvl w:val="0"/>
-          <w:numId w:val="1022"/>
+          <w:numId w:val="1023"/>
+        </w:numPr>
+      </w:pPr>
+      <w:r>
+        <w:t xml:space="preserve">Estimated Time: 30 minutes</w:t>
+      </w:r>
+    </w:p>
+    <w:p>
+      <w:pPr>
+        <w:pStyle w:val="Compact"/>
+        <w:numPr>
+          <w:ilvl w:val="0"/>
+          <w:numId w:val="1023"/>
         </w:numPr>
       </w:pPr>
       <w:r>
         <w:t xml:space="preserve">Last Drill Date: [CUSTOMIZE: YYYY-MM-DD / N/A]</w:t>
       </w:r>
     </w:p>
-    <w:bookmarkEnd w:id="47"/>
-    <w:bookmarkStart w:id="48" w:name="purpose-2"/>
+    <w:bookmarkEnd w:id="68"/>
+    <w:bookmarkStart w:id="69" w:name="purpose-2"/>
     <w:p>
       <w:pPr>
         <w:pStyle w:val="Heading3"/>
@@ -5143,8 +5587,8 @@
         <w:t xml:space="preserve">Diagnose slow dynamic requests that cannot be solved by public full-page caching.</w:t>
       </w:r>
     </w:p>
-    <w:bookmarkEnd w:id="48"/>
-    <w:bookmarkStart w:id="49" w:name="prerequisites-2"/>
+    <w:bookmarkEnd w:id="69"/>
+    <w:bookmarkStart w:id="70" w:name="prerequisites-2"/>
     <w:p>
       <w:pPr>
         <w:pStyle w:val="Heading3"/>
@@ -5158,7 +5602,7 @@
         <w:pStyle w:val="Compact"/>
         <w:numPr>
           <w:ilvl w:val="0"/>
-          <w:numId w:val="1023"/>
+          <w:numId w:val="1024"/>
         </w:numPr>
       </w:pPr>
       <w:r>
@@ -5170,7 +5614,7 @@
         <w:pStyle w:val="Compact"/>
         <w:numPr>
           <w:ilvl w:val="0"/>
-          <w:numId w:val="1023"/>
+          <w:numId w:val="1024"/>
         </w:numPr>
       </w:pPr>
       <w:r>
@@ -5197,15 +5641,15 @@
         <w:pStyle w:val="Compact"/>
         <w:numPr>
           <w:ilvl w:val="0"/>
-          <w:numId w:val="1023"/>
+          <w:numId w:val="1024"/>
         </w:numPr>
       </w:pPr>
       <w:r>
         <w:t xml:space="preserve">WP-CLI profile and doctor packages may not be installed; check availability before relying on them.</w:t>
       </w:r>
     </w:p>
-    <w:bookmarkEnd w:id="49"/>
-    <w:bookmarkStart w:id="50" w:name="commands-2"/>
+    <w:bookmarkEnd w:id="70"/>
+    <w:bookmarkStart w:id="71" w:name="commands-2"/>
     <w:p>
       <w:pPr>
         <w:pStyle w:val="Heading3"/>
@@ -5334,6 +5778,36 @@
       </w:r>
       <w:r>
         <w:rPr>
+          <w:rStyle w:val="CommentTok"/>
+        </w:rPr>
+        <w:t xml:space="preserve"># Use WP_CLI_BASE_ARGS here because wp profile uses --url as the profiled request URL.</w:t>
+      </w:r>
+      <w:r>
+        <w:br/>
+      </w:r>
+      <w:r>
+        <w:rPr>
+          <w:rStyle w:val="NormalTok"/>
+        </w:rPr>
+        <w:t xml:space="preserve">  </w:t>
+      </w:r>
+      <w:r>
+        <w:rPr>
+          <w:rStyle w:val="CommentTok"/>
+        </w:rPr>
+        <w:t xml:space="preserve"># TARGET_URL must be the affected site URL, which also selects the correct multisite blog.</w:t>
+      </w:r>
+      <w:r>
+        <w:br/>
+      </w:r>
+      <w:r>
+        <w:rPr>
+          <w:rStyle w:val="NormalTok"/>
+        </w:rPr>
+        <w:t xml:space="preserve">  </w:t>
+      </w:r>
+      <w:r>
+        <w:rPr>
           <w:rStyle w:val="ExtensionTok"/>
         </w:rPr>
         <w:t xml:space="preserve">wp</w:t>
@@ -5354,6 +5828,246 @@
         <w:rPr>
           <w:rStyle w:val="VariableTok"/>
         </w:rPr>
+        <w:t xml:space="preserve">${WP_CLI_BASE_ARGS</w:t>
+      </w:r>
+      <w:r>
+        <w:rPr>
+          <w:rStyle w:val="OperatorTok"/>
+        </w:rPr>
+        <w:t xml:space="preserve">[@]</w:t>
+      </w:r>
+      <w:r>
+        <w:rPr>
+          <w:rStyle w:val="VariableTok"/>
+        </w:rPr>
+        <w:t xml:space="preserve">}</w:t>
+      </w:r>
+      <w:r>
+        <w:rPr>
+          <w:rStyle w:val="StringTok"/>
+        </w:rPr>
+        <w:t xml:space="preserve">"</w:t>
+      </w:r>
+      <w:r>
+        <w:rPr>
+          <w:rStyle w:val="NormalTok"/>
+        </w:rPr>
+        <w:t xml:space="preserve"> profile stage </w:t>
+      </w:r>
+      <w:r>
+        <w:rPr>
+          <w:rStyle w:val="AttributeTok"/>
+        </w:rPr>
+        <w:t xml:space="preserve">--url</w:t>
+      </w:r>
+      <w:r>
+        <w:rPr>
+          <w:rStyle w:val="OperatorTok"/>
+        </w:rPr>
+        <w:t xml:space="preserve">=</w:t>
+      </w:r>
+      <w:r>
+        <w:rPr>
+          <w:rStyle w:val="StringTok"/>
+        </w:rPr>
+        <w:t xml:space="preserve">"</w:t>
+      </w:r>
+      <w:r>
+        <w:rPr>
+          <w:rStyle w:val="VariableTok"/>
+        </w:rPr>
+        <w:t xml:space="preserve">$TARGET_URL</w:t>
+      </w:r>
+      <w:r>
+        <w:rPr>
+          <w:rStyle w:val="StringTok"/>
+        </w:rPr>
+        <w:t xml:space="preserve">"</w:t>
+      </w:r>
+      <w:r>
+        <w:br/>
+      </w:r>
+      <w:r>
+        <w:rPr>
+          <w:rStyle w:val="NormalTok"/>
+        </w:rPr>
+        <w:t xml:space="preserve">  </w:t>
+      </w:r>
+      <w:r>
+        <w:rPr>
+          <w:rStyle w:val="ExtensionTok"/>
+        </w:rPr>
+        <w:t xml:space="preserve">wp</w:t>
+      </w:r>
+      <w:r>
+        <w:rPr>
+          <w:rStyle w:val="NormalTok"/>
+        </w:rPr>
+        <w:t xml:space="preserve"> </w:t>
+      </w:r>
+      <w:r>
+        <w:rPr>
+          <w:rStyle w:val="StringTok"/>
+        </w:rPr>
+        <w:t xml:space="preserve">"</w:t>
+      </w:r>
+      <w:r>
+        <w:rPr>
+          <w:rStyle w:val="VariableTok"/>
+        </w:rPr>
+        <w:t xml:space="preserve">${WP_CLI_BASE_ARGS</w:t>
+      </w:r>
+      <w:r>
+        <w:rPr>
+          <w:rStyle w:val="OperatorTok"/>
+        </w:rPr>
+        <w:t xml:space="preserve">[@]</w:t>
+      </w:r>
+      <w:r>
+        <w:rPr>
+          <w:rStyle w:val="VariableTok"/>
+        </w:rPr>
+        <w:t xml:space="preserve">}</w:t>
+      </w:r>
+      <w:r>
+        <w:rPr>
+          <w:rStyle w:val="StringTok"/>
+        </w:rPr>
+        <w:t xml:space="preserve">"</w:t>
+      </w:r>
+      <w:r>
+        <w:rPr>
+          <w:rStyle w:val="NormalTok"/>
+        </w:rPr>
+        <w:t xml:space="preserve"> profile hook </w:t>
+      </w:r>
+      <w:r>
+        <w:rPr>
+          <w:rStyle w:val="AttributeTok"/>
+        </w:rPr>
+        <w:t xml:space="preserve">--url</w:t>
+      </w:r>
+      <w:r>
+        <w:rPr>
+          <w:rStyle w:val="OperatorTok"/>
+        </w:rPr>
+        <w:t xml:space="preserve">=</w:t>
+      </w:r>
+      <w:r>
+        <w:rPr>
+          <w:rStyle w:val="StringTok"/>
+        </w:rPr>
+        <w:t xml:space="preserve">"</w:t>
+      </w:r>
+      <w:r>
+        <w:rPr>
+          <w:rStyle w:val="VariableTok"/>
+        </w:rPr>
+        <w:t xml:space="preserve">$TARGET_URL</w:t>
+      </w:r>
+      <w:r>
+        <w:rPr>
+          <w:rStyle w:val="StringTok"/>
+        </w:rPr>
+        <w:t xml:space="preserve">"</w:t>
+      </w:r>
+      <w:r>
+        <w:rPr>
+          <w:rStyle w:val="NormalTok"/>
+        </w:rPr>
+        <w:t xml:space="preserve"> </w:t>
+      </w:r>
+      <w:r>
+        <w:rPr>
+          <w:rStyle w:val="AttributeTok"/>
+        </w:rPr>
+        <w:t xml:space="preserve">--all</w:t>
+      </w:r>
+      <w:r>
+        <w:br/>
+      </w:r>
+      <w:r>
+        <w:rPr>
+          <w:rStyle w:val="ControlFlowTok"/>
+        </w:rPr>
+        <w:t xml:space="preserve">else</w:t>
+      </w:r>
+      <w:r>
+        <w:br/>
+      </w:r>
+      <w:r>
+        <w:rPr>
+          <w:rStyle w:val="NormalTok"/>
+        </w:rPr>
+        <w:t xml:space="preserve">  </w:t>
+      </w:r>
+      <w:r>
+        <w:rPr>
+          <w:rStyle w:val="BuiltInTok"/>
+        </w:rPr>
+        <w:t xml:space="preserve">echo</w:t>
+      </w:r>
+      <w:r>
+        <w:rPr>
+          <w:rStyle w:val="NormalTok"/>
+        </w:rPr>
+        <w:t xml:space="preserve"> </w:t>
+      </w:r>
+      <w:r>
+        <w:rPr>
+          <w:rStyle w:val="StringTok"/>
+        </w:rPr>
+        <w:t xml:space="preserve">"profile not installed"</w:t>
+      </w:r>
+      <w:r>
+        <w:br/>
+      </w:r>
+      <w:r>
+        <w:rPr>
+          <w:rStyle w:val="ControlFlowTok"/>
+        </w:rPr>
+        <w:t xml:space="preserve">fi</w:t>
+      </w:r>
+      <w:r>
+        <w:br/>
+      </w:r>
+      <w:r>
+        <w:br/>
+      </w:r>
+      <w:r>
+        <w:rPr>
+          <w:rStyle w:val="ControlFlowTok"/>
+        </w:rPr>
+        <w:t xml:space="preserve">if</w:t>
+      </w:r>
+      <w:r>
+        <w:rPr>
+          <w:rStyle w:val="NormalTok"/>
+        </w:rPr>
+        <w:t xml:space="preserve"> </w:t>
+      </w:r>
+      <w:r>
+        <w:rPr>
+          <w:rStyle w:val="ExtensionTok"/>
+        </w:rPr>
+        <w:t xml:space="preserve">wp</w:t>
+      </w:r>
+      <w:r>
+        <w:rPr>
+          <w:rStyle w:val="NormalTok"/>
+        </w:rPr>
+        <w:t xml:space="preserve"> </w:t>
+      </w:r>
+      <w:r>
+        <w:rPr>
+          <w:rStyle w:val="StringTok"/>
+        </w:rPr>
+        <w:t xml:space="preserve">"</w:t>
+      </w:r>
+      <w:r>
+        <w:rPr>
+          <w:rStyle w:val="VariableTok"/>
+        </w:rPr>
         <w:t xml:space="preserve">${WP_CLI_SITE_ARGS</w:t>
       </w:r>
       <w:r>
@@ -5378,13 +6092,223 @@
         <w:rPr>
           <w:rStyle w:val="NormalTok"/>
         </w:rPr>
-        <w:t xml:space="preserve"> profile stage </w:t>
+        <w:t xml:space="preserve"> cli has-command doctor</w:t>
+      </w:r>
+      <w:r>
+        <w:rPr>
+          <w:rStyle w:val="KeywordTok"/>
+        </w:rPr>
+        <w:t xml:space="preserve">;</w:t>
+      </w:r>
+      <w:r>
+        <w:rPr>
+          <w:rStyle w:val="NormalTok"/>
+        </w:rPr>
+        <w:t xml:space="preserve"> </w:t>
+      </w:r>
+      <w:r>
+        <w:rPr>
+          <w:rStyle w:val="ControlFlowTok"/>
+        </w:rPr>
+        <w:t xml:space="preserve">then</w:t>
+      </w:r>
+      <w:r>
+        <w:br/>
+      </w:r>
+      <w:r>
+        <w:rPr>
+          <w:rStyle w:val="NormalTok"/>
+        </w:rPr>
+        <w:t xml:space="preserve">  </w:t>
+      </w:r>
+      <w:r>
+        <w:rPr>
+          <w:rStyle w:val="BuiltInTok"/>
+        </w:rPr>
+        <w:t xml:space="preserve">echo</w:t>
+      </w:r>
+      <w:r>
+        <w:rPr>
+          <w:rStyle w:val="NormalTok"/>
+        </w:rPr>
+        <w:t xml:space="preserve"> </w:t>
+      </w:r>
+      <w:r>
+        <w:rPr>
+          <w:rStyle w:val="StringTok"/>
+        </w:rPr>
+        <w:t xml:space="preserve">"doctor available"</w:t>
+      </w:r>
+      <w:r>
+        <w:br/>
+      </w:r>
+      <w:r>
+        <w:rPr>
+          <w:rStyle w:val="NormalTok"/>
+        </w:rPr>
+        <w:t xml:space="preserve">  </w:t>
+      </w:r>
+      <w:r>
+        <w:rPr>
+          <w:rStyle w:val="ExtensionTok"/>
+        </w:rPr>
+        <w:t xml:space="preserve">wp</w:t>
+      </w:r>
+      <w:r>
+        <w:rPr>
+          <w:rStyle w:val="NormalTok"/>
+        </w:rPr>
+        <w:t xml:space="preserve"> </w:t>
+      </w:r>
+      <w:r>
+        <w:rPr>
+          <w:rStyle w:val="StringTok"/>
+        </w:rPr>
+        <w:t xml:space="preserve">"</w:t>
+      </w:r>
+      <w:r>
+        <w:rPr>
+          <w:rStyle w:val="VariableTok"/>
+        </w:rPr>
+        <w:t xml:space="preserve">${WP_CLI_SITE_ARGS</w:t>
+      </w:r>
+      <w:r>
+        <w:rPr>
+          <w:rStyle w:val="OperatorTok"/>
+        </w:rPr>
+        <w:t xml:space="preserve">[@]</w:t>
+      </w:r>
+      <w:r>
+        <w:rPr>
+          <w:rStyle w:val="VariableTok"/>
+        </w:rPr>
+        <w:t xml:space="preserve">}</w:t>
+      </w:r>
+      <w:r>
+        <w:rPr>
+          <w:rStyle w:val="StringTok"/>
+        </w:rPr>
+        <w:t xml:space="preserve">"</w:t>
+      </w:r>
+      <w:r>
+        <w:rPr>
+          <w:rStyle w:val="NormalTok"/>
+        </w:rPr>
+        <w:t xml:space="preserve"> doctor check</w:t>
+      </w:r>
+      <w:r>
+        <w:br/>
+      </w:r>
+      <w:r>
+        <w:rPr>
+          <w:rStyle w:val="ControlFlowTok"/>
+        </w:rPr>
+        <w:t xml:space="preserve">else</w:t>
+      </w:r>
+      <w:r>
+        <w:br/>
+      </w:r>
+      <w:r>
+        <w:rPr>
+          <w:rStyle w:val="NormalTok"/>
+        </w:rPr>
+        <w:t xml:space="preserve">  </w:t>
+      </w:r>
+      <w:r>
+        <w:rPr>
+          <w:rStyle w:val="BuiltInTok"/>
+        </w:rPr>
+        <w:t xml:space="preserve">echo</w:t>
+      </w:r>
+      <w:r>
+        <w:rPr>
+          <w:rStyle w:val="NormalTok"/>
+        </w:rPr>
+        <w:t xml:space="preserve"> </w:t>
+      </w:r>
+      <w:r>
+        <w:rPr>
+          <w:rStyle w:val="StringTok"/>
+        </w:rPr>
+        <w:t xml:space="preserve">"doctor not installed"</w:t>
+      </w:r>
+      <w:r>
+        <w:br/>
+      </w:r>
+      <w:r>
+        <w:rPr>
+          <w:rStyle w:val="ControlFlowTok"/>
+        </w:rPr>
+        <w:t xml:space="preserve">fi</w:t>
+      </w:r>
+      <w:r>
+        <w:br/>
+      </w:r>
+      <w:r>
+        <w:br/>
+      </w:r>
+      <w:r>
+        <w:rPr>
+          <w:rStyle w:val="CommentTok"/>
+        </w:rPr>
+        <w:t xml:space="preserve"># Always safe baseline checks:</w:t>
+      </w:r>
+      <w:r>
+        <w:br/>
+      </w:r>
+      <w:r>
+        <w:rPr>
+          <w:rStyle w:val="ExtensionTok"/>
+        </w:rPr>
+        <w:t xml:space="preserve">wp</w:t>
+      </w:r>
+      <w:r>
+        <w:rPr>
+          <w:rStyle w:val="NormalTok"/>
+        </w:rPr>
+        <w:t xml:space="preserve"> </w:t>
+      </w:r>
+      <w:r>
+        <w:rPr>
+          <w:rStyle w:val="StringTok"/>
+        </w:rPr>
+        <w:t xml:space="preserve">"</w:t>
+      </w:r>
+      <w:r>
+        <w:rPr>
+          <w:rStyle w:val="VariableTok"/>
+        </w:rPr>
+        <w:t xml:space="preserve">${WP_CLI_SITE_ARGS</w:t>
+      </w:r>
+      <w:r>
+        <w:rPr>
+          <w:rStyle w:val="OperatorTok"/>
+        </w:rPr>
+        <w:t xml:space="preserve">[@]</w:t>
+      </w:r>
+      <w:r>
+        <w:rPr>
+          <w:rStyle w:val="VariableTok"/>
+        </w:rPr>
+        <w:t xml:space="preserve">}</w:t>
+      </w:r>
+      <w:r>
+        <w:rPr>
+          <w:rStyle w:val="StringTok"/>
+        </w:rPr>
+        <w:t xml:space="preserve">"</w:t>
+      </w:r>
+      <w:r>
+        <w:rPr>
+          <w:rStyle w:val="NormalTok"/>
+        </w:rPr>
+        <w:t xml:space="preserve"> plugin list </w:t>
       </w:r>
       <w:r>
         <w:rPr>
           <w:rStyle w:val="AttributeTok"/>
         </w:rPr>
-        <w:t xml:space="preserve">--url</w:t>
+        <w:t xml:space="preserve">--status</w:t>
       </w:r>
       <w:r>
         <w:rPr>
@@ -5394,6 +6318,445 @@
       </w:r>
       <w:r>
         <w:rPr>
+          <w:rStyle w:val="NormalTok"/>
+        </w:rPr>
+        <w:t xml:space="preserve">active</w:t>
+      </w:r>
+      <w:r>
+        <w:br/>
+      </w:r>
+      <w:r>
+        <w:rPr>
+          <w:rStyle w:val="ExtensionTok"/>
+        </w:rPr>
+        <w:t xml:space="preserve">wp</w:t>
+      </w:r>
+      <w:r>
+        <w:rPr>
+          <w:rStyle w:val="NormalTok"/>
+        </w:rPr>
+        <w:t xml:space="preserve"> </w:t>
+      </w:r>
+      <w:r>
+        <w:rPr>
+          <w:rStyle w:val="StringTok"/>
+        </w:rPr>
+        <w:t xml:space="preserve">"</w:t>
+      </w:r>
+      <w:r>
+        <w:rPr>
+          <w:rStyle w:val="VariableTok"/>
+        </w:rPr>
+        <w:t xml:space="preserve">${WP_CLI_SITE_ARGS</w:t>
+      </w:r>
+      <w:r>
+        <w:rPr>
+          <w:rStyle w:val="OperatorTok"/>
+        </w:rPr>
+        <w:t xml:space="preserve">[@]</w:t>
+      </w:r>
+      <w:r>
+        <w:rPr>
+          <w:rStyle w:val="VariableTok"/>
+        </w:rPr>
+        <w:t xml:space="preserve">}</w:t>
+      </w:r>
+      <w:r>
+        <w:rPr>
+          <w:rStyle w:val="StringTok"/>
+        </w:rPr>
+        <w:t xml:space="preserve">"</w:t>
+      </w:r>
+      <w:r>
+        <w:rPr>
+          <w:rStyle w:val="NormalTok"/>
+        </w:rPr>
+        <w:t xml:space="preserve"> theme list </w:t>
+      </w:r>
+      <w:r>
+        <w:rPr>
+          <w:rStyle w:val="AttributeTok"/>
+        </w:rPr>
+        <w:t xml:space="preserve">--status</w:t>
+      </w:r>
+      <w:r>
+        <w:rPr>
+          <w:rStyle w:val="OperatorTok"/>
+        </w:rPr>
+        <w:t xml:space="preserve">=</w:t>
+      </w:r>
+      <w:r>
+        <w:rPr>
+          <w:rStyle w:val="NormalTok"/>
+        </w:rPr>
+        <w:t xml:space="preserve">active</w:t>
+      </w:r>
+    </w:p>
+    <w:bookmarkEnd w:id="71"/>
+    <w:bookmarkStart w:id="72" w:name="expected-output-2"/>
+    <w:p>
+      <w:pPr>
+        <w:pStyle w:val="Heading3"/>
+      </w:pPr>
+      <w:r>
+        <w:t xml:space="preserve">Expected Output</w:t>
+      </w:r>
+    </w:p>
+    <w:p>
+      <w:pPr>
+        <w:pStyle w:val="Compact"/>
+        <w:numPr>
+          <w:ilvl w:val="0"/>
+          <w:numId w:val="1025"/>
+        </w:numPr>
+      </w:pPr>
+      <w:r>
+        <w:rPr>
+          <w:rStyle w:val="VerbatimChar"/>
+        </w:rPr>
+        <w:t xml:space="preserve">wp profile stage</w:t>
+      </w:r>
+      <w:r>
+        <w:t xml:space="preserve"> </w:t>
+      </w:r>
+      <w:r>
+        <w:t xml:space="preserve">identifies whether bootstrap, main query, template, or shutdown dominates.</w:t>
+      </w:r>
+    </w:p>
+    <w:p>
+      <w:pPr>
+        <w:pStyle w:val="Compact"/>
+        <w:numPr>
+          <w:ilvl w:val="0"/>
+          <w:numId w:val="1025"/>
+        </w:numPr>
+      </w:pPr>
+      <w:r>
+        <w:rPr>
+          <w:rStyle w:val="VerbatimChar"/>
+        </w:rPr>
+        <w:t xml:space="preserve">wp profile hook</w:t>
+      </w:r>
+      <w:r>
+        <w:t xml:space="preserve"> </w:t>
+      </w:r>
+      <w:r>
+        <w:t xml:space="preserve">identifies slow hooks/callbacks.</w:t>
+      </w:r>
+    </w:p>
+    <w:p>
+      <w:pPr>
+        <w:pStyle w:val="Compact"/>
+        <w:numPr>
+          <w:ilvl w:val="0"/>
+          <w:numId w:val="1025"/>
+        </w:numPr>
+      </w:pPr>
+      <w:r>
+        <w:rPr>
+          <w:rStyle w:val="VerbatimChar"/>
+        </w:rPr>
+        <w:t xml:space="preserve">wp doctor check</w:t>
+      </w:r>
+      <w:r>
+        <w:t xml:space="preserve"> </w:t>
+      </w:r>
+      <w:r>
+        <w:t xml:space="preserve">flags common foot-guns where available.</w:t>
+      </w:r>
+    </w:p>
+    <w:p>
+      <w:pPr>
+        <w:pStyle w:val="Compact"/>
+        <w:numPr>
+          <w:ilvl w:val="0"/>
+          <w:numId w:val="1025"/>
+        </w:numPr>
+      </w:pPr>
+      <w:r>
+        <w:t xml:space="preserve">Active plugin/theme inventory supports rollback and ownership decisions.</w:t>
+      </w:r>
+    </w:p>
+    <w:bookmarkEnd w:id="72"/>
+    <w:bookmarkStart w:id="73" w:name="rollback-2"/>
+    <w:p>
+      <w:pPr>
+        <w:pStyle w:val="Heading3"/>
+      </w:pPr>
+      <w:r>
+        <w:t xml:space="preserve">Rollback</w:t>
+      </w:r>
+    </w:p>
+    <w:p>
+      <w:pPr>
+        <w:pStyle w:val="FirstParagraph"/>
+      </w:pPr>
+      <w:r>
+        <w:t xml:space="preserve">No rollback is required for profiling. If an approved mitigation disables a plugin/module or changes configuration, restore the previous plugin/configuration state from the incident log or deployment system.</w:t>
+      </w:r>
+    </w:p>
+    <w:bookmarkEnd w:id="73"/>
+    <w:bookmarkStart w:id="74" w:name="verification-2"/>
+    <w:p>
+      <w:pPr>
+        <w:pStyle w:val="Heading3"/>
+      </w:pPr>
+      <w:r>
+        <w:t xml:space="preserve">Verification</w:t>
+      </w:r>
+    </w:p>
+    <w:p>
+      <w:pPr>
+        <w:pStyle w:val="SourceCode"/>
+      </w:pPr>
+      <w:r>
+        <w:rPr>
+          <w:rStyle w:val="ExtensionTok"/>
+        </w:rPr>
+        <w:t xml:space="preserve">curl</w:t>
+      </w:r>
+      <w:r>
+        <w:rPr>
+          <w:rStyle w:val="NormalTok"/>
+        </w:rPr>
+        <w:t xml:space="preserve"> </w:t>
+      </w:r>
+      <w:r>
+        <w:rPr>
+          <w:rStyle w:val="AttributeTok"/>
+        </w:rPr>
+        <w:t xml:space="preserve">-sS</w:t>
+      </w:r>
+      <w:r>
+        <w:rPr>
+          <w:rStyle w:val="NormalTok"/>
+        </w:rPr>
+        <w:t xml:space="preserve"> </w:t>
+      </w:r>
+      <w:r>
+        <w:rPr>
+          <w:rStyle w:val="StringTok"/>
+        </w:rPr>
+        <w:t xml:space="preserve">"</w:t>
+      </w:r>
+      <w:r>
+        <w:rPr>
+          <w:rStyle w:val="VariableTok"/>
+        </w:rPr>
+        <w:t xml:space="preserve">${CURL_TIMEOUT_ARGS</w:t>
+      </w:r>
+      <w:r>
+        <w:rPr>
+          <w:rStyle w:val="OperatorTok"/>
+        </w:rPr>
+        <w:t xml:space="preserve">[@]</w:t>
+      </w:r>
+      <w:r>
+        <w:rPr>
+          <w:rStyle w:val="VariableTok"/>
+        </w:rPr>
+        <w:t xml:space="preserve">}</w:t>
+      </w:r>
+      <w:r>
+        <w:rPr>
+          <w:rStyle w:val="StringTok"/>
+        </w:rPr>
+        <w:t xml:space="preserve">"</w:t>
+      </w:r>
+      <w:r>
+        <w:rPr>
+          <w:rStyle w:val="NormalTok"/>
+        </w:rPr>
+        <w:t xml:space="preserve"> </w:t>
+      </w:r>
+      <w:r>
+        <w:rPr>
+          <w:rStyle w:val="StringTok"/>
+        </w:rPr>
+        <w:t xml:space="preserve">"</w:t>
+      </w:r>
+      <w:r>
+        <w:rPr>
+          <w:rStyle w:val="VariableTok"/>
+        </w:rPr>
+        <w:t xml:space="preserve">${CURL_AUTH_ARGS</w:t>
+      </w:r>
+      <w:r>
+        <w:rPr>
+          <w:rStyle w:val="OperatorTok"/>
+        </w:rPr>
+        <w:t xml:space="preserve">[@]</w:t>
+      </w:r>
+      <w:r>
+        <w:rPr>
+          <w:rStyle w:val="VariableTok"/>
+        </w:rPr>
+        <w:t xml:space="preserve">}</w:t>
+      </w:r>
+      <w:r>
+        <w:rPr>
+          <w:rStyle w:val="StringTok"/>
+        </w:rPr>
+        <w:t xml:space="preserve">"</w:t>
+      </w:r>
+      <w:r>
+        <w:rPr>
+          <w:rStyle w:val="NormalTok"/>
+        </w:rPr>
+        <w:t xml:space="preserve"> </w:t>
+      </w:r>
+      <w:r>
+        <w:rPr>
+          <w:rStyle w:val="AttributeTok"/>
+        </w:rPr>
+        <w:t xml:space="preserve">-o</w:t>
+      </w:r>
+      <w:r>
+        <w:rPr>
+          <w:rStyle w:val="NormalTok"/>
+        </w:rPr>
+        <w:t xml:space="preserve"> </w:t>
+      </w:r>
+      <w:r>
+        <w:rPr>
+          <w:rStyle w:val="StringTok"/>
+        </w:rPr>
+        <w:t xml:space="preserve">"</w:t>
+      </w:r>
+      <w:r>
+        <w:rPr>
+          <w:rStyle w:val="VariableTok"/>
+        </w:rPr>
+        <w:t xml:space="preserve">$EVIDENCE_DIR</w:t>
+      </w:r>
+      <w:r>
+        <w:rPr>
+          <w:rStyle w:val="StringTok"/>
+        </w:rPr>
+        <w:t xml:space="preserve">/body-</w:t>
+      </w:r>
+      <w:r>
+        <w:rPr>
+          <w:rStyle w:val="VariableTok"/>
+        </w:rPr>
+        <w:t xml:space="preserve">${INCIDENT_ID}</w:t>
+      </w:r>
+      <w:r>
+        <w:rPr>
+          <w:rStyle w:val="StringTok"/>
+        </w:rPr>
+        <w:t xml:space="preserve">-dynamic-verify.txt"</w:t>
+      </w:r>
+      <w:r>
+        <w:rPr>
+          <w:rStyle w:val="NormalTok"/>
+        </w:rPr>
+        <w:t xml:space="preserve"> </w:t>
+      </w:r>
+      <w:r>
+        <w:rPr>
+          <w:rStyle w:val="AttributeTok"/>
+        </w:rPr>
+        <w:t xml:space="preserve">-D</w:t>
+      </w:r>
+      <w:r>
+        <w:rPr>
+          <w:rStyle w:val="NormalTok"/>
+        </w:rPr>
+        <w:t xml:space="preserve"> </w:t>
+      </w:r>
+      <w:r>
+        <w:rPr>
+          <w:rStyle w:val="StringTok"/>
+        </w:rPr>
+        <w:t xml:space="preserve">"</w:t>
+      </w:r>
+      <w:r>
+        <w:rPr>
+          <w:rStyle w:val="VariableTok"/>
+        </w:rPr>
+        <w:t xml:space="preserve">$EVIDENCE_DIR</w:t>
+      </w:r>
+      <w:r>
+        <w:rPr>
+          <w:rStyle w:val="StringTok"/>
+        </w:rPr>
+        <w:t xml:space="preserve">/headers-</w:t>
+      </w:r>
+      <w:r>
+        <w:rPr>
+          <w:rStyle w:val="VariableTok"/>
+        </w:rPr>
+        <w:t xml:space="preserve">${INCIDENT_ID}</w:t>
+      </w:r>
+      <w:r>
+        <w:rPr>
+          <w:rStyle w:val="StringTok"/>
+        </w:rPr>
+        <w:t xml:space="preserve">-dynamic-verify.txt"</w:t>
+      </w:r>
+      <w:r>
+        <w:rPr>
+          <w:rStyle w:val="NormalTok"/>
+        </w:rPr>
+        <w:t xml:space="preserve"> </w:t>
+      </w:r>
+      <w:r>
+        <w:rPr>
+          <w:rStyle w:val="DataTypeTok"/>
+        </w:rPr>
+        <w:t xml:space="preserve">\</w:t>
+      </w:r>
+      <w:r>
+        <w:br/>
+      </w:r>
+      <w:r>
+        <w:rPr>
+          <w:rStyle w:val="NormalTok"/>
+        </w:rPr>
+        <w:t xml:space="preserve">  </w:t>
+      </w:r>
+      <w:r>
+        <w:rPr>
+          <w:rStyle w:val="AttributeTok"/>
+        </w:rPr>
+        <w:t xml:space="preserve">-w</w:t>
+      </w:r>
+      <w:r>
+        <w:rPr>
+          <w:rStyle w:val="NormalTok"/>
+        </w:rPr>
+        <w:t xml:space="preserve"> </w:t>
+      </w:r>
+      <w:r>
+        <w:rPr>
+          <w:rStyle w:val="StringTok"/>
+        </w:rPr>
+        <w:t xml:space="preserve">'ttfb:%{time_starttransfer} total:%{time_total} code:%{http_code}\n'</w:t>
+      </w:r>
+      <w:r>
+        <w:rPr>
+          <w:rStyle w:val="NormalTok"/>
+        </w:rPr>
+        <w:t xml:space="preserve"> </w:t>
+      </w:r>
+      <w:r>
+        <w:rPr>
+          <w:rStyle w:val="DataTypeTok"/>
+        </w:rPr>
+        <w:t xml:space="preserve">\</w:t>
+      </w:r>
+      <w:r>
+        <w:br/>
+      </w:r>
+      <w:r>
+        <w:rPr>
+          <w:rStyle w:val="NormalTok"/>
+        </w:rPr>
+        <w:t xml:space="preserve">  </w:t>
+      </w:r>
+      <w:r>
+        <w:rPr>
           <w:rStyle w:val="StringTok"/>
         </w:rPr>
         <w:t xml:space="preserve">"</w:t>
@@ -5414,6 +6777,126 @@
         <w:br/>
       </w:r>
       <w:r>
+        <w:br/>
+      </w:r>
+      <w:r>
+        <w:rPr>
+          <w:rStyle w:val="ControlFlowTok"/>
+        </w:rPr>
+        <w:t xml:space="preserve">if</w:t>
+      </w:r>
+      <w:r>
+        <w:rPr>
+          <w:rStyle w:val="NormalTok"/>
+        </w:rPr>
+        <w:t xml:space="preserve"> </w:t>
+      </w:r>
+      <w:r>
+        <w:rPr>
+          <w:rStyle w:val="OtherTok"/>
+        </w:rPr>
+        <w:t xml:space="preserve">! </w:t>
+      </w:r>
+      <w:r>
+        <w:rPr>
+          <w:rStyle w:val="FunctionTok"/>
+        </w:rPr>
+        <w:t xml:space="preserve">grep</w:t>
+      </w:r>
+      <w:r>
+        <w:rPr>
+          <w:rStyle w:val="NormalTok"/>
+        </w:rPr>
+        <w:t xml:space="preserve"> </w:t>
+      </w:r>
+      <w:r>
+        <w:rPr>
+          <w:rStyle w:val="AttributeTok"/>
+        </w:rPr>
+        <w:t xml:space="preserve">-E</w:t>
+      </w:r>
+      <w:r>
+        <w:rPr>
+          <w:rStyle w:val="NormalTok"/>
+        </w:rPr>
+        <w:t xml:space="preserve"> </w:t>
+      </w:r>
+      <w:r>
+        <w:rPr>
+          <w:rStyle w:val="StringTok"/>
+        </w:rPr>
+        <w:t xml:space="preserve">"^HTTP/.* </w:t>
+      </w:r>
+      <w:r>
+        <w:rPr>
+          <w:rStyle w:val="VariableTok"/>
+        </w:rPr>
+        <w:t xml:space="preserve">${EXPECTED_STATUS}</w:t>
+      </w:r>
+      <w:r>
+        <w:rPr>
+          <w:rStyle w:val="StringTok"/>
+        </w:rPr>
+        <w:t xml:space="preserve">"</w:t>
+      </w:r>
+      <w:r>
+        <w:rPr>
+          <w:rStyle w:val="NormalTok"/>
+        </w:rPr>
+        <w:t xml:space="preserve"> </w:t>
+      </w:r>
+      <w:r>
+        <w:rPr>
+          <w:rStyle w:val="StringTok"/>
+        </w:rPr>
+        <w:t xml:space="preserve">"</w:t>
+      </w:r>
+      <w:r>
+        <w:rPr>
+          <w:rStyle w:val="VariableTok"/>
+        </w:rPr>
+        <w:t xml:space="preserve">$EVIDENCE_DIR</w:t>
+      </w:r>
+      <w:r>
+        <w:rPr>
+          <w:rStyle w:val="StringTok"/>
+        </w:rPr>
+        <w:t xml:space="preserve">/headers-</w:t>
+      </w:r>
+      <w:r>
+        <w:rPr>
+          <w:rStyle w:val="VariableTok"/>
+        </w:rPr>
+        <w:t xml:space="preserve">${INCIDENT_ID}</w:t>
+      </w:r>
+      <w:r>
+        <w:rPr>
+          <w:rStyle w:val="StringTok"/>
+        </w:rPr>
+        <w:t xml:space="preserve">-dynamic-verify.txt"</w:t>
+      </w:r>
+      <w:r>
+        <w:rPr>
+          <w:rStyle w:val="KeywordTok"/>
+        </w:rPr>
+        <w:t xml:space="preserve">;</w:t>
+      </w:r>
+      <w:r>
+        <w:rPr>
+          <w:rStyle w:val="NormalTok"/>
+        </w:rPr>
+        <w:t xml:space="preserve"> </w:t>
+      </w:r>
+      <w:r>
+        <w:rPr>
+          <w:rStyle w:val="ControlFlowTok"/>
+        </w:rPr>
+        <w:t xml:space="preserve">then</w:t>
+      </w:r>
+      <w:r>
+        <w:br/>
+      </w:r>
+      <w:r>
         <w:rPr>
           <w:rStyle w:val="NormalTok"/>
         </w:rPr>
@@ -5421,93 +6904,60 @@
       </w:r>
       <w:r>
         <w:rPr>
-          <w:rStyle w:val="ExtensionTok"/>
-        </w:rPr>
-        <w:t xml:space="preserve">wp</w:t>
-      </w:r>
-      <w:r>
-        <w:rPr>
-          <w:rStyle w:val="NormalTok"/>
-        </w:rPr>
-        <w:t xml:space="preserve"> </w:t>
-      </w:r>
-      <w:r>
-        <w:rPr>
-          <w:rStyle w:val="StringTok"/>
-        </w:rPr>
-        <w:t xml:space="preserve">"</w:t>
-      </w:r>
-      <w:r>
-        <w:rPr>
-          <w:rStyle w:val="VariableTok"/>
-        </w:rPr>
-        <w:t xml:space="preserve">${WP_CLI_SITE_ARGS</w:t>
+          <w:rStyle w:val="BuiltInTok"/>
+        </w:rPr>
+        <w:t xml:space="preserve">echo</w:t>
+      </w:r>
+      <w:r>
+        <w:rPr>
+          <w:rStyle w:val="NormalTok"/>
+        </w:rPr>
+        <w:t xml:space="preserve"> </w:t>
+      </w:r>
+      <w:r>
+        <w:rPr>
+          <w:rStyle w:val="StringTok"/>
+        </w:rPr>
+        <w:t xml:space="preserve">"Unexpected status for authenticated/dynamic verification"</w:t>
+      </w:r>
+      <w:r>
+        <w:rPr>
+          <w:rStyle w:val="NormalTok"/>
+        </w:rPr>
+        <w:t xml:space="preserve"> </w:t>
       </w:r>
       <w:r>
         <w:rPr>
           <w:rStyle w:val="OperatorTok"/>
         </w:rPr>
-        <w:t xml:space="preserve">[@]</w:t>
-      </w:r>
-      <w:r>
-        <w:rPr>
-          <w:rStyle w:val="VariableTok"/>
-        </w:rPr>
-        <w:t xml:space="preserve">}</w:t>
-      </w:r>
-      <w:r>
-        <w:rPr>
-          <w:rStyle w:val="StringTok"/>
-        </w:rPr>
-        <w:t xml:space="preserve">"</w:t>
-      </w:r>
-      <w:r>
-        <w:rPr>
-          <w:rStyle w:val="NormalTok"/>
-        </w:rPr>
-        <w:t xml:space="preserve"> profile hook </w:t>
-      </w:r>
-      <w:r>
-        <w:rPr>
-          <w:rStyle w:val="AttributeTok"/>
-        </w:rPr>
-        <w:t xml:space="preserve">--url</w:t>
-      </w:r>
-      <w:r>
-        <w:rPr>
-          <w:rStyle w:val="OperatorTok"/>
-        </w:rPr>
-        <w:t xml:space="preserve">=</w:t>
-      </w:r>
-      <w:r>
-        <w:rPr>
-          <w:rStyle w:val="StringTok"/>
-        </w:rPr>
-        <w:t xml:space="preserve">"</w:t>
-      </w:r>
-      <w:r>
-        <w:rPr>
-          <w:rStyle w:val="VariableTok"/>
-        </w:rPr>
-        <w:t xml:space="preserve">$TARGET_URL</w:t>
-      </w:r>
-      <w:r>
-        <w:rPr>
-          <w:rStyle w:val="StringTok"/>
-        </w:rPr>
-        <w:t xml:space="preserve">"</w:t>
-      </w:r>
-      <w:r>
-        <w:rPr>
-          <w:rStyle w:val="NormalTok"/>
-        </w:rPr>
-        <w:t xml:space="preserve"> </w:t>
-      </w:r>
-      <w:r>
-        <w:rPr>
-          <w:rStyle w:val="AttributeTok"/>
-        </w:rPr>
-        <w:t xml:space="preserve">--all</w:t>
+        <w:t xml:space="preserve">&gt;&amp;</w:t>
+      </w:r>
+      <w:r>
+        <w:rPr>
+          <w:rStyle w:val="DecValTok"/>
+        </w:rPr>
+        <w:t xml:space="preserve">2</w:t>
+      </w:r>
+      <w:r>
+        <w:br/>
+      </w:r>
+      <w:r>
+        <w:rPr>
+          <w:rStyle w:val="NormalTok"/>
+        </w:rPr>
+        <w:t xml:space="preserve">  </w:t>
+      </w:r>
+      <w:r>
+        <w:rPr>
+          <w:rStyle w:val="BuiltInTok"/>
+        </w:rPr>
+        <w:t xml:space="preserve">exit</w:t>
+      </w:r>
+      <w:r>
+        <w:rPr>
+          <w:rStyle w:val="NormalTok"/>
+        </w:rPr>
+        <w:t xml:space="preserve"> 1</w:t>
       </w:r>
       <w:r>
         <w:br/>
@@ -5516,895 +6966,42 @@
         <w:rPr>
           <w:rStyle w:val="ControlFlowTok"/>
         </w:rPr>
-        <w:t xml:space="preserve">else</w:t>
-      </w:r>
-      <w:r>
-        <w:br/>
-      </w:r>
-      <w:r>
-        <w:rPr>
-          <w:rStyle w:val="NormalTok"/>
-        </w:rPr>
-        <w:t xml:space="preserve">  </w:t>
-      </w:r>
-      <w:r>
-        <w:rPr>
-          <w:rStyle w:val="BuiltInTok"/>
-        </w:rPr>
-        <w:t xml:space="preserve">echo</w:t>
-      </w:r>
-      <w:r>
-        <w:rPr>
-          <w:rStyle w:val="NormalTok"/>
-        </w:rPr>
-        <w:t xml:space="preserve"> </w:t>
-      </w:r>
-      <w:r>
-        <w:rPr>
-          <w:rStyle w:val="StringTok"/>
-        </w:rPr>
-        <w:t xml:space="preserve">"profile not installed"</w:t>
-      </w:r>
-      <w:r>
-        <w:br/>
-      </w:r>
-      <w:r>
-        <w:rPr>
-          <w:rStyle w:val="ControlFlowTok"/>
-        </w:rPr>
         <w:t xml:space="preserve">fi</w:t>
       </w:r>
       <w:r>
         <w:br/>
       </w:r>
       <w:r>
-        <w:br/>
-      </w:r>
-      <w:r>
-        <w:rPr>
-          <w:rStyle w:val="ControlFlowTok"/>
-        </w:rPr>
-        <w:t xml:space="preserve">if</w:t>
-      </w:r>
-      <w:r>
-        <w:rPr>
-          <w:rStyle w:val="NormalTok"/>
-        </w:rPr>
-        <w:t xml:space="preserve"> </w:t>
-      </w:r>
-      <w:r>
-        <w:rPr>
-          <w:rStyle w:val="ExtensionTok"/>
-        </w:rPr>
-        <w:t xml:space="preserve">wp</w:t>
-      </w:r>
-      <w:r>
-        <w:rPr>
-          <w:rStyle w:val="NormalTok"/>
-        </w:rPr>
-        <w:t xml:space="preserve"> </w:t>
-      </w:r>
-      <w:r>
-        <w:rPr>
-          <w:rStyle w:val="StringTok"/>
-        </w:rPr>
-        <w:t xml:space="preserve">"</w:t>
-      </w:r>
-      <w:r>
-        <w:rPr>
-          <w:rStyle w:val="VariableTok"/>
-        </w:rPr>
-        <w:t xml:space="preserve">${WP_CLI_SITE_ARGS</w:t>
-      </w:r>
-      <w:r>
-        <w:rPr>
-          <w:rStyle w:val="OperatorTok"/>
-        </w:rPr>
-        <w:t xml:space="preserve">[@]</w:t>
-      </w:r>
-      <w:r>
-        <w:rPr>
-          <w:rStyle w:val="VariableTok"/>
-        </w:rPr>
-        <w:t xml:space="preserve">}</w:t>
-      </w:r>
-      <w:r>
-        <w:rPr>
-          <w:rStyle w:val="StringTok"/>
-        </w:rPr>
-        <w:t xml:space="preserve">"</w:t>
-      </w:r>
-      <w:r>
-        <w:rPr>
-          <w:rStyle w:val="NormalTok"/>
-        </w:rPr>
-        <w:t xml:space="preserve"> cli has-command doctor</w:t>
-      </w:r>
-      <w:r>
-        <w:rPr>
-          <w:rStyle w:val="KeywordTok"/>
-        </w:rPr>
-        <w:t xml:space="preserve">;</w:t>
-      </w:r>
-      <w:r>
-        <w:rPr>
-          <w:rStyle w:val="NormalTok"/>
-        </w:rPr>
-        <w:t xml:space="preserve"> </w:t>
-      </w:r>
-      <w:r>
-        <w:rPr>
-          <w:rStyle w:val="ControlFlowTok"/>
-        </w:rPr>
-        <w:t xml:space="preserve">then</w:t>
-      </w:r>
-      <w:r>
-        <w:br/>
-      </w:r>
-      <w:r>
-        <w:rPr>
-          <w:rStyle w:val="NormalTok"/>
-        </w:rPr>
-        <w:t xml:space="preserve">  </w:t>
-      </w:r>
-      <w:r>
-        <w:rPr>
-          <w:rStyle w:val="BuiltInTok"/>
-        </w:rPr>
-        <w:t xml:space="preserve">echo</w:t>
-      </w:r>
-      <w:r>
-        <w:rPr>
-          <w:rStyle w:val="NormalTok"/>
-        </w:rPr>
-        <w:t xml:space="preserve"> </w:t>
-      </w:r>
-      <w:r>
-        <w:rPr>
-          <w:rStyle w:val="StringTok"/>
-        </w:rPr>
-        <w:t xml:space="preserve">"doctor available"</w:t>
-      </w:r>
-      <w:r>
-        <w:br/>
-      </w:r>
-      <w:r>
-        <w:rPr>
-          <w:rStyle w:val="NormalTok"/>
-        </w:rPr>
-        <w:t xml:space="preserve">  </w:t>
-      </w:r>
-      <w:r>
-        <w:rPr>
-          <w:rStyle w:val="ExtensionTok"/>
-        </w:rPr>
-        <w:t xml:space="preserve">wp</w:t>
-      </w:r>
-      <w:r>
-        <w:rPr>
-          <w:rStyle w:val="NormalTok"/>
-        </w:rPr>
-        <w:t xml:space="preserve"> </w:t>
-      </w:r>
-      <w:r>
-        <w:rPr>
-          <w:rStyle w:val="StringTok"/>
-        </w:rPr>
-        <w:t xml:space="preserve">"</w:t>
-      </w:r>
-      <w:r>
-        <w:rPr>
-          <w:rStyle w:val="VariableTok"/>
-        </w:rPr>
-        <w:t xml:space="preserve">${WP_CLI_SITE_ARGS</w:t>
-      </w:r>
-      <w:r>
-        <w:rPr>
-          <w:rStyle w:val="OperatorTok"/>
-        </w:rPr>
-        <w:t xml:space="preserve">[@]</w:t>
-      </w:r>
-      <w:r>
-        <w:rPr>
-          <w:rStyle w:val="VariableTok"/>
-        </w:rPr>
-        <w:t xml:space="preserve">}</w:t>
-      </w:r>
-      <w:r>
-        <w:rPr>
-          <w:rStyle w:val="StringTok"/>
-        </w:rPr>
-        <w:t xml:space="preserve">"</w:t>
-      </w:r>
-      <w:r>
-        <w:rPr>
-          <w:rStyle w:val="NormalTok"/>
-        </w:rPr>
-        <w:t xml:space="preserve"> doctor check</w:t>
-      </w:r>
-      <w:r>
-        <w:br/>
-      </w:r>
-      <w:r>
-        <w:rPr>
-          <w:rStyle w:val="ControlFlowTok"/>
-        </w:rPr>
-        <w:t xml:space="preserve">else</w:t>
-      </w:r>
-      <w:r>
-        <w:br/>
-      </w:r>
-      <w:r>
-        <w:rPr>
-          <w:rStyle w:val="NormalTok"/>
-        </w:rPr>
-        <w:t xml:space="preserve">  </w:t>
-      </w:r>
-      <w:r>
-        <w:rPr>
-          <w:rStyle w:val="BuiltInTok"/>
-        </w:rPr>
-        <w:t xml:space="preserve">echo</w:t>
-      </w:r>
-      <w:r>
-        <w:rPr>
-          <w:rStyle w:val="NormalTok"/>
-        </w:rPr>
-        <w:t xml:space="preserve"> </w:t>
-      </w:r>
-      <w:r>
-        <w:rPr>
-          <w:rStyle w:val="StringTok"/>
-        </w:rPr>
-        <w:t xml:space="preserve">"doctor not installed"</w:t>
-      </w:r>
-      <w:r>
-        <w:br/>
-      </w:r>
-      <w:r>
-        <w:rPr>
-          <w:rStyle w:val="ControlFlowTok"/>
-        </w:rPr>
-        <w:t xml:space="preserve">fi</w:t>
-      </w:r>
-      <w:r>
-        <w:br/>
-      </w:r>
-      <w:r>
-        <w:br/>
-      </w:r>
-      <w:r>
         <w:rPr>
           <w:rStyle w:val="CommentTok"/>
         </w:rPr>
-        <w:t xml:space="preserve"># Always safe baseline checks:</w:t>
-      </w:r>
-      <w:r>
-        <w:br/>
-      </w:r>
-      <w:r>
-        <w:rPr>
-          <w:rStyle w:val="ExtensionTok"/>
-        </w:rPr>
-        <w:t xml:space="preserve">wp</w:t>
-      </w:r>
-      <w:r>
-        <w:rPr>
-          <w:rStyle w:val="NormalTok"/>
-        </w:rPr>
-        <w:t xml:space="preserve"> </w:t>
-      </w:r>
-      <w:r>
-        <w:rPr>
-          <w:rStyle w:val="StringTok"/>
-        </w:rPr>
-        <w:t xml:space="preserve">"</w:t>
-      </w:r>
-      <w:r>
-        <w:rPr>
-          <w:rStyle w:val="VariableTok"/>
-        </w:rPr>
-        <w:t xml:space="preserve">${WP_CLI_SITE_ARGS</w:t>
-      </w:r>
-      <w:r>
-        <w:rPr>
-          <w:rStyle w:val="OperatorTok"/>
-        </w:rPr>
-        <w:t xml:space="preserve">[@]</w:t>
-      </w:r>
-      <w:r>
-        <w:rPr>
-          <w:rStyle w:val="VariableTok"/>
-        </w:rPr>
-        <w:t xml:space="preserve">}</w:t>
-      </w:r>
-      <w:r>
-        <w:rPr>
-          <w:rStyle w:val="StringTok"/>
-        </w:rPr>
-        <w:t xml:space="preserve">"</w:t>
-      </w:r>
-      <w:r>
-        <w:rPr>
-          <w:rStyle w:val="NormalTok"/>
-        </w:rPr>
-        <w:t xml:space="preserve"> plugin list </w:t>
-      </w:r>
-      <w:r>
-        <w:rPr>
-          <w:rStyle w:val="AttributeTok"/>
-        </w:rPr>
-        <w:t xml:space="preserve">--status</w:t>
-      </w:r>
-      <w:r>
-        <w:rPr>
-          <w:rStyle w:val="OperatorTok"/>
-        </w:rPr>
-        <w:t xml:space="preserve">=</w:t>
-      </w:r>
-      <w:r>
-        <w:rPr>
-          <w:rStyle w:val="NormalTok"/>
-        </w:rPr>
-        <w:t xml:space="preserve">active</w:t>
-      </w:r>
-      <w:r>
-        <w:br/>
-      </w:r>
-      <w:r>
-        <w:rPr>
-          <w:rStyle w:val="ExtensionTok"/>
-        </w:rPr>
-        <w:t xml:space="preserve">wp</w:t>
-      </w:r>
-      <w:r>
-        <w:rPr>
-          <w:rStyle w:val="NormalTok"/>
-        </w:rPr>
-        <w:t xml:space="preserve"> </w:t>
-      </w:r>
-      <w:r>
-        <w:rPr>
-          <w:rStyle w:val="StringTok"/>
-        </w:rPr>
-        <w:t xml:space="preserve">"</w:t>
-      </w:r>
-      <w:r>
-        <w:rPr>
-          <w:rStyle w:val="VariableTok"/>
-        </w:rPr>
-        <w:t xml:space="preserve">${WP_CLI_SITE_ARGS</w:t>
-      </w:r>
-      <w:r>
-        <w:rPr>
-          <w:rStyle w:val="OperatorTok"/>
-        </w:rPr>
-        <w:t xml:space="preserve">[@]</w:t>
-      </w:r>
-      <w:r>
-        <w:rPr>
-          <w:rStyle w:val="VariableTok"/>
-        </w:rPr>
-        <w:t xml:space="preserve">}</w:t>
-      </w:r>
-      <w:r>
-        <w:rPr>
-          <w:rStyle w:val="StringTok"/>
-        </w:rPr>
-        <w:t xml:space="preserve">"</w:t>
-      </w:r>
-      <w:r>
-        <w:rPr>
-          <w:rStyle w:val="NormalTok"/>
-        </w:rPr>
-        <w:t xml:space="preserve"> theme list </w:t>
-      </w:r>
-      <w:r>
-        <w:rPr>
-          <w:rStyle w:val="AttributeTok"/>
-        </w:rPr>
-        <w:t xml:space="preserve">--status</w:t>
-      </w:r>
-      <w:r>
-        <w:rPr>
-          <w:rStyle w:val="OperatorTok"/>
-        </w:rPr>
-        <w:t xml:space="preserve">=</w:t>
-      </w:r>
-      <w:r>
-        <w:rPr>
-          <w:rStyle w:val="NormalTok"/>
-        </w:rPr>
-        <w:t xml:space="preserve">active</w:t>
-      </w:r>
-    </w:p>
-    <w:bookmarkEnd w:id="50"/>
-    <w:bookmarkStart w:id="51" w:name="expected-output-2"/>
+        <w:t xml:space="preserve"># Optional body marker check for authenticated/admin/REST/AJAX responses:</w:t>
+      </w:r>
+      <w:r>
+        <w:br/>
+      </w:r>
+      <w:r>
+        <w:rPr>
+          <w:rStyle w:val="CommentTok"/>
+        </w:rPr>
+        <w:t xml:space="preserve"># grep -F "[CUSTOMIZE: expected body marker]" "$EVIDENCE_DIR/body-${INCIDENT_ID}-dynamic-verify.txt"</w:t>
+      </w:r>
+    </w:p>
+    <w:p>
+      <w:pPr>
+        <w:pStyle w:val="FirstParagraph"/>
+      </w:pPr>
+      <w:r>
+        <w:t xml:space="preserve">Expected: TTFB and total time improve for the same URL, user state, authentication method, and expected HTTP status/body marker, or the dominant bottleneck is identified for escalation.</w:t>
+      </w:r>
+    </w:p>
+    <w:bookmarkEnd w:id="74"/>
+    <w:bookmarkStart w:id="75" w:name="escalate-if-2"/>
     <w:p>
       <w:pPr>
         <w:pStyle w:val="Heading3"/>
       </w:pPr>
       <w:r>
-        <w:t xml:space="preserve">Expected Output</w:t>
-      </w:r>
-    </w:p>
-    <w:p>
-      <w:pPr>
-        <w:pStyle w:val="Compact"/>
-        <w:numPr>
-          <w:ilvl w:val="0"/>
-          <w:numId w:val="1024"/>
-        </w:numPr>
-      </w:pPr>
-      <w:r>
-        <w:rPr>
-          <w:rStyle w:val="VerbatimChar"/>
-        </w:rPr>
-        <w:t xml:space="preserve">wp profile stage</w:t>
-      </w:r>
-      <w:r>
-        <w:t xml:space="preserve"> </w:t>
-      </w:r>
-      <w:r>
-        <w:t xml:space="preserve">identifies whether bootstrap, main query, template, or shutdown dominates.</w:t>
-      </w:r>
-    </w:p>
-    <w:p>
-      <w:pPr>
-        <w:pStyle w:val="Compact"/>
-        <w:numPr>
-          <w:ilvl w:val="0"/>
-          <w:numId w:val="1024"/>
-        </w:numPr>
-      </w:pPr>
-      <w:r>
-        <w:rPr>
-          <w:rStyle w:val="VerbatimChar"/>
-        </w:rPr>
-        <w:t xml:space="preserve">wp profile hook</w:t>
-      </w:r>
-      <w:r>
-        <w:t xml:space="preserve"> </w:t>
-      </w:r>
-      <w:r>
-        <w:t xml:space="preserve">identifies slow hooks/callbacks.</w:t>
-      </w:r>
-    </w:p>
-    <w:p>
-      <w:pPr>
-        <w:pStyle w:val="Compact"/>
-        <w:numPr>
-          <w:ilvl w:val="0"/>
-          <w:numId w:val="1024"/>
-        </w:numPr>
-      </w:pPr>
-      <w:r>
-        <w:rPr>
-          <w:rStyle w:val="VerbatimChar"/>
-        </w:rPr>
-        <w:t xml:space="preserve">wp doctor check</w:t>
-      </w:r>
-      <w:r>
-        <w:t xml:space="preserve"> </w:t>
-      </w:r>
-      <w:r>
-        <w:t xml:space="preserve">flags common foot-guns where available.</w:t>
-      </w:r>
-    </w:p>
-    <w:p>
-      <w:pPr>
-        <w:pStyle w:val="Compact"/>
-        <w:numPr>
-          <w:ilvl w:val="0"/>
-          <w:numId w:val="1024"/>
-        </w:numPr>
-      </w:pPr>
-      <w:r>
-        <w:t xml:space="preserve">Active plugin/theme inventory supports rollback and ownership decisions.</w:t>
-      </w:r>
-    </w:p>
-    <w:bookmarkEnd w:id="51"/>
-    <w:bookmarkStart w:id="52" w:name="rollback-2"/>
-    <w:p>
-      <w:pPr>
-        <w:pStyle w:val="Heading3"/>
-      </w:pPr>
-      <w:r>
-        <w:t xml:space="preserve">Rollback</w:t>
-      </w:r>
-    </w:p>
-    <w:p>
-      <w:pPr>
-        <w:pStyle w:val="FirstParagraph"/>
-      </w:pPr>
-      <w:r>
-        <w:t xml:space="preserve">No rollback is required for profiling. If an approved mitigation disables a plugin/module or changes configuration, restore the previous plugin/configuration state from the incident log or deployment system.</w:t>
-      </w:r>
-    </w:p>
-    <w:bookmarkEnd w:id="52"/>
-    <w:bookmarkStart w:id="53" w:name="verification-2"/>
-    <w:p>
-      <w:pPr>
-        <w:pStyle w:val="Heading3"/>
-      </w:pPr>
-      <w:r>
-        <w:t xml:space="preserve">Verification</w:t>
-      </w:r>
-    </w:p>
-    <w:p>
-      <w:pPr>
-        <w:pStyle w:val="SourceCode"/>
-      </w:pPr>
-      <w:r>
-        <w:rPr>
-          <w:rStyle w:val="ExtensionTok"/>
-        </w:rPr>
-        <w:t xml:space="preserve">curl</w:t>
-      </w:r>
-      <w:r>
-        <w:rPr>
-          <w:rStyle w:val="NormalTok"/>
-        </w:rPr>
-        <w:t xml:space="preserve"> </w:t>
-      </w:r>
-      <w:r>
-        <w:rPr>
-          <w:rStyle w:val="AttributeTok"/>
-        </w:rPr>
-        <w:t xml:space="preserve">-sS</w:t>
-      </w:r>
-      <w:r>
-        <w:rPr>
-          <w:rStyle w:val="NormalTok"/>
-        </w:rPr>
-        <w:t xml:space="preserve"> </w:t>
-      </w:r>
-      <w:r>
-        <w:rPr>
-          <w:rStyle w:val="StringTok"/>
-        </w:rPr>
-        <w:t xml:space="preserve">"</w:t>
-      </w:r>
-      <w:r>
-        <w:rPr>
-          <w:rStyle w:val="VariableTok"/>
-        </w:rPr>
-        <w:t xml:space="preserve">${CURL_AUTH_ARGS</w:t>
-      </w:r>
-      <w:r>
-        <w:rPr>
-          <w:rStyle w:val="OperatorTok"/>
-        </w:rPr>
-        <w:t xml:space="preserve">[@]</w:t>
-      </w:r>
-      <w:r>
-        <w:rPr>
-          <w:rStyle w:val="VariableTok"/>
-        </w:rPr>
-        <w:t xml:space="preserve">}</w:t>
-      </w:r>
-      <w:r>
-        <w:rPr>
-          <w:rStyle w:val="StringTok"/>
-        </w:rPr>
-        <w:t xml:space="preserve">"</w:t>
-      </w:r>
-      <w:r>
-        <w:rPr>
-          <w:rStyle w:val="NormalTok"/>
-        </w:rPr>
-        <w:t xml:space="preserve"> </w:t>
-      </w:r>
-      <w:r>
-        <w:rPr>
-          <w:rStyle w:val="AttributeTok"/>
-        </w:rPr>
-        <w:t xml:space="preserve">-o</w:t>
-      </w:r>
-      <w:r>
-        <w:rPr>
-          <w:rStyle w:val="NormalTok"/>
-        </w:rPr>
-        <w:t xml:space="preserve"> </w:t>
-      </w:r>
-      <w:r>
-        <w:rPr>
-          <w:rStyle w:val="StringTok"/>
-        </w:rPr>
-        <w:t xml:space="preserve">"</w:t>
-      </w:r>
-      <w:r>
-        <w:rPr>
-          <w:rStyle w:val="VariableTok"/>
-        </w:rPr>
-        <w:t xml:space="preserve">$EVIDENCE_DIR</w:t>
-      </w:r>
-      <w:r>
-        <w:rPr>
-          <w:rStyle w:val="StringTok"/>
-        </w:rPr>
-        <w:t xml:space="preserve">/body-</w:t>
-      </w:r>
-      <w:r>
-        <w:rPr>
-          <w:rStyle w:val="VariableTok"/>
-        </w:rPr>
-        <w:t xml:space="preserve">${INCIDENT_ID}</w:t>
-      </w:r>
-      <w:r>
-        <w:rPr>
-          <w:rStyle w:val="StringTok"/>
-        </w:rPr>
-        <w:t xml:space="preserve">-dynamic-verify.txt"</w:t>
-      </w:r>
-      <w:r>
-        <w:rPr>
-          <w:rStyle w:val="NormalTok"/>
-        </w:rPr>
-        <w:t xml:space="preserve"> </w:t>
-      </w:r>
-      <w:r>
-        <w:rPr>
-          <w:rStyle w:val="AttributeTok"/>
-        </w:rPr>
-        <w:t xml:space="preserve">-D</w:t>
-      </w:r>
-      <w:r>
-        <w:rPr>
-          <w:rStyle w:val="NormalTok"/>
-        </w:rPr>
-        <w:t xml:space="preserve"> </w:t>
-      </w:r>
-      <w:r>
-        <w:rPr>
-          <w:rStyle w:val="StringTok"/>
-        </w:rPr>
-        <w:t xml:space="preserve">"</w:t>
-      </w:r>
-      <w:r>
-        <w:rPr>
-          <w:rStyle w:val="VariableTok"/>
-        </w:rPr>
-        <w:t xml:space="preserve">$EVIDENCE_DIR</w:t>
-      </w:r>
-      <w:r>
-        <w:rPr>
-          <w:rStyle w:val="StringTok"/>
-        </w:rPr>
-        <w:t xml:space="preserve">/headers-</w:t>
-      </w:r>
-      <w:r>
-        <w:rPr>
-          <w:rStyle w:val="VariableTok"/>
-        </w:rPr>
-        <w:t xml:space="preserve">${INCIDENT_ID}</w:t>
-      </w:r>
-      <w:r>
-        <w:rPr>
-          <w:rStyle w:val="StringTok"/>
-        </w:rPr>
-        <w:t xml:space="preserve">-dynamic-verify.txt"</w:t>
-      </w:r>
-      <w:r>
-        <w:rPr>
-          <w:rStyle w:val="NormalTok"/>
-        </w:rPr>
-        <w:t xml:space="preserve"> </w:t>
-      </w:r>
-      <w:r>
-        <w:rPr>
-          <w:rStyle w:val="DataTypeTok"/>
-        </w:rPr>
-        <w:t xml:space="preserve">\</w:t>
-      </w:r>
-      <w:r>
-        <w:br/>
-      </w:r>
-      <w:r>
-        <w:rPr>
-          <w:rStyle w:val="NormalTok"/>
-        </w:rPr>
-        <w:t xml:space="preserve">  </w:t>
-      </w:r>
-      <w:r>
-        <w:rPr>
-          <w:rStyle w:val="AttributeTok"/>
-        </w:rPr>
-        <w:t xml:space="preserve">-w</w:t>
-      </w:r>
-      <w:r>
-        <w:rPr>
-          <w:rStyle w:val="NormalTok"/>
-        </w:rPr>
-        <w:t xml:space="preserve"> </w:t>
-      </w:r>
-      <w:r>
-        <w:rPr>
-          <w:rStyle w:val="StringTok"/>
-        </w:rPr>
-        <w:t xml:space="preserve">'ttfb:%{time_starttransfer} total:%{time_total} code:%{http_code}\n'</w:t>
-      </w:r>
-      <w:r>
-        <w:rPr>
-          <w:rStyle w:val="NormalTok"/>
-        </w:rPr>
-        <w:t xml:space="preserve"> </w:t>
-      </w:r>
-      <w:r>
-        <w:rPr>
-          <w:rStyle w:val="DataTypeTok"/>
-        </w:rPr>
-        <w:t xml:space="preserve">\</w:t>
-      </w:r>
-      <w:r>
-        <w:br/>
-      </w:r>
-      <w:r>
-        <w:rPr>
-          <w:rStyle w:val="NormalTok"/>
-        </w:rPr>
-        <w:t xml:space="preserve">  </w:t>
-      </w:r>
-      <w:r>
-        <w:rPr>
-          <w:rStyle w:val="StringTok"/>
-        </w:rPr>
-        <w:t xml:space="preserve">"</w:t>
-      </w:r>
-      <w:r>
-        <w:rPr>
-          <w:rStyle w:val="VariableTok"/>
-        </w:rPr>
-        <w:t xml:space="preserve">$TARGET_URL</w:t>
-      </w:r>
-      <w:r>
-        <w:rPr>
-          <w:rStyle w:val="StringTok"/>
-        </w:rPr>
-        <w:t xml:space="preserve">"</w:t>
-      </w:r>
-      <w:r>
-        <w:br/>
-      </w:r>
-      <w:r>
-        <w:br/>
-      </w:r>
-      <w:r>
-        <w:rPr>
-          <w:rStyle w:val="FunctionTok"/>
-        </w:rPr>
-        <w:t xml:space="preserve">grep</w:t>
-      </w:r>
-      <w:r>
-        <w:rPr>
-          <w:rStyle w:val="NormalTok"/>
-        </w:rPr>
-        <w:t xml:space="preserve"> </w:t>
-      </w:r>
-      <w:r>
-        <w:rPr>
-          <w:rStyle w:val="AttributeTok"/>
-        </w:rPr>
-        <w:t xml:space="preserve">-E</w:t>
-      </w:r>
-      <w:r>
-        <w:rPr>
-          <w:rStyle w:val="NormalTok"/>
-        </w:rPr>
-        <w:t xml:space="preserve"> </w:t>
-      </w:r>
-      <w:r>
-        <w:rPr>
-          <w:rStyle w:val="StringTok"/>
-        </w:rPr>
-        <w:t xml:space="preserve">"^HTTP/.* </w:t>
-      </w:r>
-      <w:r>
-        <w:rPr>
-          <w:rStyle w:val="VariableTok"/>
-        </w:rPr>
-        <w:t xml:space="preserve">${EXPECTED_STATUS}</w:t>
-      </w:r>
-      <w:r>
-        <w:rPr>
-          <w:rStyle w:val="StringTok"/>
-        </w:rPr>
-        <w:t xml:space="preserve">"</w:t>
-      </w:r>
-      <w:r>
-        <w:rPr>
-          <w:rStyle w:val="NormalTok"/>
-        </w:rPr>
-        <w:t xml:space="preserve"> </w:t>
-      </w:r>
-      <w:r>
-        <w:rPr>
-          <w:rStyle w:val="StringTok"/>
-        </w:rPr>
-        <w:t xml:space="preserve">"</w:t>
-      </w:r>
-      <w:r>
-        <w:rPr>
-          <w:rStyle w:val="VariableTok"/>
-        </w:rPr>
-        <w:t xml:space="preserve">$EVIDENCE_DIR</w:t>
-      </w:r>
-      <w:r>
-        <w:rPr>
-          <w:rStyle w:val="StringTok"/>
-        </w:rPr>
-        <w:t xml:space="preserve">/headers-</w:t>
-      </w:r>
-      <w:r>
-        <w:rPr>
-          <w:rStyle w:val="VariableTok"/>
-        </w:rPr>
-        <w:t xml:space="preserve">${INCIDENT_ID}</w:t>
-      </w:r>
-      <w:r>
-        <w:rPr>
-          <w:rStyle w:val="StringTok"/>
-        </w:rPr>
-        <w:t xml:space="preserve">-dynamic-verify.txt"</w:t>
-      </w:r>
-      <w:r>
-        <w:rPr>
-          <w:rStyle w:val="NormalTok"/>
-        </w:rPr>
-        <w:t xml:space="preserve"> </w:t>
-      </w:r>
-      <w:r>
-        <w:rPr>
-          <w:rStyle w:val="KeywordTok"/>
-        </w:rPr>
-        <w:t xml:space="preserve">||</w:t>
-      </w:r>
-      <w:r>
-        <w:rPr>
-          <w:rStyle w:val="NormalTok"/>
-        </w:rPr>
-        <w:t xml:space="preserve"> </w:t>
-      </w:r>
-      <w:r>
-        <w:rPr>
-          <w:rStyle w:val="FunctionTok"/>
-        </w:rPr>
-        <w:t xml:space="preserve">true</w:t>
-      </w:r>
-      <w:r>
-        <w:br/>
-      </w:r>
-      <w:r>
-        <w:rPr>
-          <w:rStyle w:val="CommentTok"/>
-        </w:rPr>
-        <w:t xml:space="preserve"># Optional body marker check for authenticated/admin/REST/AJAX responses:</w:t>
-      </w:r>
-      <w:r>
-        <w:br/>
-      </w:r>
-      <w:r>
-        <w:rPr>
-          <w:rStyle w:val="CommentTok"/>
-        </w:rPr>
-        <w:t xml:space="preserve"># grep -F "[CUSTOMIZE: expected body marker]" "$EVIDENCE_DIR/body-${INCIDENT_ID}-dynamic-verify.txt"</w:t>
-      </w:r>
-    </w:p>
-    <w:p>
-      <w:pPr>
-        <w:pStyle w:val="FirstParagraph"/>
-      </w:pPr>
-      <w:r>
-        <w:t xml:space="preserve">Expected: TTFB and total time improve for the same URL, user state, authentication method, and expected HTTP status/body marker, or the dominant bottleneck is identified for escalation.</w:t>
-      </w:r>
-    </w:p>
-    <w:bookmarkEnd w:id="53"/>
-    <w:bookmarkStart w:id="54" w:name="escalate-if-2"/>
-    <w:p>
-      <w:pPr>
-        <w:pStyle w:val="Heading3"/>
-      </w:pPr>
-      <w:r>
         <w:t xml:space="preserve">Escalate If</w:t>
       </w:r>
     </w:p>
@@ -6413,7 +7010,7 @@
         <w:pStyle w:val="Compact"/>
         <w:numPr>
           <w:ilvl w:val="0"/>
-          <w:numId w:val="1025"/>
+          <w:numId w:val="1026"/>
         </w:numPr>
       </w:pPr>
       <w:r>
@@ -6425,7 +7022,7 @@
         <w:pStyle w:val="Compact"/>
         <w:numPr>
           <w:ilvl w:val="0"/>
-          <w:numId w:val="1025"/>
+          <w:numId w:val="1026"/>
         </w:numPr>
       </w:pPr>
       <w:r>
@@ -6437,7 +7034,7 @@
         <w:pStyle w:val="Compact"/>
         <w:numPr>
           <w:ilvl w:val="0"/>
-          <w:numId w:val="1025"/>
+          <w:numId w:val="1026"/>
         </w:numPr>
       </w:pPr>
       <w:r>
@@ -6449,7 +7046,7 @@
         <w:pStyle w:val="Compact"/>
         <w:numPr>
           <w:ilvl w:val="0"/>
-          <w:numId w:val="1025"/>
+          <w:numId w:val="1026"/>
         </w:numPr>
       </w:pPr>
       <w:r>
@@ -6463,9 +7060,9 @@
         </w:pict>
       </w:r>
     </w:p>
-    <w:bookmarkEnd w:id="54"/>
-    <w:bookmarkEnd w:id="55"/>
-    <w:bookmarkStart w:id="64" w:name="X78d9c4b3fea6ba66ffeacb2d31c1711612d8c1b"/>
+    <w:bookmarkEnd w:id="75"/>
+    <w:bookmarkEnd w:id="76"/>
+    <w:bookmarkStart w:id="85" w:name="X78d9c4b3fea6ba66ffeacb2d31c1711612d8c1b"/>
     <w:p>
       <w:pPr>
         <w:pStyle w:val="Heading2"/>
@@ -6474,7 +7071,7 @@
         <w:t xml:space="preserve">Procedure 4: Database slowdown, autoload bloat, or expensive queries</w:t>
       </w:r>
     </w:p>
-    <w:bookmarkStart w:id="56" w:name="procedure-metadata-3"/>
+    <w:bookmarkStart w:id="77" w:name="procedure-metadata-3"/>
     <w:p>
       <w:pPr>
         <w:pStyle w:val="Heading3"/>
@@ -6488,7 +7085,7 @@
         <w:pStyle w:val="Compact"/>
         <w:numPr>
           <w:ilvl w:val="0"/>
-          <w:numId w:val="1026"/>
+          <w:numId w:val="1027"/>
         </w:numPr>
       </w:pPr>
       <w:r>
@@ -6500,7 +7097,7 @@
         <w:pStyle w:val="Compact"/>
         <w:numPr>
           <w:ilvl w:val="0"/>
-          <w:numId w:val="1026"/>
+          <w:numId w:val="1027"/>
         </w:numPr>
       </w:pPr>
       <w:r>
@@ -6512,7 +7109,7 @@
         <w:pStyle w:val="Compact"/>
         <w:numPr>
           <w:ilvl w:val="0"/>
-          <w:numId w:val="1026"/>
+          <w:numId w:val="1027"/>
         </w:numPr>
       </w:pPr>
       <w:r>
@@ -6524,15 +7121,27 @@
         <w:pStyle w:val="Compact"/>
         <w:numPr>
           <w:ilvl w:val="0"/>
-          <w:numId w:val="1026"/>
+          <w:numId w:val="1027"/>
+        </w:numPr>
+      </w:pPr>
+      <w:r>
+        <w:t xml:space="preserve">Estimated Time: 20 minutes</w:t>
+      </w:r>
+    </w:p>
+    <w:p>
+      <w:pPr>
+        <w:pStyle w:val="Compact"/>
+        <w:numPr>
+          <w:ilvl w:val="0"/>
+          <w:numId w:val="1027"/>
         </w:numPr>
       </w:pPr>
       <w:r>
         <w:t xml:space="preserve">Last Drill Date: [CUSTOMIZE: YYYY-MM-DD / N/A]</w:t>
       </w:r>
     </w:p>
-    <w:bookmarkEnd w:id="56"/>
-    <w:bookmarkStart w:id="57" w:name="purpose-3"/>
+    <w:bookmarkEnd w:id="77"/>
+    <w:bookmarkStart w:id="78" w:name="purpose-3"/>
     <w:p>
       <w:pPr>
         <w:pStyle w:val="Heading3"/>
@@ -6549,8 +7158,8 @@
         <w:t xml:space="preserve">Identify whether database time is dominated by slow queries, too many queries, inefficient query shape, or autoloaded option bloat.</w:t>
       </w:r>
     </w:p>
-    <w:bookmarkEnd w:id="57"/>
-    <w:bookmarkStart w:id="58" w:name="prerequisites-3"/>
+    <w:bookmarkEnd w:id="78"/>
+    <w:bookmarkStart w:id="79" w:name="prerequisites-3"/>
     <w:p>
       <w:pPr>
         <w:pStyle w:val="Heading3"/>
@@ -6564,7 +7173,7 @@
         <w:pStyle w:val="Compact"/>
         <w:numPr>
           <w:ilvl w:val="0"/>
-          <w:numId w:val="1027"/>
+          <w:numId w:val="1028"/>
         </w:numPr>
       </w:pPr>
       <w:r>
@@ -6576,7 +7185,7 @@
         <w:pStyle w:val="Compact"/>
         <w:numPr>
           <w:ilvl w:val="0"/>
-          <w:numId w:val="1027"/>
+          <w:numId w:val="1028"/>
         </w:numPr>
       </w:pPr>
       <w:r>
@@ -6588,15 +7197,15 @@
         <w:pStyle w:val="Compact"/>
         <w:numPr>
           <w:ilvl w:val="0"/>
-          <w:numId w:val="1027"/>
+          <w:numId w:val="1028"/>
         </w:numPr>
       </w:pPr>
       <w:r>
         <w:t xml:space="preserve">Current backup/snapshot before any write operation.</w:t>
       </w:r>
     </w:p>
-    <w:bookmarkEnd w:id="58"/>
-    <w:bookmarkStart w:id="59" w:name="commands-3"/>
+    <w:bookmarkEnd w:id="79"/>
+    <w:bookmarkStart w:id="80" w:name="commands-3"/>
     <w:p>
       <w:pPr>
         <w:pStyle w:val="Heading3"/>
@@ -6808,8 +7417,8 @@
         <w:t xml:space="preserve">--tables</w:t>
       </w:r>
     </w:p>
-    <w:bookmarkEnd w:id="59"/>
-    <w:bookmarkStart w:id="60" w:name="expected-output-3"/>
+    <w:bookmarkEnd w:id="80"/>
+    <w:bookmarkStart w:id="81" w:name="expected-output-3"/>
     <w:p>
       <w:pPr>
         <w:pStyle w:val="Heading3"/>
@@ -6823,7 +7432,7 @@
         <w:pStyle w:val="Compact"/>
         <w:numPr>
           <w:ilvl w:val="0"/>
-          <w:numId w:val="1028"/>
+          <w:numId w:val="1029"/>
         </w:numPr>
       </w:pPr>
       <w:r>
@@ -6886,7 +7495,7 @@
         <w:pStyle w:val="Compact"/>
         <w:numPr>
           <w:ilvl w:val="0"/>
-          <w:numId w:val="1028"/>
+          <w:numId w:val="1029"/>
         </w:numPr>
       </w:pPr>
       <w:r>
@@ -6898,15 +7507,15 @@
         <w:pStyle w:val="Compact"/>
         <w:numPr>
           <w:ilvl w:val="0"/>
-          <w:numId w:val="1028"/>
+          <w:numId w:val="1029"/>
         </w:numPr>
       </w:pPr>
       <w:r>
         <w:t xml:space="preserve">Large tables are identified for deeper query review.</w:t>
       </w:r>
     </w:p>
-    <w:bookmarkEnd w:id="60"/>
-    <w:bookmarkStart w:id="61" w:name="rollback-3"/>
+    <w:bookmarkEnd w:id="81"/>
+    <w:bookmarkStart w:id="82" w:name="rollback-3"/>
     <w:p>
       <w:pPr>
         <w:pStyle w:val="Heading3"/>
@@ -7012,11 +7621,32 @@
         <w:rPr>
           <w:rStyle w:val="CommentTok"/>
         </w:rPr>
-        <w:t xml:space="preserve"># Rollback example - choose the previous value captured above.</w:t>
-      </w:r>
-      <w:r>
-        <w:br/>
-      </w:r>
+        <w:t xml:space="preserve"># ROLLBACK — approval required. Choose the previous value captured above, then uncomment.</w:t>
+      </w:r>
+      <w:r>
+        <w:br/>
+      </w:r>
+      <w:r>
+        <w:rPr>
+          <w:rStyle w:val="CommentTok"/>
+        </w:rPr>
+        <w:t xml:space="preserve"># wp "${WP_CLI_SITE_ARGS[@]}" option set-autoload "[CUSTOMIZE: option_name]" on</w:t>
+      </w:r>
+    </w:p>
+    <w:bookmarkEnd w:id="82"/>
+    <w:bookmarkStart w:id="83" w:name="verification-3"/>
+    <w:p>
+      <w:pPr>
+        <w:pStyle w:val="Heading3"/>
+      </w:pPr>
+      <w:r>
+        <w:t xml:space="preserve">Verification</w:t>
+      </w:r>
+    </w:p>
+    <w:p>
+      <w:pPr>
+        <w:pStyle w:val="SourceCode"/>
+      </w:pPr>
       <w:r>
         <w:rPr>
           <w:rStyle w:val="ExtensionTok"/>
@@ -7063,279 +7693,240 @@
         <w:rPr>
           <w:rStyle w:val="NormalTok"/>
         </w:rPr>
-        <w:t xml:space="preserve"> option set-autoload </w:t>
-      </w:r>
-      <w:r>
-        <w:rPr>
-          <w:rStyle w:val="StringTok"/>
-        </w:rPr>
-        <w:t xml:space="preserve">"[CUSTOMIZE: option_name]"</w:t>
-      </w:r>
-      <w:r>
-        <w:rPr>
-          <w:rStyle w:val="NormalTok"/>
-        </w:rPr>
-        <w:t xml:space="preserve"> on</w:t>
-      </w:r>
-    </w:p>
-    <w:bookmarkEnd w:id="61"/>
-    <w:bookmarkStart w:id="62" w:name="verification-3"/>
+        <w:t xml:space="preserve"> db query </w:t>
+      </w:r>
+      <w:r>
+        <w:rPr>
+          <w:rStyle w:val="StringTok"/>
+        </w:rPr>
+        <w:t xml:space="preserve">"SELECT SUM(LENGTH(option_value)) AS autoload_bytes FROM </w:t>
+      </w:r>
+      <w:r>
+        <w:rPr>
+          <w:rStyle w:val="VariableTok"/>
+        </w:rPr>
+        <w:t xml:space="preserve">${OPTIONS_TABLE}</w:t>
+      </w:r>
+      <w:r>
+        <w:rPr>
+          <w:rStyle w:val="StringTok"/>
+        </w:rPr>
+        <w:t xml:space="preserve"> WHERE autoload IN ('yes', 'on', 'auto', 'auto-on');"</w:t>
+      </w:r>
+      <w:r>
+        <w:br/>
+      </w:r>
+      <w:r>
+        <w:br/>
+      </w:r>
+      <w:r>
+        <w:rPr>
+          <w:rStyle w:val="ExtensionTok"/>
+        </w:rPr>
+        <w:t xml:space="preserve">curl</w:t>
+      </w:r>
+      <w:r>
+        <w:rPr>
+          <w:rStyle w:val="NormalTok"/>
+        </w:rPr>
+        <w:t xml:space="preserve"> </w:t>
+      </w:r>
+      <w:r>
+        <w:rPr>
+          <w:rStyle w:val="AttributeTok"/>
+        </w:rPr>
+        <w:t xml:space="preserve">-sS</w:t>
+      </w:r>
+      <w:r>
+        <w:rPr>
+          <w:rStyle w:val="NormalTok"/>
+        </w:rPr>
+        <w:t xml:space="preserve"> </w:t>
+      </w:r>
+      <w:r>
+        <w:rPr>
+          <w:rStyle w:val="StringTok"/>
+        </w:rPr>
+        <w:t xml:space="preserve">"</w:t>
+      </w:r>
+      <w:r>
+        <w:rPr>
+          <w:rStyle w:val="VariableTok"/>
+        </w:rPr>
+        <w:t xml:space="preserve">${CURL_TIMEOUT_ARGS</w:t>
+      </w:r>
+      <w:r>
+        <w:rPr>
+          <w:rStyle w:val="OperatorTok"/>
+        </w:rPr>
+        <w:t xml:space="preserve">[@]</w:t>
+      </w:r>
+      <w:r>
+        <w:rPr>
+          <w:rStyle w:val="VariableTok"/>
+        </w:rPr>
+        <w:t xml:space="preserve">}</w:t>
+      </w:r>
+      <w:r>
+        <w:rPr>
+          <w:rStyle w:val="StringTok"/>
+        </w:rPr>
+        <w:t xml:space="preserve">"</w:t>
+      </w:r>
+      <w:r>
+        <w:rPr>
+          <w:rStyle w:val="NormalTok"/>
+        </w:rPr>
+        <w:t xml:space="preserve"> </w:t>
+      </w:r>
+      <w:r>
+        <w:rPr>
+          <w:rStyle w:val="AttributeTok"/>
+        </w:rPr>
+        <w:t xml:space="preserve">-o</w:t>
+      </w:r>
+      <w:r>
+        <w:rPr>
+          <w:rStyle w:val="NormalTok"/>
+        </w:rPr>
+        <w:t xml:space="preserve"> /dev/null </w:t>
+      </w:r>
+      <w:r>
+        <w:rPr>
+          <w:rStyle w:val="AttributeTok"/>
+        </w:rPr>
+        <w:t xml:space="preserve">-D</w:t>
+      </w:r>
+      <w:r>
+        <w:rPr>
+          <w:rStyle w:val="NormalTok"/>
+        </w:rPr>
+        <w:t xml:space="preserve"> </w:t>
+      </w:r>
+      <w:r>
+        <w:rPr>
+          <w:rStyle w:val="StringTok"/>
+        </w:rPr>
+        <w:t xml:space="preserve">"</w:t>
+      </w:r>
+      <w:r>
+        <w:rPr>
+          <w:rStyle w:val="VariableTok"/>
+        </w:rPr>
+        <w:t xml:space="preserve">$EVIDENCE_DIR</w:t>
+      </w:r>
+      <w:r>
+        <w:rPr>
+          <w:rStyle w:val="StringTok"/>
+        </w:rPr>
+        <w:t xml:space="preserve">/headers-</w:t>
+      </w:r>
+      <w:r>
+        <w:rPr>
+          <w:rStyle w:val="VariableTok"/>
+        </w:rPr>
+        <w:t xml:space="preserve">${INCIDENT_ID}</w:t>
+      </w:r>
+      <w:r>
+        <w:rPr>
+          <w:rStyle w:val="StringTok"/>
+        </w:rPr>
+        <w:t xml:space="preserve">-db-verify.txt"</w:t>
+      </w:r>
+      <w:r>
+        <w:rPr>
+          <w:rStyle w:val="NormalTok"/>
+        </w:rPr>
+        <w:t xml:space="preserve"> </w:t>
+      </w:r>
+      <w:r>
+        <w:rPr>
+          <w:rStyle w:val="DataTypeTok"/>
+        </w:rPr>
+        <w:t xml:space="preserve">\</w:t>
+      </w:r>
+      <w:r>
+        <w:br/>
+      </w:r>
+      <w:r>
+        <w:rPr>
+          <w:rStyle w:val="NormalTok"/>
+        </w:rPr>
+        <w:t xml:space="preserve">  </w:t>
+      </w:r>
+      <w:r>
+        <w:rPr>
+          <w:rStyle w:val="AttributeTok"/>
+        </w:rPr>
+        <w:t xml:space="preserve">-w</w:t>
+      </w:r>
+      <w:r>
+        <w:rPr>
+          <w:rStyle w:val="NormalTok"/>
+        </w:rPr>
+        <w:t xml:space="preserve"> </w:t>
+      </w:r>
+      <w:r>
+        <w:rPr>
+          <w:rStyle w:val="StringTok"/>
+        </w:rPr>
+        <w:t xml:space="preserve">'ttfb:%{time_starttransfer} total:%{time_total} code:%{http_code}\n'</w:t>
+      </w:r>
+      <w:r>
+        <w:rPr>
+          <w:rStyle w:val="NormalTok"/>
+        </w:rPr>
+        <w:t xml:space="preserve"> </w:t>
+      </w:r>
+      <w:r>
+        <w:rPr>
+          <w:rStyle w:val="DataTypeTok"/>
+        </w:rPr>
+        <w:t xml:space="preserve">\</w:t>
+      </w:r>
+      <w:r>
+        <w:br/>
+      </w:r>
+      <w:r>
+        <w:rPr>
+          <w:rStyle w:val="NormalTok"/>
+        </w:rPr>
+        <w:t xml:space="preserve">  </w:t>
+      </w:r>
+      <w:r>
+        <w:rPr>
+          <w:rStyle w:val="StringTok"/>
+        </w:rPr>
+        <w:t xml:space="preserve">"</w:t>
+      </w:r>
+      <w:r>
+        <w:rPr>
+          <w:rStyle w:val="VariableTok"/>
+        </w:rPr>
+        <w:t xml:space="preserve">$TARGET_URL</w:t>
+      </w:r>
+      <w:r>
+        <w:rPr>
+          <w:rStyle w:val="StringTok"/>
+        </w:rPr>
+        <w:t xml:space="preserve">"</w:t>
+      </w:r>
+    </w:p>
+    <w:p>
+      <w:pPr>
+        <w:pStyle w:val="FirstParagraph"/>
+      </w:pPr>
+      <w:r>
+        <w:t xml:space="preserve">Expected: autoload footprint decreases if that was the target, and the affected request improves without functional regression.</w:t>
+      </w:r>
+    </w:p>
+    <w:bookmarkEnd w:id="83"/>
+    <w:bookmarkStart w:id="84" w:name="escalate-if-3"/>
     <w:p>
       <w:pPr>
         <w:pStyle w:val="Heading3"/>
       </w:pPr>
       <w:r>
-        <w:t xml:space="preserve">Verification</w:t>
-      </w:r>
-    </w:p>
-    <w:p>
-      <w:pPr>
-        <w:pStyle w:val="SourceCode"/>
-      </w:pPr>
-      <w:r>
-        <w:rPr>
-          <w:rStyle w:val="ExtensionTok"/>
-        </w:rPr>
-        <w:t xml:space="preserve">wp</w:t>
-      </w:r>
-      <w:r>
-        <w:rPr>
-          <w:rStyle w:val="NormalTok"/>
-        </w:rPr>
-        <w:t xml:space="preserve"> </w:t>
-      </w:r>
-      <w:r>
-        <w:rPr>
-          <w:rStyle w:val="StringTok"/>
-        </w:rPr>
-        <w:t xml:space="preserve">"</w:t>
-      </w:r>
-      <w:r>
-        <w:rPr>
-          <w:rStyle w:val="VariableTok"/>
-        </w:rPr>
-        <w:t xml:space="preserve">${WP_CLI_SITE_ARGS</w:t>
-      </w:r>
-      <w:r>
-        <w:rPr>
-          <w:rStyle w:val="OperatorTok"/>
-        </w:rPr>
-        <w:t xml:space="preserve">[@]</w:t>
-      </w:r>
-      <w:r>
-        <w:rPr>
-          <w:rStyle w:val="VariableTok"/>
-        </w:rPr>
-        <w:t xml:space="preserve">}</w:t>
-      </w:r>
-      <w:r>
-        <w:rPr>
-          <w:rStyle w:val="StringTok"/>
-        </w:rPr>
-        <w:t xml:space="preserve">"</w:t>
-      </w:r>
-      <w:r>
-        <w:rPr>
-          <w:rStyle w:val="NormalTok"/>
-        </w:rPr>
-        <w:t xml:space="preserve"> db query </w:t>
-      </w:r>
-      <w:r>
-        <w:rPr>
-          <w:rStyle w:val="StringTok"/>
-        </w:rPr>
-        <w:t xml:space="preserve">"SELECT SUM(LENGTH(option_value)) AS autoload_bytes FROM </w:t>
-      </w:r>
-      <w:r>
-        <w:rPr>
-          <w:rStyle w:val="VariableTok"/>
-        </w:rPr>
-        <w:t xml:space="preserve">${OPTIONS_TABLE}</w:t>
-      </w:r>
-      <w:r>
-        <w:rPr>
-          <w:rStyle w:val="StringTok"/>
-        </w:rPr>
-        <w:t xml:space="preserve"> WHERE autoload IN ('yes', 'on', 'auto', 'auto-on');"</w:t>
-      </w:r>
-      <w:r>
-        <w:br/>
-      </w:r>
-      <w:r>
-        <w:br/>
-      </w:r>
-      <w:r>
-        <w:rPr>
-          <w:rStyle w:val="ExtensionTok"/>
-        </w:rPr>
-        <w:t xml:space="preserve">curl</w:t>
-      </w:r>
-      <w:r>
-        <w:rPr>
-          <w:rStyle w:val="NormalTok"/>
-        </w:rPr>
-        <w:t xml:space="preserve"> </w:t>
-      </w:r>
-      <w:r>
-        <w:rPr>
-          <w:rStyle w:val="AttributeTok"/>
-        </w:rPr>
-        <w:t xml:space="preserve">-sS</w:t>
-      </w:r>
-      <w:r>
-        <w:rPr>
-          <w:rStyle w:val="NormalTok"/>
-        </w:rPr>
-        <w:t xml:space="preserve"> </w:t>
-      </w:r>
-      <w:r>
-        <w:rPr>
-          <w:rStyle w:val="AttributeTok"/>
-        </w:rPr>
-        <w:t xml:space="preserve">-o</w:t>
-      </w:r>
-      <w:r>
-        <w:rPr>
-          <w:rStyle w:val="NormalTok"/>
-        </w:rPr>
-        <w:t xml:space="preserve"> /dev/null </w:t>
-      </w:r>
-      <w:r>
-        <w:rPr>
-          <w:rStyle w:val="AttributeTok"/>
-        </w:rPr>
-        <w:t xml:space="preserve">-D</w:t>
-      </w:r>
-      <w:r>
-        <w:rPr>
-          <w:rStyle w:val="NormalTok"/>
-        </w:rPr>
-        <w:t xml:space="preserve"> </w:t>
-      </w:r>
-      <w:r>
-        <w:rPr>
-          <w:rStyle w:val="StringTok"/>
-        </w:rPr>
-        <w:t xml:space="preserve">"</w:t>
-      </w:r>
-      <w:r>
-        <w:rPr>
-          <w:rStyle w:val="VariableTok"/>
-        </w:rPr>
-        <w:t xml:space="preserve">$EVIDENCE_DIR</w:t>
-      </w:r>
-      <w:r>
-        <w:rPr>
-          <w:rStyle w:val="StringTok"/>
-        </w:rPr>
-        <w:t xml:space="preserve">/headers-</w:t>
-      </w:r>
-      <w:r>
-        <w:rPr>
-          <w:rStyle w:val="VariableTok"/>
-        </w:rPr>
-        <w:t xml:space="preserve">${INCIDENT_ID}</w:t>
-      </w:r>
-      <w:r>
-        <w:rPr>
-          <w:rStyle w:val="StringTok"/>
-        </w:rPr>
-        <w:t xml:space="preserve">-db-verify.txt"</w:t>
-      </w:r>
-      <w:r>
-        <w:rPr>
-          <w:rStyle w:val="NormalTok"/>
-        </w:rPr>
-        <w:t xml:space="preserve"> </w:t>
-      </w:r>
-      <w:r>
-        <w:rPr>
-          <w:rStyle w:val="DataTypeTok"/>
-        </w:rPr>
-        <w:t xml:space="preserve">\</w:t>
-      </w:r>
-      <w:r>
-        <w:br/>
-      </w:r>
-      <w:r>
-        <w:rPr>
-          <w:rStyle w:val="NormalTok"/>
-        </w:rPr>
-        <w:t xml:space="preserve">  </w:t>
-      </w:r>
-      <w:r>
-        <w:rPr>
-          <w:rStyle w:val="AttributeTok"/>
-        </w:rPr>
-        <w:t xml:space="preserve">-w</w:t>
-      </w:r>
-      <w:r>
-        <w:rPr>
-          <w:rStyle w:val="NormalTok"/>
-        </w:rPr>
-        <w:t xml:space="preserve"> </w:t>
-      </w:r>
-      <w:r>
-        <w:rPr>
-          <w:rStyle w:val="StringTok"/>
-        </w:rPr>
-        <w:t xml:space="preserve">'ttfb:%{time_starttransfer} total:%{time_total} code:%{http_code}\n'</w:t>
-      </w:r>
-      <w:r>
-        <w:rPr>
-          <w:rStyle w:val="NormalTok"/>
-        </w:rPr>
-        <w:t xml:space="preserve"> </w:t>
-      </w:r>
-      <w:r>
-        <w:rPr>
-          <w:rStyle w:val="DataTypeTok"/>
-        </w:rPr>
-        <w:t xml:space="preserve">\</w:t>
-      </w:r>
-      <w:r>
-        <w:br/>
-      </w:r>
-      <w:r>
-        <w:rPr>
-          <w:rStyle w:val="NormalTok"/>
-        </w:rPr>
-        <w:t xml:space="preserve">  </w:t>
-      </w:r>
-      <w:r>
-        <w:rPr>
-          <w:rStyle w:val="StringTok"/>
-        </w:rPr>
-        <w:t xml:space="preserve">"</w:t>
-      </w:r>
-      <w:r>
-        <w:rPr>
-          <w:rStyle w:val="VariableTok"/>
-        </w:rPr>
-        <w:t xml:space="preserve">$TARGET_URL</w:t>
-      </w:r>
-      <w:r>
-        <w:rPr>
-          <w:rStyle w:val="StringTok"/>
-        </w:rPr>
-        <w:t xml:space="preserve">"</w:t>
-      </w:r>
-    </w:p>
-    <w:p>
-      <w:pPr>
-        <w:pStyle w:val="FirstParagraph"/>
-      </w:pPr>
-      <w:r>
-        <w:t xml:space="preserve">Expected: autoload footprint decreases if that was the target, and the affected request improves without functional regression.</w:t>
-      </w:r>
-    </w:p>
-    <w:bookmarkEnd w:id="62"/>
-    <w:bookmarkStart w:id="63" w:name="escalate-if-3"/>
-    <w:p>
-      <w:pPr>
-        <w:pStyle w:val="Heading3"/>
-      </w:pPr>
-      <w:r>
         <w:t xml:space="preserve">Escalate If</w:t>
       </w:r>
     </w:p>
@@ -7344,7 +7935,7 @@
         <w:pStyle w:val="Compact"/>
         <w:numPr>
           <w:ilvl w:val="0"/>
-          <w:numId w:val="1029"/>
+          <w:numId w:val="1030"/>
         </w:numPr>
       </w:pPr>
       <w:r>
@@ -7356,7 +7947,7 @@
         <w:pStyle w:val="Compact"/>
         <w:numPr>
           <w:ilvl w:val="0"/>
-          <w:numId w:val="1029"/>
+          <w:numId w:val="1030"/>
         </w:numPr>
       </w:pPr>
       <w:r>
@@ -7368,7 +7959,7 @@
         <w:pStyle w:val="Compact"/>
         <w:numPr>
           <w:ilvl w:val="0"/>
-          <w:numId w:val="1029"/>
+          <w:numId w:val="1030"/>
         </w:numPr>
       </w:pPr>
       <w:r>
@@ -7380,7 +7971,7 @@
         <w:pStyle w:val="Compact"/>
         <w:numPr>
           <w:ilvl w:val="0"/>
-          <w:numId w:val="1029"/>
+          <w:numId w:val="1030"/>
         </w:numPr>
       </w:pPr>
       <w:r>
@@ -7406,9 +7997,9 @@
         </w:pict>
       </w:r>
     </w:p>
-    <w:bookmarkEnd w:id="63"/>
-    <w:bookmarkEnd w:id="64"/>
-    <w:bookmarkStart w:id="73" w:name="Xf57d3723339981668969bd6c50405868f5f0541"/>
+    <w:bookmarkEnd w:id="84"/>
+    <w:bookmarkEnd w:id="85"/>
+    <w:bookmarkStart w:id="94" w:name="Xf57d3723339981668969bd6c50405868f5f0541"/>
     <w:p>
       <w:pPr>
         <w:pStyle w:val="Heading2"/>
@@ -7417,7 +8008,7 @@
         <w:t xml:space="preserve">Procedure 5: Object cache failure or cache stampede</w:t>
       </w:r>
     </w:p>
-    <w:bookmarkStart w:id="65" w:name="procedure-metadata-4"/>
+    <w:bookmarkStart w:id="86" w:name="procedure-metadata-4"/>
     <w:p>
       <w:pPr>
         <w:pStyle w:val="Heading3"/>
@@ -7431,7 +8022,7 @@
         <w:pStyle w:val="Compact"/>
         <w:numPr>
           <w:ilvl w:val="0"/>
-          <w:numId w:val="1030"/>
+          <w:numId w:val="1031"/>
         </w:numPr>
       </w:pPr>
       <w:r>
@@ -7443,7 +8034,7 @@
         <w:pStyle w:val="Compact"/>
         <w:numPr>
           <w:ilvl w:val="0"/>
-          <w:numId w:val="1030"/>
+          <w:numId w:val="1031"/>
         </w:numPr>
       </w:pPr>
       <w:r>
@@ -7455,7 +8046,7 @@
         <w:pStyle w:val="Compact"/>
         <w:numPr>
           <w:ilvl w:val="0"/>
-          <w:numId w:val="1030"/>
+          <w:numId w:val="1031"/>
         </w:numPr>
       </w:pPr>
       <w:r>
@@ -7467,15 +8058,27 @@
         <w:pStyle w:val="Compact"/>
         <w:numPr>
           <w:ilvl w:val="0"/>
-          <w:numId w:val="1030"/>
+          <w:numId w:val="1031"/>
+        </w:numPr>
+      </w:pPr>
+      <w:r>
+        <w:t xml:space="preserve">Estimated Time: 20 minutes</w:t>
+      </w:r>
+    </w:p>
+    <w:p>
+      <w:pPr>
+        <w:pStyle w:val="Compact"/>
+        <w:numPr>
+          <w:ilvl w:val="0"/>
+          <w:numId w:val="1031"/>
         </w:numPr>
       </w:pPr>
       <w:r>
         <w:t xml:space="preserve">Last Drill Date: [CUSTOMIZE: YYYY-MM-DD / N/A]</w:t>
       </w:r>
     </w:p>
-    <w:bookmarkEnd w:id="65"/>
-    <w:bookmarkStart w:id="66" w:name="purpose-4"/>
+    <w:bookmarkEnd w:id="86"/>
+    <w:bookmarkStart w:id="87" w:name="purpose-4"/>
     <w:p>
       <w:pPr>
         <w:pStyle w:val="Heading3"/>
@@ -7492,8 +8095,8 @@
         <w:t xml:space="preserve">Determine whether a persistent object cache failure, poor hit rate, key misuse, or cache stampede is causing origin/database overload.</w:t>
       </w:r>
     </w:p>
-    <w:bookmarkEnd w:id="66"/>
-    <w:bookmarkStart w:id="67" w:name="prerequisites-4"/>
+    <w:bookmarkEnd w:id="87"/>
+    <w:bookmarkStart w:id="88" w:name="prerequisites-4"/>
     <w:p>
       <w:pPr>
         <w:pStyle w:val="Heading3"/>
@@ -7507,7 +8110,7 @@
         <w:pStyle w:val="Compact"/>
         <w:numPr>
           <w:ilvl w:val="0"/>
-          <w:numId w:val="1031"/>
+          <w:numId w:val="1032"/>
         </w:numPr>
       </w:pPr>
       <w:r>
@@ -7519,7 +8122,7 @@
         <w:pStyle w:val="Compact"/>
         <w:numPr>
           <w:ilvl w:val="0"/>
-          <w:numId w:val="1031"/>
+          <w:numId w:val="1032"/>
         </w:numPr>
       </w:pPr>
       <w:r>
@@ -7531,15 +8134,15 @@
         <w:pStyle w:val="Compact"/>
         <w:numPr>
           <w:ilvl w:val="0"/>
-          <w:numId w:val="1031"/>
+          <w:numId w:val="1032"/>
         </w:numPr>
       </w:pPr>
       <w:r>
         <w:t xml:space="preserve">Approval before restarting cache services or flushing object cache.</w:t>
       </w:r>
     </w:p>
-    <w:bookmarkEnd w:id="67"/>
-    <w:bookmarkStart w:id="68" w:name="commands-4"/>
+    <w:bookmarkEnd w:id="88"/>
+    <w:bookmarkStart w:id="89" w:name="commands-4"/>
     <w:p>
       <w:pPr>
         <w:pStyle w:val="Heading3"/>
@@ -7838,8 +8441,8 @@
         <w:t xml:space="preserve"># wp "${WP_CLI_SITE_ARGS[@]}" transient delete --expired</w:t>
       </w:r>
     </w:p>
-    <w:bookmarkEnd w:id="68"/>
-    <w:bookmarkStart w:id="69" w:name="expected-output-4"/>
+    <w:bookmarkEnd w:id="89"/>
+    <w:bookmarkStart w:id="90" w:name="expected-output-4"/>
     <w:p>
       <w:pPr>
         <w:pStyle w:val="Heading3"/>
@@ -7853,7 +8456,7 @@
         <w:pStyle w:val="Compact"/>
         <w:numPr>
           <w:ilvl w:val="0"/>
-          <w:numId w:val="1032"/>
+          <w:numId w:val="1033"/>
         </w:numPr>
       </w:pPr>
       <w:r>
@@ -7874,7 +8477,7 @@
         <w:pStyle w:val="Compact"/>
         <w:numPr>
           <w:ilvl w:val="0"/>
-          <w:numId w:val="1032"/>
+          <w:numId w:val="1033"/>
         </w:numPr>
       </w:pPr>
       <w:r>
@@ -7886,15 +8489,15 @@
         <w:pStyle w:val="Compact"/>
         <w:numPr>
           <w:ilvl w:val="0"/>
-          <w:numId w:val="1032"/>
+          <w:numId w:val="1033"/>
         </w:numPr>
       </w:pPr>
       <w:r>
         <w:t xml:space="preserve">Expired transient cleanup is intentionally not part of the default read-only evidence gathering. If approved, it is only a cleanup action and should not be treated as a primary incident fix.</w:t>
       </w:r>
     </w:p>
-    <w:bookmarkEnd w:id="69"/>
-    <w:bookmarkStart w:id="70" w:name="rollback-4"/>
+    <w:bookmarkEnd w:id="90"/>
+    <w:bookmarkStart w:id="91" w:name="rollback-4"/>
     <w:p>
       <w:pPr>
         <w:pStyle w:val="Heading3"/>
@@ -7949,8 +8552,8 @@
         <w:t xml:space="preserve"># wp "${WP_CLI_SITE_ARGS[@]}" redis disable</w:t>
       </w:r>
     </w:p>
-    <w:bookmarkEnd w:id="70"/>
-    <w:bookmarkStart w:id="71" w:name="verification-4"/>
+    <w:bookmarkEnd w:id="91"/>
+    <w:bookmarkStart w:id="92" w:name="verification-4"/>
     <w:p>
       <w:pPr>
         <w:pStyle w:val="Heading3"/>
@@ -7989,6 +8592,42 @@
       </w:r>
       <w:r>
         <w:rPr>
+          <w:rStyle w:val="StringTok"/>
+        </w:rPr>
+        <w:t xml:space="preserve">"</w:t>
+      </w:r>
+      <w:r>
+        <w:rPr>
+          <w:rStyle w:val="VariableTok"/>
+        </w:rPr>
+        <w:t xml:space="preserve">${CURL_TIMEOUT_ARGS</w:t>
+      </w:r>
+      <w:r>
+        <w:rPr>
+          <w:rStyle w:val="OperatorTok"/>
+        </w:rPr>
+        <w:t xml:space="preserve">[@]</w:t>
+      </w:r>
+      <w:r>
+        <w:rPr>
+          <w:rStyle w:val="VariableTok"/>
+        </w:rPr>
+        <w:t xml:space="preserve">}</w:t>
+      </w:r>
+      <w:r>
+        <w:rPr>
+          <w:rStyle w:val="StringTok"/>
+        </w:rPr>
+        <w:t xml:space="preserve">"</w:t>
+      </w:r>
+      <w:r>
+        <w:rPr>
+          <w:rStyle w:val="NormalTok"/>
+        </w:rPr>
+        <w:t xml:space="preserve"> </w:t>
+      </w:r>
+      <w:r>
+        <w:rPr>
           <w:rStyle w:val="AttributeTok"/>
         </w:rPr>
         <w:t xml:space="preserve">-o</w:t>
@@ -8128,8 +8767,8 @@
         <w:t xml:space="preserve">Expected: database load, cache errors, or TTFB improve after the approved mitigation.</w:t>
       </w:r>
     </w:p>
-    <w:bookmarkEnd w:id="71"/>
-    <w:bookmarkStart w:id="72" w:name="escalate-if-4"/>
+    <w:bookmarkEnd w:id="92"/>
+    <w:bookmarkStart w:id="93" w:name="escalate-if-4"/>
     <w:p>
       <w:pPr>
         <w:pStyle w:val="Heading3"/>
@@ -8143,7 +8782,7 @@
         <w:pStyle w:val="Compact"/>
         <w:numPr>
           <w:ilvl w:val="0"/>
-          <w:numId w:val="1033"/>
+          <w:numId w:val="1034"/>
         </w:numPr>
       </w:pPr>
       <w:r>
@@ -8155,7 +8794,7 @@
         <w:pStyle w:val="Compact"/>
         <w:numPr>
           <w:ilvl w:val="0"/>
-          <w:numId w:val="1033"/>
+          <w:numId w:val="1034"/>
         </w:numPr>
       </w:pPr>
       <w:r>
@@ -8176,7 +8815,7 @@
         <w:pStyle w:val="Compact"/>
         <w:numPr>
           <w:ilvl w:val="0"/>
-          <w:numId w:val="1033"/>
+          <w:numId w:val="1034"/>
         </w:numPr>
       </w:pPr>
       <w:r>
@@ -8203,7 +8842,7 @@
         <w:pStyle w:val="Compact"/>
         <w:numPr>
           <w:ilvl w:val="0"/>
-          <w:numId w:val="1033"/>
+          <w:numId w:val="1034"/>
         </w:numPr>
       </w:pPr>
       <w:r>
@@ -8217,9 +8856,9 @@
         </w:pict>
       </w:r>
     </w:p>
-    <w:bookmarkEnd w:id="72"/>
-    <w:bookmarkEnd w:id="73"/>
-    <w:bookmarkStart w:id="82" w:name="Xadcb7e5d04c1ad327e3c6b4ab2c3a924786c591"/>
+    <w:bookmarkEnd w:id="93"/>
+    <w:bookmarkEnd w:id="94"/>
+    <w:bookmarkStart w:id="103" w:name="Xadcb7e5d04c1ad327e3c6b4ab2c3a924786c591"/>
     <w:p>
       <w:pPr>
         <w:pStyle w:val="Heading2"/>
@@ -8228,7 +8867,7 @@
         <w:t xml:space="preserve">Procedure 6: WP-Cron or Action Scheduler backlog</w:t>
       </w:r>
     </w:p>
-    <w:bookmarkStart w:id="74" w:name="procedure-metadata-5"/>
+    <w:bookmarkStart w:id="95" w:name="procedure-metadata-5"/>
     <w:p>
       <w:pPr>
         <w:pStyle w:val="Heading3"/>
@@ -8242,7 +8881,7 @@
         <w:pStyle w:val="Compact"/>
         <w:numPr>
           <w:ilvl w:val="0"/>
-          <w:numId w:val="1034"/>
+          <w:numId w:val="1035"/>
         </w:numPr>
       </w:pPr>
       <w:r>
@@ -8254,7 +8893,7 @@
         <w:pStyle w:val="Compact"/>
         <w:numPr>
           <w:ilvl w:val="0"/>
-          <w:numId w:val="1034"/>
+          <w:numId w:val="1035"/>
         </w:numPr>
       </w:pPr>
       <w:r>
@@ -8266,7 +8905,7 @@
         <w:pStyle w:val="Compact"/>
         <w:numPr>
           <w:ilvl w:val="0"/>
-          <w:numId w:val="1034"/>
+          <w:numId w:val="1035"/>
         </w:numPr>
       </w:pPr>
       <w:r>
@@ -8278,15 +8917,27 @@
         <w:pStyle w:val="Compact"/>
         <w:numPr>
           <w:ilvl w:val="0"/>
-          <w:numId w:val="1034"/>
+          <w:numId w:val="1035"/>
+        </w:numPr>
+      </w:pPr>
+      <w:r>
+        <w:t xml:space="preserve">Estimated Time: 20 minutes</w:t>
+      </w:r>
+    </w:p>
+    <w:p>
+      <w:pPr>
+        <w:pStyle w:val="Compact"/>
+        <w:numPr>
+          <w:ilvl w:val="0"/>
+          <w:numId w:val="1035"/>
         </w:numPr>
       </w:pPr>
       <w:r>
         <w:t xml:space="preserve">Last Drill Date: [CUSTOMIZE: YYYY-MM-DD / N/A]</w:t>
       </w:r>
     </w:p>
-    <w:bookmarkEnd w:id="74"/>
-    <w:bookmarkStart w:id="75" w:name="purpose-5"/>
+    <w:bookmarkEnd w:id="95"/>
+    <w:bookmarkStart w:id="96" w:name="purpose-5"/>
     <w:p>
       <w:pPr>
         <w:pStyle w:val="Heading3"/>
@@ -8303,8 +8954,8 @@
         <w:t xml:space="preserve">Identify whether due cron events, failed scheduled actions, or overlapping background jobs are causing request-time latency or delayed business workflows.</w:t>
       </w:r>
     </w:p>
-    <w:bookmarkEnd w:id="75"/>
-    <w:bookmarkStart w:id="76" w:name="prerequisites-5"/>
+    <w:bookmarkEnd w:id="96"/>
+    <w:bookmarkStart w:id="97" w:name="prerequisites-5"/>
     <w:p>
       <w:pPr>
         <w:pStyle w:val="Heading3"/>
@@ -8318,7 +8969,7 @@
         <w:pStyle w:val="Compact"/>
         <w:numPr>
           <w:ilvl w:val="0"/>
-          <w:numId w:val="1035"/>
+          <w:numId w:val="1036"/>
         </w:numPr>
       </w:pPr>
       <w:r>
@@ -8330,7 +8981,7 @@
         <w:pStyle w:val="Compact"/>
         <w:numPr>
           <w:ilvl w:val="0"/>
-          <w:numId w:val="1035"/>
+          <w:numId w:val="1036"/>
         </w:numPr>
       </w:pPr>
       <w:r>
@@ -8342,15 +8993,15 @@
         <w:pStyle w:val="Compact"/>
         <w:numPr>
           <w:ilvl w:val="0"/>
-          <w:numId w:val="1035"/>
+          <w:numId w:val="1036"/>
         </w:numPr>
       </w:pPr>
       <w:r>
         <w:t xml:space="preserve">Knowledge of whether WooCommerce or Action Scheduler is active.</w:t>
       </w:r>
     </w:p>
-    <w:bookmarkEnd w:id="76"/>
-    <w:bookmarkStart w:id="77" w:name="commands-5"/>
+    <w:bookmarkEnd w:id="97"/>
+    <w:bookmarkStart w:id="98" w:name="commands-5"/>
     <w:p>
       <w:pPr>
         <w:pStyle w:val="Heading3"/>
@@ -8517,8 +9168,8 @@
         <w:t xml:space="preserve"># wp "${WP_CLI_SITE_ARGS[@]}" action-scheduler list --status=failed --per-page=20</w:t>
       </w:r>
     </w:p>
-    <w:bookmarkEnd w:id="77"/>
-    <w:bookmarkStart w:id="78" w:name="expected-output-5"/>
+    <w:bookmarkEnd w:id="98"/>
+    <w:bookmarkStart w:id="99" w:name="expected-output-5"/>
     <w:p>
       <w:pPr>
         <w:pStyle w:val="Heading3"/>
@@ -8532,7 +9183,7 @@
         <w:pStyle w:val="Compact"/>
         <w:numPr>
           <w:ilvl w:val="0"/>
-          <w:numId w:val="1036"/>
+          <w:numId w:val="1037"/>
         </w:numPr>
       </w:pPr>
       <w:r>
@@ -8544,7 +9195,7 @@
         <w:pStyle w:val="Compact"/>
         <w:numPr>
           <w:ilvl w:val="0"/>
-          <w:numId w:val="1036"/>
+          <w:numId w:val="1037"/>
         </w:numPr>
       </w:pPr>
       <w:r>
@@ -8556,15 +9207,15 @@
         <w:pStyle w:val="Compact"/>
         <w:numPr>
           <w:ilvl w:val="0"/>
-          <w:numId w:val="1036"/>
+          <w:numId w:val="1037"/>
         </w:numPr>
       </w:pPr>
       <w:r>
         <w:t xml:space="preserve">Failed Action Scheduler jobs identify plugin/business workflow ownership.</w:t>
       </w:r>
     </w:p>
-    <w:bookmarkEnd w:id="78"/>
-    <w:bookmarkStart w:id="79" w:name="rollback-5"/>
+    <w:bookmarkEnd w:id="99"/>
+    <w:bookmarkStart w:id="100" w:name="rollback-5"/>
     <w:p>
       <w:pPr>
         <w:pStyle w:val="Heading3"/>
@@ -8616,8 +9267,8 @@
         <w:t xml:space="preserve">// define( 'DISABLE_WP_CRON', true );</w:t>
       </w:r>
     </w:p>
-    <w:bookmarkEnd w:id="79"/>
-    <w:bookmarkStart w:id="80" w:name="verification-5"/>
+    <w:bookmarkEnd w:id="100"/>
+    <w:bookmarkStart w:id="101" w:name="verification-5"/>
     <w:p>
       <w:pPr>
         <w:pStyle w:val="Heading3"/>
@@ -8750,8 +9401,8 @@
         <w:t xml:space="preserve">Expected: read-only verification shows whether due events are decreasing under the normal runner. If approved cron execution is run, due events decrease or clear and business workflows such as scheduled posts, cleanup jobs, and ecommerce queues resume.</w:t>
       </w:r>
     </w:p>
-    <w:bookmarkEnd w:id="80"/>
-    <w:bookmarkStart w:id="81" w:name="escalate-if-5"/>
+    <w:bookmarkEnd w:id="101"/>
+    <w:bookmarkStart w:id="102" w:name="escalate-if-5"/>
     <w:p>
       <w:pPr>
         <w:pStyle w:val="Heading3"/>
@@ -8765,7 +9416,7 @@
         <w:pStyle w:val="Compact"/>
         <w:numPr>
           <w:ilvl w:val="0"/>
-          <w:numId w:val="1037"/>
+          <w:numId w:val="1038"/>
         </w:numPr>
       </w:pPr>
       <w:r>
@@ -8777,7 +9428,7 @@
         <w:pStyle w:val="Compact"/>
         <w:numPr>
           <w:ilvl w:val="0"/>
-          <w:numId w:val="1037"/>
+          <w:numId w:val="1038"/>
         </w:numPr>
       </w:pPr>
       <w:r>
@@ -8789,7 +9440,7 @@
         <w:pStyle w:val="Compact"/>
         <w:numPr>
           <w:ilvl w:val="0"/>
-          <w:numId w:val="1037"/>
+          <w:numId w:val="1038"/>
         </w:numPr>
       </w:pPr>
       <w:r>
@@ -8801,7 +9452,7 @@
         <w:pStyle w:val="Compact"/>
         <w:numPr>
           <w:ilvl w:val="0"/>
-          <w:numId w:val="1037"/>
+          <w:numId w:val="1038"/>
         </w:numPr>
       </w:pPr>
       <w:r>
@@ -8815,9 +9466,9 @@
         </w:pict>
       </w:r>
     </w:p>
-    <w:bookmarkEnd w:id="81"/>
-    <w:bookmarkEnd w:id="82"/>
-    <w:bookmarkStart w:id="91" w:name="X2b923f659648e52476e7d8f6178e9bedd6d19bc"/>
+    <w:bookmarkEnd w:id="102"/>
+    <w:bookmarkEnd w:id="103"/>
+    <w:bookmarkStart w:id="112" w:name="X2b923f659648e52476e7d8f6178e9bedd6d19bc"/>
     <w:p>
       <w:pPr>
         <w:pStyle w:val="Heading2"/>
@@ -8826,7 +9477,7 @@
         <w:t xml:space="preserve">Procedure 7: External API, AI connector, or third-party latency</w:t>
       </w:r>
     </w:p>
-    <w:bookmarkStart w:id="83" w:name="procedure-metadata-6"/>
+    <w:bookmarkStart w:id="104" w:name="procedure-metadata-6"/>
     <w:p>
       <w:pPr>
         <w:pStyle w:val="Heading3"/>
@@ -8840,7 +9491,7 @@
         <w:pStyle w:val="Compact"/>
         <w:numPr>
           <w:ilvl w:val="0"/>
-          <w:numId w:val="1038"/>
+          <w:numId w:val="1039"/>
         </w:numPr>
       </w:pPr>
       <w:r>
@@ -8852,7 +9503,7 @@
         <w:pStyle w:val="Compact"/>
         <w:numPr>
           <w:ilvl w:val="0"/>
-          <w:numId w:val="1038"/>
+          <w:numId w:val="1039"/>
         </w:numPr>
       </w:pPr>
       <w:r>
@@ -8864,7 +9515,7 @@
         <w:pStyle w:val="Compact"/>
         <w:numPr>
           <w:ilvl w:val="0"/>
-          <w:numId w:val="1038"/>
+          <w:numId w:val="1039"/>
         </w:numPr>
       </w:pPr>
       <w:r>
@@ -8876,15 +9527,27 @@
         <w:pStyle w:val="Compact"/>
         <w:numPr>
           <w:ilvl w:val="0"/>
-          <w:numId w:val="1038"/>
+          <w:numId w:val="1039"/>
+        </w:numPr>
+      </w:pPr>
+      <w:r>
+        <w:t xml:space="preserve">Estimated Time: 15 minutes</w:t>
+      </w:r>
+    </w:p>
+    <w:p>
+      <w:pPr>
+        <w:pStyle w:val="Compact"/>
+        <w:numPr>
+          <w:ilvl w:val="0"/>
+          <w:numId w:val="1039"/>
         </w:numPr>
       </w:pPr>
       <w:r>
         <w:t xml:space="preserve">Last Drill Date: [CUSTOMIZE: YYYY-MM-DD / N/A]</w:t>
       </w:r>
     </w:p>
-    <w:bookmarkEnd w:id="83"/>
-    <w:bookmarkStart w:id="84" w:name="purpose-6"/>
+    <w:bookmarkEnd w:id="104"/>
+    <w:bookmarkStart w:id="105" w:name="purpose-6"/>
     <w:p>
       <w:pPr>
         <w:pStyle w:val="Heading3"/>
@@ -8901,8 +9564,8 @@
         <w:t xml:space="preserve">Identify whether external HTTP calls, WordPress 7.0 AI/connectors integrations, payment/search/CRM APIs, analytics, or embed providers are slowing critical requests.</w:t>
       </w:r>
     </w:p>
-    <w:bookmarkEnd w:id="84"/>
-    <w:bookmarkStart w:id="85" w:name="prerequisites-6"/>
+    <w:bookmarkEnd w:id="105"/>
+    <w:bookmarkStart w:id="106" w:name="prerequisites-6"/>
     <w:p>
       <w:pPr>
         <w:pStyle w:val="Heading3"/>
@@ -8916,7 +9579,7 @@
         <w:pStyle w:val="Compact"/>
         <w:numPr>
           <w:ilvl w:val="0"/>
-          <w:numId w:val="1039"/>
+          <w:numId w:val="1040"/>
         </w:numPr>
       </w:pPr>
       <w:r>
@@ -8928,7 +9591,7 @@
         <w:pStyle w:val="Compact"/>
         <w:numPr>
           <w:ilvl w:val="0"/>
-          <w:numId w:val="1039"/>
+          <w:numId w:val="1040"/>
         </w:numPr>
       </w:pPr>
       <w:r>
@@ -8940,15 +9603,15 @@
         <w:pStyle w:val="Compact"/>
         <w:numPr>
           <w:ilvl w:val="0"/>
-          <w:numId w:val="1039"/>
+          <w:numId w:val="1040"/>
         </w:numPr>
       </w:pPr>
       <w:r>
         <w:t xml:space="preserve">A safe fallback or feature flag is identified before disabling integrations.</w:t>
       </w:r>
     </w:p>
-    <w:bookmarkEnd w:id="85"/>
-    <w:bookmarkStart w:id="86" w:name="commands-6"/>
+    <w:bookmarkEnd w:id="106"/>
+    <w:bookmarkStart w:id="107" w:name="commands-6"/>
     <w:p>
       <w:pPr>
         <w:pStyle w:val="Heading3"/>
@@ -9077,6 +9740,42 @@
       </w:r>
       <w:r>
         <w:rPr>
+          <w:rStyle w:val="StringTok"/>
+        </w:rPr>
+        <w:t xml:space="preserve">"</w:t>
+      </w:r>
+      <w:r>
+        <w:rPr>
+          <w:rStyle w:val="VariableTok"/>
+        </w:rPr>
+        <w:t xml:space="preserve">${CURL_TIMEOUT_ARGS</w:t>
+      </w:r>
+      <w:r>
+        <w:rPr>
+          <w:rStyle w:val="OperatorTok"/>
+        </w:rPr>
+        <w:t xml:space="preserve">[@]</w:t>
+      </w:r>
+      <w:r>
+        <w:rPr>
+          <w:rStyle w:val="VariableTok"/>
+        </w:rPr>
+        <w:t xml:space="preserve">}</w:t>
+      </w:r>
+      <w:r>
+        <w:rPr>
+          <w:rStyle w:val="StringTok"/>
+        </w:rPr>
+        <w:t xml:space="preserve">"</w:t>
+      </w:r>
+      <w:r>
+        <w:rPr>
+          <w:rStyle w:val="NormalTok"/>
+        </w:rPr>
+        <w:t xml:space="preserve"> </w:t>
+      </w:r>
+      <w:r>
+        <w:rPr>
           <w:rStyle w:val="AttributeTok"/>
         </w:rPr>
         <w:t xml:space="preserve">-o</w:t>
@@ -9208,8 +9907,8 @@
         <w:t xml:space="preserve">"</w:t>
       </w:r>
     </w:p>
-    <w:bookmarkEnd w:id="86"/>
-    <w:bookmarkStart w:id="87" w:name="expected-output-6"/>
+    <w:bookmarkEnd w:id="107"/>
+    <w:bookmarkStart w:id="108" w:name="expected-output-6"/>
     <w:p>
       <w:pPr>
         <w:pStyle w:val="Heading3"/>
@@ -9223,7 +9922,7 @@
         <w:pStyle w:val="Compact"/>
         <w:numPr>
           <w:ilvl w:val="0"/>
-          <w:numId w:val="1040"/>
+          <w:numId w:val="1041"/>
         </w:numPr>
       </w:pPr>
       <w:r>
@@ -9235,7 +9934,7 @@
         <w:pStyle w:val="Compact"/>
         <w:numPr>
           <w:ilvl w:val="0"/>
-          <w:numId w:val="1040"/>
+          <w:numId w:val="1041"/>
         </w:numPr>
       </w:pPr>
       <w:r>
@@ -9247,15 +9946,15 @@
         <w:pStyle w:val="Compact"/>
         <w:numPr>
           <w:ilvl w:val="0"/>
-          <w:numId w:val="1040"/>
+          <w:numId w:val="1041"/>
         </w:numPr>
       </w:pPr>
       <w:r>
         <w:t xml:space="preserve">APM traces, if available, should separate HTTP API time from PHP, database, and cache time.</w:t>
       </w:r>
     </w:p>
-    <w:bookmarkEnd w:id="87"/>
-    <w:bookmarkStart w:id="88" w:name="rollback-6"/>
+    <w:bookmarkEnd w:id="108"/>
+    <w:bookmarkStart w:id="109" w:name="rollback-6"/>
     <w:p>
       <w:pPr>
         <w:pStyle w:val="Heading3"/>
@@ -9301,8 +10000,8 @@
         <w:t xml:space="preserve"># wp "${WP_CLI_SITE_ARGS[@]}" option update "[CUSTOMIZE: option_name]" "[CUSTOMIZE: previous_value]"</w:t>
       </w:r>
     </w:p>
-    <w:bookmarkEnd w:id="88"/>
-    <w:bookmarkStart w:id="89" w:name="verification-6"/>
+    <w:bookmarkEnd w:id="109"/>
+    <w:bookmarkStart w:id="110" w:name="verification-6"/>
     <w:p>
       <w:pPr>
         <w:pStyle w:val="Heading3"/>
@@ -9341,6 +10040,42 @@
       </w:r>
       <w:r>
         <w:rPr>
+          <w:rStyle w:val="StringTok"/>
+        </w:rPr>
+        <w:t xml:space="preserve">"</w:t>
+      </w:r>
+      <w:r>
+        <w:rPr>
+          <w:rStyle w:val="VariableTok"/>
+        </w:rPr>
+        <w:t xml:space="preserve">${CURL_TIMEOUT_ARGS</w:t>
+      </w:r>
+      <w:r>
+        <w:rPr>
+          <w:rStyle w:val="OperatorTok"/>
+        </w:rPr>
+        <w:t xml:space="preserve">[@]</w:t>
+      </w:r>
+      <w:r>
+        <w:rPr>
+          <w:rStyle w:val="VariableTok"/>
+        </w:rPr>
+        <w:t xml:space="preserve">}</w:t>
+      </w:r>
+      <w:r>
+        <w:rPr>
+          <w:rStyle w:val="StringTok"/>
+        </w:rPr>
+        <w:t xml:space="preserve">"</w:t>
+      </w:r>
+      <w:r>
+        <w:rPr>
+          <w:rStyle w:val="NormalTok"/>
+        </w:rPr>
+        <w:t xml:space="preserve"> </w:t>
+      </w:r>
+      <w:r>
+        <w:rPr>
           <w:rStyle w:val="AttributeTok"/>
         </w:rPr>
         <w:t xml:space="preserve">-o</w:t>
@@ -9480,8 +10215,8 @@
         <w:t xml:space="preserve">Expected: request time improves or APM confirms the external dependency is no longer in the critical path.</w:t>
       </w:r>
     </w:p>
-    <w:bookmarkEnd w:id="89"/>
-    <w:bookmarkStart w:id="90" w:name="escalate-if-6"/>
+    <w:bookmarkEnd w:id="110"/>
+    <w:bookmarkStart w:id="111" w:name="escalate-if-6"/>
     <w:p>
       <w:pPr>
         <w:pStyle w:val="Heading3"/>
@@ -9495,7 +10230,7 @@
         <w:pStyle w:val="Compact"/>
         <w:numPr>
           <w:ilvl w:val="0"/>
-          <w:numId w:val="1041"/>
+          <w:numId w:val="1042"/>
         </w:numPr>
       </w:pPr>
       <w:r>
@@ -9507,7 +10242,7 @@
         <w:pStyle w:val="Compact"/>
         <w:numPr>
           <w:ilvl w:val="0"/>
-          <w:numId w:val="1041"/>
+          <w:numId w:val="1042"/>
         </w:numPr>
       </w:pPr>
       <w:r>
@@ -9519,7 +10254,7 @@
         <w:pStyle w:val="Compact"/>
         <w:numPr>
           <w:ilvl w:val="0"/>
-          <w:numId w:val="1041"/>
+          <w:numId w:val="1042"/>
         </w:numPr>
       </w:pPr>
       <w:r>
@@ -9531,7 +10266,7 @@
         <w:pStyle w:val="Compact"/>
         <w:numPr>
           <w:ilvl w:val="0"/>
-          <w:numId w:val="1041"/>
+          <w:numId w:val="1042"/>
         </w:numPr>
       </w:pPr>
       <w:r>
@@ -9545,9 +10280,9 @@
         </w:pict>
       </w:r>
     </w:p>
-    <w:bookmarkEnd w:id="90"/>
-    <w:bookmarkEnd w:id="91"/>
-    <w:bookmarkStart w:id="100" w:name="procedure-8-core-web-vitals-regression"/>
+    <w:bookmarkEnd w:id="111"/>
+    <w:bookmarkEnd w:id="112"/>
+    <w:bookmarkStart w:id="121" w:name="procedure-8-core-web-vitals-regression"/>
     <w:p>
       <w:pPr>
         <w:pStyle w:val="Heading2"/>
@@ -9556,7 +10291,7 @@
         <w:t xml:space="preserve">Procedure 8: Core Web Vitals regression</w:t>
       </w:r>
     </w:p>
-    <w:bookmarkStart w:id="92" w:name="procedure-metadata-7"/>
+    <w:bookmarkStart w:id="113" w:name="procedure-metadata-7"/>
     <w:p>
       <w:pPr>
         <w:pStyle w:val="Heading3"/>
@@ -9570,7 +10305,7 @@
         <w:pStyle w:val="Compact"/>
         <w:numPr>
           <w:ilvl w:val="0"/>
-          <w:numId w:val="1042"/>
+          <w:numId w:val="1043"/>
         </w:numPr>
       </w:pPr>
       <w:r>
@@ -9582,7 +10317,7 @@
         <w:pStyle w:val="Compact"/>
         <w:numPr>
           <w:ilvl w:val="0"/>
-          <w:numId w:val="1042"/>
+          <w:numId w:val="1043"/>
         </w:numPr>
       </w:pPr>
       <w:r>
@@ -9594,7 +10329,7 @@
         <w:pStyle w:val="Compact"/>
         <w:numPr>
           <w:ilvl w:val="0"/>
-          <w:numId w:val="1042"/>
+          <w:numId w:val="1043"/>
         </w:numPr>
       </w:pPr>
       <w:r>
@@ -9606,15 +10341,27 @@
         <w:pStyle w:val="Compact"/>
         <w:numPr>
           <w:ilvl w:val="0"/>
-          <w:numId w:val="1042"/>
+          <w:numId w:val="1043"/>
+        </w:numPr>
+      </w:pPr>
+      <w:r>
+        <w:t xml:space="preserve">Estimated Time: 15 minutes</w:t>
+      </w:r>
+    </w:p>
+    <w:p>
+      <w:pPr>
+        <w:pStyle w:val="Compact"/>
+        <w:numPr>
+          <w:ilvl w:val="0"/>
+          <w:numId w:val="1043"/>
         </w:numPr>
       </w:pPr>
       <w:r>
         <w:t xml:space="preserve">Last Drill Date: [CUSTOMIZE: YYYY-MM-DD / N/A]</w:t>
       </w:r>
     </w:p>
-    <w:bookmarkEnd w:id="92"/>
-    <w:bookmarkStart w:id="93" w:name="purpose-7"/>
+    <w:bookmarkEnd w:id="113"/>
+    <w:bookmarkStart w:id="114" w:name="purpose-7"/>
     <w:p>
       <w:pPr>
         <w:pStyle w:val="Heading3"/>
@@ -9631,8 +10378,8 @@
         <w:t xml:space="preserve">Triage a user-facing LCP, INP, or CLS regression without confusing frontend symptoms with backend, cache, or transport causes.</w:t>
       </w:r>
     </w:p>
-    <w:bookmarkEnd w:id="93"/>
-    <w:bookmarkStart w:id="94" w:name="prerequisites-7"/>
+    <w:bookmarkEnd w:id="114"/>
+    <w:bookmarkStart w:id="115" w:name="prerequisites-7"/>
     <w:p>
       <w:pPr>
         <w:pStyle w:val="Heading3"/>
@@ -9646,7 +10393,7 @@
         <w:pStyle w:val="Compact"/>
         <w:numPr>
           <w:ilvl w:val="0"/>
-          <w:numId w:val="1043"/>
+          <w:numId w:val="1044"/>
         </w:numPr>
       </w:pPr>
       <w:r>
@@ -9658,7 +10405,7 @@
         <w:pStyle w:val="Compact"/>
         <w:numPr>
           <w:ilvl w:val="0"/>
-          <w:numId w:val="1043"/>
+          <w:numId w:val="1044"/>
         </w:numPr>
       </w:pPr>
       <w:r>
@@ -9670,15 +10417,15 @@
         <w:pStyle w:val="Compact"/>
         <w:numPr>
           <w:ilvl w:val="0"/>
-          <w:numId w:val="1043"/>
-        </w:numPr>
-      </w:pPr>
-      <w:r>
-        <w:t xml:space="preserve">Browser tooling may be required for final diagnosis; if unavailable, capture backend/transport evidence first and escalate for browser inspection.</w:t>
-      </w:r>
-    </w:p>
-    <w:bookmarkEnd w:id="94"/>
-    <w:bookmarkStart w:id="95" w:name="commands-7"/>
+          <w:numId w:val="1044"/>
+        </w:numPr>
+      </w:pPr>
+      <w:r>
+        <w:t xml:space="preserve">Browser tooling may be required for final diagnosis; if unavailable, capture backend/transport evidence first and escalate for browser inspection with requested artifacts: DevTools trace, Lighthouse or WebPageTest report, RUM segment, device/viewport class, and before/after screenshots when visual instability is involved.</w:t>
+      </w:r>
+    </w:p>
+    <w:bookmarkEnd w:id="115"/>
+    <w:bookmarkStart w:id="116" w:name="commands-7"/>
     <w:p>
       <w:pPr>
         <w:pStyle w:val="Heading3"/>
@@ -9717,6 +10464,42 @@
       </w:r>
       <w:r>
         <w:rPr>
+          <w:rStyle w:val="StringTok"/>
+        </w:rPr>
+        <w:t xml:space="preserve">"</w:t>
+      </w:r>
+      <w:r>
+        <w:rPr>
+          <w:rStyle w:val="VariableTok"/>
+        </w:rPr>
+        <w:t xml:space="preserve">${CURL_TIMEOUT_ARGS</w:t>
+      </w:r>
+      <w:r>
+        <w:rPr>
+          <w:rStyle w:val="OperatorTok"/>
+        </w:rPr>
+        <w:t xml:space="preserve">[@]</w:t>
+      </w:r>
+      <w:r>
+        <w:rPr>
+          <w:rStyle w:val="VariableTok"/>
+        </w:rPr>
+        <w:t xml:space="preserve">}</w:t>
+      </w:r>
+      <w:r>
+        <w:rPr>
+          <w:rStyle w:val="StringTok"/>
+        </w:rPr>
+        <w:t xml:space="preserve">"</w:t>
+      </w:r>
+      <w:r>
+        <w:rPr>
+          <w:rStyle w:val="NormalTok"/>
+        </w:rPr>
+        <w:t xml:space="preserve"> </w:t>
+      </w:r>
+      <w:r>
+        <w:rPr>
           <w:rStyle w:val="AttributeTok"/>
         </w:rPr>
         <w:t xml:space="preserve">-o</w:t>
@@ -9944,8 +10727,8 @@
         <w:t xml:space="preserve">true</w:t>
       </w:r>
     </w:p>
-    <w:bookmarkEnd w:id="95"/>
-    <w:bookmarkStart w:id="96" w:name="expected-output-7"/>
+    <w:bookmarkEnd w:id="116"/>
+    <w:bookmarkStart w:id="117" w:name="expected-output-7"/>
     <w:p>
       <w:pPr>
         <w:pStyle w:val="Heading3"/>
@@ -9959,7 +10742,7 @@
         <w:pStyle w:val="Compact"/>
         <w:numPr>
           <w:ilvl w:val="0"/>
-          <w:numId w:val="1044"/>
+          <w:numId w:val="1045"/>
         </w:numPr>
       </w:pPr>
       <w:r>
@@ -9971,7 +10754,7 @@
         <w:pStyle w:val="Compact"/>
         <w:numPr>
           <w:ilvl w:val="0"/>
-          <w:numId w:val="1044"/>
+          <w:numId w:val="1045"/>
         </w:numPr>
       </w:pPr>
       <w:r>
@@ -9983,15 +10766,15 @@
         <w:pStyle w:val="Compact"/>
         <w:numPr>
           <w:ilvl w:val="0"/>
-          <w:numId w:val="1044"/>
-        </w:numPr>
-      </w:pPr>
-      <w:r>
-        <w:t xml:space="preserve">Further LCP/INP/CLS diagnosis usually requires browser traces, RUM, or lab tooling.</w:t>
-      </w:r>
-    </w:p>
-    <w:bookmarkEnd w:id="96"/>
-    <w:bookmarkStart w:id="97" w:name="rollback-7"/>
+          <w:numId w:val="1045"/>
+        </w:numPr>
+      </w:pPr>
+      <w:r>
+        <w:t xml:space="preserve">Further LCP/INP/CLS diagnosis usually requires browser traces, RUM, lab tooling, device/viewport segmentation, and screenshots for visual instability.</w:t>
+      </w:r>
+    </w:p>
+    <w:bookmarkEnd w:id="117"/>
+    <w:bookmarkStart w:id="118" w:name="rollback-7"/>
     <w:p>
       <w:pPr>
         <w:pStyle w:val="Heading3"/>
@@ -10008,8 +10791,8 @@
         <w:t xml:space="preserve">If the regression follows a deploy, rollback through the normal release system after incident lead approval. If it follows a CDN/cache/optimization plugin change, restore the previous configuration.</w:t>
       </w:r>
     </w:p>
-    <w:bookmarkEnd w:id="97"/>
-    <w:bookmarkStart w:id="98" w:name="verification-7"/>
+    <w:bookmarkEnd w:id="118"/>
+    <w:bookmarkStart w:id="119" w:name="verification-7"/>
     <w:p>
       <w:pPr>
         <w:pStyle w:val="Heading3"/>
@@ -10048,6 +10831,42 @@
       </w:r>
       <w:r>
         <w:rPr>
+          <w:rStyle w:val="StringTok"/>
+        </w:rPr>
+        <w:t xml:space="preserve">"</w:t>
+      </w:r>
+      <w:r>
+        <w:rPr>
+          <w:rStyle w:val="VariableTok"/>
+        </w:rPr>
+        <w:t xml:space="preserve">${CURL_TIMEOUT_ARGS</w:t>
+      </w:r>
+      <w:r>
+        <w:rPr>
+          <w:rStyle w:val="OperatorTok"/>
+        </w:rPr>
+        <w:t xml:space="preserve">[@]</w:t>
+      </w:r>
+      <w:r>
+        <w:rPr>
+          <w:rStyle w:val="VariableTok"/>
+        </w:rPr>
+        <w:t xml:space="preserve">}</w:t>
+      </w:r>
+      <w:r>
+        <w:rPr>
+          <w:rStyle w:val="StringTok"/>
+        </w:rPr>
+        <w:t xml:space="preserve">"</w:t>
+      </w:r>
+      <w:r>
+        <w:rPr>
+          <w:rStyle w:val="NormalTok"/>
+        </w:rPr>
+        <w:t xml:space="preserve"> </w:t>
+      </w:r>
+      <w:r>
+        <w:rPr>
           <w:rStyle w:val="AttributeTok"/>
         </w:rPr>
         <w:t xml:space="preserve">-o</w:t>
@@ -10187,8 +11006,8 @@
         <w:t xml:space="preserve">Expected: backend/transport signals are healthy before handing off to browser-level investigation; after frontend mitigation, field or lab metrics improve for the same template/device class.</w:t>
       </w:r>
     </w:p>
-    <w:bookmarkEnd w:id="98"/>
-    <w:bookmarkStart w:id="99" w:name="escalate-if-7"/>
+    <w:bookmarkEnd w:id="119"/>
+    <w:bookmarkStart w:id="120" w:name="escalate-if-7"/>
     <w:p>
       <w:pPr>
         <w:pStyle w:val="Heading3"/>
@@ -10202,7 +11021,7 @@
         <w:pStyle w:val="Compact"/>
         <w:numPr>
           <w:ilvl w:val="0"/>
-          <w:numId w:val="1045"/>
+          <w:numId w:val="1046"/>
         </w:numPr>
       </w:pPr>
       <w:r>
@@ -10214,7 +11033,7 @@
         <w:pStyle w:val="Compact"/>
         <w:numPr>
           <w:ilvl w:val="0"/>
-          <w:numId w:val="1045"/>
+          <w:numId w:val="1046"/>
         </w:numPr>
       </w:pPr>
       <w:r>
@@ -10226,7 +11045,7 @@
         <w:pStyle w:val="Compact"/>
         <w:numPr>
           <w:ilvl w:val="0"/>
-          <w:numId w:val="1045"/>
+          <w:numId w:val="1046"/>
         </w:numPr>
       </w:pPr>
       <w:r>
@@ -10238,11 +11057,11 @@
         <w:pStyle w:val="Compact"/>
         <w:numPr>
           <w:ilvl w:val="0"/>
-          <w:numId w:val="1045"/>
-        </w:numPr>
-      </w:pPr>
-      <w:r>
-        <w:t xml:space="preserve">Browser automation, DevTools traces, screenshots, or visual inspection are required and not available in the current session.</w:t>
+          <w:numId w:val="1046"/>
+        </w:numPr>
+      </w:pPr>
+      <w:r>
+        <w:t xml:space="preserve">Browser automation, DevTools traces, Lighthouse/WebPageTest output, RUM segmentation, screenshots, or visual inspection are required and not available in the current session.</w:t>
       </w:r>
     </w:p>
     <w:p>
@@ -10252,9 +11071,9 @@
         </w:pict>
       </w:r>
     </w:p>
-    <w:bookmarkEnd w:id="99"/>
-    <w:bookmarkEnd w:id="100"/>
-    <w:bookmarkStart w:id="101" w:name="recovery-verification-checklist"/>
+    <w:bookmarkEnd w:id="120"/>
+    <w:bookmarkEnd w:id="121"/>
+    <w:bookmarkStart w:id="122" w:name="recovery-verification-checklist"/>
     <w:p>
       <w:pPr>
         <w:pStyle w:val="Heading2"/>
@@ -10268,7 +11087,7 @@
         <w:pStyle w:val="Compact"/>
         <w:numPr>
           <w:ilvl w:val="0"/>
-          <w:numId w:val="1046"/>
+          <w:numId w:val="1047"/>
         </w:numPr>
       </w:pPr>
       <w:r>
@@ -10280,7 +11099,7 @@
         <w:pStyle w:val="Compact"/>
         <w:numPr>
           <w:ilvl w:val="0"/>
-          <w:numId w:val="1046"/>
+          <w:numId w:val="1047"/>
         </w:numPr>
       </w:pPr>
       <w:r>
@@ -10292,7 +11111,7 @@
         <w:pStyle w:val="Compact"/>
         <w:numPr>
           <w:ilvl w:val="0"/>
-          <w:numId w:val="1046"/>
+          <w:numId w:val="1047"/>
         </w:numPr>
       </w:pPr>
       <w:r>
@@ -10304,7 +11123,7 @@
         <w:pStyle w:val="Compact"/>
         <w:numPr>
           <w:ilvl w:val="0"/>
-          <w:numId w:val="1046"/>
+          <w:numId w:val="1047"/>
         </w:numPr>
       </w:pPr>
       <w:r>
@@ -10316,7 +11135,7 @@
         <w:pStyle w:val="Compact"/>
         <w:numPr>
           <w:ilvl w:val="0"/>
-          <w:numId w:val="1046"/>
+          <w:numId w:val="1047"/>
         </w:numPr>
       </w:pPr>
       <w:r>
@@ -10328,7 +11147,7 @@
         <w:pStyle w:val="Compact"/>
         <w:numPr>
           <w:ilvl w:val="0"/>
-          <w:numId w:val="1046"/>
+          <w:numId w:val="1047"/>
         </w:numPr>
       </w:pPr>
       <w:r>
@@ -10340,15 +11159,15 @@
         <w:pStyle w:val="Compact"/>
         <w:numPr>
           <w:ilvl w:val="0"/>
-          <w:numId w:val="1046"/>
-        </w:numPr>
-      </w:pPr>
-      <w:r>
-        <w:t xml:space="preserve">[ ] Stakeholders know what changed and what remains under watch.</w:t>
-      </w:r>
-    </w:p>
-    <w:bookmarkEnd w:id="101"/>
-    <w:bookmarkStart w:id="102" w:name="post-incident-follow-up"/>
+          <w:numId w:val="1047"/>
+        </w:numPr>
+      </w:pPr>
+      <w:r>
+        <w:t xml:space="preserve">[ ] Stakeholders know what changed, what remains under watch, and when the next update or closeout will happen.</w:t>
+      </w:r>
+    </w:p>
+    <w:bookmarkEnd w:id="122"/>
+    <w:bookmarkStart w:id="123" w:name="post-incident-follow-up"/>
     <w:p>
       <w:pPr>
         <w:pStyle w:val="Heading2"/>
@@ -10362,19 +11181,19 @@
         <w:pStyle w:val="Compact"/>
         <w:numPr>
           <w:ilvl w:val="0"/>
-          <w:numId w:val="1047"/>
-        </w:numPr>
-      </w:pPr>
-      <w:r>
-        <w:t xml:space="preserve">[ ] Write a short timeline with symptoms, trigger, detection, mitigation, and verification.</w:t>
-      </w:r>
-    </w:p>
-    <w:p>
-      <w:pPr>
-        <w:pStyle w:val="Compact"/>
-        <w:numPr>
-          <w:ilvl w:val="0"/>
-          <w:numId w:val="1047"/>
+          <w:numId w:val="1048"/>
+        </w:numPr>
+      </w:pPr>
+      <w:r>
+        <w:t xml:space="preserve">[ ] Write a short timeline with symptoms, trigger, detection, mitigation, stakeholder communications, and verification.</w:t>
+      </w:r>
+    </w:p>
+    <w:p>
+      <w:pPr>
+        <w:pStyle w:val="Compact"/>
+        <w:numPr>
+          <w:ilvl w:val="0"/>
+          <w:numId w:val="1048"/>
         </w:numPr>
       </w:pPr>
       <w:r>
@@ -10386,7 +11205,7 @@
         <w:pStyle w:val="Compact"/>
         <w:numPr>
           <w:ilvl w:val="0"/>
-          <w:numId w:val="1047"/>
+          <w:numId w:val="1048"/>
         </w:numPr>
       </w:pPr>
       <w:r>
@@ -10398,7 +11217,7 @@
         <w:pStyle w:val="Compact"/>
         <w:numPr>
           <w:ilvl w:val="0"/>
-          <w:numId w:val="1047"/>
+          <w:numId w:val="1048"/>
         </w:numPr>
       </w:pPr>
       <w:r>
@@ -10410,17 +11229,17 @@
         <w:pStyle w:val="Compact"/>
         <w:numPr>
           <w:ilvl w:val="0"/>
-          <w:numId w:val="1047"/>
+          <w:numId w:val="1048"/>
         </w:numPr>
       </w:pPr>
       <w:r>
         <w:t xml:space="preserve">[ ] Update this runbook if responders had to improvise.</w:t>
       </w:r>
     </w:p>
-    <w:bookmarkEnd w:id="102"/>
-    <w:bookmarkEnd w:id="103"/>
+    <w:bookmarkEnd w:id="123"/>
+    <w:bookmarkEnd w:id="124"/>
     <w:sectPr>
-      <w:footerReference r:id="rId9" w:type="default"/>
+      <w:footerReference r:id="rId31" w:type="default"/>
       <w:footnotePr>
         <w:numRestart w:val="eachSect"/>
       </w:footnotePr>
@@ -10784,6 +11603,9 @@
     <w:abstractNumId w:val="991"/>
   </w:num>
   <w:num w:numId="1013">
+    <w:abstractNumId w:val="991"/>
+  </w:num>
+  <w:num w:numId="1014">
     <w:abstractNumId w:val="99411"/>
     <w:lvlOverride w:ilvl="0">
       <w:startOverride w:val="1"/>
@@ -10812,9 +11634,6 @@
     <w:lvlOverride w:ilvl="8">
       <w:startOverride w:val="1"/>
     </w:lvlOverride>
-  </w:num>
-  <w:num w:numId="1014">
-    <w:abstractNumId w:val="991"/>
   </w:num>
   <w:num w:numId="1015">
     <w:abstractNumId w:val="991"/>
@@ -10913,6 +11732,9 @@
     <w:abstractNumId w:val="991"/>
   </w:num>
   <w:num w:numId="1047">
+    <w:abstractNumId w:val="991"/>
+  </w:num>
+  <w:num w:numId="1048">
     <w:abstractNumId w:val="991"/>
   </w:num>
 </w:numbering>

--- a/WordPress-Performance-Incident-Runbook.docx
+++ b/WordPress-Performance-Incident-Runbook.docx
@@ -26,7 +26,7 @@
         <w:t xml:space="preserve">Dan Knauss, General Editor</w:t>
       </w:r>
     </w:p>
-    <w:bookmarkStart w:id="44" w:name="wordpress-performance-incident-runbook"/>
+    <w:bookmarkStart w:id="24" w:name="wordpress-performance-incident-runbook"/>
     <w:p>
       <w:pPr>
         <w:pStyle w:val="Heading1"/>
@@ -141,7 +141,7 @@
           <w:numId w:val="1001"/>
         </w:numPr>
       </w:pPr>
-      <w:hyperlink r:id="rId40">
+      <w:hyperlink r:id="rId20">
         <w:r>
           <w:rPr>
             <w:rStyle w:val="VerbatimChar"/>
@@ -164,7 +164,7 @@
           <w:numId w:val="1001"/>
         </w:numPr>
       </w:pPr>
-      <w:hyperlink r:id="rId41">
+      <w:hyperlink r:id="rId21">
         <w:r>
           <w:rPr>
             <w:rStyle w:val="VerbatimChar"/>
@@ -187,7 +187,7 @@
           <w:numId w:val="1001"/>
         </w:numPr>
       </w:pPr>
-      <w:hyperlink r:id="rId42">
+      <w:hyperlink r:id="rId22">
         <w:r>
           <w:rPr>
             <w:rStyle w:val="VerbatimChar"/>
@@ -210,7 +210,7 @@
           <w:numId w:val="1001"/>
         </w:numPr>
       </w:pPr>
-      <w:hyperlink r:id="rId43">
+      <w:hyperlink r:id="rId23">
         <w:r>
           <w:rPr>
             <w:rStyle w:val="VerbatimChar"/>
@@ -225,8 +225,8 @@
         <w:t xml:space="preserve">explains transients, persistent object cache behavior, and cache-stampede risk.</w:t>
       </w:r>
     </w:p>
-    <w:bookmarkEnd w:id="44"/>
-    <w:bookmarkStart w:id="124" w:name="table-of-contents"/>
+    <w:bookmarkEnd w:id="24"/>
+    <w:bookmarkStart w:id="104" w:name="table-of-contents"/>
     <w:p>
       <w:pPr>
         <w:pStyle w:val="Heading1"/>
@@ -1578,7 +1578,7 @@
         </w:r>
       </w:hyperlink>
     </w:p>
-    <w:bookmarkStart w:id="45" w:name="environment-placeholders"/>
+    <w:bookmarkStart w:id="25" w:name="environment-placeholders"/>
     <w:p>
       <w:pPr>
         <w:pStyle w:val="Heading2"/>
@@ -2514,8 +2514,8 @@
         <w:t xml:space="preserve">for the selected site and verified before raw SQL is used. For network-wide checks, label the command as network-wide before running it.</w:t>
       </w:r>
     </w:p>
-    <w:bookmarkEnd w:id="45"/>
-    <w:bookmarkStart w:id="46" w:name="severity-triggers"/>
+    <w:bookmarkEnd w:id="25"/>
+    <w:bookmarkStart w:id="26" w:name="severity-triggers"/>
     <w:p>
       <w:pPr>
         <w:pStyle w:val="Heading2"/>
@@ -2680,8 +2680,8 @@
         </w:tc>
       </w:tr>
     </w:tbl>
-    <w:bookmarkEnd w:id="46"/>
-    <w:bookmarkStart w:id="47" w:name="communications-cadence"/>
+    <w:bookmarkEnd w:id="26"/>
+    <w:bookmarkStart w:id="27" w:name="communications-cadence"/>
     <w:p>
       <w:pPr>
         <w:pStyle w:val="Heading2"/>
@@ -2762,8 +2762,8 @@
         <w:t xml:space="preserve">Channels: [CUSTOMIZE: incident channel, status page, customer-support channel, executive/internal update path].</w:t>
       </w:r>
     </w:p>
-    <w:bookmarkEnd w:id="47"/>
-    <w:bookmarkStart w:id="48" w:name="safety-rules"/>
+    <w:bookmarkEnd w:id="27"/>
+    <w:bookmarkStart w:id="28" w:name="safety-rules"/>
     <w:p>
       <w:pPr>
         <w:pStyle w:val="Heading2"/>
@@ -2844,8 +2844,8 @@
         <w:t xml:space="preserve">Preserve evidence: save command output, timestamps, and before/after measurements.</w:t>
       </w:r>
     </w:p>
-    <w:bookmarkEnd w:id="48"/>
-    <w:bookmarkStart w:id="49" w:name="first-10-minutes"/>
+    <w:bookmarkEnd w:id="28"/>
+    <w:bookmarkStart w:id="29" w:name="first-10-minutes"/>
     <w:p>
       <w:pPr>
         <w:pStyle w:val="Heading2"/>
@@ -2945,8 +2945,8 @@
         </w:pict>
       </w:r>
     </w:p>
-    <w:bookmarkEnd w:id="49"/>
-    <w:bookmarkStart w:id="58" w:name="X2972ce79a225ec9e67bb45a8282f22384452f4e"/>
+    <w:bookmarkEnd w:id="29"/>
+    <w:bookmarkStart w:id="38" w:name="X2972ce79a225ec9e67bb45a8282f22384452f4e"/>
     <w:p>
       <w:pPr>
         <w:pStyle w:val="Heading2"/>
@@ -2955,7 +2955,7 @@
         <w:t xml:space="preserve">Procedure 1: Initial performance incident triage</w:t>
       </w:r>
     </w:p>
-    <w:bookmarkStart w:id="50" w:name="procedure-metadata"/>
+    <w:bookmarkStart w:id="30" w:name="procedure-metadata"/>
     <w:p>
       <w:pPr>
         <w:pStyle w:val="Heading3"/>
@@ -3024,8 +3024,8 @@
         <w:t xml:space="preserve">Last Drill Date: [CUSTOMIZE: YYYY-MM-DD / N/A]</w:t>
       </w:r>
     </w:p>
-    <w:bookmarkEnd w:id="50"/>
-    <w:bookmarkStart w:id="51" w:name="purpose"/>
+    <w:bookmarkEnd w:id="30"/>
+    <w:bookmarkStart w:id="31" w:name="purpose"/>
     <w:p>
       <w:pPr>
         <w:pStyle w:val="Heading3"/>
@@ -3042,8 +3042,8 @@
         <w:t xml:space="preserve">Establish the incident scope, preserve evidence, and decide which deeper procedure to run next.</w:t>
       </w:r>
     </w:p>
-    <w:bookmarkEnd w:id="51"/>
-    <w:bookmarkStart w:id="52" w:name="prerequisites"/>
+    <w:bookmarkEnd w:id="31"/>
+    <w:bookmarkStart w:id="32" w:name="prerequisites"/>
     <w:p>
       <w:pPr>
         <w:pStyle w:val="Heading3"/>
@@ -3100,8 +3100,8 @@
         <w:t xml:space="preserve">Known affected URL, known-good URL, and expected user state: anonymous, logged-in, admin, REST, AJAX, cron, or checkout/account.</w:t>
       </w:r>
     </w:p>
-    <w:bookmarkEnd w:id="52"/>
-    <w:bookmarkStart w:id="53" w:name="commands"/>
+    <w:bookmarkEnd w:id="32"/>
+    <w:bookmarkStart w:id="33" w:name="commands"/>
     <w:p>
       <w:pPr>
         <w:pStyle w:val="Heading3"/>
@@ -3919,8 +3919,8 @@
         <w:t xml:space="preserve"> option get home</w:t>
       </w:r>
     </w:p>
-    <w:bookmarkEnd w:id="53"/>
-    <w:bookmarkStart w:id="54" w:name="expected-output"/>
+    <w:bookmarkEnd w:id="33"/>
+    <w:bookmarkStart w:id="34" w:name="expected-output"/>
     <w:p>
       <w:pPr>
         <w:pStyle w:val="Heading3"/>
@@ -4022,8 +4022,8 @@
         <w:t xml:space="preserve">WP-CLI returns the WordPress version and expected site URLs.</w:t>
       </w:r>
     </w:p>
-    <w:bookmarkEnd w:id="54"/>
-    <w:bookmarkStart w:id="55" w:name="rollback"/>
+    <w:bookmarkEnd w:id="34"/>
+    <w:bookmarkStart w:id="35" w:name="rollback"/>
     <w:p>
       <w:pPr>
         <w:pStyle w:val="Heading3"/>
@@ -4040,8 +4040,8 @@
         <w:t xml:space="preserve">No rollback is required. This procedure is read-only.</w:t>
       </w:r>
     </w:p>
-    <w:bookmarkEnd w:id="55"/>
-    <w:bookmarkStart w:id="56" w:name="verification"/>
+    <w:bookmarkEnd w:id="35"/>
+    <w:bookmarkStart w:id="36" w:name="verification"/>
     <w:p>
       <w:pPr>
         <w:pStyle w:val="Heading3"/>
@@ -4306,8 +4306,8 @@
         <w:t xml:space="preserve">Expected: both checks print success messages.</w:t>
       </w:r>
     </w:p>
-    <w:bookmarkEnd w:id="56"/>
-    <w:bookmarkStart w:id="57" w:name="escalate-if"/>
+    <w:bookmarkEnd w:id="36"/>
+    <w:bookmarkStart w:id="37" w:name="escalate-if"/>
     <w:p>
       <w:pPr>
         <w:pStyle w:val="Heading3"/>
@@ -4359,9 +4359,9 @@
         </w:pict>
       </w:r>
     </w:p>
-    <w:bookmarkEnd w:id="57"/>
-    <w:bookmarkEnd w:id="58"/>
-    <w:bookmarkStart w:id="67" w:name="X83746c02efcb7355199d36e3bbf2b98118bf50d"/>
+    <w:bookmarkEnd w:id="37"/>
+    <w:bookmarkEnd w:id="38"/>
+    <w:bookmarkStart w:id="47" w:name="X83746c02efcb7355199d36e3bbf2b98118bf50d"/>
     <w:p>
       <w:pPr>
         <w:pStyle w:val="Heading2"/>
@@ -4370,7 +4370,7 @@
         <w:t xml:space="preserve">Procedure 2: High TTFB on anonymous public pages</w:t>
       </w:r>
     </w:p>
-    <w:bookmarkStart w:id="59" w:name="procedure-metadata-1"/>
+    <w:bookmarkStart w:id="39" w:name="procedure-metadata-1"/>
     <w:p>
       <w:pPr>
         <w:pStyle w:val="Heading3"/>
@@ -4439,8 +4439,8 @@
         <w:t xml:space="preserve">Last Drill Date: [CUSTOMIZE: YYYY-MM-DD / N/A]</w:t>
       </w:r>
     </w:p>
-    <w:bookmarkEnd w:id="59"/>
-    <w:bookmarkStart w:id="60" w:name="purpose-1"/>
+    <w:bookmarkEnd w:id="39"/>
+    <w:bookmarkStart w:id="40" w:name="purpose-1"/>
     <w:p>
       <w:pPr>
         <w:pStyle w:val="Heading3"/>
@@ -4457,8 +4457,8 @@
         <w:t xml:space="preserve">Determine whether high anonymous-page TTFB is caused by cache miss/bypass, transport/edge delay, origin/PHP execution, database work, object-cache misses, or external dependencies.</w:t>
       </w:r>
     </w:p>
-    <w:bookmarkEnd w:id="60"/>
-    <w:bookmarkStart w:id="61" w:name="prerequisites-1"/>
+    <w:bookmarkEnd w:id="40"/>
+    <w:bookmarkStart w:id="41" w:name="prerequisites-1"/>
     <w:p>
       <w:pPr>
         <w:pStyle w:val="Heading3"/>
@@ -4503,8 +4503,8 @@
         <w:t xml:space="preserve">Permission to inspect cache rules and origin metrics.</w:t>
       </w:r>
     </w:p>
-    <w:bookmarkEnd w:id="61"/>
-    <w:bookmarkStart w:id="62" w:name="commands-1"/>
+    <w:bookmarkEnd w:id="41"/>
+    <w:bookmarkStart w:id="42" w:name="commands-1"/>
     <w:p>
       <w:pPr>
         <w:pStyle w:val="Heading3"/>
@@ -4992,8 +4992,8 @@
         <w:t xml:space="preserve"># wp "${WP_CLI_SITE_ARGS[@]}" transient delete --expired</w:t>
       </w:r>
     </w:p>
-    <w:bookmarkEnd w:id="62"/>
-    <w:bookmarkStart w:id="63" w:name="expected-output-1"/>
+    <w:bookmarkEnd w:id="42"/>
+    <w:bookmarkStart w:id="43" w:name="expected-output-1"/>
     <w:p>
       <w:pPr>
         <w:pStyle w:val="Heading3"/>
@@ -5095,8 +5095,8 @@
         <w:t xml:space="preserve">on anonymous cacheable pages is a red flag because it can fragment or bypass HTML cache.</w:t>
       </w:r>
     </w:p>
-    <w:bookmarkEnd w:id="63"/>
-    <w:bookmarkStart w:id="64" w:name="rollback-1"/>
+    <w:bookmarkEnd w:id="43"/>
+    <w:bookmarkStart w:id="44" w:name="rollback-1"/>
     <w:p>
       <w:pPr>
         <w:pStyle w:val="Heading3"/>
@@ -5113,8 +5113,8 @@
         <w:t xml:space="preserve">No rollback is required for the default read-only checks. If the optional expired-transient cleanup is approved and run, there is no practical rollback for deleted expired transient rows; rely on application regeneration and continue monitoring. If an approved cache-rule change is made outside this procedure, restore the previous cache rule from the CDN/host change history.</w:t>
       </w:r>
     </w:p>
-    <w:bookmarkEnd w:id="64"/>
-    <w:bookmarkStart w:id="65" w:name="verification-1"/>
+    <w:bookmarkEnd w:id="44"/>
+    <w:bookmarkStart w:id="45" w:name="verification-1"/>
     <w:p>
       <w:pPr>
         <w:pStyle w:val="Heading3"/>
@@ -5424,8 +5424,8 @@
         <w:t xml:space="preserve">Expected: cacheable anonymous pages show an intentional cache status and improved TTFB after warming.</w:t>
       </w:r>
     </w:p>
-    <w:bookmarkEnd w:id="65"/>
-    <w:bookmarkStart w:id="66" w:name="escalate-if-1"/>
+    <w:bookmarkEnd w:id="45"/>
+    <w:bookmarkStart w:id="46" w:name="escalate-if-1"/>
     <w:p>
       <w:pPr>
         <w:pStyle w:val="Heading3"/>
@@ -5489,9 +5489,9 @@
         </w:pict>
       </w:r>
     </w:p>
-    <w:bookmarkEnd w:id="66"/>
-    <w:bookmarkEnd w:id="67"/>
-    <w:bookmarkStart w:id="76" w:name="Xc78eb344ec27429bb25e7513b2e40832aa38ddf"/>
+    <w:bookmarkEnd w:id="46"/>
+    <w:bookmarkEnd w:id="47"/>
+    <w:bookmarkStart w:id="56" w:name="Xc78eb344ec27429bb25e7513b2e40832aa38ddf"/>
     <w:p>
       <w:pPr>
         <w:pStyle w:val="Heading2"/>
@@ -5500,7 +5500,7 @@
         <w:t xml:space="preserve">Procedure 3: High TTFB on logged-in, admin, REST, or AJAX requests</w:t>
       </w:r>
     </w:p>
-    <w:bookmarkStart w:id="68" w:name="procedure-metadata-2"/>
+    <w:bookmarkStart w:id="48" w:name="procedure-metadata-2"/>
     <w:p>
       <w:pPr>
         <w:pStyle w:val="Heading3"/>
@@ -5569,8 +5569,8 @@
         <w:t xml:space="preserve">Last Drill Date: [CUSTOMIZE: YYYY-MM-DD / N/A]</w:t>
       </w:r>
     </w:p>
-    <w:bookmarkEnd w:id="68"/>
-    <w:bookmarkStart w:id="69" w:name="purpose-2"/>
+    <w:bookmarkEnd w:id="48"/>
+    <w:bookmarkStart w:id="49" w:name="purpose-2"/>
     <w:p>
       <w:pPr>
         <w:pStyle w:val="Heading3"/>
@@ -5587,8 +5587,8 @@
         <w:t xml:space="preserve">Diagnose slow dynamic requests that cannot be solved by public full-page caching.</w:t>
       </w:r>
     </w:p>
-    <w:bookmarkEnd w:id="69"/>
-    <w:bookmarkStart w:id="70" w:name="prerequisites-2"/>
+    <w:bookmarkEnd w:id="49"/>
+    <w:bookmarkStart w:id="50" w:name="prerequisites-2"/>
     <w:p>
       <w:pPr>
         <w:pStyle w:val="Heading3"/>
@@ -5648,8 +5648,8 @@
         <w:t xml:space="preserve">WP-CLI profile and doctor packages may not be installed; check availability before relying on them.</w:t>
       </w:r>
     </w:p>
-    <w:bookmarkEnd w:id="70"/>
-    <w:bookmarkStart w:id="71" w:name="commands-2"/>
+    <w:bookmarkEnd w:id="50"/>
+    <w:bookmarkStart w:id="51" w:name="commands-2"/>
     <w:p>
       <w:pPr>
         <w:pStyle w:val="Heading3"/>
@@ -6392,8 +6392,8 @@
         <w:t xml:space="preserve">active</w:t>
       </w:r>
     </w:p>
-    <w:bookmarkEnd w:id="71"/>
-    <w:bookmarkStart w:id="72" w:name="expected-output-2"/>
+    <w:bookmarkEnd w:id="51"/>
+    <w:bookmarkStart w:id="52" w:name="expected-output-2"/>
     <w:p>
       <w:pPr>
         <w:pStyle w:val="Heading3"/>
@@ -6477,8 +6477,8 @@
         <w:t xml:space="preserve">Active plugin/theme inventory supports rollback and ownership decisions.</w:t>
       </w:r>
     </w:p>
-    <w:bookmarkEnd w:id="72"/>
-    <w:bookmarkStart w:id="73" w:name="rollback-2"/>
+    <w:bookmarkEnd w:id="52"/>
+    <w:bookmarkStart w:id="53" w:name="rollback-2"/>
     <w:p>
       <w:pPr>
         <w:pStyle w:val="Heading3"/>
@@ -6495,8 +6495,8 @@
         <w:t xml:space="preserve">No rollback is required for profiling. If an approved mitigation disables a plugin/module or changes configuration, restore the previous plugin/configuration state from the incident log or deployment system.</w:t>
       </w:r>
     </w:p>
-    <w:bookmarkEnd w:id="73"/>
-    <w:bookmarkStart w:id="74" w:name="verification-2"/>
+    <w:bookmarkEnd w:id="53"/>
+    <w:bookmarkStart w:id="54" w:name="verification-2"/>
     <w:p>
       <w:pPr>
         <w:pStyle w:val="Heading3"/>
@@ -6995,8 +6995,8 @@
         <w:t xml:space="preserve">Expected: TTFB and total time improve for the same URL, user state, authentication method, and expected HTTP status/body marker, or the dominant bottleneck is identified for escalation.</w:t>
       </w:r>
     </w:p>
-    <w:bookmarkEnd w:id="74"/>
-    <w:bookmarkStart w:id="75" w:name="escalate-if-2"/>
+    <w:bookmarkEnd w:id="54"/>
+    <w:bookmarkStart w:id="55" w:name="escalate-if-2"/>
     <w:p>
       <w:pPr>
         <w:pStyle w:val="Heading3"/>
@@ -7060,9 +7060,9 @@
         </w:pict>
       </w:r>
     </w:p>
-    <w:bookmarkEnd w:id="75"/>
-    <w:bookmarkEnd w:id="76"/>
-    <w:bookmarkStart w:id="85" w:name="X78d9c4b3fea6ba66ffeacb2d31c1711612d8c1b"/>
+    <w:bookmarkEnd w:id="55"/>
+    <w:bookmarkEnd w:id="56"/>
+    <w:bookmarkStart w:id="65" w:name="X78d9c4b3fea6ba66ffeacb2d31c1711612d8c1b"/>
     <w:p>
       <w:pPr>
         <w:pStyle w:val="Heading2"/>
@@ -7071,7 +7071,7 @@
         <w:t xml:space="preserve">Procedure 4: Database slowdown, autoload bloat, or expensive queries</w:t>
       </w:r>
     </w:p>
-    <w:bookmarkStart w:id="77" w:name="procedure-metadata-3"/>
+    <w:bookmarkStart w:id="57" w:name="procedure-metadata-3"/>
     <w:p>
       <w:pPr>
         <w:pStyle w:val="Heading3"/>
@@ -7140,8 +7140,8 @@
         <w:t xml:space="preserve">Last Drill Date: [CUSTOMIZE: YYYY-MM-DD / N/A]</w:t>
       </w:r>
     </w:p>
-    <w:bookmarkEnd w:id="77"/>
-    <w:bookmarkStart w:id="78" w:name="purpose-3"/>
+    <w:bookmarkEnd w:id="57"/>
+    <w:bookmarkStart w:id="58" w:name="purpose-3"/>
     <w:p>
       <w:pPr>
         <w:pStyle w:val="Heading3"/>
@@ -7158,8 +7158,8 @@
         <w:t xml:space="preserve">Identify whether database time is dominated by slow queries, too many queries, inefficient query shape, or autoloaded option bloat.</w:t>
       </w:r>
     </w:p>
-    <w:bookmarkEnd w:id="78"/>
-    <w:bookmarkStart w:id="79" w:name="prerequisites-3"/>
+    <w:bookmarkEnd w:id="58"/>
+    <w:bookmarkStart w:id="59" w:name="prerequisites-3"/>
     <w:p>
       <w:pPr>
         <w:pStyle w:val="Heading3"/>
@@ -7204,8 +7204,8 @@
         <w:t xml:space="preserve">Current backup/snapshot before any write operation.</w:t>
       </w:r>
     </w:p>
-    <w:bookmarkEnd w:id="79"/>
-    <w:bookmarkStart w:id="80" w:name="commands-3"/>
+    <w:bookmarkEnd w:id="59"/>
+    <w:bookmarkStart w:id="60" w:name="commands-3"/>
     <w:p>
       <w:pPr>
         <w:pStyle w:val="Heading3"/>
@@ -7417,8 +7417,8 @@
         <w:t xml:space="preserve">--tables</w:t>
       </w:r>
     </w:p>
-    <w:bookmarkEnd w:id="80"/>
-    <w:bookmarkStart w:id="81" w:name="expected-output-3"/>
+    <w:bookmarkEnd w:id="60"/>
+    <w:bookmarkStart w:id="61" w:name="expected-output-3"/>
     <w:p>
       <w:pPr>
         <w:pStyle w:val="Heading3"/>
@@ -7514,8 +7514,8 @@
         <w:t xml:space="preserve">Large tables are identified for deeper query review.</w:t>
       </w:r>
     </w:p>
-    <w:bookmarkEnd w:id="81"/>
-    <w:bookmarkStart w:id="82" w:name="rollback-3"/>
+    <w:bookmarkEnd w:id="61"/>
+    <w:bookmarkStart w:id="62" w:name="rollback-3"/>
     <w:p>
       <w:pPr>
         <w:pStyle w:val="Heading3"/>
@@ -7633,8 +7633,8 @@
         <w:t xml:space="preserve"># wp "${WP_CLI_SITE_ARGS[@]}" option set-autoload "[CUSTOMIZE: option_name]" on</w:t>
       </w:r>
     </w:p>
-    <w:bookmarkEnd w:id="82"/>
-    <w:bookmarkStart w:id="83" w:name="verification-3"/>
+    <w:bookmarkEnd w:id="62"/>
+    <w:bookmarkStart w:id="63" w:name="verification-3"/>
     <w:p>
       <w:pPr>
         <w:pStyle w:val="Heading3"/>
@@ -7920,8 +7920,8 @@
         <w:t xml:space="preserve">Expected: autoload footprint decreases if that was the target, and the affected request improves without functional regression.</w:t>
       </w:r>
     </w:p>
-    <w:bookmarkEnd w:id="83"/>
-    <w:bookmarkStart w:id="84" w:name="escalate-if-3"/>
+    <w:bookmarkEnd w:id="63"/>
+    <w:bookmarkStart w:id="64" w:name="escalate-if-3"/>
     <w:p>
       <w:pPr>
         <w:pStyle w:val="Heading3"/>
@@ -7997,9 +7997,9 @@
         </w:pict>
       </w:r>
     </w:p>
-    <w:bookmarkEnd w:id="84"/>
-    <w:bookmarkEnd w:id="85"/>
-    <w:bookmarkStart w:id="94" w:name="Xf57d3723339981668969bd6c50405868f5f0541"/>
+    <w:bookmarkEnd w:id="64"/>
+    <w:bookmarkEnd w:id="65"/>
+    <w:bookmarkStart w:id="74" w:name="Xf57d3723339981668969bd6c50405868f5f0541"/>
     <w:p>
       <w:pPr>
         <w:pStyle w:val="Heading2"/>
@@ -8008,7 +8008,7 @@
         <w:t xml:space="preserve">Procedure 5: Object cache failure or cache stampede</w:t>
       </w:r>
     </w:p>
-    <w:bookmarkStart w:id="86" w:name="procedure-metadata-4"/>
+    <w:bookmarkStart w:id="66" w:name="procedure-metadata-4"/>
     <w:p>
       <w:pPr>
         <w:pStyle w:val="Heading3"/>
@@ -8077,8 +8077,8 @@
         <w:t xml:space="preserve">Last Drill Date: [CUSTOMIZE: YYYY-MM-DD / N/A]</w:t>
       </w:r>
     </w:p>
-    <w:bookmarkEnd w:id="86"/>
-    <w:bookmarkStart w:id="87" w:name="purpose-4"/>
+    <w:bookmarkEnd w:id="66"/>
+    <w:bookmarkStart w:id="67" w:name="purpose-4"/>
     <w:p>
       <w:pPr>
         <w:pStyle w:val="Heading3"/>
@@ -8095,8 +8095,8 @@
         <w:t xml:space="preserve">Determine whether a persistent object cache failure, poor hit rate, key misuse, or cache stampede is causing origin/database overload.</w:t>
       </w:r>
     </w:p>
-    <w:bookmarkEnd w:id="87"/>
-    <w:bookmarkStart w:id="88" w:name="prerequisites-4"/>
+    <w:bookmarkEnd w:id="67"/>
+    <w:bookmarkStart w:id="68" w:name="prerequisites-4"/>
     <w:p>
       <w:pPr>
         <w:pStyle w:val="Heading3"/>
@@ -8141,8 +8141,8 @@
         <w:t xml:space="preserve">Approval before restarting cache services or flushing object cache.</w:t>
       </w:r>
     </w:p>
-    <w:bookmarkEnd w:id="88"/>
-    <w:bookmarkStart w:id="89" w:name="commands-4"/>
+    <w:bookmarkEnd w:id="68"/>
+    <w:bookmarkStart w:id="69" w:name="commands-4"/>
     <w:p>
       <w:pPr>
         <w:pStyle w:val="Heading3"/>
@@ -8441,8 +8441,8 @@
         <w:t xml:space="preserve"># wp "${WP_CLI_SITE_ARGS[@]}" transient delete --expired</w:t>
       </w:r>
     </w:p>
-    <w:bookmarkEnd w:id="89"/>
-    <w:bookmarkStart w:id="90" w:name="expected-output-4"/>
+    <w:bookmarkEnd w:id="69"/>
+    <w:bookmarkStart w:id="70" w:name="expected-output-4"/>
     <w:p>
       <w:pPr>
         <w:pStyle w:val="Heading3"/>
@@ -8496,8 +8496,8 @@
         <w:t xml:space="preserve">Expired transient cleanup is intentionally not part of the default read-only evidence gathering. If approved, it is only a cleanup action and should not be treated as a primary incident fix.</w:t>
       </w:r>
     </w:p>
-    <w:bookmarkEnd w:id="90"/>
-    <w:bookmarkStart w:id="91" w:name="rollback-4"/>
+    <w:bookmarkEnd w:id="70"/>
+    <w:bookmarkStart w:id="71" w:name="rollback-4"/>
     <w:p>
       <w:pPr>
         <w:pStyle w:val="Heading3"/>
@@ -8552,8 +8552,8 @@
         <w:t xml:space="preserve"># wp "${WP_CLI_SITE_ARGS[@]}" redis disable</w:t>
       </w:r>
     </w:p>
-    <w:bookmarkEnd w:id="91"/>
-    <w:bookmarkStart w:id="92" w:name="verification-4"/>
+    <w:bookmarkEnd w:id="71"/>
+    <w:bookmarkStart w:id="72" w:name="verification-4"/>
     <w:p>
       <w:pPr>
         <w:pStyle w:val="Heading3"/>
@@ -8767,8 +8767,8 @@
         <w:t xml:space="preserve">Expected: database load, cache errors, or TTFB improve after the approved mitigation.</w:t>
       </w:r>
     </w:p>
-    <w:bookmarkEnd w:id="92"/>
-    <w:bookmarkStart w:id="93" w:name="escalate-if-4"/>
+    <w:bookmarkEnd w:id="72"/>
+    <w:bookmarkStart w:id="73" w:name="escalate-if-4"/>
     <w:p>
       <w:pPr>
         <w:pStyle w:val="Heading3"/>
@@ -8856,9 +8856,9 @@
         </w:pict>
       </w:r>
     </w:p>
-    <w:bookmarkEnd w:id="93"/>
-    <w:bookmarkEnd w:id="94"/>
-    <w:bookmarkStart w:id="103" w:name="Xadcb7e5d04c1ad327e3c6b4ab2c3a924786c591"/>
+    <w:bookmarkEnd w:id="73"/>
+    <w:bookmarkEnd w:id="74"/>
+    <w:bookmarkStart w:id="83" w:name="Xadcb7e5d04c1ad327e3c6b4ab2c3a924786c591"/>
     <w:p>
       <w:pPr>
         <w:pStyle w:val="Heading2"/>
@@ -8867,7 +8867,7 @@
         <w:t xml:space="preserve">Procedure 6: WP-Cron or Action Scheduler backlog</w:t>
       </w:r>
     </w:p>
-    <w:bookmarkStart w:id="95" w:name="procedure-metadata-5"/>
+    <w:bookmarkStart w:id="75" w:name="procedure-metadata-5"/>
     <w:p>
       <w:pPr>
         <w:pStyle w:val="Heading3"/>
@@ -8936,8 +8936,8 @@
         <w:t xml:space="preserve">Last Drill Date: [CUSTOMIZE: YYYY-MM-DD / N/A]</w:t>
       </w:r>
     </w:p>
-    <w:bookmarkEnd w:id="95"/>
-    <w:bookmarkStart w:id="96" w:name="purpose-5"/>
+    <w:bookmarkEnd w:id="75"/>
+    <w:bookmarkStart w:id="76" w:name="purpose-5"/>
     <w:p>
       <w:pPr>
         <w:pStyle w:val="Heading3"/>
@@ -8954,8 +8954,8 @@
         <w:t xml:space="preserve">Identify whether due cron events, failed scheduled actions, or overlapping background jobs are causing request-time latency or delayed business workflows.</w:t>
       </w:r>
     </w:p>
-    <w:bookmarkEnd w:id="96"/>
-    <w:bookmarkStart w:id="97" w:name="prerequisites-5"/>
+    <w:bookmarkEnd w:id="76"/>
+    <w:bookmarkStart w:id="77" w:name="prerequisites-5"/>
     <w:p>
       <w:pPr>
         <w:pStyle w:val="Heading3"/>
@@ -9000,8 +9000,8 @@
         <w:t xml:space="preserve">Knowledge of whether WooCommerce or Action Scheduler is active.</w:t>
       </w:r>
     </w:p>
-    <w:bookmarkEnd w:id="97"/>
-    <w:bookmarkStart w:id="98" w:name="commands-5"/>
+    <w:bookmarkEnd w:id="77"/>
+    <w:bookmarkStart w:id="78" w:name="commands-5"/>
     <w:p>
       <w:pPr>
         <w:pStyle w:val="Heading3"/>
@@ -9168,8 +9168,8 @@
         <w:t xml:space="preserve"># wp "${WP_CLI_SITE_ARGS[@]}" action-scheduler list --status=failed --per-page=20</w:t>
       </w:r>
     </w:p>
-    <w:bookmarkEnd w:id="98"/>
-    <w:bookmarkStart w:id="99" w:name="expected-output-5"/>
+    <w:bookmarkEnd w:id="78"/>
+    <w:bookmarkStart w:id="79" w:name="expected-output-5"/>
     <w:p>
       <w:pPr>
         <w:pStyle w:val="Heading3"/>
@@ -9214,8 +9214,8 @@
         <w:t xml:space="preserve">Failed Action Scheduler jobs identify plugin/business workflow ownership.</w:t>
       </w:r>
     </w:p>
-    <w:bookmarkEnd w:id="99"/>
-    <w:bookmarkStart w:id="100" w:name="rollback-5"/>
+    <w:bookmarkEnd w:id="79"/>
+    <w:bookmarkStart w:id="80" w:name="rollback-5"/>
     <w:p>
       <w:pPr>
         <w:pStyle w:val="Heading3"/>
@@ -9267,8 +9267,8 @@
         <w:t xml:space="preserve">// define( 'DISABLE_WP_CRON', true );</w:t>
       </w:r>
     </w:p>
-    <w:bookmarkEnd w:id="100"/>
-    <w:bookmarkStart w:id="101" w:name="verification-5"/>
+    <w:bookmarkEnd w:id="80"/>
+    <w:bookmarkStart w:id="81" w:name="verification-5"/>
     <w:p>
       <w:pPr>
         <w:pStyle w:val="Heading3"/>
@@ -9401,8 +9401,8 @@
         <w:t xml:space="preserve">Expected: read-only verification shows whether due events are decreasing under the normal runner. If approved cron execution is run, due events decrease or clear and business workflows such as scheduled posts, cleanup jobs, and ecommerce queues resume.</w:t>
       </w:r>
     </w:p>
-    <w:bookmarkEnd w:id="101"/>
-    <w:bookmarkStart w:id="102" w:name="escalate-if-5"/>
+    <w:bookmarkEnd w:id="81"/>
+    <w:bookmarkStart w:id="82" w:name="escalate-if-5"/>
     <w:p>
       <w:pPr>
         <w:pStyle w:val="Heading3"/>
@@ -9466,9 +9466,9 @@
         </w:pict>
       </w:r>
     </w:p>
-    <w:bookmarkEnd w:id="102"/>
-    <w:bookmarkEnd w:id="103"/>
-    <w:bookmarkStart w:id="112" w:name="X2b923f659648e52476e7d8f6178e9bedd6d19bc"/>
+    <w:bookmarkEnd w:id="82"/>
+    <w:bookmarkEnd w:id="83"/>
+    <w:bookmarkStart w:id="92" w:name="X2b923f659648e52476e7d8f6178e9bedd6d19bc"/>
     <w:p>
       <w:pPr>
         <w:pStyle w:val="Heading2"/>
@@ -9477,7 +9477,7 @@
         <w:t xml:space="preserve">Procedure 7: External API, AI connector, or third-party latency</w:t>
       </w:r>
     </w:p>
-    <w:bookmarkStart w:id="104" w:name="procedure-metadata-6"/>
+    <w:bookmarkStart w:id="84" w:name="procedure-metadata-6"/>
     <w:p>
       <w:pPr>
         <w:pStyle w:val="Heading3"/>
@@ -9546,8 +9546,8 @@
         <w:t xml:space="preserve">Last Drill Date: [CUSTOMIZE: YYYY-MM-DD / N/A]</w:t>
       </w:r>
     </w:p>
-    <w:bookmarkEnd w:id="104"/>
-    <w:bookmarkStart w:id="105" w:name="purpose-6"/>
+    <w:bookmarkEnd w:id="84"/>
+    <w:bookmarkStart w:id="85" w:name="purpose-6"/>
     <w:p>
       <w:pPr>
         <w:pStyle w:val="Heading3"/>
@@ -9564,8 +9564,8 @@
         <w:t xml:space="preserve">Identify whether external HTTP calls, WordPress 7.0 AI/connectors integrations, payment/search/CRM APIs, analytics, or embed providers are slowing critical requests.</w:t>
       </w:r>
     </w:p>
-    <w:bookmarkEnd w:id="105"/>
-    <w:bookmarkStart w:id="106" w:name="prerequisites-6"/>
+    <w:bookmarkEnd w:id="85"/>
+    <w:bookmarkStart w:id="86" w:name="prerequisites-6"/>
     <w:p>
       <w:pPr>
         <w:pStyle w:val="Heading3"/>
@@ -9610,8 +9610,8 @@
         <w:t xml:space="preserve">A safe fallback or feature flag is identified before disabling integrations.</w:t>
       </w:r>
     </w:p>
-    <w:bookmarkEnd w:id="106"/>
-    <w:bookmarkStart w:id="107" w:name="commands-6"/>
+    <w:bookmarkEnd w:id="86"/>
+    <w:bookmarkStart w:id="87" w:name="commands-6"/>
     <w:p>
       <w:pPr>
         <w:pStyle w:val="Heading3"/>
@@ -9907,8 +9907,8 @@
         <w:t xml:space="preserve">"</w:t>
       </w:r>
     </w:p>
-    <w:bookmarkEnd w:id="107"/>
-    <w:bookmarkStart w:id="108" w:name="expected-output-6"/>
+    <w:bookmarkEnd w:id="87"/>
+    <w:bookmarkStart w:id="88" w:name="expected-output-6"/>
     <w:p>
       <w:pPr>
         <w:pStyle w:val="Heading3"/>
@@ -9953,8 +9953,8 @@
         <w:t xml:space="preserve">APM traces, if available, should separate HTTP API time from PHP, database, and cache time.</w:t>
       </w:r>
     </w:p>
-    <w:bookmarkEnd w:id="108"/>
-    <w:bookmarkStart w:id="109" w:name="rollback-6"/>
+    <w:bookmarkEnd w:id="88"/>
+    <w:bookmarkStart w:id="89" w:name="rollback-6"/>
     <w:p>
       <w:pPr>
         <w:pStyle w:val="Heading3"/>
@@ -10000,8 +10000,8 @@
         <w:t xml:space="preserve"># wp "${WP_CLI_SITE_ARGS[@]}" option update "[CUSTOMIZE: option_name]" "[CUSTOMIZE: previous_value]"</w:t>
       </w:r>
     </w:p>
-    <w:bookmarkEnd w:id="109"/>
-    <w:bookmarkStart w:id="110" w:name="verification-6"/>
+    <w:bookmarkEnd w:id="89"/>
+    <w:bookmarkStart w:id="90" w:name="verification-6"/>
     <w:p>
       <w:pPr>
         <w:pStyle w:val="Heading3"/>
@@ -10215,8 +10215,8 @@
         <w:t xml:space="preserve">Expected: request time improves or APM confirms the external dependency is no longer in the critical path.</w:t>
       </w:r>
     </w:p>
-    <w:bookmarkEnd w:id="110"/>
-    <w:bookmarkStart w:id="111" w:name="escalate-if-6"/>
+    <w:bookmarkEnd w:id="90"/>
+    <w:bookmarkStart w:id="91" w:name="escalate-if-6"/>
     <w:p>
       <w:pPr>
         <w:pStyle w:val="Heading3"/>
@@ -10280,9 +10280,9 @@
         </w:pict>
       </w:r>
     </w:p>
-    <w:bookmarkEnd w:id="111"/>
-    <w:bookmarkEnd w:id="112"/>
-    <w:bookmarkStart w:id="121" w:name="procedure-8-core-web-vitals-regression"/>
+    <w:bookmarkEnd w:id="91"/>
+    <w:bookmarkEnd w:id="92"/>
+    <w:bookmarkStart w:id="101" w:name="procedure-8-core-web-vitals-regression"/>
     <w:p>
       <w:pPr>
         <w:pStyle w:val="Heading2"/>
@@ -10291,7 +10291,7 @@
         <w:t xml:space="preserve">Procedure 8: Core Web Vitals regression</w:t>
       </w:r>
     </w:p>
-    <w:bookmarkStart w:id="113" w:name="procedure-metadata-7"/>
+    <w:bookmarkStart w:id="93" w:name="procedure-metadata-7"/>
     <w:p>
       <w:pPr>
         <w:pStyle w:val="Heading3"/>
@@ -10360,8 +10360,8 @@
         <w:t xml:space="preserve">Last Drill Date: [CUSTOMIZE: YYYY-MM-DD / N/A]</w:t>
       </w:r>
     </w:p>
-    <w:bookmarkEnd w:id="113"/>
-    <w:bookmarkStart w:id="114" w:name="purpose-7"/>
+    <w:bookmarkEnd w:id="93"/>
+    <w:bookmarkStart w:id="94" w:name="purpose-7"/>
     <w:p>
       <w:pPr>
         <w:pStyle w:val="Heading3"/>
@@ -10378,8 +10378,8 @@
         <w:t xml:space="preserve">Triage a user-facing LCP, INP, or CLS regression without confusing frontend symptoms with backend, cache, or transport causes.</w:t>
       </w:r>
     </w:p>
-    <w:bookmarkEnd w:id="114"/>
-    <w:bookmarkStart w:id="115" w:name="prerequisites-7"/>
+    <w:bookmarkEnd w:id="94"/>
+    <w:bookmarkStart w:id="95" w:name="prerequisites-7"/>
     <w:p>
       <w:pPr>
         <w:pStyle w:val="Heading3"/>
@@ -10424,8 +10424,8 @@
         <w:t xml:space="preserve">Browser tooling may be required for final diagnosis; if unavailable, capture backend/transport evidence first and escalate for browser inspection with requested artifacts: DevTools trace, Lighthouse or WebPageTest report, RUM segment, device/viewport class, and before/after screenshots when visual instability is involved.</w:t>
       </w:r>
     </w:p>
-    <w:bookmarkEnd w:id="115"/>
-    <w:bookmarkStart w:id="116" w:name="commands-7"/>
+    <w:bookmarkEnd w:id="95"/>
+    <w:bookmarkStart w:id="96" w:name="commands-7"/>
     <w:p>
       <w:pPr>
         <w:pStyle w:val="Heading3"/>
@@ -10727,8 +10727,8 @@
         <w:t xml:space="preserve">true</w:t>
       </w:r>
     </w:p>
-    <w:bookmarkEnd w:id="116"/>
-    <w:bookmarkStart w:id="117" w:name="expected-output-7"/>
+    <w:bookmarkEnd w:id="96"/>
+    <w:bookmarkStart w:id="97" w:name="expected-output-7"/>
     <w:p>
       <w:pPr>
         <w:pStyle w:val="Heading3"/>
@@ -10773,8 +10773,8 @@
         <w:t xml:space="preserve">Further LCP/INP/CLS diagnosis usually requires browser traces, RUM, lab tooling, device/viewport segmentation, and screenshots for visual instability.</w:t>
       </w:r>
     </w:p>
-    <w:bookmarkEnd w:id="117"/>
-    <w:bookmarkStart w:id="118" w:name="rollback-7"/>
+    <w:bookmarkEnd w:id="97"/>
+    <w:bookmarkStart w:id="98" w:name="rollback-7"/>
     <w:p>
       <w:pPr>
         <w:pStyle w:val="Heading3"/>
@@ -10791,8 +10791,8 @@
         <w:t xml:space="preserve">If the regression follows a deploy, rollback through the normal release system after incident lead approval. If it follows a CDN/cache/optimization plugin change, restore the previous configuration.</w:t>
       </w:r>
     </w:p>
-    <w:bookmarkEnd w:id="118"/>
-    <w:bookmarkStart w:id="119" w:name="verification-7"/>
+    <w:bookmarkEnd w:id="98"/>
+    <w:bookmarkStart w:id="99" w:name="verification-7"/>
     <w:p>
       <w:pPr>
         <w:pStyle w:val="Heading3"/>
@@ -11006,8 +11006,8 @@
         <w:t xml:space="preserve">Expected: backend/transport signals are healthy before handing off to browser-level investigation; after frontend mitigation, field or lab metrics improve for the same template/device class.</w:t>
       </w:r>
     </w:p>
-    <w:bookmarkEnd w:id="119"/>
-    <w:bookmarkStart w:id="120" w:name="escalate-if-7"/>
+    <w:bookmarkEnd w:id="99"/>
+    <w:bookmarkStart w:id="100" w:name="escalate-if-7"/>
     <w:p>
       <w:pPr>
         <w:pStyle w:val="Heading3"/>
@@ -11071,9 +11071,9 @@
         </w:pict>
       </w:r>
     </w:p>
-    <w:bookmarkEnd w:id="120"/>
-    <w:bookmarkEnd w:id="121"/>
-    <w:bookmarkStart w:id="122" w:name="recovery-verification-checklist"/>
+    <w:bookmarkEnd w:id="100"/>
+    <w:bookmarkEnd w:id="101"/>
+    <w:bookmarkStart w:id="102" w:name="recovery-verification-checklist"/>
     <w:p>
       <w:pPr>
         <w:pStyle w:val="Heading2"/>
@@ -11166,8 +11166,8 @@
         <w:t xml:space="preserve">[ ] Stakeholders know what changed, what remains under watch, and when the next update or closeout will happen.</w:t>
       </w:r>
     </w:p>
-    <w:bookmarkEnd w:id="122"/>
-    <w:bookmarkStart w:id="123" w:name="post-incident-follow-up"/>
+    <w:bookmarkEnd w:id="102"/>
+    <w:bookmarkStart w:id="103" w:name="post-incident-follow-up"/>
     <w:p>
       <w:pPr>
         <w:pStyle w:val="Heading2"/>
@@ -11236,10 +11236,10 @@
         <w:t xml:space="preserve">[ ] Update this runbook if responders had to improvise.</w:t>
       </w:r>
     </w:p>
-    <w:bookmarkEnd w:id="123"/>
-    <w:bookmarkEnd w:id="124"/>
+    <w:bookmarkEnd w:id="103"/>
+    <w:bookmarkEnd w:id="104"/>
     <w:sectPr>
-      <w:footerReference r:id="rId31" w:type="default"/>
+      <w:footerReference r:id="rId9" w:type="default"/>
       <w:footnotePr>
         <w:numRestart w:val="eachSect"/>
       </w:footnotePr>

--- a/WordPress-Performance-Incident-Runbook.docx
+++ b/WordPress-Performance-Incident-Runbook.docx
@@ -26,7 +26,7 @@
         <w:t xml:space="preserve">Dan Knauss, General Editor</w:t>
       </w:r>
     </w:p>
-    <w:bookmarkStart w:id="24" w:name="wordpress-performance-incident-runbook"/>
+    <w:bookmarkStart w:id="44" w:name="wordpress-performance-incident-runbook"/>
     <w:p>
       <w:pPr>
         <w:pStyle w:val="Heading1"/>
@@ -141,7 +141,7 @@
           <w:numId w:val="1001"/>
         </w:numPr>
       </w:pPr>
-      <w:hyperlink r:id="rId20">
+      <w:hyperlink r:id="rId40">
         <w:r>
           <w:rPr>
             <w:rStyle w:val="VerbatimChar"/>
@@ -164,7 +164,7 @@
           <w:numId w:val="1001"/>
         </w:numPr>
       </w:pPr>
-      <w:hyperlink r:id="rId21">
+      <w:hyperlink r:id="rId41">
         <w:r>
           <w:rPr>
             <w:rStyle w:val="VerbatimChar"/>
@@ -187,7 +187,7 @@
           <w:numId w:val="1001"/>
         </w:numPr>
       </w:pPr>
-      <w:hyperlink r:id="rId22">
+      <w:hyperlink r:id="rId42">
         <w:r>
           <w:rPr>
             <w:rStyle w:val="VerbatimChar"/>
@@ -210,7 +210,7 @@
           <w:numId w:val="1001"/>
         </w:numPr>
       </w:pPr>
-      <w:hyperlink r:id="rId23">
+      <w:hyperlink r:id="rId43">
         <w:r>
           <w:rPr>
             <w:rStyle w:val="VerbatimChar"/>
@@ -225,8 +225,8 @@
         <w:t xml:space="preserve">explains transients, persistent object cache behavior, and cache-stampede risk.</w:t>
       </w:r>
     </w:p>
-    <w:bookmarkEnd w:id="24"/>
-    <w:bookmarkStart w:id="104" w:name="table-of-contents"/>
+    <w:bookmarkEnd w:id="44"/>
+    <w:bookmarkStart w:id="124" w:name="table-of-contents"/>
     <w:p>
       <w:pPr>
         <w:pStyle w:val="Heading1"/>
@@ -1578,7 +1578,7 @@
         </w:r>
       </w:hyperlink>
     </w:p>
-    <w:bookmarkStart w:id="25" w:name="environment-placeholders"/>
+    <w:bookmarkStart w:id="45" w:name="environment-placeholders"/>
     <w:p>
       <w:pPr>
         <w:pStyle w:val="Heading2"/>
@@ -2514,8 +2514,8 @@
         <w:t xml:space="preserve">for the selected site and verified before raw SQL is used. For network-wide checks, label the command as network-wide before running it.</w:t>
       </w:r>
     </w:p>
-    <w:bookmarkEnd w:id="25"/>
-    <w:bookmarkStart w:id="26" w:name="severity-triggers"/>
+    <w:bookmarkEnd w:id="45"/>
+    <w:bookmarkStart w:id="46" w:name="severity-triggers"/>
     <w:p>
       <w:pPr>
         <w:pStyle w:val="Heading2"/>
@@ -2680,8 +2680,8 @@
         </w:tc>
       </w:tr>
     </w:tbl>
-    <w:bookmarkEnd w:id="26"/>
-    <w:bookmarkStart w:id="27" w:name="communications-cadence"/>
+    <w:bookmarkEnd w:id="46"/>
+    <w:bookmarkStart w:id="47" w:name="communications-cadence"/>
     <w:p>
       <w:pPr>
         <w:pStyle w:val="Heading2"/>
@@ -2762,8 +2762,8 @@
         <w:t xml:space="preserve">Channels: [CUSTOMIZE: incident channel, status page, customer-support channel, executive/internal update path].</w:t>
       </w:r>
     </w:p>
-    <w:bookmarkEnd w:id="27"/>
-    <w:bookmarkStart w:id="28" w:name="safety-rules"/>
+    <w:bookmarkEnd w:id="47"/>
+    <w:bookmarkStart w:id="48" w:name="safety-rules"/>
     <w:p>
       <w:pPr>
         <w:pStyle w:val="Heading2"/>
@@ -2844,8 +2844,8 @@
         <w:t xml:space="preserve">Preserve evidence: save command output, timestamps, and before/after measurements.</w:t>
       </w:r>
     </w:p>
-    <w:bookmarkEnd w:id="28"/>
-    <w:bookmarkStart w:id="29" w:name="first-10-minutes"/>
+    <w:bookmarkEnd w:id="48"/>
+    <w:bookmarkStart w:id="49" w:name="first-10-minutes"/>
     <w:p>
       <w:pPr>
         <w:pStyle w:val="Heading2"/>
@@ -2945,8 +2945,8 @@
         </w:pict>
       </w:r>
     </w:p>
-    <w:bookmarkEnd w:id="29"/>
-    <w:bookmarkStart w:id="38" w:name="X2972ce79a225ec9e67bb45a8282f22384452f4e"/>
+    <w:bookmarkEnd w:id="49"/>
+    <w:bookmarkStart w:id="58" w:name="X2972ce79a225ec9e67bb45a8282f22384452f4e"/>
     <w:p>
       <w:pPr>
         <w:pStyle w:val="Heading2"/>
@@ -2955,7 +2955,7 @@
         <w:t xml:space="preserve">Procedure 1: Initial performance incident triage</w:t>
       </w:r>
     </w:p>
-    <w:bookmarkStart w:id="30" w:name="procedure-metadata"/>
+    <w:bookmarkStart w:id="50" w:name="procedure-metadata"/>
     <w:p>
       <w:pPr>
         <w:pStyle w:val="Heading3"/>
@@ -3024,8 +3024,8 @@
         <w:t xml:space="preserve">Last Drill Date: [CUSTOMIZE: YYYY-MM-DD / N/A]</w:t>
       </w:r>
     </w:p>
-    <w:bookmarkEnd w:id="30"/>
-    <w:bookmarkStart w:id="31" w:name="purpose"/>
+    <w:bookmarkEnd w:id="50"/>
+    <w:bookmarkStart w:id="51" w:name="purpose"/>
     <w:p>
       <w:pPr>
         <w:pStyle w:val="Heading3"/>
@@ -3042,8 +3042,8 @@
         <w:t xml:space="preserve">Establish the incident scope, preserve evidence, and decide which deeper procedure to run next.</w:t>
       </w:r>
     </w:p>
-    <w:bookmarkEnd w:id="31"/>
-    <w:bookmarkStart w:id="32" w:name="prerequisites"/>
+    <w:bookmarkEnd w:id="51"/>
+    <w:bookmarkStart w:id="52" w:name="prerequisites"/>
     <w:p>
       <w:pPr>
         <w:pStyle w:val="Heading3"/>
@@ -3100,8 +3100,8 @@
         <w:t xml:space="preserve">Known affected URL, known-good URL, and expected user state: anonymous, logged-in, admin, REST, AJAX, cron, or checkout/account.</w:t>
       </w:r>
     </w:p>
-    <w:bookmarkEnd w:id="32"/>
-    <w:bookmarkStart w:id="33" w:name="commands"/>
+    <w:bookmarkEnd w:id="52"/>
+    <w:bookmarkStart w:id="53" w:name="commands"/>
     <w:p>
       <w:pPr>
         <w:pStyle w:val="Heading3"/>
@@ -3919,8 +3919,8 @@
         <w:t xml:space="preserve"> option get home</w:t>
       </w:r>
     </w:p>
-    <w:bookmarkEnd w:id="33"/>
-    <w:bookmarkStart w:id="34" w:name="expected-output"/>
+    <w:bookmarkEnd w:id="53"/>
+    <w:bookmarkStart w:id="54" w:name="expected-output"/>
     <w:p>
       <w:pPr>
         <w:pStyle w:val="Heading3"/>
@@ -4022,8 +4022,8 @@
         <w:t xml:space="preserve">WP-CLI returns the WordPress version and expected site URLs.</w:t>
       </w:r>
     </w:p>
-    <w:bookmarkEnd w:id="34"/>
-    <w:bookmarkStart w:id="35" w:name="rollback"/>
+    <w:bookmarkEnd w:id="54"/>
+    <w:bookmarkStart w:id="55" w:name="rollback"/>
     <w:p>
       <w:pPr>
         <w:pStyle w:val="Heading3"/>
@@ -4040,8 +4040,8 @@
         <w:t xml:space="preserve">No rollback is required. This procedure is read-only.</w:t>
       </w:r>
     </w:p>
-    <w:bookmarkEnd w:id="35"/>
-    <w:bookmarkStart w:id="36" w:name="verification"/>
+    <w:bookmarkEnd w:id="55"/>
+    <w:bookmarkStart w:id="56" w:name="verification"/>
     <w:p>
       <w:pPr>
         <w:pStyle w:val="Heading3"/>
@@ -4306,8 +4306,8 @@
         <w:t xml:space="preserve">Expected: both checks print success messages.</w:t>
       </w:r>
     </w:p>
-    <w:bookmarkEnd w:id="36"/>
-    <w:bookmarkStart w:id="37" w:name="escalate-if"/>
+    <w:bookmarkEnd w:id="56"/>
+    <w:bookmarkStart w:id="57" w:name="escalate-if"/>
     <w:p>
       <w:pPr>
         <w:pStyle w:val="Heading3"/>
@@ -4359,9 +4359,9 @@
         </w:pict>
       </w:r>
     </w:p>
-    <w:bookmarkEnd w:id="37"/>
-    <w:bookmarkEnd w:id="38"/>
-    <w:bookmarkStart w:id="47" w:name="X83746c02efcb7355199d36e3bbf2b98118bf50d"/>
+    <w:bookmarkEnd w:id="57"/>
+    <w:bookmarkEnd w:id="58"/>
+    <w:bookmarkStart w:id="67" w:name="X83746c02efcb7355199d36e3bbf2b98118bf50d"/>
     <w:p>
       <w:pPr>
         <w:pStyle w:val="Heading2"/>
@@ -4370,7 +4370,7 @@
         <w:t xml:space="preserve">Procedure 2: High TTFB on anonymous public pages</w:t>
       </w:r>
     </w:p>
-    <w:bookmarkStart w:id="39" w:name="procedure-metadata-1"/>
+    <w:bookmarkStart w:id="59" w:name="procedure-metadata-1"/>
     <w:p>
       <w:pPr>
         <w:pStyle w:val="Heading3"/>
@@ -4439,8 +4439,8 @@
         <w:t xml:space="preserve">Last Drill Date: [CUSTOMIZE: YYYY-MM-DD / N/A]</w:t>
       </w:r>
     </w:p>
-    <w:bookmarkEnd w:id="39"/>
-    <w:bookmarkStart w:id="40" w:name="purpose-1"/>
+    <w:bookmarkEnd w:id="59"/>
+    <w:bookmarkStart w:id="60" w:name="purpose-1"/>
     <w:p>
       <w:pPr>
         <w:pStyle w:val="Heading3"/>
@@ -4457,8 +4457,8 @@
         <w:t xml:space="preserve">Determine whether high anonymous-page TTFB is caused by cache miss/bypass, transport/edge delay, origin/PHP execution, database work, object-cache misses, or external dependencies.</w:t>
       </w:r>
     </w:p>
-    <w:bookmarkEnd w:id="40"/>
-    <w:bookmarkStart w:id="41" w:name="prerequisites-1"/>
+    <w:bookmarkEnd w:id="60"/>
+    <w:bookmarkStart w:id="61" w:name="prerequisites-1"/>
     <w:p>
       <w:pPr>
         <w:pStyle w:val="Heading3"/>
@@ -4503,8 +4503,8 @@
         <w:t xml:space="preserve">Permission to inspect cache rules and origin metrics.</w:t>
       </w:r>
     </w:p>
-    <w:bookmarkEnd w:id="41"/>
-    <w:bookmarkStart w:id="42" w:name="commands-1"/>
+    <w:bookmarkEnd w:id="61"/>
+    <w:bookmarkStart w:id="62" w:name="commands-1"/>
     <w:p>
       <w:pPr>
         <w:pStyle w:val="Heading3"/>
@@ -4992,8 +4992,8 @@
         <w:t xml:space="preserve"># wp "${WP_CLI_SITE_ARGS[@]}" transient delete --expired</w:t>
       </w:r>
     </w:p>
-    <w:bookmarkEnd w:id="42"/>
-    <w:bookmarkStart w:id="43" w:name="expected-output-1"/>
+    <w:bookmarkEnd w:id="62"/>
+    <w:bookmarkStart w:id="63" w:name="expected-output-1"/>
     <w:p>
       <w:pPr>
         <w:pStyle w:val="Heading3"/>
@@ -5095,8 +5095,8 @@
         <w:t xml:space="preserve">on anonymous cacheable pages is a red flag because it can fragment or bypass HTML cache.</w:t>
       </w:r>
     </w:p>
-    <w:bookmarkEnd w:id="43"/>
-    <w:bookmarkStart w:id="44" w:name="rollback-1"/>
+    <w:bookmarkEnd w:id="63"/>
+    <w:bookmarkStart w:id="64" w:name="rollback-1"/>
     <w:p>
       <w:pPr>
         <w:pStyle w:val="Heading3"/>
@@ -5113,8 +5113,8 @@
         <w:t xml:space="preserve">No rollback is required for the default read-only checks. If the optional expired-transient cleanup is approved and run, there is no practical rollback for deleted expired transient rows; rely on application regeneration and continue monitoring. If an approved cache-rule change is made outside this procedure, restore the previous cache rule from the CDN/host change history.</w:t>
       </w:r>
     </w:p>
-    <w:bookmarkEnd w:id="44"/>
-    <w:bookmarkStart w:id="45" w:name="verification-1"/>
+    <w:bookmarkEnd w:id="64"/>
+    <w:bookmarkStart w:id="65" w:name="verification-1"/>
     <w:p>
       <w:pPr>
         <w:pStyle w:val="Heading3"/>
@@ -5424,8 +5424,8 @@
         <w:t xml:space="preserve">Expected: cacheable anonymous pages show an intentional cache status and improved TTFB after warming.</w:t>
       </w:r>
     </w:p>
-    <w:bookmarkEnd w:id="45"/>
-    <w:bookmarkStart w:id="46" w:name="escalate-if-1"/>
+    <w:bookmarkEnd w:id="65"/>
+    <w:bookmarkStart w:id="66" w:name="escalate-if-1"/>
     <w:p>
       <w:pPr>
         <w:pStyle w:val="Heading3"/>
@@ -5489,9 +5489,9 @@
         </w:pict>
       </w:r>
     </w:p>
-    <w:bookmarkEnd w:id="46"/>
-    <w:bookmarkEnd w:id="47"/>
-    <w:bookmarkStart w:id="56" w:name="Xc78eb344ec27429bb25e7513b2e40832aa38ddf"/>
+    <w:bookmarkEnd w:id="66"/>
+    <w:bookmarkEnd w:id="67"/>
+    <w:bookmarkStart w:id="76" w:name="Xc78eb344ec27429bb25e7513b2e40832aa38ddf"/>
     <w:p>
       <w:pPr>
         <w:pStyle w:val="Heading2"/>
@@ -5500,7 +5500,7 @@
         <w:t xml:space="preserve">Procedure 3: High TTFB on logged-in, admin, REST, or AJAX requests</w:t>
       </w:r>
     </w:p>
-    <w:bookmarkStart w:id="48" w:name="procedure-metadata-2"/>
+    <w:bookmarkStart w:id="68" w:name="procedure-metadata-2"/>
     <w:p>
       <w:pPr>
         <w:pStyle w:val="Heading3"/>
@@ -5569,8 +5569,8 @@
         <w:t xml:space="preserve">Last Drill Date: [CUSTOMIZE: YYYY-MM-DD / N/A]</w:t>
       </w:r>
     </w:p>
-    <w:bookmarkEnd w:id="48"/>
-    <w:bookmarkStart w:id="49" w:name="purpose-2"/>
+    <w:bookmarkEnd w:id="68"/>
+    <w:bookmarkStart w:id="69" w:name="purpose-2"/>
     <w:p>
       <w:pPr>
         <w:pStyle w:val="Heading3"/>
@@ -5587,8 +5587,8 @@
         <w:t xml:space="preserve">Diagnose slow dynamic requests that cannot be solved by public full-page caching.</w:t>
       </w:r>
     </w:p>
-    <w:bookmarkEnd w:id="49"/>
-    <w:bookmarkStart w:id="50" w:name="prerequisites-2"/>
+    <w:bookmarkEnd w:id="69"/>
+    <w:bookmarkStart w:id="70" w:name="prerequisites-2"/>
     <w:p>
       <w:pPr>
         <w:pStyle w:val="Heading3"/>
@@ -5648,8 +5648,8 @@
         <w:t xml:space="preserve">WP-CLI profile and doctor packages may not be installed; check availability before relying on them.</w:t>
       </w:r>
     </w:p>
-    <w:bookmarkEnd w:id="50"/>
-    <w:bookmarkStart w:id="51" w:name="commands-2"/>
+    <w:bookmarkEnd w:id="70"/>
+    <w:bookmarkStart w:id="71" w:name="commands-2"/>
     <w:p>
       <w:pPr>
         <w:pStyle w:val="Heading3"/>
@@ -6392,8 +6392,8 @@
         <w:t xml:space="preserve">active</w:t>
       </w:r>
     </w:p>
-    <w:bookmarkEnd w:id="51"/>
-    <w:bookmarkStart w:id="52" w:name="expected-output-2"/>
+    <w:bookmarkEnd w:id="71"/>
+    <w:bookmarkStart w:id="72" w:name="expected-output-2"/>
     <w:p>
       <w:pPr>
         <w:pStyle w:val="Heading3"/>
@@ -6477,8 +6477,8 @@
         <w:t xml:space="preserve">Active plugin/theme inventory supports rollback and ownership decisions.</w:t>
       </w:r>
     </w:p>
-    <w:bookmarkEnd w:id="52"/>
-    <w:bookmarkStart w:id="53" w:name="rollback-2"/>
+    <w:bookmarkEnd w:id="72"/>
+    <w:bookmarkStart w:id="73" w:name="rollback-2"/>
     <w:p>
       <w:pPr>
         <w:pStyle w:val="Heading3"/>
@@ -6495,8 +6495,8 @@
         <w:t xml:space="preserve">No rollback is required for profiling. If an approved mitigation disables a plugin/module or changes configuration, restore the previous plugin/configuration state from the incident log or deployment system.</w:t>
       </w:r>
     </w:p>
-    <w:bookmarkEnd w:id="53"/>
-    <w:bookmarkStart w:id="54" w:name="verification-2"/>
+    <w:bookmarkEnd w:id="73"/>
+    <w:bookmarkStart w:id="74" w:name="verification-2"/>
     <w:p>
       <w:pPr>
         <w:pStyle w:val="Heading3"/>
@@ -6995,8 +6995,8 @@
         <w:t xml:space="preserve">Expected: TTFB and total time improve for the same URL, user state, authentication method, and expected HTTP status/body marker, or the dominant bottleneck is identified for escalation.</w:t>
       </w:r>
     </w:p>
-    <w:bookmarkEnd w:id="54"/>
-    <w:bookmarkStart w:id="55" w:name="escalate-if-2"/>
+    <w:bookmarkEnd w:id="74"/>
+    <w:bookmarkStart w:id="75" w:name="escalate-if-2"/>
     <w:p>
       <w:pPr>
         <w:pStyle w:val="Heading3"/>
@@ -7060,9 +7060,9 @@
         </w:pict>
       </w:r>
     </w:p>
-    <w:bookmarkEnd w:id="55"/>
-    <w:bookmarkEnd w:id="56"/>
-    <w:bookmarkStart w:id="65" w:name="X78d9c4b3fea6ba66ffeacb2d31c1711612d8c1b"/>
+    <w:bookmarkEnd w:id="75"/>
+    <w:bookmarkEnd w:id="76"/>
+    <w:bookmarkStart w:id="85" w:name="X78d9c4b3fea6ba66ffeacb2d31c1711612d8c1b"/>
     <w:p>
       <w:pPr>
         <w:pStyle w:val="Heading2"/>
@@ -7071,7 +7071,7 @@
         <w:t xml:space="preserve">Procedure 4: Database slowdown, autoload bloat, or expensive queries</w:t>
       </w:r>
     </w:p>
-    <w:bookmarkStart w:id="57" w:name="procedure-metadata-3"/>
+    <w:bookmarkStart w:id="77" w:name="procedure-metadata-3"/>
     <w:p>
       <w:pPr>
         <w:pStyle w:val="Heading3"/>
@@ -7140,8 +7140,8 @@
         <w:t xml:space="preserve">Last Drill Date: [CUSTOMIZE: YYYY-MM-DD / N/A]</w:t>
       </w:r>
     </w:p>
-    <w:bookmarkEnd w:id="57"/>
-    <w:bookmarkStart w:id="58" w:name="purpose-3"/>
+    <w:bookmarkEnd w:id="77"/>
+    <w:bookmarkStart w:id="78" w:name="purpose-3"/>
     <w:p>
       <w:pPr>
         <w:pStyle w:val="Heading3"/>
@@ -7158,8 +7158,8 @@
         <w:t xml:space="preserve">Identify whether database time is dominated by slow queries, too many queries, inefficient query shape, or autoloaded option bloat.</w:t>
       </w:r>
     </w:p>
-    <w:bookmarkEnd w:id="58"/>
-    <w:bookmarkStart w:id="59" w:name="prerequisites-3"/>
+    <w:bookmarkEnd w:id="78"/>
+    <w:bookmarkStart w:id="79" w:name="prerequisites-3"/>
     <w:p>
       <w:pPr>
         <w:pStyle w:val="Heading3"/>
@@ -7204,8 +7204,8 @@
         <w:t xml:space="preserve">Current backup/snapshot before any write operation.</w:t>
       </w:r>
     </w:p>
-    <w:bookmarkEnd w:id="59"/>
-    <w:bookmarkStart w:id="60" w:name="commands-3"/>
+    <w:bookmarkEnd w:id="79"/>
+    <w:bookmarkStart w:id="80" w:name="commands-3"/>
     <w:p>
       <w:pPr>
         <w:pStyle w:val="Heading3"/>
@@ -7417,8 +7417,8 @@
         <w:t xml:space="preserve">--tables</w:t>
       </w:r>
     </w:p>
-    <w:bookmarkEnd w:id="60"/>
-    <w:bookmarkStart w:id="61" w:name="expected-output-3"/>
+    <w:bookmarkEnd w:id="80"/>
+    <w:bookmarkStart w:id="81" w:name="expected-output-3"/>
     <w:p>
       <w:pPr>
         <w:pStyle w:val="Heading3"/>
@@ -7514,8 +7514,8 @@
         <w:t xml:space="preserve">Large tables are identified for deeper query review.</w:t>
       </w:r>
     </w:p>
-    <w:bookmarkEnd w:id="61"/>
-    <w:bookmarkStart w:id="62" w:name="rollback-3"/>
+    <w:bookmarkEnd w:id="81"/>
+    <w:bookmarkStart w:id="82" w:name="rollback-3"/>
     <w:p>
       <w:pPr>
         <w:pStyle w:val="Heading3"/>
@@ -7633,8 +7633,8 @@
         <w:t xml:space="preserve"># wp "${WP_CLI_SITE_ARGS[@]}" option set-autoload "[CUSTOMIZE: option_name]" on</w:t>
       </w:r>
     </w:p>
-    <w:bookmarkEnd w:id="62"/>
-    <w:bookmarkStart w:id="63" w:name="verification-3"/>
+    <w:bookmarkEnd w:id="82"/>
+    <w:bookmarkStart w:id="83" w:name="verification-3"/>
     <w:p>
       <w:pPr>
         <w:pStyle w:val="Heading3"/>
@@ -7920,8 +7920,8 @@
         <w:t xml:space="preserve">Expected: autoload footprint decreases if that was the target, and the affected request improves without functional regression.</w:t>
       </w:r>
     </w:p>
-    <w:bookmarkEnd w:id="63"/>
-    <w:bookmarkStart w:id="64" w:name="escalate-if-3"/>
+    <w:bookmarkEnd w:id="83"/>
+    <w:bookmarkStart w:id="84" w:name="escalate-if-3"/>
     <w:p>
       <w:pPr>
         <w:pStyle w:val="Heading3"/>
@@ -7997,9 +7997,9 @@
         </w:pict>
       </w:r>
     </w:p>
-    <w:bookmarkEnd w:id="64"/>
-    <w:bookmarkEnd w:id="65"/>
-    <w:bookmarkStart w:id="74" w:name="Xf57d3723339981668969bd6c50405868f5f0541"/>
+    <w:bookmarkEnd w:id="84"/>
+    <w:bookmarkEnd w:id="85"/>
+    <w:bookmarkStart w:id="94" w:name="Xf57d3723339981668969bd6c50405868f5f0541"/>
     <w:p>
       <w:pPr>
         <w:pStyle w:val="Heading2"/>
@@ -8008,7 +8008,7 @@
         <w:t xml:space="preserve">Procedure 5: Object cache failure or cache stampede</w:t>
       </w:r>
     </w:p>
-    <w:bookmarkStart w:id="66" w:name="procedure-metadata-4"/>
+    <w:bookmarkStart w:id="86" w:name="procedure-metadata-4"/>
     <w:p>
       <w:pPr>
         <w:pStyle w:val="Heading3"/>
@@ -8077,8 +8077,8 @@
         <w:t xml:space="preserve">Last Drill Date: [CUSTOMIZE: YYYY-MM-DD / N/A]</w:t>
       </w:r>
     </w:p>
-    <w:bookmarkEnd w:id="66"/>
-    <w:bookmarkStart w:id="67" w:name="purpose-4"/>
+    <w:bookmarkEnd w:id="86"/>
+    <w:bookmarkStart w:id="87" w:name="purpose-4"/>
     <w:p>
       <w:pPr>
         <w:pStyle w:val="Heading3"/>
@@ -8095,8 +8095,8 @@
         <w:t xml:space="preserve">Determine whether a persistent object cache failure, poor hit rate, key misuse, or cache stampede is causing origin/database overload.</w:t>
       </w:r>
     </w:p>
-    <w:bookmarkEnd w:id="67"/>
-    <w:bookmarkStart w:id="68" w:name="prerequisites-4"/>
+    <w:bookmarkEnd w:id="87"/>
+    <w:bookmarkStart w:id="88" w:name="prerequisites-4"/>
     <w:p>
       <w:pPr>
         <w:pStyle w:val="Heading3"/>
@@ -8141,8 +8141,8 @@
         <w:t xml:space="preserve">Approval before restarting cache services or flushing object cache.</w:t>
       </w:r>
     </w:p>
-    <w:bookmarkEnd w:id="68"/>
-    <w:bookmarkStart w:id="69" w:name="commands-4"/>
+    <w:bookmarkEnd w:id="88"/>
+    <w:bookmarkStart w:id="89" w:name="commands-4"/>
     <w:p>
       <w:pPr>
         <w:pStyle w:val="Heading3"/>
@@ -8441,8 +8441,8 @@
         <w:t xml:space="preserve"># wp "${WP_CLI_SITE_ARGS[@]}" transient delete --expired</w:t>
       </w:r>
     </w:p>
-    <w:bookmarkEnd w:id="69"/>
-    <w:bookmarkStart w:id="70" w:name="expected-output-4"/>
+    <w:bookmarkEnd w:id="89"/>
+    <w:bookmarkStart w:id="90" w:name="expected-output-4"/>
     <w:p>
       <w:pPr>
         <w:pStyle w:val="Heading3"/>
@@ -8496,8 +8496,8 @@
         <w:t xml:space="preserve">Expired transient cleanup is intentionally not part of the default read-only evidence gathering. If approved, it is only a cleanup action and should not be treated as a primary incident fix.</w:t>
       </w:r>
     </w:p>
-    <w:bookmarkEnd w:id="70"/>
-    <w:bookmarkStart w:id="71" w:name="rollback-4"/>
+    <w:bookmarkEnd w:id="90"/>
+    <w:bookmarkStart w:id="91" w:name="rollback-4"/>
     <w:p>
       <w:pPr>
         <w:pStyle w:val="Heading3"/>
@@ -8552,8 +8552,8 @@
         <w:t xml:space="preserve"># wp "${WP_CLI_SITE_ARGS[@]}" redis disable</w:t>
       </w:r>
     </w:p>
-    <w:bookmarkEnd w:id="71"/>
-    <w:bookmarkStart w:id="72" w:name="verification-4"/>
+    <w:bookmarkEnd w:id="91"/>
+    <w:bookmarkStart w:id="92" w:name="verification-4"/>
     <w:p>
       <w:pPr>
         <w:pStyle w:val="Heading3"/>
@@ -8767,8 +8767,8 @@
         <w:t xml:space="preserve">Expected: database load, cache errors, or TTFB improve after the approved mitigation.</w:t>
       </w:r>
     </w:p>
-    <w:bookmarkEnd w:id="72"/>
-    <w:bookmarkStart w:id="73" w:name="escalate-if-4"/>
+    <w:bookmarkEnd w:id="92"/>
+    <w:bookmarkStart w:id="93" w:name="escalate-if-4"/>
     <w:p>
       <w:pPr>
         <w:pStyle w:val="Heading3"/>
@@ -8856,9 +8856,9 @@
         </w:pict>
       </w:r>
     </w:p>
-    <w:bookmarkEnd w:id="73"/>
-    <w:bookmarkEnd w:id="74"/>
-    <w:bookmarkStart w:id="83" w:name="Xadcb7e5d04c1ad327e3c6b4ab2c3a924786c591"/>
+    <w:bookmarkEnd w:id="93"/>
+    <w:bookmarkEnd w:id="94"/>
+    <w:bookmarkStart w:id="103" w:name="Xadcb7e5d04c1ad327e3c6b4ab2c3a924786c591"/>
     <w:p>
       <w:pPr>
         <w:pStyle w:val="Heading2"/>
@@ -8867,7 +8867,7 @@
         <w:t xml:space="preserve">Procedure 6: WP-Cron or Action Scheduler backlog</w:t>
       </w:r>
     </w:p>
-    <w:bookmarkStart w:id="75" w:name="procedure-metadata-5"/>
+    <w:bookmarkStart w:id="95" w:name="procedure-metadata-5"/>
     <w:p>
       <w:pPr>
         <w:pStyle w:val="Heading3"/>
@@ -8936,8 +8936,8 @@
         <w:t xml:space="preserve">Last Drill Date: [CUSTOMIZE: YYYY-MM-DD / N/A]</w:t>
       </w:r>
     </w:p>
-    <w:bookmarkEnd w:id="75"/>
-    <w:bookmarkStart w:id="76" w:name="purpose-5"/>
+    <w:bookmarkEnd w:id="95"/>
+    <w:bookmarkStart w:id="96" w:name="purpose-5"/>
     <w:p>
       <w:pPr>
         <w:pStyle w:val="Heading3"/>
@@ -8954,8 +8954,8 @@
         <w:t xml:space="preserve">Identify whether due cron events, failed scheduled actions, or overlapping background jobs are causing request-time latency or delayed business workflows.</w:t>
       </w:r>
     </w:p>
-    <w:bookmarkEnd w:id="76"/>
-    <w:bookmarkStart w:id="77" w:name="prerequisites-5"/>
+    <w:bookmarkEnd w:id="96"/>
+    <w:bookmarkStart w:id="97" w:name="prerequisites-5"/>
     <w:p>
       <w:pPr>
         <w:pStyle w:val="Heading3"/>
@@ -9000,8 +9000,8 @@
         <w:t xml:space="preserve">Knowledge of whether WooCommerce or Action Scheduler is active.</w:t>
       </w:r>
     </w:p>
-    <w:bookmarkEnd w:id="77"/>
-    <w:bookmarkStart w:id="78" w:name="commands-5"/>
+    <w:bookmarkEnd w:id="97"/>
+    <w:bookmarkStart w:id="98" w:name="commands-5"/>
     <w:p>
       <w:pPr>
         <w:pStyle w:val="Heading3"/>
@@ -9168,8 +9168,8 @@
         <w:t xml:space="preserve"># wp "${WP_CLI_SITE_ARGS[@]}" action-scheduler list --status=failed --per-page=20</w:t>
       </w:r>
     </w:p>
-    <w:bookmarkEnd w:id="78"/>
-    <w:bookmarkStart w:id="79" w:name="expected-output-5"/>
+    <w:bookmarkEnd w:id="98"/>
+    <w:bookmarkStart w:id="99" w:name="expected-output-5"/>
     <w:p>
       <w:pPr>
         <w:pStyle w:val="Heading3"/>
@@ -9214,8 +9214,8 @@
         <w:t xml:space="preserve">Failed Action Scheduler jobs identify plugin/business workflow ownership.</w:t>
       </w:r>
     </w:p>
-    <w:bookmarkEnd w:id="79"/>
-    <w:bookmarkStart w:id="80" w:name="rollback-5"/>
+    <w:bookmarkEnd w:id="99"/>
+    <w:bookmarkStart w:id="100" w:name="rollback-5"/>
     <w:p>
       <w:pPr>
         <w:pStyle w:val="Heading3"/>
@@ -9267,8 +9267,8 @@
         <w:t xml:space="preserve">// define( 'DISABLE_WP_CRON', true );</w:t>
       </w:r>
     </w:p>
-    <w:bookmarkEnd w:id="80"/>
-    <w:bookmarkStart w:id="81" w:name="verification-5"/>
+    <w:bookmarkEnd w:id="100"/>
+    <w:bookmarkStart w:id="101" w:name="verification-5"/>
     <w:p>
       <w:pPr>
         <w:pStyle w:val="Heading3"/>
@@ -9401,8 +9401,8 @@
         <w:t xml:space="preserve">Expected: read-only verification shows whether due events are decreasing under the normal runner. If approved cron execution is run, due events decrease or clear and business workflows such as scheduled posts, cleanup jobs, and ecommerce queues resume.</w:t>
       </w:r>
     </w:p>
-    <w:bookmarkEnd w:id="81"/>
-    <w:bookmarkStart w:id="82" w:name="escalate-if-5"/>
+    <w:bookmarkEnd w:id="101"/>
+    <w:bookmarkStart w:id="102" w:name="escalate-if-5"/>
     <w:p>
       <w:pPr>
         <w:pStyle w:val="Heading3"/>
@@ -9466,9 +9466,9 @@
         </w:pict>
       </w:r>
     </w:p>
-    <w:bookmarkEnd w:id="82"/>
-    <w:bookmarkEnd w:id="83"/>
-    <w:bookmarkStart w:id="92" w:name="X2b923f659648e52476e7d8f6178e9bedd6d19bc"/>
+    <w:bookmarkEnd w:id="102"/>
+    <w:bookmarkEnd w:id="103"/>
+    <w:bookmarkStart w:id="112" w:name="X2b923f659648e52476e7d8f6178e9bedd6d19bc"/>
     <w:p>
       <w:pPr>
         <w:pStyle w:val="Heading2"/>
@@ -9477,7 +9477,7 @@
         <w:t xml:space="preserve">Procedure 7: External API, AI connector, or third-party latency</w:t>
       </w:r>
     </w:p>
-    <w:bookmarkStart w:id="84" w:name="procedure-metadata-6"/>
+    <w:bookmarkStart w:id="104" w:name="procedure-metadata-6"/>
     <w:p>
       <w:pPr>
         <w:pStyle w:val="Heading3"/>
@@ -9546,8 +9546,8 @@
         <w:t xml:space="preserve">Last Drill Date: [CUSTOMIZE: YYYY-MM-DD / N/A]</w:t>
       </w:r>
     </w:p>
-    <w:bookmarkEnd w:id="84"/>
-    <w:bookmarkStart w:id="85" w:name="purpose-6"/>
+    <w:bookmarkEnd w:id="104"/>
+    <w:bookmarkStart w:id="105" w:name="purpose-6"/>
     <w:p>
       <w:pPr>
         <w:pStyle w:val="Heading3"/>
@@ -9564,8 +9564,8 @@
         <w:t xml:space="preserve">Identify whether external HTTP calls, WordPress 7.0 AI/connectors integrations, payment/search/CRM APIs, analytics, or embed providers are slowing critical requests.</w:t>
       </w:r>
     </w:p>
-    <w:bookmarkEnd w:id="85"/>
-    <w:bookmarkStart w:id="86" w:name="prerequisites-6"/>
+    <w:bookmarkEnd w:id="105"/>
+    <w:bookmarkStart w:id="106" w:name="prerequisites-6"/>
     <w:p>
       <w:pPr>
         <w:pStyle w:val="Heading3"/>
@@ -9610,8 +9610,8 @@
         <w:t xml:space="preserve">A safe fallback or feature flag is identified before disabling integrations.</w:t>
       </w:r>
     </w:p>
-    <w:bookmarkEnd w:id="86"/>
-    <w:bookmarkStart w:id="87" w:name="commands-6"/>
+    <w:bookmarkEnd w:id="106"/>
+    <w:bookmarkStart w:id="107" w:name="commands-6"/>
     <w:p>
       <w:pPr>
         <w:pStyle w:val="Heading3"/>
@@ -9907,8 +9907,8 @@
         <w:t xml:space="preserve">"</w:t>
       </w:r>
     </w:p>
-    <w:bookmarkEnd w:id="87"/>
-    <w:bookmarkStart w:id="88" w:name="expected-output-6"/>
+    <w:bookmarkEnd w:id="107"/>
+    <w:bookmarkStart w:id="108" w:name="expected-output-6"/>
     <w:p>
       <w:pPr>
         <w:pStyle w:val="Heading3"/>
@@ -9953,8 +9953,8 @@
         <w:t xml:space="preserve">APM traces, if available, should separate HTTP API time from PHP, database, and cache time.</w:t>
       </w:r>
     </w:p>
-    <w:bookmarkEnd w:id="88"/>
-    <w:bookmarkStart w:id="89" w:name="rollback-6"/>
+    <w:bookmarkEnd w:id="108"/>
+    <w:bookmarkStart w:id="109" w:name="rollback-6"/>
     <w:p>
       <w:pPr>
         <w:pStyle w:val="Heading3"/>
@@ -10000,8 +10000,8 @@
         <w:t xml:space="preserve"># wp "${WP_CLI_SITE_ARGS[@]}" option update "[CUSTOMIZE: option_name]" "[CUSTOMIZE: previous_value]"</w:t>
       </w:r>
     </w:p>
-    <w:bookmarkEnd w:id="89"/>
-    <w:bookmarkStart w:id="90" w:name="verification-6"/>
+    <w:bookmarkEnd w:id="109"/>
+    <w:bookmarkStart w:id="110" w:name="verification-6"/>
     <w:p>
       <w:pPr>
         <w:pStyle w:val="Heading3"/>
@@ -10215,8 +10215,8 @@
         <w:t xml:space="preserve">Expected: request time improves or APM confirms the external dependency is no longer in the critical path.</w:t>
       </w:r>
     </w:p>
-    <w:bookmarkEnd w:id="90"/>
-    <w:bookmarkStart w:id="91" w:name="escalate-if-6"/>
+    <w:bookmarkEnd w:id="110"/>
+    <w:bookmarkStart w:id="111" w:name="escalate-if-6"/>
     <w:p>
       <w:pPr>
         <w:pStyle w:val="Heading3"/>
@@ -10280,9 +10280,9 @@
         </w:pict>
       </w:r>
     </w:p>
-    <w:bookmarkEnd w:id="91"/>
-    <w:bookmarkEnd w:id="92"/>
-    <w:bookmarkStart w:id="101" w:name="procedure-8-core-web-vitals-regression"/>
+    <w:bookmarkEnd w:id="111"/>
+    <w:bookmarkEnd w:id="112"/>
+    <w:bookmarkStart w:id="121" w:name="procedure-8-core-web-vitals-regression"/>
     <w:p>
       <w:pPr>
         <w:pStyle w:val="Heading2"/>
@@ -10291,7 +10291,7 @@
         <w:t xml:space="preserve">Procedure 8: Core Web Vitals regression</w:t>
       </w:r>
     </w:p>
-    <w:bookmarkStart w:id="93" w:name="procedure-metadata-7"/>
+    <w:bookmarkStart w:id="113" w:name="procedure-metadata-7"/>
     <w:p>
       <w:pPr>
         <w:pStyle w:val="Heading3"/>
@@ -10360,8 +10360,8 @@
         <w:t xml:space="preserve">Last Drill Date: [CUSTOMIZE: YYYY-MM-DD / N/A]</w:t>
       </w:r>
     </w:p>
-    <w:bookmarkEnd w:id="93"/>
-    <w:bookmarkStart w:id="94" w:name="purpose-7"/>
+    <w:bookmarkEnd w:id="113"/>
+    <w:bookmarkStart w:id="114" w:name="purpose-7"/>
     <w:p>
       <w:pPr>
         <w:pStyle w:val="Heading3"/>
@@ -10378,8 +10378,8 @@
         <w:t xml:space="preserve">Triage a user-facing LCP, INP, or CLS regression without confusing frontend symptoms with backend, cache, or transport causes.</w:t>
       </w:r>
     </w:p>
-    <w:bookmarkEnd w:id="94"/>
-    <w:bookmarkStart w:id="95" w:name="prerequisites-7"/>
+    <w:bookmarkEnd w:id="114"/>
+    <w:bookmarkStart w:id="115" w:name="prerequisites-7"/>
     <w:p>
       <w:pPr>
         <w:pStyle w:val="Heading3"/>
@@ -10424,8 +10424,8 @@
         <w:t xml:space="preserve">Browser tooling may be required for final diagnosis; if unavailable, capture backend/transport evidence first and escalate for browser inspection with requested artifacts: DevTools trace, Lighthouse or WebPageTest report, RUM segment, device/viewport class, and before/after screenshots when visual instability is involved.</w:t>
       </w:r>
     </w:p>
-    <w:bookmarkEnd w:id="95"/>
-    <w:bookmarkStart w:id="96" w:name="commands-7"/>
+    <w:bookmarkEnd w:id="115"/>
+    <w:bookmarkStart w:id="116" w:name="commands-7"/>
     <w:p>
       <w:pPr>
         <w:pStyle w:val="Heading3"/>
@@ -10727,8 +10727,8 @@
         <w:t xml:space="preserve">true</w:t>
       </w:r>
     </w:p>
-    <w:bookmarkEnd w:id="96"/>
-    <w:bookmarkStart w:id="97" w:name="expected-output-7"/>
+    <w:bookmarkEnd w:id="116"/>
+    <w:bookmarkStart w:id="117" w:name="expected-output-7"/>
     <w:p>
       <w:pPr>
         <w:pStyle w:val="Heading3"/>
@@ -10773,8 +10773,8 @@
         <w:t xml:space="preserve">Further LCP/INP/CLS diagnosis usually requires browser traces, RUM, lab tooling, device/viewport segmentation, and screenshots for visual instability.</w:t>
       </w:r>
     </w:p>
-    <w:bookmarkEnd w:id="97"/>
-    <w:bookmarkStart w:id="98" w:name="rollback-7"/>
+    <w:bookmarkEnd w:id="117"/>
+    <w:bookmarkStart w:id="118" w:name="rollback-7"/>
     <w:p>
       <w:pPr>
         <w:pStyle w:val="Heading3"/>
@@ -10791,8 +10791,8 @@
         <w:t xml:space="preserve">If the regression follows a deploy, rollback through the normal release system after incident lead approval. If it follows a CDN/cache/optimization plugin change, restore the previous configuration.</w:t>
       </w:r>
     </w:p>
-    <w:bookmarkEnd w:id="98"/>
-    <w:bookmarkStart w:id="99" w:name="verification-7"/>
+    <w:bookmarkEnd w:id="118"/>
+    <w:bookmarkStart w:id="119" w:name="verification-7"/>
     <w:p>
       <w:pPr>
         <w:pStyle w:val="Heading3"/>
@@ -11006,8 +11006,8 @@
         <w:t xml:space="preserve">Expected: backend/transport signals are healthy before handing off to browser-level investigation; after frontend mitigation, field or lab metrics improve for the same template/device class.</w:t>
       </w:r>
     </w:p>
-    <w:bookmarkEnd w:id="99"/>
-    <w:bookmarkStart w:id="100" w:name="escalate-if-7"/>
+    <w:bookmarkEnd w:id="119"/>
+    <w:bookmarkStart w:id="120" w:name="escalate-if-7"/>
     <w:p>
       <w:pPr>
         <w:pStyle w:val="Heading3"/>
@@ -11071,9 +11071,9 @@
         </w:pict>
       </w:r>
     </w:p>
-    <w:bookmarkEnd w:id="100"/>
-    <w:bookmarkEnd w:id="101"/>
-    <w:bookmarkStart w:id="102" w:name="recovery-verification-checklist"/>
+    <w:bookmarkEnd w:id="120"/>
+    <w:bookmarkEnd w:id="121"/>
+    <w:bookmarkStart w:id="122" w:name="recovery-verification-checklist"/>
     <w:p>
       <w:pPr>
         <w:pStyle w:val="Heading2"/>
@@ -11091,83 +11091,83 @@
         </w:numPr>
       </w:pPr>
       <w:r>
-        <w:t xml:space="preserve">[ ] Same URL, same user state, and same cache state were tested before and after mitigation.</w:t>
-      </w:r>
-    </w:p>
-    <w:p>
-      <w:pPr>
-        <w:pStyle w:val="Compact"/>
-        <w:numPr>
-          <w:ilvl w:val="0"/>
-          <w:numId w:val="1047"/>
-        </w:numPr>
-      </w:pPr>
-      <w:r>
-        <w:t xml:space="preserve">[ ] Public cache behavior is intentional and safe.</w:t>
-      </w:r>
-    </w:p>
-    <w:p>
-      <w:pPr>
-        <w:pStyle w:val="Compact"/>
-        <w:numPr>
-          <w:ilvl w:val="0"/>
-          <w:numId w:val="1047"/>
-        </w:numPr>
-      </w:pPr>
-      <w:r>
-        <w:t xml:space="preserve">[ ] Authenticated, personalized, checkout, account, admin, preview, and REST/AJAX paths still behave correctly.</w:t>
-      </w:r>
-    </w:p>
-    <w:p>
-      <w:pPr>
-        <w:pStyle w:val="Compact"/>
-        <w:numPr>
-          <w:ilvl w:val="0"/>
-          <w:numId w:val="1047"/>
-        </w:numPr>
-      </w:pPr>
-      <w:r>
-        <w:t xml:space="preserve">[ ] PHP errors, database errors, and cache-service errors are not increasing.</w:t>
-      </w:r>
-    </w:p>
-    <w:p>
-      <w:pPr>
-        <w:pStyle w:val="Compact"/>
-        <w:numPr>
-          <w:ilvl w:val="0"/>
-          <w:numId w:val="1047"/>
-        </w:numPr>
-      </w:pPr>
-      <w:r>
-        <w:t xml:space="preserve">[ ] Cron and queues are clearing if they were part of the incident.</w:t>
-      </w:r>
-    </w:p>
-    <w:p>
-      <w:pPr>
-        <w:pStyle w:val="Compact"/>
-        <w:numPr>
-          <w:ilvl w:val="0"/>
-          <w:numId w:val="1047"/>
-        </w:numPr>
-      </w:pPr>
-      <w:r>
-        <w:t xml:space="preserve">[ ] APM/RUM/headers/logs show recovery, not just one successful manual request.</w:t>
-      </w:r>
-    </w:p>
-    <w:p>
-      <w:pPr>
-        <w:pStyle w:val="Compact"/>
-        <w:numPr>
-          <w:ilvl w:val="0"/>
-          <w:numId w:val="1047"/>
-        </w:numPr>
-      </w:pPr>
-      <w:r>
-        <w:t xml:space="preserve">[ ] Stakeholders know what changed, what remains under watch, and when the next update or closeout will happen.</w:t>
-      </w:r>
-    </w:p>
-    <w:bookmarkEnd w:id="102"/>
-    <w:bookmarkStart w:id="103" w:name="post-incident-follow-up"/>
+        <w:t xml:space="preserve">Same URL, same user state, and same cache state were tested before and after mitigation.</w:t>
+      </w:r>
+    </w:p>
+    <w:p>
+      <w:pPr>
+        <w:pStyle w:val="Compact"/>
+        <w:numPr>
+          <w:ilvl w:val="0"/>
+          <w:numId w:val="1048"/>
+        </w:numPr>
+      </w:pPr>
+      <w:r>
+        <w:t xml:space="preserve">Public cache behavior is intentional and safe.</w:t>
+      </w:r>
+    </w:p>
+    <w:p>
+      <w:pPr>
+        <w:pStyle w:val="Compact"/>
+        <w:numPr>
+          <w:ilvl w:val="0"/>
+          <w:numId w:val="1049"/>
+        </w:numPr>
+      </w:pPr>
+      <w:r>
+        <w:t xml:space="preserve">Authenticated, personalized, checkout, account, admin, preview, and REST/AJAX paths still behave correctly.</w:t>
+      </w:r>
+    </w:p>
+    <w:p>
+      <w:pPr>
+        <w:pStyle w:val="Compact"/>
+        <w:numPr>
+          <w:ilvl w:val="0"/>
+          <w:numId w:val="1050"/>
+        </w:numPr>
+      </w:pPr>
+      <w:r>
+        <w:t xml:space="preserve">PHP errors, database errors, and cache-service errors are not increasing.</w:t>
+      </w:r>
+    </w:p>
+    <w:p>
+      <w:pPr>
+        <w:pStyle w:val="Compact"/>
+        <w:numPr>
+          <w:ilvl w:val="0"/>
+          <w:numId w:val="1051"/>
+        </w:numPr>
+      </w:pPr>
+      <w:r>
+        <w:t xml:space="preserve">Cron and queues are clearing if they were part of the incident.</w:t>
+      </w:r>
+    </w:p>
+    <w:p>
+      <w:pPr>
+        <w:pStyle w:val="Compact"/>
+        <w:numPr>
+          <w:ilvl w:val="0"/>
+          <w:numId w:val="1052"/>
+        </w:numPr>
+      </w:pPr>
+      <w:r>
+        <w:t xml:space="preserve">APM/RUM/headers/logs show recovery, not just one successful manual request.</w:t>
+      </w:r>
+    </w:p>
+    <w:p>
+      <w:pPr>
+        <w:pStyle w:val="Compact"/>
+        <w:numPr>
+          <w:ilvl w:val="0"/>
+          <w:numId w:val="1053"/>
+        </w:numPr>
+      </w:pPr>
+      <w:r>
+        <w:t xml:space="preserve">Stakeholders know what changed, what remains under watch, and when the next update or closeout will happen.</w:t>
+      </w:r>
+    </w:p>
+    <w:bookmarkEnd w:id="122"/>
+    <w:bookmarkStart w:id="123" w:name="post-incident-follow-up"/>
     <w:p>
       <w:pPr>
         <w:pStyle w:val="Heading2"/>
@@ -11181,65 +11181,65 @@
         <w:pStyle w:val="Compact"/>
         <w:numPr>
           <w:ilvl w:val="0"/>
-          <w:numId w:val="1048"/>
-        </w:numPr>
-      </w:pPr>
-      <w:r>
-        <w:t xml:space="preserve">[ ] Write a short timeline with symptoms, trigger, detection, mitigation, stakeholder communications, and verification.</w:t>
-      </w:r>
-    </w:p>
-    <w:p>
-      <w:pPr>
-        <w:pStyle w:val="Compact"/>
-        <w:numPr>
-          <w:ilvl w:val="0"/>
-          <w:numId w:val="1048"/>
-        </w:numPr>
-      </w:pPr>
-      <w:r>
-        <w:t xml:space="preserve">[ ] Open follow-up issues for root-cause fixes that were not safe during the incident.</w:t>
-      </w:r>
-    </w:p>
-    <w:p>
-      <w:pPr>
-        <w:pStyle w:val="Compact"/>
-        <w:numPr>
-          <w:ilvl w:val="0"/>
-          <w:numId w:val="1048"/>
-        </w:numPr>
-      </w:pPr>
-      <w:r>
-        <w:t xml:space="preserve">[ ] Add or tune alerts for the earliest reliable signal.</w:t>
-      </w:r>
-    </w:p>
-    <w:p>
-      <w:pPr>
-        <w:pStyle w:val="Compact"/>
-        <w:numPr>
-          <w:ilvl w:val="0"/>
-          <w:numId w:val="1048"/>
-        </w:numPr>
-      </w:pPr>
-      <w:r>
-        <w:t xml:space="preserve">[ ] Review cache rules, object-cache health, slow queries, cron schedules, and external dependencies touched during the incident.</w:t>
-      </w:r>
-    </w:p>
-    <w:p>
-      <w:pPr>
-        <w:pStyle w:val="Compact"/>
-        <w:numPr>
-          <w:ilvl w:val="0"/>
-          <w:numId w:val="1048"/>
-        </w:numPr>
-      </w:pPr>
-      <w:r>
-        <w:t xml:space="preserve">[ ] Update this runbook if responders had to improvise.</w:t>
-      </w:r>
-    </w:p>
-    <w:bookmarkEnd w:id="103"/>
-    <w:bookmarkEnd w:id="104"/>
+          <w:numId w:val="1054"/>
+        </w:numPr>
+      </w:pPr>
+      <w:r>
+        <w:t xml:space="preserve">Write a short timeline with symptoms, trigger, detection, mitigation, stakeholder communications, and verification.</w:t>
+      </w:r>
+    </w:p>
+    <w:p>
+      <w:pPr>
+        <w:pStyle w:val="Compact"/>
+        <w:numPr>
+          <w:ilvl w:val="0"/>
+          <w:numId w:val="1055"/>
+        </w:numPr>
+      </w:pPr>
+      <w:r>
+        <w:t xml:space="preserve">Open follow-up issues for root-cause fixes that were not safe during the incident.</w:t>
+      </w:r>
+    </w:p>
+    <w:p>
+      <w:pPr>
+        <w:pStyle w:val="Compact"/>
+        <w:numPr>
+          <w:ilvl w:val="0"/>
+          <w:numId w:val="1056"/>
+        </w:numPr>
+      </w:pPr>
+      <w:r>
+        <w:t xml:space="preserve">Add or tune alerts for the earliest reliable signal.</w:t>
+      </w:r>
+    </w:p>
+    <w:p>
+      <w:pPr>
+        <w:pStyle w:val="Compact"/>
+        <w:numPr>
+          <w:ilvl w:val="0"/>
+          <w:numId w:val="1057"/>
+        </w:numPr>
+      </w:pPr>
+      <w:r>
+        <w:t xml:space="preserve">Review cache rules, object-cache health, slow queries, cron schedules, and external dependencies touched during the incident.</w:t>
+      </w:r>
+    </w:p>
+    <w:p>
+      <w:pPr>
+        <w:pStyle w:val="Compact"/>
+        <w:numPr>
+          <w:ilvl w:val="0"/>
+          <w:numId w:val="1058"/>
+        </w:numPr>
+      </w:pPr>
+      <w:r>
+        <w:t xml:space="preserve">Update this runbook if responders had to improvise.</w:t>
+      </w:r>
+    </w:p>
+    <w:bookmarkEnd w:id="123"/>
+    <w:bookmarkEnd w:id="124"/>
     <w:sectPr>
-      <w:footerReference r:id="rId9" w:type="default"/>
+      <w:footerReference r:id="rId31" w:type="default"/>
       <w:footnotePr>
         <w:numRestart w:val="eachSect"/>
       </w:footnotePr>
@@ -11557,6 +11557,82 @@
       <w:start w:val="1"/>
       <w:numFmt w:val="decimal"/>
       <w:lvlText w:val="%9."/>
+      <w:lvlJc w:val="left"/>
+      <w:pPr>
+        <w:ind w:left="6480" w:hanging="360"/>
+      </w:pPr>
+    </w:lvl>
+  </w:abstractNum>
+  <w:abstractNum w:abstractNumId="992">
+    <w:nsid w:val="0000A992"/>
+    <w:multiLevelType w:val="multilevel"/>
+    <w:lvl w:ilvl="0">
+      <w:numFmt w:val="bullet"/>
+      <w:lvlText w:val="☐"/>
+      <w:lvlJc w:val="left"/>
+      <w:pPr>
+        <w:ind w:left="720" w:hanging="360"/>
+      </w:pPr>
+    </w:lvl>
+    <w:lvl w:ilvl="1">
+      <w:numFmt w:val="bullet"/>
+      <w:lvlText w:val="☐"/>
+      <w:lvlJc w:val="left"/>
+      <w:pPr>
+        <w:ind w:left="1440" w:hanging="360"/>
+      </w:pPr>
+    </w:lvl>
+    <w:lvl w:ilvl="2">
+      <w:numFmt w:val="bullet"/>
+      <w:lvlText w:val="☐"/>
+      <w:lvlJc w:val="left"/>
+      <w:pPr>
+        <w:ind w:left="2160" w:hanging="360"/>
+      </w:pPr>
+    </w:lvl>
+    <w:lvl w:ilvl="3">
+      <w:numFmt w:val="bullet"/>
+      <w:lvlText w:val="☐"/>
+      <w:lvlJc w:val="left"/>
+      <w:pPr>
+        <w:ind w:left="2880" w:hanging="360"/>
+      </w:pPr>
+    </w:lvl>
+    <w:lvl w:ilvl="4">
+      <w:numFmt w:val="bullet"/>
+      <w:lvlText w:val="☐"/>
+      <w:lvlJc w:val="left"/>
+      <w:pPr>
+        <w:ind w:left="3600" w:hanging="360"/>
+      </w:pPr>
+    </w:lvl>
+    <w:lvl w:ilvl="5">
+      <w:numFmt w:val="bullet"/>
+      <w:lvlText w:val="☐"/>
+      <w:lvlJc w:val="left"/>
+      <w:pPr>
+        <w:ind w:left="4320" w:hanging="360"/>
+      </w:pPr>
+    </w:lvl>
+    <w:lvl w:ilvl="6">
+      <w:numFmt w:val="bullet"/>
+      <w:lvlText w:val="☐"/>
+      <w:lvlJc w:val="left"/>
+      <w:pPr>
+        <w:ind w:left="5040" w:hanging="360"/>
+      </w:pPr>
+    </w:lvl>
+    <w:lvl w:ilvl="7">
+      <w:numFmt w:val="bullet"/>
+      <w:lvlText w:val="☐"/>
+      <w:lvlJc w:val="left"/>
+      <w:pPr>
+        <w:ind w:left="5760" w:hanging="360"/>
+      </w:pPr>
+    </w:lvl>
+    <w:lvl w:ilvl="8">
+      <w:numFmt w:val="bullet"/>
+      <w:lvlText w:val="☐"/>
       <w:lvlJc w:val="left"/>
       <w:pPr>
         <w:ind w:left="6480" w:hanging="360"/>
@@ -11732,10 +11808,40 @@
     <w:abstractNumId w:val="991"/>
   </w:num>
   <w:num w:numId="1047">
-    <w:abstractNumId w:val="991"/>
+    <w:abstractNumId w:val="992"/>
   </w:num>
   <w:num w:numId="1048">
-    <w:abstractNumId w:val="991"/>
+    <w:abstractNumId w:val="992"/>
+  </w:num>
+  <w:num w:numId="1049">
+    <w:abstractNumId w:val="992"/>
+  </w:num>
+  <w:num w:numId="1050">
+    <w:abstractNumId w:val="992"/>
+  </w:num>
+  <w:num w:numId="1051">
+    <w:abstractNumId w:val="992"/>
+  </w:num>
+  <w:num w:numId="1052">
+    <w:abstractNumId w:val="992"/>
+  </w:num>
+  <w:num w:numId="1053">
+    <w:abstractNumId w:val="992"/>
+  </w:num>
+  <w:num w:numId="1054">
+    <w:abstractNumId w:val="992"/>
+  </w:num>
+  <w:num w:numId="1055">
+    <w:abstractNumId w:val="992"/>
+  </w:num>
+  <w:num w:numId="1056">
+    <w:abstractNumId w:val="992"/>
+  </w:num>
+  <w:num w:numId="1057">
+    <w:abstractNumId w:val="992"/>
+  </w:num>
+  <w:num w:numId="1058">
+    <w:abstractNumId w:val="992"/>
   </w:num>
 </w:numbering>
 </file>

--- a/WordPress-Performance-Incident-Runbook.docx
+++ b/WordPress-Performance-Incident-Runbook.docx
@@ -26,7 +26,7 @@
         <w:t xml:space="preserve">Dan Knauss, General Editor</w:t>
       </w:r>
     </w:p>
-    <w:bookmarkStart w:id="44" w:name="wordpress-performance-incident-runbook"/>
+    <w:bookmarkStart w:id="24" w:name="wordpress-performance-incident-runbook"/>
     <w:p>
       <w:pPr>
         <w:pStyle w:val="Heading1"/>
@@ -141,7 +141,7 @@
           <w:numId w:val="1001"/>
         </w:numPr>
       </w:pPr>
-      <w:hyperlink r:id="rId40">
+      <w:hyperlink r:id="rId20">
         <w:r>
           <w:rPr>
             <w:rStyle w:val="VerbatimChar"/>
@@ -164,7 +164,7 @@
           <w:numId w:val="1001"/>
         </w:numPr>
       </w:pPr>
-      <w:hyperlink r:id="rId41">
+      <w:hyperlink r:id="rId21">
         <w:r>
           <w:rPr>
             <w:rStyle w:val="VerbatimChar"/>
@@ -187,7 +187,7 @@
           <w:numId w:val="1001"/>
         </w:numPr>
       </w:pPr>
-      <w:hyperlink r:id="rId42">
+      <w:hyperlink r:id="rId22">
         <w:r>
           <w:rPr>
             <w:rStyle w:val="VerbatimChar"/>
@@ -210,7 +210,7 @@
           <w:numId w:val="1001"/>
         </w:numPr>
       </w:pPr>
-      <w:hyperlink r:id="rId43">
+      <w:hyperlink r:id="rId23">
         <w:r>
           <w:rPr>
             <w:rStyle w:val="VerbatimChar"/>
@@ -225,8 +225,8 @@
         <w:t xml:space="preserve">explains transients, persistent object cache behavior, and cache-stampede risk.</w:t>
       </w:r>
     </w:p>
-    <w:bookmarkEnd w:id="44"/>
-    <w:bookmarkStart w:id="124" w:name="table-of-contents"/>
+    <w:bookmarkEnd w:id="24"/>
+    <w:bookmarkStart w:id="104" w:name="table-of-contents"/>
     <w:p>
       <w:pPr>
         <w:pStyle w:val="Heading1"/>
@@ -1578,7 +1578,7 @@
         </w:r>
       </w:hyperlink>
     </w:p>
-    <w:bookmarkStart w:id="45" w:name="environment-placeholders"/>
+    <w:bookmarkStart w:id="25" w:name="environment-placeholders"/>
     <w:p>
       <w:pPr>
         <w:pStyle w:val="Heading2"/>
@@ -2514,8 +2514,8 @@
         <w:t xml:space="preserve">for the selected site and verified before raw SQL is used. For network-wide checks, label the command as network-wide before running it.</w:t>
       </w:r>
     </w:p>
-    <w:bookmarkEnd w:id="45"/>
-    <w:bookmarkStart w:id="46" w:name="severity-triggers"/>
+    <w:bookmarkEnd w:id="25"/>
+    <w:bookmarkStart w:id="26" w:name="severity-triggers"/>
     <w:p>
       <w:pPr>
         <w:pStyle w:val="Heading2"/>
@@ -2680,8 +2680,8 @@
         </w:tc>
       </w:tr>
     </w:tbl>
-    <w:bookmarkEnd w:id="46"/>
-    <w:bookmarkStart w:id="47" w:name="communications-cadence"/>
+    <w:bookmarkEnd w:id="26"/>
+    <w:bookmarkStart w:id="27" w:name="communications-cadence"/>
     <w:p>
       <w:pPr>
         <w:pStyle w:val="Heading2"/>
@@ -2762,8 +2762,8 @@
         <w:t xml:space="preserve">Channels: [CUSTOMIZE: incident channel, status page, customer-support channel, executive/internal update path].</w:t>
       </w:r>
     </w:p>
-    <w:bookmarkEnd w:id="47"/>
-    <w:bookmarkStart w:id="48" w:name="safety-rules"/>
+    <w:bookmarkEnd w:id="27"/>
+    <w:bookmarkStart w:id="28" w:name="safety-rules"/>
     <w:p>
       <w:pPr>
         <w:pStyle w:val="Heading2"/>
@@ -2844,8 +2844,8 @@
         <w:t xml:space="preserve">Preserve evidence: save command output, timestamps, and before/after measurements.</w:t>
       </w:r>
     </w:p>
-    <w:bookmarkEnd w:id="48"/>
-    <w:bookmarkStart w:id="49" w:name="first-10-minutes"/>
+    <w:bookmarkEnd w:id="28"/>
+    <w:bookmarkStart w:id="29" w:name="first-10-minutes"/>
     <w:p>
       <w:pPr>
         <w:pStyle w:val="Heading2"/>
@@ -2945,8 +2945,8 @@
         </w:pict>
       </w:r>
     </w:p>
-    <w:bookmarkEnd w:id="49"/>
-    <w:bookmarkStart w:id="58" w:name="X2972ce79a225ec9e67bb45a8282f22384452f4e"/>
+    <w:bookmarkEnd w:id="29"/>
+    <w:bookmarkStart w:id="38" w:name="X2972ce79a225ec9e67bb45a8282f22384452f4e"/>
     <w:p>
       <w:pPr>
         <w:pStyle w:val="Heading2"/>
@@ -2955,7 +2955,7 @@
         <w:t xml:space="preserve">Procedure 1: Initial performance incident triage</w:t>
       </w:r>
     </w:p>
-    <w:bookmarkStart w:id="50" w:name="procedure-metadata"/>
+    <w:bookmarkStart w:id="30" w:name="procedure-metadata"/>
     <w:p>
       <w:pPr>
         <w:pStyle w:val="Heading3"/>
@@ -3024,8 +3024,8 @@
         <w:t xml:space="preserve">Last Drill Date: [CUSTOMIZE: YYYY-MM-DD / N/A]</w:t>
       </w:r>
     </w:p>
-    <w:bookmarkEnd w:id="50"/>
-    <w:bookmarkStart w:id="51" w:name="purpose"/>
+    <w:bookmarkEnd w:id="30"/>
+    <w:bookmarkStart w:id="31" w:name="purpose"/>
     <w:p>
       <w:pPr>
         <w:pStyle w:val="Heading3"/>
@@ -3042,8 +3042,8 @@
         <w:t xml:space="preserve">Establish the incident scope, preserve evidence, and decide which deeper procedure to run next.</w:t>
       </w:r>
     </w:p>
-    <w:bookmarkEnd w:id="51"/>
-    <w:bookmarkStart w:id="52" w:name="prerequisites"/>
+    <w:bookmarkEnd w:id="31"/>
+    <w:bookmarkStart w:id="32" w:name="prerequisites"/>
     <w:p>
       <w:pPr>
         <w:pStyle w:val="Heading3"/>
@@ -3100,8 +3100,8 @@
         <w:t xml:space="preserve">Known affected URL, known-good URL, and expected user state: anonymous, logged-in, admin, REST, AJAX, cron, or checkout/account.</w:t>
       </w:r>
     </w:p>
-    <w:bookmarkEnd w:id="52"/>
-    <w:bookmarkStart w:id="53" w:name="commands"/>
+    <w:bookmarkEnd w:id="32"/>
+    <w:bookmarkStart w:id="33" w:name="commands"/>
     <w:p>
       <w:pPr>
         <w:pStyle w:val="Heading3"/>
@@ -3919,8 +3919,8 @@
         <w:t xml:space="preserve"> option get home</w:t>
       </w:r>
     </w:p>
-    <w:bookmarkEnd w:id="53"/>
-    <w:bookmarkStart w:id="54" w:name="expected-output"/>
+    <w:bookmarkEnd w:id="33"/>
+    <w:bookmarkStart w:id="34" w:name="expected-output"/>
     <w:p>
       <w:pPr>
         <w:pStyle w:val="Heading3"/>
@@ -4022,8 +4022,8 @@
         <w:t xml:space="preserve">WP-CLI returns the WordPress version and expected site URLs.</w:t>
       </w:r>
     </w:p>
-    <w:bookmarkEnd w:id="54"/>
-    <w:bookmarkStart w:id="55" w:name="rollback"/>
+    <w:bookmarkEnd w:id="34"/>
+    <w:bookmarkStart w:id="35" w:name="rollback"/>
     <w:p>
       <w:pPr>
         <w:pStyle w:val="Heading3"/>
@@ -4040,8 +4040,8 @@
         <w:t xml:space="preserve">No rollback is required. This procedure is read-only.</w:t>
       </w:r>
     </w:p>
-    <w:bookmarkEnd w:id="55"/>
-    <w:bookmarkStart w:id="56" w:name="verification"/>
+    <w:bookmarkEnd w:id="35"/>
+    <w:bookmarkStart w:id="36" w:name="verification"/>
     <w:p>
       <w:pPr>
         <w:pStyle w:val="Heading3"/>
@@ -4306,8 +4306,8 @@
         <w:t xml:space="preserve">Expected: both checks print success messages.</w:t>
       </w:r>
     </w:p>
-    <w:bookmarkEnd w:id="56"/>
-    <w:bookmarkStart w:id="57" w:name="escalate-if"/>
+    <w:bookmarkEnd w:id="36"/>
+    <w:bookmarkStart w:id="37" w:name="escalate-if"/>
     <w:p>
       <w:pPr>
         <w:pStyle w:val="Heading3"/>
@@ -4359,9 +4359,9 @@
         </w:pict>
       </w:r>
     </w:p>
-    <w:bookmarkEnd w:id="57"/>
-    <w:bookmarkEnd w:id="58"/>
-    <w:bookmarkStart w:id="67" w:name="X83746c02efcb7355199d36e3bbf2b98118bf50d"/>
+    <w:bookmarkEnd w:id="37"/>
+    <w:bookmarkEnd w:id="38"/>
+    <w:bookmarkStart w:id="47" w:name="X83746c02efcb7355199d36e3bbf2b98118bf50d"/>
     <w:p>
       <w:pPr>
         <w:pStyle w:val="Heading2"/>
@@ -4370,7 +4370,7 @@
         <w:t xml:space="preserve">Procedure 2: High TTFB on anonymous public pages</w:t>
       </w:r>
     </w:p>
-    <w:bookmarkStart w:id="59" w:name="procedure-metadata-1"/>
+    <w:bookmarkStart w:id="39" w:name="procedure-metadata-1"/>
     <w:p>
       <w:pPr>
         <w:pStyle w:val="Heading3"/>
@@ -4439,8 +4439,8 @@
         <w:t xml:space="preserve">Last Drill Date: [CUSTOMIZE: YYYY-MM-DD / N/A]</w:t>
       </w:r>
     </w:p>
-    <w:bookmarkEnd w:id="59"/>
-    <w:bookmarkStart w:id="60" w:name="purpose-1"/>
+    <w:bookmarkEnd w:id="39"/>
+    <w:bookmarkStart w:id="40" w:name="purpose-1"/>
     <w:p>
       <w:pPr>
         <w:pStyle w:val="Heading3"/>
@@ -4457,8 +4457,8 @@
         <w:t xml:space="preserve">Determine whether high anonymous-page TTFB is caused by cache miss/bypass, transport/edge delay, origin/PHP execution, database work, object-cache misses, or external dependencies.</w:t>
       </w:r>
     </w:p>
-    <w:bookmarkEnd w:id="60"/>
-    <w:bookmarkStart w:id="61" w:name="prerequisites-1"/>
+    <w:bookmarkEnd w:id="40"/>
+    <w:bookmarkStart w:id="41" w:name="prerequisites-1"/>
     <w:p>
       <w:pPr>
         <w:pStyle w:val="Heading3"/>
@@ -4503,8 +4503,8 @@
         <w:t xml:space="preserve">Permission to inspect cache rules and origin metrics.</w:t>
       </w:r>
     </w:p>
-    <w:bookmarkEnd w:id="61"/>
-    <w:bookmarkStart w:id="62" w:name="commands-1"/>
+    <w:bookmarkEnd w:id="41"/>
+    <w:bookmarkStart w:id="42" w:name="commands-1"/>
     <w:p>
       <w:pPr>
         <w:pStyle w:val="Heading3"/>
@@ -4992,8 +4992,8 @@
         <w:t xml:space="preserve"># wp "${WP_CLI_SITE_ARGS[@]}" transient delete --expired</w:t>
       </w:r>
     </w:p>
-    <w:bookmarkEnd w:id="62"/>
-    <w:bookmarkStart w:id="63" w:name="expected-output-1"/>
+    <w:bookmarkEnd w:id="42"/>
+    <w:bookmarkStart w:id="43" w:name="expected-output-1"/>
     <w:p>
       <w:pPr>
         <w:pStyle w:val="Heading3"/>
@@ -5095,8 +5095,8 @@
         <w:t xml:space="preserve">on anonymous cacheable pages is a red flag because it can fragment or bypass HTML cache.</w:t>
       </w:r>
     </w:p>
-    <w:bookmarkEnd w:id="63"/>
-    <w:bookmarkStart w:id="64" w:name="rollback-1"/>
+    <w:bookmarkEnd w:id="43"/>
+    <w:bookmarkStart w:id="44" w:name="rollback-1"/>
     <w:p>
       <w:pPr>
         <w:pStyle w:val="Heading3"/>
@@ -5113,8 +5113,8 @@
         <w:t xml:space="preserve">No rollback is required for the default read-only checks. If the optional expired-transient cleanup is approved and run, there is no practical rollback for deleted expired transient rows; rely on application regeneration and continue monitoring. If an approved cache-rule change is made outside this procedure, restore the previous cache rule from the CDN/host change history.</w:t>
       </w:r>
     </w:p>
-    <w:bookmarkEnd w:id="64"/>
-    <w:bookmarkStart w:id="65" w:name="verification-1"/>
+    <w:bookmarkEnd w:id="44"/>
+    <w:bookmarkStart w:id="45" w:name="verification-1"/>
     <w:p>
       <w:pPr>
         <w:pStyle w:val="Heading3"/>
@@ -5424,8 +5424,8 @@
         <w:t xml:space="preserve">Expected: cacheable anonymous pages show an intentional cache status and improved TTFB after warming.</w:t>
       </w:r>
     </w:p>
-    <w:bookmarkEnd w:id="65"/>
-    <w:bookmarkStart w:id="66" w:name="escalate-if-1"/>
+    <w:bookmarkEnd w:id="45"/>
+    <w:bookmarkStart w:id="46" w:name="escalate-if-1"/>
     <w:p>
       <w:pPr>
         <w:pStyle w:val="Heading3"/>
@@ -5489,9 +5489,9 @@
         </w:pict>
       </w:r>
     </w:p>
-    <w:bookmarkEnd w:id="66"/>
-    <w:bookmarkEnd w:id="67"/>
-    <w:bookmarkStart w:id="76" w:name="Xc78eb344ec27429bb25e7513b2e40832aa38ddf"/>
+    <w:bookmarkEnd w:id="46"/>
+    <w:bookmarkEnd w:id="47"/>
+    <w:bookmarkStart w:id="56" w:name="Xc78eb344ec27429bb25e7513b2e40832aa38ddf"/>
     <w:p>
       <w:pPr>
         <w:pStyle w:val="Heading2"/>
@@ -5500,7 +5500,7 @@
         <w:t xml:space="preserve">Procedure 3: High TTFB on logged-in, admin, REST, or AJAX requests</w:t>
       </w:r>
     </w:p>
-    <w:bookmarkStart w:id="68" w:name="procedure-metadata-2"/>
+    <w:bookmarkStart w:id="48" w:name="procedure-metadata-2"/>
     <w:p>
       <w:pPr>
         <w:pStyle w:val="Heading3"/>
@@ -5569,8 +5569,8 @@
         <w:t xml:space="preserve">Last Drill Date: [CUSTOMIZE: YYYY-MM-DD / N/A]</w:t>
       </w:r>
     </w:p>
-    <w:bookmarkEnd w:id="68"/>
-    <w:bookmarkStart w:id="69" w:name="purpose-2"/>
+    <w:bookmarkEnd w:id="48"/>
+    <w:bookmarkStart w:id="49" w:name="purpose-2"/>
     <w:p>
       <w:pPr>
         <w:pStyle w:val="Heading3"/>
@@ -5587,8 +5587,8 @@
         <w:t xml:space="preserve">Diagnose slow dynamic requests that cannot be solved by public full-page caching.</w:t>
       </w:r>
     </w:p>
-    <w:bookmarkEnd w:id="69"/>
-    <w:bookmarkStart w:id="70" w:name="prerequisites-2"/>
+    <w:bookmarkEnd w:id="49"/>
+    <w:bookmarkStart w:id="50" w:name="prerequisites-2"/>
     <w:p>
       <w:pPr>
         <w:pStyle w:val="Heading3"/>
@@ -5648,8 +5648,8 @@
         <w:t xml:space="preserve">WP-CLI profile and doctor packages may not be installed; check availability before relying on them.</w:t>
       </w:r>
     </w:p>
-    <w:bookmarkEnd w:id="70"/>
-    <w:bookmarkStart w:id="71" w:name="commands-2"/>
+    <w:bookmarkEnd w:id="50"/>
+    <w:bookmarkStart w:id="51" w:name="commands-2"/>
     <w:p>
       <w:pPr>
         <w:pStyle w:val="Heading3"/>
@@ -6392,8 +6392,8 @@
         <w:t xml:space="preserve">active</w:t>
       </w:r>
     </w:p>
-    <w:bookmarkEnd w:id="71"/>
-    <w:bookmarkStart w:id="72" w:name="expected-output-2"/>
+    <w:bookmarkEnd w:id="51"/>
+    <w:bookmarkStart w:id="52" w:name="expected-output-2"/>
     <w:p>
       <w:pPr>
         <w:pStyle w:val="Heading3"/>
@@ -6477,8 +6477,8 @@
         <w:t xml:space="preserve">Active plugin/theme inventory supports rollback and ownership decisions.</w:t>
       </w:r>
     </w:p>
-    <w:bookmarkEnd w:id="72"/>
-    <w:bookmarkStart w:id="73" w:name="rollback-2"/>
+    <w:bookmarkEnd w:id="52"/>
+    <w:bookmarkStart w:id="53" w:name="rollback-2"/>
     <w:p>
       <w:pPr>
         <w:pStyle w:val="Heading3"/>
@@ -6495,8 +6495,8 @@
         <w:t xml:space="preserve">No rollback is required for profiling. If an approved mitigation disables a plugin/module or changes configuration, restore the previous plugin/configuration state from the incident log or deployment system.</w:t>
       </w:r>
     </w:p>
-    <w:bookmarkEnd w:id="73"/>
-    <w:bookmarkStart w:id="74" w:name="verification-2"/>
+    <w:bookmarkEnd w:id="53"/>
+    <w:bookmarkStart w:id="54" w:name="verification-2"/>
     <w:p>
       <w:pPr>
         <w:pStyle w:val="Heading3"/>
@@ -6995,8 +6995,8 @@
         <w:t xml:space="preserve">Expected: TTFB and total time improve for the same URL, user state, authentication method, and expected HTTP status/body marker, or the dominant bottleneck is identified for escalation.</w:t>
       </w:r>
     </w:p>
-    <w:bookmarkEnd w:id="74"/>
-    <w:bookmarkStart w:id="75" w:name="escalate-if-2"/>
+    <w:bookmarkEnd w:id="54"/>
+    <w:bookmarkStart w:id="55" w:name="escalate-if-2"/>
     <w:p>
       <w:pPr>
         <w:pStyle w:val="Heading3"/>
@@ -7060,9 +7060,9 @@
         </w:pict>
       </w:r>
     </w:p>
-    <w:bookmarkEnd w:id="75"/>
-    <w:bookmarkEnd w:id="76"/>
-    <w:bookmarkStart w:id="85" w:name="X78d9c4b3fea6ba66ffeacb2d31c1711612d8c1b"/>
+    <w:bookmarkEnd w:id="55"/>
+    <w:bookmarkEnd w:id="56"/>
+    <w:bookmarkStart w:id="65" w:name="X78d9c4b3fea6ba66ffeacb2d31c1711612d8c1b"/>
     <w:p>
       <w:pPr>
         <w:pStyle w:val="Heading2"/>
@@ -7071,7 +7071,7 @@
         <w:t xml:space="preserve">Procedure 4: Database slowdown, autoload bloat, or expensive queries</w:t>
       </w:r>
     </w:p>
-    <w:bookmarkStart w:id="77" w:name="procedure-metadata-3"/>
+    <w:bookmarkStart w:id="57" w:name="procedure-metadata-3"/>
     <w:p>
       <w:pPr>
         <w:pStyle w:val="Heading3"/>
@@ -7140,8 +7140,8 @@
         <w:t xml:space="preserve">Last Drill Date: [CUSTOMIZE: YYYY-MM-DD / N/A]</w:t>
       </w:r>
     </w:p>
-    <w:bookmarkEnd w:id="77"/>
-    <w:bookmarkStart w:id="78" w:name="purpose-3"/>
+    <w:bookmarkEnd w:id="57"/>
+    <w:bookmarkStart w:id="58" w:name="purpose-3"/>
     <w:p>
       <w:pPr>
         <w:pStyle w:val="Heading3"/>
@@ -7158,8 +7158,8 @@
         <w:t xml:space="preserve">Identify whether database time is dominated by slow queries, too many queries, inefficient query shape, or autoloaded option bloat.</w:t>
       </w:r>
     </w:p>
-    <w:bookmarkEnd w:id="78"/>
-    <w:bookmarkStart w:id="79" w:name="prerequisites-3"/>
+    <w:bookmarkEnd w:id="58"/>
+    <w:bookmarkStart w:id="59" w:name="prerequisites-3"/>
     <w:p>
       <w:pPr>
         <w:pStyle w:val="Heading3"/>
@@ -7204,8 +7204,8 @@
         <w:t xml:space="preserve">Current backup/snapshot before any write operation.</w:t>
       </w:r>
     </w:p>
-    <w:bookmarkEnd w:id="79"/>
-    <w:bookmarkStart w:id="80" w:name="commands-3"/>
+    <w:bookmarkEnd w:id="59"/>
+    <w:bookmarkStart w:id="60" w:name="commands-3"/>
     <w:p>
       <w:pPr>
         <w:pStyle w:val="Heading3"/>
@@ -7417,8 +7417,8 @@
         <w:t xml:space="preserve">--tables</w:t>
       </w:r>
     </w:p>
-    <w:bookmarkEnd w:id="80"/>
-    <w:bookmarkStart w:id="81" w:name="expected-output-3"/>
+    <w:bookmarkEnd w:id="60"/>
+    <w:bookmarkStart w:id="61" w:name="expected-output-3"/>
     <w:p>
       <w:pPr>
         <w:pStyle w:val="Heading3"/>
@@ -7514,8 +7514,8 @@
         <w:t xml:space="preserve">Large tables are identified for deeper query review.</w:t>
       </w:r>
     </w:p>
-    <w:bookmarkEnd w:id="81"/>
-    <w:bookmarkStart w:id="82" w:name="rollback-3"/>
+    <w:bookmarkEnd w:id="61"/>
+    <w:bookmarkStart w:id="62" w:name="rollback-3"/>
     <w:p>
       <w:pPr>
         <w:pStyle w:val="Heading3"/>
@@ -7633,8 +7633,8 @@
         <w:t xml:space="preserve"># wp "${WP_CLI_SITE_ARGS[@]}" option set-autoload "[CUSTOMIZE: option_name]" on</w:t>
       </w:r>
     </w:p>
-    <w:bookmarkEnd w:id="82"/>
-    <w:bookmarkStart w:id="83" w:name="verification-3"/>
+    <w:bookmarkEnd w:id="62"/>
+    <w:bookmarkStart w:id="63" w:name="verification-3"/>
     <w:p>
       <w:pPr>
         <w:pStyle w:val="Heading3"/>
@@ -7920,8 +7920,8 @@
         <w:t xml:space="preserve">Expected: autoload footprint decreases if that was the target, and the affected request improves without functional regression.</w:t>
       </w:r>
     </w:p>
-    <w:bookmarkEnd w:id="83"/>
-    <w:bookmarkStart w:id="84" w:name="escalate-if-3"/>
+    <w:bookmarkEnd w:id="63"/>
+    <w:bookmarkStart w:id="64" w:name="escalate-if-3"/>
     <w:p>
       <w:pPr>
         <w:pStyle w:val="Heading3"/>
@@ -7997,9 +7997,9 @@
         </w:pict>
       </w:r>
     </w:p>
-    <w:bookmarkEnd w:id="84"/>
-    <w:bookmarkEnd w:id="85"/>
-    <w:bookmarkStart w:id="94" w:name="Xf57d3723339981668969bd6c50405868f5f0541"/>
+    <w:bookmarkEnd w:id="64"/>
+    <w:bookmarkEnd w:id="65"/>
+    <w:bookmarkStart w:id="74" w:name="Xf57d3723339981668969bd6c50405868f5f0541"/>
     <w:p>
       <w:pPr>
         <w:pStyle w:val="Heading2"/>
@@ -8008,7 +8008,7 @@
         <w:t xml:space="preserve">Procedure 5: Object cache failure or cache stampede</w:t>
       </w:r>
     </w:p>
-    <w:bookmarkStart w:id="86" w:name="procedure-metadata-4"/>
+    <w:bookmarkStart w:id="66" w:name="procedure-metadata-4"/>
     <w:p>
       <w:pPr>
         <w:pStyle w:val="Heading3"/>
@@ -8077,8 +8077,8 @@
         <w:t xml:space="preserve">Last Drill Date: [CUSTOMIZE: YYYY-MM-DD / N/A]</w:t>
       </w:r>
     </w:p>
-    <w:bookmarkEnd w:id="86"/>
-    <w:bookmarkStart w:id="87" w:name="purpose-4"/>
+    <w:bookmarkEnd w:id="66"/>
+    <w:bookmarkStart w:id="67" w:name="purpose-4"/>
     <w:p>
       <w:pPr>
         <w:pStyle w:val="Heading3"/>
@@ -8095,8 +8095,8 @@
         <w:t xml:space="preserve">Determine whether a persistent object cache failure, poor hit rate, key misuse, or cache stampede is causing origin/database overload.</w:t>
       </w:r>
     </w:p>
-    <w:bookmarkEnd w:id="87"/>
-    <w:bookmarkStart w:id="88" w:name="prerequisites-4"/>
+    <w:bookmarkEnd w:id="67"/>
+    <w:bookmarkStart w:id="68" w:name="prerequisites-4"/>
     <w:p>
       <w:pPr>
         <w:pStyle w:val="Heading3"/>
@@ -8141,8 +8141,8 @@
         <w:t xml:space="preserve">Approval before restarting cache services or flushing object cache.</w:t>
       </w:r>
     </w:p>
-    <w:bookmarkEnd w:id="88"/>
-    <w:bookmarkStart w:id="89" w:name="commands-4"/>
+    <w:bookmarkEnd w:id="68"/>
+    <w:bookmarkStart w:id="69" w:name="commands-4"/>
     <w:p>
       <w:pPr>
         <w:pStyle w:val="Heading3"/>
@@ -8441,8 +8441,8 @@
         <w:t xml:space="preserve"># wp "${WP_CLI_SITE_ARGS[@]}" transient delete --expired</w:t>
       </w:r>
     </w:p>
-    <w:bookmarkEnd w:id="89"/>
-    <w:bookmarkStart w:id="90" w:name="expected-output-4"/>
+    <w:bookmarkEnd w:id="69"/>
+    <w:bookmarkStart w:id="70" w:name="expected-output-4"/>
     <w:p>
       <w:pPr>
         <w:pStyle w:val="Heading3"/>
@@ -8496,8 +8496,8 @@
         <w:t xml:space="preserve">Expired transient cleanup is intentionally not part of the default read-only evidence gathering. If approved, it is only a cleanup action and should not be treated as a primary incident fix.</w:t>
       </w:r>
     </w:p>
-    <w:bookmarkEnd w:id="90"/>
-    <w:bookmarkStart w:id="91" w:name="rollback-4"/>
+    <w:bookmarkEnd w:id="70"/>
+    <w:bookmarkStart w:id="71" w:name="rollback-4"/>
     <w:p>
       <w:pPr>
         <w:pStyle w:val="Heading3"/>
@@ -8552,8 +8552,8 @@
         <w:t xml:space="preserve"># wp "${WP_CLI_SITE_ARGS[@]}" redis disable</w:t>
       </w:r>
     </w:p>
-    <w:bookmarkEnd w:id="91"/>
-    <w:bookmarkStart w:id="92" w:name="verification-4"/>
+    <w:bookmarkEnd w:id="71"/>
+    <w:bookmarkStart w:id="72" w:name="verification-4"/>
     <w:p>
       <w:pPr>
         <w:pStyle w:val="Heading3"/>
@@ -8767,8 +8767,8 @@
         <w:t xml:space="preserve">Expected: database load, cache errors, or TTFB improve after the approved mitigation.</w:t>
       </w:r>
     </w:p>
-    <w:bookmarkEnd w:id="92"/>
-    <w:bookmarkStart w:id="93" w:name="escalate-if-4"/>
+    <w:bookmarkEnd w:id="72"/>
+    <w:bookmarkStart w:id="73" w:name="escalate-if-4"/>
     <w:p>
       <w:pPr>
         <w:pStyle w:val="Heading3"/>
@@ -8856,9 +8856,9 @@
         </w:pict>
       </w:r>
     </w:p>
-    <w:bookmarkEnd w:id="93"/>
-    <w:bookmarkEnd w:id="94"/>
-    <w:bookmarkStart w:id="103" w:name="Xadcb7e5d04c1ad327e3c6b4ab2c3a924786c591"/>
+    <w:bookmarkEnd w:id="73"/>
+    <w:bookmarkEnd w:id="74"/>
+    <w:bookmarkStart w:id="83" w:name="Xadcb7e5d04c1ad327e3c6b4ab2c3a924786c591"/>
     <w:p>
       <w:pPr>
         <w:pStyle w:val="Heading2"/>
@@ -8867,7 +8867,7 @@
         <w:t xml:space="preserve">Procedure 6: WP-Cron or Action Scheduler backlog</w:t>
       </w:r>
     </w:p>
-    <w:bookmarkStart w:id="95" w:name="procedure-metadata-5"/>
+    <w:bookmarkStart w:id="75" w:name="procedure-metadata-5"/>
     <w:p>
       <w:pPr>
         <w:pStyle w:val="Heading3"/>
@@ -8936,8 +8936,8 @@
         <w:t xml:space="preserve">Last Drill Date: [CUSTOMIZE: YYYY-MM-DD / N/A]</w:t>
       </w:r>
     </w:p>
-    <w:bookmarkEnd w:id="95"/>
-    <w:bookmarkStart w:id="96" w:name="purpose-5"/>
+    <w:bookmarkEnd w:id="75"/>
+    <w:bookmarkStart w:id="76" w:name="purpose-5"/>
     <w:p>
       <w:pPr>
         <w:pStyle w:val="Heading3"/>
@@ -8954,8 +8954,8 @@
         <w:t xml:space="preserve">Identify whether due cron events, failed scheduled actions, or overlapping background jobs are causing request-time latency or delayed business workflows.</w:t>
       </w:r>
     </w:p>
-    <w:bookmarkEnd w:id="96"/>
-    <w:bookmarkStart w:id="97" w:name="prerequisites-5"/>
+    <w:bookmarkEnd w:id="76"/>
+    <w:bookmarkStart w:id="77" w:name="prerequisites-5"/>
     <w:p>
       <w:pPr>
         <w:pStyle w:val="Heading3"/>
@@ -9000,8 +9000,8 @@
         <w:t xml:space="preserve">Knowledge of whether WooCommerce or Action Scheduler is active.</w:t>
       </w:r>
     </w:p>
-    <w:bookmarkEnd w:id="97"/>
-    <w:bookmarkStart w:id="98" w:name="commands-5"/>
+    <w:bookmarkEnd w:id="77"/>
+    <w:bookmarkStart w:id="78" w:name="commands-5"/>
     <w:p>
       <w:pPr>
         <w:pStyle w:val="Heading3"/>
@@ -9168,8 +9168,8 @@
         <w:t xml:space="preserve"># wp "${WP_CLI_SITE_ARGS[@]}" action-scheduler list --status=failed --per-page=20</w:t>
       </w:r>
     </w:p>
-    <w:bookmarkEnd w:id="98"/>
-    <w:bookmarkStart w:id="99" w:name="expected-output-5"/>
+    <w:bookmarkEnd w:id="78"/>
+    <w:bookmarkStart w:id="79" w:name="expected-output-5"/>
     <w:p>
       <w:pPr>
         <w:pStyle w:val="Heading3"/>
@@ -9214,8 +9214,8 @@
         <w:t xml:space="preserve">Failed Action Scheduler jobs identify plugin/business workflow ownership.</w:t>
       </w:r>
     </w:p>
-    <w:bookmarkEnd w:id="99"/>
-    <w:bookmarkStart w:id="100" w:name="rollback-5"/>
+    <w:bookmarkEnd w:id="79"/>
+    <w:bookmarkStart w:id="80" w:name="rollback-5"/>
     <w:p>
       <w:pPr>
         <w:pStyle w:val="Heading3"/>
@@ -9267,8 +9267,8 @@
         <w:t xml:space="preserve">// define( 'DISABLE_WP_CRON', true );</w:t>
       </w:r>
     </w:p>
-    <w:bookmarkEnd w:id="100"/>
-    <w:bookmarkStart w:id="101" w:name="verification-5"/>
+    <w:bookmarkEnd w:id="80"/>
+    <w:bookmarkStart w:id="81" w:name="verification-5"/>
     <w:p>
       <w:pPr>
         <w:pStyle w:val="Heading3"/>
@@ -9401,8 +9401,8 @@
         <w:t xml:space="preserve">Expected: read-only verification shows whether due events are decreasing under the normal runner. If approved cron execution is run, due events decrease or clear and business workflows such as scheduled posts, cleanup jobs, and ecommerce queues resume.</w:t>
       </w:r>
     </w:p>
-    <w:bookmarkEnd w:id="101"/>
-    <w:bookmarkStart w:id="102" w:name="escalate-if-5"/>
+    <w:bookmarkEnd w:id="81"/>
+    <w:bookmarkStart w:id="82" w:name="escalate-if-5"/>
     <w:p>
       <w:pPr>
         <w:pStyle w:val="Heading3"/>
@@ -9466,9 +9466,9 @@
         </w:pict>
       </w:r>
     </w:p>
-    <w:bookmarkEnd w:id="102"/>
-    <w:bookmarkEnd w:id="103"/>
-    <w:bookmarkStart w:id="112" w:name="X2b923f659648e52476e7d8f6178e9bedd6d19bc"/>
+    <w:bookmarkEnd w:id="82"/>
+    <w:bookmarkEnd w:id="83"/>
+    <w:bookmarkStart w:id="92" w:name="X2b923f659648e52476e7d8f6178e9bedd6d19bc"/>
     <w:p>
       <w:pPr>
         <w:pStyle w:val="Heading2"/>
@@ -9477,7 +9477,7 @@
         <w:t xml:space="preserve">Procedure 7: External API, AI connector, or third-party latency</w:t>
       </w:r>
     </w:p>
-    <w:bookmarkStart w:id="104" w:name="procedure-metadata-6"/>
+    <w:bookmarkStart w:id="84" w:name="procedure-metadata-6"/>
     <w:p>
       <w:pPr>
         <w:pStyle w:val="Heading3"/>
@@ -9546,8 +9546,8 @@
         <w:t xml:space="preserve">Last Drill Date: [CUSTOMIZE: YYYY-MM-DD / N/A]</w:t>
       </w:r>
     </w:p>
-    <w:bookmarkEnd w:id="104"/>
-    <w:bookmarkStart w:id="105" w:name="purpose-6"/>
+    <w:bookmarkEnd w:id="84"/>
+    <w:bookmarkStart w:id="85" w:name="purpose-6"/>
     <w:p>
       <w:pPr>
         <w:pStyle w:val="Heading3"/>
@@ -9564,8 +9564,8 @@
         <w:t xml:space="preserve">Identify whether external HTTP calls, WordPress 7.0 AI/connectors integrations, payment/search/CRM APIs, analytics, or embed providers are slowing critical requests.</w:t>
       </w:r>
     </w:p>
-    <w:bookmarkEnd w:id="105"/>
-    <w:bookmarkStart w:id="106" w:name="prerequisites-6"/>
+    <w:bookmarkEnd w:id="85"/>
+    <w:bookmarkStart w:id="86" w:name="prerequisites-6"/>
     <w:p>
       <w:pPr>
         <w:pStyle w:val="Heading3"/>
@@ -9610,8 +9610,8 @@
         <w:t xml:space="preserve">A safe fallback or feature flag is identified before disabling integrations.</w:t>
       </w:r>
     </w:p>
-    <w:bookmarkEnd w:id="106"/>
-    <w:bookmarkStart w:id="107" w:name="commands-6"/>
+    <w:bookmarkEnd w:id="86"/>
+    <w:bookmarkStart w:id="87" w:name="commands-6"/>
     <w:p>
       <w:pPr>
         <w:pStyle w:val="Heading3"/>
@@ -9907,8 +9907,8 @@
         <w:t xml:space="preserve">"</w:t>
       </w:r>
     </w:p>
-    <w:bookmarkEnd w:id="107"/>
-    <w:bookmarkStart w:id="108" w:name="expected-output-6"/>
+    <w:bookmarkEnd w:id="87"/>
+    <w:bookmarkStart w:id="88" w:name="expected-output-6"/>
     <w:p>
       <w:pPr>
         <w:pStyle w:val="Heading3"/>
@@ -9953,8 +9953,8 @@
         <w:t xml:space="preserve">APM traces, if available, should separate HTTP API time from PHP, database, and cache time.</w:t>
       </w:r>
     </w:p>
-    <w:bookmarkEnd w:id="108"/>
-    <w:bookmarkStart w:id="109" w:name="rollback-6"/>
+    <w:bookmarkEnd w:id="88"/>
+    <w:bookmarkStart w:id="89" w:name="rollback-6"/>
     <w:p>
       <w:pPr>
         <w:pStyle w:val="Heading3"/>
@@ -10000,8 +10000,8 @@
         <w:t xml:space="preserve"># wp "${WP_CLI_SITE_ARGS[@]}" option update "[CUSTOMIZE: option_name]" "[CUSTOMIZE: previous_value]"</w:t>
       </w:r>
     </w:p>
-    <w:bookmarkEnd w:id="109"/>
-    <w:bookmarkStart w:id="110" w:name="verification-6"/>
+    <w:bookmarkEnd w:id="89"/>
+    <w:bookmarkStart w:id="90" w:name="verification-6"/>
     <w:p>
       <w:pPr>
         <w:pStyle w:val="Heading3"/>
@@ -10215,8 +10215,8 @@
         <w:t xml:space="preserve">Expected: request time improves or APM confirms the external dependency is no longer in the critical path.</w:t>
       </w:r>
     </w:p>
-    <w:bookmarkEnd w:id="110"/>
-    <w:bookmarkStart w:id="111" w:name="escalate-if-6"/>
+    <w:bookmarkEnd w:id="90"/>
+    <w:bookmarkStart w:id="91" w:name="escalate-if-6"/>
     <w:p>
       <w:pPr>
         <w:pStyle w:val="Heading3"/>
@@ -10280,9 +10280,9 @@
         </w:pict>
       </w:r>
     </w:p>
-    <w:bookmarkEnd w:id="111"/>
-    <w:bookmarkEnd w:id="112"/>
-    <w:bookmarkStart w:id="121" w:name="procedure-8-core-web-vitals-regression"/>
+    <w:bookmarkEnd w:id="91"/>
+    <w:bookmarkEnd w:id="92"/>
+    <w:bookmarkStart w:id="101" w:name="procedure-8-core-web-vitals-regression"/>
     <w:p>
       <w:pPr>
         <w:pStyle w:val="Heading2"/>
@@ -10291,7 +10291,7 @@
         <w:t xml:space="preserve">Procedure 8: Core Web Vitals regression</w:t>
       </w:r>
     </w:p>
-    <w:bookmarkStart w:id="113" w:name="procedure-metadata-7"/>
+    <w:bookmarkStart w:id="93" w:name="procedure-metadata-7"/>
     <w:p>
       <w:pPr>
         <w:pStyle w:val="Heading3"/>
@@ -10360,8 +10360,8 @@
         <w:t xml:space="preserve">Last Drill Date: [CUSTOMIZE: YYYY-MM-DD / N/A]</w:t>
       </w:r>
     </w:p>
-    <w:bookmarkEnd w:id="113"/>
-    <w:bookmarkStart w:id="114" w:name="purpose-7"/>
+    <w:bookmarkEnd w:id="93"/>
+    <w:bookmarkStart w:id="94" w:name="purpose-7"/>
     <w:p>
       <w:pPr>
         <w:pStyle w:val="Heading3"/>
@@ -10378,8 +10378,8 @@
         <w:t xml:space="preserve">Triage a user-facing LCP, INP, or CLS regression without confusing frontend symptoms with backend, cache, or transport causes.</w:t>
       </w:r>
     </w:p>
-    <w:bookmarkEnd w:id="114"/>
-    <w:bookmarkStart w:id="115" w:name="prerequisites-7"/>
+    <w:bookmarkEnd w:id="94"/>
+    <w:bookmarkStart w:id="95" w:name="prerequisites-7"/>
     <w:p>
       <w:pPr>
         <w:pStyle w:val="Heading3"/>
@@ -10424,8 +10424,8 @@
         <w:t xml:space="preserve">Browser tooling may be required for final diagnosis; if unavailable, capture backend/transport evidence first and escalate for browser inspection with requested artifacts: DevTools trace, Lighthouse or WebPageTest report, RUM segment, device/viewport class, and before/after screenshots when visual instability is involved.</w:t>
       </w:r>
     </w:p>
-    <w:bookmarkEnd w:id="115"/>
-    <w:bookmarkStart w:id="116" w:name="commands-7"/>
+    <w:bookmarkEnd w:id="95"/>
+    <w:bookmarkStart w:id="96" w:name="commands-7"/>
     <w:p>
       <w:pPr>
         <w:pStyle w:val="Heading3"/>
@@ -10727,8 +10727,8 @@
         <w:t xml:space="preserve">true</w:t>
       </w:r>
     </w:p>
-    <w:bookmarkEnd w:id="116"/>
-    <w:bookmarkStart w:id="117" w:name="expected-output-7"/>
+    <w:bookmarkEnd w:id="96"/>
+    <w:bookmarkStart w:id="97" w:name="expected-output-7"/>
     <w:p>
       <w:pPr>
         <w:pStyle w:val="Heading3"/>
@@ -10773,8 +10773,8 @@
         <w:t xml:space="preserve">Further LCP/INP/CLS diagnosis usually requires browser traces, RUM, lab tooling, device/viewport segmentation, and screenshots for visual instability.</w:t>
       </w:r>
     </w:p>
-    <w:bookmarkEnd w:id="117"/>
-    <w:bookmarkStart w:id="118" w:name="rollback-7"/>
+    <w:bookmarkEnd w:id="97"/>
+    <w:bookmarkStart w:id="98" w:name="rollback-7"/>
     <w:p>
       <w:pPr>
         <w:pStyle w:val="Heading3"/>
@@ -10791,8 +10791,8 @@
         <w:t xml:space="preserve">If the regression follows a deploy, rollback through the normal release system after incident lead approval. If it follows a CDN/cache/optimization plugin change, restore the previous configuration.</w:t>
       </w:r>
     </w:p>
-    <w:bookmarkEnd w:id="118"/>
-    <w:bookmarkStart w:id="119" w:name="verification-7"/>
+    <w:bookmarkEnd w:id="98"/>
+    <w:bookmarkStart w:id="99" w:name="verification-7"/>
     <w:p>
       <w:pPr>
         <w:pStyle w:val="Heading3"/>
@@ -11006,8 +11006,8 @@
         <w:t xml:space="preserve">Expected: backend/transport signals are healthy before handing off to browser-level investigation; after frontend mitigation, field or lab metrics improve for the same template/device class.</w:t>
       </w:r>
     </w:p>
-    <w:bookmarkEnd w:id="119"/>
-    <w:bookmarkStart w:id="120" w:name="escalate-if-7"/>
+    <w:bookmarkEnd w:id="99"/>
+    <w:bookmarkStart w:id="100" w:name="escalate-if-7"/>
     <w:p>
       <w:pPr>
         <w:pStyle w:val="Heading3"/>
@@ -11071,9 +11071,9 @@
         </w:pict>
       </w:r>
     </w:p>
-    <w:bookmarkEnd w:id="120"/>
-    <w:bookmarkEnd w:id="121"/>
-    <w:bookmarkStart w:id="122" w:name="recovery-verification-checklist"/>
+    <w:bookmarkEnd w:id="100"/>
+    <w:bookmarkEnd w:id="101"/>
+    <w:bookmarkStart w:id="102" w:name="recovery-verification-checklist"/>
     <w:p>
       <w:pPr>
         <w:pStyle w:val="Heading2"/>
@@ -11166,8 +11166,8 @@
         <w:t xml:space="preserve">Stakeholders know what changed, what remains under watch, and when the next update or closeout will happen.</w:t>
       </w:r>
     </w:p>
-    <w:bookmarkEnd w:id="122"/>
-    <w:bookmarkStart w:id="123" w:name="post-incident-follow-up"/>
+    <w:bookmarkEnd w:id="102"/>
+    <w:bookmarkStart w:id="103" w:name="post-incident-follow-up"/>
     <w:p>
       <w:pPr>
         <w:pStyle w:val="Heading2"/>
@@ -11236,10 +11236,10 @@
         <w:t xml:space="preserve">Update this runbook if responders had to improvise.</w:t>
       </w:r>
     </w:p>
-    <w:bookmarkEnd w:id="123"/>
-    <w:bookmarkEnd w:id="124"/>
+    <w:bookmarkEnd w:id="103"/>
+    <w:bookmarkEnd w:id="104"/>
     <w:sectPr>
-      <w:footerReference r:id="rId31" w:type="default"/>
+      <w:footerReference r:id="rId9" w:type="default"/>
       <w:footnotePr>
         <w:numRestart w:val="eachSect"/>
       </w:footnotePr>

--- a/WordPress-Performance-Incident-Runbook.docx
+++ b/WordPress-Performance-Incident-Runbook.docx
@@ -26,7 +26,7 @@
         <w:t xml:space="preserve">Dan Knauss, General Editor</w:t>
       </w:r>
     </w:p>
-    <w:bookmarkStart w:id="24" w:name="wordpress-performance-incident-runbook"/>
+    <w:bookmarkStart w:id="44" w:name="wordpress-performance-incident-runbook"/>
     <w:p>
       <w:pPr>
         <w:pStyle w:val="Heading1"/>
@@ -141,7 +141,7 @@
           <w:numId w:val="1001"/>
         </w:numPr>
       </w:pPr>
-      <w:hyperlink r:id="rId20">
+      <w:hyperlink r:id="rId40">
         <w:r>
           <w:rPr>
             <w:rStyle w:val="VerbatimChar"/>
@@ -164,7 +164,7 @@
           <w:numId w:val="1001"/>
         </w:numPr>
       </w:pPr>
-      <w:hyperlink r:id="rId21">
+      <w:hyperlink r:id="rId41">
         <w:r>
           <w:rPr>
             <w:rStyle w:val="VerbatimChar"/>
@@ -187,7 +187,7 @@
           <w:numId w:val="1001"/>
         </w:numPr>
       </w:pPr>
-      <w:hyperlink r:id="rId22">
+      <w:hyperlink r:id="rId42">
         <w:r>
           <w:rPr>
             <w:rStyle w:val="VerbatimChar"/>
@@ -210,7 +210,7 @@
           <w:numId w:val="1001"/>
         </w:numPr>
       </w:pPr>
-      <w:hyperlink r:id="rId23">
+      <w:hyperlink r:id="rId43">
         <w:r>
           <w:rPr>
             <w:rStyle w:val="VerbatimChar"/>
@@ -225,8 +225,8 @@
         <w:t xml:space="preserve">explains transients, persistent object cache behavior, and cache-stampede risk.</w:t>
       </w:r>
     </w:p>
-    <w:bookmarkEnd w:id="24"/>
-    <w:bookmarkStart w:id="104" w:name="table-of-contents"/>
+    <w:bookmarkEnd w:id="44"/>
+    <w:bookmarkStart w:id="124" w:name="table-of-contents"/>
     <w:p>
       <w:pPr>
         <w:pStyle w:val="Heading1"/>
@@ -1578,7 +1578,7 @@
         </w:r>
       </w:hyperlink>
     </w:p>
-    <w:bookmarkStart w:id="25" w:name="environment-placeholders"/>
+    <w:bookmarkStart w:id="45" w:name="environment-placeholders"/>
     <w:p>
       <w:pPr>
         <w:pStyle w:val="Heading2"/>
@@ -2514,8 +2514,8 @@
         <w:t xml:space="preserve">for the selected site and verified before raw SQL is used. For network-wide checks, label the command as network-wide before running it.</w:t>
       </w:r>
     </w:p>
-    <w:bookmarkEnd w:id="25"/>
-    <w:bookmarkStart w:id="26" w:name="severity-triggers"/>
+    <w:bookmarkEnd w:id="45"/>
+    <w:bookmarkStart w:id="46" w:name="severity-triggers"/>
     <w:p>
       <w:pPr>
         <w:pStyle w:val="Heading2"/>
@@ -2680,8 +2680,8 @@
         </w:tc>
       </w:tr>
     </w:tbl>
-    <w:bookmarkEnd w:id="26"/>
-    <w:bookmarkStart w:id="27" w:name="communications-cadence"/>
+    <w:bookmarkEnd w:id="46"/>
+    <w:bookmarkStart w:id="47" w:name="communications-cadence"/>
     <w:p>
       <w:pPr>
         <w:pStyle w:val="Heading2"/>
@@ -2762,8 +2762,8 @@
         <w:t xml:space="preserve">Channels: [CUSTOMIZE: incident channel, status page, customer-support channel, executive/internal update path].</w:t>
       </w:r>
     </w:p>
-    <w:bookmarkEnd w:id="27"/>
-    <w:bookmarkStart w:id="28" w:name="safety-rules"/>
+    <w:bookmarkEnd w:id="47"/>
+    <w:bookmarkStart w:id="48" w:name="safety-rules"/>
     <w:p>
       <w:pPr>
         <w:pStyle w:val="Heading2"/>
@@ -2844,8 +2844,8 @@
         <w:t xml:space="preserve">Preserve evidence: save command output, timestamps, and before/after measurements.</w:t>
       </w:r>
     </w:p>
-    <w:bookmarkEnd w:id="28"/>
-    <w:bookmarkStart w:id="29" w:name="first-10-minutes"/>
+    <w:bookmarkEnd w:id="48"/>
+    <w:bookmarkStart w:id="49" w:name="first-10-minutes"/>
     <w:p>
       <w:pPr>
         <w:pStyle w:val="Heading2"/>
@@ -2945,8 +2945,8 @@
         </w:pict>
       </w:r>
     </w:p>
-    <w:bookmarkEnd w:id="29"/>
-    <w:bookmarkStart w:id="38" w:name="X2972ce79a225ec9e67bb45a8282f22384452f4e"/>
+    <w:bookmarkEnd w:id="49"/>
+    <w:bookmarkStart w:id="58" w:name="X2972ce79a225ec9e67bb45a8282f22384452f4e"/>
     <w:p>
       <w:pPr>
         <w:pStyle w:val="Heading2"/>
@@ -2955,7 +2955,7 @@
         <w:t xml:space="preserve">Procedure 1: Initial performance incident triage</w:t>
       </w:r>
     </w:p>
-    <w:bookmarkStart w:id="30" w:name="procedure-metadata"/>
+    <w:bookmarkStart w:id="50" w:name="procedure-metadata"/>
     <w:p>
       <w:pPr>
         <w:pStyle w:val="Heading3"/>
@@ -3024,8 +3024,8 @@
         <w:t xml:space="preserve">Last Drill Date: [CUSTOMIZE: YYYY-MM-DD / N/A]</w:t>
       </w:r>
     </w:p>
-    <w:bookmarkEnd w:id="30"/>
-    <w:bookmarkStart w:id="31" w:name="purpose"/>
+    <w:bookmarkEnd w:id="50"/>
+    <w:bookmarkStart w:id="51" w:name="purpose"/>
     <w:p>
       <w:pPr>
         <w:pStyle w:val="Heading3"/>
@@ -3042,8 +3042,8 @@
         <w:t xml:space="preserve">Establish the incident scope, preserve evidence, and decide which deeper procedure to run next.</w:t>
       </w:r>
     </w:p>
-    <w:bookmarkEnd w:id="31"/>
-    <w:bookmarkStart w:id="32" w:name="prerequisites"/>
+    <w:bookmarkEnd w:id="51"/>
+    <w:bookmarkStart w:id="52" w:name="prerequisites"/>
     <w:p>
       <w:pPr>
         <w:pStyle w:val="Heading3"/>
@@ -3100,8 +3100,8 @@
         <w:t xml:space="preserve">Known affected URL, known-good URL, and expected user state: anonymous, logged-in, admin, REST, AJAX, cron, or checkout/account.</w:t>
       </w:r>
     </w:p>
-    <w:bookmarkEnd w:id="32"/>
-    <w:bookmarkStart w:id="33" w:name="commands"/>
+    <w:bookmarkEnd w:id="52"/>
+    <w:bookmarkStart w:id="53" w:name="commands"/>
     <w:p>
       <w:pPr>
         <w:pStyle w:val="Heading3"/>
@@ -3919,8 +3919,8 @@
         <w:t xml:space="preserve"> option get home</w:t>
       </w:r>
     </w:p>
-    <w:bookmarkEnd w:id="33"/>
-    <w:bookmarkStart w:id="34" w:name="expected-output"/>
+    <w:bookmarkEnd w:id="53"/>
+    <w:bookmarkStart w:id="54" w:name="expected-output"/>
     <w:p>
       <w:pPr>
         <w:pStyle w:val="Heading3"/>
@@ -4022,8 +4022,8 @@
         <w:t xml:space="preserve">WP-CLI returns the WordPress version and expected site URLs.</w:t>
       </w:r>
     </w:p>
-    <w:bookmarkEnd w:id="34"/>
-    <w:bookmarkStart w:id="35" w:name="rollback"/>
+    <w:bookmarkEnd w:id="54"/>
+    <w:bookmarkStart w:id="55" w:name="rollback"/>
     <w:p>
       <w:pPr>
         <w:pStyle w:val="Heading3"/>
@@ -4040,8 +4040,8 @@
         <w:t xml:space="preserve">No rollback is required. This procedure is read-only.</w:t>
       </w:r>
     </w:p>
-    <w:bookmarkEnd w:id="35"/>
-    <w:bookmarkStart w:id="36" w:name="verification"/>
+    <w:bookmarkEnd w:id="55"/>
+    <w:bookmarkStart w:id="56" w:name="verification"/>
     <w:p>
       <w:pPr>
         <w:pStyle w:val="Heading3"/>
@@ -4306,8 +4306,8 @@
         <w:t xml:space="preserve">Expected: both checks print success messages.</w:t>
       </w:r>
     </w:p>
-    <w:bookmarkEnd w:id="36"/>
-    <w:bookmarkStart w:id="37" w:name="escalate-if"/>
+    <w:bookmarkEnd w:id="56"/>
+    <w:bookmarkStart w:id="57" w:name="escalate-if"/>
     <w:p>
       <w:pPr>
         <w:pStyle w:val="Heading3"/>
@@ -4359,9 +4359,9 @@
         </w:pict>
       </w:r>
     </w:p>
-    <w:bookmarkEnd w:id="37"/>
-    <w:bookmarkEnd w:id="38"/>
-    <w:bookmarkStart w:id="47" w:name="X83746c02efcb7355199d36e3bbf2b98118bf50d"/>
+    <w:bookmarkEnd w:id="57"/>
+    <w:bookmarkEnd w:id="58"/>
+    <w:bookmarkStart w:id="67" w:name="X83746c02efcb7355199d36e3bbf2b98118bf50d"/>
     <w:p>
       <w:pPr>
         <w:pStyle w:val="Heading2"/>
@@ -4370,7 +4370,7 @@
         <w:t xml:space="preserve">Procedure 2: High TTFB on anonymous public pages</w:t>
       </w:r>
     </w:p>
-    <w:bookmarkStart w:id="39" w:name="procedure-metadata-1"/>
+    <w:bookmarkStart w:id="59" w:name="procedure-metadata-1"/>
     <w:p>
       <w:pPr>
         <w:pStyle w:val="Heading3"/>
@@ -4439,8 +4439,8 @@
         <w:t xml:space="preserve">Last Drill Date: [CUSTOMIZE: YYYY-MM-DD / N/A]</w:t>
       </w:r>
     </w:p>
-    <w:bookmarkEnd w:id="39"/>
-    <w:bookmarkStart w:id="40" w:name="purpose-1"/>
+    <w:bookmarkEnd w:id="59"/>
+    <w:bookmarkStart w:id="60" w:name="purpose-1"/>
     <w:p>
       <w:pPr>
         <w:pStyle w:val="Heading3"/>
@@ -4457,8 +4457,8 @@
         <w:t xml:space="preserve">Determine whether high anonymous-page TTFB is caused by cache miss/bypass, transport/edge delay, origin/PHP execution, database work, object-cache misses, or external dependencies.</w:t>
       </w:r>
     </w:p>
-    <w:bookmarkEnd w:id="40"/>
-    <w:bookmarkStart w:id="41" w:name="prerequisites-1"/>
+    <w:bookmarkEnd w:id="60"/>
+    <w:bookmarkStart w:id="61" w:name="prerequisites-1"/>
     <w:p>
       <w:pPr>
         <w:pStyle w:val="Heading3"/>
@@ -4503,8 +4503,8 @@
         <w:t xml:space="preserve">Permission to inspect cache rules and origin metrics.</w:t>
       </w:r>
     </w:p>
-    <w:bookmarkEnd w:id="41"/>
-    <w:bookmarkStart w:id="42" w:name="commands-1"/>
+    <w:bookmarkEnd w:id="61"/>
+    <w:bookmarkStart w:id="62" w:name="commands-1"/>
     <w:p>
       <w:pPr>
         <w:pStyle w:val="Heading3"/>
@@ -4992,8 +4992,8 @@
         <w:t xml:space="preserve"># wp "${WP_CLI_SITE_ARGS[@]}" transient delete --expired</w:t>
       </w:r>
     </w:p>
-    <w:bookmarkEnd w:id="42"/>
-    <w:bookmarkStart w:id="43" w:name="expected-output-1"/>
+    <w:bookmarkEnd w:id="62"/>
+    <w:bookmarkStart w:id="63" w:name="expected-output-1"/>
     <w:p>
       <w:pPr>
         <w:pStyle w:val="Heading3"/>
@@ -5095,8 +5095,8 @@
         <w:t xml:space="preserve">on anonymous cacheable pages is a red flag because it can fragment or bypass HTML cache.</w:t>
       </w:r>
     </w:p>
-    <w:bookmarkEnd w:id="43"/>
-    <w:bookmarkStart w:id="44" w:name="rollback-1"/>
+    <w:bookmarkEnd w:id="63"/>
+    <w:bookmarkStart w:id="64" w:name="rollback-1"/>
     <w:p>
       <w:pPr>
         <w:pStyle w:val="Heading3"/>
@@ -5113,8 +5113,8 @@
         <w:t xml:space="preserve">No rollback is required for the default read-only checks. If the optional expired-transient cleanup is approved and run, there is no practical rollback for deleted expired transient rows; rely on application regeneration and continue monitoring. If an approved cache-rule change is made outside this procedure, restore the previous cache rule from the CDN/host change history.</w:t>
       </w:r>
     </w:p>
-    <w:bookmarkEnd w:id="44"/>
-    <w:bookmarkStart w:id="45" w:name="verification-1"/>
+    <w:bookmarkEnd w:id="64"/>
+    <w:bookmarkStart w:id="65" w:name="verification-1"/>
     <w:p>
       <w:pPr>
         <w:pStyle w:val="Heading3"/>
@@ -5424,8 +5424,8 @@
         <w:t xml:space="preserve">Expected: cacheable anonymous pages show an intentional cache status and improved TTFB after warming.</w:t>
       </w:r>
     </w:p>
-    <w:bookmarkEnd w:id="45"/>
-    <w:bookmarkStart w:id="46" w:name="escalate-if-1"/>
+    <w:bookmarkEnd w:id="65"/>
+    <w:bookmarkStart w:id="66" w:name="escalate-if-1"/>
     <w:p>
       <w:pPr>
         <w:pStyle w:val="Heading3"/>
@@ -5489,9 +5489,9 @@
         </w:pict>
       </w:r>
     </w:p>
-    <w:bookmarkEnd w:id="46"/>
-    <w:bookmarkEnd w:id="47"/>
-    <w:bookmarkStart w:id="56" w:name="Xc78eb344ec27429bb25e7513b2e40832aa38ddf"/>
+    <w:bookmarkEnd w:id="66"/>
+    <w:bookmarkEnd w:id="67"/>
+    <w:bookmarkStart w:id="76" w:name="Xc78eb344ec27429bb25e7513b2e40832aa38ddf"/>
     <w:p>
       <w:pPr>
         <w:pStyle w:val="Heading2"/>
@@ -5500,7 +5500,7 @@
         <w:t xml:space="preserve">Procedure 3: High TTFB on logged-in, admin, REST, or AJAX requests</w:t>
       </w:r>
     </w:p>
-    <w:bookmarkStart w:id="48" w:name="procedure-metadata-2"/>
+    <w:bookmarkStart w:id="68" w:name="procedure-metadata-2"/>
     <w:p>
       <w:pPr>
         <w:pStyle w:val="Heading3"/>
@@ -5569,8 +5569,8 @@
         <w:t xml:space="preserve">Last Drill Date: [CUSTOMIZE: YYYY-MM-DD / N/A]</w:t>
       </w:r>
     </w:p>
-    <w:bookmarkEnd w:id="48"/>
-    <w:bookmarkStart w:id="49" w:name="purpose-2"/>
+    <w:bookmarkEnd w:id="68"/>
+    <w:bookmarkStart w:id="69" w:name="purpose-2"/>
     <w:p>
       <w:pPr>
         <w:pStyle w:val="Heading3"/>
@@ -5587,8 +5587,8 @@
         <w:t xml:space="preserve">Diagnose slow dynamic requests that cannot be solved by public full-page caching.</w:t>
       </w:r>
     </w:p>
-    <w:bookmarkEnd w:id="49"/>
-    <w:bookmarkStart w:id="50" w:name="prerequisites-2"/>
+    <w:bookmarkEnd w:id="69"/>
+    <w:bookmarkStart w:id="70" w:name="prerequisites-2"/>
     <w:p>
       <w:pPr>
         <w:pStyle w:val="Heading3"/>
@@ -5648,8 +5648,8 @@
         <w:t xml:space="preserve">WP-CLI profile and doctor packages may not be installed; check availability before relying on them.</w:t>
       </w:r>
     </w:p>
-    <w:bookmarkEnd w:id="50"/>
-    <w:bookmarkStart w:id="51" w:name="commands-2"/>
+    <w:bookmarkEnd w:id="70"/>
+    <w:bookmarkStart w:id="71" w:name="commands-2"/>
     <w:p>
       <w:pPr>
         <w:pStyle w:val="Heading3"/>
@@ -6392,8 +6392,8 @@
         <w:t xml:space="preserve">active</w:t>
       </w:r>
     </w:p>
-    <w:bookmarkEnd w:id="51"/>
-    <w:bookmarkStart w:id="52" w:name="expected-output-2"/>
+    <w:bookmarkEnd w:id="71"/>
+    <w:bookmarkStart w:id="72" w:name="expected-output-2"/>
     <w:p>
       <w:pPr>
         <w:pStyle w:val="Heading3"/>
@@ -6477,8 +6477,8 @@
         <w:t xml:space="preserve">Active plugin/theme inventory supports rollback and ownership decisions.</w:t>
       </w:r>
     </w:p>
-    <w:bookmarkEnd w:id="52"/>
-    <w:bookmarkStart w:id="53" w:name="rollback-2"/>
+    <w:bookmarkEnd w:id="72"/>
+    <w:bookmarkStart w:id="73" w:name="rollback-2"/>
     <w:p>
       <w:pPr>
         <w:pStyle w:val="Heading3"/>
@@ -6495,8 +6495,8 @@
         <w:t xml:space="preserve">No rollback is required for profiling. If an approved mitigation disables a plugin/module or changes configuration, restore the previous plugin/configuration state from the incident log or deployment system.</w:t>
       </w:r>
     </w:p>
-    <w:bookmarkEnd w:id="53"/>
-    <w:bookmarkStart w:id="54" w:name="verification-2"/>
+    <w:bookmarkEnd w:id="73"/>
+    <w:bookmarkStart w:id="74" w:name="verification-2"/>
     <w:p>
       <w:pPr>
         <w:pStyle w:val="Heading3"/>
@@ -6995,8 +6995,8 @@
         <w:t xml:space="preserve">Expected: TTFB and total time improve for the same URL, user state, authentication method, and expected HTTP status/body marker, or the dominant bottleneck is identified for escalation.</w:t>
       </w:r>
     </w:p>
-    <w:bookmarkEnd w:id="54"/>
-    <w:bookmarkStart w:id="55" w:name="escalate-if-2"/>
+    <w:bookmarkEnd w:id="74"/>
+    <w:bookmarkStart w:id="75" w:name="escalate-if-2"/>
     <w:p>
       <w:pPr>
         <w:pStyle w:val="Heading3"/>
@@ -7060,9 +7060,9 @@
         </w:pict>
       </w:r>
     </w:p>
-    <w:bookmarkEnd w:id="55"/>
-    <w:bookmarkEnd w:id="56"/>
-    <w:bookmarkStart w:id="65" w:name="X78d9c4b3fea6ba66ffeacb2d31c1711612d8c1b"/>
+    <w:bookmarkEnd w:id="75"/>
+    <w:bookmarkEnd w:id="76"/>
+    <w:bookmarkStart w:id="85" w:name="X78d9c4b3fea6ba66ffeacb2d31c1711612d8c1b"/>
     <w:p>
       <w:pPr>
         <w:pStyle w:val="Heading2"/>
@@ -7071,7 +7071,7 @@
         <w:t xml:space="preserve">Procedure 4: Database slowdown, autoload bloat, or expensive queries</w:t>
       </w:r>
     </w:p>
-    <w:bookmarkStart w:id="57" w:name="procedure-metadata-3"/>
+    <w:bookmarkStart w:id="77" w:name="procedure-metadata-3"/>
     <w:p>
       <w:pPr>
         <w:pStyle w:val="Heading3"/>
@@ -7140,8 +7140,8 @@
         <w:t xml:space="preserve">Last Drill Date: [CUSTOMIZE: YYYY-MM-DD / N/A]</w:t>
       </w:r>
     </w:p>
-    <w:bookmarkEnd w:id="57"/>
-    <w:bookmarkStart w:id="58" w:name="purpose-3"/>
+    <w:bookmarkEnd w:id="77"/>
+    <w:bookmarkStart w:id="78" w:name="purpose-3"/>
     <w:p>
       <w:pPr>
         <w:pStyle w:val="Heading3"/>
@@ -7158,8 +7158,8 @@
         <w:t xml:space="preserve">Identify whether database time is dominated by slow queries, too many queries, inefficient query shape, or autoloaded option bloat.</w:t>
       </w:r>
     </w:p>
-    <w:bookmarkEnd w:id="58"/>
-    <w:bookmarkStart w:id="59" w:name="prerequisites-3"/>
+    <w:bookmarkEnd w:id="78"/>
+    <w:bookmarkStart w:id="79" w:name="prerequisites-3"/>
     <w:p>
       <w:pPr>
         <w:pStyle w:val="Heading3"/>
@@ -7204,8 +7204,8 @@
         <w:t xml:space="preserve">Current backup/snapshot before any write operation.</w:t>
       </w:r>
     </w:p>
-    <w:bookmarkEnd w:id="59"/>
-    <w:bookmarkStart w:id="60" w:name="commands-3"/>
+    <w:bookmarkEnd w:id="79"/>
+    <w:bookmarkStart w:id="80" w:name="commands-3"/>
     <w:p>
       <w:pPr>
         <w:pStyle w:val="Heading3"/>
@@ -7417,8 +7417,8 @@
         <w:t xml:space="preserve">--tables</w:t>
       </w:r>
     </w:p>
-    <w:bookmarkEnd w:id="60"/>
-    <w:bookmarkStart w:id="61" w:name="expected-output-3"/>
+    <w:bookmarkEnd w:id="80"/>
+    <w:bookmarkStart w:id="81" w:name="expected-output-3"/>
     <w:p>
       <w:pPr>
         <w:pStyle w:val="Heading3"/>
@@ -7514,8 +7514,8 @@
         <w:t xml:space="preserve">Large tables are identified for deeper query review.</w:t>
       </w:r>
     </w:p>
-    <w:bookmarkEnd w:id="61"/>
-    <w:bookmarkStart w:id="62" w:name="rollback-3"/>
+    <w:bookmarkEnd w:id="81"/>
+    <w:bookmarkStart w:id="82" w:name="rollback-3"/>
     <w:p>
       <w:pPr>
         <w:pStyle w:val="Heading3"/>
@@ -7633,8 +7633,8 @@
         <w:t xml:space="preserve"># wp "${WP_CLI_SITE_ARGS[@]}" option set-autoload "[CUSTOMIZE: option_name]" on</w:t>
       </w:r>
     </w:p>
-    <w:bookmarkEnd w:id="62"/>
-    <w:bookmarkStart w:id="63" w:name="verification-3"/>
+    <w:bookmarkEnd w:id="82"/>
+    <w:bookmarkStart w:id="83" w:name="verification-3"/>
     <w:p>
       <w:pPr>
         <w:pStyle w:val="Heading3"/>
@@ -7920,8 +7920,8 @@
         <w:t xml:space="preserve">Expected: autoload footprint decreases if that was the target, and the affected request improves without functional regression.</w:t>
       </w:r>
     </w:p>
-    <w:bookmarkEnd w:id="63"/>
-    <w:bookmarkStart w:id="64" w:name="escalate-if-3"/>
+    <w:bookmarkEnd w:id="83"/>
+    <w:bookmarkStart w:id="84" w:name="escalate-if-3"/>
     <w:p>
       <w:pPr>
         <w:pStyle w:val="Heading3"/>
@@ -7997,9 +7997,9 @@
         </w:pict>
       </w:r>
     </w:p>
-    <w:bookmarkEnd w:id="64"/>
-    <w:bookmarkEnd w:id="65"/>
-    <w:bookmarkStart w:id="74" w:name="Xf57d3723339981668969bd6c50405868f5f0541"/>
+    <w:bookmarkEnd w:id="84"/>
+    <w:bookmarkEnd w:id="85"/>
+    <w:bookmarkStart w:id="94" w:name="Xf57d3723339981668969bd6c50405868f5f0541"/>
     <w:p>
       <w:pPr>
         <w:pStyle w:val="Heading2"/>
@@ -8008,7 +8008,7 @@
         <w:t xml:space="preserve">Procedure 5: Object cache failure or cache stampede</w:t>
       </w:r>
     </w:p>
-    <w:bookmarkStart w:id="66" w:name="procedure-metadata-4"/>
+    <w:bookmarkStart w:id="86" w:name="procedure-metadata-4"/>
     <w:p>
       <w:pPr>
         <w:pStyle w:val="Heading3"/>
@@ -8077,8 +8077,8 @@
         <w:t xml:space="preserve">Last Drill Date: [CUSTOMIZE: YYYY-MM-DD / N/A]</w:t>
       </w:r>
     </w:p>
-    <w:bookmarkEnd w:id="66"/>
-    <w:bookmarkStart w:id="67" w:name="purpose-4"/>
+    <w:bookmarkEnd w:id="86"/>
+    <w:bookmarkStart w:id="87" w:name="purpose-4"/>
     <w:p>
       <w:pPr>
         <w:pStyle w:val="Heading3"/>
@@ -8095,8 +8095,8 @@
         <w:t xml:space="preserve">Determine whether a persistent object cache failure, poor hit rate, key misuse, or cache stampede is causing origin/database overload.</w:t>
       </w:r>
     </w:p>
-    <w:bookmarkEnd w:id="67"/>
-    <w:bookmarkStart w:id="68" w:name="prerequisites-4"/>
+    <w:bookmarkEnd w:id="87"/>
+    <w:bookmarkStart w:id="88" w:name="prerequisites-4"/>
     <w:p>
       <w:pPr>
         <w:pStyle w:val="Heading3"/>
@@ -8141,8 +8141,8 @@
         <w:t xml:space="preserve">Approval before restarting cache services or flushing object cache.</w:t>
       </w:r>
     </w:p>
-    <w:bookmarkEnd w:id="68"/>
-    <w:bookmarkStart w:id="69" w:name="commands-4"/>
+    <w:bookmarkEnd w:id="88"/>
+    <w:bookmarkStart w:id="89" w:name="commands-4"/>
     <w:p>
       <w:pPr>
         <w:pStyle w:val="Heading3"/>
@@ -8441,8 +8441,8 @@
         <w:t xml:space="preserve"># wp "${WP_CLI_SITE_ARGS[@]}" transient delete --expired</w:t>
       </w:r>
     </w:p>
-    <w:bookmarkEnd w:id="69"/>
-    <w:bookmarkStart w:id="70" w:name="expected-output-4"/>
+    <w:bookmarkEnd w:id="89"/>
+    <w:bookmarkStart w:id="90" w:name="expected-output-4"/>
     <w:p>
       <w:pPr>
         <w:pStyle w:val="Heading3"/>
@@ -8496,8 +8496,8 @@
         <w:t xml:space="preserve">Expired transient cleanup is intentionally not part of the default read-only evidence gathering. If approved, it is only a cleanup action and should not be treated as a primary incident fix.</w:t>
       </w:r>
     </w:p>
-    <w:bookmarkEnd w:id="70"/>
-    <w:bookmarkStart w:id="71" w:name="rollback-4"/>
+    <w:bookmarkEnd w:id="90"/>
+    <w:bookmarkStart w:id="91" w:name="rollback-4"/>
     <w:p>
       <w:pPr>
         <w:pStyle w:val="Heading3"/>
@@ -8552,8 +8552,8 @@
         <w:t xml:space="preserve"># wp "${WP_CLI_SITE_ARGS[@]}" redis disable</w:t>
       </w:r>
     </w:p>
-    <w:bookmarkEnd w:id="71"/>
-    <w:bookmarkStart w:id="72" w:name="verification-4"/>
+    <w:bookmarkEnd w:id="91"/>
+    <w:bookmarkStart w:id="92" w:name="verification-4"/>
     <w:p>
       <w:pPr>
         <w:pStyle w:val="Heading3"/>
@@ -8767,8 +8767,8 @@
         <w:t xml:space="preserve">Expected: database load, cache errors, or TTFB improve after the approved mitigation.</w:t>
       </w:r>
     </w:p>
-    <w:bookmarkEnd w:id="72"/>
-    <w:bookmarkStart w:id="73" w:name="escalate-if-4"/>
+    <w:bookmarkEnd w:id="92"/>
+    <w:bookmarkStart w:id="93" w:name="escalate-if-4"/>
     <w:p>
       <w:pPr>
         <w:pStyle w:val="Heading3"/>
@@ -8856,9 +8856,9 @@
         </w:pict>
       </w:r>
     </w:p>
-    <w:bookmarkEnd w:id="73"/>
-    <w:bookmarkEnd w:id="74"/>
-    <w:bookmarkStart w:id="83" w:name="Xadcb7e5d04c1ad327e3c6b4ab2c3a924786c591"/>
+    <w:bookmarkEnd w:id="93"/>
+    <w:bookmarkEnd w:id="94"/>
+    <w:bookmarkStart w:id="103" w:name="Xadcb7e5d04c1ad327e3c6b4ab2c3a924786c591"/>
     <w:p>
       <w:pPr>
         <w:pStyle w:val="Heading2"/>
@@ -8867,7 +8867,7 @@
         <w:t xml:space="preserve">Procedure 6: WP-Cron or Action Scheduler backlog</w:t>
       </w:r>
     </w:p>
-    <w:bookmarkStart w:id="75" w:name="procedure-metadata-5"/>
+    <w:bookmarkStart w:id="95" w:name="procedure-metadata-5"/>
     <w:p>
       <w:pPr>
         <w:pStyle w:val="Heading3"/>
@@ -8936,8 +8936,8 @@
         <w:t xml:space="preserve">Last Drill Date: [CUSTOMIZE: YYYY-MM-DD / N/A]</w:t>
       </w:r>
     </w:p>
-    <w:bookmarkEnd w:id="75"/>
-    <w:bookmarkStart w:id="76" w:name="purpose-5"/>
+    <w:bookmarkEnd w:id="95"/>
+    <w:bookmarkStart w:id="96" w:name="purpose-5"/>
     <w:p>
       <w:pPr>
         <w:pStyle w:val="Heading3"/>
@@ -8954,8 +8954,8 @@
         <w:t xml:space="preserve">Identify whether due cron events, failed scheduled actions, or overlapping background jobs are causing request-time latency or delayed business workflows.</w:t>
       </w:r>
     </w:p>
-    <w:bookmarkEnd w:id="76"/>
-    <w:bookmarkStart w:id="77" w:name="prerequisites-5"/>
+    <w:bookmarkEnd w:id="96"/>
+    <w:bookmarkStart w:id="97" w:name="prerequisites-5"/>
     <w:p>
       <w:pPr>
         <w:pStyle w:val="Heading3"/>
@@ -9000,8 +9000,8 @@
         <w:t xml:space="preserve">Knowledge of whether WooCommerce or Action Scheduler is active.</w:t>
       </w:r>
     </w:p>
-    <w:bookmarkEnd w:id="77"/>
-    <w:bookmarkStart w:id="78" w:name="commands-5"/>
+    <w:bookmarkEnd w:id="97"/>
+    <w:bookmarkStart w:id="98" w:name="commands-5"/>
     <w:p>
       <w:pPr>
         <w:pStyle w:val="Heading3"/>
@@ -9168,8 +9168,8 @@
         <w:t xml:space="preserve"># wp "${WP_CLI_SITE_ARGS[@]}" action-scheduler list --status=failed --per-page=20</w:t>
       </w:r>
     </w:p>
-    <w:bookmarkEnd w:id="78"/>
-    <w:bookmarkStart w:id="79" w:name="expected-output-5"/>
+    <w:bookmarkEnd w:id="98"/>
+    <w:bookmarkStart w:id="99" w:name="expected-output-5"/>
     <w:p>
       <w:pPr>
         <w:pStyle w:val="Heading3"/>
@@ -9214,8 +9214,8 @@
         <w:t xml:space="preserve">Failed Action Scheduler jobs identify plugin/business workflow ownership.</w:t>
       </w:r>
     </w:p>
-    <w:bookmarkEnd w:id="79"/>
-    <w:bookmarkStart w:id="80" w:name="rollback-5"/>
+    <w:bookmarkEnd w:id="99"/>
+    <w:bookmarkStart w:id="100" w:name="rollback-5"/>
     <w:p>
       <w:pPr>
         <w:pStyle w:val="Heading3"/>
@@ -9267,8 +9267,8 @@
         <w:t xml:space="preserve">// define( 'DISABLE_WP_CRON', true );</w:t>
       </w:r>
     </w:p>
-    <w:bookmarkEnd w:id="80"/>
-    <w:bookmarkStart w:id="81" w:name="verification-5"/>
+    <w:bookmarkEnd w:id="100"/>
+    <w:bookmarkStart w:id="101" w:name="verification-5"/>
     <w:p>
       <w:pPr>
         <w:pStyle w:val="Heading3"/>
@@ -9401,8 +9401,8 @@
         <w:t xml:space="preserve">Expected: read-only verification shows whether due events are decreasing under the normal runner. If approved cron execution is run, due events decrease or clear and business workflows such as scheduled posts, cleanup jobs, and ecommerce queues resume.</w:t>
       </w:r>
     </w:p>
-    <w:bookmarkEnd w:id="81"/>
-    <w:bookmarkStart w:id="82" w:name="escalate-if-5"/>
+    <w:bookmarkEnd w:id="101"/>
+    <w:bookmarkStart w:id="102" w:name="escalate-if-5"/>
     <w:p>
       <w:pPr>
         <w:pStyle w:val="Heading3"/>
@@ -9466,9 +9466,9 @@
         </w:pict>
       </w:r>
     </w:p>
-    <w:bookmarkEnd w:id="82"/>
-    <w:bookmarkEnd w:id="83"/>
-    <w:bookmarkStart w:id="92" w:name="X2b923f659648e52476e7d8f6178e9bedd6d19bc"/>
+    <w:bookmarkEnd w:id="102"/>
+    <w:bookmarkEnd w:id="103"/>
+    <w:bookmarkStart w:id="112" w:name="X2b923f659648e52476e7d8f6178e9bedd6d19bc"/>
     <w:p>
       <w:pPr>
         <w:pStyle w:val="Heading2"/>
@@ -9477,7 +9477,7 @@
         <w:t xml:space="preserve">Procedure 7: External API, AI connector, or third-party latency</w:t>
       </w:r>
     </w:p>
-    <w:bookmarkStart w:id="84" w:name="procedure-metadata-6"/>
+    <w:bookmarkStart w:id="104" w:name="procedure-metadata-6"/>
     <w:p>
       <w:pPr>
         <w:pStyle w:val="Heading3"/>
@@ -9546,8 +9546,8 @@
         <w:t xml:space="preserve">Last Drill Date: [CUSTOMIZE: YYYY-MM-DD / N/A]</w:t>
       </w:r>
     </w:p>
-    <w:bookmarkEnd w:id="84"/>
-    <w:bookmarkStart w:id="85" w:name="purpose-6"/>
+    <w:bookmarkEnd w:id="104"/>
+    <w:bookmarkStart w:id="105" w:name="purpose-6"/>
     <w:p>
       <w:pPr>
         <w:pStyle w:val="Heading3"/>
@@ -9564,8 +9564,8 @@
         <w:t xml:space="preserve">Identify whether external HTTP calls, WordPress 7.0 AI/connectors integrations, payment/search/CRM APIs, analytics, or embed providers are slowing critical requests.</w:t>
       </w:r>
     </w:p>
-    <w:bookmarkEnd w:id="85"/>
-    <w:bookmarkStart w:id="86" w:name="prerequisites-6"/>
+    <w:bookmarkEnd w:id="105"/>
+    <w:bookmarkStart w:id="106" w:name="prerequisites-6"/>
     <w:p>
       <w:pPr>
         <w:pStyle w:val="Heading3"/>
@@ -9610,8 +9610,8 @@
         <w:t xml:space="preserve">A safe fallback or feature flag is identified before disabling integrations.</w:t>
       </w:r>
     </w:p>
-    <w:bookmarkEnd w:id="86"/>
-    <w:bookmarkStart w:id="87" w:name="commands-6"/>
+    <w:bookmarkEnd w:id="106"/>
+    <w:bookmarkStart w:id="107" w:name="commands-6"/>
     <w:p>
       <w:pPr>
         <w:pStyle w:val="Heading3"/>
@@ -9907,8 +9907,8 @@
         <w:t xml:space="preserve">"</w:t>
       </w:r>
     </w:p>
-    <w:bookmarkEnd w:id="87"/>
-    <w:bookmarkStart w:id="88" w:name="expected-output-6"/>
+    <w:bookmarkEnd w:id="107"/>
+    <w:bookmarkStart w:id="108" w:name="expected-output-6"/>
     <w:p>
       <w:pPr>
         <w:pStyle w:val="Heading3"/>
@@ -9953,8 +9953,8 @@
         <w:t xml:space="preserve">APM traces, if available, should separate HTTP API time from PHP, database, and cache time.</w:t>
       </w:r>
     </w:p>
-    <w:bookmarkEnd w:id="88"/>
-    <w:bookmarkStart w:id="89" w:name="rollback-6"/>
+    <w:bookmarkEnd w:id="108"/>
+    <w:bookmarkStart w:id="109" w:name="rollback-6"/>
     <w:p>
       <w:pPr>
         <w:pStyle w:val="Heading3"/>
@@ -10000,8 +10000,8 @@
         <w:t xml:space="preserve"># wp "${WP_CLI_SITE_ARGS[@]}" option update "[CUSTOMIZE: option_name]" "[CUSTOMIZE: previous_value]"</w:t>
       </w:r>
     </w:p>
-    <w:bookmarkEnd w:id="89"/>
-    <w:bookmarkStart w:id="90" w:name="verification-6"/>
+    <w:bookmarkEnd w:id="109"/>
+    <w:bookmarkStart w:id="110" w:name="verification-6"/>
     <w:p>
       <w:pPr>
         <w:pStyle w:val="Heading3"/>
@@ -10215,8 +10215,8 @@
         <w:t xml:space="preserve">Expected: request time improves or APM confirms the external dependency is no longer in the critical path.</w:t>
       </w:r>
     </w:p>
-    <w:bookmarkEnd w:id="90"/>
-    <w:bookmarkStart w:id="91" w:name="escalate-if-6"/>
+    <w:bookmarkEnd w:id="110"/>
+    <w:bookmarkStart w:id="111" w:name="escalate-if-6"/>
     <w:p>
       <w:pPr>
         <w:pStyle w:val="Heading3"/>
@@ -10280,9 +10280,9 @@
         </w:pict>
       </w:r>
     </w:p>
-    <w:bookmarkEnd w:id="91"/>
-    <w:bookmarkEnd w:id="92"/>
-    <w:bookmarkStart w:id="101" w:name="procedure-8-core-web-vitals-regression"/>
+    <w:bookmarkEnd w:id="111"/>
+    <w:bookmarkEnd w:id="112"/>
+    <w:bookmarkStart w:id="121" w:name="procedure-8-core-web-vitals-regression"/>
     <w:p>
       <w:pPr>
         <w:pStyle w:val="Heading2"/>
@@ -10291,7 +10291,7 @@
         <w:t xml:space="preserve">Procedure 8: Core Web Vitals regression</w:t>
       </w:r>
     </w:p>
-    <w:bookmarkStart w:id="93" w:name="procedure-metadata-7"/>
+    <w:bookmarkStart w:id="113" w:name="procedure-metadata-7"/>
     <w:p>
       <w:pPr>
         <w:pStyle w:val="Heading3"/>
@@ -10360,8 +10360,8 @@
         <w:t xml:space="preserve">Last Drill Date: [CUSTOMIZE: YYYY-MM-DD / N/A]</w:t>
       </w:r>
     </w:p>
-    <w:bookmarkEnd w:id="93"/>
-    <w:bookmarkStart w:id="94" w:name="purpose-7"/>
+    <w:bookmarkEnd w:id="113"/>
+    <w:bookmarkStart w:id="114" w:name="purpose-7"/>
     <w:p>
       <w:pPr>
         <w:pStyle w:val="Heading3"/>
@@ -10378,8 +10378,8 @@
         <w:t xml:space="preserve">Triage a user-facing LCP, INP, or CLS regression without confusing frontend symptoms with backend, cache, or transport causes.</w:t>
       </w:r>
     </w:p>
-    <w:bookmarkEnd w:id="94"/>
-    <w:bookmarkStart w:id="95" w:name="prerequisites-7"/>
+    <w:bookmarkEnd w:id="114"/>
+    <w:bookmarkStart w:id="115" w:name="prerequisites-7"/>
     <w:p>
       <w:pPr>
         <w:pStyle w:val="Heading3"/>
@@ -10424,8 +10424,8 @@
         <w:t xml:space="preserve">Browser tooling may be required for final diagnosis; if unavailable, capture backend/transport evidence first and escalate for browser inspection with requested artifacts: DevTools trace, Lighthouse or WebPageTest report, RUM segment, device/viewport class, and before/after screenshots when visual instability is involved.</w:t>
       </w:r>
     </w:p>
-    <w:bookmarkEnd w:id="95"/>
-    <w:bookmarkStart w:id="96" w:name="commands-7"/>
+    <w:bookmarkEnd w:id="115"/>
+    <w:bookmarkStart w:id="116" w:name="commands-7"/>
     <w:p>
       <w:pPr>
         <w:pStyle w:val="Heading3"/>
@@ -10727,8 +10727,8 @@
         <w:t xml:space="preserve">true</w:t>
       </w:r>
     </w:p>
-    <w:bookmarkEnd w:id="96"/>
-    <w:bookmarkStart w:id="97" w:name="expected-output-7"/>
+    <w:bookmarkEnd w:id="116"/>
+    <w:bookmarkStart w:id="117" w:name="expected-output-7"/>
     <w:p>
       <w:pPr>
         <w:pStyle w:val="Heading3"/>
@@ -10773,8 +10773,8 @@
         <w:t xml:space="preserve">Further LCP/INP/CLS diagnosis usually requires browser traces, RUM, lab tooling, device/viewport segmentation, and screenshots for visual instability.</w:t>
       </w:r>
     </w:p>
-    <w:bookmarkEnd w:id="97"/>
-    <w:bookmarkStart w:id="98" w:name="rollback-7"/>
+    <w:bookmarkEnd w:id="117"/>
+    <w:bookmarkStart w:id="118" w:name="rollback-7"/>
     <w:p>
       <w:pPr>
         <w:pStyle w:val="Heading3"/>
@@ -10791,8 +10791,8 @@
         <w:t xml:space="preserve">If the regression follows a deploy, rollback through the normal release system after incident lead approval. If it follows a CDN/cache/optimization plugin change, restore the previous configuration.</w:t>
       </w:r>
     </w:p>
-    <w:bookmarkEnd w:id="98"/>
-    <w:bookmarkStart w:id="99" w:name="verification-7"/>
+    <w:bookmarkEnd w:id="118"/>
+    <w:bookmarkStart w:id="119" w:name="verification-7"/>
     <w:p>
       <w:pPr>
         <w:pStyle w:val="Heading3"/>
@@ -11006,8 +11006,8 @@
         <w:t xml:space="preserve">Expected: backend/transport signals are healthy before handing off to browser-level investigation; after frontend mitigation, field or lab metrics improve for the same template/device class.</w:t>
       </w:r>
     </w:p>
-    <w:bookmarkEnd w:id="99"/>
-    <w:bookmarkStart w:id="100" w:name="escalate-if-7"/>
+    <w:bookmarkEnd w:id="119"/>
+    <w:bookmarkStart w:id="120" w:name="escalate-if-7"/>
     <w:p>
       <w:pPr>
         <w:pStyle w:val="Heading3"/>
@@ -11071,9 +11071,9 @@
         </w:pict>
       </w:r>
     </w:p>
-    <w:bookmarkEnd w:id="100"/>
-    <w:bookmarkEnd w:id="101"/>
-    <w:bookmarkStart w:id="102" w:name="recovery-verification-checklist"/>
+    <w:bookmarkEnd w:id="120"/>
+    <w:bookmarkEnd w:id="121"/>
+    <w:bookmarkStart w:id="122" w:name="recovery-verification-checklist"/>
     <w:p>
       <w:pPr>
         <w:pStyle w:val="Heading2"/>
@@ -11166,8 +11166,8 @@
         <w:t xml:space="preserve">Stakeholders know what changed, what remains under watch, and when the next update or closeout will happen.</w:t>
       </w:r>
     </w:p>
-    <w:bookmarkEnd w:id="102"/>
-    <w:bookmarkStart w:id="103" w:name="post-incident-follow-up"/>
+    <w:bookmarkEnd w:id="122"/>
+    <w:bookmarkStart w:id="123" w:name="post-incident-follow-up"/>
     <w:p>
       <w:pPr>
         <w:pStyle w:val="Heading2"/>
@@ -11236,10 +11236,10 @@
         <w:t xml:space="preserve">Update this runbook if responders had to improvise.</w:t>
       </w:r>
     </w:p>
-    <w:bookmarkEnd w:id="103"/>
-    <w:bookmarkEnd w:id="104"/>
+    <w:bookmarkEnd w:id="123"/>
+    <w:bookmarkEnd w:id="124"/>
     <w:sectPr>
-      <w:footerReference r:id="rId9" w:type="default"/>
+      <w:footerReference r:id="rId31" w:type="default"/>
       <w:footnotePr>
         <w:numRestart w:val="eachSect"/>
       </w:footnotePr>
